--- a/src/Layers/W1/BaseApp/Sales/History/StandardSalesInvoiceVatSpecBody.docx
+++ b/src/Layers/W1/BaseApp/Sales/History/StandardSalesInvoiceVatSpecBody.docx
@@ -1,68 +1,53 @@
 
 <file path=word/document.xml><?xml version="1.0" encoding="utf-8"?>
-<w:document xmlns:wpc="http://schemas.microsoft.com/office/word/2010/wordprocessingCanvas" xmlns:cx="http://schemas.microsoft.com/office/drawing/2014/chartex" xmlns:cx1="http://schemas.microsoft.com/office/drawing/2015/9/8/chartex" xmlns:cx2="http://schemas.microsoft.com/office/drawing/2015/10/21/chartex" xmlns:cx3="http://schemas.microsoft.com/office/drawing/2016/5/9/chartex" xmlns:cx4="http://schemas.microsoft.com/office/drawing/2016/5/10/chartex" xmlns:cx5="http://schemas.microsoft.com/office/drawing/2016/5/11/chartex" xmlns:cx6="http://schemas.microsoft.com/office/drawing/2016/5/12/chartex" xmlns:cx7="http://schemas.microsoft.com/office/drawing/2016/5/13/chartex" xmlns:cx8="http://schemas.microsoft.com/office/drawing/2016/5/14/chartex" xmlns:mc="http://schemas.openxmlformats.org/markup-compatibility/2006" xmlns:aink="http://schemas.microsoft.com/office/drawing/2016/ink" xmlns:am3d="http://schemas.microsoft.com/office/drawing/2017/model3d" xmlns:o="urn:schemas-microsoft-com:office:office" xmlns:oel="http://schemas.microsoft.com/office/2019/extlst" xmlns:r="http://schemas.openxmlformats.org/officeDocument/2006/relationships" xmlns:m="http://schemas.openxmlformats.org/officeDocument/2006/math" xmlns:v="urn:schemas-microsoft-com:vml" xmlns:wp14="http://schemas.microsoft.com/office/word/2010/wordprocessingDrawing" xmlns:wp="http://schemas.openxmlformats.org/drawingml/2006/wordprocessingDrawing" xmlns:w10="urn:schemas-microsoft-com:office:word" xmlns:w="http://schemas.openxmlformats.org/wordprocessingml/2006/main" xmlns:w14="http://schemas.microsoft.com/office/word/2010/wordml" xmlns:w15="http://schemas.microsoft.com/office/word/2012/wordml" xmlns:w16cex="http://schemas.microsoft.com/office/word/2018/wordml/cex" xmlns:w16cid="http://schemas.microsoft.com/office/word/2016/wordml/cid" xmlns:w16="http://schemas.microsoft.com/office/word/2018/wordml" xmlns:w16du="http://schemas.microsoft.com/office/word/2023/wordml/word16du" xmlns:w16sdtdh="http://schemas.microsoft.com/office/word/2020/wordml/sdtdatahash" xmlns:w16sdtfl="http://schemas.microsoft.com/office/word/2024/wordml/sdtformatlock" xmlns:w16se="http://schemas.microsoft.com/office/word/2015/wordml/symex" xmlns:wpg="http://schemas.microsoft.com/office/word/2010/wordprocessingGroup" xmlns:wpi="http://schemas.microsoft.com/office/word/2010/wordprocessingInk" xmlns:wne="http://schemas.microsoft.com/office/word/2006/wordml" xmlns:wps="http://schemas.microsoft.com/office/word/2010/wordprocessingShape" mc:Ignorable="w14 w15 w16se w16cid w16 w16cex w16sdtdh w16sdtfl w16du wp14">
+<w:document xmlns:wpc="http://schemas.microsoft.com/office/word/2010/wordprocessingCanvas" xmlns:cx="http://schemas.microsoft.com/office/drawing/2014/chartex" xmlns:cx1="http://schemas.microsoft.com/office/drawing/2015/9/8/chartex" xmlns:cx2="http://schemas.microsoft.com/office/drawing/2015/10/21/chartex" xmlns:cx3="http://schemas.microsoft.com/office/drawing/2016/5/9/chartex" xmlns:cx4="http://schemas.microsoft.com/office/drawing/2016/5/10/chartex" xmlns:cx5="http://schemas.microsoft.com/office/drawing/2016/5/11/chartex" xmlns:cx6="http://schemas.microsoft.com/office/drawing/2016/5/12/chartex" xmlns:cx7="http://schemas.microsoft.com/office/drawing/2016/5/13/chartex" xmlns:cx8="http://schemas.microsoft.com/office/drawing/2016/5/14/chartex" xmlns:mc="http://schemas.openxmlformats.org/markup-compatibility/2006" xmlns:aink="http://schemas.microsoft.com/office/drawing/2016/ink" xmlns:am3d="http://schemas.microsoft.com/office/drawing/2017/model3d" xmlns:o="urn:schemas-microsoft-com:office:office" xmlns:oel="http://schemas.microsoft.com/office/2019/extlst" xmlns:r="http://schemas.openxmlformats.org/officeDocument/2006/relationships" xmlns:m="http://schemas.openxmlformats.org/officeDocument/2006/math" xmlns:v="urn:schemas-microsoft-com:vml" xmlns:wp14="http://schemas.microsoft.com/office/word/2010/wordprocessingDrawing" xmlns:wp="http://schemas.openxmlformats.org/drawingml/2006/wordprocessingDrawing" xmlns:w10="urn:schemas-microsoft-com:office:word" xmlns:w="http://schemas.openxmlformats.org/wordprocessingml/2006/main" xmlns:w14="http://schemas.microsoft.com/office/word/2010/wordml" xmlns:w15="http://schemas.microsoft.com/office/word/2012/wordml" xmlns:w16cei="http://schemas.microsoft.com/office/word/2026/wordml/cei" xmlns:w16cex="http://schemas.microsoft.com/office/word/2018/wordml/cex" xmlns:w16cid="http://schemas.microsoft.com/office/word/2016/wordml/cid" xmlns:w16="http://schemas.microsoft.com/office/word/2018/wordml" xmlns:w16du="http://schemas.microsoft.com/office/word/2023/wordml/word16du" xmlns:w16sdtdh="http://schemas.microsoft.com/office/word/2020/wordml/sdtdatahash" xmlns:w16sdtfl="http://schemas.microsoft.com/office/word/2024/wordml/sdtformatlock" xmlns:w16se="http://schemas.microsoft.com/office/word/2015/wordml/symex" xmlns:wpg="http://schemas.microsoft.com/office/word/2010/wordprocessingGroup" xmlns:wpi="http://schemas.microsoft.com/office/word/2010/wordprocessingInk" xmlns:wne="http://schemas.microsoft.com/office/word/2006/wordml" xmlns:wps="http://schemas.microsoft.com/office/word/2010/wordprocessingShape" mc:Ignorable="w14 w15 w16se w16cid w16 w16cex w16sdtdh w16sdtfl w16du wp14">
   <w:body>
     <w:tbl>
       <w:tblPr>
-        <w:tblW w:w="10485" w:type="dxa"/>
-        <w:tblCellMar>
-          <w:left w:w="0" w:type="dxa"/>
-          <w:right w:w="0" w:type="dxa"/>
-        </w:tblCellMar>
-        <w:tblLook w:val="04A0" w:firstRow="1" w:lastRow="0" w:firstColumn="1" w:lastColumn="0" w:noHBand="0" w:noVBand="1"/>
+        <w:tblStyle w:val="BCBlockTable"/>
+        <w:tblW w:w="5000" w:type="pct"/>
+        <w:tblLook w:val="0620" w:firstRow="1" w:lastRow="0" w:firstColumn="0" w:lastColumn="0" w:noHBand="1" w:noVBand="1"/>
         <w:tblCaption w:val="Address Block"/>
+        <w:tblDescription w:val="Layout table. Used for positioning, not for tabular data."/>
       </w:tblPr>
       <w:tblGrid>
-        <w:gridCol w:w="2525"/>
-        <w:gridCol w:w="3830"/>
-        <w:gridCol w:w="4130"/>
+        <w:gridCol w:w="2527"/>
+        <w:gridCol w:w="3833"/>
+        <w:gridCol w:w="4135"/>
       </w:tblGrid>
       <w:tr>
         <w:trPr>
+          <w:cnfStyle w:val="100000000000" w:firstRow="1" w:lastRow="0" w:firstColumn="0" w:lastColumn="0" w:oddVBand="0" w:evenVBand="0" w:oddHBand="0" w:evenHBand="0" w:firstRowFirstColumn="0" w:firstRowLastColumn="0" w:lastRowFirstColumn="0" w:lastRowLastColumn="0"/>
           <w:trHeight w:val="302"/>
         </w:trPr>
         <w:sdt>
           <w:sdtPr>
             <w:rPr>
-              <w:rFonts w:ascii="Segoe UI Semibold" w:hAnsi="Segoe UI Semibold" w:eastAsia="Times New Roman" w:cs="Times New Roman"/>
-              <w:color w:val="242424"/>
-              <w:sz w:val="22"/>
-              <w:szCs w:val="22"/>
               <w:lang w:val="en-US" w:eastAsia="en-US"/>
             </w:rPr>
             <w:alias w:val="CustomerAddress1"/>
             <w:tag w:val="#BC:InsertDataItem,DataItems/Header/CustomerAddress1"/>
             <w:id w:val="-1957244649"/>
-            <w:dataBinding w:prefixMappings="xmlns:ns0='urn:microsoft-dynamics-nav/reports/Standard_Sales_Invoice/1306/'" w:xpath="/ns0:NavWordReportXmlPart[1]/ns0:Header[1]/ns0:CustomerAddress1[1]" w:storeItemID="{00000000-0000-0000-0000-000000000000}"/>
+            <w:dataBinding w:prefixMappings="&lt;xmlns:ns0='urn:microsoft-dynamics-nav/reports/Standard_Sales_Invoice/1306/' " w:xpath="/ns0:NavWordReportXmlPart[1]/ns0:Header[1]/ns0:CustomerAddress1[1]" w:storeItemID="{00000000-0000-0000-0000-000000000000}"/>
             <w15:color w:val="808080"/>
             <w:text/>
           </w:sdtPr>
+          <w:sdtEndPr/>
           <w:sdtContent>
             <w:tc>
               <w:tcPr>
-                <w:tcW w:w="2525" w:type="dxa"/>
+                <w:tcW w:w="1204" w:type="pct"/>
                 <w:hideMark/>
               </w:tcPr>
               <w:p>
                 <w:pPr>
-                  <w:keepNext/>
-                  <w:keepLines/>
-                  <w:spacing w:after="0" w:line="276" w:lineRule="auto"/>
-                  <w:outlineLvl w:val="0"/>
+                  <w:pStyle w:val="BCLabel"/>
                   <w:rPr>
-                    <w:rFonts w:ascii="Segoe UI Semibold" w:hAnsi="Segoe UI Semibold" w:eastAsia="Times New Roman" w:cs="Times New Roman"/>
-                    <w:color w:val="242424"/>
-                    <w:sz w:val="22"/>
-                    <w:szCs w:val="22"/>
                     <w:lang w:val="en-US" w:eastAsia="en-US"/>
                   </w:rPr>
                 </w:pPr>
                 <w:r>
                   <w:rPr>
-                    <w:rFonts w:ascii="Segoe UI Semibold" w:hAnsi="Segoe UI Semibold" w:eastAsia="Times New Roman" w:cs="Times New Roman"/>
-                    <w:color w:val="242424"/>
-                    <w:sz w:val="22"/>
-                    <w:szCs w:val="22"/>
                     <w:lang w:val="en-US" w:eastAsia="en-US"/>
                   </w:rPr>
                   <w:t>CustomerAddress1</w:t>
@@ -73,19 +58,12 @@
         </w:sdt>
         <w:tc>
           <w:tcPr>
-            <w:tcW w:w="3830" w:type="dxa"/>
+            <w:tcW w:w="1826" w:type="pct"/>
           </w:tcPr>
           <w:p>
             <w:pPr>
-              <w:keepNext/>
-              <w:keepLines/>
-              <w:spacing w:after="0" w:line="276" w:lineRule="auto"/>
-              <w:outlineLvl w:val="0"/>
+              <w:pStyle w:val="BCLabel"/>
               <w:rPr>
-                <w:rFonts w:ascii="Segoe UI Semibold" w:hAnsi="Segoe UI Semibold" w:eastAsia="Times New Roman" w:cs="Times New Roman"/>
-                <w:color w:val="242424"/>
-                <w:sz w:val="22"/>
-                <w:szCs w:val="22"/>
                 <w:lang w:val="en-US" w:eastAsia="en-US"/>
               </w:rPr>
             </w:pPr>
@@ -94,46 +72,32 @@
         <w:sdt>
           <w:sdtPr>
             <w:rPr>
-              <w:rFonts w:ascii="Segoe UI Semibold" w:hAnsi="Segoe UI Semibold" w:eastAsia="Times New Roman" w:cs="Times New Roman"/>
-              <w:color w:val="242424"/>
-              <w:sz w:val="22"/>
-              <w:szCs w:val="22"/>
               <w:lang w:val="en-US" w:eastAsia="en-US"/>
             </w:rPr>
             <w:alias w:val="CompanyAddress1"/>
             <w:tag w:val="#BC:InsertDataItem,DataItems/Header/CompanyAddress1"/>
             <w:id w:val="-824585528"/>
-            <w:dataBinding w:prefixMappings="xmlns:ns0='urn:microsoft-dynamics-nav/reports/Standard_Sales_Invoice/1306/'" w:xpath="/ns0:NavWordReportXmlPart[1]/ns0:Header[1]/ns0:CompanyAddress1[1]" w:storeItemID="{00000000-0000-0000-0000-000000000000}"/>
+            <w:dataBinding w:prefixMappings="&lt;xmlns:ns0='urn:microsoft-dynamics-nav/reports/Standard_Sales_Invoice/1306/' " w:xpath="/ns0:NavWordReportXmlPart[1]/ns0:Header[1]/ns0:CompanyAddress1[1]" w:storeItemID="{00000000-0000-0000-0000-000000000000}"/>
             <w15:color w:val="808080"/>
             <w:text/>
           </w:sdtPr>
+          <w:sdtEndPr/>
           <w:sdtContent>
             <w:tc>
               <w:tcPr>
-                <w:tcW w:w="4130" w:type="dxa"/>
+                <w:tcW w:w="1970" w:type="pct"/>
                 <w:hideMark/>
               </w:tcPr>
               <w:p>
                 <w:pPr>
-                  <w:keepNext/>
-                  <w:keepLines/>
-                  <w:spacing w:after="0" w:line="276" w:lineRule="auto"/>
+                  <w:pStyle w:val="BCLabelNumber"/>
                   <w:jc w:val="right"/>
-                  <w:outlineLvl w:val="0"/>
                   <w:rPr>
-                    <w:rFonts w:ascii="Segoe UI Semibold" w:hAnsi="Segoe UI Semibold" w:eastAsia="Times New Roman" w:cs="Times New Roman"/>
-                    <w:color w:val="242424"/>
-                    <w:sz w:val="22"/>
-                    <w:szCs w:val="22"/>
                     <w:lang w:val="en-US" w:eastAsia="en-US"/>
                   </w:rPr>
                 </w:pPr>
                 <w:r>
                   <w:rPr>
-                    <w:rFonts w:ascii="Segoe UI Semibold" w:hAnsi="Segoe UI Semibold" w:eastAsia="Times New Roman" w:cs="Times New Roman"/>
-                    <w:color w:val="242424"/>
-                    <w:sz w:val="22"/>
-                    <w:szCs w:val="22"/>
                     <w:lang w:val="en-US" w:eastAsia="en-US"/>
                   </w:rPr>
                   <w:t>CompanyAddress1</w:t>
@@ -150,42 +114,31 @@
         <w:sdt>
           <w:sdtPr>
             <w:rPr>
-              <w:rFonts w:ascii="Segoe UI" w:hAnsi="Segoe UI" w:eastAsia="Times New Roman" w:cs="Times New Roman"/>
-              <w:color w:val="242424"/>
-              <w:sz w:val="22"/>
-              <w:szCs w:val="22"/>
               <w:lang w:val="en-US" w:eastAsia="en-US"/>
             </w:rPr>
             <w:alias w:val="CustomerAddress2"/>
             <w:tag w:val="#BC:InsertDataItem,DataItems/Header/CustomerAddress2"/>
             <w:id w:val="-126319625"/>
-            <w:dataBinding w:prefixMappings="xmlns:ns0='urn:microsoft-dynamics-nav/reports/Standard_Sales_Invoice/1306/'" w:xpath="/ns0:NavWordReportXmlPart[1]/ns0:Header[1]/ns0:CustomerAddress2[1]" w:storeItemID="{00000000-0000-0000-0000-000000000000}"/>
+            <w:dataBinding w:prefixMappings="&lt;xmlns:ns0='urn:microsoft-dynamics-nav/reports/Standard_Sales_Invoice/1306/' " w:xpath="/ns0:NavWordReportXmlPart[1]/ns0:Header[1]/ns0:CustomerAddress2[1]" w:storeItemID="{00000000-0000-0000-0000-000000000000}"/>
             <w15:color w:val="808080"/>
             <w:text/>
           </w:sdtPr>
+          <w:sdtEndPr/>
           <w:sdtContent>
             <w:tc>
               <w:tcPr>
-                <w:tcW w:w="2525" w:type="dxa"/>
+                <w:tcW w:w="1204" w:type="pct"/>
                 <w:hideMark/>
               </w:tcPr>
               <w:p>
                 <w:pPr>
-                  <w:spacing w:after="0" w:line="240" w:lineRule="auto"/>
+                  <w:pStyle w:val="NoSpacing"/>
                   <w:rPr>
-                    <w:rFonts w:ascii="Segoe UI" w:hAnsi="Segoe UI" w:eastAsia="Times New Roman" w:cs="Times New Roman"/>
-                    <w:color w:val="242424"/>
-                    <w:sz w:val="22"/>
-                    <w:szCs w:val="22"/>
                     <w:lang w:val="en-US" w:eastAsia="en-US"/>
                   </w:rPr>
                 </w:pPr>
                 <w:r>
                   <w:rPr>
-                    <w:rFonts w:ascii="Segoe UI" w:hAnsi="Segoe UI" w:eastAsia="Times New Roman" w:cs="Times New Roman"/>
-                    <w:color w:val="242424"/>
-                    <w:sz w:val="22"/>
-                    <w:szCs w:val="22"/>
                     <w:lang w:val="en-US" w:eastAsia="en-US"/>
                   </w:rPr>
                   <w:t>CustomerAddress2</w:t>
@@ -196,16 +149,12 @@
         </w:sdt>
         <w:tc>
           <w:tcPr>
-            <w:tcW w:w="3830" w:type="dxa"/>
+            <w:tcW w:w="1826" w:type="pct"/>
           </w:tcPr>
           <w:p>
             <w:pPr>
-              <w:spacing w:after="0" w:line="240" w:lineRule="auto"/>
+              <w:pStyle w:val="NoSpacing"/>
               <w:rPr>
-                <w:rFonts w:ascii="Segoe UI" w:hAnsi="Segoe UI" w:eastAsia="Times New Roman" w:cs="Times New Roman"/>
-                <w:color w:val="242424"/>
-                <w:sz w:val="22"/>
-                <w:szCs w:val="22"/>
                 <w:lang w:val="en-US" w:eastAsia="en-US"/>
               </w:rPr>
             </w:pPr>
@@ -214,42 +163,31 @@
         <w:sdt>
           <w:sdtPr>
             <w:rPr>
-              <w:rFonts w:ascii="Segoe UI" w:hAnsi="Segoe UI" w:eastAsia="Times New Roman" w:cs="Times New Roman"/>
-              <w:color w:val="242424"/>
-              <w:sz w:val="22"/>
-              <w:szCs w:val="22"/>
               <w:lang w:val="en-US" w:eastAsia="en-US"/>
             </w:rPr>
             <w:alias w:val="CompanyAddress2"/>
             <w:tag w:val="#BC:InsertDataItem,DataItems/Header/CompanyAddress2"/>
             <w:id w:val="-1956237181"/>
-            <w:dataBinding w:prefixMappings="xmlns:ns0='urn:microsoft-dynamics-nav/reports/Standard_Sales_Invoice/1306/'" w:xpath="/ns0:NavWordReportXmlPart[1]/ns0:Header[1]/ns0:CompanyAddress2[1]" w:storeItemID="{00000000-0000-0000-0000-000000000000}"/>
+            <w:dataBinding w:prefixMappings="&lt;xmlns:ns0='urn:microsoft-dynamics-nav/reports/Standard_Sales_Invoice/1306/' " w:xpath="/ns0:NavWordReportXmlPart[1]/ns0:Header[1]/ns0:CompanyAddress2[1]" w:storeItemID="{00000000-0000-0000-0000-000000000000}"/>
             <w15:color w:val="808080"/>
             <w:text/>
           </w:sdtPr>
+          <w:sdtEndPr/>
           <w:sdtContent>
             <w:tc>
               <w:tcPr>
-                <w:tcW w:w="4130" w:type="dxa"/>
+                <w:tcW w:w="1970" w:type="pct"/>
               </w:tcPr>
               <w:p>
                 <w:pPr>
-                  <w:spacing w:after="0" w:line="240" w:lineRule="auto"/>
+                  <w:pStyle w:val="BCNumber"/>
                   <w:jc w:val="right"/>
                   <w:rPr>
-                    <w:rFonts w:ascii="Segoe UI" w:hAnsi="Segoe UI" w:eastAsia="Times New Roman" w:cs="Times New Roman"/>
-                    <w:color w:val="242424"/>
-                    <w:sz w:val="22"/>
-                    <w:szCs w:val="22"/>
                     <w:lang w:val="en-US" w:eastAsia="en-US"/>
                   </w:rPr>
                 </w:pPr>
                 <w:r>
                   <w:rPr>
-                    <w:rFonts w:ascii="Segoe UI" w:hAnsi="Segoe UI" w:eastAsia="Times New Roman" w:cs="Times New Roman"/>
-                    <w:color w:val="242424"/>
-                    <w:sz w:val="22"/>
-                    <w:szCs w:val="22"/>
                     <w:lang w:val="en-US" w:eastAsia="en-US"/>
                   </w:rPr>
                   <w:t>CompanyAddress2</w:t>
@@ -266,42 +204,31 @@
         <w:sdt>
           <w:sdtPr>
             <w:rPr>
-              <w:rFonts w:ascii="Segoe UI" w:hAnsi="Segoe UI" w:eastAsia="Times New Roman" w:cs="Times New Roman"/>
-              <w:color w:val="242424"/>
-              <w:sz w:val="22"/>
-              <w:szCs w:val="22"/>
               <w:lang w:val="en-US" w:eastAsia="en-US"/>
             </w:rPr>
             <w:alias w:val="CustomerAddress3"/>
             <w:tag w:val="#BC:InsertDataItem,DataItems/Header/CustomerAddress3"/>
             <w:id w:val="-1306083513"/>
-            <w:dataBinding w:prefixMappings="xmlns:ns0='urn:microsoft-dynamics-nav/reports/Standard_Sales_Invoice/1306/'" w:xpath="/ns0:NavWordReportXmlPart[1]/ns0:Header[1]/ns0:CustomerAddress3[1]" w:storeItemID="{00000000-0000-0000-0000-000000000000}"/>
+            <w:dataBinding w:prefixMappings="&lt;xmlns:ns0='urn:microsoft-dynamics-nav/reports/Standard_Sales_Invoice/1306/' " w:xpath="/ns0:NavWordReportXmlPart[1]/ns0:Header[1]/ns0:CustomerAddress3[1]" w:storeItemID="{00000000-0000-0000-0000-000000000000}"/>
             <w15:color w:val="808080"/>
             <w:text/>
           </w:sdtPr>
+          <w:sdtEndPr/>
           <w:sdtContent>
             <w:tc>
               <w:tcPr>
-                <w:tcW w:w="2525" w:type="dxa"/>
+                <w:tcW w:w="1204" w:type="pct"/>
                 <w:hideMark/>
               </w:tcPr>
               <w:p>
                 <w:pPr>
-                  <w:spacing w:after="0" w:line="240" w:lineRule="auto"/>
+                  <w:pStyle w:val="NoSpacing"/>
                   <w:rPr>
-                    <w:rFonts w:ascii="Segoe UI" w:hAnsi="Segoe UI" w:eastAsia="Times New Roman" w:cs="Times New Roman"/>
-                    <w:color w:val="242424"/>
-                    <w:sz w:val="22"/>
-                    <w:szCs w:val="22"/>
                     <w:lang w:val="en-US" w:eastAsia="en-US"/>
                   </w:rPr>
                 </w:pPr>
                 <w:r>
                   <w:rPr>
-                    <w:rFonts w:ascii="Segoe UI" w:hAnsi="Segoe UI" w:eastAsia="Times New Roman" w:cs="Times New Roman"/>
-                    <w:color w:val="242424"/>
-                    <w:sz w:val="22"/>
-                    <w:szCs w:val="22"/>
                     <w:lang w:val="en-US" w:eastAsia="en-US"/>
                   </w:rPr>
                   <w:t>CustomerAddress3</w:t>
@@ -312,16 +239,12 @@
         </w:sdt>
         <w:tc>
           <w:tcPr>
-            <w:tcW w:w="3830" w:type="dxa"/>
+            <w:tcW w:w="1826" w:type="pct"/>
           </w:tcPr>
           <w:p>
             <w:pPr>
-              <w:spacing w:after="0" w:line="240" w:lineRule="auto"/>
+              <w:pStyle w:val="NoSpacing"/>
               <w:rPr>
-                <w:rFonts w:ascii="Segoe UI" w:hAnsi="Segoe UI" w:eastAsia="Times New Roman" w:cs="Times New Roman"/>
-                <w:color w:val="242424"/>
-                <w:sz w:val="22"/>
-                <w:szCs w:val="22"/>
                 <w:lang w:val="en-US" w:eastAsia="en-US"/>
               </w:rPr>
             </w:pPr>
@@ -330,42 +253,31 @@
         <w:sdt>
           <w:sdtPr>
             <w:rPr>
-              <w:rFonts w:ascii="Segoe UI" w:hAnsi="Segoe UI" w:eastAsia="Times New Roman" w:cs="Times New Roman"/>
-              <w:color w:val="242424"/>
-              <w:sz w:val="22"/>
-              <w:szCs w:val="22"/>
               <w:lang w:val="en-US" w:eastAsia="en-US"/>
             </w:rPr>
             <w:alias w:val="CompanyAddress3"/>
             <w:tag w:val="#BC:InsertDataItem,DataItems/Header/CompanyAddress3"/>
             <w:id w:val="-1596861910"/>
-            <w:dataBinding w:prefixMappings="xmlns:ns0='urn:microsoft-dynamics-nav/reports/Standard_Sales_Invoice/1306/'" w:xpath="/ns0:NavWordReportXmlPart[1]/ns0:Header[1]/ns0:CompanyAddress3[1]" w:storeItemID="{00000000-0000-0000-0000-000000000000}"/>
+            <w:dataBinding w:prefixMappings="&lt;xmlns:ns0='urn:microsoft-dynamics-nav/reports/Standard_Sales_Invoice/1306/' " w:xpath="/ns0:NavWordReportXmlPart[1]/ns0:Header[1]/ns0:CompanyAddress3[1]" w:storeItemID="{00000000-0000-0000-0000-000000000000}"/>
             <w15:color w:val="808080"/>
             <w:text/>
           </w:sdtPr>
+          <w:sdtEndPr/>
           <w:sdtContent>
             <w:tc>
               <w:tcPr>
-                <w:tcW w:w="4130" w:type="dxa"/>
+                <w:tcW w:w="1970" w:type="pct"/>
               </w:tcPr>
               <w:p>
                 <w:pPr>
-                  <w:spacing w:after="0" w:line="240" w:lineRule="auto"/>
+                  <w:pStyle w:val="BCNumber"/>
                   <w:jc w:val="right"/>
                   <w:rPr>
-                    <w:rFonts w:ascii="Segoe UI" w:hAnsi="Segoe UI" w:eastAsia="Times New Roman" w:cs="Times New Roman"/>
-                    <w:color w:val="242424"/>
-                    <w:sz w:val="22"/>
-                    <w:szCs w:val="22"/>
                     <w:lang w:val="en-US" w:eastAsia="en-US"/>
                   </w:rPr>
                 </w:pPr>
                 <w:r>
                   <w:rPr>
-                    <w:rFonts w:ascii="Segoe UI" w:hAnsi="Segoe UI" w:eastAsia="Times New Roman" w:cs="Times New Roman"/>
-                    <w:color w:val="242424"/>
-                    <w:sz w:val="22"/>
-                    <w:szCs w:val="22"/>
                     <w:lang w:val="en-US" w:eastAsia="en-US"/>
                   </w:rPr>
                   <w:t>CompanyAddress3</w:t>
@@ -382,42 +294,31 @@
         <w:sdt>
           <w:sdtPr>
             <w:rPr>
-              <w:rFonts w:ascii="Segoe UI" w:hAnsi="Segoe UI" w:eastAsia="Times New Roman" w:cs="Times New Roman"/>
-              <w:color w:val="242424"/>
-              <w:sz w:val="22"/>
-              <w:szCs w:val="22"/>
               <w:lang w:val="en-US" w:eastAsia="en-US"/>
             </w:rPr>
             <w:alias w:val="CustomerAddress4"/>
             <w:tag w:val="#BC:InsertDataItem,DataItems/Header/CustomerAddress4"/>
             <w:id w:val="-620073109"/>
-            <w:dataBinding w:prefixMappings="xmlns:ns0='urn:microsoft-dynamics-nav/reports/Standard_Sales_Invoice/1306/'" w:xpath="/ns0:NavWordReportXmlPart[1]/ns0:Header[1]/ns0:CustomerAddress4[1]" w:storeItemID="{00000000-0000-0000-0000-000000000000}"/>
+            <w:dataBinding w:prefixMappings="&lt;xmlns:ns0='urn:microsoft-dynamics-nav/reports/Standard_Sales_Invoice/1306/' " w:xpath="/ns0:NavWordReportXmlPart[1]/ns0:Header[1]/ns0:CustomerAddress4[1]" w:storeItemID="{00000000-0000-0000-0000-000000000000}"/>
             <w15:color w:val="808080"/>
             <w:text/>
           </w:sdtPr>
+          <w:sdtEndPr/>
           <w:sdtContent>
             <w:tc>
               <w:tcPr>
-                <w:tcW w:w="2525" w:type="dxa"/>
+                <w:tcW w:w="1204" w:type="pct"/>
                 <w:hideMark/>
               </w:tcPr>
               <w:p>
                 <w:pPr>
-                  <w:spacing w:after="0" w:line="240" w:lineRule="auto"/>
+                  <w:pStyle w:val="NoSpacing"/>
                   <w:rPr>
-                    <w:rFonts w:ascii="Segoe UI" w:hAnsi="Segoe UI" w:eastAsia="Times New Roman" w:cs="Times New Roman"/>
-                    <w:color w:val="242424"/>
-                    <w:sz w:val="22"/>
-                    <w:szCs w:val="22"/>
                     <w:lang w:val="en-US" w:eastAsia="en-US"/>
                   </w:rPr>
                 </w:pPr>
                 <w:r>
                   <w:rPr>
-                    <w:rFonts w:ascii="Segoe UI" w:hAnsi="Segoe UI" w:eastAsia="Times New Roman" w:cs="Times New Roman"/>
-                    <w:color w:val="242424"/>
-                    <w:sz w:val="22"/>
-                    <w:szCs w:val="22"/>
                     <w:lang w:val="en-US" w:eastAsia="en-US"/>
                   </w:rPr>
                   <w:t>CustomerAddress4</w:t>
@@ -428,16 +329,12 @@
         </w:sdt>
         <w:tc>
           <w:tcPr>
-            <w:tcW w:w="3830" w:type="dxa"/>
+            <w:tcW w:w="1826" w:type="pct"/>
           </w:tcPr>
           <w:p>
             <w:pPr>
-              <w:spacing w:after="0" w:line="240" w:lineRule="auto"/>
+              <w:pStyle w:val="NoSpacing"/>
               <w:rPr>
-                <w:rFonts w:ascii="Segoe UI" w:hAnsi="Segoe UI" w:eastAsia="Times New Roman" w:cs="Times New Roman"/>
-                <w:color w:val="242424"/>
-                <w:sz w:val="22"/>
-                <w:szCs w:val="22"/>
                 <w:lang w:val="en-US" w:eastAsia="en-US"/>
               </w:rPr>
             </w:pPr>
@@ -446,42 +343,31 @@
         <w:sdt>
           <w:sdtPr>
             <w:rPr>
-              <w:rFonts w:ascii="Segoe UI" w:hAnsi="Segoe UI" w:eastAsia="Times New Roman" w:cs="Times New Roman"/>
-              <w:color w:val="242424"/>
-              <w:sz w:val="22"/>
-              <w:szCs w:val="22"/>
               <w:lang w:val="en-US" w:eastAsia="en-US"/>
             </w:rPr>
             <w:alias w:val="CompanyAddress4"/>
             <w:tag w:val="#BC:InsertDataItem,DataItems/Header/CompanyAddress4"/>
             <w:id w:val="1616872066"/>
-            <w:dataBinding w:prefixMappings="xmlns:ns0='urn:microsoft-dynamics-nav/reports/Standard_Sales_Invoice/1306/'" w:xpath="/ns0:NavWordReportXmlPart[1]/ns0:Header[1]/ns0:CompanyAddress4[1]" w:storeItemID="{00000000-0000-0000-0000-000000000000}"/>
+            <w:dataBinding w:prefixMappings="&lt;xmlns:ns0='urn:microsoft-dynamics-nav/reports/Standard_Sales_Invoice/1306/' " w:xpath="/ns0:NavWordReportXmlPart[1]/ns0:Header[1]/ns0:CompanyAddress4[1]" w:storeItemID="{00000000-0000-0000-0000-000000000000}"/>
             <w15:color w:val="808080"/>
             <w:text/>
           </w:sdtPr>
+          <w:sdtEndPr/>
           <w:sdtContent>
             <w:tc>
               <w:tcPr>
-                <w:tcW w:w="4130" w:type="dxa"/>
+                <w:tcW w:w="1970" w:type="pct"/>
               </w:tcPr>
               <w:p>
                 <w:pPr>
-                  <w:spacing w:after="0" w:line="240" w:lineRule="auto"/>
+                  <w:pStyle w:val="BCNumber"/>
                   <w:jc w:val="right"/>
                   <w:rPr>
-                    <w:rFonts w:ascii="Segoe UI" w:hAnsi="Segoe UI" w:eastAsia="Times New Roman" w:cs="Times New Roman"/>
-                    <w:color w:val="242424"/>
-                    <w:sz w:val="22"/>
-                    <w:szCs w:val="22"/>
                     <w:lang w:val="en-US" w:eastAsia="en-US"/>
                   </w:rPr>
                 </w:pPr>
                 <w:r>
                   <w:rPr>
-                    <w:rFonts w:ascii="Segoe UI" w:hAnsi="Segoe UI" w:eastAsia="Times New Roman" w:cs="Times New Roman"/>
-                    <w:color w:val="242424"/>
-                    <w:sz w:val="22"/>
-                    <w:szCs w:val="22"/>
                     <w:lang w:val="en-US" w:eastAsia="en-US"/>
                   </w:rPr>
                   <w:t>CompanyAddress4</w:t>
@@ -498,42 +384,31 @@
         <w:sdt>
           <w:sdtPr>
             <w:rPr>
-              <w:rFonts w:ascii="Segoe UI" w:hAnsi="Segoe UI" w:eastAsia="Times New Roman" w:cs="Times New Roman"/>
-              <w:color w:val="242424"/>
-              <w:sz w:val="22"/>
-              <w:szCs w:val="22"/>
               <w:lang w:val="en-US" w:eastAsia="en-US"/>
             </w:rPr>
             <w:alias w:val="CustomerAddress5"/>
             <w:tag w:val="#BC:InsertDataItem,DataItems/Header/CustomerAddress5"/>
             <w:id w:val="-356592489"/>
-            <w:dataBinding w:prefixMappings="xmlns:ns0='urn:microsoft-dynamics-nav/reports/Standard_Sales_Invoice/1306/'" w:xpath="/ns0:NavWordReportXmlPart[1]/ns0:Header[1]/ns0:CustomerAddress5[1]" w:storeItemID="{00000000-0000-0000-0000-000000000000}"/>
+            <w:dataBinding w:prefixMappings="&lt;xmlns:ns0='urn:microsoft-dynamics-nav/reports/Standard_Sales_Invoice/1306/' " w:xpath="/ns0:NavWordReportXmlPart[1]/ns0:Header[1]/ns0:CustomerAddress5[1]" w:storeItemID="{00000000-0000-0000-0000-000000000000}"/>
             <w15:color w:val="808080"/>
             <w:text/>
           </w:sdtPr>
+          <w:sdtEndPr/>
           <w:sdtContent>
             <w:tc>
               <w:tcPr>
-                <w:tcW w:w="2525" w:type="dxa"/>
+                <w:tcW w:w="1204" w:type="pct"/>
                 <w:hideMark/>
               </w:tcPr>
               <w:p>
                 <w:pPr>
-                  <w:spacing w:after="0" w:line="240" w:lineRule="auto"/>
+                  <w:pStyle w:val="NoSpacing"/>
                   <w:rPr>
-                    <w:rFonts w:ascii="Segoe UI" w:hAnsi="Segoe UI" w:eastAsia="Times New Roman" w:cs="Times New Roman"/>
-                    <w:color w:val="242424"/>
-                    <w:sz w:val="22"/>
-                    <w:szCs w:val="22"/>
                     <w:lang w:val="en-US" w:eastAsia="en-US"/>
                   </w:rPr>
                 </w:pPr>
                 <w:r>
                   <w:rPr>
-                    <w:rFonts w:ascii="Segoe UI" w:hAnsi="Segoe UI" w:eastAsia="Times New Roman" w:cs="Times New Roman"/>
-                    <w:color w:val="242424"/>
-                    <w:sz w:val="22"/>
-                    <w:szCs w:val="22"/>
                     <w:lang w:val="en-US" w:eastAsia="en-US"/>
                   </w:rPr>
                   <w:t>CustomerAddress5</w:t>
@@ -544,16 +419,12 @@
         </w:sdt>
         <w:tc>
           <w:tcPr>
-            <w:tcW w:w="3830" w:type="dxa"/>
+            <w:tcW w:w="1826" w:type="pct"/>
           </w:tcPr>
           <w:p>
             <w:pPr>
-              <w:spacing w:after="0" w:line="240" w:lineRule="auto"/>
+              <w:pStyle w:val="NoSpacing"/>
               <w:rPr>
-                <w:rFonts w:ascii="Segoe UI" w:hAnsi="Segoe UI" w:eastAsia="Times New Roman" w:cs="Times New Roman"/>
-                <w:color w:val="242424"/>
-                <w:sz w:val="22"/>
-                <w:szCs w:val="22"/>
                 <w:lang w:val="en-US" w:eastAsia="en-US"/>
               </w:rPr>
             </w:pPr>
@@ -562,42 +433,31 @@
         <w:sdt>
           <w:sdtPr>
             <w:rPr>
-              <w:rFonts w:ascii="Segoe UI" w:hAnsi="Segoe UI" w:eastAsia="Times New Roman" w:cs="Times New Roman"/>
-              <w:color w:val="242424"/>
-              <w:sz w:val="22"/>
-              <w:szCs w:val="22"/>
               <w:lang w:val="en-US" w:eastAsia="en-US"/>
             </w:rPr>
             <w:alias w:val="CompanyAddress5"/>
             <w:tag w:val="#BC:InsertDataItem,DataItems/Header/CompanyAddress5"/>
             <w:id w:val="-625539781"/>
-            <w:dataBinding w:prefixMappings="xmlns:ns0='urn:microsoft-dynamics-nav/reports/Standard_Sales_Invoice/1306/'" w:xpath="/ns0:NavWordReportXmlPart[1]/ns0:Header[1]/ns0:CompanyAddress5[1]" w:storeItemID="{00000000-0000-0000-0000-000000000000}"/>
+            <w:dataBinding w:prefixMappings="&lt;xmlns:ns0='urn:microsoft-dynamics-nav/reports/Standard_Sales_Invoice/1306/' " w:xpath="/ns0:NavWordReportXmlPart[1]/ns0:Header[1]/ns0:CompanyAddress5[1]" w:storeItemID="{00000000-0000-0000-0000-000000000000}"/>
             <w15:color w:val="808080"/>
             <w:text/>
           </w:sdtPr>
+          <w:sdtEndPr/>
           <w:sdtContent>
             <w:tc>
               <w:tcPr>
-                <w:tcW w:w="4130" w:type="dxa"/>
+                <w:tcW w:w="1970" w:type="pct"/>
               </w:tcPr>
               <w:p>
                 <w:pPr>
-                  <w:spacing w:after="0" w:line="240" w:lineRule="auto"/>
+                  <w:pStyle w:val="BCNumber"/>
                   <w:jc w:val="right"/>
                   <w:rPr>
-                    <w:rFonts w:ascii="Segoe UI" w:hAnsi="Segoe UI" w:eastAsia="Times New Roman" w:cs="Times New Roman"/>
-                    <w:color w:val="242424"/>
-                    <w:sz w:val="22"/>
-                    <w:szCs w:val="22"/>
                     <w:lang w:val="en-US" w:eastAsia="en-US"/>
                   </w:rPr>
                 </w:pPr>
                 <w:r>
                   <w:rPr>
-                    <w:rFonts w:ascii="Segoe UI" w:hAnsi="Segoe UI" w:eastAsia="Times New Roman" w:cs="Times New Roman"/>
-                    <w:color w:val="242424"/>
-                    <w:sz w:val="22"/>
-                    <w:szCs w:val="22"/>
                     <w:lang w:val="en-US" w:eastAsia="en-US"/>
                   </w:rPr>
                   <w:t>CompanyAddress5</w:t>
@@ -613,43 +473,32 @@
         </w:trPr>
         <w:tc>
           <w:tcPr>
-            <w:tcW w:w="2525" w:type="dxa"/>
+            <w:tcW w:w="1204" w:type="pct"/>
             <w:hideMark/>
           </w:tcPr>
           <w:p>
             <w:pPr>
-              <w:spacing w:after="0" w:line="240" w:lineRule="auto"/>
+              <w:pStyle w:val="NoSpacing"/>
               <w:rPr>
-                <w:rFonts w:ascii="Segoe UI" w:hAnsi="Segoe UI" w:eastAsia="Times New Roman" w:cs="Times New Roman"/>
-                <w:color w:val="242424"/>
-                <w:sz w:val="22"/>
-                <w:szCs w:val="22"/>
                 <w:lang w:val="en-US" w:eastAsia="en-US"/>
               </w:rPr>
             </w:pPr>
             <w:sdt>
               <w:sdtPr>
                 <w:rPr>
-                  <w:rFonts w:ascii="Segoe UI" w:hAnsi="Segoe UI" w:eastAsia="Times New Roman" w:cs="Times New Roman"/>
-                  <w:color w:val="242424"/>
-                  <w:sz w:val="22"/>
-                  <w:szCs w:val="22"/>
                   <w:lang w:val="en-US" w:eastAsia="en-US"/>
                 </w:rPr>
                 <w:alias w:val="CustomerAddress6"/>
                 <w:tag w:val="#BC:InsertDataItem,DataItems/Header/CustomerAddress6"/>
                 <w:id w:val="-2000036813"/>
-                <w:dataBinding w:prefixMappings="xmlns:ns0='urn:microsoft-dynamics-nav/reports/Standard_Sales_Invoice/1306/'" w:xpath="/ns0:NavWordReportXmlPart[1]/ns0:Header[1]/ns0:CustomerAddress6[1]" w:storeItemID="{00000000-0000-0000-0000-000000000000}"/>
+                <w:dataBinding w:prefixMappings="&lt;xmlns:ns0='urn:microsoft-dynamics-nav/reports/Standard_Sales_Invoice/1306/' " w:xpath="/ns0:NavWordReportXmlPart[1]/ns0:Header[1]/ns0:CustomerAddress6[1]" w:storeItemID="{00000000-0000-0000-0000-000000000000}"/>
                 <w15:color w:val="808080"/>
                 <w:text/>
               </w:sdtPr>
+              <w:sdtEndPr/>
               <w:sdtContent>
                 <w:r>
                   <w:rPr>
-                    <w:rFonts w:ascii="Segoe UI" w:hAnsi="Segoe UI" w:eastAsia="Times New Roman" w:cs="Times New Roman"/>
-                    <w:color w:val="242424"/>
-                    <w:sz w:val="22"/>
-                    <w:szCs w:val="22"/>
                     <w:lang w:val="en-US" w:eastAsia="en-US"/>
                   </w:rPr>
                   <w:t>CustomerAddress6</w:t>
@@ -660,16 +509,12 @@
         </w:tc>
         <w:tc>
           <w:tcPr>
-            <w:tcW w:w="3830" w:type="dxa"/>
+            <w:tcW w:w="1826" w:type="pct"/>
           </w:tcPr>
           <w:p>
             <w:pPr>
-              <w:spacing w:after="0" w:line="240" w:lineRule="auto"/>
+              <w:pStyle w:val="NoSpacing"/>
               <w:rPr>
-                <w:rFonts w:ascii="Segoe UI" w:hAnsi="Segoe UI" w:eastAsia="Times New Roman" w:cs="Times New Roman"/>
-                <w:color w:val="242424"/>
-                <w:sz w:val="22"/>
-                <w:szCs w:val="22"/>
                 <w:lang w:val="en-US" w:eastAsia="en-US"/>
               </w:rPr>
             </w:pPr>
@@ -678,42 +523,31 @@
         <w:sdt>
           <w:sdtPr>
             <w:rPr>
-              <w:rFonts w:ascii="Segoe UI" w:hAnsi="Segoe UI" w:eastAsia="Times New Roman" w:cs="Times New Roman"/>
-              <w:color w:val="242424"/>
-              <w:sz w:val="22"/>
-              <w:szCs w:val="22"/>
               <w:lang w:val="en-US" w:eastAsia="en-US"/>
             </w:rPr>
             <w:alias w:val="CompanyAddress6"/>
             <w:tag w:val="#BC:InsertDataItem,DataItems/Header/CompanyAddress6"/>
             <w:id w:val="-950550724"/>
-            <w:dataBinding w:prefixMappings="xmlns:ns0='urn:microsoft-dynamics-nav/reports/Standard_Sales_Invoice/1306/'" w:xpath="/ns0:NavWordReportXmlPart[1]/ns0:Header[1]/ns0:CompanyAddress6[1]" w:storeItemID="{00000000-0000-0000-0000-000000000000}"/>
+            <w:dataBinding w:prefixMappings="&lt;xmlns:ns0='urn:microsoft-dynamics-nav/reports/Standard_Sales_Invoice/1306/' " w:xpath="/ns0:NavWordReportXmlPart[1]/ns0:Header[1]/ns0:CompanyAddress6[1]" w:storeItemID="{00000000-0000-0000-0000-000000000000}"/>
             <w15:color w:val="808080"/>
             <w:text/>
           </w:sdtPr>
+          <w:sdtEndPr/>
           <w:sdtContent>
             <w:tc>
               <w:tcPr>
-                <w:tcW w:w="4130" w:type="dxa"/>
+                <w:tcW w:w="1970" w:type="pct"/>
               </w:tcPr>
               <w:p>
                 <w:pPr>
-                  <w:spacing w:after="0" w:line="240" w:lineRule="auto"/>
+                  <w:pStyle w:val="BCNumber"/>
                   <w:jc w:val="right"/>
                   <w:rPr>
-                    <w:rFonts w:ascii="Segoe UI" w:hAnsi="Segoe UI" w:eastAsia="Times New Roman" w:cs="Times New Roman"/>
-                    <w:color w:val="242424"/>
-                    <w:sz w:val="22"/>
-                    <w:szCs w:val="22"/>
                     <w:lang w:val="en-US" w:eastAsia="en-US"/>
                   </w:rPr>
                 </w:pPr>
                 <w:r>
                   <w:rPr>
-                    <w:rFonts w:ascii="Segoe UI" w:hAnsi="Segoe UI" w:eastAsia="Times New Roman" w:cs="Times New Roman"/>
-                    <w:color w:val="242424"/>
-                    <w:sz w:val="22"/>
-                    <w:szCs w:val="22"/>
                     <w:lang w:val="en-US" w:eastAsia="en-US"/>
                   </w:rPr>
                   <w:t>CompanyAddress6</w:t>
@@ -730,41 +564,30 @@
         <w:sdt>
           <w:sdtPr>
             <w:rPr>
-              <w:rFonts w:ascii="Segoe UI" w:hAnsi="Segoe UI" w:eastAsia="Times New Roman" w:cs="Times New Roman"/>
-              <w:color w:val="242424"/>
-              <w:sz w:val="22"/>
-              <w:szCs w:val="22"/>
               <w:lang w:val="en-US" w:eastAsia="en-US"/>
             </w:rPr>
             <w:alias w:val="CustomerAddress7"/>
             <w:tag w:val="#BC:InsertDataItem,DataItems/Header/CustomerAddress7"/>
             <w:id w:val="-1456395504"/>
-            <w:dataBinding w:prefixMappings="xmlns:ns0='urn:microsoft-dynamics-nav/reports/Standard_Sales_Invoice/1306/'" w:xpath="/ns0:NavWordReportXmlPart[1]/ns0:Header[1]/ns0:CustomerAddress7[1]" w:storeItemID="{00000000-0000-0000-0000-000000000000}"/>
+            <w:dataBinding w:prefixMappings="&lt;xmlns:ns0='urn:microsoft-dynamics-nav/reports/Standard_Sales_Invoice/1306/' " w:xpath="/ns0:NavWordReportXmlPart[1]/ns0:Header[1]/ns0:CustomerAddress7[1]" w:storeItemID="{00000000-0000-0000-0000-000000000000}"/>
             <w15:color w:val="808080"/>
             <w:text/>
           </w:sdtPr>
+          <w:sdtEndPr/>
           <w:sdtContent>
             <w:tc>
               <w:tcPr>
-                <w:tcW w:w="2525" w:type="dxa"/>
+                <w:tcW w:w="1204" w:type="pct"/>
               </w:tcPr>
               <w:p>
                 <w:pPr>
-                  <w:spacing w:after="0" w:line="240" w:lineRule="auto"/>
+                  <w:pStyle w:val="NoSpacing"/>
                   <w:rPr>
-                    <w:rFonts w:ascii="Segoe UI" w:hAnsi="Segoe UI" w:eastAsia="Times New Roman" w:cs="Times New Roman"/>
-                    <w:color w:val="242424"/>
-                    <w:sz w:val="22"/>
-                    <w:szCs w:val="22"/>
                     <w:lang w:val="en-US" w:eastAsia="en-US"/>
                   </w:rPr>
                 </w:pPr>
                 <w:r>
                   <w:rPr>
-                    <w:rFonts w:ascii="Segoe UI" w:hAnsi="Segoe UI" w:eastAsia="Times New Roman" w:cs="Times New Roman"/>
-                    <w:color w:val="242424"/>
-                    <w:sz w:val="22"/>
-                    <w:szCs w:val="22"/>
                     <w:lang w:val="en-US" w:eastAsia="en-US"/>
                   </w:rPr>
                   <w:t>CustomerAddress7</w:t>
@@ -775,16 +598,12 @@
         </w:sdt>
         <w:tc>
           <w:tcPr>
-            <w:tcW w:w="3830" w:type="dxa"/>
+            <w:tcW w:w="1826" w:type="pct"/>
           </w:tcPr>
           <w:p>
             <w:pPr>
-              <w:spacing w:after="0" w:line="240" w:lineRule="auto"/>
+              <w:pStyle w:val="NoSpacing"/>
               <w:rPr>
-                <w:rFonts w:ascii="Segoe UI" w:hAnsi="Segoe UI" w:eastAsia="Times New Roman" w:cs="Times New Roman"/>
-                <w:color w:val="242424"/>
-                <w:sz w:val="22"/>
-                <w:szCs w:val="22"/>
                 <w:lang w:val="en-US" w:eastAsia="en-US"/>
               </w:rPr>
             </w:pPr>
@@ -793,43 +612,32 @@
         <w:sdt>
           <w:sdtPr>
             <w:rPr>
-              <w:rFonts w:ascii="Segoe UI" w:hAnsi="Segoe UI" w:eastAsia="Times New Roman" w:cs="Times New Roman"/>
-              <w:color w:val="242424"/>
-              <w:sz w:val="22"/>
-              <w:szCs w:val="22"/>
               <w:lang w:val="en-US" w:eastAsia="en-US"/>
             </w:rPr>
             <w:alias w:val="CompanyLegalOffice_Lbl"/>
             <w:tag w:val="#BC:InsertDataItem,DataItems/Header/CompanyLegalOffice_Lbl"/>
             <w:id w:val="-1388795315"/>
-            <w:dataBinding w:prefixMappings="xmlns:ns0='urn:microsoft-dynamics-nav/reports/Standard_Sales_Invoice/1306/'" w:xpath="/ns0:NavWordReportXmlPart[1]/ns0:Header[1]/ns0:CompanyLegalOffice_Lbl[1]" w:storeItemID="{00000000-0000-0000-0000-000000000000}"/>
+            <w:dataBinding w:prefixMappings="&lt;xmlns:ns0='urn:microsoft-dynamics-nav/reports/Standard_Sales_Invoice/1306/' " w:xpath="/ns0:NavWordReportXmlPart[1]/ns0:Header[1]/ns0:CompanyLegalOffice_Lbl[1]" w:storeItemID="{00000000-0000-0000-0000-000000000000}"/>
             <w15:color w:val="808080"/>
             <w:text/>
           </w:sdtPr>
+          <w:sdtEndPr/>
           <w:sdtContent>
             <w:tc>
               <w:tcPr>
-                <w:tcW w:w="4130" w:type="dxa"/>
+                <w:tcW w:w="1970" w:type="pct"/>
               </w:tcPr>
               <w:p>
                 <w:pPr>
-                  <w:spacing w:after="0" w:line="240" w:lineRule="auto"/>
+                  <w:pStyle w:val="BCNumber"/>
                   <w:jc w:val="right"/>
                   <w:rPr>
-                    <w:rFonts w:ascii="Segoe UI" w:hAnsi="Segoe UI" w:eastAsia="Times New Roman" w:cs="Times New Roman"/>
-                    <w:color w:val="242424"/>
-                    <w:sz w:val="22"/>
-                    <w:szCs w:val="22"/>
                     <w:lang w:val="en-US" w:eastAsia="en-US"/>
                   </w:rPr>
                 </w:pPr>
                 <w:proofErr w:type="spellStart"/>
                 <w:r>
                   <w:rPr>
-                    <w:rFonts w:ascii="Segoe UI" w:hAnsi="Segoe UI" w:eastAsia="Times New Roman" w:cs="Times New Roman"/>
-                    <w:color w:val="242424"/>
-                    <w:sz w:val="22"/>
-                    <w:szCs w:val="22"/>
                     <w:lang w:val="en-US" w:eastAsia="en-US"/>
                   </w:rPr>
                   <w:t>CompanyLegalOffice_Lbl</w:t>
@@ -847,41 +655,30 @@
         <w:sdt>
           <w:sdtPr>
             <w:rPr>
-              <w:rFonts w:ascii="Segoe UI" w:hAnsi="Segoe UI" w:eastAsia="Times New Roman" w:cs="Times New Roman"/>
-              <w:color w:val="242424"/>
-              <w:sz w:val="22"/>
-              <w:szCs w:val="22"/>
               <w:lang w:val="en-US" w:eastAsia="en-US"/>
             </w:rPr>
             <w:alias w:val="CustomerAddress8"/>
             <w:tag w:val="#BC:InsertDataItem,DataItems/Header/CustomerAddress8"/>
             <w:id w:val="-718439385"/>
-            <w:dataBinding w:prefixMappings="xmlns:ns0='urn:microsoft-dynamics-nav/reports/Standard_Sales_Invoice/1306/'" w:xpath="/ns0:NavWordReportXmlPart[1]/ns0:Header[1]/ns0:CustomerAddress8[1]" w:storeItemID="{00000000-0000-0000-0000-000000000000}"/>
+            <w:dataBinding w:prefixMappings="&lt;xmlns:ns0='urn:microsoft-dynamics-nav/reports/Standard_Sales_Invoice/1306/' " w:xpath="/ns0:NavWordReportXmlPart[1]/ns0:Header[1]/ns0:CustomerAddress8[1]" w:storeItemID="{00000000-0000-0000-0000-000000000000}"/>
             <w15:color w:val="808080"/>
             <w:text/>
           </w:sdtPr>
+          <w:sdtEndPr/>
           <w:sdtContent>
             <w:tc>
               <w:tcPr>
-                <w:tcW w:w="2525" w:type="dxa"/>
+                <w:tcW w:w="1204" w:type="pct"/>
               </w:tcPr>
               <w:p>
                 <w:pPr>
-                  <w:spacing w:after="0" w:line="240" w:lineRule="auto"/>
+                  <w:pStyle w:val="NoSpacing"/>
                   <w:rPr>
-                    <w:rFonts w:ascii="Segoe UI" w:hAnsi="Segoe UI" w:eastAsia="Times New Roman" w:cs="Times New Roman"/>
-                    <w:color w:val="242424"/>
-                    <w:sz w:val="22"/>
-                    <w:szCs w:val="22"/>
                     <w:lang w:val="en-US" w:eastAsia="en-US"/>
                   </w:rPr>
                 </w:pPr>
                 <w:r>
                   <w:rPr>
-                    <w:rFonts w:ascii="Segoe UI" w:hAnsi="Segoe UI" w:eastAsia="Times New Roman" w:cs="Times New Roman"/>
-                    <w:color w:val="242424"/>
-                    <w:sz w:val="22"/>
-                    <w:szCs w:val="22"/>
                     <w:lang w:val="en-US" w:eastAsia="en-US"/>
                   </w:rPr>
                   <w:t>CustomerAddress8</w:t>
@@ -892,16 +689,12 @@
         </w:sdt>
         <w:tc>
           <w:tcPr>
-            <w:tcW w:w="3830" w:type="dxa"/>
+            <w:tcW w:w="1826" w:type="pct"/>
           </w:tcPr>
           <w:p>
             <w:pPr>
-              <w:spacing w:after="0" w:line="240" w:lineRule="auto"/>
+              <w:pStyle w:val="NoSpacing"/>
               <w:rPr>
-                <w:rFonts w:ascii="Segoe UI" w:hAnsi="Segoe UI" w:eastAsia="Times New Roman" w:cs="Times New Roman"/>
-                <w:color w:val="242424"/>
-                <w:sz w:val="22"/>
-                <w:szCs w:val="22"/>
                 <w:lang w:val="en-US" w:eastAsia="en-US"/>
               </w:rPr>
             </w:pPr>
@@ -910,43 +703,32 @@
         <w:sdt>
           <w:sdtPr>
             <w:rPr>
-              <w:rFonts w:ascii="Segoe UI" w:hAnsi="Segoe UI" w:eastAsia="Times New Roman" w:cs="Times New Roman"/>
-              <w:color w:val="242424"/>
-              <w:sz w:val="22"/>
-              <w:szCs w:val="22"/>
               <w:lang w:val="en-US" w:eastAsia="en-US"/>
             </w:rPr>
             <w:alias w:val="CompanyLegalOffice"/>
             <w:tag w:val="#BC:InsertDataItem,DataItems/Header/CompanyLegalOffice"/>
             <w:id w:val="-468984459"/>
-            <w:dataBinding w:prefixMappings="xmlns:ns0='urn:microsoft-dynamics-nav/reports/Standard_Sales_Invoice/1306/'" w:xpath="/ns0:NavWordReportXmlPart[1]/ns0:Header[1]/ns0:CompanyLegalOffice[1]" w:storeItemID="{00000000-0000-0000-0000-000000000000}"/>
+            <w:dataBinding w:prefixMappings="&lt;xmlns:ns0='urn:microsoft-dynamics-nav/reports/Standard_Sales_Invoice/1306/' " w:xpath="/ns0:NavWordReportXmlPart[1]/ns0:Header[1]/ns0:CompanyLegalOffice[1]" w:storeItemID="{00000000-0000-0000-0000-000000000000}"/>
             <w15:color w:val="808080"/>
             <w:text/>
           </w:sdtPr>
+          <w:sdtEndPr/>
           <w:sdtContent>
             <w:tc>
               <w:tcPr>
-                <w:tcW w:w="4130" w:type="dxa"/>
+                <w:tcW w:w="1970" w:type="pct"/>
               </w:tcPr>
               <w:p>
                 <w:pPr>
-                  <w:spacing w:after="0" w:line="240" w:lineRule="auto"/>
+                  <w:pStyle w:val="BCNumber"/>
                   <w:jc w:val="right"/>
                   <w:rPr>
-                    <w:rFonts w:ascii="Segoe UI" w:hAnsi="Segoe UI" w:eastAsia="Times New Roman" w:cs="Times New Roman"/>
-                    <w:color w:val="242424"/>
-                    <w:sz w:val="22"/>
-                    <w:szCs w:val="22"/>
                     <w:lang w:val="en-US" w:eastAsia="en-US"/>
                   </w:rPr>
                 </w:pPr>
                 <w:proofErr w:type="spellStart"/>
                 <w:r>
                   <w:rPr>
-                    <w:rFonts w:ascii="Segoe UI" w:hAnsi="Segoe UI" w:eastAsia="Times New Roman" w:cs="Times New Roman"/>
-                    <w:color w:val="242424"/>
-                    <w:sz w:val="22"/>
-                    <w:szCs w:val="22"/>
                     <w:lang w:val="en-US" w:eastAsia="en-US"/>
                   </w:rPr>
                   <w:t>CompanyLegalOffice</w:t>
@@ -962,188 +744,138 @@
       <w:pPr>
         <w:spacing w:after="0" w:line="240" w:lineRule="auto"/>
         <w:rPr>
-          <w:rFonts w:ascii="Segoe UI" w:hAnsi="Segoe UI" w:eastAsia="Segoe UI" w:cs="Segoe UI"/>
-          <w:color w:val="242424"/>
-          <w:sz w:val="22"/>
-          <w:szCs w:val="22"/>
           <w:lang w:val="da-DK" w:eastAsia="en-US"/>
         </w:rPr>
       </w:pPr>
     </w:p>
     <w:tbl>
       <w:tblPr>
-        <w:tblStyle w:val="TableGrid1"/>
-        <w:tblW w:w="10498" w:type="dxa"/>
-        <w:tblBorders>
-          <w:top w:val="none" w:color="auto" w:sz="0" w:space="0"/>
-          <w:left w:val="none" w:color="auto" w:sz="0" w:space="0"/>
-          <w:bottom w:val="none" w:color="auto" w:sz="0" w:space="0"/>
-          <w:right w:val="none" w:color="auto" w:sz="0" w:space="0"/>
-          <w:insideH w:val="none" w:color="auto" w:sz="0" w:space="0"/>
-          <w:insideV w:val="none" w:color="auto" w:sz="0" w:space="0"/>
-        </w:tblBorders>
-        <w:tblLayout w:type="fixed"/>
-        <w:tblCellMar>
-          <w:left w:w="0" w:type="dxa"/>
-          <w:right w:w="0" w:type="dxa"/>
-        </w:tblCellMar>
-        <w:tblLook w:val="04A0" w:firstRow="1" w:lastRow="0" w:firstColumn="1" w:lastColumn="0" w:noHBand="0" w:noVBand="1"/>
+        <w:tblStyle w:val="BCBlockTable"/>
+        <w:tblW w:w="5000" w:type="pct"/>
+        <w:tblLook w:val="0620" w:firstRow="1" w:lastRow="0" w:firstColumn="0" w:lastColumn="0" w:noHBand="1" w:noVBand="1"/>
         <w:tblCaption w:val="Document Information Block"/>
+        <w:tblDescription w:val="Layout table. Used for positioning, not for tabular data."/>
       </w:tblPr>
       <w:tblGrid>
-        <w:gridCol w:w="2625"/>
-        <w:gridCol w:w="2624"/>
-        <w:gridCol w:w="2624"/>
-        <w:gridCol w:w="2625"/>
+        <w:gridCol w:w="2507"/>
+        <w:gridCol w:w="2508"/>
+        <w:gridCol w:w="2508"/>
+        <w:gridCol w:w="2972"/>
       </w:tblGrid>
       <w:tr>
         <w:trPr>
+          <w:cnfStyle w:val="100000000000" w:firstRow="1" w:lastRow="0" w:firstColumn="0" w:lastColumn="0" w:oddVBand="0" w:evenVBand="0" w:oddHBand="0" w:evenHBand="0" w:firstRowFirstColumn="0" w:firstRowLastColumn="0" w:lastRowFirstColumn="0" w:lastRowLastColumn="0"/>
           <w:trHeight w:val="254"/>
         </w:trPr>
         <w:sdt>
           <w:sdtPr>
-            <w:rPr>
-              <w:rFonts w:ascii="Segoe UI Semibold" w:hAnsi="Segoe UI Semibold" w:cs="Segoe UI Semibold"/>
-              <w:sz w:val="22"/>
-              <w:szCs w:val="22"/>
-            </w:rPr>
-            <w:alias w:val="DocumentDate_Lbl"/>
-            <w:tag w:val="#BC:InsertDataItem,DataItems/Header/DocumentDate_Lbl"/>
-            <w:id w:val="-349949159"/>
+            <w:alias w:val="DocumentNo_Lbl"/>
+            <w:tag w:val="#BC:InsertDataItem,DataItems/Header/DocumentNo_Lbl"/>
+            <w:id w:val="-234098137"/>
             <w:placeholder>
               <w:docPart w:val="DefaultPlaceholder_-1854013440"/>
             </w:placeholder>
             <w15:color w:val="808080"/>
             <w:text/>
-            <w:dataBinding w:prefixMappings="xmlns:ns0='urn:microsoft-dynamics-nav/reports/Standard_Sales_Invoice/1306/'" w:xpath="/ns0:NavWordReportXmlPart[1]/ns0:Header[1]/ns0:DocumentDate_Lbl[1]"/>
           </w:sdtPr>
+          <w:sdtEndPr/>
           <w:sdtContent>
             <w:tc>
               <w:tcPr>
-                <w:tcW w:w="2625" w:type="dxa"/>
+                <w:tcW w:w="1250" w:type="pct"/>
               </w:tcPr>
               <w:p>
                 <w:pPr>
-                  <w:pStyle w:val="Heading2"/>
-                  <w:rPr>
-                    <w:rFonts w:ascii="Segoe UI Semibold" w:hAnsi="Segoe UI Semibold" w:eastAsia="Segoe UI" w:cs="Segoe UI Semibold"/>
-                    <w:sz w:val="22"/>
-                    <w:szCs w:val="22"/>
-                  </w:rPr>
+                  <w:pStyle w:val="BCLabel"/>
                 </w:pPr>
-                <w:proofErr w:type="spellStart"/>
                 <w:r>
-                  <w:rPr>
-                    <w:rFonts w:ascii="Segoe UI Semibold" w:hAnsi="Segoe UI Semibold" w:cs="Segoe UI Semibold"/>
-                    <w:sz w:val="22"/>
-                    <w:szCs w:val="22"/>
-                  </w:rPr>
-                  <w:t>DocumentDate_Lbl</w:t>
+                  <w:t>DocumentNo_Lbl</w:t>
                 </w:r>
-                <w:proofErr w:type="spellEnd"/>
               </w:p>
             </w:tc>
           </w:sdtContent>
         </w:sdt>
         <w:sdt>
           <w:sdtPr>
-            <w:rPr>
-              <w:rFonts w:ascii="Segoe UI Semibold" w:hAnsi="Segoe UI Semibold" w:eastAsia="Segoe UI" w:cs="Segoe UI Semibold"/>
-              <w:sz w:val="22"/>
-              <w:szCs w:val="22"/>
-            </w:rPr>
-            <w:alias w:val="DueDate_Lbl"/>
-            <w:tag w:val="#BC:InsertDataItem,DataItems/Header/DueDate_Lbl"/>
-            <w:id w:val="755092455"/>
-            <w:dataBinding w:prefixMappings="xmlns:ns0='urn:microsoft-dynamics-nav/reports/Standard_Sales_Invoice/1306/'" w:xpath="/ns0:NavWordReportXmlPart[1]/ns0:Header[1]/ns0:DueDate_Lbl[1]" w:storeItemID="{00000000-0000-0000-0000-000000000000}"/>
+            <w:alias w:val="DocumentDate_Lbl"/>
+            <w:tag w:val="#BC:InsertDataItem,DataItems/Header/DocumentDate_Lbl"/>
+            <w:id w:val="-349949159"/>
+            <w:placeholder>
+              <w:docPart w:val="41E6EBCF9CCC4F6D959E132AC5DBE491"/>
+            </w:placeholder>
+            <w:dataBinding w:prefixMappings="&lt;xmlns:ns0='urn:microsoft-dynamics-nav/reports/Standard_Sales_Invoice/1306/' " w:xpath="/ns0:NavWordReportXmlPart[1]/ns0:Header[1]/ns0:DocumentDate_Lbl[1]" w:storeItemID="{00000000-0000-0000-0000-000000000000}"/>
             <w15:color w:val="808080"/>
             <w:text/>
           </w:sdtPr>
+          <w:sdtEndPr/>
           <w:sdtContent>
             <w:tc>
               <w:tcPr>
-                <w:tcW w:w="2624" w:type="dxa"/>
+                <w:tcW w:w="1250" w:type="pct"/>
               </w:tcPr>
               <w:p>
                 <w:pPr>
-                  <w:pStyle w:val="Heading2"/>
-                  <w:rPr>
-                    <w:rFonts w:ascii="Segoe UI Semibold" w:hAnsi="Segoe UI Semibold" w:eastAsia="Segoe UI" w:cs="Segoe UI Semibold"/>
-                    <w:sz w:val="22"/>
-                    <w:szCs w:val="22"/>
-                  </w:rPr>
+                  <w:pStyle w:val="BCLabel"/>
                 </w:pPr>
-                <w:proofErr w:type="spellStart"/>
                 <w:r>
-                  <w:rPr>
-                    <w:rFonts w:ascii="Segoe UI Semibold" w:hAnsi="Segoe UI Semibold" w:eastAsia="Segoe UI" w:cs="Segoe UI Semibold"/>
-                    <w:sz w:val="22"/>
-                    <w:szCs w:val="22"/>
-                  </w:rPr>
-                  <w:t>DueDate_Lbl</w:t>
+                  <w:t>DocumentDate_Lbl</w:t>
                 </w:r>
-                <w:proofErr w:type="spellEnd"/>
               </w:p>
             </w:tc>
           </w:sdtContent>
         </w:sdt>
         <w:sdt>
           <w:sdtPr>
-            <w:rPr>
-              <w:rFonts w:ascii="Segoe UI Semibold" w:hAnsi="Segoe UI Semibold" w:eastAsia="Segoe UI" w:cs="Segoe UI Semibold"/>
-              <w:sz w:val="22"/>
-              <w:szCs w:val="22"/>
-            </w:rPr>
-            <w:alias w:val="PaymentTermsDescription_Lbl"/>
-            <w:tag w:val="#BC:InsertDataItem,DataItems/Header/PaymentTermsDescription_Lbl"/>
-            <w:id w:val="-165563059"/>
-            <w:dataBinding w:prefixMappings="xmlns:ns0='urn:microsoft-dynamics-nav/reports/Standard_Sales_Invoice/1306/'" w:xpath="/ns0:NavWordReportXmlPart[1]/ns0:Header[1]/ns0:PaymentTermsDescription_Lbl[1]" w:storeItemID="{00000000-0000-0000-0000-000000000000}"/>
+            <w:alias w:val="DueDate_Lbl"/>
+            <w:tag w:val="#BC:InsertDataItem,DataItems/Header/DueDate_Lbl"/>
+            <w:id w:val="755092455"/>
+            <w:dataBinding w:prefixMappings="&lt;xmlns:ns0='urn:microsoft-dynamics-nav/reports/Standard_Sales_Invoice/1306/' " w:xpath="/ns0:NavWordReportXmlPart[1]/ns0:Header[1]/ns0:DueDate_Lbl[1]" w:storeItemID="{00000000-0000-0000-0000-000000000000}"/>
             <w15:color w:val="808080"/>
             <w:text/>
           </w:sdtPr>
+          <w:sdtEndPr/>
           <w:sdtContent>
             <w:tc>
               <w:tcPr>
-                <w:tcW w:w="2624" w:type="dxa"/>
+                <w:tcW w:w="1250" w:type="pct"/>
               </w:tcPr>
               <w:p>
                 <w:pPr>
-                  <w:pStyle w:val="Heading2"/>
-                  <w:rPr>
-                    <w:rFonts w:ascii="Segoe UI Semibold" w:hAnsi="Segoe UI Semibold" w:eastAsia="Segoe UI" w:cs="Segoe UI Semibold"/>
-                    <w:sz w:val="22"/>
-                    <w:szCs w:val="22"/>
-                  </w:rPr>
+                  <w:pStyle w:val="BCLabel"/>
                 </w:pPr>
-                <w:proofErr w:type="spellStart"/>
                 <w:r>
-                  <w:rPr>
-                    <w:rFonts w:ascii="Segoe UI Semibold" w:hAnsi="Segoe UI Semibold" w:eastAsia="Segoe UI" w:cs="Segoe UI Semibold"/>
-                    <w:sz w:val="22"/>
-                    <w:szCs w:val="22"/>
-                  </w:rPr>
-                  <w:t>PaymentTermsDescription_Lbl</w:t>
+                  <w:t>DueDate_Lbl</w:t>
                 </w:r>
-                <w:proofErr w:type="spellEnd"/>
               </w:p>
             </w:tc>
           </w:sdtContent>
         </w:sdt>
-        <w:tc>
-          <w:tcPr>
-            <w:tcW w:w="2625" w:type="dxa"/>
-          </w:tcPr>
-          <w:p>
-            <w:pPr>
-              <w:pStyle w:val="Heading2"/>
-              <w:rPr>
-                <w:rFonts w:ascii="Segoe UI Semibold" w:hAnsi="Segoe UI Semibold" w:eastAsia="Segoe UI" w:cs="Segoe UI Semibold"/>
-                <w:sz w:val="22"/>
-                <w:szCs w:val="22"/>
-              </w:rPr>
-            </w:pPr>
-          </w:p>
-        </w:tc>
+        <w:sdt>
+          <w:sdtPr>
+            <w:alias w:val="PaymentTermsDescription_Lbl"/>
+            <w:tag w:val="#BC:InsertDataItem,DataItems/Header/PaymentTermsDescription_Lbl"/>
+            <w:id w:val="-165563059"/>
+            <w:dataBinding w:prefixMappings="&lt;xmlns:ns0='urn:microsoft-dynamics-nav/reports/Standard_Sales_Invoice/1306/' " w:xpath="/ns0:NavWordReportXmlPart[1]/ns0:Header[1]/ns0:PaymentTermsDescription_Lbl[1]" w:storeItemID="{00000000-0000-0000-0000-000000000000}"/>
+            <w15:color w:val="808080"/>
+            <w:text/>
+          </w:sdtPr>
+          <w:sdtEndPr/>
+          <w:sdtContent>
+            <w:tc>
+              <w:tcPr>
+                <w:tcW w:w="1250" w:type="pct"/>
+              </w:tcPr>
+              <w:p>
+                <w:pPr>
+                  <w:pStyle w:val="BCLabel"/>
+                </w:pPr>
+                <w:r>
+                  <w:t>PaymentTermsDescription_Lbl</w:t>
+                </w:r>
+              </w:p>
+            </w:tc>
+          </w:sdtContent>
+        </w:sdt>
       </w:tr>
       <w:tr>
         <w:trPr>
@@ -1151,185 +883,140 @@
         </w:trPr>
         <w:sdt>
           <w:sdtPr>
-            <w:rPr>
-              <w:rFonts w:cs="Segoe UI"/>
-              <w:color w:val="242424"/>
-              <w:sz w:val="22"/>
-              <w:szCs w:val="28"/>
-            </w:rPr>
-            <w:alias w:val="DocumentDate"/>
-            <w:tag w:val="#BC:InsertDataItem,DataItems/Header/DocumentDate"/>
-            <w:id w:val="-2042270079"/>
+            <w:alias w:val="DocumentNo"/>
+            <w:tag w:val="#BC:InsertDataItem,DataItems/Header/DocumentNo"/>
+            <w:id w:val="-1697777679"/>
             <w:placeholder>
               <w:docPart w:val="DefaultPlaceholder_-1854013440"/>
             </w:placeholder>
             <w15:color w:val="808080"/>
             <w:text/>
-            <w:dataBinding w:prefixMappings="xmlns:ns0='urn:microsoft-dynamics-nav/reports/Standard_Sales_Invoice/1306/'" w:xpath="/ns0:NavWordReportXmlPart[1]/ns0:Header[1]/ns0:DocumentDate[1]"/>
           </w:sdtPr>
+          <w:sdtEndPr/>
           <w:sdtContent>
             <w:tc>
               <w:tcPr>
-                <w:tcW w:w="2625" w:type="dxa"/>
+                <w:tcW w:w="1250" w:type="pct"/>
               </w:tcPr>
               <w:p>
                 <w:pPr>
-                  <w:rPr>
-                    <w:rFonts w:cs="Segoe UI"/>
-                    <w:color w:val="242424"/>
-                    <w:sz w:val="22"/>
-                    <w:szCs w:val="28"/>
-                  </w:rPr>
+                  <w:pStyle w:val="NoSpacing"/>
                 </w:pPr>
-                <w:proofErr w:type="spellStart"/>
                 <w:r>
-                  <w:rPr>
-                    <w:rFonts w:cs="Segoe UI"/>
-                    <w:color w:val="242424"/>
-                    <w:sz w:val="22"/>
-                    <w:szCs w:val="28"/>
-                  </w:rPr>
-                  <w:t>DocumentDate</w:t>
+                  <w:t>DocumentNo</w:t>
                 </w:r>
-                <w:proofErr w:type="spellEnd"/>
               </w:p>
             </w:tc>
           </w:sdtContent>
         </w:sdt>
         <w:sdt>
           <w:sdtPr>
-            <w:rPr>
-              <w:rFonts w:cs="Segoe UI"/>
-              <w:color w:val="242424"/>
-              <w:sz w:val="22"/>
-              <w:szCs w:val="28"/>
-            </w:rPr>
-            <w:alias w:val="DueDate"/>
-            <w:tag w:val="#BC:InsertDataItem,DataItems/Header/DueDate"/>
-            <w:id w:val="1511642603"/>
-            <w:dataBinding w:prefixMappings="xmlns:ns0='urn:microsoft-dynamics-nav/reports/Standard_Sales_Invoice/1306/'" w:xpath="/ns0:NavWordReportXmlPart[1]/ns0:Header[1]/ns0:DueDate[1]" w:storeItemID="{00000000-0000-0000-0000-000000000000}"/>
+            <w:alias w:val="DocumentDate"/>
+            <w:tag w:val="#BC:InsertDataItem,DataItems/Header/DocumentDate"/>
+            <w:id w:val="-2042270079"/>
+            <w:placeholder>
+              <w:docPart w:val="2175B35D1DB6426E90BE06524464197B"/>
+            </w:placeholder>
+            <w:dataBinding w:prefixMappings="&lt;xmlns:ns0='urn:microsoft-dynamics-nav/reports/Standard_Sales_Invoice/1306/' " w:xpath="/ns0:NavWordReportXmlPart[1]/ns0:Header[1]/ns0:DocumentDate[1]" w:storeItemID="{00000000-0000-0000-0000-000000000000}"/>
             <w15:color w:val="808080"/>
             <w:text/>
           </w:sdtPr>
+          <w:sdtEndPr/>
           <w:sdtContent>
             <w:tc>
               <w:tcPr>
-                <w:tcW w:w="2624" w:type="dxa"/>
+                <w:tcW w:w="1250" w:type="pct"/>
               </w:tcPr>
               <w:p>
                 <w:pPr>
-                  <w:rPr>
-                    <w:rFonts w:cs="Segoe UI"/>
-                    <w:color w:val="242424"/>
-                    <w:sz w:val="22"/>
-                    <w:szCs w:val="28"/>
-                  </w:rPr>
+                  <w:pStyle w:val="NoSpacing"/>
                 </w:pPr>
-                <w:proofErr w:type="spellStart"/>
                 <w:r>
-                  <w:rPr>
-                    <w:rFonts w:cs="Segoe UI"/>
-                    <w:color w:val="242424"/>
-                    <w:sz w:val="22"/>
-                    <w:szCs w:val="28"/>
-                  </w:rPr>
-                  <w:t>DueDate</w:t>
+                  <w:t>DocumentDate</w:t>
                 </w:r>
-                <w:proofErr w:type="spellEnd"/>
               </w:p>
             </w:tc>
           </w:sdtContent>
         </w:sdt>
         <w:sdt>
           <w:sdtPr>
-            <w:rPr>
-              <w:rFonts w:cs="Segoe UI"/>
-              <w:color w:val="242424"/>
-              <w:sz w:val="22"/>
-              <w:szCs w:val="28"/>
-            </w:rPr>
-            <w:alias w:val="PaymentTermsDescription"/>
-            <w:tag w:val="#BC:InsertDataItem,DataItems/Header/PaymentTermsDescription"/>
-            <w:id w:val="-1513372881"/>
-            <w:dataBinding w:prefixMappings="xmlns:ns0='urn:microsoft-dynamics-nav/reports/Standard_Sales_Invoice/1306/'" w:xpath="/ns0:NavWordReportXmlPart[1]/ns0:Header[1]/ns0:PaymentTermsDescription[1]" w:storeItemID="{00000000-0000-0000-0000-000000000000}"/>
+            <w:alias w:val="DueDate"/>
+            <w:tag w:val="#BC:InsertDataItem,DataItems/Header/DueDate"/>
+            <w:id w:val="1511642603"/>
+            <w:dataBinding w:prefixMappings="&lt;xmlns:ns0='urn:microsoft-dynamics-nav/reports/Standard_Sales_Invoice/1306/' " w:xpath="/ns0:NavWordReportXmlPart[1]/ns0:Header[1]/ns0:DueDate[1]" w:storeItemID="{00000000-0000-0000-0000-000000000000}"/>
             <w15:color w:val="808080"/>
             <w:text/>
           </w:sdtPr>
+          <w:sdtEndPr/>
           <w:sdtContent>
             <w:tc>
               <w:tcPr>
-                <w:tcW w:w="2624" w:type="dxa"/>
+                <w:tcW w:w="1250" w:type="pct"/>
               </w:tcPr>
               <w:p>
                 <w:pPr>
-                  <w:rPr>
-                    <w:rFonts w:cs="Segoe UI"/>
-                    <w:color w:val="242424"/>
-                    <w:sz w:val="22"/>
-                    <w:szCs w:val="28"/>
-                  </w:rPr>
+                  <w:pStyle w:val="NoSpacing"/>
                 </w:pPr>
-                <w:proofErr w:type="spellStart"/>
                 <w:r>
-                  <w:rPr>
-                    <w:rFonts w:cs="Segoe UI"/>
-                    <w:color w:val="242424"/>
-                    <w:sz w:val="22"/>
-                    <w:szCs w:val="28"/>
-                  </w:rPr>
-                  <w:t>PaymentTermsDescription</w:t>
+                  <w:t>DueDate</w:t>
                 </w:r>
-                <w:proofErr w:type="spellEnd"/>
               </w:p>
             </w:tc>
           </w:sdtContent>
         </w:sdt>
-        <w:tc>
-          <w:tcPr>
-            <w:tcW w:w="2625" w:type="dxa"/>
-          </w:tcPr>
-          <w:p>
-            <w:pPr>
-              <w:rPr>
-                <w:rFonts w:cs="Segoe UI"/>
-                <w:color w:val="242424"/>
-                <w:sz w:val="22"/>
-                <w:szCs w:val="28"/>
-              </w:rPr>
-            </w:pPr>
-          </w:p>
-        </w:tc>
+        <w:sdt>
+          <w:sdtPr>
+            <w:alias w:val="PaymentTermsDescription"/>
+            <w:tag w:val="#BC:InsertDataItem,DataItems/Header/PaymentTermsDescription"/>
+            <w:id w:val="-1513372881"/>
+            <w:dataBinding w:prefixMappings="&lt;xmlns:ns0='urn:microsoft-dynamics-nav/reports/Standard_Sales_Invoice/1306/' " w:xpath="/ns0:NavWordReportXmlPart[1]/ns0:Header[1]/ns0:PaymentTermsDescription[1]" w:storeItemID="{00000000-0000-0000-0000-000000000000}"/>
+            <w15:color w:val="808080"/>
+            <w:text/>
+          </w:sdtPr>
+          <w:sdtEndPr/>
+          <w:sdtContent>
+            <w:tc>
+              <w:tcPr>
+                <w:tcW w:w="1250" w:type="pct"/>
+              </w:tcPr>
+              <w:p>
+                <w:pPr>
+                  <w:pStyle w:val="NoSpacing"/>
+                </w:pPr>
+                <w:r>
+                  <w:t>PaymentTermsDescription</w:t>
+                </w:r>
+              </w:p>
+            </w:tc>
+          </w:sdtContent>
+        </w:sdt>
       </w:tr>
     </w:tbl>
     <w:p>
       <w:pPr>
         <w:spacing w:after="0" w:line="240" w:lineRule="auto"/>
         <w:rPr>
-          <w:rFonts w:ascii="Segoe UI" w:hAnsi="Segoe UI" w:eastAsia="Segoe UI" w:cs="Segoe UI"/>
-          <w:color w:val="242424"/>
-          <w:sz w:val="22"/>
-          <w:szCs w:val="22"/>
           <w:lang w:val="da-DK" w:eastAsia="en-US"/>
         </w:rPr>
       </w:pPr>
     </w:p>
     <w:tbl>
       <w:tblPr>
-        <w:tblStyle w:val="CLSequoiatablestyle021"/>
-        <w:tblW w:w="10497" w:type="dxa"/>
-        <w:tblLayout w:type="fixed"/>
-        <w:tblLook w:val="04A0" w:firstRow="1" w:lastRow="0" w:firstColumn="1" w:lastColumn="0" w:noHBand="0" w:noVBand="1"/>
+        <w:tblStyle w:val="BCDataTable"/>
+        <w:tblW w:w="5000" w:type="pct"/>
+        <w:tblLook w:val="0420" w:firstRow="1" w:lastRow="0" w:firstColumn="0" w:lastColumn="0" w:noHBand="0" w:noVBand="1"/>
         <w:tblCaption w:val="Data Table Block"/>
+        <w:tblDescription w:val="Document lines. Column headers in the first row."/>
       </w:tblPr>
       <w:tblGrid>
-        <w:gridCol w:w="806"/>
-        <w:gridCol w:w="2347"/>
-        <w:gridCol w:w="1166"/>
-        <w:gridCol w:w="806"/>
-        <w:gridCol w:w="1440"/>
-        <w:gridCol w:w="1354"/>
-        <w:gridCol w:w="994"/>
-        <w:gridCol w:w="1584"/>
+        <w:gridCol w:w="1172"/>
+        <w:gridCol w:w="1398"/>
+        <w:gridCol w:w="1230"/>
+        <w:gridCol w:w="1129"/>
+        <w:gridCol w:w="974"/>
+        <w:gridCol w:w="2010"/>
+        <w:gridCol w:w="1151"/>
+        <w:gridCol w:w="1431"/>
       </w:tblGrid>
       <w:tr>
         <w:trPr>
@@ -1338,49 +1025,33 @@
         </w:trPr>
         <w:tc>
           <w:tcPr>
-            <w:cnfStyle w:val="001000000000" w:firstRow="0" w:lastRow="0" w:firstColumn="1" w:lastColumn="0" w:oddVBand="0" w:evenVBand="0" w:oddHBand="0" w:evenHBand="0" w:firstRowFirstColumn="0" w:firstRowLastColumn="0" w:lastRowFirstColumn="0" w:lastRowLastColumn="0"/>
-            <w:tcW w:w="806" w:type="dxa"/>
-            <w:tcBorders>
-              <w:bottom w:val="single" w:color="auto" w:sz="4" w:space="0"/>
-            </w:tcBorders>
+            <w:tcW w:w="384" w:type="pct"/>
           </w:tcPr>
           <w:sdt>
             <w:sdtPr>
               <w:rPr>
-                <w:rFonts w:ascii="Segoe UI Semibold" w:hAnsi="Segoe UI Semibold" w:eastAsia="Times New Roman" w:cs="Segoe UI Semibold"/>
-                <w:sz w:val="22"/>
-                <w:szCs w:val="22"/>
                 <w:lang w:val="en-US" w:eastAsia="en-US"/>
               </w:rPr>
               <w:alias w:val="ItemNo_Line_Lbl"/>
               <w:tag w:val="#BC:InsertDataItem,DataItems/Header/Line/ItemNo_Line_Lbl"/>
               <w:id w:val="2050642905"/>
-              <w:dataBinding w:prefixMappings="xmlns:ns0='urn:microsoft-dynamics-nav/reports/Standard_Sales_Invoice/1306/'" w:xpath="/ns0:NavWordReportXmlPart[1]/ns0:Header[1]/ns0:Line[1]/ns0:ItemNo_Line_Lbl[1]" w:storeItemID="{00000000-0000-0000-0000-000000000000}"/>
+              <w:dataBinding w:prefixMappings="&lt;xmlns:ns0='urn:microsoft-dynamics-nav/reports/Standard_Sales_Invoice/1306/' " w:xpath="/ns0:NavWordReportXmlPart[1]/ns0:Header[1]/ns0:Line[1]/ns0:ItemNo_Line_Lbl[1]" w:storeItemID="{00000000-0000-0000-0000-000000000000}"/>
               <w15:color w:val="808080"/>
               <w:text/>
             </w:sdtPr>
+            <w:sdtEndPr/>
             <w:sdtContent>
               <w:p>
                 <w:pPr>
-                  <w:pStyle w:val="Heading2"/>
+                  <w:pStyle w:val="BCLabel"/>
                   <w:spacing w:before="160" w:after="80"/>
                   <w:rPr>
-                    <w:rFonts w:ascii="Segoe UI Semibold" w:hAnsi="Segoe UI Semibold" w:eastAsia="Times New Roman" w:cs="Segoe UI Semibold"/>
-                    <w:b w:val="0"/>
-                    <w:bCs w:val="0"/>
-                    <w:sz w:val="22"/>
-                    <w:szCs w:val="22"/>
                     <w:lang w:val="en-US" w:eastAsia="en-US"/>
                   </w:rPr>
                 </w:pPr>
                 <w:proofErr w:type="spellStart"/>
                 <w:r>
                   <w:rPr>
-                    <w:rFonts w:ascii="Segoe UI Semibold" w:hAnsi="Segoe UI Semibold" w:eastAsia="Times New Roman" w:cs="Segoe UI Semibold"/>
-                    <w:b w:val="0"/>
-                    <w:bCs w:val="0"/>
-                    <w:sz w:val="22"/>
-                    <w:szCs w:val="22"/>
                     <w:lang w:val="en-US" w:eastAsia="en-US"/>
                   </w:rPr>
                   <w:t>ItemNo_Line_Lbl</w:t>
@@ -1393,48 +1064,32 @@
         <w:sdt>
           <w:sdtPr>
             <w:rPr>
-              <w:rFonts w:ascii="Segoe UI Semibold" w:hAnsi="Segoe UI Semibold" w:eastAsia="Times New Roman" w:cs="Segoe UI Semibold"/>
-              <w:sz w:val="22"/>
-              <w:szCs w:val="22"/>
               <w:lang w:val="en-US" w:eastAsia="en-US"/>
             </w:rPr>
             <w:alias w:val="Description_Line_Lbl"/>
             <w:tag w:val="#BC:InsertDataItem,DataItems/Header/Line/Description_Line_Lbl"/>
             <w:id w:val="55748171"/>
-            <w:dataBinding w:prefixMappings="xmlns:ns0='urn:microsoft-dynamics-nav/reports/Standard_Sales_Invoice/1306/'" w:xpath="/ns0:NavWordReportXmlPart[1]/ns0:Header[1]/ns0:Line[1]/ns0:Description_Line_Lbl[1]" w:storeItemID="{00000000-0000-0000-0000-000000000000}"/>
+            <w:dataBinding w:prefixMappings="&lt;xmlns:ns0='urn:microsoft-dynamics-nav/reports/Standard_Sales_Invoice/1306/' " w:xpath="/ns0:NavWordReportXmlPart[1]/ns0:Header[1]/ns0:Line[1]/ns0:Description_Line_Lbl[1]" w:storeItemID="{00000000-0000-0000-0000-000000000000}"/>
             <w15:color w:val="808080"/>
             <w:text/>
           </w:sdtPr>
+          <w:sdtEndPr/>
           <w:sdtContent>
             <w:tc>
               <w:tcPr>
-                <w:tcW w:w="2347" w:type="dxa"/>
-                <w:tcBorders>
-                  <w:bottom w:val="single" w:color="auto" w:sz="4" w:space="0"/>
-                </w:tcBorders>
+                <w:tcW w:w="1118" w:type="pct"/>
               </w:tcPr>
               <w:p>
                 <w:pPr>
-                  <w:pStyle w:val="Heading2"/>
+                  <w:pStyle w:val="BCLabel"/>
                   <w:spacing w:before="160" w:after="80"/>
-                  <w:cnfStyle w:val="100000000000" w:firstRow="1" w:lastRow="0" w:firstColumn="0" w:lastColumn="0" w:oddVBand="0" w:evenVBand="0" w:oddHBand="0" w:evenHBand="0" w:firstRowFirstColumn="0" w:firstRowLastColumn="0" w:lastRowFirstColumn="0" w:lastRowLastColumn="0"/>
                   <w:rPr>
-                    <w:rFonts w:ascii="Segoe UI Semibold" w:hAnsi="Segoe UI Semibold" w:eastAsia="Times New Roman" w:cs="Segoe UI Semibold"/>
-                    <w:b w:val="0"/>
-                    <w:bCs w:val="0"/>
-                    <w:sz w:val="22"/>
-                    <w:szCs w:val="22"/>
                     <w:lang w:val="en-US" w:eastAsia="en-US"/>
                   </w:rPr>
                 </w:pPr>
                 <w:proofErr w:type="spellStart"/>
                 <w:r>
                   <w:rPr>
-                    <w:rFonts w:ascii="Segoe UI Semibold" w:hAnsi="Segoe UI Semibold" w:eastAsia="Times New Roman" w:cs="Segoe UI Semibold"/>
-                    <w:b w:val="0"/>
-                    <w:bCs w:val="0"/>
-                    <w:sz w:val="22"/>
-                    <w:szCs w:val="22"/>
                     <w:lang w:val="en-US" w:eastAsia="en-US"/>
                   </w:rPr>
                   <w:t>Description_Line_Lbl</w:t>
@@ -1447,49 +1102,33 @@
         <w:sdt>
           <w:sdtPr>
             <w:rPr>
-              <w:rFonts w:ascii="Segoe UI Semibold" w:hAnsi="Segoe UI Semibold" w:eastAsia="Times New Roman" w:cs="Segoe UI Semibold"/>
-              <w:sz w:val="22"/>
-              <w:szCs w:val="22"/>
               <w:lang w:val="en-US" w:eastAsia="en-US"/>
             </w:rPr>
             <w:alias w:val="Quantity_Line_Lbl"/>
             <w:tag w:val="#BC:InsertDataItem,DataItems/Header/Line/Quantity_Line_Lbl"/>
             <w:id w:val="-278416351"/>
-            <w:dataBinding w:prefixMappings="xmlns:ns0='urn:microsoft-dynamics-nav/reports/Standard_Sales_Invoice/1306/'" w:xpath="/ns0:NavWordReportXmlPart[1]/ns0:Header[1]/ns0:Line[1]/ns0:Quantity_Line_Lbl[1]" w:storeItemID="{00000000-0000-0000-0000-000000000000}"/>
+            <w:dataBinding w:prefixMappings="&lt;xmlns:ns0='urn:microsoft-dynamics-nav/reports/Standard_Sales_Invoice/1306/' " w:xpath="/ns0:NavWordReportXmlPart[1]/ns0:Header[1]/ns0:Line[1]/ns0:Quantity_Line_Lbl[1]" w:storeItemID="{00000000-0000-0000-0000-000000000000}"/>
             <w15:color w:val="808080"/>
             <w:text/>
           </w:sdtPr>
+          <w:sdtEndPr/>
           <w:sdtContent>
             <w:tc>
               <w:tcPr>
-                <w:tcW w:w="1166" w:type="dxa"/>
-                <w:tcBorders>
-                  <w:bottom w:val="single" w:color="auto" w:sz="4" w:space="0"/>
-                </w:tcBorders>
+                <w:tcW w:w="555" w:type="pct"/>
               </w:tcPr>
               <w:p>
                 <w:pPr>
-                  <w:pStyle w:val="Heading2"/>
+                  <w:pStyle w:val="BCLabelNumber"/>
                   <w:spacing w:before="160" w:after="80"/>
                   <w:jc w:val="right"/>
-                  <w:cnfStyle w:val="100000000000" w:firstRow="1" w:lastRow="0" w:firstColumn="0" w:lastColumn="0" w:oddVBand="0" w:evenVBand="0" w:oddHBand="0" w:evenHBand="0" w:firstRowFirstColumn="0" w:firstRowLastColumn="0" w:lastRowFirstColumn="0" w:lastRowLastColumn="0"/>
                   <w:rPr>
-                    <w:rFonts w:ascii="Segoe UI Semibold" w:hAnsi="Segoe UI Semibold" w:eastAsia="Times New Roman" w:cs="Segoe UI Semibold"/>
-                    <w:b w:val="0"/>
-                    <w:bCs w:val="0"/>
-                    <w:sz w:val="22"/>
-                    <w:szCs w:val="22"/>
                     <w:lang w:val="en-US" w:eastAsia="en-US"/>
                   </w:rPr>
                 </w:pPr>
                 <w:proofErr w:type="spellStart"/>
                 <w:r>
                   <w:rPr>
-                    <w:rFonts w:ascii="Segoe UI Semibold" w:hAnsi="Segoe UI Semibold" w:eastAsia="Times New Roman" w:cs="Segoe UI Semibold"/>
-                    <w:b w:val="0"/>
-                    <w:bCs w:val="0"/>
-                    <w:sz w:val="22"/>
-                    <w:szCs w:val="22"/>
                     <w:lang w:val="en-US" w:eastAsia="en-US"/>
                   </w:rPr>
                   <w:t>Quantity_Line_Lbl</w:t>
@@ -1502,9 +1141,6 @@
         <w:sdt>
           <w:sdtPr>
             <w:rPr>
-              <w:rFonts w:ascii="Segoe UI Semibold" w:hAnsi="Segoe UI Semibold" w:eastAsia="Times New Roman" w:cs="Segoe UI Semibold"/>
-              <w:sz w:val="22"/>
-              <w:szCs w:val="22"/>
               <w:lang w:val="en-US" w:eastAsia="en-US"/>
             </w:rPr>
             <w:alias w:val="Unit_Lbl"/>
@@ -1513,40 +1149,27 @@
             <w:placeholder>
               <w:docPart w:val="DefaultPlaceholder_-1854013440"/>
             </w:placeholder>
+            <w:dataBinding w:prefixMappings="&lt;xmlns:ns0='urn:microsoft-dynamics-nav/reports/Standard_Sales_Invoice/1306/' " w:xpath="/ns0:NavWordReportXmlPart[1]/ns0:Header[1]/ns0:Line[1]/ns0:Unit_Lbl[1]" w:storeItemID="{00000000-0000-0000-0000-000000000000}"/>
             <w15:color w:val="808080"/>
             <w:text/>
-            <w:dataBinding w:prefixMappings="xmlns:ns0='urn:microsoft-dynamics-nav/reports/Standard_Sales_Invoice/1306/'" w:xpath="/ns0:NavWordReportXmlPart[1]/ns0:Header[1]/ns0:Line[1]/ns0:Unit_Lbl[1]"/>
           </w:sdtPr>
+          <w:sdtEndPr/>
           <w:sdtContent>
             <w:tc>
               <w:tcPr>
-                <w:tcW w:w="806" w:type="dxa"/>
-                <w:tcBorders>
-                  <w:bottom w:val="single" w:color="auto" w:sz="4" w:space="0"/>
-                </w:tcBorders>
+                <w:tcW w:w="384" w:type="pct"/>
               </w:tcPr>
               <w:p>
                 <w:pPr>
-                  <w:pStyle w:val="Heading2"/>
+                  <w:pStyle w:val="BCLabel"/>
                   <w:spacing w:before="160" w:after="80"/>
-                  <w:cnfStyle w:val="100000000000" w:firstRow="1" w:lastRow="0" w:firstColumn="0" w:lastColumn="0" w:oddVBand="0" w:evenVBand="0" w:oddHBand="0" w:evenHBand="0" w:firstRowFirstColumn="0" w:firstRowLastColumn="0" w:lastRowFirstColumn="0" w:lastRowLastColumn="0"/>
                   <w:rPr>
-                    <w:rFonts w:ascii="Segoe UI Semibold" w:hAnsi="Segoe UI Semibold" w:eastAsia="Times New Roman" w:cs="Segoe UI Semibold"/>
-                    <w:b w:val="0"/>
-                    <w:bCs w:val="0"/>
-                    <w:sz w:val="22"/>
-                    <w:szCs w:val="22"/>
                     <w:lang w:val="en-US" w:eastAsia="en-US"/>
                   </w:rPr>
                 </w:pPr>
                 <w:proofErr w:type="spellStart"/>
                 <w:r>
                   <w:rPr>
-                    <w:rFonts w:ascii="Segoe UI Semibold" w:hAnsi="Segoe UI Semibold" w:eastAsia="Times New Roman" w:cs="Segoe UI Semibold"/>
-                    <w:b w:val="0"/>
-                    <w:bCs w:val="0"/>
-                    <w:sz w:val="22"/>
-                    <w:szCs w:val="22"/>
                     <w:lang w:val="en-US" w:eastAsia="en-US"/>
                   </w:rPr>
                   <w:t>Unit_Lbl</w:t>
@@ -1559,49 +1182,33 @@
         <w:sdt>
           <w:sdtPr>
             <w:rPr>
-              <w:rFonts w:ascii="Segoe UI Semibold" w:hAnsi="Segoe UI Semibold" w:eastAsia="Times New Roman" w:cs="Segoe UI Semibold"/>
-              <w:sz w:val="22"/>
-              <w:szCs w:val="22"/>
               <w:lang w:val="en-US" w:eastAsia="en-US"/>
             </w:rPr>
             <w:alias w:val="UnitPrice_Lbl"/>
             <w:tag w:val="#BC:InsertDataItem,DataItems/Header/Line/UnitPrice_Lbl"/>
             <w:id w:val="-1044597726"/>
-            <w:dataBinding w:prefixMappings="xmlns:ns0='urn:microsoft-dynamics-nav/reports/Standard_Sales_Invoice/1306/'" w:xpath="/ns0:NavWordReportXmlPart[1]/ns0:Header[1]/ns0:Line[1]/ns0:UnitPrice_Lbl[1]" w:storeItemID="{00000000-0000-0000-0000-000000000000}"/>
+            <w:dataBinding w:prefixMappings="&lt;xmlns:ns0='urn:microsoft-dynamics-nav/reports/Standard_Sales_Invoice/1306/' " w:xpath="/ns0:NavWordReportXmlPart[1]/ns0:Header[1]/ns0:Line[1]/ns0:UnitPrice_Lbl[1]" w:storeItemID="{00000000-0000-0000-0000-000000000000}"/>
             <w15:color w:val="808080"/>
             <w:text/>
           </w:sdtPr>
+          <w:sdtEndPr/>
           <w:sdtContent>
             <w:tc>
               <w:tcPr>
-                <w:tcW w:w="1440" w:type="dxa"/>
-                <w:tcBorders>
-                  <w:bottom w:val="single" w:color="auto" w:sz="4" w:space="0"/>
-                </w:tcBorders>
+                <w:tcW w:w="686" w:type="pct"/>
               </w:tcPr>
               <w:p>
                 <w:pPr>
-                  <w:pStyle w:val="Heading2"/>
+                  <w:pStyle w:val="BCLabelNumber"/>
                   <w:spacing w:before="160" w:after="80"/>
                   <w:jc w:val="right"/>
-                  <w:cnfStyle w:val="100000000000" w:firstRow="1" w:lastRow="0" w:firstColumn="0" w:lastColumn="0" w:oddVBand="0" w:evenVBand="0" w:oddHBand="0" w:evenHBand="0" w:firstRowFirstColumn="0" w:firstRowLastColumn="0" w:lastRowFirstColumn="0" w:lastRowLastColumn="0"/>
                   <w:rPr>
-                    <w:rFonts w:ascii="Segoe UI Semibold" w:hAnsi="Segoe UI Semibold" w:eastAsia="Times New Roman" w:cs="Segoe UI Semibold"/>
-                    <w:b w:val="0"/>
-                    <w:bCs w:val="0"/>
-                    <w:sz w:val="22"/>
-                    <w:szCs w:val="22"/>
                     <w:lang w:val="en-US" w:eastAsia="en-US"/>
                   </w:rPr>
                 </w:pPr>
                 <w:proofErr w:type="spellStart"/>
                 <w:r>
                   <w:rPr>
-                    <w:rFonts w:ascii="Segoe UI Semibold" w:hAnsi="Segoe UI Semibold" w:eastAsia="Times New Roman" w:cs="Segoe UI Semibold"/>
-                    <w:b w:val="0"/>
-                    <w:bCs w:val="0"/>
-                    <w:sz w:val="22"/>
-                    <w:szCs w:val="22"/>
                     <w:lang w:val="en-US" w:eastAsia="en-US"/>
                   </w:rPr>
                   <w:t>UnitPrice_Lbl</w:t>
@@ -1614,9 +1221,6 @@
         <w:sdt>
           <w:sdtPr>
             <w:rPr>
-              <w:rFonts w:ascii="Segoe UI Semibold" w:hAnsi="Segoe UI Semibold" w:eastAsia="Times New Roman" w:cs="Segoe UI Semibold"/>
-              <w:sz w:val="22"/>
-              <w:szCs w:val="22"/>
               <w:lang w:val="en-US" w:eastAsia="en-US"/>
             </w:rPr>
             <w:alias w:val="SalesInvoiceLineDiscount_Lbl"/>
@@ -1625,41 +1229,28 @@
             <w:placeholder>
               <w:docPart w:val="8C6F5038357C4DF2A60E5B0236EB4CB4"/>
             </w:placeholder>
+            <w:dataBinding w:prefixMappings="&lt;xmlns:ns0='urn:microsoft-dynamics-nav/reports/Standard_Sales_Invoice/1306/' " w:xpath="/ns0:NavWordReportXmlPart[1]/ns0:Header[1]/ns0:SalesInvoiceLineDiscount_Lbl[1]" w:storeItemID="{00000000-0000-0000-0000-000000000000}"/>
             <w15:color w:val="808080"/>
             <w:text/>
-            <w:dataBinding w:prefixMappings="xmlns:ns0='urn:microsoft-dynamics-nav/reports/Standard_Sales_Invoice/1306/'" w:xpath="/ns0:NavWordReportXmlPart[1]/ns0:Header[1]/ns0:SalesInvoiceLineDiscount_Lbl[1]"/>
           </w:sdtPr>
+          <w:sdtEndPr/>
           <w:sdtContent>
             <w:tc>
               <w:tcPr>
-                <w:tcW w:w="1354" w:type="dxa"/>
-                <w:tcBorders>
-                  <w:bottom w:val="single" w:color="auto" w:sz="4" w:space="0"/>
-                </w:tcBorders>
+                <w:tcW w:w="645" w:type="pct"/>
               </w:tcPr>
               <w:p>
                 <w:pPr>
-                  <w:pStyle w:val="Heading2"/>
+                  <w:pStyle w:val="BCLabelNumber"/>
                   <w:spacing w:before="160" w:after="80"/>
                   <w:jc w:val="right"/>
-                  <w:cnfStyle w:val="100000000000" w:firstRow="1" w:lastRow="0" w:firstColumn="0" w:lastColumn="0" w:oddVBand="0" w:evenVBand="0" w:oddHBand="0" w:evenHBand="0" w:firstRowFirstColumn="0" w:firstRowLastColumn="0" w:lastRowFirstColumn="0" w:lastRowLastColumn="0"/>
                   <w:rPr>
-                    <w:rFonts w:ascii="Segoe UI Semibold" w:hAnsi="Segoe UI Semibold" w:eastAsia="Times New Roman" w:cs="Segoe UI Semibold"/>
-                    <w:b w:val="0"/>
-                    <w:bCs w:val="0"/>
-                    <w:sz w:val="22"/>
-                    <w:szCs w:val="22"/>
                     <w:lang w:val="en-US" w:eastAsia="en-US"/>
                   </w:rPr>
                 </w:pPr>
                 <w:proofErr w:type="spellStart"/>
                 <w:r>
                   <w:rPr>
-                    <w:rFonts w:ascii="Segoe UI Semibold" w:hAnsi="Segoe UI Semibold" w:eastAsia="Times New Roman" w:cs="Segoe UI Semibold"/>
-                    <w:b w:val="0"/>
-                    <w:bCs w:val="0"/>
-                    <w:sz w:val="22"/>
-                    <w:szCs w:val="22"/>
                     <w:lang w:val="en-US" w:eastAsia="en-US"/>
                   </w:rPr>
                   <w:t>SalesInvoiceLineDiscount_Lbl</w:t>
@@ -1672,49 +1263,33 @@
         <w:sdt>
           <w:sdtPr>
             <w:rPr>
-              <w:rFonts w:ascii="Segoe UI Semibold" w:hAnsi="Segoe UI Semibold" w:eastAsia="Times New Roman" w:cs="Segoe UI Semibold"/>
-              <w:sz w:val="22"/>
-              <w:szCs w:val="22"/>
               <w:lang w:val="en-US" w:eastAsia="en-US"/>
             </w:rPr>
             <w:alias w:val="VATPct_Line_Lbl"/>
             <w:tag w:val="#BC:InsertDataItem,DataItems/Header/Line/VATPct_Line_Lbl"/>
             <w:id w:val="682009838"/>
-            <w:dataBinding w:prefixMappings="xmlns:ns0='urn:microsoft-dynamics-nav/reports/Standard_Sales_Invoice/1306/'" w:xpath="/ns0:NavWordReportXmlPart[1]/ns0:Header[1]/ns0:Line[1]/ns0:VATPct_Line_Lbl[1]" w:storeItemID="{00000000-0000-0000-0000-000000000000}"/>
+            <w:dataBinding w:prefixMappings="&lt;xmlns:ns0='urn:microsoft-dynamics-nav/reports/Standard_Sales_Invoice/1306/' " w:xpath="/ns0:NavWordReportXmlPart[1]/ns0:Header[1]/ns0:Line[1]/ns0:VATPct_Line_Lbl[1]" w:storeItemID="{00000000-0000-0000-0000-000000000000}"/>
             <w15:color w:val="808080"/>
             <w:text/>
           </w:sdtPr>
+          <w:sdtEndPr/>
           <w:sdtContent>
             <w:tc>
               <w:tcPr>
-                <w:tcW w:w="994" w:type="dxa"/>
-                <w:tcBorders>
-                  <w:bottom w:val="single" w:color="auto" w:sz="4" w:space="0"/>
-                </w:tcBorders>
+                <w:tcW w:w="473" w:type="pct"/>
               </w:tcPr>
               <w:p>
                 <w:pPr>
-                  <w:pStyle w:val="Heading2"/>
+                  <w:pStyle w:val="BCLabelNumber"/>
                   <w:spacing w:before="160" w:after="80"/>
                   <w:jc w:val="right"/>
-                  <w:cnfStyle w:val="100000000000" w:firstRow="1" w:lastRow="0" w:firstColumn="0" w:lastColumn="0" w:oddVBand="0" w:evenVBand="0" w:oddHBand="0" w:evenHBand="0" w:firstRowFirstColumn="0" w:firstRowLastColumn="0" w:lastRowFirstColumn="0" w:lastRowLastColumn="0"/>
                   <w:rPr>
-                    <w:rFonts w:ascii="Segoe UI Semibold" w:hAnsi="Segoe UI Semibold" w:eastAsia="Times New Roman" w:cs="Segoe UI Semibold"/>
-                    <w:b w:val="0"/>
-                    <w:bCs w:val="0"/>
-                    <w:sz w:val="22"/>
-                    <w:szCs w:val="22"/>
                     <w:lang w:val="en-US" w:eastAsia="en-US"/>
                   </w:rPr>
                 </w:pPr>
                 <w:proofErr w:type="spellStart"/>
                 <w:r>
                   <w:rPr>
-                    <w:rFonts w:ascii="Segoe UI Semibold" w:hAnsi="Segoe UI Semibold" w:eastAsia="Times New Roman" w:cs="Segoe UI Semibold"/>
-                    <w:b w:val="0"/>
-                    <w:bCs w:val="0"/>
-                    <w:sz w:val="22"/>
-                    <w:szCs w:val="22"/>
                     <w:lang w:val="en-US" w:eastAsia="en-US"/>
                   </w:rPr>
                   <w:t>VATPct_Line_Lbl</w:t>
@@ -1727,49 +1302,33 @@
         <w:sdt>
           <w:sdtPr>
             <w:rPr>
-              <w:rFonts w:ascii="Segoe UI Semibold" w:hAnsi="Segoe UI Semibold" w:eastAsia="Times New Roman" w:cs="Segoe UI Semibold"/>
-              <w:sz w:val="22"/>
-              <w:szCs w:val="22"/>
               <w:lang w:val="en-US" w:eastAsia="en-US"/>
             </w:rPr>
             <w:alias w:val="LineAmount_Line_Lbl"/>
             <w:tag w:val="#BC:InsertDataItem,DataItems/Header/Line/LineAmount_Line_Lbl"/>
             <w:id w:val="-812258216"/>
-            <w:dataBinding w:prefixMappings="xmlns:ns0='urn:microsoft-dynamics-nav/reports/Standard_Sales_Invoice/1306/'" w:xpath="/ns0:NavWordReportXmlPart[1]/ns0:Header[1]/ns0:Line[1]/ns0:LineAmount_Line_Lbl[1]" w:storeItemID="{00000000-0000-0000-0000-000000000000}"/>
+            <w:dataBinding w:prefixMappings="&lt;xmlns:ns0='urn:microsoft-dynamics-nav/reports/Standard_Sales_Invoice/1306/' " w:xpath="/ns0:NavWordReportXmlPart[1]/ns0:Header[1]/ns0:Line[1]/ns0:LineAmount_Line_Lbl[1]" w:storeItemID="{00000000-0000-0000-0000-000000000000}"/>
             <w15:color w:val="808080"/>
             <w:text/>
           </w:sdtPr>
+          <w:sdtEndPr/>
           <w:sdtContent>
             <w:tc>
               <w:tcPr>
-                <w:tcW w:w="1584" w:type="dxa"/>
-                <w:tcBorders>
-                  <w:bottom w:val="single" w:color="auto" w:sz="4" w:space="0"/>
-                </w:tcBorders>
+                <w:tcW w:w="755" w:type="pct"/>
               </w:tcPr>
               <w:p>
                 <w:pPr>
-                  <w:pStyle w:val="Heading2"/>
+                  <w:pStyle w:val="BCLabelNumber"/>
                   <w:spacing w:before="160" w:after="80"/>
                   <w:jc w:val="right"/>
-                  <w:cnfStyle w:val="100000000000" w:firstRow="1" w:lastRow="0" w:firstColumn="0" w:lastColumn="0" w:oddVBand="0" w:evenVBand="0" w:oddHBand="0" w:evenHBand="0" w:firstRowFirstColumn="0" w:firstRowLastColumn="0" w:lastRowFirstColumn="0" w:lastRowLastColumn="0"/>
                   <w:rPr>
-                    <w:rFonts w:ascii="Segoe UI Semibold" w:hAnsi="Segoe UI Semibold" w:eastAsia="Times New Roman" w:cs="Segoe UI Semibold"/>
-                    <w:b w:val="0"/>
-                    <w:bCs w:val="0"/>
-                    <w:sz w:val="22"/>
-                    <w:szCs w:val="22"/>
                     <w:lang w:val="en-US" w:eastAsia="en-US"/>
                   </w:rPr>
                 </w:pPr>
                 <w:proofErr w:type="spellStart"/>
                 <w:r>
                   <w:rPr>
-                    <w:rFonts w:ascii="Segoe UI Semibold" w:hAnsi="Segoe UI Semibold" w:eastAsia="Times New Roman" w:cs="Segoe UI Semibold"/>
-                    <w:b w:val="0"/>
-                    <w:bCs w:val="0"/>
-                    <w:sz w:val="22"/>
-                    <w:szCs w:val="22"/>
                     <w:lang w:val="en-US" w:eastAsia="en-US"/>
                   </w:rPr>
                   <w:t>LineAmount_Line_Lbl</w:t>
@@ -1783,25 +1342,16 @@
       <w:tr>
         <w:trPr>
           <w:cnfStyle w:val="000000100000" w:firstRow="0" w:lastRow="0" w:firstColumn="0" w:lastColumn="0" w:oddVBand="0" w:evenVBand="0" w:oddHBand="1" w:evenHBand="0" w:firstRowFirstColumn="0" w:firstRowLastColumn="0" w:lastRowFirstColumn="0" w:lastRowLastColumn="0"/>
-          <w:trHeight w:val="245" w:hRule="exact"/>
+          <w:trHeight w:val="245"/>
         </w:trPr>
         <w:tc>
           <w:tcPr>
-            <w:cnfStyle w:val="001000000000" w:firstRow="0" w:lastRow="0" w:firstColumn="1" w:lastColumn="0" w:oddVBand="0" w:evenVBand="0" w:oddHBand="0" w:evenHBand="0" w:firstRowFirstColumn="0" w:firstRowLastColumn="0" w:lastRowFirstColumn="0" w:lastRowLastColumn="0"/>
-            <w:tcW w:w="806" w:type="dxa"/>
-            <w:tcBorders>
-              <w:top w:val="single" w:color="auto" w:sz="4" w:space="0"/>
-            </w:tcBorders>
-            <w:vAlign w:val="center"/>
+            <w:tcW w:w="384" w:type="pct"/>
           </w:tcPr>
           <w:p>
             <w:pPr>
+              <w:pStyle w:val="NoSpacing"/>
               <w:rPr>
-                <w:rFonts w:ascii="Segoe UI Semibold" w:hAnsi="Segoe UI Semibold" w:eastAsia="Segoe UI" w:cs="Segoe UI Semibold"/>
-                <w:b/>
-                <w:color w:val="242424"/>
-                <w:sz w:val="22"/>
-                <w:szCs w:val="22"/>
                 <w:lang w:val="en-US" w:eastAsia="en-US"/>
               </w:rPr>
             </w:pPr>
@@ -1809,22 +1359,12 @@
         </w:tc>
         <w:tc>
           <w:tcPr>
-            <w:tcW w:w="2347" w:type="dxa"/>
-            <w:tcBorders>
-              <w:top w:val="single" w:color="auto" w:sz="4" w:space="0"/>
-            </w:tcBorders>
-            <w:vAlign w:val="center"/>
+            <w:tcW w:w="1118" w:type="pct"/>
           </w:tcPr>
           <w:p>
             <w:pPr>
-              <w:cnfStyle w:val="000000100000" w:firstRow="0" w:lastRow="0" w:firstColumn="0" w:lastColumn="0" w:oddVBand="0" w:evenVBand="0" w:oddHBand="1" w:evenHBand="0" w:firstRowFirstColumn="0" w:firstRowLastColumn="0" w:lastRowFirstColumn="0" w:lastRowLastColumn="0"/>
+              <w:pStyle w:val="NoSpacing"/>
               <w:rPr>
-                <w:rFonts w:ascii="Segoe UI Semibold" w:hAnsi="Segoe UI Semibold" w:eastAsia="Segoe UI" w:cs="Segoe UI Semibold"/>
-                <w:b/>
-                <w:bCs/>
-                <w:color w:val="242424"/>
-                <w:sz w:val="22"/>
-                <w:szCs w:val="22"/>
                 <w:lang w:val="en-US" w:eastAsia="en-US"/>
               </w:rPr>
             </w:pPr>
@@ -1832,22 +1372,12 @@
         </w:tc>
         <w:tc>
           <w:tcPr>
-            <w:tcW w:w="1166" w:type="dxa"/>
-            <w:tcBorders>
-              <w:top w:val="single" w:color="auto" w:sz="4" w:space="0"/>
-            </w:tcBorders>
-            <w:vAlign w:val="center"/>
+            <w:tcW w:w="555" w:type="pct"/>
           </w:tcPr>
           <w:p>
             <w:pPr>
-              <w:cnfStyle w:val="000000100000" w:firstRow="0" w:lastRow="0" w:firstColumn="0" w:lastColumn="0" w:oddVBand="0" w:evenVBand="0" w:oddHBand="1" w:evenHBand="0" w:firstRowFirstColumn="0" w:firstRowLastColumn="0" w:lastRowFirstColumn="0" w:lastRowLastColumn="0"/>
+              <w:pStyle w:val="NoSpacing"/>
               <w:rPr>
-                <w:rFonts w:ascii="Segoe UI Semibold" w:hAnsi="Segoe UI Semibold" w:eastAsia="Segoe UI" w:cs="Segoe UI Semibold"/>
-                <w:b/>
-                <w:bCs/>
-                <w:color w:val="242424"/>
-                <w:sz w:val="22"/>
-                <w:szCs w:val="22"/>
                 <w:lang w:val="en-US" w:eastAsia="en-US"/>
               </w:rPr>
             </w:pPr>
@@ -1855,21 +1385,12 @@
         </w:tc>
         <w:tc>
           <w:tcPr>
-            <w:tcW w:w="806" w:type="dxa"/>
-            <w:tcBorders>
-              <w:top w:val="single" w:color="auto" w:sz="4" w:space="0"/>
-            </w:tcBorders>
+            <w:tcW w:w="384" w:type="pct"/>
           </w:tcPr>
           <w:p>
             <w:pPr>
-              <w:cnfStyle w:val="000000100000" w:firstRow="0" w:lastRow="0" w:firstColumn="0" w:lastColumn="0" w:oddVBand="0" w:evenVBand="0" w:oddHBand="1" w:evenHBand="0" w:firstRowFirstColumn="0" w:firstRowLastColumn="0" w:lastRowFirstColumn="0" w:lastRowLastColumn="0"/>
+              <w:pStyle w:val="NoSpacing"/>
               <w:rPr>
-                <w:rFonts w:ascii="Segoe UI Semibold" w:hAnsi="Segoe UI Semibold" w:eastAsia="Segoe UI" w:cs="Segoe UI Semibold"/>
-                <w:b/>
-                <w:bCs/>
-                <w:color w:val="242424"/>
-                <w:sz w:val="22"/>
-                <w:szCs w:val="22"/>
                 <w:lang w:val="en-US" w:eastAsia="en-US"/>
               </w:rPr>
             </w:pPr>
@@ -1877,22 +1398,12 @@
         </w:tc>
         <w:tc>
           <w:tcPr>
-            <w:tcW w:w="1440" w:type="dxa"/>
-            <w:tcBorders>
-              <w:top w:val="single" w:color="auto" w:sz="4" w:space="0"/>
-            </w:tcBorders>
-            <w:vAlign w:val="center"/>
+            <w:tcW w:w="686" w:type="pct"/>
           </w:tcPr>
           <w:p>
             <w:pPr>
-              <w:cnfStyle w:val="000000100000" w:firstRow="0" w:lastRow="0" w:firstColumn="0" w:lastColumn="0" w:oddVBand="0" w:evenVBand="0" w:oddHBand="1" w:evenHBand="0" w:firstRowFirstColumn="0" w:firstRowLastColumn="0" w:lastRowFirstColumn="0" w:lastRowLastColumn="0"/>
+              <w:pStyle w:val="NoSpacing"/>
               <w:rPr>
-                <w:rFonts w:ascii="Segoe UI Semibold" w:hAnsi="Segoe UI Semibold" w:eastAsia="Segoe UI" w:cs="Segoe UI Semibold"/>
-                <w:b/>
-                <w:bCs/>
-                <w:color w:val="242424"/>
-                <w:sz w:val="22"/>
-                <w:szCs w:val="22"/>
                 <w:lang w:val="en-US" w:eastAsia="en-US"/>
               </w:rPr>
             </w:pPr>
@@ -1900,22 +1411,13 @@
         </w:tc>
         <w:tc>
           <w:tcPr>
-            <w:tcW w:w="1354" w:type="dxa"/>
-            <w:tcBorders>
-              <w:top w:val="single" w:color="auto" w:sz="4" w:space="0"/>
-            </w:tcBorders>
+            <w:tcW w:w="645" w:type="pct"/>
           </w:tcPr>
           <w:p>
             <w:pPr>
+              <w:pStyle w:val="BCNumber"/>
               <w:jc w:val="right"/>
-              <w:cnfStyle w:val="000000100000" w:firstRow="0" w:lastRow="0" w:firstColumn="0" w:lastColumn="0" w:oddVBand="0" w:evenVBand="0" w:oddHBand="1" w:evenHBand="0" w:firstRowFirstColumn="0" w:firstRowLastColumn="0" w:lastRowFirstColumn="0" w:lastRowLastColumn="0"/>
               <w:rPr>
-                <w:rFonts w:ascii="Segoe UI Semibold" w:hAnsi="Segoe UI Semibold" w:eastAsia="Segoe UI" w:cs="Segoe UI Semibold"/>
-                <w:b/>
-                <w:bCs/>
-                <w:color w:val="242424"/>
-                <w:sz w:val="22"/>
-                <w:szCs w:val="22"/>
                 <w:lang w:val="en-US" w:eastAsia="en-US"/>
               </w:rPr>
             </w:pPr>
@@ -1923,22 +1425,13 @@
         </w:tc>
         <w:tc>
           <w:tcPr>
-            <w:tcW w:w="994" w:type="dxa"/>
-            <w:tcBorders>
-              <w:top w:val="single" w:color="auto" w:sz="4" w:space="0"/>
-            </w:tcBorders>
+            <w:tcW w:w="473" w:type="pct"/>
           </w:tcPr>
           <w:p>
             <w:pPr>
+              <w:pStyle w:val="BCNumber"/>
               <w:jc w:val="right"/>
-              <w:cnfStyle w:val="000000100000" w:firstRow="0" w:lastRow="0" w:firstColumn="0" w:lastColumn="0" w:oddVBand="0" w:evenVBand="0" w:oddHBand="1" w:evenHBand="0" w:firstRowFirstColumn="0" w:firstRowLastColumn="0" w:lastRowFirstColumn="0" w:lastRowLastColumn="0"/>
               <w:rPr>
-                <w:rFonts w:ascii="Segoe UI Semibold" w:hAnsi="Segoe UI Semibold" w:eastAsia="Segoe UI" w:cs="Segoe UI Semibold"/>
-                <w:b/>
-                <w:bCs/>
-                <w:color w:val="242424"/>
-                <w:sz w:val="22"/>
-                <w:szCs w:val="22"/>
                 <w:lang w:val="en-US" w:eastAsia="en-US"/>
               </w:rPr>
             </w:pPr>
@@ -1946,23 +1439,13 @@
         </w:tc>
         <w:tc>
           <w:tcPr>
-            <w:tcW w:w="1584" w:type="dxa"/>
-            <w:tcBorders>
-              <w:top w:val="single" w:color="auto" w:sz="4" w:space="0"/>
-            </w:tcBorders>
-            <w:vAlign w:val="center"/>
+            <w:tcW w:w="755" w:type="pct"/>
           </w:tcPr>
           <w:p>
             <w:pPr>
+              <w:pStyle w:val="BCNumber"/>
               <w:jc w:val="right"/>
-              <w:cnfStyle w:val="000000100000" w:firstRow="0" w:lastRow="0" w:firstColumn="0" w:lastColumn="0" w:oddVBand="0" w:evenVBand="0" w:oddHBand="1" w:evenHBand="0" w:firstRowFirstColumn="0" w:firstRowLastColumn="0" w:lastRowFirstColumn="0" w:lastRowLastColumn="0"/>
               <w:rPr>
-                <w:rFonts w:ascii="Segoe UI Semibold" w:hAnsi="Segoe UI Semibold" w:eastAsia="Segoe UI" w:cs="Segoe UI Semibold"/>
-                <w:b/>
-                <w:bCs/>
-                <w:color w:val="242424"/>
-                <w:sz w:val="22"/>
-                <w:szCs w:val="22"/>
                 <w:lang w:val="en-US" w:eastAsia="en-US"/>
               </w:rPr>
             </w:pPr>
@@ -1972,11 +1455,8 @@
       <w:sdt>
         <w:sdtPr>
           <w:rPr>
-            <w:rFonts w:ascii="Segoe UI" w:hAnsi="Segoe UI" w:eastAsia="Segoe UI" w:cs="Arial"/>
-            <w:color w:val="242424"/>
-            <w:sz w:val="22"/>
-            <w:szCs w:val="22"/>
             <w:lang w:val="en-US" w:eastAsia="en-US"/>
+            <w14:numSpacing w14:val="tabular"/>
           </w:rPr>
           <w:alias w:val="Repeater: Line"/>
           <w:tag w:val="#BC:InsertRepeater,DataItems/Header/Line"/>
@@ -1984,443 +1464,354 @@
           <w:placeholder>
             <w:docPart w:val="A31CC2ECAB3646FAA6274EB193E0F587"/>
           </w:placeholder>
+          <w15:dataBinding w:prefixMappings="&lt;xmlns:ns0='urn:microsoft-dynamics-nav/reports/Standard_Sales_Invoice/1306/' " w:xpath="/ns0:NavWordReportXmlPart[1]/ns0:Header[1]/ns0:Line" w:storeItemID="{00000000-0000-0000-0000-000000000000}"/>
           <w15:color w:val="808080"/>
+          <w15:repeatingSection/>
         </w:sdtPr>
-        <w:sdtEndPr>
-          <w:rPr>
-            <w:rFonts w:cs="Times New Roman"/>
-            <w:bCs w:val="0"/>
-          </w:rPr>
-        </w:sdtEndPr>
+        <w:sdtEndPr/>
         <w:sdtContent>
-          <w:tr>
-            <w:trPr>
-              <w:cnfStyle w:val="000000010000" w:firstRow="0" w:lastRow="0" w:firstColumn="0" w:lastColumn="0" w:oddVBand="0" w:evenVBand="0" w:oddHBand="0" w:evenHBand="1" w:firstRowFirstColumn="0" w:firstRowLastColumn="0" w:lastRowFirstColumn="0" w:lastRowLastColumn="0"/>
-              <w:trHeight w:val="490"/>
-            </w:trPr>
-            <w:sdt>
-              <w:sdtPr>
-                <w:rPr>
-                  <w:rFonts w:ascii="Segoe UI" w:hAnsi="Segoe UI" w:eastAsia="Segoe UI" w:cs="Arial"/>
-                  <w:color w:val="242424"/>
-                  <w:sz w:val="22"/>
-                  <w:szCs w:val="22"/>
-                  <w:lang w:val="en-US" w:eastAsia="en-US"/>
-                </w:rPr>
-                <w:alias w:val="ItemNo_Line"/>
-                <w:tag w:val="#BC:InsertDataItem,DataItems/Header/Line/ItemNo_Line"/>
-                <w:id w:val="1767953054"/>
-                <w:dataBinding w:prefixMappings="xmlns:ns0='urn:microsoft-dynamics-nav/reports/Standard_Sales_Invoice/1306/'" w:xpath="/ns0:NavWordReportXmlPart[1]/ns0:Header[1]/ns0:Line[1]/ns0:ItemNo_Line[1]" w:storeItemID="{00000000-0000-0000-0000-000000000000}"/>
-                <w15:color w:val="808080"/>
-                <w:text/>
-              </w:sdtPr>
-              <w:sdtEndPr/>
-              <w:sdtContent>
+          <w:sdt>
+            <w:sdtPr>
+              <w:rPr>
+                <w:lang w:val="en-US" w:eastAsia="en-US"/>
+                <w14:numSpacing w14:val="tabular"/>
+              </w:rPr>
+              <w:id w:val="2112319052"/>
+              <w15:color w:val="808080"/>
+              <w15:repeatingSectionItem/>
+            </w:sdtPr>
+            <w:sdtEndPr>
+              <w:rPr>
+                <w:lang/>
+              </w:rPr>
+            </w:sdtEndPr>
+            <w:sdtContent>
+              <w:tr>
+                <w:trPr>
+                  <w:cnfStyle w:val="000000010000" w:firstRow="0" w:lastRow="0" w:firstColumn="0" w:lastColumn="0" w:oddVBand="0" w:evenVBand="0" w:oddHBand="0" w:evenHBand="1" w:firstRowFirstColumn="0" w:firstRowLastColumn="0" w:lastRowFirstColumn="0" w:lastRowLastColumn="0"/>
+                  <w:trHeight w:val="490"/>
+                </w:trPr>
+                <w:sdt>
+                  <w:sdtPr>
+                    <w:rPr>
+                      <w:lang w:val="en-US" w:eastAsia="en-US"/>
+                      <w14:numSpacing w14:val="tabular"/>
+                    </w:rPr>
+                    <w:alias w:val="ItemNo_Line"/>
+                    <w:tag w:val="#BC:InsertDataItem,DataItems/Header/Line/ItemNo_Line"/>
+                    <w:id w:val="1767953054"/>
+                    <w:dataBinding w:prefixMappings="&lt;xmlns:ns0='urn:microsoft-dynamics-nav/reports/Standard_Sales_Invoice/1306/' " w:xpath="/ns0:NavWordReportXmlPart[1]/ns0:Header[1]/ns0:Line[1]/ns0:ItemNo_Line[1]" w:storeItemID="{00000000-0000-0000-0000-000000000000}"/>
+                    <w15:color w:val="808080"/>
+                    <w:text/>
+                  </w:sdtPr>
+                  <w:sdtEndPr>
+                    <w:rPr>
+                      <w14:numSpacing w14:val="default"/>
+                    </w:rPr>
+                  </w:sdtEndPr>
+                  <w:sdtContent>
+                    <w:tc>
+                      <w:tcPr>
+                        <w:tcW w:w="384" w:type="pct"/>
+                      </w:tcPr>
+                      <w:p>
+                        <w:pPr>
+                          <w:pStyle w:val="NoSpacing"/>
+                          <w:rPr>
+                            <w:lang w:val="en-US" w:eastAsia="en-US"/>
+                          </w:rPr>
+                        </w:pPr>
+                        <w:proofErr w:type="spellStart"/>
+                        <w:r>
+                          <w:rPr>
+                            <w:lang w:val="en-US" w:eastAsia="en-US"/>
+                          </w:rPr>
+                          <w:t>ItemNo_Line</w:t>
+                        </w:r>
+                        <w:proofErr w:type="spellEnd"/>
+                      </w:p>
+                    </w:tc>
+                  </w:sdtContent>
+                </w:sdt>
+                <w:sdt>
+                  <w:sdtPr>
+                    <w:rPr>
+                      <w:lang w:val="en-US" w:eastAsia="en-US"/>
+                    </w:rPr>
+                    <w:alias w:val="Description_Line"/>
+                    <w:tag w:val="#BC:InsertDataItem,DataItems/Header/Line/Description_Line"/>
+                    <w:id w:val="1393535743"/>
+                    <w:dataBinding w:prefixMappings="&lt;xmlns:ns0='urn:microsoft-dynamics-nav/reports/Standard_Sales_Invoice/1306/' " w:xpath="/ns0:NavWordReportXmlPart[1]/ns0:Header[1]/ns0:Line[1]/ns0:Description_Line[1]" w:storeItemID="{00000000-0000-0000-0000-000000000000}"/>
+                    <w15:color w:val="808080"/>
+                    <w:text/>
+                  </w:sdtPr>
+                  <w:sdtEndPr/>
+                  <w:sdtContent>
+                    <w:tc>
+                      <w:tcPr>
+                        <w:tcW w:w="1118" w:type="pct"/>
+                      </w:tcPr>
+                      <w:p>
+                        <w:pPr>
+                          <w:pStyle w:val="NoSpacing"/>
+                          <w:rPr>
+                            <w:lang w:val="en-US" w:eastAsia="en-US"/>
+                          </w:rPr>
+                        </w:pPr>
+                        <w:proofErr w:type="spellStart"/>
+                        <w:r>
+                          <w:rPr>
+                            <w:lang w:val="en-US" w:eastAsia="en-US"/>
+                          </w:rPr>
+                          <w:t>Description_Line</w:t>
+                        </w:r>
+                        <w:proofErr w:type="spellEnd"/>
+                      </w:p>
+                    </w:tc>
+                  </w:sdtContent>
+                </w:sdt>
+                <w:sdt>
+                  <w:sdtPr>
+                    <w:rPr>
+                      <w:lang w:val="en-US" w:eastAsia="en-US"/>
+                    </w:rPr>
+                    <w:alias w:val="Quantity_Line"/>
+                    <w:tag w:val="#BC:InsertDataItem,DataItems/Header/Line/Quantity_Line"/>
+                    <w:id w:val="1672756728"/>
+                    <w:dataBinding w:prefixMappings="&lt;xmlns:ns0='urn:microsoft-dynamics-nav/reports/Standard_Sales_Invoice/1306/' " w:xpath="/ns0:NavWordReportXmlPart[1]/ns0:Header[1]/ns0:Line[1]/ns0:Quantity_Line[1]" w:storeItemID="{00000000-0000-0000-0000-000000000000}"/>
+                    <w15:color w:val="808080"/>
+                    <w:text/>
+                  </w:sdtPr>
+                  <w:sdtEndPr/>
+                  <w:sdtContent>
+                    <w:tc>
+                      <w:tcPr>
+                        <w:tcW w:w="555" w:type="pct"/>
+                      </w:tcPr>
+                      <w:p>
+                        <w:pPr>
+                          <w:pStyle w:val="BCNumber"/>
+                          <w:jc w:val="right"/>
+                          <w:rPr>
+                            <w:lang w:val="en-US" w:eastAsia="en-US"/>
+                          </w:rPr>
+                        </w:pPr>
+                        <w:proofErr w:type="spellStart"/>
+                        <w:r>
+                          <w:rPr>
+                            <w:lang w:val="en-US" w:eastAsia="en-US"/>
+                          </w:rPr>
+                          <w:t>Quantity_Line</w:t>
+                        </w:r>
+                        <w:proofErr w:type="spellEnd"/>
+                      </w:p>
+                    </w:tc>
+                  </w:sdtContent>
+                </w:sdt>
+                <w:sdt>
+                  <w:sdtPr>
+                    <w:rPr>
+                      <w:lang w:val="en-US" w:eastAsia="en-US"/>
+                    </w:rPr>
+                    <w:alias w:val="UnitOfMeasure"/>
+                    <w:tag w:val="#BC:InsertDataItem,DataItems/Header/Line/UnitOfMeasure"/>
+                    <w:id w:val="-2033335790"/>
+                    <w:placeholder>
+                      <w:docPart w:val="DefaultPlaceholder_-1854013440"/>
+                    </w:placeholder>
+                    <w:dataBinding w:prefixMappings="&lt;xmlns:ns0='urn:microsoft-dynamics-nav/reports/Standard_Sales_Invoice/1306/' " w:xpath="/ns0:NavWordReportXmlPart[1]/ns0:Header[1]/ns0:Line[1]/ns0:UnitOfMeasure[1]" w:storeItemID="{00000000-0000-0000-0000-000000000000}"/>
+                    <w15:color w:val="808080"/>
+                    <w:text/>
+                  </w:sdtPr>
+                  <w:sdtEndPr/>
+                  <w:sdtContent>
+                    <w:tc>
+                      <w:tcPr>
+                        <w:tcW w:w="384" w:type="pct"/>
+                      </w:tcPr>
+                      <w:p>
+                        <w:pPr>
+                          <w:pStyle w:val="NoSpacing"/>
+                          <w:rPr>
+                            <w:lang w:val="en-US" w:eastAsia="en-US"/>
+                          </w:rPr>
+                        </w:pPr>
+                        <w:proofErr w:type="spellStart"/>
+                        <w:r>
+                          <w:rPr>
+                            <w:lang w:val="en-US" w:eastAsia="en-US"/>
+                          </w:rPr>
+                          <w:t>UnitOfMeasure</w:t>
+                        </w:r>
+                        <w:proofErr w:type="spellEnd"/>
+                      </w:p>
+                    </w:tc>
+                  </w:sdtContent>
+                </w:sdt>
                 <w:tc>
                   <w:tcPr>
-                    <w:cnfStyle w:val="001000000000" w:firstRow="0" w:lastRow="0" w:firstColumn="1" w:lastColumn="0" w:oddVBand="0" w:evenVBand="0" w:oddHBand="0" w:evenHBand="0" w:firstRowFirstColumn="0" w:firstRowLastColumn="0" w:lastRowFirstColumn="0" w:lastRowLastColumn="0"/>
-                    <w:tcW w:w="806" w:type="dxa"/>
-                    <w:vAlign w:val="center"/>
+                    <w:tcW w:w="686" w:type="pct"/>
                   </w:tcPr>
                   <w:p>
                     <w:pPr>
-                      <w:spacing w:before="0" w:after="0"/>
+                      <w:pStyle w:val="BCNumber"/>
+                      <w:jc w:val="right"/>
                       <w:rPr>
-                        <w:rFonts w:ascii="Segoe UI" w:hAnsi="Segoe UI" w:eastAsia="Segoe UI" w:cs="Arial"/>
-                        <w:color w:val="242424"/>
-                        <w:sz w:val="22"/>
-                        <w:szCs w:val="22"/>
                         <w:lang w:val="en-US" w:eastAsia="en-US"/>
                       </w:rPr>
                     </w:pPr>
-                    <w:proofErr w:type="spellStart"/>
-                    <w:r>
-                      <w:rPr>
-                        <w:rFonts w:ascii="Segoe UI" w:hAnsi="Segoe UI" w:eastAsia="Segoe UI" w:cs="Arial"/>
-                        <w:color w:val="242424"/>
-                        <w:sz w:val="22"/>
-                        <w:szCs w:val="22"/>
-                        <w:lang w:val="en-US" w:eastAsia="en-US"/>
-                      </w:rPr>
-                      <w:t>ItemNo_Line</w:t>
-                    </w:r>
-                    <w:proofErr w:type="spellEnd"/>
+                    <w:sdt>
+                      <w:sdtPr>
+                        <w:rPr>
+                          <w:lang w:val="en-US" w:eastAsia="en-US"/>
+                        </w:rPr>
+                        <w:alias w:val="UnitPrice"/>
+                        <w:tag w:val="#BC:InsertDataItem,DataItems/Header/Line/UnitPrice"/>
+                        <w:id w:val="-1253814634"/>
+                        <w:dataBinding w:prefixMappings="&lt;xmlns:ns0='urn:microsoft-dynamics-nav/reports/Standard_Sales_Invoice/1306/' " w:xpath="/ns0:NavWordReportXmlPart[1]/ns0:Header[1]/ns0:Line[1]/ns0:UnitPrice[1]" w:storeItemID="{00000000-0000-0000-0000-000000000000}"/>
+                        <w15:color w:val="808080"/>
+                        <w:text/>
+                      </w:sdtPr>
+                      <w:sdtEndPr/>
+                      <w:sdtContent>
+                        <w:proofErr w:type="spellStart"/>
+                        <w:r>
+                          <w:rPr>
+                            <w:lang w:val="en-US" w:eastAsia="en-US"/>
+                          </w:rPr>
+                          <w:t>UnitPrice</w:t>
+                        </w:r>
+                        <w:proofErr w:type="spellEnd"/>
+                      </w:sdtContent>
+                    </w:sdt>
                   </w:p>
                 </w:tc>
-              </w:sdtContent>
-            </w:sdt>
-            <w:sdt>
-              <w:sdtPr>
-                <w:rPr>
-                  <w:rFonts w:ascii="Segoe UI" w:hAnsi="Segoe UI" w:eastAsia="Segoe UI" w:cs="Arial"/>
-                  <w:color w:val="242424"/>
-                  <w:sz w:val="22"/>
-                  <w:szCs w:val="22"/>
-                  <w:lang w:val="en-US" w:eastAsia="en-US"/>
-                </w:rPr>
-                <w:alias w:val="Description_Line"/>
-                <w:tag w:val="#BC:InsertDataItem,DataItems/Header/Line/Description_Line"/>
-                <w:id w:val="1393535743"/>
-                <w:dataBinding w:prefixMappings="xmlns:ns0='urn:microsoft-dynamics-nav/reports/Standard_Sales_Invoice/1306/'" w:xpath="/ns0:NavWordReportXmlPart[1]/ns0:Header[1]/ns0:Line[1]/ns0:Description_Line[1]" w:storeItemID="{00000000-0000-0000-0000-000000000000}"/>
-                <w15:color w:val="808080"/>
-                <w:text/>
-              </w:sdtPr>
-              <w:sdtContent>
+                <w:sdt>
+                  <w:sdtPr>
+                    <w:rPr>
+                      <w:lang w:val="en-US" w:eastAsia="en-US"/>
+                    </w:rPr>
+                    <w:alias w:val="LineDiscountPercentText_Line"/>
+                    <w:tag w:val="#BC:InsertDataItem,DataItems/Header/Line/LineDiscountPercentText_Line"/>
+                    <w:id w:val="-1902209822"/>
+                    <w:placeholder>
+                      <w:docPart w:val="8C6F5038357C4DF2A60E5B0236EB4CB4"/>
+                    </w:placeholder>
+                    <w:dataBinding w:prefixMappings="&lt;xmlns:ns0='urn:microsoft-dynamics-nav/reports/Standard_Sales_Invoice/1306/' " w:xpath="/ns0:NavWordReportXmlPart[1]/ns0:Header[1]/ns0:Line[1]/ns0:LineDiscountPercentText_Line[1]" w:storeItemID="{00000000-0000-0000-0000-000000000000}"/>
+                    <w15:color w:val="808080"/>
+                    <w:text/>
+                  </w:sdtPr>
+                  <w:sdtEndPr/>
+                  <w:sdtContent>
+                    <w:tc>
+                      <w:tcPr>
+                        <w:tcW w:w="645" w:type="pct"/>
+                      </w:tcPr>
+                      <w:p>
+                        <w:pPr>
+                          <w:pStyle w:val="BCNumber"/>
+                          <w:jc w:val="right"/>
+                          <w:rPr>
+                            <w:lang w:val="en-US" w:eastAsia="en-US"/>
+                          </w:rPr>
+                        </w:pPr>
+                        <w:proofErr w:type="spellStart"/>
+                        <w:r>
+                          <w:rPr>
+                            <w:lang w:val="en-US" w:eastAsia="en-US"/>
+                          </w:rPr>
+                          <w:t>LineDiscountPercentText_Line</w:t>
+                        </w:r>
+                        <w:proofErr w:type="spellEnd"/>
+                      </w:p>
+                    </w:tc>
+                  </w:sdtContent>
+                </w:sdt>
+                <w:sdt>
+                  <w:sdtPr>
+                    <w:rPr>
+                      <w:lang w:val="en-US" w:eastAsia="en-US"/>
+                    </w:rPr>
+                    <w:alias w:val="VATPct_Line"/>
+                    <w:tag w:val="#BC:InsertDataItem,DataItems/Header/Line/VATPct_Line"/>
+                    <w:id w:val="1436251310"/>
+                    <w:dataBinding w:prefixMappings="&lt;xmlns:ns0='urn:microsoft-dynamics-nav/reports/Standard_Sales_Invoice/1306/' " w:xpath="/ns0:NavWordReportXmlPart[1]/ns0:Header[1]/ns0:Line[1]/ns0:VATPct_Line[1]" w:storeItemID="{00000000-0000-0000-0000-000000000000}"/>
+                    <w15:color w:val="808080"/>
+                    <w:text/>
+                  </w:sdtPr>
+                  <w:sdtEndPr/>
+                  <w:sdtContent>
+                    <w:tc>
+                      <w:tcPr>
+                        <w:tcW w:w="473" w:type="pct"/>
+                      </w:tcPr>
+                      <w:p>
+                        <w:pPr>
+                          <w:pStyle w:val="BCNumber"/>
+                          <w:jc w:val="right"/>
+                          <w:rPr>
+                            <w:lang w:val="en-US" w:eastAsia="en-US"/>
+                          </w:rPr>
+                        </w:pPr>
+                        <w:proofErr w:type="spellStart"/>
+                        <w:r>
+                          <w:rPr>
+                            <w:lang w:val="en-US" w:eastAsia="en-US"/>
+                          </w:rPr>
+                          <w:t>VATPct_Line</w:t>
+                        </w:r>
+                        <w:proofErr w:type="spellEnd"/>
+                      </w:p>
+                    </w:tc>
+                  </w:sdtContent>
+                </w:sdt>
                 <w:tc>
                   <w:tcPr>
-                    <w:tcW w:w="2347" w:type="dxa"/>
-                    <w:vAlign w:val="center"/>
+                    <w:tcW w:w="755" w:type="pct"/>
                   </w:tcPr>
                   <w:p>
                     <w:pPr>
-                      <w:spacing w:before="0" w:after="0"/>
-                      <w:cnfStyle w:val="000000010000" w:firstRow="0" w:lastRow="0" w:firstColumn="0" w:lastColumn="0" w:oddVBand="0" w:evenVBand="0" w:oddHBand="0" w:evenHBand="1" w:firstRowFirstColumn="0" w:firstRowLastColumn="0" w:lastRowFirstColumn="0" w:lastRowLastColumn="0"/>
+                      <w:pStyle w:val="BCNumber"/>
+                      <w:jc w:val="right"/>
                       <w:rPr>
-                        <w:rFonts w:ascii="Segoe UI" w:hAnsi="Segoe UI" w:eastAsia="Segoe UI" w:cs="Arial"/>
-                        <w:color w:val="242424"/>
-                        <w:sz w:val="22"/>
-                        <w:szCs w:val="22"/>
                         <w:lang w:val="en-US" w:eastAsia="en-US"/>
                       </w:rPr>
                     </w:pPr>
-                    <w:proofErr w:type="spellStart"/>
+                    <w:sdt>
+                      <w:sdtPr>
+                        <w:rPr>
+                          <w:lang w:val="en-US" w:eastAsia="en-US"/>
+                        </w:rPr>
+                        <w:alias w:val="LineAmount_Line"/>
+                        <w:tag w:val="#BC:InsertDataItem,DataItems/Header/Line/LineAmount_Line"/>
+                        <w:id w:val="787541011"/>
+                        <w:dataBinding w:prefixMappings="&lt;xmlns:ns0='urn:microsoft-dynamics-nav/reports/Standard_Sales_Invoice/1306/' " w:xpath="/ns0:NavWordReportXmlPart[1]/ns0:Header[1]/ns0:Line[1]/ns0:LineAmount_Line[1]" w:storeItemID="{00000000-0000-0000-0000-000000000000}"/>
+                        <w15:color w:val="808080"/>
+                        <w:text/>
+                      </w:sdtPr>
+                      <w:sdtEndPr/>
+                      <w:sdtContent>
+                        <w:proofErr w:type="spellStart"/>
+                        <w:r>
+                          <w:rPr>
+                            <w:lang w:val="en-US" w:eastAsia="en-US"/>
+                          </w:rPr>
+                          <w:t>LineAmount_Line</w:t>
+                        </w:r>
+                        <w:proofErr w:type="spellEnd"/>
+                      </w:sdtContent>
+                    </w:sdt>
                     <w:r>
                       <w:rPr>
-                        <w:rFonts w:ascii="Segoe UI" w:hAnsi="Segoe UI" w:eastAsia="Segoe UI" w:cs="Arial"/>
-                        <w:color w:val="242424"/>
-                        <w:sz w:val="22"/>
-                        <w:szCs w:val="22"/>
                         <w:lang w:val="en-US" w:eastAsia="en-US"/>
                       </w:rPr>
-                      <w:t>Description_Line</w:t>
+                      <w:t> </w:t>
                     </w:r>
-                    <w:proofErr w:type="spellEnd"/>
                   </w:p>
                 </w:tc>
-              </w:sdtContent>
-            </w:sdt>
-            <w:sdt>
-              <w:sdtPr>
-                <w:rPr>
-                  <w:rFonts w:ascii="Segoe UI" w:hAnsi="Segoe UI" w:eastAsia="Segoe UI" w:cs="Arial"/>
-                  <w:color w:val="242424"/>
-                  <w:sz w:val="22"/>
-                  <w:szCs w:val="22"/>
-                  <w:lang w:val="en-US" w:eastAsia="en-US"/>
-                </w:rPr>
-                <w:alias w:val="Quantity_Line"/>
-                <w:tag w:val="#BC:InsertDataItem,DataItems/Header/Line/Quantity_Line"/>
-                <w:id w:val="1672756728"/>
-                <w:dataBinding w:prefixMappings="xmlns:ns0='urn:microsoft-dynamics-nav/reports/Standard_Sales_Invoice/1306/'" w:xpath="/ns0:NavWordReportXmlPart[1]/ns0:Header[1]/ns0:Line[1]/ns0:Quantity_Line[1]" w:storeItemID="{00000000-0000-0000-0000-000000000000}"/>
-                <w15:color w:val="808080"/>
-                <w:text/>
-              </w:sdtPr>
-              <w:sdtContent>
-                <w:tc>
-                  <w:tcPr>
-                    <w:tcW w:w="1166" w:type="dxa"/>
-                    <w:vAlign w:val="center"/>
-                  </w:tcPr>
-                  <w:p>
-                    <w:pPr>
-                      <w:spacing w:before="0" w:after="0"/>
-                      <w:jc w:val="right"/>
-                      <w:cnfStyle w:val="000000010000" w:firstRow="0" w:lastRow="0" w:firstColumn="0" w:lastColumn="0" w:oddVBand="0" w:evenVBand="0" w:oddHBand="0" w:evenHBand="1" w:firstRowFirstColumn="0" w:firstRowLastColumn="0" w:lastRowFirstColumn="0" w:lastRowLastColumn="0"/>
-                      <w:rPr>
-                        <w:rFonts w:ascii="Segoe UI" w:hAnsi="Segoe UI" w:eastAsia="Segoe UI" w:cs="Arial"/>
-                        <w:color w:val="242424"/>
-                        <w:sz w:val="22"/>
-                        <w:szCs w:val="22"/>
-                        <w:lang w:val="en-US" w:eastAsia="en-US"/>
-                      </w:rPr>
-                    </w:pPr>
-                    <w:proofErr w:type="spellStart"/>
-                    <w:r>
-                      <w:rPr>
-                        <w:rFonts w:ascii="Segoe UI" w:hAnsi="Segoe UI" w:eastAsia="Segoe UI" w:cs="Arial"/>
-                        <w:color w:val="242424"/>
-                        <w:sz w:val="22"/>
-                        <w:szCs w:val="22"/>
-                        <w:lang w:val="en-US" w:eastAsia="en-US"/>
-                      </w:rPr>
-                      <w:t>Quantity_Line</w:t>
-                    </w:r>
-                    <w:proofErr w:type="spellEnd"/>
-                  </w:p>
-                </w:tc>
-              </w:sdtContent>
-            </w:sdt>
-            <w:sdt>
-              <w:sdtPr>
-                <w:rPr>
-                  <w:rFonts w:ascii="Segoe UI" w:hAnsi="Segoe UI" w:eastAsia="Segoe UI" w:cs="Times New Roman"/>
-                  <w:color w:val="242424"/>
-                  <w:sz w:val="22"/>
-                  <w:szCs w:val="22"/>
-                  <w:lang w:val="en-US" w:eastAsia="en-US"/>
-                </w:rPr>
-                <w:alias w:val="UnitOfMeasure"/>
-                <w:tag w:val="#BC:InsertDataItem,DataItems/Header/Line/UnitOfMeasure"/>
-                <w:id w:val="-2033335790"/>
-                <w:placeholder>
-                  <w:docPart w:val="DefaultPlaceholder_-1854013440"/>
-                </w:placeholder>
-                <w15:color w:val="808080"/>
-                <w:text/>
-                <w:dataBinding w:prefixMappings="xmlns:ns0='urn:microsoft-dynamics-nav/reports/Standard_Sales_Invoice/1306/'" w:xpath="/ns0:NavWordReportXmlPart[1]/ns0:Header[1]/ns0:Line[1]/ns0:UnitOfMeasure[1]"/>
-              </w:sdtPr>
-              <w:sdtContent>
-                <w:tc>
-                  <w:tcPr>
-                    <w:tcW w:w="806" w:type="dxa"/>
-                    <w:vAlign w:val="center"/>
-                  </w:tcPr>
-                  <w:p>
-                    <w:pPr>
-                      <w:spacing w:before="0" w:after="0"/>
-                      <w:cnfStyle w:val="000000010000" w:firstRow="0" w:lastRow="0" w:firstColumn="0" w:lastColumn="0" w:oddVBand="0" w:evenVBand="0" w:oddHBand="0" w:evenHBand="1" w:firstRowFirstColumn="0" w:firstRowLastColumn="0" w:lastRowFirstColumn="0" w:lastRowLastColumn="0"/>
-                      <w:rPr>
-                        <w:rFonts w:ascii="Segoe UI" w:hAnsi="Segoe UI" w:eastAsia="Segoe UI" w:cs="Times New Roman"/>
-                        <w:color w:val="242424"/>
-                        <w:sz w:val="22"/>
-                        <w:szCs w:val="22"/>
-                        <w:lang w:val="en-US" w:eastAsia="en-US"/>
-                      </w:rPr>
-                    </w:pPr>
-                    <w:proofErr w:type="spellStart"/>
-                    <w:r>
-                      <w:rPr>
-                        <w:rFonts w:ascii="Segoe UI" w:hAnsi="Segoe UI" w:eastAsia="Segoe UI" w:cs="Times New Roman"/>
-                        <w:color w:val="242424"/>
-                        <w:sz w:val="22"/>
-                        <w:szCs w:val="22"/>
-                        <w:lang w:val="en-US" w:eastAsia="en-US"/>
-                      </w:rPr>
-                      <w:t>UnitOfMeasure</w:t>
-                    </w:r>
-                    <w:proofErr w:type="spellEnd"/>
-                  </w:p>
-                </w:tc>
-              </w:sdtContent>
-            </w:sdt>
-            <w:tc>
-              <w:tcPr>
-                <w:tcW w:w="1440" w:type="dxa"/>
-                <w:vAlign w:val="center"/>
-              </w:tcPr>
-              <w:p>
-                <w:pPr>
-                  <w:spacing w:before="0" w:after="0"/>
-                  <w:jc w:val="right"/>
-                  <w:cnfStyle w:val="000000010000" w:firstRow="0" w:lastRow="0" w:firstColumn="0" w:lastColumn="0" w:oddVBand="0" w:evenVBand="0" w:oddHBand="0" w:evenHBand="1" w:firstRowFirstColumn="0" w:firstRowLastColumn="0" w:lastRowFirstColumn="0" w:lastRowLastColumn="0"/>
-                  <w:rPr>
-                    <w:rFonts w:ascii="Segoe UI" w:hAnsi="Segoe UI" w:eastAsia="Segoe UI" w:cs="Arial"/>
-                    <w:color w:val="242424"/>
-                    <w:sz w:val="22"/>
-                    <w:szCs w:val="22"/>
-                    <w:lang w:val="en-US" w:eastAsia="en-US"/>
-                  </w:rPr>
-                </w:pPr>
-                <w:sdt>
-                  <w:sdtPr>
-                    <w:rPr>
-                      <w:rFonts w:ascii="Segoe UI" w:hAnsi="Segoe UI" w:eastAsia="Segoe UI" w:cs="Times New Roman"/>
-                      <w:color w:val="242424"/>
-                      <w:sz w:val="22"/>
-                      <w:szCs w:val="22"/>
-                      <w:lang w:val="en-US" w:eastAsia="en-US"/>
-                    </w:rPr>
-                    <w:alias w:val="UnitPrice"/>
-                    <w:tag w:val="#BC:InsertDataItem,DataItems/Header/Line/UnitPrice"/>
-                    <w:id w:val="-1253814634"/>
-                    <w:dataBinding w:prefixMappings="xmlns:ns0='urn:microsoft-dynamics-nav/reports/Standard_Sales_Invoice/1306/'" w:xpath="/ns0:NavWordReportXmlPart[1]/ns0:Header[1]/ns0:Line[1]/ns0:UnitPrice[1]" w:storeItemID="{00000000-0000-0000-0000-000000000000}"/>
-                    <w15:color w:val="808080"/>
-                    <w:text/>
-                  </w:sdtPr>
-                  <w:sdtContent>
-                    <w:proofErr w:type="spellStart"/>
-                    <w:r>
-                      <w:rPr>
-                        <w:rFonts w:ascii="Segoe UI" w:hAnsi="Segoe UI" w:eastAsia="Segoe UI" w:cs="Times New Roman"/>
-                        <w:color w:val="242424"/>
-                        <w:sz w:val="22"/>
-                        <w:szCs w:val="22"/>
-                        <w:lang w:val="en-US" w:eastAsia="en-US"/>
-                      </w:rPr>
-                      <w:t>UnitPrice</w:t>
-                    </w:r>
-                    <w:proofErr w:type="spellEnd"/>
-                  </w:sdtContent>
-                </w:sdt>
-              </w:p>
-            </w:tc>
-            <w:sdt>
-              <w:sdtPr>
-                <w:rPr>
-                  <w:rFonts w:ascii="Segoe UI" w:hAnsi="Segoe UI" w:eastAsia="Segoe UI" w:cs="Times New Roman"/>
-                  <w:color w:val="242424"/>
-                  <w:sz w:val="22"/>
-                  <w:szCs w:val="22"/>
-                  <w:lang w:val="en-US" w:eastAsia="en-US"/>
-                </w:rPr>
-                <w:alias w:val="LineDiscountPercentText_Line"/>
-                <w:tag w:val="#BC:InsertDataItem,DataItems/Header/Line/LineDiscountPercentText_Line"/>
-                <w:id w:val="-1902209822"/>
-                <w:placeholder>
-                  <w:docPart w:val="8C6F5038357C4DF2A60E5B0236EB4CB4"/>
-                </w:placeholder>
-                <w15:color w:val="808080"/>
-                <w:text/>
-                <w:dataBinding w:prefixMappings="xmlns:ns0='urn:microsoft-dynamics-nav/reports/Standard_Sales_Invoice/1306/'" w:xpath="/ns0:NavWordReportXmlPart[1]/ns0:Header[1]/ns0:Line[1]/ns0:LineDiscountPercentText_Line[1]"/>
-              </w:sdtPr>
-              <w:sdtContent>
-                <w:tc>
-                  <w:tcPr>
-                    <w:tcW w:w="1354" w:type="dxa"/>
-                    <w:vAlign w:val="center"/>
-                  </w:tcPr>
-                  <w:p>
-                    <w:pPr>
-                      <w:spacing w:before="0" w:after="0"/>
-                      <w:jc w:val="right"/>
-                      <w:cnfStyle w:val="000000010000" w:firstRow="0" w:lastRow="0" w:firstColumn="0" w:lastColumn="0" w:oddVBand="0" w:evenVBand="0" w:oddHBand="0" w:evenHBand="1" w:firstRowFirstColumn="0" w:firstRowLastColumn="0" w:lastRowFirstColumn="0" w:lastRowLastColumn="0"/>
-                      <w:rPr>
-                        <w:rFonts w:ascii="Segoe UI" w:hAnsi="Segoe UI" w:eastAsia="Segoe UI" w:cs="Times New Roman"/>
-                        <w:color w:val="242424"/>
-                        <w:sz w:val="22"/>
-                        <w:szCs w:val="22"/>
-                        <w:lang w:val="en-US" w:eastAsia="en-US"/>
-                      </w:rPr>
-                    </w:pPr>
-                    <w:proofErr w:type="spellStart"/>
-                    <w:r>
-                      <w:rPr>
-                        <w:rFonts w:ascii="Segoe UI" w:hAnsi="Segoe UI" w:eastAsia="Segoe UI" w:cs="Times New Roman"/>
-                        <w:color w:val="242424"/>
-                        <w:sz w:val="22"/>
-                        <w:szCs w:val="22"/>
-                        <w:lang w:val="en-US" w:eastAsia="en-US"/>
-                      </w:rPr>
-                      <w:t>LineDiscountPercentText_Line</w:t>
-                    </w:r>
-                    <w:proofErr w:type="spellEnd"/>
-                  </w:p>
-                </w:tc>
-              </w:sdtContent>
-            </w:sdt>
-            <w:sdt>
-              <w:sdtPr>
-                <w:rPr>
-                  <w:rFonts w:ascii="Segoe UI" w:hAnsi="Segoe UI" w:eastAsia="Segoe UI" w:cs="Times New Roman"/>
-                  <w:color w:val="242424"/>
-                  <w:sz w:val="22"/>
-                  <w:szCs w:val="22"/>
-                  <w:lang w:val="en-US" w:eastAsia="en-US"/>
-                </w:rPr>
-                <w:alias w:val="VATPct_Line"/>
-                <w:tag w:val="#BC:InsertDataItem,DataItems/Header/Line/VATPct_Line"/>
-                <w:id w:val="1436251310"/>
-                <w:dataBinding w:prefixMappings="xmlns:ns0='urn:microsoft-dynamics-nav/reports/Standard_Sales_Invoice/1306/'" w:xpath="/ns0:NavWordReportXmlPart[1]/ns0:Header[1]/ns0:Line[1]/ns0:VATPct_Line[1]" w:storeItemID="{00000000-0000-0000-0000-000000000000}"/>
-                <w15:color w:val="808080"/>
-                <w:text/>
-              </w:sdtPr>
-              <w:sdtContent>
-                <w:tc>
-                  <w:tcPr>
-                    <w:tcW w:w="994" w:type="dxa"/>
-                    <w:vAlign w:val="center"/>
-                  </w:tcPr>
-                  <w:p>
-                    <w:pPr>
-                      <w:spacing w:before="0" w:after="0"/>
-                      <w:jc w:val="right"/>
-                      <w:cnfStyle w:val="000000010000" w:firstRow="0" w:lastRow="0" w:firstColumn="0" w:lastColumn="0" w:oddVBand="0" w:evenVBand="0" w:oddHBand="0" w:evenHBand="1" w:firstRowFirstColumn="0" w:firstRowLastColumn="0" w:lastRowFirstColumn="0" w:lastRowLastColumn="0"/>
-                      <w:rPr>
-                        <w:rFonts w:ascii="Segoe UI" w:hAnsi="Segoe UI" w:eastAsia="Segoe UI" w:cs="Times New Roman"/>
-                        <w:color w:val="242424"/>
-                        <w:sz w:val="22"/>
-                        <w:szCs w:val="22"/>
-                        <w:lang w:val="en-US" w:eastAsia="en-US"/>
-                      </w:rPr>
-                    </w:pPr>
-                    <w:proofErr w:type="spellStart"/>
-                    <w:r>
-                      <w:rPr>
-                        <w:rFonts w:ascii="Segoe UI" w:hAnsi="Segoe UI" w:eastAsia="Segoe UI" w:cs="Times New Roman"/>
-                        <w:color w:val="242424"/>
-                        <w:sz w:val="22"/>
-                        <w:szCs w:val="22"/>
-                        <w:lang w:val="en-US" w:eastAsia="en-US"/>
-                      </w:rPr>
-                      <w:t>VATPct_Line</w:t>
-                    </w:r>
-                    <w:proofErr w:type="spellEnd"/>
-                  </w:p>
-                </w:tc>
-              </w:sdtContent>
-            </w:sdt>
-            <w:tc>
-              <w:tcPr>
-                <w:tcW w:w="1584" w:type="dxa"/>
-                <w:vAlign w:val="center"/>
-              </w:tcPr>
-              <w:p>
-                <w:pPr>
-                  <w:spacing w:before="0" w:after="0"/>
-                  <w:jc w:val="right"/>
-                  <w:cnfStyle w:val="000000010000" w:firstRow="0" w:lastRow="0" w:firstColumn="0" w:lastColumn="0" w:oddVBand="0" w:evenVBand="0" w:oddHBand="0" w:evenHBand="1" w:firstRowFirstColumn="0" w:firstRowLastColumn="0" w:lastRowFirstColumn="0" w:lastRowLastColumn="0"/>
-                  <w:rPr>
-                    <w:rFonts w:ascii="Segoe UI" w:hAnsi="Segoe UI" w:eastAsia="Segoe UI" w:cs="Arial"/>
-                    <w:color w:val="242424"/>
-                    <w:sz w:val="22"/>
-                    <w:szCs w:val="22"/>
-                    <w:lang w:val="en-US" w:eastAsia="en-US"/>
-                  </w:rPr>
-                </w:pPr>
-                <w:sdt>
-                  <w:sdtPr>
-                    <w:rPr>
-                      <w:rFonts w:ascii="Segoe UI" w:hAnsi="Segoe UI" w:eastAsia="Segoe UI" w:cs="Times New Roman"/>
-                      <w:color w:val="242424"/>
-                      <w:sz w:val="22"/>
-                      <w:szCs w:val="22"/>
-                      <w:lang w:val="en-US" w:eastAsia="en-US"/>
-                    </w:rPr>
-                    <w:alias w:val="LineAmount_Line"/>
-                    <w:tag w:val="#BC:InsertDataItem,DataItems/Header/Line/LineAmount_Line"/>
-                    <w:id w:val="787541011"/>
-                    <w:dataBinding w:prefixMappings="xmlns:ns0='urn:microsoft-dynamics-nav/reports/Standard_Sales_Invoice/1306/'" w:xpath="/ns0:NavWordReportXmlPart[1]/ns0:Header[1]/ns0:Line[1]/ns0:LineAmount_Line[1]" w:storeItemID="{00000000-0000-0000-0000-000000000000}"/>
-                    <w15:color w:val="808080"/>
-                    <w:text/>
-                  </w:sdtPr>
-                  <w:sdtContent>
-                    <w:proofErr w:type="spellStart"/>
-                    <w:r>
-                      <w:rPr>
-                        <w:rFonts w:ascii="Segoe UI" w:hAnsi="Segoe UI" w:eastAsia="Segoe UI" w:cs="Times New Roman"/>
-                        <w:color w:val="242424"/>
-                        <w:sz w:val="22"/>
-                        <w:szCs w:val="22"/>
-                        <w:lang w:val="en-US" w:eastAsia="en-US"/>
-                      </w:rPr>
-                      <w:t>LineAmount_Line</w:t>
-                    </w:r>
-                    <w:proofErr w:type="spellEnd"/>
-                  </w:sdtContent>
-                </w:sdt>
-                <w:r>
-                  <w:rPr>
-                    <w:rFonts w:ascii="Segoe UI" w:hAnsi="Segoe UI" w:eastAsia="Segoe UI" w:cs="Times New Roman"/>
-                    <w:color w:val="242424"/>
-                    <w:sz w:val="22"/>
-                    <w:szCs w:val="22"/>
-                    <w:lang w:val="en-US" w:eastAsia="en-US"/>
-                  </w:rPr>
-                  <w:t> </w:t>
-                </w:r>
-              </w:p>
-            </w:tc>
-          </w:tr>
+              </w:tr>
+            </w:sdtContent>
+          </w:sdt>
         </w:sdtContent>
       </w:sdt>
     </w:tbl>
@@ -2428,27 +1819,24 @@
       <w:pPr>
         <w:spacing w:after="0" w:line="240" w:lineRule="auto"/>
         <w:rPr>
-          <w:rFonts w:ascii="Segoe UI" w:hAnsi="Segoe UI" w:eastAsia="Segoe UI" w:cs="Segoe UI"/>
-          <w:color w:val="242424"/>
-          <w:sz w:val="22"/>
-          <w:szCs w:val="22"/>
           <w:lang w:val="da-DK" w:eastAsia="en-US"/>
         </w:rPr>
       </w:pPr>
     </w:p>
     <w:tbl>
       <w:tblPr>
-        <w:tblStyle w:val="CLSequoiatablestyle021"/>
-        <w:tblW w:w="10498" w:type="dxa"/>
-        <w:tblLook w:val="06C0" w:firstRow="0" w:lastRow="1" w:firstColumn="1" w:lastColumn="0" w:noHBand="1" w:noVBand="1"/>
+        <w:tblStyle w:val="BCTotalsTable"/>
+        <w:tblW w:w="5000" w:type="pct"/>
+        <w:tblLook w:val="0640" w:firstRow="0" w:lastRow="1" w:firstColumn="0" w:lastColumn="0" w:noHBand="1" w:noVBand="1"/>
         <w:tblCaption w:val="Detailed Totals Block"/>
+        <w:tblDescription w:val="Document totals."/>
       </w:tblPr>
       <w:tblGrid>
-        <w:gridCol w:w="4971"/>
-        <w:gridCol w:w="950"/>
-        <w:gridCol w:w="422"/>
-        <w:gridCol w:w="426"/>
-        <w:gridCol w:w="3729"/>
+        <w:gridCol w:w="4905"/>
+        <w:gridCol w:w="884"/>
+        <w:gridCol w:w="357"/>
+        <w:gridCol w:w="361"/>
+        <w:gridCol w:w="3988"/>
       </w:tblGrid>
       <w:tr>
         <w:trPr>
@@ -2457,10 +1845,6 @@
         <w:sdt>
           <w:sdtPr>
             <w:rPr>
-              <w:rFonts w:ascii="Segoe UI" w:hAnsi="Segoe UI" w:eastAsia="Times New Roman" w:cs="Times New Roman"/>
-              <w:color w:val="242424"/>
-              <w:sz w:val="22"/>
-              <w:szCs w:val="22"/>
               <w:lang w:val="en-US" w:eastAsia="en-US"/>
             </w:rPr>
             <w:alias w:val="Description_ReportTotalsLine"/>
@@ -2469,38 +1853,26 @@
             <w:placeholder>
               <w:docPart w:val="DefaultPlaceholder_-1854013440"/>
             </w:placeholder>
+            <w:dataBinding w:prefixMappings="&lt;xmlns:ns0='urn:microsoft-dynamics-nav/reports/Standard_Sales_Invoice/1306/' " w:xpath="/ns0:NavWordReportXmlPart[1]/ns0:Header[1]/ns0:ReportTotalsLine[1]/ns0:Description_ReportTotalsLine[1]" w:storeItemID="{00000000-0000-0000-0000-000000000000}"/>
             <w15:color w:val="808080"/>
             <w:text/>
-            <w:dataBinding w:prefixMappings="xmlns:ns0='urn:microsoft-dynamics-nav/reports/Standard_Sales_Invoice/1306/'" w:xpath="/ns0:NavWordReportXmlPart[1]/ns0:Header[1]/ns0:ReportTotalsLine[1]/ns0:Description_ReportTotalsLine[1]"/>
           </w:sdtPr>
+          <w:sdtEndPr/>
           <w:sdtContent>
             <w:tc>
               <w:tcPr>
-                <w:cnfStyle w:val="001000000000" w:firstRow="0" w:lastRow="0" w:firstColumn="1" w:lastColumn="0" w:oddVBand="0" w:evenVBand="0" w:oddHBand="0" w:evenHBand="0" w:firstRowFirstColumn="0" w:firstRowLastColumn="0" w:lastRowFirstColumn="0" w:lastRowLastColumn="0"/>
-                <w:tcW w:w="4971" w:type="dxa"/>
-                <w:tcBorders>
-                  <w:bottom w:val="single" w:color="auto" w:sz="4" w:space="0"/>
-                </w:tcBorders>
-                <w:vAlign w:val="center"/>
+                <w:tcW w:w="2337" w:type="pct"/>
               </w:tcPr>
               <w:p>
                 <w:pPr>
-                  <w:spacing w:line="240" w:lineRule="exact"/>
+                  <w:pStyle w:val="NoSpacing"/>
                   <w:rPr>
-                    <w:rFonts w:ascii="Segoe UI" w:hAnsi="Segoe UI" w:eastAsia="Times New Roman" w:cs="Times New Roman"/>
-                    <w:color w:val="242424"/>
-                    <w:sz w:val="22"/>
-                    <w:szCs w:val="22"/>
                     <w:lang w:val="en-US" w:eastAsia="en-US"/>
                   </w:rPr>
                 </w:pPr>
                 <w:proofErr w:type="spellStart"/>
                 <w:r>
                   <w:rPr>
-                    <w:rFonts w:ascii="Segoe UI" w:hAnsi="Segoe UI" w:eastAsia="Times New Roman" w:cs="Times New Roman"/>
-                    <w:color w:val="242424"/>
-                    <w:sz w:val="22"/>
-                    <w:szCs w:val="22"/>
                     <w:lang w:val="en-US" w:eastAsia="en-US"/>
                   </w:rPr>
                   <w:t>Description_ReportTotalsLine</w:t>
@@ -2512,21 +1884,12 @@
         </w:sdt>
         <w:tc>
           <w:tcPr>
-            <w:tcW w:w="950" w:type="dxa"/>
-            <w:tcBorders>
-              <w:bottom w:val="single" w:color="auto" w:sz="4" w:space="0"/>
-            </w:tcBorders>
-            <w:vAlign w:val="center"/>
+            <w:tcW w:w="421" w:type="pct"/>
           </w:tcPr>
           <w:p>
             <w:pPr>
-              <w:spacing w:line="240" w:lineRule="exact"/>
-              <w:cnfStyle w:val="000000000000" w:firstRow="0" w:lastRow="0" w:firstColumn="0" w:lastColumn="0" w:oddVBand="0" w:evenVBand="0" w:oddHBand="0" w:evenHBand="0" w:firstRowFirstColumn="0" w:firstRowLastColumn="0" w:lastRowFirstColumn="0" w:lastRowLastColumn="0"/>
+              <w:pStyle w:val="NoSpacing"/>
               <w:rPr>
-                <w:rFonts w:ascii="Segoe UI" w:hAnsi="Segoe UI" w:eastAsia="Segoe UI" w:cs="Arial"/>
-                <w:color w:val="242424"/>
-                <w:sz w:val="22"/>
-                <w:szCs w:val="22"/>
                 <w:lang w:val="en-US" w:eastAsia="en-US"/>
               </w:rPr>
             </w:pPr>
@@ -2534,21 +1897,12 @@
         </w:tc>
         <w:tc>
           <w:tcPr>
-            <w:tcW w:w="422" w:type="dxa"/>
-            <w:tcBorders>
-              <w:bottom w:val="single" w:color="auto" w:sz="4" w:space="0"/>
-            </w:tcBorders>
-            <w:vAlign w:val="center"/>
+            <w:tcW w:w="170" w:type="pct"/>
           </w:tcPr>
           <w:p>
             <w:pPr>
-              <w:spacing w:line="240" w:lineRule="exact"/>
-              <w:cnfStyle w:val="000000000000" w:firstRow="0" w:lastRow="0" w:firstColumn="0" w:lastColumn="0" w:oddVBand="0" w:evenVBand="0" w:oddHBand="0" w:evenHBand="0" w:firstRowFirstColumn="0" w:firstRowLastColumn="0" w:lastRowFirstColumn="0" w:lastRowLastColumn="0"/>
+              <w:pStyle w:val="NoSpacing"/>
               <w:rPr>
-                <w:rFonts w:ascii="Segoe UI" w:hAnsi="Segoe UI" w:eastAsia="Segoe UI" w:cs="Arial"/>
-                <w:color w:val="242424"/>
-                <w:sz w:val="22"/>
-                <w:szCs w:val="22"/>
                 <w:lang w:val="en-US" w:eastAsia="en-US"/>
               </w:rPr>
             </w:pPr>
@@ -2556,21 +1910,12 @@
         </w:tc>
         <w:tc>
           <w:tcPr>
-            <w:tcW w:w="426" w:type="dxa"/>
-            <w:tcBorders>
-              <w:bottom w:val="single" w:color="auto" w:sz="4" w:space="0"/>
-            </w:tcBorders>
-            <w:vAlign w:val="center"/>
+            <w:tcW w:w="172" w:type="pct"/>
           </w:tcPr>
           <w:p>
             <w:pPr>
-              <w:spacing w:line="240" w:lineRule="exact"/>
-              <w:cnfStyle w:val="000000000000" w:firstRow="0" w:lastRow="0" w:firstColumn="0" w:lastColumn="0" w:oddVBand="0" w:evenVBand="0" w:oddHBand="0" w:evenHBand="0" w:firstRowFirstColumn="0" w:firstRowLastColumn="0" w:lastRowFirstColumn="0" w:lastRowLastColumn="0"/>
+              <w:pStyle w:val="NoSpacing"/>
               <w:rPr>
-                <w:rFonts w:ascii="Segoe UI" w:hAnsi="Segoe UI" w:eastAsia="Segoe UI" w:cs="Arial"/>
-                <w:color w:val="242424"/>
-                <w:sz w:val="22"/>
-                <w:szCs w:val="22"/>
                 <w:lang w:val="en-US" w:eastAsia="en-US"/>
               </w:rPr>
             </w:pPr>
@@ -2579,10 +1924,6 @@
         <w:sdt>
           <w:sdtPr>
             <w:rPr>
-              <w:rFonts w:ascii="Segoe UI" w:hAnsi="Segoe UI" w:eastAsia="Segoe UI" w:cs="Arial"/>
-              <w:color w:val="242424"/>
-              <w:sz w:val="22"/>
-              <w:szCs w:val="22"/>
               <w:lang w:val="en-US" w:eastAsia="en-US"/>
             </w:rPr>
             <w:alias w:val="AmountFormatted_ReportTotalsLine"/>
@@ -2591,572 +1932,30 @@
             <w:placeholder>
               <w:docPart w:val="DefaultPlaceholder_-1854013440"/>
             </w:placeholder>
+            <w:dataBinding w:prefixMappings="&lt;xmlns:ns0='urn:microsoft-dynamics-nav/reports/Standard_Sales_Invoice/1306/' " w:xpath="/ns0:NavWordReportXmlPart[1]/ns0:Header[1]/ns0:ReportTotalsLine[1]/ns0:AmountFormatted_ReportTotalsLine[1]" w:storeItemID="{00000000-0000-0000-0000-000000000000}"/>
             <w15:color w:val="808080"/>
             <w:text/>
-            <w:dataBinding w:prefixMappings="xmlns:ns0='urn:microsoft-dynamics-nav/reports/Standard_Sales_Invoice/1306/'" w:xpath="/ns0:NavWordReportXmlPart[1]/ns0:Header[1]/ns0:ReportTotalsLine[1]/ns0:AmountFormatted_ReportTotalsLine[1]"/>
           </w:sdtPr>
+          <w:sdtEndPr/>
           <w:sdtContent>
             <w:tc>
               <w:tcPr>
-                <w:tcW w:w="3729" w:type="dxa"/>
-                <w:tcBorders>
-                  <w:bottom w:val="single" w:color="auto" w:sz="4" w:space="0"/>
-                </w:tcBorders>
-                <w:vAlign w:val="center"/>
+                <w:tcW w:w="1900" w:type="pct"/>
               </w:tcPr>
               <w:p>
                 <w:pPr>
-                  <w:spacing w:line="240" w:lineRule="exact"/>
+                  <w:pStyle w:val="BCNumber"/>
                   <w:jc w:val="right"/>
-                  <w:cnfStyle w:val="000000000000" w:firstRow="0" w:lastRow="0" w:firstColumn="0" w:lastColumn="0" w:oddVBand="0" w:evenVBand="0" w:oddHBand="0" w:evenHBand="0" w:firstRowFirstColumn="0" w:firstRowLastColumn="0" w:lastRowFirstColumn="0" w:lastRowLastColumn="0"/>
                   <w:rPr>
-                    <w:rFonts w:ascii="Segoe UI" w:hAnsi="Segoe UI" w:eastAsia="Segoe UI" w:cs="Arial"/>
-                    <w:color w:val="242424"/>
-                    <w:sz w:val="22"/>
-                    <w:szCs w:val="22"/>
                     <w:lang w:val="en-US" w:eastAsia="en-US"/>
                   </w:rPr>
                 </w:pPr>
                 <w:proofErr w:type="spellStart"/>
                 <w:r>
                   <w:rPr>
-                    <w:rFonts w:ascii="Segoe UI" w:hAnsi="Segoe UI" w:eastAsia="Segoe UI" w:cs="Arial"/>
-                    <w:color w:val="242424"/>
-                    <w:sz w:val="22"/>
-                    <w:szCs w:val="22"/>
                     <w:lang w:val="en-US" w:eastAsia="en-US"/>
                   </w:rPr>
                   <w:t>AmountFormatted_ReportTotalsLine</w:t>
-                </w:r>
-                <w:proofErr w:type="spellEnd"/>
-              </w:p>
-            </w:tc>
-          </w:sdtContent>
-        </w:sdt>
-      </w:tr>
-      <w:tr>
-        <w:trPr>
-          <w:trHeight w:val="490"/>
-        </w:trPr>
-        <w:sdt>
-          <w:sdtPr>
-            <w:rPr>
-              <w:rFonts w:ascii="Segoe UI Semibold" w:hAnsi="Segoe UI Semibold" w:eastAsia="Times New Roman" w:cs="Segoe UI Semibold"/>
-              <w:b/>
-              <w:sz w:val="22"/>
-              <w:szCs w:val="22"/>
-              <w:lang w:val="en-US" w:eastAsia="en-US"/>
-            </w:rPr>
-            <w:alias w:val="TotalText"/>
-            <w:tag w:val="#BC:InsertDataItem,DataItems/Header/Totals/TotalText"/>
-            <w:id w:val="-74517311"/>
-            <w:placeholder>
-              <w:docPart w:val="DefaultPlaceholder_-1854013440"/>
-            </w:placeholder>
-            <w15:color w:val="808080"/>
-            <w:text/>
-            <w:dataBinding w:prefixMappings="xmlns:ns0='urn:microsoft-dynamics-nav/reports/Standard_Sales_Invoice/1306/'" w:xpath="/ns0:NavWordReportXmlPart[1]/ns0:Header[1]/ns0:Totals[1]/ns0:TotalText[1]"/>
-          </w:sdtPr>
-          <w:sdtContent>
-            <w:tc>
-              <w:tcPr>
-                <w:cnfStyle w:val="001000000000" w:firstRow="0" w:lastRow="0" w:firstColumn="1" w:lastColumn="0" w:oddVBand="0" w:evenVBand="0" w:oddHBand="0" w:evenHBand="0" w:firstRowFirstColumn="0" w:firstRowLastColumn="0" w:lastRowFirstColumn="0" w:lastRowLastColumn="0"/>
-                <w:tcW w:w="4971" w:type="dxa"/>
-                <w:tcBorders>
-                  <w:top w:val="single" w:color="auto" w:sz="4" w:space="0"/>
-                  <w:bottom w:val="single" w:color="auto" w:sz="8" w:space="0"/>
-                </w:tcBorders>
-                <w:vAlign w:val="center"/>
-              </w:tcPr>
-              <w:p>
-                <w:pPr>
-                  <w:pStyle w:val="Heading2"/>
-                  <w:spacing w:before="120" w:after="120" w:line="240" w:lineRule="exact"/>
-                  <w:rPr>
-                    <w:rFonts w:ascii="Segoe UI Semibold" w:hAnsi="Segoe UI Semibold" w:eastAsia="Times New Roman" w:cs="Segoe UI Semibold"/>
-                    <w:b/>
-                    <w:bCs w:val="0"/>
-                    <w:sz w:val="22"/>
-                    <w:szCs w:val="22"/>
-                    <w:lang w:val="en-US" w:eastAsia="en-US"/>
-                  </w:rPr>
-                </w:pPr>
-                <w:proofErr w:type="spellStart"/>
-                <w:r>
-                  <w:rPr>
-                    <w:rFonts w:ascii="Segoe UI Semibold" w:hAnsi="Segoe UI Semibold" w:eastAsia="Times New Roman" w:cs="Segoe UI Semibold"/>
-                    <w:b/>
-                    <w:bCs w:val="0"/>
-                    <w:sz w:val="22"/>
-                    <w:szCs w:val="22"/>
-                    <w:lang w:val="en-US" w:eastAsia="en-US"/>
-                  </w:rPr>
-                  <w:t>TotalText</w:t>
-                </w:r>
-                <w:proofErr w:type="spellEnd"/>
-              </w:p>
-            </w:tc>
-          </w:sdtContent>
-        </w:sdt>
-        <w:tc>
-          <w:tcPr>
-            <w:tcW w:w="950" w:type="dxa"/>
-            <w:tcBorders>
-              <w:top w:val="single" w:color="auto" w:sz="4" w:space="0"/>
-              <w:bottom w:val="single" w:color="auto" w:sz="8" w:space="0"/>
-            </w:tcBorders>
-            <w:vAlign w:val="center"/>
-          </w:tcPr>
-          <w:p>
-            <w:pPr>
-              <w:pStyle w:val="Heading2"/>
-              <w:spacing w:before="120" w:after="120" w:line="240" w:lineRule="exact"/>
-              <w:cnfStyle w:val="000000000000" w:firstRow="0" w:lastRow="0" w:firstColumn="0" w:lastColumn="0" w:oddVBand="0" w:evenVBand="0" w:oddHBand="0" w:evenHBand="0" w:firstRowFirstColumn="0" w:firstRowLastColumn="0" w:lastRowFirstColumn="0" w:lastRowLastColumn="0"/>
-              <w:rPr>
-                <w:rFonts w:ascii="Segoe UI Semibold" w:hAnsi="Segoe UI Semibold" w:eastAsia="Times New Roman" w:cs="Segoe UI Semibold"/>
-                <w:b/>
-                <w:sz w:val="22"/>
-                <w:szCs w:val="22"/>
-                <w:lang w:val="en-US" w:eastAsia="en-US"/>
-              </w:rPr>
-            </w:pPr>
-          </w:p>
-        </w:tc>
-        <w:tc>
-          <w:tcPr>
-            <w:tcW w:w="422" w:type="dxa"/>
-            <w:tcBorders>
-              <w:top w:val="single" w:color="auto" w:sz="4" w:space="0"/>
-              <w:bottom w:val="single" w:color="auto" w:sz="8" w:space="0"/>
-            </w:tcBorders>
-            <w:vAlign w:val="center"/>
-          </w:tcPr>
-          <w:p>
-            <w:pPr>
-              <w:pStyle w:val="Heading2"/>
-              <w:spacing w:before="120" w:after="120" w:line="240" w:lineRule="exact"/>
-              <w:cnfStyle w:val="000000000000" w:firstRow="0" w:lastRow="0" w:firstColumn="0" w:lastColumn="0" w:oddVBand="0" w:evenVBand="0" w:oddHBand="0" w:evenHBand="0" w:firstRowFirstColumn="0" w:firstRowLastColumn="0" w:lastRowFirstColumn="0" w:lastRowLastColumn="0"/>
-              <w:rPr>
-                <w:rFonts w:ascii="Segoe UI Semibold" w:hAnsi="Segoe UI Semibold" w:eastAsia="Times New Roman" w:cs="Segoe UI Semibold"/>
-                <w:b/>
-                <w:sz w:val="22"/>
-                <w:szCs w:val="22"/>
-                <w:lang w:val="en-US" w:eastAsia="en-US"/>
-              </w:rPr>
-            </w:pPr>
-          </w:p>
-        </w:tc>
-        <w:tc>
-          <w:tcPr>
-            <w:tcW w:w="426" w:type="dxa"/>
-            <w:tcBorders>
-              <w:top w:val="single" w:color="auto" w:sz="4" w:space="0"/>
-              <w:bottom w:val="single" w:color="auto" w:sz="8" w:space="0"/>
-            </w:tcBorders>
-            <w:vAlign w:val="center"/>
-          </w:tcPr>
-          <w:p>
-            <w:pPr>
-              <w:pStyle w:val="Heading2"/>
-              <w:spacing w:before="120" w:after="120" w:line="240" w:lineRule="exact"/>
-              <w:cnfStyle w:val="000000000000" w:firstRow="0" w:lastRow="0" w:firstColumn="0" w:lastColumn="0" w:oddVBand="0" w:evenVBand="0" w:oddHBand="0" w:evenHBand="0" w:firstRowFirstColumn="0" w:firstRowLastColumn="0" w:lastRowFirstColumn="0" w:lastRowLastColumn="0"/>
-              <w:rPr>
-                <w:rFonts w:ascii="Segoe UI Semibold" w:hAnsi="Segoe UI Semibold" w:eastAsia="Times New Roman" w:cs="Segoe UI Semibold"/>
-                <w:b/>
-                <w:sz w:val="22"/>
-                <w:szCs w:val="22"/>
-                <w:lang w:val="en-US" w:eastAsia="en-US"/>
-              </w:rPr>
-            </w:pPr>
-          </w:p>
-        </w:tc>
-        <w:tc>
-          <w:tcPr>
-            <w:tcW w:w="3729" w:type="dxa"/>
-            <w:tcBorders>
-              <w:top w:val="single" w:color="auto" w:sz="4" w:space="0"/>
-              <w:bottom w:val="single" w:color="auto" w:sz="8" w:space="0"/>
-            </w:tcBorders>
-            <w:vAlign w:val="center"/>
-          </w:tcPr>
-          <w:p>
-            <w:pPr>
-              <w:pStyle w:val="Heading2"/>
-              <w:spacing w:before="120" w:after="120" w:line="240" w:lineRule="exact"/>
-              <w:jc w:val="right"/>
-              <w:cnfStyle w:val="000000000000" w:firstRow="0" w:lastRow="0" w:firstColumn="0" w:lastColumn="0" w:oddVBand="0" w:evenVBand="0" w:oddHBand="0" w:evenHBand="0" w:firstRowFirstColumn="0" w:firstRowLastColumn="0" w:lastRowFirstColumn="0" w:lastRowLastColumn="0"/>
-              <w:rPr>
-                <w:rFonts w:ascii="Segoe UI Semibold" w:hAnsi="Segoe UI Semibold" w:eastAsia="Times New Roman" w:cs="Segoe UI Semibold"/>
-                <w:b/>
-                <w:sz w:val="22"/>
-                <w:szCs w:val="22"/>
-                <w:lang w:val="en-US" w:eastAsia="en-US"/>
-              </w:rPr>
-            </w:pPr>
-            <w:r>
-              <w:rPr>
-                <w:rFonts w:ascii="Segoe UI Semibold" w:hAnsi="Segoe UI Semibold" w:eastAsia="Times New Roman" w:cs="Segoe UI Semibold"/>
-                <w:b/>
-                <w:sz w:val="22"/>
-                <w:szCs w:val="22"/>
-                <w:lang w:val="en-US" w:eastAsia="en-US"/>
-              </w:rPr>
-              <w:t> </w:t>
-            </w:r>
-            <w:proofErr w:type="spellStart"/>
-            <w:sdt>
-              <w:sdtPr>
-                <w:rPr>
-                  <w:rFonts w:ascii="Segoe UI Semibold" w:hAnsi="Segoe UI Semibold" w:eastAsia="Times New Roman" w:cs="Segoe UI Semibold"/>
-                  <w:b/>
-                  <w:sz w:val="22"/>
-                  <w:szCs w:val="22"/>
-                  <w:lang w:val="en-US" w:eastAsia="en-US"/>
-                </w:rPr>
-                <w:alias w:val="TotalAmountIncludingVAT"/>
-                <w:tag w:val="#BC:InsertDataItem,DataItems/Header/Totals/TotalAmountIncludingVAT"/>
-                <w:id w:val="475962551"/>
-                <w:dataBinding w:prefixMappings="xmlns:ns0='urn:microsoft-dynamics-nav/reports/Standard_Sales_Invoice/1306/'" w:xpath="/ns0:NavWordReportXmlPart[1]/ns0:Header[1]/ns0:Totals[1]/ns0:TotalAmountIncludingVAT[1]" w:storeItemID="{00000000-0000-0000-0000-000000000000}"/>
-                <w15:color w:val="808080"/>
-                <w:text/>
-              </w:sdtPr>
-              <w:sdtContent>
-                <w:r>
-                  <w:rPr>
-                    <w:rFonts w:ascii="Segoe UI Semibold" w:hAnsi="Segoe UI Semibold" w:eastAsia="Times New Roman" w:cs="Segoe UI Semibold"/>
-                    <w:b/>
-                    <w:sz w:val="22"/>
-                    <w:szCs w:val="22"/>
-                    <w:lang w:val="en-US" w:eastAsia="en-US"/>
-                  </w:rPr>
-                  <w:t>TotalAmountIncludingVAT</w:t>
-                </w:r>
-                <w:proofErr w:type="spellEnd"/>
-              </w:sdtContent>
-            </w:sdt>
-          </w:p>
-        </w:tc>
-      </w:tr>
-      <w:tr>
-        <w:trPr>
-          <w:trHeight w:val="490"/>
-        </w:trPr>
-        <w:sdt>
-          <w:sdtPr>
-            <w:rPr>
-              <w:rFonts w:ascii="Segoe UI" w:hAnsi="Segoe UI" w:eastAsia="Segoe UI" w:cs="Times New Roman"/>
-              <w:color w:val="242424"/>
-              <w:sz w:val="22"/>
-              <w:szCs w:val="22"/>
-              <w:lang w:val="en-US" w:eastAsia="en-US"/>
-            </w:rPr>
-            <w:alias w:val="VATClausesHeader"/>
-            <w:tag w:val="#BC:InsertDataItem,DataItems/Header/VATClauseLine/VATClausesHeader"/>
-            <w:id w:val="-1839068401"/>
-            <w:placeholder>
-              <w:docPart w:val="DefaultPlaceholder_-1854013440"/>
-            </w:placeholder>
-            <w15:color w:val="808080"/>
-            <w:text/>
-            <w:dataBinding w:prefixMappings="xmlns:ns0='urn:microsoft-dynamics-nav/reports/Standard_Sales_Invoice/1306/'" w:xpath="/ns0:NavWordReportXmlPart[1]/ns0:Header[1]/ns0:VATClauseLine[1]/ns0:VATClausesHeader[1]"/>
-          </w:sdtPr>
-          <w:sdtContent>
-            <w:tc>
-              <w:tcPr>
-                <w:cnfStyle w:val="001000000000" w:firstRow="0" w:lastRow="0" w:firstColumn="1" w:lastColumn="0" w:oddVBand="0" w:evenVBand="0" w:oddHBand="0" w:evenHBand="0" w:firstRowFirstColumn="0" w:firstRowLastColumn="0" w:lastRowFirstColumn="0" w:lastRowLastColumn="0"/>
-                <w:tcW w:w="4971" w:type="dxa"/>
-                <w:tcBorders>
-                  <w:top w:val="single" w:color="auto" w:sz="8" w:space="0"/>
-                </w:tcBorders>
-                <w:vAlign w:val="center"/>
-              </w:tcPr>
-              <w:p>
-                <w:pPr>
-                  <w:spacing w:line="240" w:lineRule="exact"/>
-                  <w:textAlignment w:val="baseline"/>
-                  <w:rPr>
-                    <w:rFonts w:ascii="Segoe UI" w:hAnsi="Segoe UI" w:eastAsia="Segoe UI" w:cs="Times New Roman"/>
-                    <w:color w:val="242424"/>
-                    <w:sz w:val="22"/>
-                    <w:szCs w:val="22"/>
-                    <w:lang w:val="en-US" w:eastAsia="en-US"/>
-                  </w:rPr>
-                </w:pPr>
-                <w:proofErr w:type="spellStart"/>
-                <w:r>
-                  <w:rPr>
-                    <w:rFonts w:ascii="Segoe UI" w:hAnsi="Segoe UI" w:eastAsia="Segoe UI" w:cs="Times New Roman"/>
-                    <w:color w:val="242424"/>
-                    <w:sz w:val="22"/>
-                    <w:szCs w:val="22"/>
-                    <w:lang w:val="en-US" w:eastAsia="en-US"/>
-                  </w:rPr>
-                  <w:t>VATClausesHeader</w:t>
-                </w:r>
-                <w:proofErr w:type="spellEnd"/>
-              </w:p>
-            </w:tc>
-          </w:sdtContent>
-        </w:sdt>
-        <w:tc>
-          <w:tcPr>
-            <w:tcW w:w="950" w:type="dxa"/>
-            <w:tcBorders>
-              <w:top w:val="single" w:color="auto" w:sz="8" w:space="0"/>
-            </w:tcBorders>
-            <w:vAlign w:val="center"/>
-          </w:tcPr>
-          <w:p>
-            <w:pPr>
-              <w:spacing w:line="240" w:lineRule="exact"/>
-              <w:cnfStyle w:val="000000000000" w:firstRow="0" w:lastRow="0" w:firstColumn="0" w:lastColumn="0" w:oddVBand="0" w:evenVBand="0" w:oddHBand="0" w:evenHBand="0" w:firstRowFirstColumn="0" w:firstRowLastColumn="0" w:lastRowFirstColumn="0" w:lastRowLastColumn="0"/>
-              <w:rPr>
-                <w:rFonts w:ascii="Segoe UI" w:hAnsi="Segoe UI" w:eastAsia="Segoe UI" w:cs="Arial"/>
-                <w:color w:val="242424"/>
-                <w:sz w:val="22"/>
-                <w:szCs w:val="22"/>
-                <w:lang w:val="en-US" w:eastAsia="en-US"/>
-              </w:rPr>
-            </w:pPr>
-          </w:p>
-        </w:tc>
-        <w:tc>
-          <w:tcPr>
-            <w:tcW w:w="422" w:type="dxa"/>
-            <w:tcBorders>
-              <w:top w:val="single" w:color="auto" w:sz="8" w:space="0"/>
-            </w:tcBorders>
-            <w:vAlign w:val="center"/>
-          </w:tcPr>
-          <w:p>
-            <w:pPr>
-              <w:spacing w:line="240" w:lineRule="exact"/>
-              <w:cnfStyle w:val="000000000000" w:firstRow="0" w:lastRow="0" w:firstColumn="0" w:lastColumn="0" w:oddVBand="0" w:evenVBand="0" w:oddHBand="0" w:evenHBand="0" w:firstRowFirstColumn="0" w:firstRowLastColumn="0" w:lastRowFirstColumn="0" w:lastRowLastColumn="0"/>
-              <w:rPr>
-                <w:rFonts w:ascii="Segoe UI" w:hAnsi="Segoe UI" w:eastAsia="Segoe UI" w:cs="Arial"/>
-                <w:color w:val="242424"/>
-                <w:sz w:val="22"/>
-                <w:szCs w:val="22"/>
-                <w:lang w:val="en-US" w:eastAsia="en-US"/>
-              </w:rPr>
-            </w:pPr>
-          </w:p>
-        </w:tc>
-        <w:tc>
-          <w:tcPr>
-            <w:tcW w:w="426" w:type="dxa"/>
-            <w:tcBorders>
-              <w:top w:val="single" w:color="auto" w:sz="8" w:space="0"/>
-            </w:tcBorders>
-            <w:vAlign w:val="center"/>
-          </w:tcPr>
-          <w:p>
-            <w:pPr>
-              <w:spacing w:line="240" w:lineRule="exact"/>
-              <w:cnfStyle w:val="000000000000" w:firstRow="0" w:lastRow="0" w:firstColumn="0" w:lastColumn="0" w:oddVBand="0" w:evenVBand="0" w:oddHBand="0" w:evenHBand="0" w:firstRowFirstColumn="0" w:firstRowLastColumn="0" w:lastRowFirstColumn="0" w:lastRowLastColumn="0"/>
-              <w:rPr>
-                <w:rFonts w:ascii="Segoe UI" w:hAnsi="Segoe UI" w:eastAsia="Segoe UI" w:cs="Arial"/>
-                <w:color w:val="242424"/>
-                <w:sz w:val="22"/>
-                <w:szCs w:val="22"/>
-                <w:lang w:val="en-US" w:eastAsia="en-US"/>
-              </w:rPr>
-            </w:pPr>
-          </w:p>
-        </w:tc>
-        <w:tc>
-          <w:tcPr>
-            <w:tcW w:w="3729" w:type="dxa"/>
-            <w:tcBorders>
-              <w:top w:val="single" w:color="auto" w:sz="8" w:space="0"/>
-            </w:tcBorders>
-            <w:vAlign w:val="center"/>
-          </w:tcPr>
-          <w:p>
-            <w:pPr>
-              <w:spacing w:line="240" w:lineRule="exact"/>
-              <w:jc w:val="right"/>
-              <w:cnfStyle w:val="000000000000" w:firstRow="0" w:lastRow="0" w:firstColumn="0" w:lastColumn="0" w:oddVBand="0" w:evenVBand="0" w:oddHBand="0" w:evenHBand="0" w:firstRowFirstColumn="0" w:firstRowLastColumn="0" w:lastRowFirstColumn="0" w:lastRowLastColumn="0"/>
-              <w:rPr>
-                <w:rFonts w:ascii="Segoe UI" w:hAnsi="Segoe UI" w:eastAsia="Times New Roman" w:cs="Segoe UI"/>
-                <w:color w:val="242424"/>
-                <w:sz w:val="22"/>
-                <w:szCs w:val="22"/>
-                <w:lang w:val="en-US" w:eastAsia="en-US"/>
-              </w:rPr>
-            </w:pPr>
-          </w:p>
-        </w:tc>
-      </w:tr>
-      <w:tr>
-        <w:trPr>
-          <w:trHeight w:val="490"/>
-        </w:trPr>
-        <w:sdt>
-          <w:sdtPr>
-            <w:rPr>
-              <w:rFonts w:ascii="Segoe UI" w:hAnsi="Segoe UI" w:eastAsia="Segoe UI" w:cs="Times New Roman"/>
-              <w:color w:val="242424"/>
-              <w:sz w:val="22"/>
-              <w:szCs w:val="22"/>
-              <w:lang w:val="en-US" w:eastAsia="en-US"/>
-            </w:rPr>
-            <w:alias w:val="Description_VATClauseLine"/>
-            <w:tag w:val="#BC:InsertDataItem,DataItems/Header/VATClauseLine/Description_VATClauseLine"/>
-            <w:id w:val="-1771930152"/>
-            <w:placeholder>
-              <w:docPart w:val="69DAFFCDDFA44789BBD2F4D4F0FDFB01"/>
-            </w:placeholder>
-            <w15:color w:val="808080"/>
-            <w:text/>
-            <w:dataBinding w:prefixMappings="xmlns:ns0='urn:microsoft-dynamics-nav/reports/Standard_Sales_Invoice/1306/'" w:xpath="/ns0:NavWordReportXmlPart[1]/ns0:Header[1]/ns0:VATClauseLine[1]/ns0:Description_VATClauseLine[1]"/>
-          </w:sdtPr>
-          <w:sdtContent>
-            <w:tc>
-              <w:tcPr>
-                <w:cnfStyle w:val="001000000000" w:firstRow="0" w:lastRow="0" w:firstColumn="1" w:lastColumn="0" w:oddVBand="0" w:evenVBand="0" w:oddHBand="0" w:evenHBand="0" w:firstRowFirstColumn="0" w:firstRowLastColumn="0" w:lastRowFirstColumn="0" w:lastRowLastColumn="0"/>
-                <w:tcW w:w="4971" w:type="dxa"/>
-                <w:vAlign w:val="center"/>
-              </w:tcPr>
-              <w:p>
-                <w:pPr>
-                  <w:spacing w:line="240" w:lineRule="exact"/>
-                  <w:textAlignment w:val="baseline"/>
-                  <w:rPr>
-                    <w:rFonts w:ascii="Segoe UI" w:hAnsi="Segoe UI" w:eastAsia="Segoe UI" w:cs="Times New Roman"/>
-                    <w:color w:val="242424"/>
-                    <w:sz w:val="22"/>
-                    <w:szCs w:val="22"/>
-                    <w:lang w:val="en-US" w:eastAsia="en-US"/>
-                  </w:rPr>
-                </w:pPr>
-                <w:proofErr w:type="spellStart"/>
-                <w:r>
-                  <w:rPr>
-                    <w:rFonts w:ascii="Segoe UI" w:hAnsi="Segoe UI" w:eastAsia="Segoe UI" w:cs="Times New Roman"/>
-                    <w:color w:val="242424"/>
-                    <w:sz w:val="22"/>
-                    <w:szCs w:val="22"/>
-                    <w:lang w:val="en-US" w:eastAsia="en-US"/>
-                  </w:rPr>
-                  <w:t>Description_VATClauseLine</w:t>
-                </w:r>
-                <w:proofErr w:type="spellEnd"/>
-              </w:p>
-            </w:tc>
-          </w:sdtContent>
-        </w:sdt>
-        <w:tc>
-          <w:tcPr>
-            <w:tcW w:w="950" w:type="dxa"/>
-            <w:vAlign w:val="center"/>
-          </w:tcPr>
-          <w:p>
-            <w:pPr>
-              <w:spacing w:line="240" w:lineRule="exact"/>
-              <w:cnfStyle w:val="000000000000" w:firstRow="0" w:lastRow="0" w:firstColumn="0" w:lastColumn="0" w:oddVBand="0" w:evenVBand="0" w:oddHBand="0" w:evenHBand="0" w:firstRowFirstColumn="0" w:firstRowLastColumn="0" w:lastRowFirstColumn="0" w:lastRowLastColumn="0"/>
-              <w:rPr>
-                <w:rFonts w:ascii="Segoe UI" w:hAnsi="Segoe UI" w:eastAsia="Segoe UI" w:cs="Arial"/>
-                <w:bCs/>
-                <w:color w:val="242424"/>
-                <w:sz w:val="22"/>
-                <w:szCs w:val="22"/>
-                <w:lang w:val="en-US" w:eastAsia="en-US"/>
-              </w:rPr>
-            </w:pPr>
-          </w:p>
-        </w:tc>
-        <w:tc>
-          <w:tcPr>
-            <w:tcW w:w="422" w:type="dxa"/>
-            <w:vAlign w:val="center"/>
-          </w:tcPr>
-          <w:p>
-            <w:pPr>
-              <w:spacing w:line="240" w:lineRule="exact"/>
-              <w:cnfStyle w:val="000000000000" w:firstRow="0" w:lastRow="0" w:firstColumn="0" w:lastColumn="0" w:oddVBand="0" w:evenVBand="0" w:oddHBand="0" w:evenHBand="0" w:firstRowFirstColumn="0" w:firstRowLastColumn="0" w:lastRowFirstColumn="0" w:lastRowLastColumn="0"/>
-              <w:rPr>
-                <w:rFonts w:ascii="Segoe UI" w:hAnsi="Segoe UI" w:eastAsia="Segoe UI" w:cs="Arial"/>
-                <w:bCs/>
-                <w:color w:val="242424"/>
-                <w:sz w:val="22"/>
-                <w:szCs w:val="22"/>
-                <w:lang w:val="en-US" w:eastAsia="en-US"/>
-              </w:rPr>
-            </w:pPr>
-          </w:p>
-        </w:tc>
-        <w:tc>
-          <w:tcPr>
-            <w:tcW w:w="426" w:type="dxa"/>
-            <w:vAlign w:val="center"/>
-          </w:tcPr>
-          <w:p>
-            <w:pPr>
-              <w:spacing w:line="240" w:lineRule="exact"/>
-              <w:cnfStyle w:val="000000000000" w:firstRow="0" w:lastRow="0" w:firstColumn="0" w:lastColumn="0" w:oddVBand="0" w:evenVBand="0" w:oddHBand="0" w:evenHBand="0" w:firstRowFirstColumn="0" w:firstRowLastColumn="0" w:lastRowFirstColumn="0" w:lastRowLastColumn="0"/>
-              <w:rPr>
-                <w:rFonts w:ascii="Segoe UI" w:hAnsi="Segoe UI" w:eastAsia="Segoe UI" w:cs="Arial"/>
-                <w:bCs/>
-                <w:color w:val="242424"/>
-                <w:sz w:val="22"/>
-                <w:szCs w:val="22"/>
-                <w:lang w:val="en-US" w:eastAsia="en-US"/>
-              </w:rPr>
-            </w:pPr>
-          </w:p>
-        </w:tc>
-        <w:sdt>
-          <w:sdtPr>
-            <w:rPr>
-              <w:rFonts w:ascii="Segoe UI" w:hAnsi="Segoe UI" w:eastAsia="Times New Roman" w:cs="Segoe UI"/>
-              <w:bCs/>
-              <w:color w:val="242424"/>
-              <w:sz w:val="22"/>
-              <w:szCs w:val="22"/>
-              <w:lang w:val="en-US" w:eastAsia="en-US"/>
-            </w:rPr>
-            <w:alias w:val="VATAmount_VATClauseLine"/>
-            <w:tag w:val="#BC:InsertDataItem,DataItems/Header/VATClauseLine/VATAmount_VATClauseLine"/>
-            <w:id w:val="1956753656"/>
-            <w:placeholder>
-              <w:docPart w:val="DefaultPlaceholder_-1854013440"/>
-            </w:placeholder>
-            <w15:color w:val="808080"/>
-            <w:text/>
-            <w:dataBinding w:prefixMappings="xmlns:ns0='urn:microsoft-dynamics-nav/reports/Standard_Sales_Invoice/1306/'" w:xpath="/ns0:NavWordReportXmlPart[1]/ns0:Header[1]/ns0:VATClauseLine[1]/ns0:VATAmount_VATClauseLine[1]"/>
-          </w:sdtPr>
-          <w:sdtContent>
-            <w:tc>
-              <w:tcPr>
-                <w:tcW w:w="3729" w:type="dxa"/>
-                <w:vAlign w:val="center"/>
-              </w:tcPr>
-              <w:p>
-                <w:pPr>
-                  <w:spacing w:line="240" w:lineRule="exact"/>
-                  <w:jc w:val="right"/>
-                  <w:cnfStyle w:val="000000000000" w:firstRow="0" w:lastRow="0" w:firstColumn="0" w:lastColumn="0" w:oddVBand="0" w:evenVBand="0" w:oddHBand="0" w:evenHBand="0" w:firstRowFirstColumn="0" w:firstRowLastColumn="0" w:lastRowFirstColumn="0" w:lastRowLastColumn="0"/>
-                  <w:rPr>
-                    <w:rFonts w:ascii="Segoe UI" w:hAnsi="Segoe UI" w:eastAsia="Times New Roman" w:cs="Segoe UI"/>
-                    <w:bCs/>
-                    <w:color w:val="242424"/>
-                    <w:sz w:val="22"/>
-                    <w:szCs w:val="22"/>
-                    <w:lang w:val="en-US" w:eastAsia="en-US"/>
-                  </w:rPr>
-                </w:pPr>
-                <w:proofErr w:type="spellStart"/>
-                <w:r>
-                  <w:rPr>
-                    <w:rFonts w:ascii="Segoe UI" w:hAnsi="Segoe UI" w:eastAsia="Times New Roman" w:cs="Segoe UI"/>
-                    <w:bCs/>
-                    <w:color w:val="242424"/>
-                    <w:sz w:val="22"/>
-                    <w:szCs w:val="22"/>
-                    <w:lang w:val="en-US" w:eastAsia="en-US"/>
-                  </w:rPr>
-                  <w:t>VATAmount_VATClauseLine</w:t>
                 </w:r>
                 <w:proofErr w:type="spellEnd"/>
               </w:p>
@@ -3172,10 +1971,381 @@
         <w:sdt>
           <w:sdtPr>
             <w:rPr>
-              <w:rFonts w:eastAsia="Segoe UI" w:cs="Times New Roman"/>
-              <w:color w:val="242424"/>
-              <w:sz w:val="22"/>
-              <w:szCs w:val="22"/>
+              <w:lang w:val="en-US" w:eastAsia="en-US"/>
+            </w:rPr>
+            <w:alias w:val="TotalText"/>
+            <w:tag w:val="#BC:InsertDataItem,DataItems/Header/Totals/TotalText"/>
+            <w:id w:val="-74517311"/>
+            <w:placeholder>
+              <w:docPart w:val="DefaultPlaceholder_-1854013440"/>
+            </w:placeholder>
+            <w:dataBinding w:prefixMappings="&lt;xmlns:ns0='urn:microsoft-dynamics-nav/reports/Standard_Sales_Invoice/1306/' " w:xpath="/ns0:NavWordReportXmlPart[1]/ns0:Header[1]/ns0:Totals[1]/ns0:TotalText[1]" w:storeItemID="{00000000-0000-0000-0000-000000000000}"/>
+            <w15:color w:val="808080"/>
+            <w:text/>
+          </w:sdtPr>
+          <w:sdtEndPr/>
+          <w:sdtContent>
+            <w:tc>
+              <w:tcPr>
+                <w:tcW w:w="2337" w:type="pct"/>
+              </w:tcPr>
+              <w:p>
+                <w:pPr>
+                  <w:pStyle w:val="BCLabel"/>
+                  <w:spacing w:before="120" w:after="120"/>
+                  <w:rPr>
+                    <w:lang w:val="en-US" w:eastAsia="en-US"/>
+                  </w:rPr>
+                </w:pPr>
+                <w:proofErr w:type="spellStart"/>
+                <w:r>
+                  <w:rPr>
+                    <w:lang w:val="en-US" w:eastAsia="en-US"/>
+                  </w:rPr>
+                  <w:t>TotalText</w:t>
+                </w:r>
+                <w:proofErr w:type="spellEnd"/>
+              </w:p>
+            </w:tc>
+          </w:sdtContent>
+        </w:sdt>
+        <w:tc>
+          <w:tcPr>
+            <w:tcW w:w="421" w:type="pct"/>
+          </w:tcPr>
+          <w:p>
+            <w:pPr>
+              <w:pStyle w:val="BCLabel"/>
+              <w:spacing w:before="120" w:after="120"/>
+              <w:rPr>
+                <w:lang w:val="en-US" w:eastAsia="en-US"/>
+              </w:rPr>
+            </w:pPr>
+          </w:p>
+        </w:tc>
+        <w:tc>
+          <w:tcPr>
+            <w:tcW w:w="170" w:type="pct"/>
+          </w:tcPr>
+          <w:p>
+            <w:pPr>
+              <w:pStyle w:val="BCLabel"/>
+              <w:spacing w:before="120" w:after="120"/>
+              <w:rPr>
+                <w:lang w:val="en-US" w:eastAsia="en-US"/>
+              </w:rPr>
+            </w:pPr>
+          </w:p>
+        </w:tc>
+        <w:tc>
+          <w:tcPr>
+            <w:tcW w:w="172" w:type="pct"/>
+          </w:tcPr>
+          <w:p>
+            <w:pPr>
+              <w:pStyle w:val="BCLabel"/>
+              <w:spacing w:before="120" w:after="120"/>
+              <w:rPr>
+                <w:lang w:val="en-US" w:eastAsia="en-US"/>
+              </w:rPr>
+            </w:pPr>
+          </w:p>
+        </w:tc>
+        <w:tc>
+          <w:tcPr>
+            <w:tcW w:w="1900" w:type="pct"/>
+          </w:tcPr>
+          <w:p>
+            <w:pPr>
+              <w:pStyle w:val="BCLabelNumber"/>
+              <w:spacing w:before="120" w:after="120"/>
+              <w:jc w:val="right"/>
+              <w:rPr>
+                <w:lang w:val="en-US" w:eastAsia="en-US"/>
+              </w:rPr>
+            </w:pPr>
+            <w:r>
+              <w:rPr>
+                <w:lang w:val="en-US" w:eastAsia="en-US"/>
+              </w:rPr>
+              <w:t> </w:t>
+            </w:r>
+            <w:proofErr w:type="spellStart"/>
+            <w:sdt>
+              <w:sdtPr>
+                <w:rPr>
+                  <w:lang w:val="en-US" w:eastAsia="en-US"/>
+                </w:rPr>
+                <w:alias w:val="TotalAmountIncludingVAT"/>
+                <w:tag w:val="#BC:InsertDataItem,DataItems/Header/Totals/TotalAmountIncludingVAT"/>
+                <w:id w:val="475962551"/>
+                <w:dataBinding w:prefixMappings="&lt;xmlns:ns0='urn:microsoft-dynamics-nav/reports/Standard_Sales_Invoice/1306/' " w:xpath="/ns0:NavWordReportXmlPart[1]/ns0:Header[1]/ns0:Totals[1]/ns0:TotalAmountIncludingVAT[1]" w:storeItemID="{00000000-0000-0000-0000-000000000000}"/>
+                <w15:color w:val="808080"/>
+                <w:text/>
+              </w:sdtPr>
+              <w:sdtEndPr/>
+              <w:sdtContent>
+                <w:r>
+                  <w:rPr>
+                    <w:lang w:val="en-US" w:eastAsia="en-US"/>
+                  </w:rPr>
+                  <w:t>TotalAmountIncludingVAT</w:t>
+                </w:r>
+                <w:proofErr w:type="spellEnd"/>
+              </w:sdtContent>
+            </w:sdt>
+          </w:p>
+        </w:tc>
+      </w:tr>
+    </w:tbl>
+    <w:p/>
+    <w:tbl>
+      <w:tblPr>
+        <w:tblStyle w:val="BCTotalsTable"/>
+        <w:tblW w:w="5000" w:type="pct"/>
+        <w:tblLook w:val="0600" w:firstRow="0" w:lastRow="0" w:firstColumn="0" w:lastColumn="0" w:noHBand="1" w:noVBand="1"/>
+        <w:tblCaption w:val="Detailed Totals Block"/>
+        <w:tblDescription w:val="Document totals."/>
+      </w:tblPr>
+      <w:tblGrid>
+        <w:gridCol w:w="4905"/>
+        <w:gridCol w:w="884"/>
+        <w:gridCol w:w="357"/>
+        <w:gridCol w:w="361"/>
+        <w:gridCol w:w="3988"/>
+      </w:tblGrid>
+      <w:tr>
+        <w:trPr>
+          <w:trHeight w:val="490"/>
+        </w:trPr>
+        <w:sdt>
+          <w:sdtPr>
+            <w:rPr>
+              <w:lang w:val="en-US" w:eastAsia="en-US"/>
+            </w:rPr>
+            <w:alias w:val="VATClausesHeader"/>
+            <w:tag w:val="#BC:InsertDataItem,DataItems/Header/VATClauseLine/VATClausesHeader"/>
+            <w:id w:val="-1839068401"/>
+            <w:placeholder>
+              <w:docPart w:val="DefaultPlaceholder_-1854013440"/>
+            </w:placeholder>
+            <w:dataBinding w:prefixMappings="&lt;xmlns:ns0='urn:microsoft-dynamics-nav/reports/Standard_Sales_Invoice/1306/' " w:xpath="/ns0:NavWordReportXmlPart[1]/ns0:Header[1]/ns0:VATClauseLine[1]/ns0:VATClausesHeader[1]" w:storeItemID="{00000000-0000-0000-0000-000000000000}"/>
+            <w15:color w:val="808080"/>
+            <w:text/>
+          </w:sdtPr>
+          <w:sdtEndPr/>
+          <w:sdtContent>
+            <w:tc>
+              <w:tcPr>
+                <w:tcW w:w="2337" w:type="pct"/>
+              </w:tcPr>
+              <w:p>
+                <w:pPr>
+                  <w:pStyle w:val="NoSpacing"/>
+                  <w:textAlignment w:val="baseline"/>
+                  <w:rPr>
+                    <w:lang w:val="en-US" w:eastAsia="en-US"/>
+                  </w:rPr>
+                </w:pPr>
+                <w:proofErr w:type="spellStart"/>
+                <w:r>
+                  <w:rPr>
+                    <w:lang w:val="en-US" w:eastAsia="en-US"/>
+                  </w:rPr>
+                  <w:t>VATClausesHeader</w:t>
+                </w:r>
+                <w:proofErr w:type="spellEnd"/>
+              </w:p>
+            </w:tc>
+          </w:sdtContent>
+        </w:sdt>
+        <w:tc>
+          <w:tcPr>
+            <w:tcW w:w="421" w:type="pct"/>
+          </w:tcPr>
+          <w:p>
+            <w:pPr>
+              <w:pStyle w:val="NoSpacing"/>
+              <w:rPr>
+                <w:lang w:val="en-US" w:eastAsia="en-US"/>
+              </w:rPr>
+            </w:pPr>
+          </w:p>
+        </w:tc>
+        <w:tc>
+          <w:tcPr>
+            <w:tcW w:w="170" w:type="pct"/>
+          </w:tcPr>
+          <w:p>
+            <w:pPr>
+              <w:pStyle w:val="NoSpacing"/>
+              <w:rPr>
+                <w:lang w:val="en-US" w:eastAsia="en-US"/>
+              </w:rPr>
+            </w:pPr>
+          </w:p>
+        </w:tc>
+        <w:tc>
+          <w:tcPr>
+            <w:tcW w:w="172" w:type="pct"/>
+          </w:tcPr>
+          <w:p>
+            <w:pPr>
+              <w:pStyle w:val="NoSpacing"/>
+              <w:rPr>
+                <w:lang w:val="en-US" w:eastAsia="en-US"/>
+              </w:rPr>
+            </w:pPr>
+          </w:p>
+        </w:tc>
+        <w:tc>
+          <w:tcPr>
+            <w:tcW w:w="1900" w:type="pct"/>
+          </w:tcPr>
+          <w:p>
+            <w:pPr>
+              <w:pStyle w:val="BCNumber"/>
+              <w:jc w:val="right"/>
+              <w:rPr>
+                <w:lang w:val="en-US" w:eastAsia="en-US"/>
+              </w:rPr>
+            </w:pPr>
+          </w:p>
+        </w:tc>
+      </w:tr>
+      <w:tr>
+        <w:trPr>
+          <w:trHeight w:val="490"/>
+        </w:trPr>
+        <w:sdt>
+          <w:sdtPr>
+            <w:rPr>
+              <w:lang w:val="en-US" w:eastAsia="en-US"/>
+            </w:rPr>
+            <w:alias w:val="Description_VATClauseLine"/>
+            <w:tag w:val="#BC:InsertDataItem,DataItems/Header/VATClauseLine/Description_VATClauseLine"/>
+            <w:id w:val="-1771930152"/>
+            <w:placeholder>
+              <w:docPart w:val="69DAFFCDDFA44789BBD2F4D4F0FDFB01"/>
+            </w:placeholder>
+            <w:dataBinding w:prefixMappings="&lt;xmlns:ns0='urn:microsoft-dynamics-nav/reports/Standard_Sales_Invoice/1306/' " w:xpath="/ns0:NavWordReportXmlPart[1]/ns0:Header[1]/ns0:VATClauseLine[1]/ns0:Description_VATClauseLine[1]" w:storeItemID="{00000000-0000-0000-0000-000000000000}"/>
+            <w15:color w:val="808080"/>
+            <w:text/>
+          </w:sdtPr>
+          <w:sdtEndPr/>
+          <w:sdtContent>
+            <w:tc>
+              <w:tcPr>
+                <w:tcW w:w="2337" w:type="pct"/>
+              </w:tcPr>
+              <w:p>
+                <w:pPr>
+                  <w:pStyle w:val="NoSpacing"/>
+                  <w:textAlignment w:val="baseline"/>
+                  <w:rPr>
+                    <w:lang w:val="en-US" w:eastAsia="en-US"/>
+                  </w:rPr>
+                </w:pPr>
+                <w:proofErr w:type="spellStart"/>
+                <w:r>
+                  <w:rPr>
+                    <w:lang w:val="en-US" w:eastAsia="en-US"/>
+                  </w:rPr>
+                  <w:t>Description_VATClauseLine</w:t>
+                </w:r>
+                <w:proofErr w:type="spellEnd"/>
+              </w:p>
+            </w:tc>
+          </w:sdtContent>
+        </w:sdt>
+        <w:tc>
+          <w:tcPr>
+            <w:tcW w:w="421" w:type="pct"/>
+          </w:tcPr>
+          <w:p>
+            <w:pPr>
+              <w:pStyle w:val="NoSpacing"/>
+              <w:rPr>
+                <w:lang w:val="en-US" w:eastAsia="en-US"/>
+              </w:rPr>
+            </w:pPr>
+          </w:p>
+        </w:tc>
+        <w:tc>
+          <w:tcPr>
+            <w:tcW w:w="170" w:type="pct"/>
+          </w:tcPr>
+          <w:p>
+            <w:pPr>
+              <w:pStyle w:val="NoSpacing"/>
+              <w:rPr>
+                <w:lang w:val="en-US" w:eastAsia="en-US"/>
+              </w:rPr>
+            </w:pPr>
+          </w:p>
+        </w:tc>
+        <w:tc>
+          <w:tcPr>
+            <w:tcW w:w="172" w:type="pct"/>
+          </w:tcPr>
+          <w:p>
+            <w:pPr>
+              <w:pStyle w:val="NoSpacing"/>
+              <w:rPr>
+                <w:lang w:val="en-US" w:eastAsia="en-US"/>
+              </w:rPr>
+            </w:pPr>
+          </w:p>
+        </w:tc>
+        <w:sdt>
+          <w:sdtPr>
+            <w:rPr>
+              <w:lang w:val="en-US" w:eastAsia="en-US"/>
+            </w:rPr>
+            <w:alias w:val="VATAmount_VATClauseLine"/>
+            <w:tag w:val="#BC:InsertDataItem,DataItems/Header/VATClauseLine/VATAmount_VATClauseLine"/>
+            <w:id w:val="1956753656"/>
+            <w:placeholder>
+              <w:docPart w:val="DefaultPlaceholder_-1854013440"/>
+            </w:placeholder>
+            <w:dataBinding w:prefixMappings="&lt;xmlns:ns0='urn:microsoft-dynamics-nav/reports/Standard_Sales_Invoice/1306/' " w:xpath="/ns0:NavWordReportXmlPart[1]/ns0:Header[1]/ns0:VATClauseLine[1]/ns0:VATAmount_VATClauseLine[1]" w:storeItemID="{00000000-0000-0000-0000-000000000000}"/>
+            <w15:color w:val="808080"/>
+            <w:text/>
+          </w:sdtPr>
+          <w:sdtEndPr/>
+          <w:sdtContent>
+            <w:tc>
+              <w:tcPr>
+                <w:tcW w:w="1900" w:type="pct"/>
+              </w:tcPr>
+              <w:p>
+                <w:pPr>
+                  <w:pStyle w:val="BCNumber"/>
+                  <w:jc w:val="right"/>
+                  <w:rPr>
+                    <w:lang w:val="en-US" w:eastAsia="en-US"/>
+                  </w:rPr>
+                </w:pPr>
+                <w:proofErr w:type="spellStart"/>
+                <w:r>
+                  <w:rPr>
+                    <w:lang w:val="en-US" w:eastAsia="en-US"/>
+                  </w:rPr>
+                  <w:t>VATAmount_VATClauseLine</w:t>
+                </w:r>
+                <w:proofErr w:type="spellEnd"/>
+              </w:p>
+            </w:tc>
+          </w:sdtContent>
+        </w:sdt>
+      </w:tr>
+      <w:tr>
+        <w:trPr>
+          <w:trHeight w:val="490"/>
+        </w:trPr>
+        <w:sdt>
+          <w:sdtPr>
+            <w:rPr>
               <w:lang w:val="en-US" w:eastAsia="en-US"/>
             </w:rPr>
             <w:alias w:val="Description2_VATClauseLine"/>
@@ -3184,43 +2354,26 @@
             <w:placeholder>
               <w:docPart w:val="DefaultPlaceholder_-1854013440"/>
             </w:placeholder>
+            <w:dataBinding w:prefixMappings="&lt;xmlns:ns0='urn:microsoft-dynamics-nav/reports/Standard_Sales_Invoice/1306/' " w:xpath="/ns0:NavWordReportXmlPart[1]/ns0:Header[1]/ns0:VATClauseLine[1]/ns0:Description2_VATClauseLine[1]" w:storeItemID="{00000000-0000-0000-0000-000000000000}"/>
             <w15:color w:val="808080"/>
             <w:text/>
-            <w:dataBinding w:prefixMappings="xmlns:ns0='urn:microsoft-dynamics-nav/reports/Standard_Sales_Invoice/1306/'" w:xpath="/ns0:NavWordReportXmlPart[1]/ns0:Header[1]/ns0:VATClauseLine[1]/ns0:Description2_VATClauseLine[1]"/>
           </w:sdtPr>
+          <w:sdtEndPr/>
           <w:sdtContent>
             <w:tc>
               <w:tcPr>
-                <w:cnfStyle w:val="001000000000" w:firstRow="0" w:lastRow="0" w:firstColumn="1" w:lastColumn="0" w:oddVBand="0" w:evenVBand="0" w:oddHBand="0" w:evenHBand="0" w:firstRowFirstColumn="0" w:firstRowLastColumn="0" w:lastRowFirstColumn="0" w:lastRowLastColumn="0"/>
-                <w:tcW w:w="4971" w:type="dxa"/>
-                <w:tcBorders>
-                  <w:top w:val="none" w:color="auto" w:sz="0" w:space="0"/>
-                  <w:bottom w:val="none" w:color="auto" w:sz="0" w:space="0"/>
-                </w:tcBorders>
-                <w:vAlign w:val="center"/>
+                <w:tcW w:w="2337" w:type="pct"/>
               </w:tcPr>
               <w:p>
                 <w:pPr>
-                  <w:spacing w:line="240" w:lineRule="exact"/>
+                  <w:pStyle w:val="BCLabel"/>
                   <w:textAlignment w:val="baseline"/>
                   <w:rPr>
-                    <w:rFonts w:eastAsia="Segoe UI" w:cs="Times New Roman"/>
-                    <w:b w:val="0"/>
-                    <w:bCs w:val="0"/>
-                    <w:color w:val="242424"/>
-                    <w:sz w:val="22"/>
-                    <w:szCs w:val="22"/>
                     <w:lang w:val="en-US" w:eastAsia="en-US"/>
                   </w:rPr>
                 </w:pPr>
                 <w:r>
                   <w:rPr>
-                    <w:rFonts w:eastAsia="Segoe UI" w:cs="Times New Roman"/>
-                    <w:b w:val="0"/>
-                    <w:bCs w:val="0"/>
-                    <w:color w:val="242424"/>
-                    <w:sz w:val="22"/>
-                    <w:szCs w:val="22"/>
                     <w:lang w:val="en-US" w:eastAsia="en-US"/>
                   </w:rPr>
                   <w:t>Description2_VATClauseLine</w:t>
@@ -3231,24 +2384,12 @@
         </w:sdt>
         <w:tc>
           <w:tcPr>
-            <w:tcW w:w="950" w:type="dxa"/>
-            <w:tcBorders>
-              <w:top w:val="none" w:color="auto" w:sz="0" w:space="0"/>
-              <w:bottom w:val="none" w:color="auto" w:sz="0" w:space="0"/>
-            </w:tcBorders>
-            <w:vAlign w:val="center"/>
+            <w:tcW w:w="421" w:type="pct"/>
           </w:tcPr>
           <w:p>
             <w:pPr>
-              <w:spacing w:line="240" w:lineRule="exact"/>
-              <w:cnfStyle w:val="010000000000" w:firstRow="0" w:lastRow="1" w:firstColumn="0" w:lastColumn="0" w:oddVBand="0" w:evenVBand="0" w:oddHBand="0" w:evenHBand="0" w:firstRowFirstColumn="0" w:firstRowLastColumn="0" w:lastRowFirstColumn="0" w:lastRowLastColumn="0"/>
+              <w:pStyle w:val="BCLabel"/>
               <w:rPr>
-                <w:rFonts w:eastAsia="Segoe UI" w:cs="Arial"/>
-                <w:b w:val="0"/>
-                <w:bCs w:val="0"/>
-                <w:color w:val="242424"/>
-                <w:sz w:val="22"/>
-                <w:szCs w:val="22"/>
                 <w:lang w:val="en-US" w:eastAsia="en-US"/>
               </w:rPr>
             </w:pPr>
@@ -3256,24 +2397,12 @@
         </w:tc>
         <w:tc>
           <w:tcPr>
-            <w:tcW w:w="422" w:type="dxa"/>
-            <w:tcBorders>
-              <w:top w:val="none" w:color="auto" w:sz="0" w:space="0"/>
-              <w:bottom w:val="none" w:color="auto" w:sz="0" w:space="0"/>
-            </w:tcBorders>
-            <w:vAlign w:val="center"/>
+            <w:tcW w:w="170" w:type="pct"/>
           </w:tcPr>
           <w:p>
             <w:pPr>
-              <w:spacing w:line="240" w:lineRule="exact"/>
-              <w:cnfStyle w:val="010000000000" w:firstRow="0" w:lastRow="1" w:firstColumn="0" w:lastColumn="0" w:oddVBand="0" w:evenVBand="0" w:oddHBand="0" w:evenHBand="0" w:firstRowFirstColumn="0" w:firstRowLastColumn="0" w:lastRowFirstColumn="0" w:lastRowLastColumn="0"/>
+              <w:pStyle w:val="BCLabel"/>
               <w:rPr>
-                <w:rFonts w:eastAsia="Segoe UI" w:cs="Arial"/>
-                <w:b w:val="0"/>
-                <w:bCs w:val="0"/>
-                <w:color w:val="242424"/>
-                <w:sz w:val="22"/>
-                <w:szCs w:val="22"/>
                 <w:lang w:val="en-US" w:eastAsia="en-US"/>
               </w:rPr>
             </w:pPr>
@@ -3281,24 +2410,12 @@
         </w:tc>
         <w:tc>
           <w:tcPr>
-            <w:tcW w:w="426" w:type="dxa"/>
-            <w:tcBorders>
-              <w:top w:val="none" w:color="auto" w:sz="0" w:space="0"/>
-              <w:bottom w:val="none" w:color="auto" w:sz="0" w:space="0"/>
-            </w:tcBorders>
-            <w:vAlign w:val="center"/>
+            <w:tcW w:w="172" w:type="pct"/>
           </w:tcPr>
           <w:p>
             <w:pPr>
-              <w:spacing w:line="240" w:lineRule="exact"/>
-              <w:cnfStyle w:val="010000000000" w:firstRow="0" w:lastRow="1" w:firstColumn="0" w:lastColumn="0" w:oddVBand="0" w:evenVBand="0" w:oddHBand="0" w:evenHBand="0" w:firstRowFirstColumn="0" w:firstRowLastColumn="0" w:lastRowFirstColumn="0" w:lastRowLastColumn="0"/>
+              <w:pStyle w:val="BCLabel"/>
               <w:rPr>
-                <w:rFonts w:eastAsia="Segoe UI" w:cs="Arial"/>
-                <w:b w:val="0"/>
-                <w:bCs w:val="0"/>
-                <w:color w:val="242424"/>
-                <w:sz w:val="22"/>
-                <w:szCs w:val="22"/>
                 <w:lang w:val="en-US" w:eastAsia="en-US"/>
               </w:rPr>
             </w:pPr>
@@ -3307,53 +2424,32 @@
         <w:sdt>
           <w:sdtPr>
             <w:rPr>
-              <w:rFonts w:eastAsia="Times New Roman" w:cs="Segoe UI"/>
-              <w:color w:val="242424"/>
-              <w:sz w:val="22"/>
-              <w:szCs w:val="22"/>
               <w:lang w:val="en-US" w:eastAsia="en-US"/>
             </w:rPr>
             <w:alias w:val="RemainingAmount"/>
             <w:tag w:val="#BC:InsertDataItem,DataItems/Header/RemainingAmount"/>
             <w:id w:val="323400471"/>
             <w:showingPlcHdr/>
-            <w:dataBinding w:prefixMappings="xmlns:ns0='urn:microsoft-dynamics-nav/reports/Standard_Sales_Invoice/1306/'" w:xpath="/ns0:NavWordReportXmlPart[1]/ns0:Header[1]/ns0:RemainingAmount[1]" w:storeItemID="{00000000-0000-0000-0000-000000000000}"/>
+            <w:dataBinding w:prefixMappings="&lt;xmlns:ns0='urn:microsoft-dynamics-nav/reports/Standard_Sales_Invoice/1306/' " w:xpath="/ns0:NavWordReportXmlPart[1]/ns0:Header[1]/ns0:RemainingAmount[1]" w:storeItemID="{00000000-0000-0000-0000-000000000000}"/>
             <w15:color w:val="808080"/>
             <w:text/>
           </w:sdtPr>
+          <w:sdtEndPr/>
           <w:sdtContent>
             <w:tc>
               <w:tcPr>
-                <w:tcW w:w="3729" w:type="dxa"/>
-                <w:tcBorders>
-                  <w:top w:val="none" w:color="auto" w:sz="0" w:space="0"/>
-                  <w:bottom w:val="none" w:color="auto" w:sz="0" w:space="0"/>
-                </w:tcBorders>
-                <w:vAlign w:val="center"/>
+                <w:tcW w:w="1900" w:type="pct"/>
               </w:tcPr>
               <w:p>
                 <w:pPr>
-                  <w:spacing w:line="240" w:lineRule="exact"/>
+                  <w:pStyle w:val="BCLabelNumber"/>
                   <w:jc w:val="right"/>
-                  <w:cnfStyle w:val="010000000000" w:firstRow="0" w:lastRow="1" w:firstColumn="0" w:lastColumn="0" w:oddVBand="0" w:evenVBand="0" w:oddHBand="0" w:evenHBand="0" w:firstRowFirstColumn="0" w:firstRowLastColumn="0" w:lastRowFirstColumn="0" w:lastRowLastColumn="0"/>
                   <w:rPr>
-                    <w:rFonts w:eastAsia="Times New Roman" w:cs="Segoe UI"/>
-                    <w:b w:val="0"/>
-                    <w:bCs w:val="0"/>
-                    <w:color w:val="242424"/>
-                    <w:sz w:val="22"/>
-                    <w:szCs w:val="22"/>
                     <w:lang w:val="en-US" w:eastAsia="en-US"/>
                   </w:rPr>
                 </w:pPr>
                 <w:r>
                   <w:rPr>
-                    <w:rFonts w:eastAsia="Times New Roman" w:cs="Segoe UI"/>
-                    <w:b w:val="0"/>
-                    <w:bCs w:val="0"/>
-                    <w:color w:val="242424"/>
-                    <w:sz w:val="22"/>
-                    <w:szCs w:val="22"/>
                     <w:lang w:val="en-US" w:eastAsia="en-US"/>
                   </w:rPr>
                   <w:t xml:space="preserve">     </w:t>
@@ -3368,10 +2464,6 @@
       <w:pPr>
         <w:spacing w:after="0" w:line="240" w:lineRule="auto"/>
         <w:rPr>
-          <w:rFonts w:ascii="Segoe UI" w:hAnsi="Segoe UI" w:eastAsia="Segoe UI" w:cs="Segoe UI"/>
-          <w:color w:val="242424"/>
-          <w:sz w:val="22"/>
-          <w:szCs w:val="22"/>
           <w:lang w:val="en-US" w:eastAsia="en-US"/>
         </w:rPr>
       </w:pPr>
@@ -3379,9 +2471,6 @@
     <w:sdt>
       <w:sdtPr>
         <w:rPr>
-          <w:rFonts w:ascii="Segoe UI Semibold" w:hAnsi="Segoe UI Semibold" w:eastAsia="Segoe UI" w:cs="Segoe UI Semibold"/>
-          <w:sz w:val="22"/>
-          <w:szCs w:val="22"/>
           <w:lang w:val="en-US" w:eastAsia="en-US"/>
         </w:rPr>
         <w:alias w:val="VATAmountSpecification_Lbl"/>
@@ -3390,27 +2479,22 @@
         <w:placeholder>
           <w:docPart w:val="EA297FA850994C559D292F75133A1228"/>
         </w:placeholder>
+        <w:dataBinding w:prefixMappings="&lt;xmlns:ns0='urn:microsoft-dynamics-nav/reports/Standard_Sales_Invoice/1306/' " w:xpath="/ns0:NavWordReportXmlPart[1]/ns0:Header[1]/ns0:VATAmountSpecification_Lbl[1]" w:storeItemID="{00000000-0000-0000-0000-000000000000}"/>
         <w15:color w:val="808080"/>
         <w:text/>
-        <w:dataBinding w:prefixMappings="xmlns:ns0='urn:microsoft-dynamics-nav/reports/Standard_Sales_Invoice/1306/'" w:xpath="/ns0:NavWordReportXmlPart[1]/ns0:Header[1]/ns0:VATAmountSpecification_Lbl[1]"/>
       </w:sdtPr>
+      <w:sdtEndPr/>
       <w:sdtContent>
         <w:p>
           <w:pPr>
             <w:pStyle w:val="Heading2"/>
             <w:rPr>
-              <w:rFonts w:ascii="Segoe UI Semibold" w:hAnsi="Segoe UI Semibold" w:eastAsia="Segoe UI" w:cs="Segoe UI Semibold"/>
-              <w:sz w:val="22"/>
-              <w:szCs w:val="22"/>
               <w:lang w:val="en-US" w:eastAsia="en-US"/>
             </w:rPr>
           </w:pPr>
           <w:proofErr w:type="spellStart"/>
           <w:r>
             <w:rPr>
-              <w:rFonts w:ascii="Segoe UI Semibold" w:hAnsi="Segoe UI Semibold" w:eastAsia="Segoe UI" w:cs="Segoe UI Semibold"/>
-              <w:sz w:val="22"/>
-              <w:szCs w:val="22"/>
               <w:lang w:val="en-US" w:eastAsia="en-US"/>
             </w:rPr>
             <w:t>VATAmountSpecification_Lbl</w:t>
@@ -3423,28 +2507,25 @@
       <w:pPr>
         <w:spacing w:after="0" w:line="240" w:lineRule="auto"/>
         <w:rPr>
-          <w:rFonts w:ascii="Segoe UI" w:hAnsi="Segoe UI" w:eastAsia="Segoe UI" w:cs="Segoe UI"/>
-          <w:color w:val="242424"/>
-          <w:sz w:val="22"/>
-          <w:szCs w:val="22"/>
           <w:lang w:val="en-US" w:eastAsia="en-US"/>
         </w:rPr>
       </w:pPr>
     </w:p>
     <w:tbl>
       <w:tblPr>
-        <w:tblStyle w:val="CLSequoiatablestyle021"/>
-        <w:tblW w:w="10497" w:type="dxa"/>
-        <w:tblLayout w:type="fixed"/>
-        <w:tblLook w:val="04A0" w:firstRow="1" w:lastRow="0" w:firstColumn="1" w:lastColumn="0" w:noHBand="0" w:noVBand="1"/>
+        <w:tblStyle w:val="BCDataTable"/>
+        <w:tblW w:w="5000" w:type="pct"/>
+        <w:tblLook w:val="0420" w:firstRow="1" w:lastRow="0" w:firstColumn="0" w:lastColumn="0" w:noHBand="0" w:noVBand="1"/>
+        <w:tblCaption w:val="Table 5"/>
+        <w:tblDescription w:val="Document lines. Column headers in the first row."/>
       </w:tblPr>
       <w:tblGrid>
-        <w:gridCol w:w="1749"/>
-        <w:gridCol w:w="1041"/>
-        <w:gridCol w:w="1800"/>
-        <w:gridCol w:w="1620"/>
-        <w:gridCol w:w="1800"/>
-        <w:gridCol w:w="2487"/>
+        <w:gridCol w:w="1798"/>
+        <w:gridCol w:w="1536"/>
+        <w:gridCol w:w="1618"/>
+        <w:gridCol w:w="1751"/>
+        <w:gridCol w:w="1830"/>
+        <w:gridCol w:w="1962"/>
       </w:tblGrid>
       <w:tr>
         <w:trPr>
@@ -3453,329 +2534,197 @@
         </w:trPr>
         <w:sdt>
           <w:sdtPr>
-            <w:rPr>
-              <w:rFonts w:ascii="Segoe UI Semibold" w:hAnsi="Segoe UI Semibold" w:cs="Segoe UI Semibold"/>
-              <w:sz w:val="22"/>
-              <w:szCs w:val="22"/>
-            </w:rPr>
             <w:alias w:val="#Nav: /Header/VATAmountLine/VATIdentifier_VatAmountLine_Lbl"/>
             <w:tag w:val="#Nav: Standard_Sales_Invoice/1306"/>
             <w:id w:val="-1625768685"/>
             <w:placeholder>
               <w:docPart w:val="AE22751D53784D05897EA5125090C76E"/>
             </w:placeholder>
-            <w:dataBinding w:prefixMappings="xmlns:ns0='urn:microsoft-dynamics-nav/reports/Standard_Sales_Invoice/1306/'" w:xpath="/ns0:NavWordReportXmlPart[1]/ns0:Header[1]/ns0:VATAmountLine[1]/ns0:VATIdentifier_VatAmountLine_Lbl[1]" w:storeItemID="{86353218-9C66-43DD-A003-4CC05E0D2CCF}"/>
+            <w:dataBinding w:prefixMappings="&lt;xmlns:ns0='urn:microsoft-dynamics-nav/reports/Standard_Sales_Invoice/1306/' " w:xpath="/ns0:NavWordReportXmlPart[1]/ns0:Header[1]/ns0:VATAmountLine[1]/ns0:VATIdentifier_VatAmountLine_Lbl[1]" w:storeItemID="{86353218-9C66-43DD-A003-4CC05E0D2CCF}"/>
             <w:text/>
           </w:sdtPr>
+          <w:sdtEndPr/>
           <w:sdtContent>
             <w:tc>
               <w:tcPr>
-                <w:cnfStyle w:val="001000000000" w:firstRow="0" w:lastRow="0" w:firstColumn="1" w:lastColumn="0" w:oddVBand="0" w:evenVBand="0" w:oddHBand="0" w:evenHBand="0" w:firstRowFirstColumn="0" w:firstRowLastColumn="0" w:lastRowFirstColumn="0" w:lastRowLastColumn="0"/>
-                <w:tcW w:w="1749" w:type="dxa"/>
-                <w:tcBorders>
-                  <w:bottom w:val="single" w:color="auto" w:sz="4" w:space="0"/>
-                </w:tcBorders>
+                <w:tcW w:w="833" w:type="pct"/>
               </w:tcPr>
               <w:p>
                 <w:pPr>
-                  <w:pStyle w:val="Heading2"/>
+                  <w:pStyle w:val="BCLabel"/>
                   <w:spacing w:before="160" w:after="80"/>
                   <w:rPr>
-                    <w:rFonts w:ascii="Segoe UI Semibold" w:hAnsi="Segoe UI Semibold" w:eastAsia="Times New Roman" w:cs="Segoe UI Semibold"/>
-                    <w:b w:val="0"/>
-                    <w:bCs w:val="0"/>
-                    <w:sz w:val="22"/>
-                    <w:szCs w:val="22"/>
                     <w:lang w:val="en-US" w:eastAsia="en-US"/>
                   </w:rPr>
                 </w:pPr>
-                <w:proofErr w:type="spellStart"/>
                 <w:r>
-                  <w:rPr>
-                    <w:rFonts w:ascii="Segoe UI Semibold" w:hAnsi="Segoe UI Semibold" w:cs="Segoe UI Semibold"/>
-                    <w:b w:val="0"/>
-                    <w:bCs w:val="0"/>
-                    <w:sz w:val="22"/>
-                    <w:szCs w:val="22"/>
-                  </w:rPr>
                   <w:t>VATIdentifier_VatAmountLine_Lbl</w:t>
                 </w:r>
-                <w:proofErr w:type="spellEnd"/>
               </w:p>
             </w:tc>
           </w:sdtContent>
         </w:sdt>
         <w:sdt>
           <w:sdtPr>
-            <w:rPr>
-              <w:rFonts w:ascii="Segoe UI Semibold" w:hAnsi="Segoe UI Semibold" w:cs="Segoe UI Semibold"/>
-              <w:sz w:val="22"/>
-              <w:szCs w:val="22"/>
-            </w:rPr>
             <w:alias w:val="#Nav: /Header/VATAmountLine/VATPct_VatAmountLine_Lbl"/>
             <w:tag w:val="#Nav: Standard_Sales_Invoice/1306"/>
             <w:id w:val="420607187"/>
             <w:placeholder>
               <w:docPart w:val="90BB55B69E9248B08CDD233F469AF9E2"/>
             </w:placeholder>
-            <w:dataBinding w:prefixMappings="xmlns:ns0='urn:microsoft-dynamics-nav/reports/Standard_Sales_Invoice/1306/'" w:xpath="/ns0:NavWordReportXmlPart[1]/ns0:Header[1]/ns0:VATAmountLine[1]/ns0:VATPct_VatAmountLine_Lbl[1]" w:storeItemID="{86353218-9C66-43DD-A003-4CC05E0D2CCF}"/>
+            <w:dataBinding w:prefixMappings="&lt;xmlns:ns0='urn:microsoft-dynamics-nav/reports/Standard_Sales_Invoice/1306/' " w:xpath="/ns0:NavWordReportXmlPart[1]/ns0:Header[1]/ns0:VATAmountLine[1]/ns0:VATPct_VatAmountLine_Lbl[1]" w:storeItemID="{86353218-9C66-43DD-A003-4CC05E0D2CCF}"/>
             <w:text/>
           </w:sdtPr>
+          <w:sdtEndPr/>
           <w:sdtContent>
             <w:tc>
               <w:tcPr>
-                <w:tcW w:w="1041" w:type="dxa"/>
-                <w:tcBorders>
-                  <w:bottom w:val="single" w:color="auto" w:sz="4" w:space="0"/>
-                </w:tcBorders>
+                <w:tcW w:w="496" w:type="pct"/>
               </w:tcPr>
               <w:p>
                 <w:pPr>
-                  <w:pStyle w:val="Heading2"/>
+                  <w:pStyle w:val="BCLabelNumber"/>
                   <w:spacing w:before="160" w:after="80"/>
                   <w:jc w:val="right"/>
-                  <w:cnfStyle w:val="100000000000" w:firstRow="1" w:lastRow="0" w:firstColumn="0" w:lastColumn="0" w:oddVBand="0" w:evenVBand="0" w:oddHBand="0" w:evenHBand="0" w:firstRowFirstColumn="0" w:firstRowLastColumn="0" w:lastRowFirstColumn="0" w:lastRowLastColumn="0"/>
                   <w:rPr>
-                    <w:rFonts w:ascii="Segoe UI Semibold" w:hAnsi="Segoe UI Semibold" w:eastAsia="Times New Roman" w:cs="Segoe UI Semibold"/>
-                    <w:b w:val="0"/>
-                    <w:bCs w:val="0"/>
-                    <w:sz w:val="22"/>
-                    <w:szCs w:val="22"/>
                     <w:lang w:val="en-US" w:eastAsia="en-US"/>
                   </w:rPr>
                 </w:pPr>
-                <w:proofErr w:type="spellStart"/>
                 <w:r>
-                  <w:rPr>
-                    <w:rFonts w:ascii="Segoe UI Semibold" w:hAnsi="Segoe UI Semibold" w:cs="Segoe UI Semibold"/>
-                    <w:b w:val="0"/>
-                    <w:bCs w:val="0"/>
-                    <w:sz w:val="22"/>
-                    <w:szCs w:val="22"/>
-                  </w:rPr>
                   <w:t>VATPct_VatAmountLine_Lbl</w:t>
                 </w:r>
-                <w:proofErr w:type="spellEnd"/>
               </w:p>
             </w:tc>
           </w:sdtContent>
         </w:sdt>
         <w:sdt>
           <w:sdtPr>
-            <w:rPr>
-              <w:rFonts w:ascii="Segoe UI Semibold" w:hAnsi="Segoe UI Semibold" w:cs="Segoe UI Semibold"/>
-              <w:sz w:val="22"/>
-              <w:szCs w:val="22"/>
-            </w:rPr>
             <w:alias w:val="#Nav: /Header/VATAmountLine/VATBase_VatAmountLine_Lbl"/>
             <w:tag w:val="#Nav: Standard_Sales_Invoice/1306"/>
             <w:id w:val="1300191147"/>
             <w:placeholder>
               <w:docPart w:val="C072B5D994D746B185AB82722188F0A1"/>
             </w:placeholder>
-            <w:dataBinding w:prefixMappings="xmlns:ns0='urn:microsoft-dynamics-nav/reports/Standard_Sales_Invoice/1306/'" w:xpath="/ns0:NavWordReportXmlPart[1]/ns0:Header[1]/ns0:VATAmountLine[1]/ns0:VATBase_VatAmountLine_Lbl[1]" w:storeItemID="{86353218-9C66-43DD-A003-4CC05E0D2CCF}"/>
+            <w:dataBinding w:prefixMappings="&lt;xmlns:ns0='urn:microsoft-dynamics-nav/reports/Standard_Sales_Invoice/1306/' " w:xpath="/ns0:NavWordReportXmlPart[1]/ns0:Header[1]/ns0:VATAmountLine[1]/ns0:VATBase_VatAmountLine_Lbl[1]" w:storeItemID="{86353218-9C66-43DD-A003-4CC05E0D2CCF}"/>
             <w:text/>
           </w:sdtPr>
+          <w:sdtEndPr/>
           <w:sdtContent>
             <w:tc>
               <w:tcPr>
-                <w:tcW w:w="1800" w:type="dxa"/>
-                <w:tcBorders>
-                  <w:bottom w:val="single" w:color="auto" w:sz="4" w:space="0"/>
-                </w:tcBorders>
+                <w:tcW w:w="857" w:type="pct"/>
               </w:tcPr>
               <w:p>
                 <w:pPr>
-                  <w:pStyle w:val="Heading2"/>
+                  <w:pStyle w:val="BCLabelNumber"/>
                   <w:spacing w:before="160" w:after="80"/>
                   <w:jc w:val="right"/>
-                  <w:cnfStyle w:val="100000000000" w:firstRow="1" w:lastRow="0" w:firstColumn="0" w:lastColumn="0" w:oddVBand="0" w:evenVBand="0" w:oddHBand="0" w:evenHBand="0" w:firstRowFirstColumn="0" w:firstRowLastColumn="0" w:lastRowFirstColumn="0" w:lastRowLastColumn="0"/>
                   <w:rPr>
-                    <w:rFonts w:ascii="Segoe UI Semibold" w:hAnsi="Segoe UI Semibold" w:eastAsia="Times New Roman" w:cs="Segoe UI Semibold"/>
-                    <w:b w:val="0"/>
-                    <w:bCs w:val="0"/>
-                    <w:sz w:val="22"/>
-                    <w:szCs w:val="22"/>
                     <w:lang w:val="en-US" w:eastAsia="en-US"/>
                   </w:rPr>
                 </w:pPr>
-                <w:proofErr w:type="spellStart"/>
                 <w:r>
-                  <w:rPr>
-                    <w:rFonts w:ascii="Segoe UI Semibold" w:hAnsi="Segoe UI Semibold" w:cs="Segoe UI Semibold"/>
-                    <w:b w:val="0"/>
-                    <w:bCs w:val="0"/>
-                    <w:sz w:val="22"/>
-                    <w:szCs w:val="22"/>
-                  </w:rPr>
                   <w:t>VATBase_VatAmountLine_Lbl</w:t>
                 </w:r>
-                <w:proofErr w:type="spellEnd"/>
               </w:p>
             </w:tc>
           </w:sdtContent>
         </w:sdt>
         <w:sdt>
           <w:sdtPr>
-            <w:rPr>
-              <w:rFonts w:ascii="Segoe UI Semibold" w:hAnsi="Segoe UI Semibold" w:cs="Segoe UI Semibold"/>
-              <w:sz w:val="22"/>
-              <w:szCs w:val="22"/>
-            </w:rPr>
             <w:alias w:val="#Nav: /Header/VATAmountLine/VATAmount_VatAmountLine_Lbl"/>
             <w:tag w:val="#Nav: Standard_Sales_Invoice/1306"/>
             <w:id w:val="350611914"/>
             <w:placeholder>
               <w:docPart w:val="26C633159C9D4999BDCED30034CE04A8"/>
             </w:placeholder>
-            <w:dataBinding w:prefixMappings="xmlns:ns0='urn:microsoft-dynamics-nav/reports/Standard_Sales_Invoice/1306/'" w:xpath="/ns0:NavWordReportXmlPart[1]/ns0:Header[1]/ns0:VATAmountLine[1]/ns0:VATAmount_VatAmountLine_Lbl[1]" w:storeItemID="{86353218-9C66-43DD-A003-4CC05E0D2CCF}"/>
+            <w:dataBinding w:prefixMappings="&lt;xmlns:ns0='urn:microsoft-dynamics-nav/reports/Standard_Sales_Invoice/1306/' " w:xpath="/ns0:NavWordReportXmlPart[1]/ns0:Header[1]/ns0:VATAmountLine[1]/ns0:VATAmount_VatAmountLine_Lbl[1]" w:storeItemID="{86353218-9C66-43DD-A003-4CC05E0D2CCF}"/>
             <w:text/>
           </w:sdtPr>
+          <w:sdtEndPr/>
           <w:sdtContent>
             <w:tc>
               <w:tcPr>
-                <w:tcW w:w="1620" w:type="dxa"/>
-                <w:tcBorders>
-                  <w:bottom w:val="single" w:color="auto" w:sz="4" w:space="0"/>
-                </w:tcBorders>
+                <w:tcW w:w="772" w:type="pct"/>
               </w:tcPr>
               <w:p>
                 <w:pPr>
-                  <w:pStyle w:val="Heading2"/>
+                  <w:pStyle w:val="BCLabelNumber"/>
                   <w:spacing w:before="160" w:after="80"/>
                   <w:jc w:val="right"/>
-                  <w:cnfStyle w:val="100000000000" w:firstRow="1" w:lastRow="0" w:firstColumn="0" w:lastColumn="0" w:oddVBand="0" w:evenVBand="0" w:oddHBand="0" w:evenHBand="0" w:firstRowFirstColumn="0" w:firstRowLastColumn="0" w:lastRowFirstColumn="0" w:lastRowLastColumn="0"/>
                   <w:rPr>
-                    <w:rFonts w:ascii="Segoe UI Semibold" w:hAnsi="Segoe UI Semibold" w:eastAsia="Times New Roman" w:cs="Segoe UI Semibold"/>
-                    <w:b w:val="0"/>
-                    <w:bCs w:val="0"/>
-                    <w:sz w:val="22"/>
-                    <w:szCs w:val="22"/>
                     <w:lang w:val="en-US" w:eastAsia="en-US"/>
                   </w:rPr>
                 </w:pPr>
-                <w:proofErr w:type="spellStart"/>
                 <w:r>
-                  <w:rPr>
-                    <w:rFonts w:ascii="Segoe UI Semibold" w:hAnsi="Segoe UI Semibold" w:cs="Segoe UI Semibold"/>
-                    <w:b w:val="0"/>
-                    <w:bCs w:val="0"/>
-                    <w:sz w:val="22"/>
-                    <w:szCs w:val="22"/>
-                  </w:rPr>
                   <w:t>VATAmount_VatAmountLine_Lbl</w:t>
                 </w:r>
-                <w:proofErr w:type="spellEnd"/>
               </w:p>
             </w:tc>
           </w:sdtContent>
         </w:sdt>
         <w:sdt>
           <w:sdtPr>
-            <w:rPr>
-              <w:rFonts w:ascii="Segoe UI Semibold" w:hAnsi="Segoe UI Semibold" w:cs="Segoe UI Semibold"/>
-              <w:sz w:val="22"/>
-              <w:szCs w:val="22"/>
-            </w:rPr>
             <w:alias w:val="#Nav: /Header/VATAmountLine/VATBaseLCY_VATAmountLine_Lbl"/>
             <w:tag w:val="#Nav: Standard_Sales_Invoice/1306"/>
             <w:id w:val="-881393095"/>
             <w:placeholder>
               <w:docPart w:val="5CE06347158E413EA6C159A655376ACA"/>
             </w:placeholder>
-            <w:dataBinding w:prefixMappings="xmlns:ns0='urn:microsoft-dynamics-nav/reports/Standard_Sales_Invoice/1306/'" w:xpath="/ns0:NavWordReportXmlPart[1]/ns0:Header[1]/ns0:VATAmountLine[1]/ns0:VATBaseLCY_VATAmountLine_Lbl[1]" w:storeItemID="{86353218-9C66-43DD-A003-4CC05E0D2CCF}"/>
+            <w:dataBinding w:prefixMappings="&lt;xmlns:ns0='urn:microsoft-dynamics-nav/reports/Standard_Sales_Invoice/1306/' " w:xpath="/ns0:NavWordReportXmlPart[1]/ns0:Header[1]/ns0:VATAmountLine[1]/ns0:VATBaseLCY_VATAmountLine_Lbl[1]" w:storeItemID="{86353218-9C66-43DD-A003-4CC05E0D2CCF}"/>
             <w:text/>
           </w:sdtPr>
+          <w:sdtEndPr/>
           <w:sdtContent>
             <w:tc>
               <w:tcPr>
-                <w:tcW w:w="1800" w:type="dxa"/>
-                <w:tcBorders>
-                  <w:bottom w:val="single" w:color="auto" w:sz="4" w:space="0"/>
-                </w:tcBorders>
+                <w:tcW w:w="857" w:type="pct"/>
               </w:tcPr>
               <w:p>
                 <w:pPr>
-                  <w:pStyle w:val="Heading2"/>
+                  <w:pStyle w:val="BCLabelNumber"/>
                   <w:spacing w:before="160" w:after="80"/>
                   <w:jc w:val="right"/>
-                  <w:cnfStyle w:val="100000000000" w:firstRow="1" w:lastRow="0" w:firstColumn="0" w:lastColumn="0" w:oddVBand="0" w:evenVBand="0" w:oddHBand="0" w:evenHBand="0" w:firstRowFirstColumn="0" w:firstRowLastColumn="0" w:lastRowFirstColumn="0" w:lastRowLastColumn="0"/>
                   <w:rPr>
-                    <w:rFonts w:ascii="Segoe UI Semibold" w:hAnsi="Segoe UI Semibold" w:eastAsia="Times New Roman" w:cs="Segoe UI Semibold"/>
-                    <w:b w:val="0"/>
-                    <w:bCs w:val="0"/>
-                    <w:sz w:val="22"/>
-                    <w:szCs w:val="22"/>
                     <w:lang w:val="en-US" w:eastAsia="en-US"/>
                   </w:rPr>
                 </w:pPr>
-                <w:proofErr w:type="spellStart"/>
                 <w:r>
-                  <w:rPr>
-                    <w:rFonts w:ascii="Segoe UI Semibold" w:hAnsi="Segoe UI Semibold" w:cs="Segoe UI Semibold"/>
-                    <w:b w:val="0"/>
-                    <w:bCs w:val="0"/>
-                    <w:sz w:val="22"/>
-                    <w:szCs w:val="22"/>
-                  </w:rPr>
                   <w:t>VATBaseLCY_VATAmountLine_Lbl</w:t>
                 </w:r>
-                <w:proofErr w:type="spellEnd"/>
               </w:p>
             </w:tc>
           </w:sdtContent>
         </w:sdt>
         <w:sdt>
           <w:sdtPr>
-            <w:rPr>
-              <w:rFonts w:ascii="Segoe UI Semibold" w:hAnsi="Segoe UI Semibold" w:cs="Segoe UI Semibold"/>
-              <w:sz w:val="22"/>
-              <w:szCs w:val="22"/>
-            </w:rPr>
             <w:alias w:val="#Nav: /Header/VATAmountLine/VATAmountLCY_VATAmountLine_Lbl"/>
             <w:tag w:val="#Nav: Standard_Sales_Invoice/1306"/>
             <w:id w:val="-1082066763"/>
             <w:placeholder>
               <w:docPart w:val="60FA47D157A148CD8C4B28ECD1F405A4"/>
             </w:placeholder>
-            <w:dataBinding w:prefixMappings="xmlns:ns0='urn:microsoft-dynamics-nav/reports/Standard_Sales_Invoice/1306/'" w:xpath="/ns0:NavWordReportXmlPart[1]/ns0:Header[1]/ns0:VATAmountLine[1]/ns0:VATAmountLCY_VATAmountLine_Lbl[1]" w:storeItemID="{86353218-9C66-43DD-A003-4CC05E0D2CCF}"/>
+            <w:dataBinding w:prefixMappings="&lt;xmlns:ns0='urn:microsoft-dynamics-nav/reports/Standard_Sales_Invoice/1306/' " w:xpath="/ns0:NavWordReportXmlPart[1]/ns0:Header[1]/ns0:VATAmountLine[1]/ns0:VATAmountLCY_VATAmountLine_Lbl[1]" w:storeItemID="{86353218-9C66-43DD-A003-4CC05E0D2CCF}"/>
             <w:text/>
           </w:sdtPr>
+          <w:sdtEndPr/>
           <w:sdtContent>
             <w:tc>
               <w:tcPr>
-                <w:tcW w:w="2487" w:type="dxa"/>
-                <w:tcBorders>
-                  <w:bottom w:val="single" w:color="auto" w:sz="4" w:space="0"/>
-                </w:tcBorders>
+                <w:tcW w:w="1185" w:type="pct"/>
               </w:tcPr>
               <w:p>
                 <w:pPr>
-                  <w:pStyle w:val="Heading2"/>
+                  <w:pStyle w:val="BCLabelNumber"/>
                   <w:spacing w:before="160" w:after="80"/>
                   <w:jc w:val="right"/>
-                  <w:cnfStyle w:val="100000000000" w:firstRow="1" w:lastRow="0" w:firstColumn="0" w:lastColumn="0" w:oddVBand="0" w:evenVBand="0" w:oddHBand="0" w:evenHBand="0" w:firstRowFirstColumn="0" w:firstRowLastColumn="0" w:lastRowFirstColumn="0" w:lastRowLastColumn="0"/>
                   <w:rPr>
-                    <w:rFonts w:ascii="Segoe UI Semibold" w:hAnsi="Segoe UI Semibold" w:eastAsia="Times New Roman" w:cs="Segoe UI Semibold"/>
-                    <w:b w:val="0"/>
-                    <w:bCs w:val="0"/>
-                    <w:sz w:val="22"/>
-                    <w:szCs w:val="22"/>
                     <w:lang w:val="en-US" w:eastAsia="en-US"/>
                   </w:rPr>
                 </w:pPr>
-                <w:proofErr w:type="spellStart"/>
                 <w:r>
-                  <w:rPr>
-                    <w:rFonts w:ascii="Segoe UI Semibold" w:hAnsi="Segoe UI Semibold" w:cs="Segoe UI Semibold"/>
-                    <w:b w:val="0"/>
-                    <w:bCs w:val="0"/>
-                    <w:sz w:val="22"/>
-                    <w:szCs w:val="22"/>
-                  </w:rPr>
                   <w:t>VATAmountLCY_VATAmountLine_Lbl</w:t>
                 </w:r>
-                <w:proofErr w:type="spellEnd"/>
               </w:p>
             </w:tc>
           </w:sdtContent>
@@ -3784,24 +2733,16 @@
       <w:tr>
         <w:trPr>
           <w:cnfStyle w:val="000000100000" w:firstRow="0" w:lastRow="0" w:firstColumn="0" w:lastColumn="0" w:oddVBand="0" w:evenVBand="0" w:oddHBand="1" w:evenHBand="0" w:firstRowFirstColumn="0" w:firstRowLastColumn="0" w:lastRowFirstColumn="0" w:lastRowLastColumn="0"/>
-          <w:trHeight w:val="245" w:hRule="exact"/>
+          <w:trHeight w:val="245"/>
         </w:trPr>
         <w:tc>
           <w:tcPr>
-            <w:cnfStyle w:val="001000000000" w:firstRow="0" w:lastRow="0" w:firstColumn="1" w:lastColumn="0" w:oddVBand="0" w:evenVBand="0" w:oddHBand="0" w:evenHBand="0" w:firstRowFirstColumn="0" w:firstRowLastColumn="0" w:lastRowFirstColumn="0" w:lastRowLastColumn="0"/>
-            <w:tcW w:w="1749" w:type="dxa"/>
-            <w:tcBorders>
-              <w:top w:val="single" w:color="auto" w:sz="4" w:space="0"/>
-            </w:tcBorders>
+            <w:tcW w:w="833" w:type="pct"/>
           </w:tcPr>
           <w:p>
             <w:pPr>
+              <w:pStyle w:val="NoSpacing"/>
               <w:rPr>
-                <w:rFonts w:ascii="Segoe UI Semibold" w:hAnsi="Segoe UI Semibold" w:eastAsia="Segoe UI" w:cs="Segoe UI Semibold"/>
-                <w:b/>
-                <w:color w:val="242424"/>
-                <w:sz w:val="22"/>
-                <w:szCs w:val="22"/>
                 <w:lang w:val="en-US" w:eastAsia="en-US"/>
               </w:rPr>
             </w:pPr>
@@ -3809,21 +2750,12 @@
         </w:tc>
         <w:tc>
           <w:tcPr>
-            <w:tcW w:w="1041" w:type="dxa"/>
-            <w:tcBorders>
-              <w:top w:val="single" w:color="auto" w:sz="4" w:space="0"/>
-            </w:tcBorders>
+            <w:tcW w:w="496" w:type="pct"/>
           </w:tcPr>
           <w:p>
             <w:pPr>
-              <w:cnfStyle w:val="000000100000" w:firstRow="0" w:lastRow="0" w:firstColumn="0" w:lastColumn="0" w:oddVBand="0" w:evenVBand="0" w:oddHBand="1" w:evenHBand="0" w:firstRowFirstColumn="0" w:firstRowLastColumn="0" w:lastRowFirstColumn="0" w:lastRowLastColumn="0"/>
+              <w:pStyle w:val="NoSpacing"/>
               <w:rPr>
-                <w:rFonts w:ascii="Segoe UI Semibold" w:hAnsi="Segoe UI Semibold" w:eastAsia="Segoe UI" w:cs="Segoe UI Semibold"/>
-                <w:b/>
-                <w:bCs/>
-                <w:color w:val="242424"/>
-                <w:sz w:val="22"/>
-                <w:szCs w:val="22"/>
                 <w:lang w:val="en-US" w:eastAsia="en-US"/>
               </w:rPr>
             </w:pPr>
@@ -3831,21 +2763,12 @@
         </w:tc>
         <w:tc>
           <w:tcPr>
-            <w:tcW w:w="1800" w:type="dxa"/>
-            <w:tcBorders>
-              <w:top w:val="single" w:color="auto" w:sz="4" w:space="0"/>
-            </w:tcBorders>
+            <w:tcW w:w="857" w:type="pct"/>
           </w:tcPr>
           <w:p>
             <w:pPr>
-              <w:cnfStyle w:val="000000100000" w:firstRow="0" w:lastRow="0" w:firstColumn="0" w:lastColumn="0" w:oddVBand="0" w:evenVBand="0" w:oddHBand="1" w:evenHBand="0" w:firstRowFirstColumn="0" w:firstRowLastColumn="0" w:lastRowFirstColumn="0" w:lastRowLastColumn="0"/>
+              <w:pStyle w:val="NoSpacing"/>
               <w:rPr>
-                <w:rFonts w:ascii="Segoe UI Semibold" w:hAnsi="Segoe UI Semibold" w:eastAsia="Segoe UI" w:cs="Segoe UI Semibold"/>
-                <w:b/>
-                <w:bCs/>
-                <w:color w:val="242424"/>
-                <w:sz w:val="22"/>
-                <w:szCs w:val="22"/>
                 <w:lang w:val="en-US" w:eastAsia="en-US"/>
               </w:rPr>
             </w:pPr>
@@ -3853,21 +2776,12 @@
         </w:tc>
         <w:tc>
           <w:tcPr>
-            <w:tcW w:w="1620" w:type="dxa"/>
-            <w:tcBorders>
-              <w:top w:val="single" w:color="auto" w:sz="4" w:space="0"/>
-            </w:tcBorders>
+            <w:tcW w:w="772" w:type="pct"/>
           </w:tcPr>
           <w:p>
             <w:pPr>
-              <w:cnfStyle w:val="000000100000" w:firstRow="0" w:lastRow="0" w:firstColumn="0" w:lastColumn="0" w:oddVBand="0" w:evenVBand="0" w:oddHBand="1" w:evenHBand="0" w:firstRowFirstColumn="0" w:firstRowLastColumn="0" w:lastRowFirstColumn="0" w:lastRowLastColumn="0"/>
+              <w:pStyle w:val="NoSpacing"/>
               <w:rPr>
-                <w:rFonts w:ascii="Segoe UI Semibold" w:hAnsi="Segoe UI Semibold" w:eastAsia="Segoe UI" w:cs="Segoe UI Semibold"/>
-                <w:b/>
-                <w:bCs/>
-                <w:color w:val="242424"/>
-                <w:sz w:val="22"/>
-                <w:szCs w:val="22"/>
                 <w:lang w:val="en-US" w:eastAsia="en-US"/>
               </w:rPr>
             </w:pPr>
@@ -3875,21 +2789,12 @@
         </w:tc>
         <w:tc>
           <w:tcPr>
-            <w:tcW w:w="1800" w:type="dxa"/>
-            <w:tcBorders>
-              <w:top w:val="single" w:color="auto" w:sz="4" w:space="0"/>
-            </w:tcBorders>
+            <w:tcW w:w="857" w:type="pct"/>
           </w:tcPr>
           <w:p>
             <w:pPr>
-              <w:cnfStyle w:val="000000100000" w:firstRow="0" w:lastRow="0" w:firstColumn="0" w:lastColumn="0" w:oddVBand="0" w:evenVBand="0" w:oddHBand="1" w:evenHBand="0" w:firstRowFirstColumn="0" w:firstRowLastColumn="0" w:lastRowFirstColumn="0" w:lastRowLastColumn="0"/>
+              <w:pStyle w:val="NoSpacing"/>
               <w:rPr>
-                <w:rFonts w:ascii="Segoe UI Semibold" w:hAnsi="Segoe UI Semibold" w:eastAsia="Segoe UI" w:cs="Segoe UI Semibold"/>
-                <w:b/>
-                <w:bCs/>
-                <w:color w:val="242424"/>
-                <w:sz w:val="22"/>
-                <w:szCs w:val="22"/>
                 <w:lang w:val="en-US" w:eastAsia="en-US"/>
               </w:rPr>
             </w:pPr>
@@ -3897,22 +2802,13 @@
         </w:tc>
         <w:tc>
           <w:tcPr>
-            <w:tcW w:w="2487" w:type="dxa"/>
-            <w:tcBorders>
-              <w:top w:val="single" w:color="auto" w:sz="4" w:space="0"/>
-            </w:tcBorders>
+            <w:tcW w:w="1185" w:type="pct"/>
           </w:tcPr>
           <w:p>
             <w:pPr>
+              <w:pStyle w:val="BCNumber"/>
               <w:jc w:val="right"/>
-              <w:cnfStyle w:val="000000100000" w:firstRow="0" w:lastRow="0" w:firstColumn="0" w:lastColumn="0" w:oddVBand="0" w:evenVBand="0" w:oddHBand="1" w:evenHBand="0" w:firstRowFirstColumn="0" w:firstRowLastColumn="0" w:lastRowFirstColumn="0" w:lastRowLastColumn="0"/>
               <w:rPr>
-                <w:rFonts w:ascii="Segoe UI Semibold" w:hAnsi="Segoe UI Semibold" w:eastAsia="Segoe UI" w:cs="Segoe UI Semibold"/>
-                <w:b/>
-                <w:bCs/>
-                <w:color w:val="242424"/>
-                <w:sz w:val="22"/>
-                <w:szCs w:val="22"/>
                 <w:lang w:val="en-US" w:eastAsia="en-US"/>
               </w:rPr>
             </w:pPr>
@@ -3922,11 +2818,8 @@
       <w:sdt>
         <w:sdtPr>
           <w:rPr>
-            <w:rFonts w:ascii="Segoe UI" w:hAnsi="Segoe UI" w:eastAsia="Segoe UI" w:cs="Arial"/>
-            <w:color w:val="242424"/>
-            <w:sz w:val="22"/>
-            <w:szCs w:val="22"/>
             <w:lang w:val="en-US" w:eastAsia="en-US"/>
+            <w14:numSpacing w14:val="tabular"/>
           </w:rPr>
           <w:alias w:val="Repeater: VATAmountLine"/>
           <w:tag w:val="#BC:InsertRepeater,DataItems/Header/VATAmountLine"/>
@@ -3934,312 +2827,245 @@
           <w:placeholder>
             <w:docPart w:val="D7B812F22E61460AB6905139619F2204"/>
           </w:placeholder>
+          <w15:dataBinding w:prefixMappings="&lt;xmlns:ns0='urn:microsoft-dynamics-nav/reports/Standard_Sales_Invoice/1306/' " w:xpath="/ns0:NavWordReportXmlPart[1]/ns0:Header[1]/ns0:VATAmountLine" w:storeItemID="{00000000-0000-0000-0000-000000000000}"/>
           <w15:color w:val="808080"/>
+          <w15:repeatingSection/>
         </w:sdtPr>
         <w:sdtEndPr>
           <w:rPr>
-            <w:rFonts w:asciiTheme="minorHAnsi" w:hAnsiTheme="minorHAnsi" w:eastAsiaTheme="minorEastAsia" w:cstheme="minorBidi"/>
-            <w:bCs w:val="0"/>
-            <w:color w:val="auto"/>
-            <w:lang w:val="en-DK" w:eastAsia="en-DK"/>
+            <w:lang/>
           </w:rPr>
         </w:sdtEndPr>
         <w:sdtContent>
-          <w:tr>
-            <w:trPr>
-              <w:cnfStyle w:val="000000010000" w:firstRow="0" w:lastRow="0" w:firstColumn="0" w:lastColumn="0" w:oddVBand="0" w:evenVBand="0" w:oddHBand="0" w:evenHBand="1" w:firstRowFirstColumn="0" w:firstRowLastColumn="0" w:lastRowFirstColumn="0" w:lastRowLastColumn="0"/>
-              <w:trHeight w:val="490"/>
-            </w:trPr>
-            <w:sdt>
-              <w:sdtPr>
-                <w:rPr>
-                  <w:rFonts w:ascii="Segoe UI" w:hAnsi="Segoe UI" w:eastAsia="Segoe UI" w:cs="Arial"/>
-                  <w:color w:val="242424"/>
-                  <w:sz w:val="22"/>
-                  <w:szCs w:val="22"/>
-                  <w:lang w:val="en-US" w:eastAsia="en-US"/>
-                </w:rPr>
-                <w:alias w:val="VATIdentifier_VatAmountLine"/>
-                <w:tag w:val="#BC:InsertDataItem,DataItems/Header/VATAmountLine/VATIdentifier_VatAmountLine"/>
-                <w:id w:val="1152490317"/>
-                <w:placeholder>
-                  <w:docPart w:val="DefaultPlaceholder_-1854013440"/>
-                </w:placeholder>
-                <w15:color w:val="808080"/>
-                <w:text/>
-                <w:dataBinding w:prefixMappings="xmlns:ns0='urn:microsoft-dynamics-nav/reports/Standard_Sales_Invoice/1306/'" w:xpath="/ns0:NavWordReportXmlPart[1]/ns0:Header[1]/ns0:VATAmountLine[1]/ns0:VATIdentifier_VatAmountLine[1]"/>
-              </w:sdtPr>
-              <w:sdtEndPr/>
-              <w:sdtContent>
+          <w:sdt>
+            <w:sdtPr>
+              <w:rPr>
+                <w:lang w:val="en-US" w:eastAsia="en-US"/>
+                <w14:numSpacing w14:val="tabular"/>
+              </w:rPr>
+              <w:id w:val="-1542205877"/>
+              <w15:color w:val="808080"/>
+              <w15:repeatingSectionItem/>
+            </w:sdtPr>
+            <w:sdtEndPr>
+              <w:rPr>
+                <w:lang/>
+              </w:rPr>
+            </w:sdtEndPr>
+            <w:sdtContent>
+              <w:tr>
+                <w:trPr>
+                  <w:cnfStyle w:val="000000010000" w:firstRow="0" w:lastRow="0" w:firstColumn="0" w:lastColumn="0" w:oddVBand="0" w:evenVBand="0" w:oddHBand="0" w:evenHBand="1" w:firstRowFirstColumn="0" w:firstRowLastColumn="0" w:lastRowFirstColumn="0" w:lastRowLastColumn="0"/>
+                  <w:trHeight w:val="490"/>
+                </w:trPr>
+                <w:sdt>
+                  <w:sdtPr>
+                    <w:rPr>
+                      <w:lang w:val="en-US" w:eastAsia="en-US"/>
+                      <w14:numSpacing w14:val="tabular"/>
+                    </w:rPr>
+                    <w:alias w:val="VATIdentifier_VatAmountLine"/>
+                    <w:tag w:val="#BC:InsertDataItem,DataItems/Header/VATAmountLine/VATIdentifier_VatAmountLine"/>
+                    <w:id w:val="1152490317"/>
+                    <w:placeholder>
+                      <w:docPart w:val="DefaultPlaceholder_-1854013440"/>
+                    </w:placeholder>
+                    <w:dataBinding w:prefixMappings="&lt;xmlns:ns0='urn:microsoft-dynamics-nav/reports/Standard_Sales_Invoice/1306/' " w:xpath="/ns0:NavWordReportXmlPart[1]/ns0:Header[1]/ns0:VATAmountLine[1]/ns0:VATIdentifier_VatAmountLine[1]" w:storeItemID="{00000000-0000-0000-0000-000000000000}"/>
+                    <w15:color w:val="808080"/>
+                    <w:text/>
+                  </w:sdtPr>
+                  <w:sdtEndPr>
+                    <w:rPr>
+                      <w14:numSpacing w14:val="default"/>
+                    </w:rPr>
+                  </w:sdtEndPr>
+                  <w:sdtContent>
+                    <w:tc>
+                      <w:tcPr>
+                        <w:tcW w:w="833" w:type="pct"/>
+                      </w:tcPr>
+                      <w:p>
+                        <w:pPr>
+                          <w:pStyle w:val="NoSpacing"/>
+                          <w:rPr>
+                            <w:lang w:val="en-US" w:eastAsia="en-US"/>
+                          </w:rPr>
+                        </w:pPr>
+                        <w:proofErr w:type="spellStart"/>
+                        <w:r>
+                          <w:rPr>
+                            <w:lang w:val="en-US" w:eastAsia="en-US"/>
+                          </w:rPr>
+                          <w:t>VATIdentifier_VatAmountLine</w:t>
+                        </w:r>
+                        <w:proofErr w:type="spellEnd"/>
+                      </w:p>
+                    </w:tc>
+                  </w:sdtContent>
+                </w:sdt>
+                <w:sdt>
+                  <w:sdtPr>
+                    <w:alias w:val="#Nav: /Header/VATAmountLine/VATPct_VatAmountLine"/>
+                    <w:tag w:val="#Nav: Standard_Sales_Invoice/1306"/>
+                    <w:id w:val="1402412575"/>
+                    <w:placeholder>
+                      <w:docPart w:val="2F9FD3852074402F80953A43A45AEC1F"/>
+                    </w:placeholder>
+                    <w:dataBinding w:prefixMappings="&lt;xmlns:ns0='urn:microsoft-dynamics-nav/reports/Standard_Sales_Invoice/1306/' " w:xpath="/ns0:NavWordReportXmlPart[1]/ns0:Header[1]/ns0:VATAmountLine[1]/ns0:VATPct_VatAmountLine[1]" w:storeItemID="{86353218-9C66-43DD-A003-4CC05E0D2CCF}"/>
+                    <w:text/>
+                  </w:sdtPr>
+                  <w:sdtEndPr/>
+                  <w:sdtContent>
+                    <w:tc>
+                      <w:tcPr>
+                        <w:tcW w:w="496" w:type="pct"/>
+                      </w:tcPr>
+                      <w:p>
+                        <w:pPr>
+                          <w:pStyle w:val="BCNumber"/>
+                          <w:jc w:val="right"/>
+                          <w:rPr>
+                            <w:lang w:val="en-US" w:eastAsia="en-US"/>
+                          </w:rPr>
+                        </w:pPr>
+                        <w:r>
+                          <w:t>VATPct_VatAmountLine</w:t>
+                        </w:r>
+                      </w:p>
+                    </w:tc>
+                  </w:sdtContent>
+                </w:sdt>
+                <w:sdt>
+                  <w:sdtPr>
+                    <w:alias w:val="#Nav: /Header/VATAmountLine/VATBase_VatAmountLine"/>
+                    <w:tag w:val="#Nav: Standard_Sales_Invoice/1306"/>
+                    <w:id w:val="-1193222661"/>
+                    <w:placeholder>
+                      <w:docPart w:val="B991D6B10A9E43C89F1D68A3783EBD5B"/>
+                    </w:placeholder>
+                    <w:dataBinding w:prefixMappings="&lt;xmlns:ns0='urn:microsoft-dynamics-nav/reports/Standard_Sales_Invoice/1306/' " w:xpath="/ns0:NavWordReportXmlPart[1]/ns0:Header[1]/ns0:VATAmountLine[1]/ns0:VATBase_VatAmountLine[1]" w:storeItemID="{86353218-9C66-43DD-A003-4CC05E0D2CCF}"/>
+                    <w:text/>
+                  </w:sdtPr>
+                  <w:sdtEndPr/>
+                  <w:sdtContent>
+                    <w:tc>
+                      <w:tcPr>
+                        <w:tcW w:w="857" w:type="pct"/>
+                      </w:tcPr>
+                      <w:p>
+                        <w:pPr>
+                          <w:pStyle w:val="BCNumber"/>
+                          <w:jc w:val="right"/>
+                          <w:rPr>
+                            <w:lang w:val="en-US" w:eastAsia="en-US"/>
+                          </w:rPr>
+                        </w:pPr>
+                        <w:r>
+                          <w:t>VATBase_VatAmountLine</w:t>
+                        </w:r>
+                      </w:p>
+                    </w:tc>
+                  </w:sdtContent>
+                </w:sdt>
+                <w:sdt>
+                  <w:sdtPr>
+                    <w:alias w:val="#Nav: /Header/VATAmountLine/VATAmount_VatAmountLine"/>
+                    <w:tag w:val="#Nav: Standard_Sales_Invoice/1306"/>
+                    <w:id w:val="1197042123"/>
+                    <w:placeholder>
+                      <w:docPart w:val="E0FDAFE94565474E9DDF96ABD439D28A"/>
+                    </w:placeholder>
+                    <w:dataBinding w:prefixMappings="&lt;xmlns:ns0='urn:microsoft-dynamics-nav/reports/Standard_Sales_Invoice/1306/' " w:xpath="/ns0:NavWordReportXmlPart[1]/ns0:Header[1]/ns0:VATAmountLine[1]/ns0:VATAmount_VatAmountLine[1]" w:storeItemID="{86353218-9C66-43DD-A003-4CC05E0D2CCF}"/>
+                    <w:text/>
+                  </w:sdtPr>
+                  <w:sdtEndPr/>
+                  <w:sdtContent>
+                    <w:tc>
+                      <w:tcPr>
+                        <w:tcW w:w="772" w:type="pct"/>
+                      </w:tcPr>
+                      <w:p>
+                        <w:pPr>
+                          <w:pStyle w:val="BCNumber"/>
+                          <w:jc w:val="right"/>
+                          <w:rPr>
+                            <w:lang w:val="en-US" w:eastAsia="en-US"/>
+                          </w:rPr>
+                        </w:pPr>
+                        <w:r>
+                          <w:t>VATAmount_VatAmountLine</w:t>
+                        </w:r>
+                      </w:p>
+                    </w:tc>
+                  </w:sdtContent>
+                </w:sdt>
+                <w:sdt>
+                  <w:sdtPr>
+                    <w:alias w:val="#Nav: /Header/VATAmountLine/VATBaseLCY_VATAmountLine"/>
+                    <w:tag w:val="#Nav: Standard_Sales_Invoice/1306"/>
+                    <w:id w:val="-1714338738"/>
+                    <w:placeholder>
+                      <w:docPart w:val="3A816EB483264D55A906426270C2EB1F"/>
+                    </w:placeholder>
+                    <w:dataBinding w:prefixMappings="&lt;xmlns:ns0='urn:microsoft-dynamics-nav/reports/Standard_Sales_Invoice/1306/' " w:xpath="/ns0:NavWordReportXmlPart[1]/ns0:Header[1]/ns0:VATAmountLine[1]/ns0:VATBaseLCY_VATAmountLine[1]" w:storeItemID="{86353218-9C66-43DD-A003-4CC05E0D2CCF}"/>
+                    <w:text/>
+                  </w:sdtPr>
+                  <w:sdtEndPr/>
+                  <w:sdtContent>
+                    <w:tc>
+                      <w:tcPr>
+                        <w:tcW w:w="857" w:type="pct"/>
+                      </w:tcPr>
+                      <w:p>
+                        <w:pPr>
+                          <w:pStyle w:val="BCNumber"/>
+                          <w:jc w:val="right"/>
+                          <w:rPr>
+                            <w:lang w:val="en-US" w:eastAsia="en-US"/>
+                          </w:rPr>
+                        </w:pPr>
+                        <w:r>
+                          <w:t>VATBaseLCY_VATAmountLine</w:t>
+                        </w:r>
+                      </w:p>
+                    </w:tc>
+                  </w:sdtContent>
+                </w:sdt>
                 <w:tc>
                   <w:tcPr>
-                    <w:cnfStyle w:val="001000000000" w:firstRow="0" w:lastRow="0" w:firstColumn="1" w:lastColumn="0" w:oddVBand="0" w:evenVBand="0" w:oddHBand="0" w:evenHBand="0" w:firstRowFirstColumn="0" w:firstRowLastColumn="0" w:lastRowFirstColumn="0" w:lastRowLastColumn="0"/>
-                    <w:tcW w:w="1749" w:type="dxa"/>
-                    <w:vAlign w:val="center"/>
+                    <w:tcW w:w="1185" w:type="pct"/>
                   </w:tcPr>
                   <w:p>
                     <w:pPr>
-                      <w:spacing w:before="0" w:after="0"/>
+                      <w:pStyle w:val="BCNumber"/>
+                      <w:jc w:val="right"/>
                       <w:rPr>
-                        <w:rFonts w:ascii="Segoe UI" w:hAnsi="Segoe UI" w:eastAsia="Segoe UI" w:cs="Arial"/>
-                        <w:color w:val="242424"/>
-                        <w:sz w:val="22"/>
-                        <w:szCs w:val="22"/>
                         <w:lang w:val="en-US" w:eastAsia="en-US"/>
                       </w:rPr>
                     </w:pPr>
-                    <w:proofErr w:type="spellStart"/>
-                    <w:r>
-                      <w:rPr>
-                        <w:rFonts w:ascii="Segoe UI" w:hAnsi="Segoe UI" w:eastAsia="Segoe UI" w:cs="Arial"/>
-                        <w:color w:val="242424"/>
-                        <w:sz w:val="22"/>
-                        <w:szCs w:val="22"/>
-                        <w:lang w:val="en-US" w:eastAsia="en-US"/>
-                      </w:rPr>
-                      <w:t>VATIdentifier_VatAmountLine</w:t>
-                    </w:r>
-                    <w:proofErr w:type="spellEnd"/>
+                    <w:sdt>
+                      <w:sdtPr>
+                        <w:alias w:val="#Nav: /Header/VATAmountLine/VATAmountLCY_VATAmountLine"/>
+                        <w:tag w:val="#Nav: Standard_Sales_Invoice/1306"/>
+                        <w:id w:val="1301114300"/>
+                        <w:placeholder>
+                          <w:docPart w:val="111BF338517F4007A4B18A525DE3EE74"/>
+                        </w:placeholder>
+                        <w:dataBinding w:prefixMappings="&lt;xmlns:ns0='urn:microsoft-dynamics-nav/reports/Standard_Sales_Invoice/1306/' " w:xpath="/ns0:NavWordReportXmlPart[1]/ns0:Header[1]/ns0:VATAmountLine[1]/ns0:VATAmountLCY_VATAmountLine[1]" w:storeItemID="{86353218-9C66-43DD-A003-4CC05E0D2CCF}"/>
+                        <w:text/>
+                      </w:sdtPr>
+                      <w:sdtEndPr/>
+                      <w:sdtContent>
+                        <w:r>
+                          <w:t>VATAmountLCY_VATAmountLine</w:t>
+                        </w:r>
+                      </w:sdtContent>
+                    </w:sdt>
                   </w:p>
                 </w:tc>
-              </w:sdtContent>
-            </w:sdt>
-            <w:sdt>
-              <w:sdtPr>
-                <w:rPr>
-                  <w:sz w:val="22"/>
-                  <w:szCs w:val="22"/>
-                </w:rPr>
-                <w:alias w:val="#Nav: /Header/VATAmountLine/VATPct_VatAmountLine"/>
-                <w:tag w:val="#Nav: Standard_Sales_Invoice/1306"/>
-                <w:id w:val="1402412575"/>
-                <w:placeholder>
-                  <w:docPart w:val="2F9FD3852074402F80953A43A45AEC1F"/>
-                </w:placeholder>
-                <w:dataBinding w:prefixMappings="xmlns:ns0='urn:microsoft-dynamics-nav/reports/Standard_Sales_Invoice/1306/'" w:xpath="/ns0:NavWordReportXmlPart[1]/ns0:Header[1]/ns0:VATAmountLine[1]/ns0:VATPct_VatAmountLine[1]" w:storeItemID="{86353218-9C66-43DD-A003-4CC05E0D2CCF}"/>
-                <w:text/>
-              </w:sdtPr>
-              <w:sdtContent>
-                <w:tc>
-                  <w:tcPr>
-                    <w:tcW w:w="1041" w:type="dxa"/>
-                    <w:vAlign w:val="center"/>
-                  </w:tcPr>
-                  <w:p>
-                    <w:pPr>
-                      <w:spacing w:before="0" w:after="0"/>
-                      <w:jc w:val="right"/>
-                      <w:cnfStyle w:val="000000010000" w:firstRow="0" w:lastRow="0" w:firstColumn="0" w:lastColumn="0" w:oddVBand="0" w:evenVBand="0" w:oddHBand="0" w:evenHBand="1" w:firstRowFirstColumn="0" w:firstRowLastColumn="0" w:lastRowFirstColumn="0" w:lastRowLastColumn="0"/>
-                      <w:rPr>
-                        <w:rFonts w:ascii="Segoe UI" w:hAnsi="Segoe UI" w:eastAsia="Segoe UI" w:cs="Arial"/>
-                        <w:color w:val="242424"/>
-                        <w:sz w:val="22"/>
-                        <w:szCs w:val="22"/>
-                        <w:lang w:val="en-US" w:eastAsia="en-US"/>
-                      </w:rPr>
-                    </w:pPr>
-                    <w:proofErr w:type="spellStart"/>
-                    <w:r>
-                      <w:rPr>
-                        <w:sz w:val="22"/>
-                        <w:szCs w:val="22"/>
-                      </w:rPr>
-                      <w:t>VATPct_VatAmountLine</w:t>
-                    </w:r>
-                    <w:proofErr w:type="spellEnd"/>
-                  </w:p>
-                </w:tc>
-              </w:sdtContent>
-            </w:sdt>
-            <w:sdt>
-              <w:sdtPr>
-                <w:rPr>
-                  <w:sz w:val="22"/>
-                  <w:szCs w:val="22"/>
-                </w:rPr>
-                <w:alias w:val="#Nav: /Header/VATAmountLine/VATBase_VatAmountLine"/>
-                <w:tag w:val="#Nav: Standard_Sales_Invoice/1306"/>
-                <w:id w:val="-1193222661"/>
-                <w:placeholder>
-                  <w:docPart w:val="B991D6B10A9E43C89F1D68A3783EBD5B"/>
-                </w:placeholder>
-                <w:dataBinding w:prefixMappings="xmlns:ns0='urn:microsoft-dynamics-nav/reports/Standard_Sales_Invoice/1306/'" w:xpath="/ns0:NavWordReportXmlPart[1]/ns0:Header[1]/ns0:VATAmountLine[1]/ns0:VATBase_VatAmountLine[1]" w:storeItemID="{86353218-9C66-43DD-A003-4CC05E0D2CCF}"/>
-                <w:text/>
-              </w:sdtPr>
-              <w:sdtContent>
-                <w:tc>
-                  <w:tcPr>
-                    <w:tcW w:w="1800" w:type="dxa"/>
-                    <w:vAlign w:val="center"/>
-                  </w:tcPr>
-                  <w:p>
-                    <w:pPr>
-                      <w:spacing w:before="0" w:after="0"/>
-                      <w:jc w:val="right"/>
-                      <w:cnfStyle w:val="000000010000" w:firstRow="0" w:lastRow="0" w:firstColumn="0" w:lastColumn="0" w:oddVBand="0" w:evenVBand="0" w:oddHBand="0" w:evenHBand="1" w:firstRowFirstColumn="0" w:firstRowLastColumn="0" w:lastRowFirstColumn="0" w:lastRowLastColumn="0"/>
-                      <w:rPr>
-                        <w:rFonts w:ascii="Segoe UI" w:hAnsi="Segoe UI" w:eastAsia="Segoe UI" w:cs="Arial"/>
-                        <w:color w:val="242424"/>
-                        <w:sz w:val="22"/>
-                        <w:szCs w:val="22"/>
-                        <w:lang w:val="en-US" w:eastAsia="en-US"/>
-                      </w:rPr>
-                    </w:pPr>
-                    <w:proofErr w:type="spellStart"/>
-                    <w:r>
-                      <w:rPr>
-                        <w:sz w:val="22"/>
-                        <w:szCs w:val="22"/>
-                      </w:rPr>
-                      <w:t>VATBase_VatAmountLine</w:t>
-                    </w:r>
-                    <w:proofErr w:type="spellEnd"/>
-                  </w:p>
-                </w:tc>
-              </w:sdtContent>
-            </w:sdt>
-            <w:sdt>
-              <w:sdtPr>
-                <w:rPr>
-                  <w:sz w:val="22"/>
-                  <w:szCs w:val="22"/>
-                </w:rPr>
-                <w:alias w:val="#Nav: /Header/VATAmountLine/VATAmount_VatAmountLine"/>
-                <w:tag w:val="#Nav: Standard_Sales_Invoice/1306"/>
-                <w:id w:val="1197042123"/>
-                <w:placeholder>
-                  <w:docPart w:val="E0FDAFE94565474E9DDF96ABD439D28A"/>
-                </w:placeholder>
-                <w:dataBinding w:prefixMappings="xmlns:ns0='urn:microsoft-dynamics-nav/reports/Standard_Sales_Invoice/1306/'" w:xpath="/ns0:NavWordReportXmlPart[1]/ns0:Header[1]/ns0:VATAmountLine[1]/ns0:VATAmount_VatAmountLine[1]" w:storeItemID="{86353218-9C66-43DD-A003-4CC05E0D2CCF}"/>
-                <w:text/>
-              </w:sdtPr>
-              <w:sdtContent>
-                <w:tc>
-                  <w:tcPr>
-                    <w:tcW w:w="1620" w:type="dxa"/>
-                    <w:vAlign w:val="center"/>
-                  </w:tcPr>
-                  <w:p>
-                    <w:pPr>
-                      <w:spacing w:before="0" w:after="0"/>
-                      <w:jc w:val="right"/>
-                      <w:cnfStyle w:val="000000010000" w:firstRow="0" w:lastRow="0" w:firstColumn="0" w:lastColumn="0" w:oddVBand="0" w:evenVBand="0" w:oddHBand="0" w:evenHBand="1" w:firstRowFirstColumn="0" w:firstRowLastColumn="0" w:lastRowFirstColumn="0" w:lastRowLastColumn="0"/>
-                      <w:rPr>
-                        <w:rFonts w:ascii="Segoe UI" w:hAnsi="Segoe UI" w:eastAsia="Segoe UI" w:cs="Times New Roman"/>
-                        <w:color w:val="242424"/>
-                        <w:sz w:val="22"/>
-                        <w:szCs w:val="22"/>
-                        <w:lang w:val="en-US" w:eastAsia="en-US"/>
-                      </w:rPr>
-                    </w:pPr>
-                    <w:proofErr w:type="spellStart"/>
-                    <w:r>
-                      <w:rPr>
-                        <w:sz w:val="22"/>
-                        <w:szCs w:val="22"/>
-                      </w:rPr>
-                      <w:t>VATAmount_VatAmountLine</w:t>
-                    </w:r>
-                    <w:proofErr w:type="spellEnd"/>
-                  </w:p>
-                </w:tc>
-              </w:sdtContent>
-            </w:sdt>
-            <w:sdt>
-              <w:sdtPr>
-                <w:rPr>
-                  <w:sz w:val="22"/>
-                  <w:szCs w:val="22"/>
-                </w:rPr>
-                <w:alias w:val="#Nav: /Header/VATAmountLine/VATBaseLCY_VATAmountLine"/>
-                <w:tag w:val="#Nav: Standard_Sales_Invoice/1306"/>
-                <w:id w:val="-1714338738"/>
-                <w:placeholder>
-                  <w:docPart w:val="3A816EB483264D55A906426270C2EB1F"/>
-                </w:placeholder>
-                <w:dataBinding w:prefixMappings="xmlns:ns0='urn:microsoft-dynamics-nav/reports/Standard_Sales_Invoice/1306/'" w:xpath="/ns0:NavWordReportXmlPart[1]/ns0:Header[1]/ns0:VATAmountLine[1]/ns0:VATBaseLCY_VATAmountLine[1]" w:storeItemID="{86353218-9C66-43DD-A003-4CC05E0D2CCF}"/>
-                <w:text/>
-              </w:sdtPr>
-              <w:sdtContent>
-                <w:tc>
-                  <w:tcPr>
-                    <w:tcW w:w="1800" w:type="dxa"/>
-                    <w:vAlign w:val="center"/>
-                  </w:tcPr>
-                  <w:p>
-                    <w:pPr>
-                      <w:spacing w:before="0" w:after="0"/>
-                      <w:jc w:val="right"/>
-                      <w:cnfStyle w:val="000000010000" w:firstRow="0" w:lastRow="0" w:firstColumn="0" w:lastColumn="0" w:oddVBand="0" w:evenVBand="0" w:oddHBand="0" w:evenHBand="1" w:firstRowFirstColumn="0" w:firstRowLastColumn="0" w:lastRowFirstColumn="0" w:lastRowLastColumn="0"/>
-                      <w:rPr>
-                        <w:rFonts w:ascii="Segoe UI" w:hAnsi="Segoe UI" w:eastAsia="Segoe UI" w:cs="Arial"/>
-                        <w:color w:val="242424"/>
-                        <w:sz w:val="22"/>
-                        <w:szCs w:val="22"/>
-                        <w:lang w:val="en-US" w:eastAsia="en-US"/>
-                      </w:rPr>
-                    </w:pPr>
-                    <w:proofErr w:type="spellStart"/>
-                    <w:r>
-                      <w:rPr>
-                        <w:sz w:val="22"/>
-                        <w:szCs w:val="22"/>
-                      </w:rPr>
-                      <w:t>VATBaseLCY_VATAmountLine</w:t>
-                    </w:r>
-                    <w:proofErr w:type="spellEnd"/>
-                  </w:p>
-                </w:tc>
-              </w:sdtContent>
-            </w:sdt>
-            <w:tc>
-              <w:tcPr>
-                <w:tcW w:w="2487" w:type="dxa"/>
-                <w:vAlign w:val="center"/>
-              </w:tcPr>
-              <w:p>
-                <w:pPr>
-                  <w:spacing w:before="0" w:after="0"/>
-                  <w:jc w:val="right"/>
-                  <w:cnfStyle w:val="000000010000" w:firstRow="0" w:lastRow="0" w:firstColumn="0" w:lastColumn="0" w:oddVBand="0" w:evenVBand="0" w:oddHBand="0" w:evenHBand="1" w:firstRowFirstColumn="0" w:firstRowLastColumn="0" w:lastRowFirstColumn="0" w:lastRowLastColumn="0"/>
-                  <w:rPr>
-                    <w:rFonts w:ascii="Segoe UI" w:hAnsi="Segoe UI" w:eastAsia="Segoe UI" w:cs="Times New Roman"/>
-                    <w:color w:val="242424"/>
-                    <w:sz w:val="22"/>
-                    <w:szCs w:val="22"/>
-                    <w:lang w:val="en-US" w:eastAsia="en-US"/>
-                  </w:rPr>
-                </w:pPr>
-                <w:sdt>
-                  <w:sdtPr>
-                    <w:rPr>
-                      <w:sz w:val="22"/>
-                      <w:szCs w:val="22"/>
-                    </w:rPr>
-                    <w:alias w:val="#Nav: /Header/VATAmountLine/VATAmountLCY_VATAmountLine"/>
-                    <w:tag w:val="#Nav: Standard_Sales_Invoice/1306"/>
-                    <w:id w:val="1301114300"/>
-                    <w:placeholder>
-                      <w:docPart w:val="111BF338517F4007A4B18A525DE3EE74"/>
-                    </w:placeholder>
-                    <w:dataBinding w:prefixMappings="xmlns:ns0='urn:microsoft-dynamics-nav/reports/Standard_Sales_Invoice/1306/'" w:xpath="/ns0:NavWordReportXmlPart[1]/ns0:Header[1]/ns0:VATAmountLine[1]/ns0:VATAmountLCY_VATAmountLine[1]" w:storeItemID="{86353218-9C66-43DD-A003-4CC05E0D2CCF}"/>
-                    <w:text/>
-                  </w:sdtPr>
-                  <w:sdtContent>
-                    <w:proofErr w:type="spellStart"/>
-                    <w:r>
-                      <w:rPr>
-                        <w:sz w:val="22"/>
-                        <w:szCs w:val="22"/>
-                      </w:rPr>
-                      <w:t>VATAmountLCY_VATAmountLine</w:t>
-                    </w:r>
-                    <w:proofErr w:type="spellEnd"/>
-                  </w:sdtContent>
-                </w:sdt>
-              </w:p>
-            </w:tc>
-          </w:tr>
+              </w:tr>
+            </w:sdtContent>
+          </w:sdt>
         </w:sdtContent>
       </w:sdt>
     </w:tbl>
@@ -4247,44 +3073,34 @@
       <w:pPr>
         <w:spacing w:after="0" w:line="240" w:lineRule="auto"/>
         <w:rPr>
-          <w:rFonts w:ascii="Segoe UI" w:hAnsi="Segoe UI" w:eastAsia="Segoe UI" w:cs="Segoe UI"/>
-          <w:color w:val="242424"/>
-          <w:sz w:val="22"/>
-          <w:szCs w:val="22"/>
           <w:lang w:val="en-US" w:eastAsia="en-US"/>
         </w:rPr>
       </w:pPr>
     </w:p>
     <w:tbl>
       <w:tblPr>
-        <w:tblStyle w:val="CLSequoiatablestyle021"/>
-        <w:tblW w:w="10504" w:type="dxa"/>
-        <w:tblBorders>
-          <w:top w:val="single" w:color="auto" w:sz="4" w:space="0"/>
-          <w:bottom w:val="single" w:color="auto" w:sz="8" w:space="0"/>
-        </w:tblBorders>
-        <w:tblLayout w:type="fixed"/>
-        <w:tblLook w:val="04A0" w:firstRow="1" w:lastRow="0" w:firstColumn="1" w:lastColumn="0" w:noHBand="0" w:noVBand="1"/>
+        <w:tblStyle w:val="BCTotalsTable"/>
+        <w:tblW w:w="5000" w:type="pct"/>
+        <w:tblLook w:val="0640" w:firstRow="0" w:lastRow="1" w:firstColumn="0" w:lastColumn="0" w:noHBand="1" w:noVBand="1"/>
+        <w:tblCaption w:val="Table 6"/>
+        <w:tblDescription w:val="Document totals."/>
       </w:tblPr>
       <w:tblGrid>
-        <w:gridCol w:w="1749"/>
-        <w:gridCol w:w="1037"/>
-        <w:gridCol w:w="1800"/>
-        <w:gridCol w:w="1627"/>
-        <w:gridCol w:w="1800"/>
-        <w:gridCol w:w="2491"/>
+        <w:gridCol w:w="874"/>
+        <w:gridCol w:w="235"/>
+        <w:gridCol w:w="2079"/>
+        <w:gridCol w:w="2285"/>
+        <w:gridCol w:w="2408"/>
+        <w:gridCol w:w="2614"/>
       </w:tblGrid>
       <w:tr>
         <w:trPr>
-          <w:cnfStyle w:val="100000000000" w:firstRow="1" w:lastRow="0" w:firstColumn="0" w:lastColumn="0" w:oddVBand="0" w:evenVBand="0" w:oddHBand="0" w:evenHBand="0" w:firstRowFirstColumn="0" w:firstRowLastColumn="0" w:lastRowFirstColumn="0" w:lastRowLastColumn="0"/>
+          <w:cnfStyle w:val="010000000000" w:firstRow="0" w:lastRow="1" w:firstColumn="0" w:lastColumn="0" w:oddVBand="0" w:evenVBand="0" w:oddHBand="0" w:evenHBand="0" w:firstRowFirstColumn="0" w:firstRowLastColumn="0" w:lastRowFirstColumn="0" w:lastRowLastColumn="0"/>
           <w:trHeight w:val="490"/>
         </w:trPr>
         <w:sdt>
           <w:sdtPr>
             <w:rPr>
-              <w:rFonts w:ascii="Segoe UI Semibold" w:hAnsi="Segoe UI Semibold" w:eastAsia="Segoe UI" w:cs="Segoe UI Semibold"/>
-              <w:sz w:val="22"/>
-              <w:szCs w:val="22"/>
               <w:lang w:val="en-US" w:eastAsia="en-US"/>
             </w:rPr>
             <w:alias w:val="TotalText"/>
@@ -4293,37 +3109,27 @@
             <w:placeholder>
               <w:docPart w:val="DefaultPlaceholder_-1854013440"/>
             </w:placeholder>
+            <w:dataBinding w:prefixMappings="&lt;xmlns:ns0='urn:microsoft-dynamics-nav/reports/Standard_Sales_Invoice/1306/' " w:xpath="/ns0:NavWordReportXmlPart[1]/ns0:Header[1]/ns0:Totals[1]/ns0:TotalText[1]" w:storeItemID="{00000000-0000-0000-0000-000000000000}"/>
             <w15:color w:val="808080"/>
             <w:text/>
-            <w:dataBinding w:prefixMappings="xmlns:ns0='urn:microsoft-dynamics-nav/reports/Standard_Sales_Invoice/1306/'" w:xpath="/ns0:NavWordReportXmlPart[1]/ns0:Header[1]/ns0:Totals[1]/ns0:TotalText[1]"/>
           </w:sdtPr>
+          <w:sdtEndPr/>
           <w:sdtContent>
             <w:tc>
               <w:tcPr>
-                <w:cnfStyle w:val="001000000000" w:firstRow="0" w:lastRow="0" w:firstColumn="1" w:lastColumn="0" w:oddVBand="0" w:evenVBand="0" w:oddHBand="0" w:evenHBand="0" w:firstRowFirstColumn="0" w:firstRowLastColumn="0" w:lastRowFirstColumn="0" w:lastRowLastColumn="0"/>
-                <w:tcW w:w="1749" w:type="dxa"/>
-                <w:tcBorders>
-                  <w:bottom w:val="none" w:color="auto" w:sz="0" w:space="0"/>
-                </w:tcBorders>
-                <w:vAlign w:val="center"/>
+                <w:tcW w:w="833" w:type="pct"/>
               </w:tcPr>
               <w:p>
                 <w:pPr>
-                  <w:pStyle w:val="Heading2"/>
-                  <w:spacing w:before="120" w:after="120" w:line="240" w:lineRule="exact"/>
+                  <w:pStyle w:val="BCLabel"/>
+                  <w:spacing w:before="120" w:after="120"/>
                   <w:rPr>
-                    <w:rFonts w:ascii="Segoe UI Semibold" w:hAnsi="Segoe UI Semibold" w:eastAsia="Segoe UI" w:cs="Segoe UI Semibold"/>
-                    <w:sz w:val="22"/>
-                    <w:szCs w:val="22"/>
                     <w:lang w:val="en-US" w:eastAsia="en-US"/>
                   </w:rPr>
                 </w:pPr>
                 <w:proofErr w:type="spellStart"/>
                 <w:r>
                   <w:rPr>
-                    <w:rFonts w:ascii="Segoe UI Semibold" w:hAnsi="Segoe UI Semibold" w:eastAsia="Segoe UI" w:cs="Segoe UI Semibold"/>
-                    <w:sz w:val="22"/>
-                    <w:szCs w:val="22"/>
                     <w:lang w:val="en-US" w:eastAsia="en-US"/>
                   </w:rPr>
                   <w:t>TotalText</w:t>
@@ -4335,20 +3141,13 @@
         </w:sdt>
         <w:tc>
           <w:tcPr>
-            <w:tcW w:w="1037" w:type="dxa"/>
-            <w:tcBorders>
-              <w:bottom w:val="none" w:color="auto" w:sz="0" w:space="0"/>
-            </w:tcBorders>
+            <w:tcW w:w="494" w:type="pct"/>
           </w:tcPr>
           <w:p>
             <w:pPr>
-              <w:pStyle w:val="Heading2"/>
-              <w:spacing w:before="120" w:after="120" w:line="240" w:lineRule="exact"/>
-              <w:cnfStyle w:val="100000000000" w:firstRow="1" w:lastRow="0" w:firstColumn="0" w:lastColumn="0" w:oddVBand="0" w:evenVBand="0" w:oddHBand="0" w:evenHBand="0" w:firstRowFirstColumn="0" w:firstRowLastColumn="0" w:lastRowFirstColumn="0" w:lastRowLastColumn="0"/>
+              <w:pStyle w:val="BCLabel"/>
+              <w:spacing w:before="120" w:after="120"/>
               <w:rPr>
-                <w:rFonts w:ascii="Segoe UI Semibold" w:hAnsi="Segoe UI Semibold" w:eastAsia="Segoe UI" w:cs="Segoe UI Semibold"/>
-                <w:sz w:val="22"/>
-                <w:szCs w:val="22"/>
                 <w:lang w:val="en-US" w:eastAsia="en-US"/>
               </w:rPr>
             </w:pPr>
@@ -4356,208 +3155,132 @@
         </w:tc>
         <w:sdt>
           <w:sdtPr>
-            <w:rPr>
-              <w:rFonts w:ascii="Segoe UI Semibold" w:hAnsi="Segoe UI Semibold" w:cs="Segoe UI Semibold"/>
-              <w:sz w:val="22"/>
-              <w:szCs w:val="22"/>
-            </w:rPr>
             <w:alias w:val="#Nav: /Header/VATAmountLine/VATBase_VatAmountLine"/>
             <w:tag w:val="#Nav: Standard_Sales_Invoice/1306"/>
             <w:id w:val="-604963091"/>
             <w:placeholder>
               <w:docPart w:val="0200CDDE0A294333A9E9C0E28783EF2C"/>
             </w:placeholder>
-            <w:dataBinding w:prefixMappings="xmlns:ns0='urn:microsoft-dynamics-nav/reports/Standard_Sales_Invoice/1306/'" w:xpath="/ns0:NavWordReportXmlPart[1]/ns0:Header[1]/ns0:VATAmountLine[1]/ns0:VATBase_VatAmountLine[1]" w:storeItemID="{86353218-9C66-43DD-A003-4CC05E0D2CCF}"/>
+            <w:dataBinding w:prefixMappings="&lt;xmlns:ns0='urn:microsoft-dynamics-nav/reports/Standard_Sales_Invoice/1306/' " w:xpath="/ns0:NavWordReportXmlPart[1]/ns0:Header[1]/ns0:VATAmountLine[1]/ns0:VATBase_VatAmountLine[1]" w:storeItemID="{86353218-9C66-43DD-A003-4CC05E0D2CCF}"/>
             <w:text/>
           </w:sdtPr>
+          <w:sdtEndPr/>
           <w:sdtContent>
             <w:tc>
               <w:tcPr>
-                <w:tcW w:w="1800" w:type="dxa"/>
-                <w:tcBorders>
-                  <w:bottom w:val="none" w:color="auto" w:sz="0" w:space="0"/>
-                </w:tcBorders>
-                <w:vAlign w:val="center"/>
+                <w:tcW w:w="857" w:type="pct"/>
               </w:tcPr>
               <w:p>
                 <w:pPr>
-                  <w:pStyle w:val="Heading2"/>
-                  <w:spacing w:before="120" w:after="120" w:line="240" w:lineRule="exact"/>
+                  <w:pStyle w:val="BCLabelNumber"/>
+                  <w:spacing w:before="120" w:after="120"/>
                   <w:jc w:val="right"/>
-                  <w:cnfStyle w:val="100000000000" w:firstRow="1" w:lastRow="0" w:firstColumn="0" w:lastColumn="0" w:oddVBand="0" w:evenVBand="0" w:oddHBand="0" w:evenHBand="0" w:firstRowFirstColumn="0" w:firstRowLastColumn="0" w:lastRowFirstColumn="0" w:lastRowLastColumn="0"/>
                   <w:rPr>
-                    <w:rFonts w:ascii="Segoe UI Semibold" w:hAnsi="Segoe UI Semibold" w:eastAsia="Segoe UI" w:cs="Segoe UI Semibold"/>
-                    <w:sz w:val="22"/>
-                    <w:szCs w:val="22"/>
                     <w:lang w:val="en-US" w:eastAsia="en-US"/>
                   </w:rPr>
                 </w:pPr>
-                <w:proofErr w:type="spellStart"/>
                 <w:r>
-                  <w:rPr>
-                    <w:rFonts w:ascii="Segoe UI Semibold" w:hAnsi="Segoe UI Semibold" w:cs="Segoe UI Semibold"/>
-                    <w:sz w:val="22"/>
-                    <w:szCs w:val="22"/>
-                  </w:rPr>
                   <w:t>VATBase_VatAmountLine</w:t>
                 </w:r>
-                <w:proofErr w:type="spellEnd"/>
               </w:p>
             </w:tc>
           </w:sdtContent>
         </w:sdt>
         <w:sdt>
           <w:sdtPr>
-            <w:rPr>
-              <w:rFonts w:ascii="Segoe UI Semibold" w:hAnsi="Segoe UI Semibold" w:cs="Segoe UI Semibold"/>
-              <w:sz w:val="22"/>
-              <w:szCs w:val="22"/>
-            </w:rPr>
             <w:alias w:val="#Nav: /Header/VATAmountLine/VATAmount_VatAmountLine"/>
             <w:tag w:val="#Nav: Standard_Sales_Invoice/1306"/>
             <w:id w:val="1004399415"/>
             <w:placeholder>
               <w:docPart w:val="EF70058707AC44649BCF361DF75DEB0A"/>
             </w:placeholder>
-            <w:dataBinding w:prefixMappings="xmlns:ns0='urn:microsoft-dynamics-nav/reports/Standard_Sales_Invoice/1306/'" w:xpath="/ns0:NavWordReportXmlPart[1]/ns0:Header[1]/ns0:VATAmountLine[1]/ns0:VATAmount_VatAmountLine[1]" w:storeItemID="{86353218-9C66-43DD-A003-4CC05E0D2CCF}"/>
+            <w:dataBinding w:prefixMappings="&lt;xmlns:ns0='urn:microsoft-dynamics-nav/reports/Standard_Sales_Invoice/1306/' " w:xpath="/ns0:NavWordReportXmlPart[1]/ns0:Header[1]/ns0:VATAmountLine[1]/ns0:VATAmount_VatAmountLine[1]" w:storeItemID="{86353218-9C66-43DD-A003-4CC05E0D2CCF}"/>
             <w:text/>
           </w:sdtPr>
+          <w:sdtEndPr/>
           <w:sdtContent>
             <w:tc>
               <w:tcPr>
-                <w:tcW w:w="1627" w:type="dxa"/>
-                <w:tcBorders>
-                  <w:bottom w:val="none" w:color="auto" w:sz="0" w:space="0"/>
-                </w:tcBorders>
-                <w:vAlign w:val="center"/>
+                <w:tcW w:w="774" w:type="pct"/>
               </w:tcPr>
               <w:p>
                 <w:pPr>
-                  <w:pStyle w:val="Heading2"/>
-                  <w:spacing w:before="120" w:after="120" w:line="240" w:lineRule="exact"/>
+                  <w:pStyle w:val="BCLabelNumber"/>
+                  <w:spacing w:before="120" w:after="120"/>
                   <w:jc w:val="right"/>
-                  <w:cnfStyle w:val="100000000000" w:firstRow="1" w:lastRow="0" w:firstColumn="0" w:lastColumn="0" w:oddVBand="0" w:evenVBand="0" w:oddHBand="0" w:evenHBand="0" w:firstRowFirstColumn="0" w:firstRowLastColumn="0" w:lastRowFirstColumn="0" w:lastRowLastColumn="0"/>
                   <w:rPr>
-                    <w:rFonts w:ascii="Segoe UI Semibold" w:hAnsi="Segoe UI Semibold" w:eastAsia="Segoe UI" w:cs="Segoe UI Semibold"/>
-                    <w:sz w:val="22"/>
-                    <w:szCs w:val="22"/>
                     <w:lang w:val="en-US" w:eastAsia="en-US"/>
                   </w:rPr>
                 </w:pPr>
-                <w:proofErr w:type="spellStart"/>
                 <w:r>
-                  <w:rPr>
-                    <w:rFonts w:ascii="Segoe UI Semibold" w:hAnsi="Segoe UI Semibold" w:cs="Segoe UI Semibold"/>
-                    <w:sz w:val="22"/>
-                    <w:szCs w:val="22"/>
-                  </w:rPr>
                   <w:t>VATAmount_VatAmountLine</w:t>
                 </w:r>
-                <w:proofErr w:type="spellEnd"/>
               </w:p>
             </w:tc>
           </w:sdtContent>
         </w:sdt>
         <w:sdt>
           <w:sdtPr>
-            <w:rPr>
-              <w:rFonts w:ascii="Segoe UI Semibold" w:hAnsi="Segoe UI Semibold" w:cs="Segoe UI Semibold"/>
-              <w:sz w:val="22"/>
-              <w:szCs w:val="22"/>
-            </w:rPr>
             <w:alias w:val="#Nav: /Header/VATAmountLine/VATBaseLCY_VATAmountLine"/>
             <w:tag w:val="#Nav: Standard_Sales_Invoice/1306"/>
             <w:id w:val="264498030"/>
             <w:placeholder>
               <w:docPart w:val="EA204B8B60D74BC49B7BFCC31B696B2C"/>
             </w:placeholder>
-            <w:dataBinding w:prefixMappings="xmlns:ns0='urn:microsoft-dynamics-nav/reports/Standard_Sales_Invoice/1306/'" w:xpath="/ns0:NavWordReportXmlPart[1]/ns0:Header[1]/ns0:VATAmountLine[1]/ns0:VATBaseLCY_VATAmountLine[1]" w:storeItemID="{86353218-9C66-43DD-A003-4CC05E0D2CCF}"/>
+            <w:dataBinding w:prefixMappings="&lt;xmlns:ns0='urn:microsoft-dynamics-nav/reports/Standard_Sales_Invoice/1306/' " w:xpath="/ns0:NavWordReportXmlPart[1]/ns0:Header[1]/ns0:VATAmountLine[1]/ns0:VATBaseLCY_VATAmountLine[1]" w:storeItemID="{86353218-9C66-43DD-A003-4CC05E0D2CCF}"/>
             <w:text/>
           </w:sdtPr>
+          <w:sdtEndPr/>
           <w:sdtContent>
             <w:tc>
               <w:tcPr>
-                <w:tcW w:w="1800" w:type="dxa"/>
-                <w:tcBorders>
-                  <w:bottom w:val="none" w:color="auto" w:sz="0" w:space="0"/>
-                </w:tcBorders>
-                <w:vAlign w:val="center"/>
+                <w:tcW w:w="857" w:type="pct"/>
               </w:tcPr>
               <w:p>
                 <w:pPr>
-                  <w:pStyle w:val="Heading2"/>
-                  <w:spacing w:before="120" w:after="120" w:line="240" w:lineRule="exact"/>
+                  <w:pStyle w:val="BCLabelNumber"/>
+                  <w:spacing w:before="120" w:after="120"/>
                   <w:jc w:val="right"/>
-                  <w:cnfStyle w:val="100000000000" w:firstRow="1" w:lastRow="0" w:firstColumn="0" w:lastColumn="0" w:oddVBand="0" w:evenVBand="0" w:oddHBand="0" w:evenHBand="0" w:firstRowFirstColumn="0" w:firstRowLastColumn="0" w:lastRowFirstColumn="0" w:lastRowLastColumn="0"/>
                   <w:rPr>
-                    <w:rFonts w:ascii="Segoe UI Semibold" w:hAnsi="Segoe UI Semibold" w:eastAsia="Segoe UI" w:cs="Segoe UI Semibold"/>
-                    <w:sz w:val="22"/>
-                    <w:szCs w:val="22"/>
                     <w:lang w:val="en-US" w:eastAsia="en-US"/>
                   </w:rPr>
                 </w:pPr>
-                <w:proofErr w:type="spellStart"/>
                 <w:r>
-                  <w:rPr>
-                    <w:rFonts w:ascii="Segoe UI Semibold" w:hAnsi="Segoe UI Semibold" w:cs="Segoe UI Semibold"/>
-                    <w:sz w:val="22"/>
-                    <w:szCs w:val="22"/>
-                  </w:rPr>
                   <w:t>VATBaseLCY_VATAmountLine</w:t>
                 </w:r>
-                <w:proofErr w:type="spellEnd"/>
               </w:p>
             </w:tc>
           </w:sdtContent>
         </w:sdt>
         <w:tc>
           <w:tcPr>
-            <w:tcW w:w="2491" w:type="dxa"/>
-            <w:tcBorders>
-              <w:bottom w:val="none" w:color="auto" w:sz="0" w:space="0"/>
-            </w:tcBorders>
-            <w:vAlign w:val="center"/>
+            <w:tcW w:w="1185" w:type="pct"/>
           </w:tcPr>
           <w:p>
             <w:pPr>
-              <w:pStyle w:val="Heading2"/>
-              <w:spacing w:before="120" w:after="120" w:line="240" w:lineRule="exact"/>
+              <w:pStyle w:val="BCLabelNumber"/>
+              <w:spacing w:before="120" w:after="120"/>
               <w:jc w:val="right"/>
-              <w:cnfStyle w:val="100000000000" w:firstRow="1" w:lastRow="0" w:firstColumn="0" w:lastColumn="0" w:oddVBand="0" w:evenVBand="0" w:oddHBand="0" w:evenHBand="0" w:firstRowFirstColumn="0" w:firstRowLastColumn="0" w:lastRowFirstColumn="0" w:lastRowLastColumn="0"/>
               <w:rPr>
-                <w:rFonts w:ascii="Segoe UI Semibold" w:hAnsi="Segoe UI Semibold" w:eastAsia="Segoe UI" w:cs="Segoe UI Semibold"/>
-                <w:sz w:val="22"/>
-                <w:szCs w:val="22"/>
                 <w:lang w:val="en-US" w:eastAsia="en-US"/>
               </w:rPr>
             </w:pPr>
             <w:sdt>
               <w:sdtPr>
-                <w:rPr>
-                  <w:rFonts w:ascii="Segoe UI Semibold" w:hAnsi="Segoe UI Semibold" w:cs="Segoe UI Semibold"/>
-                  <w:sz w:val="22"/>
-                  <w:szCs w:val="22"/>
-                </w:rPr>
                 <w:alias w:val="#Nav: /Header/VATAmountLine/VATAmountLCY_VATAmountLine"/>
                 <w:tag w:val="#Nav: Standard_Sales_Invoice/1306"/>
                 <w:id w:val="1212154078"/>
                 <w:placeholder>
                   <w:docPart w:val="C144ABDF46BB4EFD95ABE36FDCD901BF"/>
                 </w:placeholder>
-                <w:dataBinding w:prefixMappings="xmlns:ns0='urn:microsoft-dynamics-nav/reports/Standard_Sales_Invoice/1306/'" w:xpath="/ns0:NavWordReportXmlPart[1]/ns0:Header[1]/ns0:VATAmountLine[1]/ns0:VATAmountLCY_VATAmountLine[1]" w:storeItemID="{86353218-9C66-43DD-A003-4CC05E0D2CCF}"/>
+                <w:dataBinding w:prefixMappings="&lt;xmlns:ns0='urn:microsoft-dynamics-nav/reports/Standard_Sales_Invoice/1306/' " w:xpath="/ns0:NavWordReportXmlPart[1]/ns0:Header[1]/ns0:VATAmountLine[1]/ns0:VATAmountLCY_VATAmountLine[1]" w:storeItemID="{86353218-9C66-43DD-A003-4CC05E0D2CCF}"/>
                 <w:text/>
               </w:sdtPr>
+              <w:sdtEndPr/>
               <w:sdtContent>
-                <w:proofErr w:type="spellStart"/>
                 <w:r>
-                  <w:rPr>
-                    <w:rFonts w:ascii="Segoe UI Semibold" w:hAnsi="Segoe UI Semibold" w:cs="Segoe UI Semibold"/>
-                    <w:sz w:val="22"/>
-                    <w:szCs w:val="22"/>
-                  </w:rPr>
                   <w:t>VATAmountLCY_VATAmountLine</w:t>
                 </w:r>
-                <w:proofErr w:type="spellEnd"/>
               </w:sdtContent>
             </w:sdt>
           </w:p>
@@ -4568,135 +3291,180 @@
       <w:pPr>
         <w:spacing w:after="0" w:line="240" w:lineRule="auto"/>
         <w:rPr>
-          <w:rFonts w:ascii="Segoe UI" w:hAnsi="Segoe UI" w:eastAsia="Segoe UI" w:cs="Segoe UI"/>
-          <w:color w:val="242424"/>
-          <w:sz w:val="22"/>
-          <w:szCs w:val="22"/>
           <w:lang w:val="en-US" w:eastAsia="en-US"/>
         </w:rPr>
       </w:pPr>
     </w:p>
     <w:tbl>
       <w:tblPr>
-        <w:tblW w:w="10498" w:type="dxa"/>
-        <w:tblCellMar>
-          <w:left w:w="0" w:type="dxa"/>
-          <w:right w:w="0" w:type="dxa"/>
-        </w:tblCellMar>
-        <w:tblLook w:val="0000" w:firstRow="0" w:lastRow="0" w:firstColumn="0" w:lastColumn="0" w:noHBand="0" w:noVBand="0"/>
+        <w:tblStyle w:val="BCBlockTable"/>
+        <w:tblW w:w="5000" w:type="pct"/>
+        <w:tblLook w:val="0620" w:firstRow="1" w:lastRow="0" w:firstColumn="0" w:lastColumn="0" w:noHBand="1" w:noVBand="1"/>
         <w:tblCaption w:val="Notes Block"/>
+        <w:tblDescription w:val="Layout table. Used for positioning, not for tabular data."/>
       </w:tblPr>
       <w:tblGrid>
-        <w:gridCol w:w="10498"/>
+        <w:gridCol w:w="10495"/>
       </w:tblGrid>
       <w:tr>
         <w:trPr>
-          <w:trHeight w:val="389"/>
-        </w:trPr>
-        <w:sdt>
-          <w:sdtPr>
-            <w:rPr>
-              <w:rFonts w:ascii="Segoe UI" w:hAnsi="Segoe UI" w:eastAsia="Segoe UI" w:cs="Times New Roman"/>
-              <w:i/>
-              <w:color w:val="242424"/>
-              <w:sz w:val="22"/>
-              <w:szCs w:val="28"/>
-              <w:lang w:val="en-US" w:eastAsia="en-US"/>
-            </w:rPr>
-            <w:alias w:val="LineFeeCaptionText"/>
-            <w:tag w:val="#BC:InsertDataItem,DataItems/Header/LineFee/LineFeeCaptionText"/>
-            <w:id w:val="-656604401"/>
-            <w:dataBinding w:prefixMappings="xmlns:ns0='urn:microsoft-dynamics-nav/reports/Standard_Sales_Invoice/1306/'" w:xpath="/ns0:NavWordReportXmlPart[1]/ns0:Header[1]/ns0:LineFee[1]/ns0:LineFeeCaptionText[1]" w:storeItemID="{00000000-0000-0000-0000-000000000000}"/>
-            <w15:color w:val="808080"/>
-            <w:text/>
-          </w:sdtPr>
-          <w:sdtContent>
-            <w:tc>
-              <w:tcPr>
-                <w:tcW w:w="10498" w:type="dxa"/>
-              </w:tcPr>
-              <w:p>
-                <w:pPr>
-                  <w:spacing w:after="0"/>
-                  <w:ind w:right="29"/>
-                  <w:rPr>
-                    <w:rFonts w:ascii="Segoe UI" w:hAnsi="Segoe UI" w:eastAsia="Segoe UI" w:cs="Times New Roman"/>
-                    <w:i/>
-                    <w:color w:val="242424"/>
-                    <w:sz w:val="20"/>
-                    <w:lang w:val="en-US" w:eastAsia="en-US"/>
-                  </w:rPr>
-                </w:pPr>
-                <w:proofErr w:type="spellStart"/>
-                <w:r>
-                  <w:rPr>
-                    <w:rFonts w:ascii="Segoe UI" w:hAnsi="Segoe UI" w:eastAsia="Segoe UI" w:cs="Times New Roman"/>
-                    <w:i/>
-                    <w:color w:val="242424"/>
-                    <w:sz w:val="22"/>
-                    <w:szCs w:val="28"/>
-                    <w:lang w:val="en-US" w:eastAsia="en-US"/>
-                  </w:rPr>
-                  <w:t>LineFeeCaptionText</w:t>
-                </w:r>
-                <w:proofErr w:type="spellEnd"/>
-              </w:p>
-            </w:tc>
-          </w:sdtContent>
-        </w:sdt>
-      </w:tr>
-      <w:tr>
-        <w:trPr>
+          <w:cnfStyle w:val="100000000000" w:firstRow="1" w:lastRow="0" w:firstColumn="0" w:lastColumn="0" w:oddVBand="0" w:evenVBand="0" w:oddHBand="0" w:evenHBand="0" w:firstRowFirstColumn="0" w:firstRowLastColumn="0" w:lastRowFirstColumn="0" w:lastRowLastColumn="0"/>
+          <w:cantSplit/>
           <w:trHeight w:val="389"/>
         </w:trPr>
         <w:tc>
           <w:tcPr>
-            <w:tcW w:w="10498" w:type="dxa"/>
+            <w:tcW w:w="5000" w:type="pct"/>
           </w:tcPr>
           <w:sdt>
             <w:sdtPr>
               <w:rPr>
-                <w:rFonts w:ascii="Segoe UI" w:hAnsi="Segoe UI" w:eastAsia="Segoe UI" w:cs="Times New Roman"/>
-                <w:i/>
-                <w:color w:val="242424"/>
-                <w:sz w:val="22"/>
-                <w:szCs w:val="28"/>
-                <w:lang w:val="en-US" w:eastAsia="en-US"/>
+                <w:lang w:val="da-DK" w:eastAsia="en-US"/>
               </w:rPr>
+              <w:alias w:val="WorkDescriptionLine"/>
+              <w:tag w:val="#BC:InsertDataItem,DataItems/Header/WorkDescriptionLines/WorkDescriptionLine"/>
+              <w:id w:val="-1095937099"/>
+              <w:dataBinding w:prefixMappings="&lt;xmlns:ns0='urn:microsoft-dynamics-nav/reports/Standard_Sales_Invoice/1306/' " w:xpath="/ns0:NavWordReportXmlPart[1]/ns0:Header[1]/ns0:WorkDescriptionLines[1]/ns0:WorkDescriptionLine[1]" w:storeItemID="{00000000-0000-0000-0000-000000000000}"/>
+              <w15:color w:val="808080"/>
+              <w:text/>
+            </w:sdtPr>
+            <w:sdtEndPr/>
+            <w:sdtContent>
+              <w:p>
+                <w:pPr>
+                  <w:pStyle w:val="NoSpacing"/>
+                  <w:ind w:right="29"/>
+                  <w:rPr>
+                    <w:lang w:val="en-US" w:eastAsia="en-US"/>
+                  </w:rPr>
+                </w:pPr>
+                <w:r>
+                  <w:rPr>
+                    <w:lang w:val="da-DK" w:eastAsia="en-US"/>
+                  </w:rPr>
+                  <w:t>WorkDescriptionLine</w:t>
+                </w:r>
+              </w:p>
+            </w:sdtContent>
+          </w:sdt>
+        </w:tc>
+      </w:tr>
+    </w:tbl>
+    <w:p/>
+    <w:p>
+      <w:sdt>
+        <w:sdtPr>
+          <w:rPr>
+            <w:lang w:val="en-US" w:eastAsia="en-US"/>
+          </w:rPr>
+          <w:alias w:val="#Nav: /Header/PaymentReportingArgument/PaymentServiceLogo"/>
+          <w:tag w:val="#Nav: Standard_Sales_Invoice/1306"/>
+          <w:id w:val="-804161553"/>
+          <w:showingPlcHdr/>
+          <w:dataBinding w:prefixMappings="xmlns:ns0='urn:microsoft-dynamics-nav/reports/Standard_Sales_Invoice/1306/'" w:xpath="/ns0:NavWordReportXmlPart[1]/ns0:Header[1]/ns0:PaymentReportingArgument[1]/ns0:PaymentServiceLogo[1]" w:storeItemID="{86353218-9C66-43DD-A003-4CC05E0D2CCF}"/>
+          <w:picture/>
+        </w:sdtPr>
+        <w:sdtEndPr/>
+        <w:sdtContent>
+          <w:r>
+            <w:rPr>
+              <w:noProof/>
+              <w:lang w:val="da-DK" w:eastAsia="da-DK"/>
+            </w:rPr>
+            <w:drawing>
+              <wp:inline distT="0" distB="0" distL="0" distR="0" wp14:anchorId="1AE59B15" wp14:editId="20FEE6C3">
+                <wp:extent cx="1079482" cy="1080000"/>
+                <wp:effectExtent l="0" t="0" r="6985" b="6350"/>
+                <wp:docPr id="4" name="Picture 4" descr="The image is a plain, white, minimalist canvas with no additional elements or colors.&#10;&#10;AI-generated content may be incorrect."/>
+                <wp:cNvGraphicFramePr>
+                  <a:graphicFrameLocks xmlns:a="http://schemas.openxmlformats.org/drawingml/2006/main" noChangeAspect="1"/>
+                </wp:cNvGraphicFramePr>
+                <a:graphic xmlns:a="http://schemas.openxmlformats.org/drawingml/2006/main">
+                  <a:graphicData uri="http://schemas.openxmlformats.org/drawingml/2006/picture">
+                    <pic:pic xmlns:pic="http://schemas.openxmlformats.org/drawingml/2006/picture">
+                      <pic:nvPicPr>
+                        <pic:cNvPr id="4" name="Picture 4" descr="The image is a plain, white, minimalist canvas with no additional elements or colors.&#10;&#10;AI-generated content may be incorrect."/>
+                        <pic:cNvPicPr>
+                          <a:picLocks noChangeAspect="1" noChangeArrowheads="1"/>
+                        </pic:cNvPicPr>
+                      </pic:nvPicPr>
+                      <pic:blipFill rotWithShape="1">
+                        <a:blip r:embed="rId7">
+                          <a:extLst>
+                            <a:ext uri="{28A0092B-C50C-407E-A947-70E740481C1C}">
+                              <a14:useLocalDpi xmlns:a14="http://schemas.microsoft.com/office/drawing/2010/main" val="0"/>
+                            </a:ext>
+                          </a:extLst>
+                        </a:blip>
+                        <a:srcRect t="-26" b="-26"/>
+                        <a:stretch/>
+                      </pic:blipFill>
+                      <pic:spPr bwMode="auto">
+                        <a:xfrm>
+                          <a:off x="0" y="0"/>
+                          <a:ext cx="1080000" cy="1080518"/>
+                        </a:xfrm>
+                        <a:prstGeom prst="rect">
+                          <a:avLst/>
+                        </a:prstGeom>
+                        <a:noFill/>
+                        <a:ln>
+                          <a:noFill/>
+                        </a:ln>
+                        <a:extLst>
+                          <a:ext uri="{53640926-AAD7-44D8-BBD7-CCE9431645EC}">
+                            <a14:shadowObscured xmlns:a14="http://schemas.microsoft.com/office/drawing/2010/main"/>
+                          </a:ext>
+                        </a:extLst>
+                      </pic:spPr>
+                    </pic:pic>
+                  </a:graphicData>
+                </a:graphic>
+              </wp:inline>
+            </w:drawing>
+          </w:r>
+        </w:sdtContent>
+      </w:sdt>
+    </w:p>
+    <w:tbl>
+      <w:tblPr>
+        <w:tblStyle w:val="BCBlockTable"/>
+        <w:tblW w:w="5000" w:type="pct"/>
+        <w:tblLook w:val="0620" w:firstRow="1" w:lastRow="0" w:firstColumn="0" w:lastColumn="0" w:noHBand="1" w:noVBand="1"/>
+        <w:tblCaption w:val="Table 8"/>
+        <w:tblDescription w:val="Layout table. Used for positioning, not for tabular data."/>
+      </w:tblPr>
+      <w:tblGrid>
+        <w:gridCol w:w="10495"/>
+      </w:tblGrid>
+      <w:tr>
+        <w:trPr>
+          <w:cnfStyle w:val="100000000000" w:firstRow="1" w:lastRow="0" w:firstColumn="0" w:lastColumn="0" w:oddVBand="0" w:evenVBand="0" w:oddHBand="0" w:evenHBand="0" w:firstRowFirstColumn="0" w:firstRowLastColumn="0" w:lastRowFirstColumn="0" w:lastRowLastColumn="0"/>
+          <w:cantSplit/>
+          <w:trHeight w:val="389"/>
+        </w:trPr>
+        <w:tc>
+          <w:tcPr>
+            <w:tcW w:w="5000" w:type="pct"/>
+          </w:tcPr>
+          <w:sdt>
+            <w:sdtPr>
               <w:alias w:val="PaymentServiceText_Url"/>
               <w:tag w:val="#BC:InsertDataItem,DataItems/Header/PaymentReportingArgument/PaymentServiceText_Url"/>
               <w:id w:val="-799918150"/>
-              <w:dataBinding w:prefixMappings="xmlns:ns0='urn:microsoft-dynamics-nav/reports/Standard_Sales_Invoice/1306/'" w:xpath="/ns0:NavWordReportXmlPart[1]/ns0:Header[1]/ns0:PaymentReportingArgument[1]/ns0:PaymentServiceText_Url[1]" w:storeItemID="{00000000-0000-0000-0000-000000000000}"/>
+              <w:dataBinding w:prefixMappings="&lt;xmlns:ns0='urn:microsoft-dynamics-nav/reports/Standard_Sales_Invoice/1306/' " w:xpath="/ns0:NavWordReportXmlPart[1]/ns0:Header[1]/ns0:PaymentReportingArgument[1]/ns0:PaymentServiceText_Url[1]" w:storeItemID="{00000000-0000-0000-0000-000000000000}"/>
               <w15:color w:val="808080"/>
               <w:text/>
             </w:sdtPr>
+            <w:sdtEndPr/>
             <w:sdtContent>
               <w:p>
                 <w:pPr>
-                  <w:spacing w:after="0"/>
-                  <w:ind w:right="29"/>
-                  <w:rPr>
-                    <w:rFonts w:ascii="Segoe UI" w:hAnsi="Segoe UI" w:eastAsia="Segoe UI" w:cs="Times New Roman"/>
-                    <w:i/>
-                    <w:color w:val="242424"/>
-                    <w:sz w:val="22"/>
-                    <w:szCs w:val="28"/>
-                    <w:lang w:val="en-US" w:eastAsia="en-US"/>
-                  </w:rPr>
+                  <w:pStyle w:val="NoSpacing"/>
                 </w:pPr>
-                <w:proofErr w:type="spellStart"/>
                 <w:r>
-                  <w:rPr>
-                    <w:rFonts w:ascii="Segoe UI" w:hAnsi="Segoe UI" w:eastAsia="Segoe UI" w:cs="Times New Roman"/>
-                    <w:i/>
-                    <w:color w:val="242424"/>
-                    <w:sz w:val="22"/>
-                    <w:szCs w:val="28"/>
-                    <w:lang w:val="en-US" w:eastAsia="en-US"/>
-                  </w:rPr>
                   <w:t>PaymentServiceText_Url</w:t>
                 </w:r>
-                <w:proofErr w:type="spellEnd"/>
               </w:p>
             </w:sdtContent>
           </w:sdt>
@@ -4704,60 +3472,37 @@
       </w:tr>
       <w:tr>
         <w:trPr>
+          <w:cantSplit/>
           <w:trHeight w:val="389"/>
         </w:trPr>
-        <w:tc>
-          <w:tcPr>
-            <w:tcW w:w="10498" w:type="dxa"/>
-          </w:tcPr>
-          <w:sdt>
-            <w:sdtPr>
-              <w:rPr>
-                <w:rFonts w:ascii="Segoe UI" w:hAnsi="Segoe UI" w:eastAsia="Segoe UI" w:cs="Times New Roman"/>
-                <w:i/>
-                <w:color w:val="242424"/>
-                <w:sz w:val="22"/>
-                <w:szCs w:val="28"/>
-                <w:lang w:val="da-DK" w:eastAsia="en-US"/>
-              </w:rPr>
-              <w:alias w:val="WorkDescriptionLine"/>
-              <w:tag w:val="#BC:InsertDataItem,DataItems/Header/WorkDescriptionLines/WorkDescriptionLine"/>
-              <w:id w:val="-1095937099"/>
-              <w:dataBinding w:prefixMappings="xmlns:ns0='urn:microsoft-dynamics-nav/reports/Standard_Sales_Invoice/1306/'" w:xpath="/ns0:NavWordReportXmlPart[1]/ns0:Header[1]/ns0:WorkDescriptionLines[1]/ns0:WorkDescriptionLine[1]" w:storeItemID="{00000000-0000-0000-0000-000000000000}"/>
-              <w15:color w:val="808080"/>
-              <w:text/>
-            </w:sdtPr>
-            <w:sdtContent>
+        <w:sdt>
+          <w:sdtPr>
+            <w:alias w:val="CompanyLegalStatement"/>
+            <w:tag w:val="#BC:InsertDataItem,DataItems/Header/CompanyLegalStatement"/>
+            <w:id w:val="-1600486374"/>
+            <w:placeholder>
+              <w:docPart w:val="DefaultPlaceholder_-1854013440"/>
+            </w:placeholder>
+            <w15:color w:val="808080"/>
+            <w:text/>
+          </w:sdtPr>
+          <w:sdtEndPr/>
+          <w:sdtContent>
+            <w:tc>
+              <w:tcPr>
+                <w:tcW w:w="5000" w:type="pct"/>
+              </w:tcPr>
               <w:p>
                 <w:pPr>
-                  <w:spacing w:after="0"/>
-                  <w:ind w:right="29"/>
-                  <w:rPr>
-                    <w:rFonts w:ascii="Segoe UI" w:hAnsi="Segoe UI" w:eastAsia="Segoe UI" w:cs="Times New Roman"/>
-                    <w:i/>
-                    <w:color w:val="242424"/>
-                    <w:sz w:val="22"/>
-                    <w:szCs w:val="28"/>
-                    <w:lang w:val="da-DK" w:eastAsia="en-US"/>
-                  </w:rPr>
+                  <w:pStyle w:val="NoSpacing"/>
                 </w:pPr>
-                <w:proofErr w:type="spellStart"/>
                 <w:r>
-                  <w:rPr>
-                    <w:rFonts w:ascii="Segoe UI" w:hAnsi="Segoe UI" w:eastAsia="Segoe UI" w:cs="Times New Roman"/>
-                    <w:i/>
-                    <w:color w:val="242424"/>
-                    <w:sz w:val="22"/>
-                    <w:szCs w:val="28"/>
-                    <w:lang w:val="da-DK" w:eastAsia="en-US"/>
-                  </w:rPr>
-                  <w:t>WorkDescriptionLine</w:t>
+                  <w:t>CompanyLegalStatement</w:t>
                 </w:r>
-                <w:proofErr w:type="spellEnd"/>
               </w:p>
-            </w:sdtContent>
-          </w:sdt>
-        </w:tc>
+            </w:tc>
+          </w:sdtContent>
+        </w:sdt>
       </w:tr>
     </w:tbl>
     <w:p/>
@@ -4772,6 +3517,10 @@
 </w:document>
 </file>
 
+<file path=word/numbering.xml><?xml version="1.0" encoding="utf-8"?>
+<w:numbering xmlns:wpc="http://schemas.microsoft.com/office/word/2010/wordprocessingCanvas" xmlns:cx="http://schemas.microsoft.com/office/drawing/2014/chartex" xmlns:cx1="http://schemas.microsoft.com/office/drawing/2015/9/8/chartex" xmlns:cx2="http://schemas.microsoft.com/office/drawing/2015/10/21/chartex" xmlns:cx3="http://schemas.microsoft.com/office/drawing/2016/5/9/chartex" xmlns:cx4="http://schemas.microsoft.com/office/drawing/2016/5/10/chartex" xmlns:cx5="http://schemas.microsoft.com/office/drawing/2016/5/11/chartex" xmlns:cx6="http://schemas.microsoft.com/office/drawing/2016/5/12/chartex" xmlns:cx7="http://schemas.microsoft.com/office/drawing/2016/5/13/chartex" xmlns:cx8="http://schemas.microsoft.com/office/drawing/2016/5/14/chartex" xmlns:mc="http://schemas.openxmlformats.org/markup-compatibility/2006" xmlns:aink="http://schemas.microsoft.com/office/drawing/2016/ink" xmlns:am3d="http://schemas.microsoft.com/office/drawing/2017/model3d" xmlns:o="urn:schemas-microsoft-com:office:office" xmlns:oel="http://schemas.microsoft.com/office/2019/extlst" xmlns:r="http://schemas.openxmlformats.org/officeDocument/2006/relationships" xmlns:m="http://schemas.openxmlformats.org/officeDocument/2006/math" xmlns:v="urn:schemas-microsoft-com:vml" xmlns:wp14="http://schemas.microsoft.com/office/word/2010/wordprocessingDrawing" xmlns:wp="http://schemas.openxmlformats.org/drawingml/2006/wordprocessingDrawing" xmlns:w10="urn:schemas-microsoft-com:office:word" xmlns:w="http://schemas.openxmlformats.org/wordprocessingml/2006/main" xmlns:w14="http://schemas.microsoft.com/office/word/2010/wordml" xmlns:w15="http://schemas.microsoft.com/office/word/2012/wordml" xmlns:w16cei="http://schemas.microsoft.com/office/word/2026/wordml/cei" xmlns:w16cex="http://schemas.microsoft.com/office/word/2018/wordml/cex" xmlns:w16cid="http://schemas.microsoft.com/office/word/2016/wordml/cid" xmlns:w16="http://schemas.microsoft.com/office/word/2018/wordml" xmlns:w16du="http://schemas.microsoft.com/office/word/2023/wordml/word16du" xmlns:w16sdtdh="http://schemas.microsoft.com/office/word/2020/wordml/sdtdatahash" xmlns:w16sdtfl="http://schemas.microsoft.com/office/word/2024/wordml/sdtformatlock" xmlns:w16se="http://schemas.microsoft.com/office/word/2015/wordml/symex" xmlns:wpg="http://schemas.microsoft.com/office/word/2010/wordprocessingGroup" xmlns:wpi="http://schemas.microsoft.com/office/word/2010/wordprocessingInk" xmlns:wne="http://schemas.microsoft.com/office/word/2006/wordml" xmlns:wps="http://schemas.microsoft.com/office/word/2010/wordprocessingShape" mc:Ignorable="w14 w15 w16se w16cid w16 w16cex w16sdtdh w16sdtfl w16du wp14"/>
+</file>
+
 <file path=word/styles.xml><?xml version="1.0" encoding="utf-8"?>
 <w:styles xmlns:mc="http://schemas.openxmlformats.org/markup-compatibility/2006" xmlns:r="http://schemas.openxmlformats.org/officeDocument/2006/relationships" xmlns:w="http://schemas.openxmlformats.org/wordprocessingml/2006/main" xmlns:w14="http://schemas.microsoft.com/office/word/2010/wordml" xmlns:w15="http://schemas.microsoft.com/office/word/2012/wordml" xmlns:w16cex="http://schemas.microsoft.com/office/word/2018/wordml/cex" xmlns:w16cid="http://schemas.microsoft.com/office/word/2016/wordml/cid" xmlns:w16="http://schemas.microsoft.com/office/word/2018/wordml" xmlns:w16du="http://schemas.microsoft.com/office/word/2023/wordml/word16du" xmlns:w16sdtdh="http://schemas.microsoft.com/office/word/2020/wordml/sdtdatahash" xmlns:w16sdtfl="http://schemas.microsoft.com/office/word/2024/wordml/sdtformatlock" xmlns:w16se="http://schemas.microsoft.com/office/word/2015/wordml/symex" mc:Ignorable="w14 w15 w16se w16cid w16 w16cex w16sdtdh w16sdtfl w16du">
   <w:docDefaults>
@@ -4781,7 +3530,7 @@
         <w:kern w:val="2"/>
         <w:sz w:val="24"/>
         <w:szCs w:val="24"/>
-        <w:lang w:val="en-DK" w:eastAsia="en-DK" w:bidi="ar-SA"/>
+        <w:lang w:bidi="ar-SA"/>
         <w14:ligatures w14:val="standardContextual"/>
       </w:rPr>
     </w:rPrDefault>
@@ -5236,6 +3985,7 @@
       <w:kern w:val="0"/>
       <w:sz w:val="20"/>
       <w:szCs w:val="20"/>
+      <w:lang w:val="da-DK" w:eastAsia="da-DK"/>
       <w14:ligatures w14:val="none"/>
     </w:rPr>
     <w:tblPr/>
@@ -5499,11 +4249,237 @@
       <w:color w:val="666666"/>
     </w:rPr>
   </w:style>
+  <w:style w:type="paragraph" w:styleId="NoSpacing">
+    <w:name w:val="No Spacing"/>
+    <w:uiPriority w:val="1"/>
+    <w:qFormat/>
+    <w:rsid w:val="00416FC2"/>
+    <w:pPr>
+      <w:spacing w:after="0" w:line="240" w:lineRule="auto"/>
+    </w:pPr>
+    <w:rPr>
+      <w:rFonts w:eastAsiaTheme="minorHAnsi"/>
+      <w:color w:val="000000" w:themeColor="text1"/>
+    </w:rPr>
+  </w:style>
+  <w:style w:type="paragraph" w:customStyle="1" w:styleId="BCNumber">
+    <w:name w:val="BC Number"/>
+    <w:basedOn w:val="NoSpacing"/>
+    <w:next w:val="Normal"/>
+    <w:uiPriority w:val="2"/>
+    <w:qFormat/>
+    <w:rPr>
+      <w14:numSpacing w14:val="tabular"/>
+    </w:rPr>
+  </w:style>
+  <w:style w:type="paragraph" w:customStyle="1" w:styleId="BCLabel">
+    <w:name w:val="BC Label"/>
+    <w:basedOn w:val="NoSpacing"/>
+    <w:next w:val="Normal"/>
+    <w:uiPriority w:val="2"/>
+    <w:qFormat/>
+    <w:pPr>
+      <w:keepNext/>
+    </w:pPr>
+    <w:rPr>
+      <w:rFonts w:asciiTheme="majorHAnsi" w:eastAsiaTheme="majorEastAsia" w:hAnsiTheme="majorHAnsi" w:cstheme="majorBidi"/>
+    </w:rPr>
+  </w:style>
+  <w:style w:type="paragraph" w:customStyle="1" w:styleId="BCLabelNumber">
+    <w:name w:val="BC Label Number"/>
+    <w:basedOn w:val="BCLabel"/>
+    <w:next w:val="Normal"/>
+    <w:uiPriority w:val="2"/>
+    <w:qFormat/>
+    <w:rPr>
+      <w14:numSpacing w14:val="tabular"/>
+    </w:rPr>
+  </w:style>
+  <w:style w:type="table" w:customStyle="1" w:styleId="BCBlockTable">
+    <w:name w:val="BC Block Table"/>
+    <w:basedOn w:val="TableNormal"/>
+    <w:uiPriority w:val="99"/>
+    <w:qFormat/>
+    <w:pPr>
+      <w:spacing w:after="0" w:line="240" w:lineRule="auto"/>
+    </w:pPr>
+    <w:tblPr>
+      <w:tblStyleRowBandSize w:val="1"/>
+      <w:tblStyleColBandSize w:val="1"/>
+      <w:tblCellMar>
+        <w:left w:w="0" w:type="dxa"/>
+        <w:right w:w="0" w:type="dxa"/>
+      </w:tblCellMar>
+    </w:tblPr>
+    <w:tblStylePr w:type="firstRow">
+      <w:rPr>
+        <w:rFonts w:asciiTheme="majorHAnsi" w:hAnsiTheme="majorHAnsi" w:cstheme="majorBidi"/>
+      </w:rPr>
+      <w:tblPr/>
+      <w:tcPr>
+        <w:vAlign w:val="top"/>
+      </w:tcPr>
+    </w:tblStylePr>
+  </w:style>
+  <w:style w:type="table" w:customStyle="1" w:styleId="BCDataTable">
+    <w:name w:val="BC Data Table"/>
+    <w:basedOn w:val="TableNormal"/>
+    <w:uiPriority w:val="99"/>
+    <w:qFormat/>
+    <w:pPr>
+      <w:spacing w:after="0" w:line="240" w:lineRule="auto"/>
+    </w:pPr>
+    <w:tblPr>
+      <w:tblStyleRowBandSize w:val="1"/>
+      <w:tblStyleColBandSize w:val="1"/>
+      <w:tblCellMar>
+        <w:left w:w="115" w:type="dxa"/>
+        <w:right w:w="115" w:type="dxa"/>
+      </w:tblCellMar>
+    </w:tblPr>
+    <w:tcPr>
+      <w:vAlign w:val="center"/>
+    </w:tcPr>
+    <w:tblStylePr w:type="firstRow">
+      <w:pPr>
+        <w:spacing w:before="160" w:after="80"/>
+      </w:pPr>
+      <w:rPr>
+        <w:rFonts w:asciiTheme="majorHAnsi" w:hAnsiTheme="majorHAnsi" w:cstheme="majorBidi"/>
+      </w:rPr>
+      <w:tblPr/>
+      <w:tcPr>
+        <w:tcBorders>
+          <w:bottom w:val="single" w:sz="4" w:space="0" w:color="000000" w:themeColor="text1"/>
+        </w:tcBorders>
+        <w:vAlign w:val="top"/>
+      </w:tcPr>
+    </w:tblStylePr>
+    <w:tblStylePr w:type="lastRow">
+      <w:tblPr/>
+      <w:tcPr>
+        <w:tcBorders>
+          <w:bottom w:val="single" w:sz="4" w:space="0" w:color="E8E8E8" w:themeColor="background2"/>
+        </w:tcBorders>
+      </w:tcPr>
+    </w:tblStylePr>
+    <w:tblStylePr w:type="band1Horz">
+      <w:tblPr/>
+      <w:tcPr>
+        <w:shd w:val="clear" w:color="auto" w:fill="auto"/>
+      </w:tcPr>
+    </w:tblStylePr>
+    <w:tblStylePr w:type="band2Horz">
+      <w:tblPr/>
+      <w:tcPr>
+        <w:shd w:val="clear" w:color="auto" w:fill="FAE2D5" w:themeFill="accent2" w:themeFillTint="33"/>
+      </w:tcPr>
+    </w:tblStylePr>
+  </w:style>
+  <w:style w:type="table" w:customStyle="1" w:styleId="BCTotalsTable">
+    <w:name w:val="BC Totals Table"/>
+    <w:basedOn w:val="TableNormal"/>
+    <w:uiPriority w:val="99"/>
+    <w:qFormat/>
+    <w:pPr>
+      <w:spacing w:after="0" w:line="240" w:lineRule="auto"/>
+    </w:pPr>
+    <w:tblPr>
+      <w:tblStyleRowBandSize w:val="1"/>
+      <w:tblStyleColBandSize w:val="1"/>
+      <w:tblCellMar>
+        <w:left w:w="115" w:type="dxa"/>
+        <w:right w:w="115" w:type="dxa"/>
+      </w:tblCellMar>
+    </w:tblPr>
+    <w:tcPr>
+      <w:vAlign w:val="center"/>
+    </w:tcPr>
+    <w:tblStylePr w:type="lastRow">
+      <w:rPr>
+        <w:rFonts w:asciiTheme="majorHAnsi" w:hAnsiTheme="majorHAnsi" w:cstheme="majorBidi"/>
+      </w:rPr>
+      <w:tblPr/>
+      <w:tcPr>
+        <w:tcBorders>
+          <w:top w:val="single" w:sz="4" w:space="0" w:color="000000" w:themeColor="text1"/>
+          <w:bottom w:val="single" w:sz="8" w:space="0" w:color="000000" w:themeColor="text1"/>
+        </w:tcBorders>
+      </w:tcPr>
+    </w:tblStylePr>
+  </w:style>
+  <w:style w:type="table" w:customStyle="1" w:styleId="BCCalculationTable">
+    <w:name w:val="BC Calculation Table"/>
+    <w:basedOn w:val="TableNormal"/>
+    <w:uiPriority w:val="99"/>
+    <w:qFormat/>
+    <w:pPr>
+      <w:spacing w:after="0" w:line="240" w:lineRule="auto"/>
+    </w:pPr>
+    <w:tblPr>
+      <w:tblStyleRowBandSize w:val="1"/>
+      <w:tblStyleColBandSize w:val="1"/>
+      <w:tblCellMar>
+        <w:top w:w="58" w:type="dxa"/>
+        <w:left w:w="0" w:type="dxa"/>
+        <w:bottom w:w="58" w:type="dxa"/>
+        <w:right w:w="0" w:type="dxa"/>
+      </w:tblCellMar>
+    </w:tblPr>
+    <w:tcPr>
+      <w:vAlign w:val="center"/>
+    </w:tcPr>
+    <w:tblStylePr w:type="firstRow">
+      <w:rPr>
+        <w:rFonts w:asciiTheme="majorHAnsi" w:hAnsiTheme="majorHAnsi" w:cstheme="majorBidi"/>
+      </w:rPr>
+      <w:tblPr/>
+      <w:tcPr>
+        <w:vAlign w:val="bottom"/>
+      </w:tcPr>
+    </w:tblStylePr>
+    <w:tblStylePr w:type="lastRow">
+      <w:rPr>
+        <w:rFonts w:asciiTheme="majorHAnsi" w:hAnsiTheme="majorHAnsi" w:cstheme="majorBidi"/>
+      </w:rPr>
+      <w:tblPr/>
+      <w:tcPr>
+        <w:tcBorders>
+          <w:top w:val="single" w:sz="4" w:space="0" w:color="000000" w:themeColor="text1"/>
+        </w:tcBorders>
+      </w:tcPr>
+    </w:tblStylePr>
+  </w:style>
+  <w:style w:type="table" w:customStyle="1" w:styleId="BCSignatureTable">
+    <w:name w:val="BC Signature Table"/>
+    <w:basedOn w:val="TableNormal"/>
+    <w:uiPriority w:val="99"/>
+    <w:qFormat/>
+    <w:pPr>
+      <w:spacing w:after="0" w:line="240" w:lineRule="auto"/>
+    </w:pPr>
+    <w:tblPr>
+      <w:tblStyleRowBandSize w:val="1"/>
+      <w:tblStyleColBandSize w:val="1"/>
+      <w:tblCellMar>
+        <w:left w:w="0" w:type="dxa"/>
+        <w:right w:w="0" w:type="dxa"/>
+      </w:tblCellMar>
+    </w:tblPr>
+    <w:tblStylePr w:type="lastRow">
+      <w:tblPr/>
+      <w:tcPr>
+        <w:tcBorders>
+          <w:bottom w:val="single" w:sz="4" w:space="0" w:color="000000" w:themeColor="text1"/>
+        </w:tcBorders>
+      </w:tcPr>
+    </w:tblStylePr>
+  </w:style>
 </w:styles>
 </file>
 
 <file path=word/glossary/document.xml><?xml version="1.0" encoding="utf-8"?>
-<w:glossaryDocument xmlns:wpc="http://schemas.microsoft.com/office/word/2010/wordprocessingCanvas" xmlns:cx="http://schemas.microsoft.com/office/drawing/2014/chartex" xmlns:cx1="http://schemas.microsoft.com/office/drawing/2015/9/8/chartex" xmlns:cx2="http://schemas.microsoft.com/office/drawing/2015/10/21/chartex" xmlns:cx3="http://schemas.microsoft.com/office/drawing/2016/5/9/chartex" xmlns:cx4="http://schemas.microsoft.com/office/drawing/2016/5/10/chartex" xmlns:cx5="http://schemas.microsoft.com/office/drawing/2016/5/11/chartex" xmlns:cx6="http://schemas.microsoft.com/office/drawing/2016/5/12/chartex" xmlns:cx7="http://schemas.microsoft.com/office/drawing/2016/5/13/chartex" xmlns:cx8="http://schemas.microsoft.com/office/drawing/2016/5/14/chartex" xmlns:mc="http://schemas.openxmlformats.org/markup-compatibility/2006" xmlns:aink="http://schemas.microsoft.com/office/drawing/2016/ink" xmlns:am3d="http://schemas.microsoft.com/office/drawing/2017/model3d" xmlns:o="urn:schemas-microsoft-com:office:office" xmlns:oel="http://schemas.microsoft.com/office/2019/extlst" xmlns:r="http://schemas.openxmlformats.org/officeDocument/2006/relationships" xmlns:m="http://schemas.openxmlformats.org/officeDocument/2006/math" xmlns:v="urn:schemas-microsoft-com:vml" xmlns:wp14="http://schemas.microsoft.com/office/word/2010/wordprocessingDrawing" xmlns:wp="http://schemas.openxmlformats.org/drawingml/2006/wordprocessingDrawing" xmlns:w10="urn:schemas-microsoft-com:office:word" xmlns:w="http://schemas.openxmlformats.org/wordprocessingml/2006/main" xmlns:w14="http://schemas.microsoft.com/office/word/2010/wordml" xmlns:w15="http://schemas.microsoft.com/office/word/2012/wordml" xmlns:w16cex="http://schemas.microsoft.com/office/word/2018/wordml/cex" xmlns:w16cid="http://schemas.microsoft.com/office/word/2016/wordml/cid" xmlns:w16="http://schemas.microsoft.com/office/word/2018/wordml" xmlns:w16du="http://schemas.microsoft.com/office/word/2023/wordml/word16du" xmlns:w16sdtdh="http://schemas.microsoft.com/office/word/2020/wordml/sdtdatahash" xmlns:w16sdtfl="http://schemas.microsoft.com/office/word/2024/wordml/sdtformatlock" xmlns:w16se="http://schemas.microsoft.com/office/word/2015/wordml/symex" xmlns:wpg="http://schemas.microsoft.com/office/word/2010/wordprocessingGroup" xmlns:wpi="http://schemas.microsoft.com/office/word/2010/wordprocessingInk" xmlns:wne="http://schemas.microsoft.com/office/word/2006/wordml" xmlns:wps="http://schemas.microsoft.com/office/word/2010/wordprocessingShape" mc:Ignorable="w14 w15 w16se w16cid w16 w16cex w16sdtdh w16sdtfl w16du wp14">
+<w:glossaryDocument xmlns:wpc="http://schemas.microsoft.com/office/word/2010/wordprocessingCanvas" xmlns:cx="http://schemas.microsoft.com/office/drawing/2014/chartex" xmlns:cx1="http://schemas.microsoft.com/office/drawing/2015/9/8/chartex" xmlns:cx2="http://schemas.microsoft.com/office/drawing/2015/10/21/chartex" xmlns:cx3="http://schemas.microsoft.com/office/drawing/2016/5/9/chartex" xmlns:cx4="http://schemas.microsoft.com/office/drawing/2016/5/10/chartex" xmlns:cx5="http://schemas.microsoft.com/office/drawing/2016/5/11/chartex" xmlns:cx6="http://schemas.microsoft.com/office/drawing/2016/5/12/chartex" xmlns:cx7="http://schemas.microsoft.com/office/drawing/2016/5/13/chartex" xmlns:cx8="http://schemas.microsoft.com/office/drawing/2016/5/14/chartex" xmlns:mc="http://schemas.openxmlformats.org/markup-compatibility/2006" xmlns:aink="http://schemas.microsoft.com/office/drawing/2016/ink" xmlns:am3d="http://schemas.microsoft.com/office/drawing/2017/model3d" xmlns:o="urn:schemas-microsoft-com:office:office" xmlns:oel="http://schemas.microsoft.com/office/2019/extlst" xmlns:r="http://schemas.openxmlformats.org/officeDocument/2006/relationships" xmlns:m="http://schemas.openxmlformats.org/officeDocument/2006/math" xmlns:v="urn:schemas-microsoft-com:vml" xmlns:wp14="http://schemas.microsoft.com/office/word/2010/wordprocessingDrawing" xmlns:wp="http://schemas.openxmlformats.org/drawingml/2006/wordprocessingDrawing" xmlns:w10="urn:schemas-microsoft-com:office:word" xmlns:w="http://schemas.openxmlformats.org/wordprocessingml/2006/main" xmlns:w14="http://schemas.microsoft.com/office/word/2010/wordml" xmlns:w15="http://schemas.microsoft.com/office/word/2012/wordml" xmlns:w16cei="http://schemas.microsoft.com/office/word/2026/wordml/cei" xmlns:w16cex="http://schemas.microsoft.com/office/word/2018/wordml/cex" xmlns:w16cid="http://schemas.microsoft.com/office/word/2016/wordml/cid" xmlns:w16="http://schemas.microsoft.com/office/word/2018/wordml" xmlns:w16du="http://schemas.microsoft.com/office/word/2023/wordml/word16du" xmlns:w16sdtdh="http://schemas.microsoft.com/office/word/2020/wordml/sdtdatahash" xmlns:w16sdtfl="http://schemas.microsoft.com/office/word/2024/wordml/sdtformatlock" xmlns:w16se="http://schemas.microsoft.com/office/word/2015/wordml/symex" xmlns:wpg="http://schemas.microsoft.com/office/word/2010/wordprocessingGroup" xmlns:wpi="http://schemas.microsoft.com/office/word/2010/wordprocessingInk" xmlns:wne="http://schemas.microsoft.com/office/word/2006/wordml" xmlns:wps="http://schemas.microsoft.com/office/word/2010/wordprocessingShape" mc:Ignorable="w14 w15 w16se w16cid w16 w16cex w16sdtdh w16sdtfl w16du wp14">
   <w:docParts>
     <w:docPart>
       <w:docPartPr>
@@ -6105,6 +5081,64 @@
         </w:p>
       </w:docPartBody>
     </w:docPart>
+    <w:docPart>
+      <w:docPartPr>
+        <w:name w:val="41E6EBCF9CCC4F6D959E132AC5DBE491"/>
+        <w:category>
+          <w:name w:val="General"/>
+          <w:gallery w:val="placeholder"/>
+        </w:category>
+        <w:types>
+          <w:type w:val="bbPlcHdr"/>
+        </w:types>
+        <w:behaviors>
+          <w:behavior w:val="content"/>
+        </w:behaviors>
+        <w:guid w:val="{EE3FAD05-C378-4E26-9962-8DA79C23B074}"/>
+      </w:docPartPr>
+      <w:docPartBody>
+        <w:p>
+          <w:pPr>
+            <w:pStyle w:val="41E6EBCF9CCC4F6D959E132AC5DBE491"/>
+          </w:pPr>
+          <w:r>
+            <w:rPr>
+              <w:rStyle w:val="PlaceholderText"/>
+            </w:rPr>
+            <w:t>Click or tap here to enter text.</w:t>
+          </w:r>
+        </w:p>
+      </w:docPartBody>
+    </w:docPart>
+    <w:docPart>
+      <w:docPartPr>
+        <w:name w:val="2175B35D1DB6426E90BE06524464197B"/>
+        <w:category>
+          <w:name w:val="General"/>
+          <w:gallery w:val="placeholder"/>
+        </w:category>
+        <w:types>
+          <w:type w:val="bbPlcHdr"/>
+        </w:types>
+        <w:behaviors>
+          <w:behavior w:val="content"/>
+        </w:behaviors>
+        <w:guid w:val="{8221D8AA-C43D-4DB2-A4A5-5FD115ED4E5F}"/>
+      </w:docPartPr>
+      <w:docPartBody>
+        <w:p>
+          <w:pPr>
+            <w:pStyle w:val="2175B35D1DB6426E90BE06524464197B"/>
+          </w:pPr>
+          <w:r>
+            <w:rPr>
+              <w:rStyle w:val="PlaceholderText"/>
+            </w:rPr>
+            <w:t>Click or tap here to enter text.</w:t>
+          </w:r>
+        </w:p>
+      </w:docPartBody>
+    </w:docPart>
   </w:docParts>
 </w:glossaryDocument>
 </file>
@@ -6144,13 +5178,6 @@
     <w:pitch w:val="variable"/>
     <w:sig w:usb0="E4002EFF" w:usb1="C000E47F" w:usb2="00000009" w:usb3="00000000" w:csb0="000001FF" w:csb1="00000000"/>
   </w:font>
-  <w:font w:name="Arial">
-    <w:panose1 w:val="020B0604020202020204"/>
-    <w:charset w:val="00"/>
-    <w:family w:val="swiss"/>
-    <w:pitch w:val="variable"/>
-    <w:sig w:usb0="E0002EFF" w:usb1="C000785B" w:usb2="00000009" w:usb3="00000000" w:csb0="000001FF" w:csb1="00000000"/>
-  </w:font>
 </w:fonts>
 </file>
 
@@ -6158,6 +5185,7 @@
 <w:settings xmlns:mc="http://schemas.openxmlformats.org/markup-compatibility/2006" xmlns:o="urn:schemas-microsoft-com:office:office" xmlns:r="http://schemas.openxmlformats.org/officeDocument/2006/relationships" xmlns:m="http://schemas.openxmlformats.org/officeDocument/2006/math" xmlns:v="urn:schemas-microsoft-com:vml" xmlns:w10="urn:schemas-microsoft-com:office:word" xmlns:w="http://schemas.openxmlformats.org/wordprocessingml/2006/main" xmlns:w14="http://schemas.microsoft.com/office/word/2010/wordml" xmlns:w15="http://schemas.microsoft.com/office/word/2012/wordml" xmlns:w16cex="http://schemas.microsoft.com/office/word/2018/wordml/cex" xmlns:w16cid="http://schemas.microsoft.com/office/word/2016/wordml/cid" xmlns:w16="http://schemas.microsoft.com/office/word/2018/wordml" xmlns:w16du="http://schemas.microsoft.com/office/word/2023/wordml/word16du" xmlns:w16sdtdh="http://schemas.microsoft.com/office/word/2020/wordml/sdtdatahash" xmlns:w16sdtfl="http://schemas.microsoft.com/office/word/2024/wordml/sdtformatlock" xmlns:w16se="http://schemas.microsoft.com/office/word/2015/wordml/symex" xmlns:sl="http://schemas.openxmlformats.org/schemaLibrary/2006/main" mc:Ignorable="w14 w15 w16se w16cid w16 w16cex w16sdtdh w16sdtfl w16du">
   <w:view w:val="normal"/>
   <w:defaultTabStop w:val="720"/>
+  <w:hyphenationZone w:val="425"/>
   <w:characterSpacingControl w:val="doNotCompress"/>
   <w:compat>
     <w:useFELayout/>
@@ -6171,11 +5199,20 @@
   <w:rsids>
     <w:rsidRoot w:val="00974876"/>
     <w:rsid w:val="00015EC7"/>
+    <w:rsid w:val="00016018"/>
     <w:rsid w:val="00123092"/>
+    <w:rsid w:val="0024795B"/>
     <w:rsid w:val="003F5606"/>
+    <w:rsid w:val="00687688"/>
+    <w:rsid w:val="007A35AE"/>
+    <w:rsid w:val="008E7FCD"/>
     <w:rsid w:val="00974876"/>
     <w:rsid w:val="009C0AA8"/>
+    <w:rsid w:val="00A02748"/>
+    <w:rsid w:val="00B15679"/>
     <w:rsid w:val="00B73EBB"/>
+    <w:rsid w:val="00D36141"/>
+    <w:rsid w:val="00E5711F"/>
   </w:rsids>
   <m:mathPr>
     <m:mathFont m:val="Cambria Math"/>
@@ -6190,9 +5227,9 @@
     <m:intLim m:val="subSup"/>
     <m:naryLim m:val="undOvr"/>
   </m:mathPr>
-  <w:themeFontLang w:val="en-DK"/>
+  <w:themeFontLang/>
   <w:clrSchemeMapping w:bg1="light1" w:t1="dark1" w:bg2="light2" w:t2="dark2" w:accent1="accent1" w:accent2="accent2" w:accent3="accent3" w:accent4="accent4" w:accent5="accent5" w:accent6="accent6" w:hyperlink="hyperlink" w:followedHyperlink="followedHyperlink"/>
-  <w:decimalSymbol w:val=","/>
+  <w:decimalSymbol w:val="."/>
   <w:listSeparator w:val=","/>
   <w15:chartTrackingRefBased/>
 </w:settings>
@@ -6207,7 +5244,7 @@
         <w:kern w:val="2"/>
         <w:sz w:val="24"/>
         <w:szCs w:val="24"/>
-        <w:lang w:val="en-DK" w:eastAsia="en-DK" w:bidi="ar-SA"/>
+        <w:lang w:bidi="ar-SA"/>
         <w14:ligatures w14:val="standardContextual"/>
       </w:rPr>
     </w:rPrDefault>
@@ -6631,10 +5668,7 @@
     <w:basedOn w:val="DefaultParagraphFont"/>
     <w:uiPriority w:val="99"/>
     <w:semiHidden/>
-    <w:rsid w:val="00123092"/>
-    <w:rPr>
-      <w:color w:val="666666"/>
-    </w:rPr>
+    <w:rsid w:val="00B15679"/>
   </w:style>
   <w:style w:type="paragraph" w:customStyle="1" w:styleId="8C6F5038357C4DF2A60E5B0236EB4CB4">
     <w:name w:val="8C6F5038357C4DF2A60E5B0236EB4CB4"/>
@@ -6707,6 +5741,14 @@
   <w:style w:type="paragraph" w:customStyle="1" w:styleId="C144ABDF46BB4EFD95ABE36FDCD901BF">
     <w:name w:val="C144ABDF46BB4EFD95ABE36FDCD901BF"/>
     <w:rsid w:val="00974876"/>
+  </w:style>
+  <w:style w:type="paragraph" w:customStyle="1" w:styleId="41E6EBCF9CCC4F6D959E132AC5DBE491">
+    <w:name w:val="41E6EBCF9CCC4F6D959E132AC5DBE491"/>
+    <w:rsid w:val="00B15679"/>
+  </w:style>
+  <w:style w:type="paragraph" w:customStyle="1" w:styleId="2175B35D1DB6426E90BE06524464197B">
+    <w:name w:val="2175B35D1DB6426E90BE06524464197B"/>
+    <w:rsid w:val="00B15679"/>
   </w:style>
 </w:styles>
 </file>
@@ -7035,7 +6077,7 @@
 
 <file path=word/webextensions/taskpanes.xml><?xml version="1.0" encoding="utf-8"?>
 <wetp:taskpanes xmlns:wetp="http://schemas.microsoft.com/office/webextensions/taskpanes/2010/11">
-  <wetp:taskpane dockstate="right" visibility="0" width="350" row="2">
+  <wetp:taskpane dockstate="right" visibility="0" width="350" row="1">
     <wetp:webextensionref xmlns:r="http://schemas.openxmlformats.org/officeDocument/2006/relationships" r:id="rId1"/>
   </wetp:taskpane>
   <wetp:taskpane dockstate="right" visibility="0" width="0" row="0">
@@ -7066,9 +6108,7 @@
 </we:webextension>
 </file>
 
-<file path=customXml/item1.xml>��< ? x m l   v e r s i o n = " 1 . 0 "   e n c o d i n g = " u t f - 1 6 " ? > - 
- < N a v W o r d R e p o r t X m l P a r t   x m l n s = " u r n : m i c r o s o f t - d y n a m i c s - n a v / r e p o r t s / S t a n d a r d _ S a l e s _ I n v o i c e / 1 3 0 6 / " > +<file path=customXml/item1.xml>��< ? x m l   v e r s i o n = " 1 . 0 "   e n c o d i n g = " u t f - 1 6 " ? > < N a v W o r d R e p o r t X m l P a r t   x m l n s = " u r n : m i c r o s o f t - d y n a m i c s - n a v / r e p o r t s / S t a n d a r d _ S a l e s _ I n v o i c e / 1 3 0 6 / " >   
      < B C R e p o r t I n f o r m a t i o n >   
@@ -7132,84 +6172,6 @@
  
          < / R e p o r t R e q u e s t >   
-         < C o m p a n y M e t a d a t a > - 
-             < C o m p a n y N a m e > C o m p a n y   N a m e < / C o m p a n y N a m e > - 
-             < C o m p a n y D i s p l a y N a m e > C o m p a n y   D i s p l a y   N a m e < / C o m p a n y D i s p l a y N a m e > - 
-             < C o m p a n y A d d r e s s L i n e s > - 
-                 < C o m p a n y A d d r e s s L i n e > C o m p a n y   A d d r e s s   L i n e   1 < / C o m p a n y A d d r e s s L i n e > - 
-                 < C o m p a n y A d d r e s s L i n e > C o m p a n y   A d d r e s s   L i n e   2 < / C o m p a n y A d d r e s s L i n e > - 
-                 < C o m p a n y A d d r e s s L i n e > C o m p a n y   A d d r e s s   L i n e   3 < / C o m p a n y A d d r e s s L i n e > - 
-                 < C o m p a n y A d d r e s s L i n e > C o m p a n y   A d d r e s s   L i n e   4 < / C o m p a n y A d d r e s s L i n e > - 
-                 < C o m p a n y A d d r e s s L i n e > C o m p a n y   A d d r e s s   L i n e   5 < / C o m p a n y A d d r e s s L i n e > - 
-                 < C o m p a n y A d d r e s s L i n e > C o m p a n y   A d d r e s s   L i n e   6 < / C o m p a n y A d d r e s s L i n e > - 
-                 < C o m p a n y A d d r e s s L i n e > C o m p a n y   A d d r e s s   L i n e   7 < / C o m p a n y A d d r e s s L i n e > - 
-                 < C o m p a n y A d d r e s s L i n e > C o m p a n y   A d d r e s s   L i n e   8 < / C o m p a n y A d d r e s s L i n e > - 
-             < / C o m p a n y A d d r e s s L i n e s > - 
-             < C o m p a n y P h o n e > C o m p a n y   P h o n e < / C o m p a n y P h o n e > - 
-             < C o m p a n y P h o n e C a p t i o n > C o m p a n y   P h o n e   C a p t i o n < / C o m p a n y P h o n e C a p t i o n > - 
-             < C o m p a n y F a x N o > C o m p a n y   F a x   N o . < / C o m p a n y F a x N o > - 
-             < C o m p a n y F a x N o C a p t i o n > C o m p a n y   F a x   N o .   C a p t i o n < / C o m p a n y F a x N o C a p t i o n > - 
-             < C o m p a n y E m a i l > C o m p a n y   E m a i l < / C o m p a n y E m a i l > - 
-             < C o m p a n y E m a i l C a p t i o n > C o m p a n y   E m a i l   C a p t i o n < / C o m p a n y E m a i l C a p t i o n > - 
-             < C o m p a n y H o m e P a g e > C o m p a n y   H o m e   P a g e < / C o m p a n y H o m e P a g e > - 
-             < C o m p a n y H o m e P a g e C a p t i o n > C o m p a n y   H o m e   P a g e   C a p t i o n < / C o m p a n y H o m e P a g e C a p t i o n > - 
-             < C o m p a n y L o g o > C o m p a n y   L o g o < / C o m p a n y L o g o > - 
-             < C o m p a n y V A T R e g i s t r a t i o n N o > C o m p a n y   V A T   R e g i s t r a t i o n   N o . < / C o m p a n y V A T R e g i s t r a t i o n N o > - 
-             < C o m p a n y V A T R e g i s t r a t i o n N o C a p t i o n > C o m p a n y   V A T   R e g i s t r a t i o n   N o .   C a p t i o n < / C o m p a n y V A T R e g i s t r a t i o n N o C a p t i o n > - 
-             < C o m p a n y R e g i s t r a t i o n N o > C o m p a n y   R e g i s t r a t i o n   N o . < / C o m p a n y R e g i s t r a t i o n N o > - 
-             < C o m p a n y R e g i s t r a t i o n N o C a p t i o n > C o m p a n y   R e g i s t r a t i o n   N o .   C a p t i o n < / C o m p a n y R e g i s t r a t i o n N o C a p t i o n > - 
-             < C o m p a n y B a n k N a m e > C o m p a n y   B a n k   N a m e < / C o m p a n y B a n k N a m e > - 
-             < C o m p a n y B a n k N a m e C a p t i o n > C o m p a n y   B a n k   N a m e   C a p t i o n < / C o m p a n y B a n k N a m e C a p t i o n > - 
-             < C o m p a n y B a n k A c c o u n t N o > C o m p a n y   B a n k   A c c o u n t   N o . < / C o m p a n y B a n k A c c o u n t N o > - 
-             < C o m p a n y B a n k A c c o u n t N o C a p t i o n > C o m p a n y   B a n k   A c c o u n t   N o .   C a p t i o n < / C o m p a n y B a n k A c c o u n t N o C a p t i o n > - 
-             < C o m p a n y B a n k B r a n c h N o > C o m p a n y   B a n k   B r a n c h   N o . < / C o m p a n y B a n k B r a n c h N o > - 
-             < C o m p a n y B a n k B r a n c h N o C a p t i o n > C o m p a n y   B a n k   B r a n c h   N o .   C a p t i o n < / C o m p a n y B a n k B r a n c h N o C a p t i o n > - 
-             < C o m p a n y I B A N > C o m p a n y   I B A N < / C o m p a n y I B A N > - 
-             < C o m p a n y I B A N C a p t i o n > C o m p a n y   I B A N   C a p t i o n < / C o m p a n y I B A N C a p t i o n > - 
-             < C o m p a n y B a n k S W I F T > C o m p a n y   B a n k   S W I F T < / C o m p a n y B a n k S W I F T > - 
-             < C o m p a n y B a n k S W I F T C a p t i o n > C o m p a n y   B a n k   S W I F T   C a p t i o n < / C o m p a n y B a n k S W I F T C a p t i o n > - 
-             < C o m p a n y G i r o N o > C o m p a n y   G i r o   N o . < / C o m p a n y G i r o N o > - 
-             < C o m p a n y G i r o N o C a p t i o n > C o m p a n y   G i r o   N o .   C a p t i o n < / C o m p a n y G i r o N o C a p t i o n > - 
-         < / C o m p a n y M e t a d a t a > - 
      < / B C R e p o r t I n f o r m a t i o n >   
      < H e a d e r > @@ -7234,6 +6196,8 @@
  
          < C h e c k s P a y a b l e _ L b l > C h e c k s P a y a b l e _ L b l < / C h e c k s P a y a b l e _ L b l >   
+         < C O 2 e P e r U n i t _ L b l > C O 2 e P e r U n i t _ L b l < / C O 2 e P e r U n i t _ L b l > + 
          < C o m p a n y A d d r e s s 1 > C o m p a n y A d d r e s s 1 < / C o m p a n y A d d r e s s 1 >   
          < C o m p a n y A d d r e s s 2 > C o m p a n y A d d r e s s 2 < / C o m p a n y A d d r e s s 2 > @@ -7290,7 +6254,7 @@
  
          < C o m p a n y P h o n e N o _ L b l > C o m p a n y P h o n e N o _ L b l < / C o m p a n y P h o n e N o _ L b l >   
-         < C o m p a n y P i c t u r e   / > +         < C o m p a n y P i c t u r e / >   
          < C o m p a n y R e g i s t r a t i o n N u m b e r > C o m p a n y R e g i s t r a t i o n N u m b e r < / C o m p a n y R e g i s t r a t i o n N u m b e r >   
@@ -7330,6 +6294,8 @@
  
          < C u s t o m e r P o s t a l B a r C o d e > C u s t o m e r P o s t a l B a r C o d e < / C u s t o m e r P o s t a l B a r C o d e >   
+         < D i s c l a i m e r _ L b l > D i s c l a i m e r _ L b l < / D i s c l a i m e r _ L b l > + 
          < D i s p l a y A d d i t i o n a l F e e N o t e > D i s p l a y A d d i t i o n a l F e e N o t e < / D i s p l a y A d d i t i o n a l F e e N o t e >   
          < D o c u m e n t D a t e > D o c u m e n t D a t e < / D o c u m e n t D a t e > @@ -7400,24 +6366,30 @@
  
          < P r i c e s I n c l u d i n g V A T > P r i c e s I n c l u d i n g V A T < / P r i c e s I n c l u d i n g V A T >   
+         < P r i c e s I n c l u d i n g V A T _ L b l > P r i c e s I n c l u d i n g V A T _ L b l < / P r i c e s I n c l u d i n g V A T _ L b l > + 
          < P r i c e s I n c l u d i n g V A T Y e s N o > P r i c e s I n c l u d i n g V A T Y e s N o < / P r i c e s I n c l u d i n g V A T Y e s N o >   
-         < P r i c e s I n c l u d i n g V A T _ L b l > P r i c e s I n c l u d i n g V A T _ L b l < / P r i c e s I n c l u d i n g V A T _ L b l > +         < Q R _ C o d e _ I m a g e > Q R _ C o d e _ I m a g e < / Q R _ C o d e _ I m a g e > + 
+         < Q R _ C o d e _ I m a g e _ L b l > Q R _ C o d e _ I m a g e _ L b l < / Q R _ C o d e _ I m a g e _ L b l >   
          < Q u e s t i o n s _ L b l > Q u e s t i o n s _ L b l < / Q u e s t i o n s _ L b l >   
+         < R e c u r r i n g B i l l i n g > R e c u r r i n g B i l l i n g < / R e c u r r i n g B i l l i n g > + 
          < R e m a i n i n g A m o u n t > R e m a i n i n g A m o u n t < / R e m a i n i n g A m o u n t >   
          < R e m a i n i n g A m o u n t T e x t > R e m a i n i n g A m o u n t T e x t < / R e m a i n i n g A m o u n t T e x t >   
          < S a l e s I n v o i c e L i n e D i s c o u n t _ L b l > S a l e s I n v o i c e L i n e D i s c o u n t _ L b l < / S a l e s I n v o i c e L i n e D i s c o u n t _ L b l >   
+         < S a l e s P e r s o n _ L b l > S a l e s P e r s o n _ L b l < / S a l e s P e r s o n _ L b l > + 
          < S a l e s P e r s o n B l a n k _ L b l > S a l e s P e r s o n B l a n k _ L b l < / S a l e s P e r s o n B l a n k _ L b l >   
          < S a l e s P e r s o n N a m e > S a l e s P e r s o n N a m e < / S a l e s P e r s o n N a m e >   
-         < S a l e s P e r s o n _ L b l > S a l e s P e r s o n _ L b l < / S a l e s P e r s o n _ L b l > - 
          < S e l l T o C o n t a c t E m a i l > S e l l T o C o n t a c t E m a i l < / S e l l T o C o n t a c t E m a i l >   
          < S e l l T o C o n t a c t E m a i l L b l > S e l l T o C o n t a c t E m a i l L b l < / S e l l T o C o n t a c t E m a i l L b l > @@ -7438,6 +6410,8 @@
  
          < S e l l T o P h o n e N o > S e l l T o P h o n e N o < / S e l l T o P h o n e N o >   
+         < S h i p m e n t _ L b l > S h i p m e n t _ L b l < / S h i p m e n t _ L b l > + 
          < S h i p m e n t D a t e > S h i p m e n t D a t e < / S h i p m e n t D a t e >   
          < S h i p m e n t D a t e _ L b l > S h i p m e n t D a t e _ L b l < / S h i p m e n t D a t e _ L b l > @@ -7446,12 +6420,12 @@
  
          < S h i p m e n t M e t h o d D e s c r i p t i o n _ L b l > S h i p m e n t M e t h o d D e s c r i p t i o n _ L b l < / S h i p m e n t M e t h o d D e s c r i p t i o n _ L b l >   
-         < S h i p m e n t _ L b l > S h i p m e n t _ L b l < / S h i p m e n t _ L b l > - 
          < S h i p p i n g A g e n t C o d e > S h i p p i n g A g e n t C o d e < / S h i p p i n g A g e n t C o d e >   
          < S h i p p i n g A g e n t C o d e _ L b l > S h i p p i n g A g e n t C o d e _ L b l < / S h i p p i n g A g e n t C o d e _ L b l >   
+         < S h i p T o A d d r e s s _ L b l > S h i p T o A d d r e s s _ L b l < / S h i p T o A d d r e s s _ L b l > + 
          < S h i p T o A d d r e s s 1 > S h i p T o A d d r e s s 1 < / S h i p T o A d d r e s s 1 >   
          < S h i p T o A d d r e s s 2 > S h i p T o A d d r e s s 2 < / S h i p T o A d d r e s s 2 > @@ -7468,8 +6442,6 @@
  
          < S h i p T o A d d r e s s 8 > S h i p T o A d d r e s s 8 < / S h i p T o A d d r e s s 8 >   
-         < S h i p T o A d d r e s s _ L b l > S h i p T o A d d r e s s _ L b l < / S h i p T o A d d r e s s _ L b l > - 
          < S h i p T o P h o n e N o > S h i p T o P h o n e N o < / S h i p T o P h o n e N o >   
          < S h o w S h i p p i n g A d d r e s s > S h o w S h i p p i n g A d d r e s s < / S h o w S h i p p i n g A d d r e s s > @@ -7482,16 +6454,18 @@
  
          < T o t a l _ L b l > T o t a l _ L b l < / T o t a l _ L b l >   
+         < T o t a l C O 2 e _ L b l > T o t a l C O 2 e _ L b l < / T o t a l C O 2 e _ L b l > + 
+         < V A T A m o u n t _ L b l > V A T A m o u n t _ L b l < / V A T A m o u n t _ L b l > + 
          < V A T A m o u n t S p e c i f i c a t i o n _ L b l > V A T A m o u n t S p e c i f i c a t i o n _ L b l < / V A T A m o u n t S p e c i f i c a t i o n _ L b l >   
-         < V A T A m o u n t _ L b l > V A T A m o u n t _ L b l < / V A T A m o u n t _ L b l > - 
          < V A T B a s e _ L b l > V A T B a s e _ L b l < / V A T B a s e _ L b l >   
+         < V A T C l a u s e _ L b l > V A T C l a u s e _ L b l < / V A T C l a u s e _ L b l > + 
          < V A T C l a u s e s _ L b l > V A T C l a u s e s _ L b l < / V A T C l a u s e s _ L b l >   
-         < V A T C l a u s e _ L b l > V A T C l a u s e _ L b l < / V A T C l a u s e _ L b l > - 
          < V A T I d e n t i f i e r _ L b l > V A T I d e n t i f i e r _ L b l < / V A T I d e n t i f i e r _ L b l >   
          < V A T P e r c e n t a g e _ L b l > V A T P e r c e n t a g e _ L b l < / V A T P e r c e n t a g e _ L b l > @@ -7516,6 +6490,12 @@
  
              < A m o u n t I n c l u d i n g V A T _ L i n e _ L b l > A m o u n t I n c l u d i n g V A T _ L i n e _ L b l < / A m o u n t I n c l u d i n g V A T _ L i n e _ L b l >   
+             < C O 2 e P e r U n i t _ L i n e > C O 2 e P e r U n i t _ L i n e < / C O 2 e P e r U n i t _ L i n e > + 
+             < C o n t r a c t L i n e N o > C o n t r a c t L i n e N o < / C o n t r a c t L i n e N o > + 
+             < C o n t r a c t N o > C o n t r a c t N o < / C o n t r a c t N o > + 
              < D e s c r i p t i o n _ L i n e > D e s c r i p t i o n _ L i n e < / D e s c r i p t i o n _ L i n e >   
              < D e s c r i p t i o n _ L i n e _ L b l > D e s c r i p t i o n _ L i n e _ L b l < / D e s c r i p t i o n _ L i n e _ L b l > @@ -7532,10 +6512,10 @@
  
              < J o b N o _ L b l > J o b N o _ L b l < / J o b N o _ L b l >   
+             < J o b T a s k D e s c _ L b l > J o b T a s k D e s c _ L b l < / J o b T a s k D e s c _ L b l > + 
              < J o b T a s k D e s c r i p t i o n > J o b T a s k D e s c r i p t i o n < / J o b T a s k D e s c r i p t i o n >   
-             < J o b T a s k D e s c _ L b l > J o b T a s k D e s c _ L b l < / J o b T a s k D e s c _ L b l > - 
              < J o b T a s k N o > J o b T a s k N o < / J o b T a s k N o >   
              < J o b T a s k N o _ L b l > J o b T a s k N o _ L b l < / J o b T a s k N o _ L b l > @@ -7544,22 +6524,26 @@
  
              < L i n e A m o u n t _ L i n e _ L b l > L i n e A m o u n t _ L i n e _ L b l < / L i n e A m o u n t _ L i n e _ L b l >   
+             < L i n e D i s c o u n t P e r c e n t _ L i n e > L i n e D i s c o u n t P e r c e n t _ L i n e < / L i n e D i s c o u n t P e r c e n t _ L i n e > + 
              < L i n e D i s c o u n t P e r c e n t T e x t _ L i n e > L i n e D i s c o u n t P e r c e n t T e x t _ L i n e < / L i n e D i s c o u n t P e r c e n t T e x t _ L i n e >   
-             < L i n e D i s c o u n t P e r c e n t _ L i n e > L i n e D i s c o u n t P e r c e n t _ L i n e < / L i n e D i s c o u n t P e r c e n t _ L i n e > - 
              < L i n e N o _ L i n e > L i n e N o _ L i n e < / L i n e N o _ L i n e >   
+             < P r i c e _ L b l > P r i c e _ L b l < / P r i c e _ L b l > + 
              < P r i c e P e r _ L b l > P r i c e P e r _ L b l < / P r i c e P e r _ L b l >   
-             < P r i c e _ L b l > P r i c e _ L b l < / P r i c e _ L b l > - 
              < Q t y _ L b l > Q t y _ L b l < / Q t y _ L b l >   
              < Q u a n t i t y _ L i n e > Q u a n t i t y _ L i n e < / Q u a n t i t y _ L i n e >   
              < Q u a n t i t y _ L i n e _ L b l > Q u a n t i t y _ L i n e _ L b l < / Q u a n t i t y _ L i n e _ L b l >   
+             < R e c u r r i n g B i l l i n g f r o m > R e c u r r i n g B i l l i n g f r o m < / R e c u r r i n g B i l l i n g f r o m > + 
+             < R e c u r r i n g B i l l i n g t o > R e c u r r i n g B i l l i n g t o < / R e c u r r i n g B i l l i n g t o > + 
              < S h i p m e n t D a t e _ L i n e > S h i p m e n t D a t e _ L i n e < / S h i p m e n t D a t e _ L i n e >   
              < S h i p m e n t D a t e _ L i n e _ L b l > S h i p m e n t D a t e _ L i n e _ L b l < / S h i p m e n t D a t e _ L i n e _ L b l > @@ -7568,6 +6552,8 @@
  
              < T y p e _ L i n e > T y p e _ L i n e < / T y p e _ L i n e >   
+             < U n i t _ L b l > U n i t _ L b l < / U n i t _ L b l > + 
              < U n i t O f M e a s u r e > U n i t O f M e a s u r e < / U n i t O f M e a s u r e >   
              < U n i t O f M e a s u r e _ L b l > U n i t O f M e a s u r e _ L b l < / U n i t O f M e a s u r e _ L b l > @@ -7576,8 +6562,6 @@
  
              < U n i t P r i c e _ L b l > U n i t P r i c e _ L b l < / U n i t P r i c e _ L b l >   
-             < U n i t _ L b l > U n i t _ L b l < / U n i t _ L b l > - 
              < V A T I d e n t i f i e r _ L i n e > V A T I d e n t i f i e r _ L i n e < / V A T I d e n t i f i e r _ L i n e >   
              < V A T I d e n t i f i e r _ L i n e _ L b l > V A T I d e n t i f i e r _ L i n e _ L b l < / V A T I d e n t i f i e r _ L i n e _ L b l > @@ -7640,22 +6624,22 @@
  
              < N o O f V A T I d e n t i f i e r s > N o O f V A T I d e n t i f i e r s < / N o O f V A T I d e n t i f i e r s >   
+             < V A T A m o u n t _ V a t A m o u n t L i n e > V A T A m o u n t _ V a t A m o u n t L i n e < / V A T A m o u n t _ V a t A m o u n t L i n e > + 
+             < V A T A m o u n t _ V a t A m o u n t L i n e _ L b l > V A T A m o u n t _ V a t A m o u n t L i n e _ L b l < / V A T A m o u n t _ V a t A m o u n t L i n e _ L b l > + 
              < V A T A m o u n t L C Y _ V A T A m o u n t L i n e > V A T A m o u n t L C Y _ V A T A m o u n t L i n e < / V A T A m o u n t L C Y _ V A T A m o u n t L i n e >   
              < V A T A m o u n t L C Y _ V A T A m o u n t L i n e _ L b l > V A T A m o u n t L C Y _ V A T A m o u n t L i n e _ L b l < / V A T A m o u n t L C Y _ V A T A m o u n t L i n e _ L b l >   
-             < V A T A m o u n t _ V a t A m o u n t L i n e > V A T A m o u n t _ V a t A m o u n t L i n e < / V A T A m o u n t _ V a t A m o u n t L i n e > - 
-             < V A T A m o u n t _ V a t A m o u n t L i n e _ L b l > V A T A m o u n t _ V a t A m o u n t L i n e _ L b l < / V A T A m o u n t _ V a t A m o u n t L i n e _ L b l > +             < V A T B a s e _ V a t A m o u n t L i n e > V A T B a s e _ V a t A m o u n t L i n e < / V A T B a s e _ V a t A m o u n t L i n e > + 
+             < V A T B a s e _ V a t A m o u n t L i n e _ L b l > V A T B a s e _ V a t A m o u n t L i n e _ L b l < / V A T B a s e _ V a t A m o u n t L i n e _ L b l >   
              < V A T B a s e L C Y _ V A T A m o u n t L i n e > V A T B a s e L C Y _ V A T A m o u n t L i n e < / V A T B a s e L C Y _ V A T A m o u n t L i n e >   
              < V A T B a s e L C Y _ V A T A m o u n t L i n e _ L b l > V A T B a s e L C Y _ V A T A m o u n t L i n e _ L b l < / V A T B a s e L C Y _ V A T A m o u n t L i n e _ L b l >   
-             < V A T B a s e _ V a t A m o u n t L i n e > V A T B a s e _ V a t A m o u n t L i n e < / V A T B a s e _ V a t A m o u n t L i n e > - 
-             < V A T B a s e _ V a t A m o u n t L i n e _ L b l > V A T B a s e _ V a t A m o u n t L i n e _ L b l < / V A T B a s e _ V a t A m o u n t L i n e _ L b l > - 
              < V A T I d e n t i f i e r _ V a t A m o u n t L i n e > V A T I d e n t i f i e r _ V a t A m o u n t L i n e < / V A T I d e n t i f i e r _ V a t A m o u n t L i n e >   
              < V A T I d e n t i f i e r _ V a t A m o u n t L i n e _ L b l > V A T I d e n t i f i e r _ V a t A m o u n t L i n e _ L b l < / V A T I d e n t i f i e r _ V a t A m o u n t L i n e _ L b l > @@ -7672,10 +6656,10 @@
  
              < C o d e _ V A T C l a u s e L i n e _ L b l > C o d e _ V A T C l a u s e L i n e _ L b l < / C o d e _ V A T C l a u s e L i n e _ L b l >   
+             < D e s c r i p t i o n _ V A T C l a u s e L i n e > D e s c r i p t i o n _ V A T C l a u s e L i n e < / D e s c r i p t i o n _ V A T C l a u s e L i n e > + 
              < D e s c r i p t i o n 2 _ V A T C l a u s e L i n e > D e s c r i p t i o n 2 _ V A T C l a u s e L i n e < / D e s c r i p t i o n 2 _ V A T C l a u s e L i n e >   
-             < D e s c r i p t i o n _ V A T C l a u s e L i n e > D e s c r i p t i o n _ V A T C l a u s e L i n e < / D e s c r i p t i o n _ V A T C l a u s e L i n e > - 
              < N o O f V A T C l a u s e s > N o O f V A T C l a u s e s < / N o O f V A T C l a u s e s >   
              < V A T A m o u n t _ V A T C l a u s e L i n e > V A T A m o u n t _ V A T C l a u s e L i n e < / V A T A m o u n t _ V A T C l a u s e L i n e > @@ -7688,10 +6672,10 @@
  
          < R e p o r t T o t a l s L i n e >   
+             < A m o u n t _ R e p o r t T o t a l s L i n e > A m o u n t _ R e p o r t T o t a l s L i n e < / A m o u n t _ R e p o r t T o t a l s L i n e > + 
              < A m o u n t F o r m a t t e d _ R e p o r t T o t a l s L i n e > A m o u n t F o r m a t t e d _ R e p o r t T o t a l s L i n e < / A m o u n t F o r m a t t e d _ R e p o r t T o t a l s L i n e >   
-             < A m o u n t _ R e p o r t T o t a l s L i n e > A m o u n t _ R e p o r t T o t a l s L i n e < / A m o u n t _ R e p o r t T o t a l s L i n e > - 
              < D e s c r i p t i o n _ R e p o r t T o t a l s L i n e > D e s c r i p t i o n _ R e p o r t T o t a l s L i n e < / D e s c r i p t i o n _ R e p o r t T o t a l s L i n e >   
              < F o n t B o l d _ R e p o r t T o t a l s L i n e > F o n t B o l d _ R e p o r t T o t a l s L i n e < / F o n t B o l d _ R e p o r t T o t a l s L i n e > @@ -7700,6 +6684,74 @@
  
          < / R e p o r t T o t a l s L i n e >   
+         < C o n t r a c t B i l l i n g D e t a i l s M a p p i n g > + 
+             < C o n t r a c t B i l l i n g D e t a i l s C o n t r a c t N o L b l > C o n t r a c t B i l l i n g D e t a i l s C o n t r a c t N o L b l < / C o n t r a c t B i l l i n g D e t a i l s C o n t r a c t N o L b l > + 
+             < C o n t r a c t B i l l i n g D e t a i l s C u s t o m e r L b l > C o n t r a c t B i l l i n g D e t a i l s C u s t o m e r L b l < / C o n t r a c t B i l l i n g D e t a i l s C u s t o m e r L b l > + 
+             < C o n t r a c t B i l l i n g D e t a i l s P o s i t i o n D e s c r i p t i o n L b l > C o n t r a c t B i l l i n g D e t a i l s P o s i t i o n D e s c r i p t i o n L b l < / C o n t r a c t B i l l i n g D e t a i l s P o s i t i o n D e s c r i p t i o n L b l > + 
+             < C o n t r a c t B i l l i n g D e t a i l s P o s i t i o n N o L b l > C o n t r a c t B i l l i n g D e t a i l s P o s i t i o n N o L b l < / C o n t r a c t B i l l i n g D e t a i l s P o s i t i o n N o L b l > + 
+             < C o n t r a c t B i l l i n g D e t a i l s G r o u p i n g > + 
+                 < C o n t r a c t B i l l i n g D e t a i l s A m o u n t L b l > C o n t r a c t B i l l i n g D e t a i l s A m o u n t L b l < / C o n t r a c t B i l l i n g D e t a i l s A m o u n t L b l > + 
+                 < C o n t r a c t B i l l i n g D e t a i l s C o n t r a c t N o > C o n t r a c t B i l l i n g D e t a i l s C o n t r a c t N o < / C o n t r a c t B i l l i n g D e t a i l s C o n t r a c t N o > + 
+                 < C o n t r a c t B i l l i n g D e t a i l s C u r r e n c y C o d e L b l > C o n t r a c t B i l l i n g D e t a i l s C u r r e n c y C o d e L b l < / C o n t r a c t B i l l i n g D e t a i l s C u r r e n c y C o d e L b l > + 
+                 < C o n t r a c t B i l l i n g D e t a i l s C u s t o m e r N a m e > C o n t r a c t B i l l i n g D e t a i l s C u s t o m e r N a m e < / C o n t r a c t B i l l i n g D e t a i l s C u s t o m e r N a m e > + 
+                 < C o n t r a c t B i l l i n g D e t a i l s D a y s L b l > C o n t r a c t B i l l i n g D e t a i l s D a y s L b l < / C o n t r a c t B i l l i n g D e t a i l s D a y s L b l > + 
+                 < C o n t r a c t B i l l i n g D e t a i l s D e s c r i p t i o n L b l > C o n t r a c t B i l l i n g D e t a i l s D e s c r i p t i o n L b l < / C o n t r a c t B i l l i n g D e t a i l s D e s c r i p t i o n L b l > + 
+                 < C o n t r a c t B i l l i n g D e t a i l s D i s c o u n t A m o u n t L b l > C o n t r a c t B i l l i n g D e t a i l s D i s c o u n t A m o u n t L b l < / C o n t r a c t B i l l i n g D e t a i l s D i s c o u n t A m o u n t L b l > + 
+                 < C o n t r a c t B i l l i n g D e t a i l s D i s c o u n t P e r c e n t L b l > C o n t r a c t B i l l i n g D e t a i l s D i s c o u n t P e r c e n t L b l < / C o n t r a c t B i l l i n g D e t a i l s D i s c o u n t P e r c e n t L b l > + 
+                 < C o n t r a c t B i l l i n g D e t a i l s E n d D a t e L b l > C o n t r a c t B i l l i n g D e t a i l s E n d D a t e L b l < / C o n t r a c t B i l l i n g D e t a i l s E n d D a t e L b l > + 
+                 < C o n t r a c t B i l l i n g D e t a i l s P o s i t i o n D e s c r i p t i o n > C o n t r a c t B i l l i n g D e t a i l s P o s i t i o n D e s c r i p t i o n < / C o n t r a c t B i l l i n g D e t a i l s P o s i t i o n D e s c r i p t i o n > + 
+                 < C o n t r a c t B i l l i n g D e t a i l s P o s i t i o n N o > C o n t r a c t B i l l i n g D e t a i l s P o s i t i o n N o < / C o n t r a c t B i l l i n g D e t a i l s P o s i t i o n N o > + 
+                 < C o n t r a c t B i l l i n g D e t a i l s Q t y L b l > C o n t r a c t B i l l i n g D e t a i l s Q t y L b l < / C o n t r a c t B i l l i n g D e t a i l s Q t y L b l > + 
+                 < C o n t r a c t B i l l i n g D e t a i l s S a l e s P r i c e L b l > C o n t r a c t B i l l i n g D e t a i l s S a l e s P r i c e L b l < / C o n t r a c t B i l l i n g D e t a i l s S a l e s P r i c e L b l > + 
+                 < C o n t r a c t B i l l i n g D e t a i l s S t a r t D a t e L b l > C o n t r a c t B i l l i n g D e t a i l s S t a r t D a t e L b l < / C o n t r a c t B i l l i n g D e t a i l s S t a r t D a t e L b l > + 
+                 < C o n t r a c t B i l l i n g D e t a i l s > + 
+                     < C o n t r a c t B i l l i n g D e t a i l s B i l l i n g A m o u n t > C o n t r a c t B i l l i n g D e t a i l s B i l l i n g A m o u n t < / C o n t r a c t B i l l i n g D e t a i l s B i l l i n g A m o u n t > + 
+                     < C o n t r a c t B i l l i n g D e t a i l s B i l l i n g D i s c o u n t A m o u n t > C o n t r a c t B i l l i n g D e t a i l s B i l l i n g D i s c o u n t A m o u n t < / C o n t r a c t B i l l i n g D e t a i l s B i l l i n g D i s c o u n t A m o u n t > + 
+                     < C o n t r a c t B i l l i n g D e t a i l s C u r r e n c y C o d e > C o n t r a c t B i l l i n g D e t a i l s C u r r e n c y C o d e < / C o n t r a c t B i l l i n g D e t a i l s C u r r e n c y C o d e > + 
+                     < C o n t r a c t B i l l i n g D e t a i l s D a y s > C o n t r a c t B i l l i n g D e t a i l s D a y s < / C o n t r a c t B i l l i n g D e t a i l s D a y s > + 
+                     < C o n t r a c t B i l l i n g D e t a i l s D e s c r i p t i o n > C o n t r a c t B i l l i n g D e t a i l s D e s c r i p t i o n < / C o n t r a c t B i l l i n g D e t a i l s D e s c r i p t i o n > + 
+                     < C o n t r a c t B i l l i n g D e t a i l s D i s c o u n t P e r c e n t > C o n t r a c t B i l l i n g D e t a i l s D i s c o u n t P e r c e n t < / C o n t r a c t B i l l i n g D e t a i l s D i s c o u n t P e r c e n t > + 
+                     < C o n t r a c t B i l l i n g D e t a i l s E n d D a t e > C o n t r a c t B i l l i n g D e t a i l s E n d D a t e < / C o n t r a c t B i l l i n g D e t a i l s E n d D a t e > + 
+                     < C o n t r a c t B i l l i n g D e t a i l s Q u a n t i t y > C o n t r a c t B i l l i n g D e t a i l s Q u a n t i t y < / C o n t r a c t B i l l i n g D e t a i l s Q u a n t i t y > + 
+                     < C o n t r a c t B i l l i n g D e t a i l s S a l e s P r i c e > C o n t r a c t B i l l i n g D e t a i l s S a l e s P r i c e < / C o n t r a c t B i l l i n g D e t a i l s S a l e s P r i c e > + 
+                     < C o n t r a c t B i l l i n g D e t a i l s S t a r t D a t e > C o n t r a c t B i l l i n g D e t a i l s S t a r t D a t e < / C o n t r a c t B i l l i n g D e t a i l s S t a r t D a t e > + 
+                 < / C o n t r a c t B i l l i n g D e t a i l s > + 
+             < / C o n t r a c t B i l l i n g D e t a i l s G r o u p i n g > + 
+         < / C o n t r a c t B i l l i n g D e t a i l s M a p p i n g > + 
          < L i n e F e e >   
              < L i n e F e e C a p t i o n T e x t > L i n e F e e C a p t i o n T e x t < / L i n e F e e C a p t i o n T e x t > @@ -7708,7 +6760,7 @@
  
          < P a y m e n t R e p o r t i n g A r g u m e n t >   
-             < P a y m e n t S e r v i c e L o g o   / > +             < P a y m e n t S e r v i c e L o g o / >   
              < P a y m e n t S e r v i c e L o g o _ U r l > P a y m e n t S e r v i c e L o g o _ U r l < / P a y m e n t S e r v i c e L o g o _ U r l >   
@@ -7759,6 +6811,8 @@
              < T o t a l A m o u n t E x c l I n c l V A T T e x t > T o t a l A m o u n t E x c l I n c l V A T T e x t < / T o t a l A m o u n t E x c l I n c l V A T T e x t >   
              < T o t a l A m o u n t I n c l u d i n g V A T > T o t a l A m o u n t I n c l u d i n g V A T < / T o t a l A m o u n t I n c l u d i n g V A T > + 
+             < T o t a l C O 2 e > T o t a l C O 2 e < / T o t a l C O 2 e >   
              < T o t a l E x c l u d i n g V A T T e x t > T o t a l E x c l u d i n g V A T T e x t < / T o t a l E x c l u d i n g V A T T e x t >   
@@ -7795,9 +6849,7 @@
  < / N a v W o r d R e p o r t X m l P a r t > 
 </file>
 
-<file path=customXml/item2.xml>��< ? x m l   v e r s i o n = " 1 . 0 "   e n c o d i n g = " u t f - 1 6 " ? > - 
- < N a v W o r d R e p o r t X m l P a r t   x m l n s = " u r n : m i c r o s o f t - d y n a m i c s - b u s i n e s s c e n t r a l / i n t e r n a l / e x t e n d e d / r e p o r t s / S t a n d a r d _ S a l e s _ I n v o i c e / 1 3 0 6 / " > +<file path=customXml/item2.xml>��< ? x m l   v e r s i o n = " 1 . 0 "   e n c o d i n g = " u t f - 1 6 " ? > < N a v W o r d R e p o r t X m l P a r t   x m l n s = " u r n : m i c r o s o f t - d y n a m i c s - b u s i n e s s c e n t r a l / i n t e r n a l / e x t e n d e d / r e p o r t s / S t a n d a r d _ S a l e s _ I n v o i c e / 1 3 0 6 / " >   
      < B C R e p o r t I n f o r m a t i o n >   
@@ -7861,435 +6913,25 @@
  
          < / R e p o r t R e q u e s t >   
-         < C o m p a n y M e t a d a t a > - 
-             < C o m p a n y N a m e > C o m p a n y   N a m e < / C o m p a n y N a m e > - 
-             < C o m p a n y D i s p l a y N a m e > C o m p a n y   D i s p l a y   N a m e < / C o m p a n y D i s p l a y N a m e > - 
-             < C o m p a n y A d d r e s s L i n e s > - 
-                 < C o m p a n y A d d r e s s L i n e > C o m p a n y   A d d r e s s   L i n e   1 < / C o m p a n y A d d r e s s L i n e > - 
-                 < C o m p a n y A d d r e s s L i n e > C o m p a n y   A d d r e s s   L i n e   2 < / C o m p a n y A d d r e s s L i n e > - 
-                 < C o m p a n y A d d r e s s L i n e > C o m p a n y   A d d r e s s   L i n e   3 < / C o m p a n y A d d r e s s L i n e > - 
-                 < C o m p a n y A d d r e s s L i n e > C o m p a n y   A d d r e s s   L i n e   4 < / C o m p a n y A d d r e s s L i n e > - 
-                 < C o m p a n y A d d r e s s L i n e > C o m p a n y   A d d r e s s   L i n e   5 < / C o m p a n y A d d r e s s L i n e > - 
-                 < C o m p a n y A d d r e s s L i n e > C o m p a n y   A d d r e s s   L i n e   6 < / C o m p a n y A d d r e s s L i n e > - 
-                 < C o m p a n y A d d r e s s L i n e > C o m p a n y   A d d r e s s   L i n e   7 < / C o m p a n y A d d r e s s L i n e > - 
-                 < C o m p a n y A d d r e s s L i n e > C o m p a n y   A d d r e s s   L i n e   8 < / C o m p a n y A d d r e s s L i n e > - 
-             < / C o m p a n y A d d r e s s L i n e s > - 
-             < C o m p a n y P h o n e > C o m p a n y   P h o n e < / C o m p a n y P h o n e > - 
-             < C o m p a n y P h o n e C a p t i o n > C o m p a n y   P h o n e   C a p t i o n < / C o m p a n y P h o n e C a p t i o n > - 
-             < C o m p a n y F a x N o > C o m p a n y   F a x   N o . < / C o m p a n y F a x N o > - 
-             < C o m p a n y F a x N o C a p t i o n > C o m p a n y   F a x   N o .   C a p t i o n < / C o m p a n y F a x N o C a p t i o n > - 
-             < C o m p a n y E m a i l > C o m p a n y   E m a i l < / C o m p a n y E m a i l > - 
-             < C o m p a n y E m a i l C a p t i o n > C o m p a n y   E m a i l   C a p t i o n < / C o m p a n y E m a i l C a p t i o n > - 
-             < C o m p a n y H o m e P a g e > C o m p a n y   H o m e   P a g e < / C o m p a n y H o m e P a g e > - 
-             < C o m p a n y H o m e P a g e C a p t i o n > C o m p a n y   H o m e   P a g e   C a p t i o n < / C o m p a n y H o m e P a g e C a p t i o n > - 
-             < C o m p a n y L o g o > C o m p a n y   L o g o < / C o m p a n y L o g o > - 
-             < C o m p a n y V A T R e g i s t r a t i o n N o > C o m p a n y   V A T   R e g i s t r a t i o n   N o . < / C o m p a n y V A T R e g i s t r a t i o n N o > - 
-             < C o m p a n y V A T R e g i s t r a t i o n N o C a p t i o n > C o m p a n y   V A T   R e g i s t r a t i o n   N o .   C a p t i o n < / C o m p a n y V A T R e g i s t r a t i o n N o C a p t i o n > - 
-             < C o m p a n y R e g i s t r a t i o n N o > C o m p a n y   R e g i s t r a t i o n   N o . < / C o m p a n y R e g i s t r a t i o n N o > - 
-             < C o m p a n y R e g i s t r a t i o n N o C a p t i o n > C o m p a n y   R e g i s t r a t i o n   N o .   C a p t i o n < / C o m p a n y R e g i s t r a t i o n N o C a p t i o n > - 
-             < C o m p a n y B a n k N a m e > C o m p a n y   B a n k   N a m e < / C o m p a n y B a n k N a m e > - 
-             < C o m p a n y B a n k N a m e C a p t i o n > C o m p a n y   B a n k   N a m e   C a p t i o n < / C o m p a n y B a n k N a m e C a p t i o n > - 
-             < C o m p a n y B a n k A c c o u n t N o > C o m p a n y   B a n k   A c c o u n t   N o . < / C o m p a n y B a n k A c c o u n t N o > - 
-             < C o m p a n y B a n k A c c o u n t N o C a p t i o n > C o m p a n y   B a n k   A c c o u n t   N o .   C a p t i o n < / C o m p a n y B a n k A c c o u n t N o C a p t i o n > - 
-             < C o m p a n y B a n k B r a n c h N o > C o m p a n y   B a n k   B r a n c h   N o . < / C o m p a n y B a n k B r a n c h N o > - 
-             < C o m p a n y B a n k B r a n c h N o C a p t i o n > C o m p a n y   B a n k   B r a n c h   N o .   C a p t i o n < / C o m p a n y B a n k B r a n c h N o C a p t i o n > - 
-             < C o m p a n y I B A N > C o m p a n y   I B A N < / C o m p a n y I B A N > - 
-             < C o m p a n y I B A N C a p t i o n > C o m p a n y   I B A N   C a p t i o n < / C o m p a n y I B A N C a p t i o n > - 
-             < C o m p a n y B a n k S W I F T > C o m p a n y   B a n k   S W I F T < / C o m p a n y B a n k S W I F T > - 
-             < C o m p a n y B a n k S W I F T C a p t i o n > C o m p a n y   B a n k   S W I F T   C a p t i o n < / C o m p a n y B a n k S W I F T C a p t i o n > - 
-             < C o m p a n y G i r o N o > C o m p a n y   G i r o   N o . < / C o m p a n y G i r o N o > - 
-             < C o m p a n y G i r o N o C a p t i o n > C o m p a n y   G i r o   N o .   C a p t i o n < / C o m p a n y G i r o N o C a p t i o n > - 
-         < / C o m p a n y M e t a d a t a > - 
      < / B C R e p o r t I n f o r m a t i o n >   
-     < T o o l t i p s > - 
-         < T o o l t i p   c o l u m n = " C o m p a n y H o m e P a g e "   E l e m e n t I d = " 1 9 8 9 1 8 8 7 0 " > - 
-             < T o o l t i p T e x t   l a n g = " e n - U S " > S p e c i f i e s   y o u r   c o m p a n y ' s   w e b   s i t e . < / T o o l t i p T e x t > - 
-         < / T o o l t i p > - 
-         < T o o l t i p   c o l u m n = " C o m p a n y E M a i l "   E l e m e n t I d = " 1 6 7 7 0 7 4 0 5 8 " > - 
-             < T o o l t i p T e x t   l a n g = " e n - U S " > S p e c i f i e s   t h e   c o m p a n y ' s   e m a i l   a d d r e s s . < / T o o l t i p T e x t > - 
-         < / T o o l t i p > - 
-         < T o o l t i p   c o l u m n = " C o m p a n y P i c t u r e "   E l e m e n t I d = " 1 3 9 7 4 1 1 0 7 4 " > - 
-             < T o o l t i p T e x t   l a n g = " e n - U S " > S p e c i f i e s   t h e   p i c t u r e   t h a t   h a s   b e e n   s e t   u p   f o r   t h e   c o m p a n y ,   s u c h   a s   a   c o m p a n y   l o g o . < / T o o l t i p T e x t > - 
-         < / T o o l t i p > - 
-         < T o o l t i p   c o l u m n = " C o m p a n y P h o n e N o "   E l e m e n t I d = " 2 5 0 4 4 0 6 5 5 " > - 
-             < T o o l t i p T e x t   l a n g = " e n - U S " > S p e c i f i e s   t h e   c o m p a n y ' s   t e l e p h o n e   n u m b e r . < / T o o l t i p T e x t > - 
-         < / T o o l t i p > - 
-         < T o o l t i p   c o l u m n = " C o m p a n y G i r o N o "   E l e m e n t I d = " 1 3 6 0 1 9 6 3 2 0 " > - 
-             < T o o l t i p T e x t   l a n g = " e n - U S " > S p e c i f i e s   t h e   c o m p a n y ' s   g i r o   n u m b e r . < / T o o l t i p T e x t > - 
-         < / T o o l t i p > - 
-         < T o o l t i p   c o l u m n = " C o m p a n y B a n k N a m e "   E l e m e n t I d = " 1 5 3 4 9 0 5 6 0 5 " > - 
-             < T o o l t i p T e x t   l a n g = " e n - U S " > S p e c i f i e s   t h e   n a m e   o f   t h e   b a n k   w h e r e   y o u   h a v e   t h e   b a n k   a c c o u n t . < / T o o l t i p T e x t > - 
-         < / T o o l t i p > - 
-         < T o o l t i p   c o l u m n = " C o m p a n y B a n k B r a n c h N o "   E l e m e n t I d = " 7 9 3 1 3 3 0 5 7 " > - 
-             < T o o l t i p T e x t   l a n g = " e n - U S " > S p e c i f i e s   a   n u m b e r   o f   t h e   b a n k   b r a n c h . < / T o o l t i p T e x t > - 
-         < / T o o l t i p > - 
-         < T o o l t i p   c o l u m n = " C o m p a n y B a n k A c c o u n t N o "   E l e m e n t I d = " 3 0 1 4 0 2 0 4 " > - 
-             < T o o l t i p T e x t   l a n g = " e n - U S " > S p e c i f i e s   t h e   n u m b e r   u s e d   b y   t h e   b a n k   f o r   t h e   b a n k   a c c o u n t . < / T o o l t i p T e x t > - 
-         < / T o o l t i p > - 
-         < T o o l t i p   c o l u m n = " C o m p a n y I B A N "   E l e m e n t I d = " 9 0 6 5 4 9 1 8 2 " > - 
-             < T o o l t i p T e x t   l a n g = " e n - U S " > S p e c i f i e s   t h e   b a n k   a c c o u n t ' s   i n t e r n a t i o n a l   b a n k   a c c o u n t   n u m b e r . < / T o o l t i p T e x t > - 
-         < / T o o l t i p > - 
-         < T o o l t i p   c o l u m n = " C o m p a n y S W I F T "   E l e m e n t I d = " 6 6 8 2 5 0 2 4 5 " > - 
-             < T o o l t i p T e x t   l a n g = " e n - U S " > S p e c i f i e s   t h e   i n t e r n a t i o n a l   b a n k   i d e n t i f i e r   c o d e   ( S W I F T )   o f   t h e   b a n k   w h e r e   y o u   h a v e   t h e   a c c o u n t . < / T o o l t i p T e x t > - 
-         < / T o o l t i p > - 
-         < T o o l t i p   c o l u m n = " Y o u r R e f e r e n c e "   E l e m e n t I d = " 1 1 0 3 9 9 5 1 " > - 
-             < T o o l t i p T e x t   l a n g = " e n - U S " > S p e c i f i e s   t h e   c u s t o m e r ' s   r e f e r e n c e .   T h e   c o n t e n t s   w i l l   b e   p r i n t e d   o n   s a l e s   d o c u m e n t s . < / T o o l t i p T e x t > - 
-         < / T o o l t i p > - 
-         < T o o l t i p   c o l u m n = " S h i p m e n t M e t h o d D e s c r i p t i o n "   E l e m e n t I d = " 2 0 5 9 4 0 3 2 6 0 " > - 
-             < T o o l t i p T e x t   l a n g = " e n - U S " > S p e c i f i e s   a   d e s c r i p t i o n   o f   t h e   s h i p m e n t   m e t h o d . < / T o o l t i p T e x t > - 
-         < / T o o l t i p > - 
-         < T o o l t i p   c o l u m n = " S h i p T o P h o n e N o "   E l e m e n t I d = " 3 6 9 7 0 2 2 5 5 " > - 
-             < T o o l t i p T e x t   l a n g = " e n - U S " > S p e c i f i e s   t h e   t e l e p h o n e   n u m b e r   o f   t h e   c o m p a n y ' s   s h i p p i n g   a d d r e s s . < / T o o l t i p T e x t > - 
-         < / T o o l t i p > - 
-         < T o o l t i p   c o l u m n = " S e l l T o C o n t a c t P h o n e N o "   E l e m e n t I d = " 1 6 1 3 8 2 2 4 8 3 " > - 
-             < T o o l t i p T e x t   l a n g = " e n - U S " > S p e c i f i e s   t h e   c o n t a c t ' s   p h o n e   n u m b e r . < / T o o l t i p T e x t > - 
-         < / T o o l t i p > - 
-         < T o o l t i p   c o l u m n = " S e l l T o C o n t a c t M o b i l e P h o n e N o "   E l e m e n t I d = " 1 8 4 3 5 8 7 4 7 " > - 
-             < T o o l t i p T e x t   l a n g = " e n - U S " > S p e c i f i e s   t h e   c o n t a c t ' s   m o b i l e   t e l e p h o n e   n u m b e r . < / T o o l t i p T e x t > - 
-         < / T o o l t i p > - 
-         < T o o l t i p   c o l u m n = " S e l l T o C o n t a c t E m a i l "   E l e m e n t I d = " 2 6 2 8 2 4 5 6 4 " > - 
-             < T o o l t i p T e x t   l a n g = " e n - U S " > S p e c i f i e s   t h e   e m a i l   a d d r e s s   o f   t h e   c o n t a c t . < / T o o l t i p T e x t > - 
-         < / T o o l t i p > - 
-         < T o o l t i p   c o l u m n = " B i l l T o C o n t a c t P h o n e N o "   E l e m e n t I d = " 3 6 2 4 7 7 4 8 8 " > - 
-             < T o o l t i p T e x t   l a n g = " e n - U S " > S p e c i f i e s   t h e   c o n t a c t ' s   p h o n e   n u m b e r . < / T o o l t i p T e x t > - 
-         < / T o o l t i p > - 
-         < T o o l t i p   c o l u m n = " B i l l T o C o n t a c t M o b i l e P h o n e N o "   E l e m e n t I d = " 2 4 8 4 8 8 6 9 6 " > - 
-             < T o o l t i p T e x t   l a n g = " e n - U S " > S p e c i f i e s   t h e   c o n t a c t ' s   m o b i l e   t e l e p h o n e   n u m b e r . < / T o o l t i p T e x t > - 
-         < / T o o l t i p > - 
-         < T o o l t i p   c o l u m n = " B i l l T o C o n t a c t E m a i l "   E l e m e n t I d = " 3 3 5 8 2 7 8 9 5 " > - 
-             < T o o l t i p T e x t   l a n g = " e n - U S " > S p e c i f i e s   t h e   e m a i l   a d d r e s s   o f   t h e   c o n t a c t . < / T o o l t i p T e x t > - 
-         < / T o o l t i p > - 
-         < T o o l t i p   c o l u m n = " P a y m e n t T e r m s D e s c r i p t i o n "   E l e m e n t I d = " 2 0 3 8 7 4 2 7 0 0 " > - 
-             < T o o l t i p T e x t   l a n g = " e n - U S " > S p e c i f i e s   a n   e x p l a n a t i o n   o f   t h e   p a y m e n t   t e r m s . < / T o o l t i p T e x t > - 
-         < / T o o l t i p > - 
-         < T o o l t i p   c o l u m n = " P a y m e n t M e t h o d D e s c r i p t i o n "   E l e m e n t I d = " 5 8 5 7 5 7 9 7 4 " > - 
-             < T o o l t i p T e x t   l a n g = " e n - U S " > S p e c i f i e s   a   t e x t   t h a t   d e s c r i b e s   t h e   p a y m e n t   m e t h o d . < / T o o l t i p T e x t > - 
-         < / T o o l t i p > - 
-         < T o o l t i p   c o l u m n = " B i l l t o C u s t u m e r N o "   E l e m e n t I d = " 2 8 0 4 7 3 0 5 8 " > - 
-             < T o o l t i p T e x t   l a n g = " e n - U S " > S p e c i f i e s   t h e   n u m b e r   o f   t h e   c u s t o m e r   t h a t   y o u   s e n d   o r   s e n t   t h e   i n v o i c e   t o . < / T o o l t i p T e x t > - 
-         < / T o o l t i p > - 
-         < T o o l t i p   c o l u m n = " D o c u m e n t N o "   E l e m e n t I d = " 9 7 0 3 5 0 5 3 9 " > - 
-             < T o o l t i p T e x t   l a n g = " e n - U S " > S p e c i f i e s   t h e   p o s t e d   s a l e s   i n v o i c e   n u m b e r .   E a c h   p o s t e d   s a l e s   i n v o i c e   g e t s   a   u n i q u e   n u m b e r .   T y p i c a l l y ,   t h e   n u m b e r   i s   g e n e r a t e d   b a s e d   o n   a   n u m b e r   s e r i e s . < / T o o l t i p T e x t > - 
-         < / T o o l t i p > - 
-         < T o o l t i p   c o l u m n = " O r d e r N o "   E l e m e n t I d = " 1 4 6 6 4 7 3 8 8 6 " > - 
-             < T o o l t i p T e x t   l a n g = " e n - U S " > S p e c i f i e s   t h e   n u m b e r   o f   t h e   r e l a t e d   o r d e r . < / T o o l t i p T e x t > - 
-         < / T o o l t i p > - 
-         < T o o l t i p   c o l u m n = " S a l e s P e r s o n N a m e "   E l e m e n t I d = " 8 7 1 4 9 2 9 8 3 " > - 
-             < T o o l t i p T e x t   l a n g = " e n - U S " > S p e c i f i e s   t h e   n a m e   o f   t h e   s a l e s p e r s o n   o r   p u r c h a s e r . < / T o o l t i p T e x t > - 
-         < / T o o l t i p > - 
-         < T o o l t i p   c o l u m n = " S e l l t o C u s t o m e r N o "   E l e m e n t I d = " 2 0 5 0 6 4 7 3 4 9 " > - 
-             < T o o l t i p T e x t   l a n g = " e n - U S " > S p e c i f i e s   t h e   n u m b e r   o f   t h e   c u s t o m e r   t h a t   y o u   s h i p p e d   t h e   i t e m s   o n   t h e   i n v o i c e   t o . < / T o o l t i p T e x t > - 
-         < / T o o l t i p > - 
-         < T o o l t i p   c o l u m n = " P a c k a g e T r a c k i n g N o "   E l e m e n t I d = " 1 2 4 4 8 2 6 1 5 9 " > - 
-             < T o o l t i p T e x t   l a n g = " e n - U S " > S p e c i f i e s   t h e   s h i p p i n g   a g e n t ' s   p a c k a g e   n u m b e r . < / T o o l t i p T e x t > - 
-         < / T o o l t i p > - 
-         < T o o l t i p   c o l u m n = " S h i p p i n g A g e n t C o d e "   E l e m e n t I d = " 1 6 7 0 1 5 5 2 6 9 " > - 
-             < T o o l t i p T e x t   l a n g = " e n - U S " > S p e c i f i e s   w h i c h   s h i p p i n g   a g e n t   i s   u s e d   t o   t r a n s p o r t   t h e   i t e m s   o n   t h e   s a l e s   d o c u m e n t   t o   t h e   c u s t o m e r . < / T o o l t i p T e x t > - 
-         < / T o o l t i p > - 
-         < T o o l t i p   c o l u m n = " E x t e r n a l D o c u m e n t N o "   E l e m e n t I d = " 7 3 3 9 5 3 9 6 6 " > - 
-             < T o o l t i p T e x t   l a n g = " e n - U S " > S p e c i f i e s   t h e   e x t e r n a l   d o c u m e n t   n u m b e r   t h a t   i s   e n t e r e d   o n   t h e   s a l e s   h e a d e r   t h a t   t h i s   l i n e   w a s   p o s t e d   f r o m . < / T o o l t i p T e x t > - 
-         < / T o o l t i p > - 
-         < T o o l t i p   c o l u m n = " A m o u n t E x c l u d i n g V A T _ L i n e "   E l e m e n t I d = " 1 0 6 2 4 6 0 0 4 0 " > - 
-             < T o o l t i p T e x t   l a n g = " e n - U S " > S p e c i f i e s   t h e   l i n e ' s   n e t   a m o u n t . < / T o o l t i p T e x t > - 
-         < / T o o l t i p > - 
-         < T o o l t i p   c o l u m n = " A m o u n t I n c l u d i n g V A T _ L i n e "   E l e m e n t I d = " 7 7 0 9 2 8 4 0 2 " > - 
-             < T o o l t i p T e x t   l a n g = " e n - U S " > S p e c i f i e s   t h e   n e t   a m o u n t ,   i n c l u d i n g   V A T ,   f o r   t h i s   l i n e . < / T o o l t i p T e x t > - 
-         < / T o o l t i p > - 
-         < T o o l t i p   c o l u m n = " D e s c r i p t i o n _ L i n e "   E l e m e n t I d = " 1 4 0 6 8 2 2 3 1 0 " > - 
-             < T o o l t i p T e x t   l a n g = " e n - U S " > S p e c i f i e s   t h e   n a m e   o f   t h e   i t e m   o r   g e n e r a l   l e d g e r   a c c o u n t ,   o r   s o m e   d e s c r i p t i v e   t e x t . < / T o o l t i p T e x t > - 
-         < / T o o l t i p > - 
-         < T o o l t i p   c o l u m n = " L i n e D i s c o u n t P e r c e n t _ L i n e "   E l e m e n t I d = " 9 0 7 8 2 7 4 3 6 " > - 
-             < T o o l t i p T e x t   l a n g = " e n - U S " > S p e c i f i e s   t h e   d i s c o u n t   p e r c e n t a g e   t h a t   i s   g r a n t e d   f o r   t h e   i t e m   o n   t h e   l i n e . < / T o o l t i p T e x t > - 
-         < / T o o l t i p > - 
-         < T o o l t i p   c o l u m n = " I t e m N o _ L i n e "   E l e m e n t I d = " 1 9 1 0 2 9 6 2 8 8 " > - 
-             < T o o l t i p T e x t   l a n g = " e n - U S " > S p e c i f i e s   t h e   n u m b e r   o f   t h e   i n v o l v e d   e n t r y   o r   r e c o r d ,   a c c o r d i n g   t o   t h e   s p e c i f i e d   n u m b e r   s e r i e s . < / T o o l t i p T e x t > - 
-         < / T o o l t i p > - 
-         < T o o l t i p   c o l u m n = " I t e m R e f e r e n c e N o _ L i n e "   E l e m e n t I d = " 9 2 7 2 3 5 7 " > - 
-             < T o o l t i p T e x t   l a n g = " e n - U S " > S p e c i f i e s   t h e   r e f e r e n c e d   i t e m   n u m b e r . < / T o o l t i p T e x t > - 
-         < / T o o l t i p > - 
-         < T o o l t i p   c o l u m n = " U n i t O f M e a s u r e "   E l e m e n t I d = " 1 8 0 8 2 2 8 0 1 8 " > - 
-             < T o o l t i p T e x t   l a n g = " e n - U S " > S p e c i f i e s   t h e   n a m e   o f   t h e   i t e m   o r   r e s o u r c e ' s   u n i t   o f   m e a s u r e ,   s u c h   a s   p i e c e   o r   h o u r . < / T o o l t i p T e x t > - 
-         < / T o o l t i p > - 
-         < T o o l t i p   c o l u m n = " L i n e N o _ A s s e m b l y L i n e "   E l e m e n t I d = " 6 4 0 5 8 3 8 9 1 " > - 
-             < T o o l t i p T e x t   l a n g = " e n - U S " > S p e c i f i e s   t h e   n u m b e r   o f   t h e   i n v o l v e d   e n t r y   o r   r e c o r d ,   a c c o r d i n g   t o   t h e   s p e c i f i e d   n u m b e r   s e r i e s . < / T o o l t i p T e x t > - 
-         < / T o o l t i p > - 
-         < T o o l t i p   c o l u m n = " D e s c r i p t i o n _ A s s e m b l y L i n e "   E l e m e n t I d = " 2 8 0 7 4 3 7 9 6 " > - 
-             < T o o l t i p T e x t   l a n g = " e n - U S " > S p e c i f i e s   t h e   d e s c r i p t i o n   o f   t h e   a s s e m b l y   c o m p o n e n t   o n   t h e   p o s t e d   a s s e m b l y   l i n e . < / T o o l t i p T e x t > - 
-         < / T o o l t i p > - 
-         < T o o l t i p   c o l u m n = " Q u a n t i t y _ A s s e m b l y L i n e "   E l e m e n t I d = " 1 9 5 7 6 4 8 2 3 1 " > - 
-             < T o o l t i p T e x t   l a n g = " e n - U S " > S p e c i f i e s   h o w   m a n y   u n i t s   o f   t h e   a s s e m b l y   c o m p o n e n t   w e r e   p o s t e d   a s   c o n s u m e d   b y   t h e   p o s t e d   a s s e m b l y   o r d e r   l i n e . < / T o o l t i p T e x t > - 
-         < / T o o l t i p > - 
-         < T o o l t i p   c o l u m n = " V a r i a n t C o d e _ A s s e m b l y L i n e "   E l e m e n t I d = " 1 8 6 9 4 0 7 6 7 2 " > - 
-             < T o o l t i p T e x t   l a n g = " e n - U S " > S p e c i f i e s   t h e   v a r i a n t   o f   t h e   i t e m   o n   t h e   l i n e . < / T o o l t i p T e x t > - 
-         < / T o o l t i p > - 
-         < T o o l t i p   c o l u m n = " I n v o i c e D i s c o u n t A m o u n t _ V A T A m o u n t L i n e "   E l e m e n t I d = " 8 2 4 7 3 0 1 4 1 " > - 
-             < T o o l t i p T e x t   l a n g = " e n - U S " > S p e c i f i e s   t h e   i n v o i c e   d i s c o u n t   a m o u n t   f o r   a   s p e c i f i c   V A T   i d e n t i f i e r . < / T o o l t i p T e x t > - 
-         < / T o o l t i p > - 
-         < T o o l t i p   c o l u m n = " I n v o i c e D i s c o u n t B a s e A m o u n t _ V A T A m o u n t L i n e "   E l e m e n t I d = " 2 0 4 0 3 3 2 2 6 6 " > - 
-             < T o o l t i p T e x t   l a n g = " e n - U S " > S p e c i f i e s   t h e   i n v o i c e   d i s c o u n t   b a s e   a m o u n t . < / T o o l t i p T e x t > - 
-         < / T o o l t i p > - 
-         < T o o l t i p   c o l u m n = " L i n e A m o u n t _ V a t A m o u n t L i n e "   E l e m e n t I d = " 2 1 4 6 5 4 0 1 " > - 
-             < T o o l t i p T e x t   l a n g = " e n - U S " > S p e c i f i e s   t h e   t o t a l   a m o u n t   f o r   s a l e s   o r   p u r c h a s e   l i n e s   w i t h   a   s p e c i f i c   V A T   i d e n t i f i e r . < / T o o l t i p T e x t > - 
-         < / T o o l t i p > - 
-         < T o o l t i p   c o l u m n = " V A T A m o u n t _ V a t A m o u n t L i n e "   E l e m e n t I d = " 1 8 9 1 8 2 0 6 2 0 " > - 
-             < T o o l t i p T e x t   l a n g = " e n - U S " > S p e c i f i e s   t h e   a m o u n t   o f   V A T   t h a t   i s   i n c l u d e d   i n   t h e   t o t a l   a m o u n t . < / T o o l t i p T e x t > - 
-         < / T o o l t i p > - 
-         < T o o l t i p   c o l u m n = " V A T B a s e _ V a t A m o u n t L i n e "   E l e m e n t I d = " 1 4 5 8 9 3 7 8 1 9 " > - 
-             < T o o l t i p T e x t   l a n g = " e n - U S " > S p e c i f i e s   t h e   t o t a l   n e t   a m o u n t   ( a m o u n t   e x c l u d i n g   V A T )   f o r   s a l e s   o r   p u r c h a s e   l i n e s   w i t h   a   s p e c i f i c   V A T   I d e n t i f i e r . < / T o o l t i p T e x t > - 
-         < / T o o l t i p > - 
-         < T o o l t i p   c o l u m n = " V A T I d e n t i f i e r _ V a t A m o u n t L i n e "   E l e m e n t I d = " 1 1 4 2 0 7 0 0 3 5 " > - 
-             < T o o l t i p T e x t   l a n g = " e n - U S " > S p e c i f i e s   t h e   V A T   I d e n t i f i e r   v a l u e . < / T o o l t i p T e x t > - 
-         < / T o o l t i p > - 
-         < T o o l t i p   c o l u m n = " V A T P c t _ V a t A m o u n t L i n e "   E l e m e n t I d = " 1 4 5 3 5 4 2 7 7 7 " > - 
-             < T o o l t i p T e x t   l a n g = " e n - U S " > S p e c i f i e s   t h e   V A T   %   t h a t   w a s   u s e d   o n   t h e   s a l e s   o r   p u r c h a s e   l i n e s   w i t h   t h i s   V A T   I d e n t i f i e r . < / T o o l t i p T e x t > - 
-         < / T o o l t i p > - 
-         < T o o l t i p   c o l u m n = " V A T I d e n t i f i e r _ V A T C l a u s e L i n e "   E l e m e n t I d = " 1 4 6 4 4 7 2 4 7 8 " > - 
-             < T o o l t i p T e x t   l a n g = " e n - U S " > S p e c i f i e s   t h e   V A T   I d e n t i f i e r   v a l u e . < / T o o l t i p T e x t > - 
-         < / T o o l t i p > - 
-         < T o o l t i p   c o l u m n = " C o d e _ V A T C l a u s e L i n e "   E l e m e n t I d = " 1 8 2 4 5 8 9 8 4 7 " > - 
-             < T o o l t i p T e x t   l a n g = " e n - U S " > S p e c i f i e s   t h e   c o d e   f o r   a   V A T   c l a u s e ,   w h i c h   i s   u s e d   t o   p r o v i d e   a   V A T   d e s c r i p t i o n   a s s o c i a t e d   w i t h   a   s a l e s   l i n e   o n   a   s a l e s   i n v o i c e ,   c r e d i t   m e m o ,   o r   o t h e r   s a l e s   d o c u m e n t . < / T o o l t i p T e x t > - 
-         < / T o o l t i p > - 
-         < T o o l t i p   c o l u m n = " D e s c r i p t i o n 2 _ V A T C l a u s e L i n e "   E l e m e n t I d = " 1 3 7 9 6 6 7 4 7 0 " > - 
-             < T o o l t i p T e x t   l a n g = " e n - U S " > S p e c i f i e s   a n   a d d i t i o n a l   d e s c r i p t i o n   o f   a   V A T   c l a u s e . < / T o o l t i p T e x t > - 
-         < / T o o l t i p > - 
-         < T o o l t i p   c o l u m n = " V A T A m o u n t _ V A T C l a u s e L i n e "   E l e m e n t I d = " 2 2 2 4 6 9 0 5 9 " > - 
-             < T o o l t i p T e x t   l a n g = " e n - U S " > S p e c i f i e s   t h e   a m o u n t   o f   V A T   t h a t   i s   i n c l u d e d   i n   t h e   t o t a l   a m o u n t . < / T o o l t i p T e x t > - 
-         < / T o o l t i p > - 
-         < T o o l t i p   c o l u m n = " L e f t H e a d e r N a m e "   E l e m e n t I d = " 4 3 7 4 2 2 1 8 2 " > - 
-             < T o o l t i p T e x t   l a n g = " e n - U S " > S p e c i f i e s   t h e   n a m e . < / T o o l t i p T e x t > - 
-         < / T o o l t i p > - 
-         < T o o l t i p   c o l u m n = " L e f t H e a d e r V a l u e "   E l e m e n t I d = " 2 4 2 1 2 6 3 1 0 " > - 
-             < T o o l t i p T e x t   l a n g = " e n - U S " > S p e c i f i e s   t h e   v a l u e . < / T o o l t i p T e x t > - 
-         < / T o o l t i p > - 
-         < T o o l t i p   c o l u m n = " R i g h t H e a d e r N a m e "   E l e m e n t I d = " 8 9 8 2 8 7 5 7 " > - 
-             < T o o l t i p T e x t   l a n g = " e n - U S " > S p e c i f i e s   t h e   n a m e . < / T o o l t i p T e x t > - 
-         < / T o o l t i p > - 
-         < T o o l t i p   c o l u m n = " R i g h t H e a d e r V a l u e "   E l e m e n t I d = " 7 0 6 9 3 8 5 5 9 " > - 
-             < T o o l t i p T e x t   l a n g = " e n - U S " > S p e c i f i e s   t h e   v a l u e . < / T o o l t i p T e x t > - 
-         < / T o o l t i p > - 
-     < / T o o l t i p s > +     < T o o l t i p s / >   
      < H e a d e r   E l e m e n t T y p e = " D a t a I t e m "   E l e m e n t I d = " 1 2 4 0 3 7 3 8 8 6 " >   
-         < B i l l e d T o _ L b l   E l e m e n t T y p e = " C o l u m n "   E l e m e n t I d = " 1 7 4 5 4 4 9 0 7 9 "   D a t a T y p e = " L a b e l " > B i l l e d T o _ L b l < / B i l l e d T o _ L b l > +         < B i l l e d T o _ L b l   E l e m e n t T y p e = " C o l u m n "   E l e m e n t I d = " 1 7 4 5 4 4 9 0 7 9 "   D a t a T y p e = " T e x t C o n s t " > B i l l e d T o _ L b l < / B i l l e d T o _ L b l >   
          < B i l l T o C o n t a c t E m a i l   E l e m e n t T y p e = " C o l u m n "   E l e m e n t I d = " 3 3 5 8 2 7 8 9 5 "   D a t a T y p e = " T e x t " > B i l l T o C o n t a c t E m a i l < / B i l l T o C o n t a c t E m a i l >   
-         < B i l l T o C o n t a c t E m a i l L b l   E l e m e n t T y p e = " C o l u m n "   E l e m e n t I d = " 2 9 6 4 7 8 3 6 5 "   D a t a T y p e = " L a b e l " > B i l l T o C o n t a c t E m a i l L b l < / B i l l T o C o n t a c t E m a i l L b l > +         < B i l l T o C o n t a c t E m a i l L b l   E l e m e n t T y p e = " C o l u m n "   E l e m e n t I d = " 2 9 6 4 7 8 3 6 5 "   D a t a T y p e = " T e x t C o n s t " > B i l l T o C o n t a c t E m a i l L b l < / B i l l T o C o n t a c t E m a i l L b l >   
          < B i l l T o C o n t a c t M o b i l e P h o n e N o   E l e m e n t T y p e = " C o l u m n "   E l e m e n t I d = " 2 4 8 4 8 8 6 9 6 "   D a t a T y p e = " T e x t " > B i l l T o C o n t a c t M o b i l e P h o n e N o < / B i l l T o C o n t a c t M o b i l e P h o n e N o >   
-         < B i l l T o C o n t a c t M o b i l e P h o n e N o L b l   E l e m e n t T y p e = " C o l u m n "   E l e m e n t I d = " 2 7 6 3 1 1 3 3 8 "   D a t a T y p e = " L a b e l " > B i l l T o C o n t a c t M o b i l e P h o n e N o L b l < / B i l l T o C o n t a c t M o b i l e P h o n e N o L b l > +         < B i l l T o C o n t a c t M o b i l e P h o n e N o L b l   E l e m e n t T y p e = " C o l u m n "   E l e m e n t I d = " 2 7 6 3 1 1 3 3 8 "   D a t a T y p e = " T e x t C o n s t " > B i l l T o C o n t a c t M o b i l e P h o n e N o L b l < / B i l l T o C o n t a c t M o b i l e P h o n e N o L b l >   
          < B i l l T o C o n t a c t P h o n e N o   E l e m e n t T y p e = " C o l u m n "   E l e m e n t I d = " 3 6 2 4 7 7 4 8 8 "   D a t a T y p e = " T e x t " > B i l l T o C o n t a c t P h o n e N o < / B i l l T o C o n t a c t P h o n e N o >   
-         < B i l l T o C o n t a c t P h o n e N o L b l   E l e m e n t T y p e = " C o l u m n "   E l e m e n t I d = " 2 1 2 3 3 4 5 9 6 6 "   D a t a T y p e = " L a b e l " > B i l l T o C o n t a c t P h o n e N o L b l < / B i l l T o C o n t a c t P h o n e N o L b l > +         < B i l l T o C o n t a c t P h o n e N o L b l   E l e m e n t T y p e = " C o l u m n "   E l e m e n t I d = " 2 1 2 3 3 4 5 9 6 6 "   D a t a T y p e = " T e x t C o n s t " > B i l l T o C o n t a c t P h o n e N o L b l < / B i l l T o C o n t a c t P h o n e N o L b l >   
          < B i l l t o C u s t o m e r N o _ L b l   E l e m e n t T y p e = " C o l u m n "   E l e m e n t I d = " 3 6 9 3 0 7 8 1 3 "   D a t a T y p e = " S t r i n g " > B i l l t o C u s t o m e r N o _ L b l < / B i l l t o C u s t o m e r N o _ L b l >   
@@ -8297,6 +6939,8 @@
  
          < C h e c k s P a y a b l e _ L b l   E l e m e n t T y p e = " C o l u m n "   E l e m e n t I d = " 1 0 5 3 1 5 6 0 6 5 "   D a t a T y p e = " T e x t " > C h e c k s P a y a b l e _ L b l < / C h e c k s P a y a b l e _ L b l >   
+         < C O 2 e P e r U n i t _ L b l   E l e m e n t T y p e = " C o l u m n "   E l e m e n t I d = " 6 0 8 7 4 6 8 0 2 "   D a t a T y p e = " T e x t " > C O 2 e P e r U n i t _ L b l < / C O 2 e P e r U n i t _ L b l > + 
          < C o m p a n y A d d r e s s 1   E l e m e n t T y p e = " C o l u m n "   E l e m e n t I d = " 1 8 8 4 1 6 4 3 2 3 "   D a t a T y p e = " T e x t " > C o m p a n y A d d r e s s 1 < / C o m p a n y A d d r e s s 1 >   
          < C o m p a n y A d d r e s s 2   E l e m e n t T y p e = " C o l u m n "   E l e m e n t I d = " 1 2 4 6 4 6 7 7 0 6 "   D a t a T y p e = " T e x t " > C o m p a n y A d d r e s s 2 < / C o m p a n y A d d r e s s 2 > @@ -8315,7 +6959,7 @@
  
          < C o m p a n y B a n k A c c o u n t N o   E l e m e n t T y p e = " C o l u m n "   E l e m e n t I d = " 3 0 1 4 0 2 0 4 "   D a t a T y p e = " T e x t " > C o m p a n y B a n k A c c o u n t N o < / C o m p a n y B a n k A c c o u n t N o >   
-         < C o m p a n y B a n k A c c o u n t N o _ L b l   E l e m e n t T y p e = " C o l u m n "   E l e m e n t I d = " 1 0 9 7 7 4 3 3 4 5 "   D a t a T y p e = " L a b e l " > C o m p a n y B a n k A c c o u n t N o _ L b l < / C o m p a n y B a n k A c c o u n t N o _ L b l > +         < C o m p a n y B a n k A c c o u n t N o _ L b l   E l e m e n t T y p e = " C o l u m n "   E l e m e n t I d = " 1 0 9 7 7 4 3 3 4 5 "   D a t a T y p e = " T e x t C o n s t " > C o m p a n y B a n k A c c o u n t N o _ L b l < / C o m p a n y B a n k A c c o u n t N o _ L b l >   
          < C o m p a n y B a n k B r a n c h N o   E l e m e n t T y p e = " C o l u m n "   E l e m e n t I d = " 7 9 3 1 3 3 0 5 7 "   D a t a T y p e = " T e x t " > C o m p a n y B a n k B r a n c h N o < / C o m p a n y B a n k B r a n c h N o >   
@@ -8323,7 +6967,7 @@
  
          < C o m p a n y B a n k N a m e   E l e m e n t T y p e = " C o l u m n "   E l e m e n t I d = " 1 5 3 4 9 0 5 6 0 5 "   D a t a T y p e = " T e x t " > C o m p a n y B a n k N a m e < / C o m p a n y B a n k N a m e >   
-         < C o m p a n y B a n k N a m e _ L b l   E l e m e n t T y p e = " C o l u m n "   E l e m e n t I d = " 1 2 0 4 3 0 7 0 1 4 "   D a t a T y p e = " L a b e l " > C o m p a n y B a n k N a m e _ L b l < / C o m p a n y B a n k N a m e _ L b l > +         < C o m p a n y B a n k N a m e _ L b l   E l e m e n t T y p e = " C o l u m n "   E l e m e n t I d = " 1 2 0 4 3 0 7 0 1 4 "   D a t a T y p e = " T e x t C o n s t " > C o m p a n y B a n k N a m e _ L b l < / C o m p a n y B a n k N a m e _ L b l >   
          < C o m p a n y C u s t o m G i r o   E l e m e n t T y p e = " C o l u m n "   E l e m e n t I d = " 1 6 7 0 4 7 5 7 9 8 "   D a t a T y p e = " T e x t " > C o m p a n y C u s t o m G i r o < / C o m p a n y C u s t o m G i r o >   
@@ -8333,7 +6977,7 @@
  
          < C o m p a n y G i r o N o   E l e m e n t T y p e = " C o l u m n "   E l e m e n t I d = " 1 3 6 0 1 9 6 3 2 0 "   D a t a T y p e = " T e x t " > C o m p a n y G i r o N o < / C o m p a n y G i r o N o >   
-         < C o m p a n y G i r o N o _ L b l   E l e m e n t T y p e = " C o l u m n "   E l e m e n t I d = " 8 6 1 6 0 2 1 1 5 "   D a t a T y p e = " L a b e l " > C o m p a n y G i r o N o _ L b l < / C o m p a n y G i r o N o _ L b l > +         < C o m p a n y G i r o N o _ L b l   E l e m e n t T y p e = " C o l u m n "   E l e m e n t I d = " 8 6 1 6 0 2 1 1 5 "   D a t a T y p e = " T e x t C o n s t " > C o m p a n y G i r o N o _ L b l < / C o m p a n y G i r o N o _ L b l >   
          < C o m p a n y H o m e P a g e   E l e m e n t T y p e = " C o l u m n "   E l e m e n t I d = " 1 9 8 9 1 8 8 7 0 "   D a t a T y p e = " T e x t " > C o m p a n y H o m e P a g e < / C o m p a n y H o m e P a g e >   
@@ -8351,9 +6995,9 @@
  
          < C o m p a n y P h o n e N o   E l e m e n t T y p e = " C o l u m n "   E l e m e n t I d = " 2 5 0 4 4 0 6 5 5 "   D a t a T y p e = " T e x t " > C o m p a n y P h o n e N o < / C o m p a n y P h o n e N o >   
-         < C o m p a n y P h o n e N o _ L b l   E l e m e n t T y p e = " C o l u m n "   E l e m e n t I d = " 5 5 8 5 9 3 5 8 6 "   D a t a T y p e = " L a b e l " > C o m p a n y P h o n e N o _ L b l < / C o m p a n y P h o n e N o _ L b l > - 
-         < C o m p a n y P i c t u r e   E l e m e n t T y p e = " C o l u m n "   E l e m e n t I d = " 1 3 9 7 4 1 1 0 7 4 "   D a t a T y p e = " B l o b "   / > +         < C o m p a n y P h o n e N o _ L b l   E l e m e n t T y p e = " C o l u m n "   E l e m e n t I d = " 5 5 8 5 9 3 5 8 6 "   D a t a T y p e = " T e x t C o n s t " > C o m p a n y P h o n e N o _ L b l < / C o m p a n y P h o n e N o _ L b l > + 
+         < C o m p a n y P i c t u r e   E l e m e n t T y p e = " C o l u m n "   E l e m e n t I d = " 1 3 9 7 4 1 1 0 7 4 "   D a t a T y p e = " B L O B " / >   
          < C o m p a n y R e g i s t r a t i o n N u m b e r   E l e m e n t T y p e = " C o l u m n "   E l e m e n t I d = " 2 0 2 3 6 3 9 4 2 4 "   D a t a T y p e = " T e x t " > C o m p a n y R e g i s t r a t i o n N u m b e r < / C o m p a n y R e g i s t r a t i o n N u m b e r >   
@@ -8373,7 +7017,7 @@
  
          < C o n t a c t _ L b l   E l e m e n t T y p e = " C o l u m n "   E l e m e n t I d = " 1 1 5 5 0 9 4 7 5 2 "   D a t a T y p e = " T e x t " > C o n t a c t _ L b l < / C o n t a c t _ L b l >   
-         < C o p y _ L b l   E l e m e n t T y p e = " C o l u m n "   E l e m e n t I d = " 6 0 4 7 8 2 7 8 1 "   D a t a T y p e = " L a b e l " > C o p y _ L b l < / C o p y _ L b l > +         < C o p y _ L b l   E l e m e n t T y p e = " C o l u m n "   E l e m e n t I d = " 6 0 4 7 8 2 7 8 1 "   D a t a T y p e = " T e x t C o n s t " > C o p y _ L b l < / C o p y _ L b l >   
          < C u s t o m e r A d d r e s s 1   E l e m e n t T y p e = " C o l u m n "   E l e m e n t I d = " 1 8 0 1 9 6 6 4 5 4 "   D a t a T y p e = " T e x t " > C u s t o m e r A d d r e s s 1 < / C u s t o m e r A d d r e s s 1 >   
@@ -8393,6 +7037,8 @@
  
          < C u s t o m e r P o s t a l B a r C o d e   E l e m e n t T y p e = " C o l u m n "   E l e m e n t I d = " 3 9 8 5 8 0 6 8 8 "   D a t a T y p e = " T e x t " > C u s t o m e r P o s t a l B a r C o d e < / C u s t o m e r P o s t a l B a r C o d e >   
+         < D i s c l a i m e r _ L b l   E l e m e n t T y p e = " C o l u m n "   E l e m e n t I d = " 3 8 1 6 6 9 2 0 5 "   D a t a T y p e = " T e x t " > D i s c l a i m e r _ L b l < / D i s c l a i m e r _ L b l > + 
          < D i s p l a y A d d i t i o n a l F e e N o t e   E l e m e n t T y p e = " C o l u m n "   E l e m e n t I d = " 1 9 3 1 7 6 6 6 8 8 "   D a t a T y p e = " B o o l e a n " > D i s p l a y A d d i t i o n a l F e e N o t e < / D i s p l a y A d d i t i o n a l F e e N o t e >   
          < D o c u m e n t D a t e   E l e m e n t T y p e = " C o l u m n "   E l e m e n t I d = " 5 5 2 8 7 1 9 1 4 "   D a t a T y p e = " S t r i n g " > D o c u m e n t D a t e < / D o c u m e n t D a t e > @@ -8401,7 +7047,7 @@
  
          < D o c u m e n t N o   E l e m e n t T y p e = " C o l u m n "   E l e m e n t I d = " 9 7 0 3 5 0 5 3 9 "   D a t a T y p e = " C o d e " > D o c u m e n t N o < / D o c u m e n t N o >   
-         < D o c u m e n t N o _ L b l   E l e m e n t T y p e = " C o l u m n "   E l e m e n t I d = " 7 8 9 7 9 5 9 7 8 "   D a t a T y p e = " L a b e l " > D o c u m e n t N o _ L b l < / D o c u m e n t N o _ L b l > +         < D o c u m e n t N o _ L b l   E l e m e n t T y p e = " C o l u m n "   E l e m e n t I d = " 7 8 9 7 9 5 9 7 8 "   D a t a T y p e = " T e x t C o n s t " > D o c u m e n t N o _ L b l < / D o c u m e n t N o _ L b l >   
          < D o c u m e n t T i t l e _ L b l   E l e m e n t T y p e = " C o l u m n "   E l e m e n t I d = " 8 5 8 4 2 3 9 2 9 "   D a t a T y p e = " T e x t " > D o c u m e n t T i t l e _ L b l < / D o c u m e n t T i t l e _ L b l >   
@@ -8409,7 +7055,7 @@
  
          < D u e D a t e _ L b l   E l e m e n t T y p e = " C o l u m n "   E l e m e n t I d = " 1 6 4 8 2 8 4 6 4 8 "   D a t a T y p e = " S t r i n g " > D u e D a t e _ L b l < / D u e D a t e _ L b l >   
-         < E M a i l _ H e a d e r _ L b l   E l e m e n t T y p e = " C o l u m n "   E l e m e n t I d = " 5 1 3 1 7 0 8 0 4 "   D a t a T y p e = " L a b e l " > E M a i l _ H e a d e r _ L b l < / E M a i l _ H e a d e r _ L b l > +         < E M a i l _ H e a d e r _ L b l   E l e m e n t T y p e = " C o l u m n "   E l e m e n t I d = " 5 1 3 1 7 0 8 0 4 "   D a t a T y p e = " T e x t C o n s t " > E M a i l _ H e a d e r _ L b l < / E M a i l _ H e a d e r _ L b l >   
          < E x c h a n g e R a t e A s T e x t   E l e m e n t T y p e = " C o l u m n "   E l e m e n t I d = " 5 9 2 9 5 5 8 4 5 "   D a t a T y p e = " T e x t " > E x c h a n g e R a t e A s T e x t < / E x c h a n g e R a t e A s T e x t >   
@@ -8417,25 +7063,25 @@
  
          < E x t e r n a l D o c u m e n t N o _ L b l   E l e m e n t T y p e = " C o l u m n "   E l e m e n t I d = " 4 2 3 3 1 2 2 6 9 "   D a t a T y p e = " S t r i n g " > E x t e r n a l D o c u m e n t N o _ L b l < / E x t e r n a l D o c u m e n t N o _ L b l >   
-         < F r o m _ L b l   E l e m e n t T y p e = " C o l u m n "   E l e m e n t I d = " 4 8 5 4 2 6 1 3 8 "   D a t a T y p e = " L a b e l " > F r o m _ L b l < / F r o m _ L b l > +         < F r o m _ L b l   E l e m e n t T y p e = " C o l u m n "   E l e m e n t I d = " 4 8 5 4 2 6 1 3 8 "   D a t a T y p e = " T e x t C o n s t " > F r o m _ L b l < / F r o m _ L b l >   
          < G l o b a l L o c a t i o n N u m b e r   E l e m e n t T y p e = " C o l u m n "   E l e m e n t I d = " 1 5 0 0 3 7 2 8 0 0 "   D a t a T y p e = " T e x t " > G l o b a l L o c a t i o n N u m b e r < / G l o b a l L o c a t i o n N u m b e r >   
          < G l o b a l L o c a t i o n N u m b e r _ L b l   E l e m e n t T y p e = " C o l u m n "   E l e m e n t I d = " 1 7 5 0 9 1 3 8 9 1 "   D a t a T y p e = " T e x t " > G l o b a l L o c a t i o n N u m b e r _ L b l < / G l o b a l L o c a t i o n N u m b e r _ L b l >   
-         < H o m e P a g e _ H e a d e r _ L b l   E l e m e n t T y p e = " C o l u m n "   E l e m e n t I d = " 1 8 7 9 7 2 5 0 8 4 "   D a t a T y p e = " L a b e l " > H o m e P a g e _ H e a d e r _ L b l < / H o m e P a g e _ H e a d e r _ L b l > - 
-         < I n v o i c e D i s c o u n t A m o u n t _ L b l   E l e m e n t T y p e = " C o l u m n "   E l e m e n t I d = " 1 5 9 3 0 1 2 7 3 6 "   D a t a T y p e = " L a b e l " > I n v o i c e D i s c o u n t A m o u n t _ L b l < / I n v o i c e D i s c o u n t A m o u n t _ L b l > - 
-         < I n v o i c e D i s c o u n t B a s e A m o u n t _ L b l   E l e m e n t T y p e = " C o l u m n "   E l e m e n t I d = " 2 0 2 9 2 6 6 8 7 5 "   D a t a T y p e = " L a b e l " > I n v o i c e D i s c o u n t B a s e A m o u n t _ L b l < / I n v o i c e D i s c o u n t B a s e A m o u n t _ L b l > +         < H o m e P a g e _ H e a d e r _ L b l   E l e m e n t T y p e = " C o l u m n "   E l e m e n t I d = " 1 8 7 9 7 2 5 0 8 4 "   D a t a T y p e = " T e x t C o n s t " > H o m e P a g e _ H e a d e r _ L b l < / H o m e P a g e _ H e a d e r _ L b l > + 
+         < I n v o i c e D i s c o u n t A m o u n t _ L b l   E l e m e n t T y p e = " C o l u m n "   E l e m e n t I d = " 1 5 9 3 0 1 2 7 3 6 "   D a t a T y p e = " T e x t C o n s t " > I n v o i c e D i s c o u n t A m o u n t _ L b l < / I n v o i c e D i s c o u n t A m o u n t _ L b l > + 
+         < I n v o i c e D i s c o u n t B a s e A m o u n t _ L b l   E l e m e n t T y p e = " C o l u m n "   E l e m e n t I d = " 2 0 2 9 2 6 6 8 7 5 "   D a t a T y p e = " T e x t C o n s t " > I n v o i c e D i s c o u n t B a s e A m o u n t _ L b l < / I n v o i c e D i s c o u n t B a s e A m o u n t _ L b l >   
          < L e g a l E n t i t y T y p e   E l e m e n t T y p e = " C o l u m n "   E l e m e n t I d = " 2 0 5 1 8 7 3 5 6 3 "   D a t a T y p e = " T e x t " > L e g a l E n t i t y T y p e < / L e g a l E n t i t y T y p e >   
          < L e g a l E n t i t y T y p e _ L b l   E l e m e n t T y p e = " C o l u m n "   E l e m e n t I d = " 2 0 8 0 2 2 4 7 9 2 "   D a t a T y p e = " T e x t " > L e g a l E n t i t y T y p e _ L b l < / L e g a l E n t i t y T y p e _ L b l >   
-         < L i n e A m o u n t A f t e r I n v o i c e D i s c o u n t _ L b l   E l e m e n t T y p e = " C o l u m n "   E l e m e n t I d = " 6 7 3 7 2 1 0 9 4 "   D a t a T y p e = " L a b e l " > L i n e A m o u n t A f t e r I n v o i c e D i s c o u n t _ L b l < / L i n e A m o u n t A f t e r I n v o i c e D i s c o u n t _ L b l > - 
-         < L o c a l C u r r e n c y _ L b l   E l e m e n t T y p e = " C o l u m n "   E l e m e n t I d = " 1 5 5 9 6 9 3 4 2 2 "   D a t a T y p e = " L a b e l " > L o c a l C u r r e n c y _ L b l < / L o c a l C u r r e n c y _ L b l > +         < L i n e A m o u n t A f t e r I n v o i c e D i s c o u n t _ L b l   E l e m e n t T y p e = " C o l u m n "   E l e m e n t I d = " 6 7 3 7 2 1 0 9 4 "   D a t a T y p e = " T e x t C o n s t " > L i n e A m o u n t A f t e r I n v o i c e D i s c o u n t _ L b l < / L i n e A m o u n t A f t e r I n v o i c e D i s c o u n t _ L b l > + 
+         < L o c a l C u r r e n c y _ L b l   E l e m e n t T y p e = " C o l u m n "   E l e m e n t I d = " 1 5 5 9 6 9 3 4 2 2 "   D a t a T y p e = " T e x t C o n s t " > L o c a l C u r r e n c y _ L b l < / L o c a l C u r r e n c y _ L b l >   
          < O r d e r N o   E l e m e n t T y p e = " C o l u m n "   E l e m e n t I d = " 1 4 6 6 4 7 3 8 8 6 "   D a t a T y p e = " C o d e " > O r d e r N o < / O r d e r N o >   
@@ -8445,13 +7091,13 @@
  
          < P a c k a g e T r a c k i n g N o _ L b l   E l e m e n t T y p e = " C o l u m n "   E l e m e n t I d = " 2 1 9 3 5 6 7 5 6 "   D a t a T y p e = " S t r i n g " > P a c k a g e T r a c k i n g N o _ L b l < / P a c k a g e T r a c k i n g N o _ L b l >   
-         < P a g e _ L b l   E l e m e n t T y p e = " C o l u m n "   E l e m e n t I d = " 6 8 0 6 4 8 0 9 1 "   D a t a T y p e = " L a b e l " > P a g e _ L b l < / P a g e _ L b l > +         < P a g e _ L b l   E l e m e n t T y p e = " C o l u m n "   E l e m e n t I d = " 6 8 0 6 4 8 0 9 1 "   D a t a T y p e = " T e x t C o n s t " > P a g e _ L b l < / P a g e _ L b l >   
          < P a y m e n t I n s t r u c t i o n s _ T x t   E l e m e n t T y p e = " C o l u m n "   E l e m e n t I d = " 1 8 7 2 0 8 8 3 "   D a t a T y p e = " T e x t " > P a y m e n t I n s t r u c t i o n s _ T x t < / P a y m e n t I n s t r u c t i o n s _ T x t >   
          < P a y m e n t M e t h o d D e s c r i p t i o n   E l e m e n t T y p e = " C o l u m n "   E l e m e n t I d = " 5 8 5 7 5 7 9 7 4 "   D a t a T y p e = " T e x t " > P a y m e n t M e t h o d D e s c r i p t i o n < / P a y m e n t M e t h o d D e s c r i p t i o n >   
-         < P a y m e n t M e t h o d D e s c r i p t i o n _ L b l   E l e m e n t T y p e = " C o l u m n "   E l e m e n t I d = " 7 9 7 1 1 7 3 2 3 "   D a t a T y p e = " L a b e l " > P a y m e n t M e t h o d D e s c r i p t i o n _ L b l < / P a y m e n t M e t h o d D e s c r i p t i o n _ L b l > +         < P a y m e n t M e t h o d D e s c r i p t i o n _ L b l   E l e m e n t T y p e = " C o l u m n "   E l e m e n t I d = " 7 9 7 1 1 7 3 2 3 "   D a t a T y p e = " T e x t C o n s t " > P a y m e n t M e t h o d D e s c r i p t i o n _ L b l < / P a y m e n t M e t h o d D e s c r i p t i o n _ L b l >   
          < P a y m e n t R e f e r e n c e   E l e m e n t T y p e = " C o l u m n "   E l e m e n t I d = " 3 3 5 4 9 7 0 1 2 "   D a t a T y p e = " T e x t " > P a y m e n t R e f e r e n c e < / P a y m e n t R e f e r e n c e >   
@@ -8459,39 +7105,45 @@
  
          < P a y m e n t T e r m s D e s c r i p t i o n   E l e m e n t T y p e = " C o l u m n "   E l e m e n t I d = " 2 0 3 8 7 4 2 7 0 0 "   D a t a T y p e = " T e x t " > P a y m e n t T e r m s D e s c r i p t i o n < / P a y m e n t T e r m s D e s c r i p t i o n >   
-         < P a y m e n t T e r m s D e s c r i p t i o n _ L b l   E l e m e n t T y p e = " C o l u m n "   E l e m e n t I d = " 1 8 7 4 4 9 4 3 2 1 "   D a t a T y p e = " L a b e l " > P a y m e n t T e r m s D e s c r i p t i o n _ L b l < / P a y m e n t T e r m s D e s c r i p t i o n _ L b l > +         < P a y m e n t T e r m s D e s c r i p t i o n _ L b l   E l e m e n t T y p e = " C o l u m n "   E l e m e n t I d = " 1 8 7 4 4 9 4 3 2 1 "   D a t a T y p e = " T e x t C o n s t " > P a y m e n t T e r m s D e s c r i p t i o n _ L b l < / P a y m e n t T e r m s D e s c r i p t i o n _ L b l >   
          < P r i c e s I n c l u d i n g V A T   E l e m e n t T y p e = " C o l u m n "   E l e m e n t I d = " 5 1 8 8 1 7 1 6 7 "   D a t a T y p e = " B o o l e a n " > P r i c e s I n c l u d i n g V A T < / P r i c e s I n c l u d i n g V A T >   
+         < P r i c e s I n c l u d i n g V A T _ L b l   E l e m e n t T y p e = " C o l u m n "   E l e m e n t I d = " 1 3 7 7 9 7 9 4 4 4 "   D a t a T y p e = " S t r i n g " > P r i c e s I n c l u d i n g V A T _ L b l < / P r i c e s I n c l u d i n g V A T _ L b l > + 
          < P r i c e s I n c l u d i n g V A T Y e s N o   E l e m e n t T y p e = " C o l u m n "   E l e m e n t I d = " 1 4 1 1 1 4 7 5 9 9 "   D a t a T y p e = " S t r i n g " > P r i c e s I n c l u d i n g V A T Y e s N o < / P r i c e s I n c l u d i n g V A T Y e s N o >   
-         < P r i c e s I n c l u d i n g V A T _ L b l   E l e m e n t T y p e = " C o l u m n "   E l e m e n t I d = " 1 3 7 7 9 7 9 4 4 4 "   D a t a T y p e = " S t r i n g " > P r i c e s I n c l u d i n g V A T _ L b l < / P r i c e s I n c l u d i n g V A T _ L b l > - 
-         < Q u e s t i o n s _ L b l   E l e m e n t T y p e = " C o l u m n "   E l e m e n t I d = " 2 0 7 0 8 9 0 0 1 9 "   D a t a T y p e = " L a b e l " > Q u e s t i o n s _ L b l < / Q u e s t i o n s _ L b l > +         < Q R _ C o d e _ I m a g e   E l e m e n t T y p e = " C o l u m n "   E l e m e n t I d = " 2 0 7 9 6 8 0 8 3 6 "   D a t a T y p e = " M e d i a S e t " > Q R _ C o d e _ I m a g e < / Q R _ C o d e _ I m a g e > + 
+         < Q R _ C o d e _ I m a g e _ L b l   E l e m e n t T y p e = " C o l u m n "   E l e m e n t I d = " 1 2 2 9 4 4 6 0 7 "   D a t a T y p e = " S t r i n g " > Q R _ C o d e _ I m a g e _ L b l < / Q R _ C o d e _ I m a g e _ L b l > + 
+         < Q u e s t i o n s _ L b l   E l e m e n t T y p e = " C o l u m n "   E l e m e n t I d = " 2 0 7 0 8 9 0 0 1 9 "   D a t a T y p e = " T e x t C o n s t " > Q u e s t i o n s _ L b l < / Q u e s t i o n s _ L b l > + 
+         < R e c u r r i n g B i l l i n g   E l e m e n t T y p e = " C o l u m n "   E l e m e n t I d = " 4 8 0 8 6 9 9 3 "   D a t a T y p e = " B o o l e a n " > R e c u r r i n g B i l l i n g < / R e c u r r i n g B i l l i n g >   
          < R e m a i n i n g A m o u n t   E l e m e n t T y p e = " C o l u m n "   E l e m e n t I d = " 3 5 3 2 6 4 1 3 1 "   D a t a T y p e = " D e c i m a l " > R e m a i n i n g A m o u n t < / R e m a i n i n g A m o u n t >   
          < R e m a i n i n g A m o u n t T e x t   E l e m e n t T y p e = " C o l u m n "   E l e m e n t I d = " 1 8 1 3 6 1 2 0 "   D a t a T y p e = " T e x t " > R e m a i n i n g A m o u n t T e x t < / R e m a i n i n g A m o u n t T e x t >   
-         < S a l e s I n v o i c e L i n e D i s c o u n t _ L b l   E l e m e n t T y p e = " C o l u m n "   E l e m e n t I d = " 6 6 4 6 0 1 5 8 2 "   D a t a T y p e = " L a b e l " > S a l e s I n v o i c e L i n e D i s c o u n t _ L b l < / S a l e s I n v o i c e L i n e D i s c o u n t _ L b l > +         < S a l e s I n v o i c e L i n e D i s c o u n t _ L b l   E l e m e n t T y p e = " C o l u m n "   E l e m e n t I d = " 6 6 4 6 0 1 5 8 2 "   D a t a T y p e = " T e x t C o n s t " > S a l e s I n v o i c e L i n e D i s c o u n t _ L b l < / S a l e s I n v o i c e L i n e D i s c o u n t _ L b l > + 
+         < S a l e s P e r s o n _ L b l   E l e m e n t T y p e = " C o l u m n "   E l e m e n t I d = " 1 5 6 4 1 9 6 3 6 5 "   D a t a T y p e = " T e x t C o n s t " > S a l e s P e r s o n _ L b l < / S a l e s P e r s o n _ L b l >   
          < S a l e s P e r s o n B l a n k _ L b l   E l e m e n t T y p e = " C o l u m n "   E l e m e n t I d = " 6 5 4 6 2 4 6 0 1 "   D a t a T y p e = " T e x t " > S a l e s P e r s o n B l a n k _ L b l < / S a l e s P e r s o n B l a n k _ L b l >   
          < S a l e s P e r s o n N a m e   E l e m e n t T y p e = " C o l u m n "   E l e m e n t I d = " 8 7 1 4 9 2 9 8 3 "   D a t a T y p e = " T e x t " > S a l e s P e r s o n N a m e < / S a l e s P e r s o n N a m e >   
-         < S a l e s P e r s o n _ L b l   E l e m e n t T y p e = " C o l u m n "   E l e m e n t I d = " 1 5 6 4 1 9 6 3 6 5 "   D a t a T y p e = " L a b e l " > S a l e s P e r s o n _ L b l < / S a l e s P e r s o n _ L b l > - 
          < S e l l T o C o n t a c t E m a i l   E l e m e n t T y p e = " C o l u m n "   E l e m e n t I d = " 2 6 2 8 2 4 5 6 4 "   D a t a T y p e = " T e x t " > S e l l T o C o n t a c t E m a i l < / S e l l T o C o n t a c t E m a i l >   
-         < S e l l T o C o n t a c t E m a i l L b l   E l e m e n t T y p e = " C o l u m n "   E l e m e n t I d = " 3 7 0 9 2 0 3 7 4 "   D a t a T y p e = " L a b e l " > S e l l T o C o n t a c t E m a i l L b l < / S e l l T o C o n t a c t E m a i l L b l > +         < S e l l T o C o n t a c t E m a i l L b l   E l e m e n t T y p e = " C o l u m n "   E l e m e n t I d = " 3 7 0 9 2 0 3 7 4 "   D a t a T y p e = " T e x t C o n s t " > S e l l T o C o n t a c t E m a i l L b l < / S e l l T o C o n t a c t E m a i l L b l >   
          < S e l l T o C o n t a c t M o b i l e P h o n e N o   E l e m e n t T y p e = " C o l u m n "   E l e m e n t I d = " 1 8 4 3 5 8 7 4 7 "   D a t a T y p e = " T e x t " > S e l l T o C o n t a c t M o b i l e P h o n e N o < / S e l l T o C o n t a c t M o b i l e P h o n e N o >   
-         < S e l l T o C o n t a c t M o b i l e P h o n e N o L b l   E l e m e n t T y p e = " C o l u m n "   E l e m e n t I d = " 1 4 5 7 5 2 8 4 1 7 "   D a t a T y p e = " L a b e l " > S e l l T o C o n t a c t M o b i l e P h o n e N o L b l < / S e l l T o C o n t a c t M o b i l e P h o n e N o L b l > +         < S e l l T o C o n t a c t M o b i l e P h o n e N o L b l   E l e m e n t T y p e = " C o l u m n "   E l e m e n t I d = " 1 4 5 7 5 2 8 4 1 7 "   D a t a T y p e = " T e x t C o n s t " > S e l l T o C o n t a c t M o b i l e P h o n e N o L b l < / S e l l T o C o n t a c t M o b i l e P h o n e N o L b l >   
          < S e l l T o C o n t a c t P h o n e N o   E l e m e n t T y p e = " C o l u m n "   E l e m e n t I d = " 1 6 1 3 8 2 2 4 8 3 "   D a t a T y p e = " T e x t " > S e l l T o C o n t a c t P h o n e N o < / S e l l T o C o n t a c t P h o n e N o >   
-         < S e l l T o C o n t a c t P h o n e N o L b l   E l e m e n t T y p e = " C o l u m n "   E l e m e n t I d = " 1 0 5 0 6 8 6 8 0 9 "   D a t a T y p e = " L a b e l " > S e l l T o C o n t a c t P h o n e N o L b l < / S e l l T o C o n t a c t P h o n e N o L b l > +         < S e l l T o C o n t a c t P h o n e N o L b l   E l e m e n t T y p e = " C o l u m n "   E l e m e n t I d = " 1 0 5 0 6 8 6 8 0 9 "   D a t a T y p e = " T e x t C o n s t " > S e l l T o C o n t a c t P h o n e N o L b l < / S e l l T o C o n t a c t P h o n e N o L b l >   
          < S e l l t o C u s t o m e r N o   E l e m e n t T y p e = " C o l u m n "   E l e m e n t I d = " 2 0 5 0 6 4 7 3 4 9 "   D a t a T y p e = " C o d e " > S e l l t o C u s t o m e r N o < / S e l l t o C u s t o m e r N o >   
@@ -8501,20 +7153,22 @@
  
          < S e l l T o P h o n e N o   E l e m e n t T y p e = " C o l u m n "   E l e m e n t I d = " 7 5 1 9 3 1 8 4 3 "   D a t a T y p e = " T e x t " > S e l l T o P h o n e N o < / S e l l T o P h o n e N o >   
+         < S h i p m e n t _ L b l   E l e m e n t T y p e = " C o l u m n "   E l e m e n t I d = " 2 0 8 5 7 6 7 1 2 0 "   D a t a T y p e = " T e x t C o n s t " > S h i p m e n t _ L b l < / S h i p m e n t _ L b l > + 
          < S h i p m e n t D a t e   E l e m e n t T y p e = " C o l u m n "   E l e m e n t I d = " 9 3 1 1 1 1 4 6 5 "   D a t a T y p e = " S t r i n g " > S h i p m e n t D a t e < / S h i p m e n t D a t e >   
          < S h i p m e n t D a t e _ L b l   E l e m e n t T y p e = " C o l u m n "   E l e m e n t I d = " 6 1 4 4 0 0 3 6 4 "   D a t a T y p e = " S t r i n g " > S h i p m e n t D a t e _ L b l < / S h i p m e n t D a t e _ L b l >   
          < S h i p m e n t M e t h o d D e s c r i p t i o n   E l e m e n t T y p e = " C o l u m n "   E l e m e n t I d = " 2 0 5 9 4 0 3 2 6 0 "   D a t a T y p e = " T e x t " > S h i p m e n t M e t h o d D e s c r i p t i o n < / S h i p m e n t M e t h o d D e s c r i p t i o n >   
-         < S h i p m e n t M e t h o d D e s c r i p t i o n _ L b l   E l e m e n t T y p e = " C o l u m n "   E l e m e n t I d = " 1 1 7 9 9 7 8 4 6 5 "   D a t a T y p e = " L a b e l " > S h i p m e n t M e t h o d D e s c r i p t i o n _ L b l < / S h i p m e n t M e t h o d D e s c r i p t i o n _ L b l > - 
-         < S h i p m e n t _ L b l   E l e m e n t T y p e = " C o l u m n "   E l e m e n t I d = " 2 0 8 5 7 6 7 1 2 0 "   D a t a T y p e = " L a b e l " > S h i p m e n t _ L b l < / S h i p m e n t _ L b l > +         < S h i p m e n t M e t h o d D e s c r i p t i o n _ L b l   E l e m e n t T y p e = " C o l u m n "   E l e m e n t I d = " 1 1 7 9 9 7 8 4 6 5 "   D a t a T y p e = " T e x t C o n s t " > S h i p m e n t M e t h o d D e s c r i p t i o n _ L b l < / S h i p m e n t M e t h o d D e s c r i p t i o n _ L b l >   
          < S h i p p i n g A g e n t C o d e   E l e m e n t T y p e = " C o l u m n "   E l e m e n t I d = " 1 6 7 0 1 5 5 2 6 9 "   D a t a T y p e = " C o d e " > S h i p p i n g A g e n t C o d e < / S h i p p i n g A g e n t C o d e >   
          < S h i p p i n g A g e n t C o d e _ L b l   E l e m e n t T y p e = " C o l u m n "   E l e m e n t I d = " 1 1 5 3 2 0 1 3 4 "   D a t a T y p e = " S t r i n g " > S h i p p i n g A g e n t C o d e _ L b l < / S h i p p i n g A g e n t C o d e _ L b l >   
+         < S h i p T o A d d r e s s _ L b l   E l e m e n t T y p e = " C o l u m n "   E l e m e n t I d = " 1 6 5 0 5 0 5 0 1 7 "   D a t a T y p e = " T e x t C o n s t " > S h i p T o A d d r e s s _ L b l < / S h i p T o A d d r e s s _ L b l > + 
          < S h i p T o A d d r e s s 1   E l e m e n t T y p e = " C o l u m n "   E l e m e n t I d = " 1 3 5 7 6 7 2 8 6 1 "   D a t a T y p e = " T e x t " > S h i p T o A d d r e s s 1 < / S h i p T o A d d r e s s 1 >   
          < S h i p T o A d d r e s s 2   E l e m e n t T y p e = " C o l u m n "   E l e m e n t I d = " 1 0 2 4 2 0 4 5 8 4 "   D a t a T y p e = " T e x t " > S h i p T o A d d r e s s 2 < / S h i p T o A d d r e s s 2 > @@ -8531,39 +7185,39 @@
  
          < S h i p T o A d d r e s s 8   E l e m e n t T y p e = " C o l u m n "   E l e m e n t I d = " 1 4 9 2 9 9 2 1 7 8 "   D a t a T y p e = " T e x t " > S h i p T o A d d r e s s 8 < / S h i p T o A d d r e s s 8 >   
-         < S h i p T o A d d r e s s _ L b l   E l e m e n t T y p e = " C o l u m n "   E l e m e n t I d = " 1 6 5 0 5 0 5 0 1 7 "   D a t a T y p e = " L a b e l " > S h i p T o A d d r e s s _ L b l < / S h i p T o A d d r e s s _ L b l > - 
          < S h i p T o P h o n e N o   E l e m e n t T y p e = " C o l u m n "   E l e m e n t I d = " 3 6 9 7 0 2 2 5 5 "   D a t a T y p e = " T e x t " > S h i p T o P h o n e N o < / S h i p T o P h o n e N o >   
          < S h o w S h i p p i n g A d d r e s s   E l e m e n t T y p e = " C o l u m n "   E l e m e n t I d = " 1 1 2 0 0 7 1 2 6 6 "   D a t a T y p e = " B o o l e a n " > S h o w S h i p p i n g A d d r e s s < / S h o w S h i p p i n g A d d r e s s >   
          < S h o w W o r k D e s c r i p t i o n   E l e m e n t T y p e = " C o l u m n "   E l e m e n t I d = " 7 8 5 4 6 8 8 6 5 "   D a t a T y p e = " B o o l e a n " > S h o w W o r k D e s c r i p t i o n < / S h o w W o r k D e s c r i p t i o n >   
-         < S u b t o t a l _ L b l   E l e m e n t T y p e = " C o l u m n "   E l e m e n t I d = " 1 9 6 7 7 9 5 1 4 2 "   D a t a T y p e = " L a b e l " > S u b t o t a l _ L b l < / S u b t o t a l _ L b l > - 
-         < T h a n k s _ L b l   E l e m e n t T y p e = " C o l u m n "   E l e m e n t I d = " 2 1 0 3 3 0 5 5 2 5 "   D a t a T y p e = " L a b e l " > T h a n k s _ L b l < / T h a n k s _ L b l > - 
-         < T o t a l _ L b l   E l e m e n t T y p e = " C o l u m n "   E l e m e n t I d = " 1 2 1 0 1 0 0 8 7 8 "   D a t a T y p e = " L a b e l " > T o t a l _ L b l < / T o t a l _ L b l > - 
-         < V A T A m o u n t S p e c i f i c a t i o n _ L b l   E l e m e n t T y p e = " C o l u m n "   E l e m e n t I d = " 8 7 8 7 0 6 8 4 6 "   D a t a T y p e = " L a b e l " > V A T A m o u n t S p e c i f i c a t i o n _ L b l < / V A T A m o u n t S p e c i f i c a t i o n _ L b l > - 
-         < V A T A m o u n t _ L b l   E l e m e n t T y p e = " C o l u m n "   E l e m e n t I d = " 1 0 9 4 6 5 7 2 9 "   D a t a T y p e = " L a b e l " > V A T A m o u n t _ L b l < / V A T A m o u n t _ L b l > - 
-         < V A T B a s e _ L b l   E l e m e n t T y p e = " C o l u m n "   E l e m e n t I d = " 1 8 6 6 1 5 8 2 7 8 "   D a t a T y p e = " L a b e l " > V A T B a s e _ L b l < / V A T B a s e _ L b l > - 
-         < V A T C l a u s e s _ L b l   E l e m e n t T y p e = " C o l u m n "   E l e m e n t I d = " 1 3 8 3 9 2 0 0 1 9 "   D a t a T y p e = " L a b e l " > V A T C l a u s e s _ L b l < / V A T C l a u s e s _ L b l > +         < S u b t o t a l _ L b l   E l e m e n t T y p e = " C o l u m n "   E l e m e n t I d = " 1 9 6 7 7 9 5 1 4 2 "   D a t a T y p e = " T e x t C o n s t " > S u b t o t a l _ L b l < / S u b t o t a l _ L b l > + 
+         < T h a n k s _ L b l   E l e m e n t T y p e = " C o l u m n "   E l e m e n t I d = " 2 1 0 3 3 0 5 5 2 5 "   D a t a T y p e = " T e x t C o n s t " > T h a n k s _ L b l < / T h a n k s _ L b l > + 
+         < T o t a l _ L b l   E l e m e n t T y p e = " C o l u m n "   E l e m e n t I d = " 1 2 1 0 1 0 0 8 7 8 "   D a t a T y p e = " T e x t C o n s t " > T o t a l _ L b l < / T o t a l _ L b l > + 
+         < T o t a l C O 2 e _ L b l   E l e m e n t T y p e = " C o l u m n "   E l e m e n t I d = " 1 0 3 0 5 9 5 2 5 5 "   D a t a T y p e = " T e x t " > T o t a l C O 2 e _ L b l < / T o t a l C O 2 e _ L b l > + 
+         < V A T A m o u n t _ L b l   E l e m e n t T y p e = " C o l u m n "   E l e m e n t I d = " 1 0 9 4 6 5 7 2 9 "   D a t a T y p e = " T e x t C o n s t " > V A T A m o u n t _ L b l < / V A T A m o u n t _ L b l > + 
+         < V A T A m o u n t S p e c i f i c a t i o n _ L b l   E l e m e n t T y p e = " C o l u m n "   E l e m e n t I d = " 8 7 8 7 0 6 8 4 6 "   D a t a T y p e = " T e x t C o n s t " > V A T A m o u n t S p e c i f i c a t i o n _ L b l < / V A T A m o u n t S p e c i f i c a t i o n _ L b l > + 
+         < V A T B a s e _ L b l   E l e m e n t T y p e = " C o l u m n "   E l e m e n t I d = " 1 8 6 6 1 5 8 2 7 8 "   D a t a T y p e = " T e x t C o n s t " > V A T B a s e _ L b l < / V A T B a s e _ L b l >   
          < V A T C l a u s e _ L b l   E l e m e n t T y p e = " C o l u m n "   E l e m e n t I d = " 1 5 7 0 4 9 5 4 9 0 "   D a t a T y p e = " S t r i n g " > V A T C l a u s e _ L b l < / V A T C l a u s e _ L b l >   
-         < V A T I d e n t i f i e r _ L b l   E l e m e n t T y p e = " C o l u m n "   E l e m e n t I d = " 1 6 8 6 6 2 3 9 8 4 "   D a t a T y p e = " L a b e l " > V A T I d e n t i f i e r _ L b l < / V A T I d e n t i f i e r _ L b l > - 
-         < V A T P e r c e n t a g e _ L b l   E l e m e n t T y p e = " C o l u m n "   E l e m e n t I d = " 6 7 6 6 5 4 5 6 5 "   D a t a T y p e = " L a b e l " > V A T P e r c e n t a g e _ L b l < / V A T P e r c e n t a g e _ L b l > +         < V A T C l a u s e s _ L b l   E l e m e n t T y p e = " C o l u m n "   E l e m e n t I d = " 1 3 8 3 9 2 0 0 1 9 "   D a t a T y p e = " T e x t C o n s t " > V A T C l a u s e s _ L b l < / V A T C l a u s e s _ L b l > + 
+         < V A T I d e n t i f i e r _ L b l   E l e m e n t T y p e = " C o l u m n "   E l e m e n t I d = " 1 6 8 6 6 2 3 9 8 4 "   D a t a T y p e = " T e x t C o n s t " > V A T I d e n t i f i e r _ L b l < / V A T I d e n t i f i e r _ L b l > + 
+         < V A T P e r c e n t a g e _ L b l   E l e m e n t T y p e = " C o l u m n "   E l e m e n t I d = " 6 7 6 6 5 4 5 6 5 "   D a t a T y p e = " T e x t C o n s t " > V A T P e r c e n t a g e _ L b l < / V A T P e r c e n t a g e _ L b l >   
          < V A T R e g i s t r a t i o n N o   E l e m e n t T y p e = " C o l u m n "   E l e m e n t I d = " 1 8 8 9 1 9 5 4 0 2 "   D a t a T y p e = " T e x t " > V A T R e g i s t r a t i o n N o < / V A T R e g i s t r a t i o n N o >   
          < V A T R e g i s t r a t i o n N o _ L b l   E l e m e n t T y p e = " C o l u m n "   E l e m e n t I d = " 1 4 2 4 6 1 6 0 8 5 "   D a t a T y p e = " T e x t " > V A T R e g i s t r a t i o n N o _ L b l < / V A T R e g i s t r a t i o n N o _ L b l >   
-         < Y o u r D o c u m e n t T i t l e _ L b l   E l e m e n t T y p e = " C o l u m n "   E l e m e n t I d = " 1 8 2 1 7 1 6 9 3 4 "   D a t a T y p e = " L a b e l " > Y o u r D o c u m e n t T i t l e _ L b l < / Y o u r D o c u m e n t T i t l e _ L b l > +         < Y o u r D o c u m e n t T i t l e _ L b l   E l e m e n t T y p e = " C o l u m n "   E l e m e n t I d = " 1 8 2 1 7 1 6 9 3 4 "   D a t a T y p e = " T e x t C o n s t " > Y o u r D o c u m e n t T i t l e _ L b l < / Y o u r D o c u m e n t T i t l e _ L b l >   
          < Y o u r R e f e r e n c e   E l e m e n t T y p e = " C o l u m n "   E l e m e n t I d = " 1 1 0 3 9 9 5 1 "   D a t a T y p e = " T e x t " > Y o u r R e f e r e n c e < / Y o u r R e f e r e n c e >   
@@ -8579,6 +7233,12 @@
  
              < A m o u n t I n c l u d i n g V A T _ L i n e _ L b l   E l e m e n t T y p e = " C o l u m n "   E l e m e n t I d = " 9 3 0 7 4 7 3 1 3 "   D a t a T y p e = " S t r i n g " > A m o u n t I n c l u d i n g V A T _ L i n e _ L b l < / A m o u n t I n c l u d i n g V A T _ L i n e _ L b l >   
+             < C O 2 e P e r U n i t _ L i n e   E l e m e n t T y p e = " C o l u m n "   E l e m e n t I d = " 1 3 2 0 1 7 0 3 0 2 "   D a t a T y p e = " T e x t " > C O 2 e P e r U n i t _ L i n e < / C O 2 e P e r U n i t _ L i n e > + 
+             < C o n t r a c t L i n e N o   E l e m e n t T y p e = " C o l u m n "   E l e m e n t I d = " 3 0 7 6 6 9 2 4 8 "   D a t a T y p e = " I n t e g e r " > C o n t r a c t L i n e N o < / C o n t r a c t L i n e N o > + 
+             < C o n t r a c t N o   E l e m e n t T y p e = " C o l u m n "   E l e m e n t I d = " 1 9 5 9 3 0 8 7 1 8 "   D a t a T y p e = " C o d e " > C o n t r a c t N o < / C o n t r a c t N o > + 
              < D e s c r i p t i o n _ L i n e   E l e m e n t T y p e = " C o l u m n "   E l e m e n t I d = " 1 4 0 6 8 2 2 3 1 0 "   D a t a T y p e = " T e x t " > D e s c r i p t i o n _ L i n e < / D e s c r i p t i o n _ L i n e >   
              < D e s c r i p t i o n _ L i n e _ L b l   E l e m e n t T y p e = " C o l u m n "   E l e m e n t I d = " 2 1 1 8 9 5 1 4 9 5 "   D a t a T y p e = " S t r i n g " > D e s c r i p t i o n _ L i n e _ L b l < / D e s c r i p t i o n _ L i n e _ L b l > @@ -8595,10 +7255,10 @@
  
              < J o b N o _ L b l   E l e m e n t T y p e = " C o l u m n "   E l e m e n t I d = " 1 8 9 7 0 9 4 2 6 "   D a t a T y p e = " T e x t " > J o b N o _ L b l < / J o b N o _ L b l >   
+             < J o b T a s k D e s c _ L b l   E l e m e n t T y p e = " C o l u m n "   E l e m e n t I d = " 5 4 8 3 1 0 0 2 7 "   D a t a T y p e = " T e x t C o n s t " > J o b T a s k D e s c _ L b l < / J o b T a s k D e s c _ L b l > + 
              < J o b T a s k D e s c r i p t i o n   E l e m e n t T y p e = " C o l u m n "   E l e m e n t I d = " 1 0 6 5 5 0 2 3 4 3 "   D a t a T y p e = " T e x t " > J o b T a s k D e s c r i p t i o n < / J o b T a s k D e s c r i p t i o n >   
-             < J o b T a s k D e s c _ L b l   E l e m e n t T y p e = " C o l u m n "   E l e m e n t I d = " 5 4 8 3 1 0 0 2 7 "   D a t a T y p e = " L a b e l " > J o b T a s k D e s c _ L b l < / J o b T a s k D e s c _ L b l > - 
              < J o b T a s k N o   E l e m e n t T y p e = " C o l u m n "   E l e m e n t I d = " 9 4 0 0 8 9 4 5 8 "   D a t a T y p e = " C o d e " > J o b T a s k N o < / J o b T a s k N o >   
              < J o b T a s k N o _ L b l   E l e m e n t T y p e = " C o l u m n "   E l e m e n t I d = " 6 2 2 6 5 1 9 4 9 "   D a t a T y p e = " T e x t " > J o b T a s k N o _ L b l < / J o b T a s k N o _ L b l > @@ -8607,30 +7267,36 @@
  
              < L i n e A m o u n t _ L i n e _ L b l   E l e m e n t T y p e = " C o l u m n "   E l e m e n t I d = " 9 9 2 9 0 1 8 4 5 "   D a t a T y p e = " S t r i n g " > L i n e A m o u n t _ L i n e _ L b l < / L i n e A m o u n t _ L i n e _ L b l >   
+             < L i n e D i s c o u n t P e r c e n t _ L i n e   E l e m e n t T y p e = " C o l u m n "   E l e m e n t I d = " 9 0 7 8 2 7 4 3 6 "   D a t a T y p e = " D e c i m a l " > L i n e D i s c o u n t P e r c e n t _ L i n e < / L i n e D i s c o u n t P e r c e n t _ L i n e > + 
              < L i n e D i s c o u n t P e r c e n t T e x t _ L i n e   E l e m e n t T y p e = " C o l u m n "   E l e m e n t I d = " 6 1 3 1 3 5 1 9 "   D a t a T y p e = " T e x t " > L i n e D i s c o u n t P e r c e n t T e x t _ L i n e < / L i n e D i s c o u n t P e r c e n t T e x t _ L i n e >   
-             < L i n e D i s c o u n t P e r c e n t _ L i n e   E l e m e n t T y p e = " C o l u m n "   E l e m e n t I d = " 9 0 7 8 2 7 4 3 6 "   D a t a T y p e = " D e c i m a l " > L i n e D i s c o u n t P e r c e n t _ L i n e < / L i n e D i s c o u n t P e r c e n t _ L i n e > - 
              < L i n e N o _ L i n e   E l e m e n t T y p e = " C o l u m n "   E l e m e n t I d = " 6 9 8 9 8 5 9 7 9 "   D a t a T y p e = " I n t e g e r " > L i n e N o _ L i n e < / L i n e N o _ L i n e >   
-             < P r i c e P e r _ L b l   E l e m e n t T y p e = " C o l u m n "   E l e m e n t I d = " 9 7 3 2 8 0 1 3 4 "   D a t a T y p e = " L a b e l " > P r i c e P e r _ L b l < / P r i c e P e r _ L b l > - 
-             < P r i c e _ L b l   E l e m e n t T y p e = " C o l u m n "   E l e m e n t I d = " 2 1 2 6 7 6 4 9 2 5 "   D a t a T y p e = " L a b e l " > P r i c e _ L b l < / P r i c e _ L b l > - 
-             < Q t y _ L b l   E l e m e n t T y p e = " C o l u m n "   E l e m e n t I d = " 2 6 3 6 7 3 7 6 4 "   D a t a T y p e = " L a b e l " > Q t y _ L b l < / Q t y _ L b l > +             < P r i c e _ L b l   E l e m e n t T y p e = " C o l u m n "   E l e m e n t I d = " 2 1 2 6 7 6 4 9 2 5 "   D a t a T y p e = " T e x t C o n s t " > P r i c e _ L b l < / P r i c e _ L b l > + 
+             < P r i c e P e r _ L b l   E l e m e n t T y p e = " C o l u m n "   E l e m e n t I d = " 9 7 3 2 8 0 1 3 4 "   D a t a T y p e = " T e x t C o n s t " > P r i c e P e r _ L b l < / P r i c e P e r _ L b l > + 
+             < Q t y _ L b l   E l e m e n t T y p e = " C o l u m n "   E l e m e n t I d = " 2 6 3 6 7 3 7 6 4 "   D a t a T y p e = " T e x t C o n s t " > Q t y _ L b l < / Q t y _ L b l >   
              < Q u a n t i t y _ L i n e   E l e m e n t T y p e = " C o l u m n "   E l e m e n t I d = " 1 0 6 8 5 4 3 5 3 7 "   D a t a T y p e = " T e x t " > Q u a n t i t y _ L i n e < / Q u a n t i t y _ L i n e >   
              < Q u a n t i t y _ L i n e _ L b l   E l e m e n t T y p e = " C o l u m n "   E l e m e n t I d = " 2 0 3 4 5 0 6 8 0 2 "   D a t a T y p e = " S t r i n g " > Q u a n t i t y _ L i n e _ L b l < / Q u a n t i t y _ L i n e _ L b l >   
+             < R e c u r r i n g B i l l i n g f r o m   E l e m e n t T y p e = " C o l u m n "   E l e m e n t I d = " 4 7 7 0 0 1 9 2 1 "   D a t a T y p e = " D a t e " > R e c u r r i n g B i l l i n g f r o m < / R e c u r r i n g B i l l i n g f r o m > + 
+             < R e c u r r i n g B i l l i n g t o   E l e m e n t T y p e = " C o l u m n "   E l e m e n t I d = " 1 3 8 4 6 2 3 0 0 4 "   D a t a T y p e = " D a t e " > R e c u r r i n g B i l l i n g t o < / R e c u r r i n g B i l l i n g t o > + 
              < S h i p m e n t D a t e _ L i n e   E l e m e n t T y p e = " C o l u m n "   E l e m e n t I d = " 1 6 7 3 3 7 5 4 1 6 "   D a t a T y p e = " S t r i n g " > S h i p m e n t D a t e _ L i n e < / S h i p m e n t D a t e _ L i n e >   
-             < S h i p m e n t D a t e _ L i n e _ L b l   E l e m e n t T y p e = " C o l u m n "   E l e m e n t I d = " 8 5 3 2 2 4 3 6 3 "   D a t a T y p e = " L a b e l " > S h i p m e n t D a t e _ L i n e _ L b l < / S h i p m e n t D a t e _ L i n e _ L b l > +             < S h i p m e n t D a t e _ L i n e _ L b l   E l e m e n t T y p e = " C o l u m n "   E l e m e n t I d = " 8 5 3 2 2 4 3 6 3 "   D a t a T y p e = " T e x t C o n s t " > S h i p m e n t D a t e _ L i n e _ L b l < / S h i p m e n t D a t e _ L i n e _ L b l >   
              < T r a n s H e a d e r A m o u n t   E l e m e n t T y p e = " C o l u m n "   E l e m e n t I d = " 2 0 2 8 3 0 6 2 7 6 "   D a t a T y p e = " D e c i m a l " > T r a n s H e a d e r A m o u n t < / T r a n s H e a d e r A m o u n t >   
              < T y p e _ L i n e   E l e m e n t T y p e = " C o l u m n "   E l e m e n t I d = " 2 7 2 8 0 4 9 2 4 "   D a t a T y p e = " S t r i n g " > T y p e _ L i n e < / T y p e _ L i n e >   
+             < U n i t _ L b l   E l e m e n t T y p e = " C o l u m n "   E l e m e n t I d = " 8 1 4 3 6 4 3 1 8 "   D a t a T y p e = " T e x t C o n s t " > U n i t _ L b l < / U n i t _ L b l > + 
              < U n i t O f M e a s u r e   E l e m e n t T y p e = " C o l u m n "   E l e m e n t I d = " 1 8 0 8 2 2 8 0 1 8 "   D a t a T y p e = " T e x t " > U n i t O f M e a s u r e < / U n i t O f M e a s u r e >   
              < U n i t O f M e a s u r e _ L b l   E l e m e n t T y p e = " C o l u m n "   E l e m e n t I d = " 9 8 1 9 5 1 2 4 9 "   D a t a T y p e = " S t r i n g " > U n i t O f M e a s u r e _ L b l < / U n i t O f M e a s u r e _ L b l > @@ -8639,8 +7305,6 @@
  
              < U n i t P r i c e _ L b l   E l e m e n t T y p e = " C o l u m n "   E l e m e n t I d = " 1 1 6 3 9 2 6 6 0 3 "   D a t a T y p e = " S t r i n g " > U n i t P r i c e _ L b l < / U n i t P r i c e _ L b l >   
-             < U n i t _ L b l   E l e m e n t T y p e = " C o l u m n "   E l e m e n t I d = " 8 1 4 3 6 4 3 1 8 "   D a t a T y p e = " L a b e l " > U n i t _ L b l < / U n i t _ L b l > - 
              < V A T I d e n t i f i e r _ L i n e   E l e m e n t T y p e = " C o l u m n "   E l e m e n t I d = " 1 7 7 3 6 2 2 4 1 2 "   D a t a T y p e = " C o d e " > V A T I d e n t i f i e r _ L i n e < / V A T I d e n t i f i e r _ L i n e >   
              < V A T I d e n t i f i e r _ L i n e _ L b l   E l e m e n t T y p e = " C o l u m n "   E l e m e n t I d = " 5 3 3 7 8 2 7 0 3 "   D a t a T y p e = " S t r i n g " > V A T I d e n t i f i e r _ L i n e _ L b l < / V A T I d e n t i f i e r _ L i n e _ L b l > @@ -8703,21 +7367,21 @@
  
              < N o O f V A T I d e n t i f i e r s   E l e m e n t T y p e = " C o l u m n "   E l e m e n t I d = " 1 1 5 3 2 6 3 0 2 6 "   D a t a T y p e = " I n t e g e r " > N o O f V A T I d e n t i f i e r s < / N o O f V A T I d e n t i f i e r s >   
+             < V A T A m o u n t _ V a t A m o u n t L i n e   E l e m e n t T y p e = " C o l u m n "   E l e m e n t I d = " 1 8 9 1 8 2 0 6 2 0 "   D a t a T y p e = " D e c i m a l " > V A T A m o u n t _ V a t A m o u n t L i n e < / V A T A m o u n t _ V a t A m o u n t L i n e > + 
+             < V A T A m o u n t _ V a t A m o u n t L i n e _ L b l   E l e m e n t T y p e = " C o l u m n "   E l e m e n t I d = " 1 5 1 3 5 5 5 4 7 3 "   D a t a T y p e = " S t r i n g " > V A T A m o u n t _ V a t A m o u n t L i n e _ L b l < / V A T A m o u n t _ V a t A m o u n t L i n e _ L b l > + 
              < V A T A m o u n t L C Y _ V A T A m o u n t L i n e   E l e m e n t T y p e = " C o l u m n "   E l e m e n t I d = " 1 5 8 1 9 9 4 3 5 0 "   D a t a T y p e = " D e c i m a l " > V A T A m o u n t L C Y _ V A T A m o u n t L i n e < / V A T A m o u n t L C Y _ V A T A m o u n t L i n e >   
-             < V A T A m o u n t L C Y _ V A T A m o u n t L i n e _ L b l   E l e m e n t T y p e = " C o l u m n "   E l e m e n t I d = " 9 2 3 0 0 3 3 7 "   D a t a T y p e = " L a b e l " > V A T A m o u n t L C Y _ V A T A m o u n t L i n e _ L b l < / V A T A m o u n t L C Y _ V A T A m o u n t L i n e _ L b l > - 
-             < V A T A m o u n t _ V a t A m o u n t L i n e   E l e m e n t T y p e = " C o l u m n "   E l e m e n t I d = " 1 8 9 1 8 2 0 6 2 0 "   D a t a T y p e = " D e c i m a l " > V A T A m o u n t _ V a t A m o u n t L i n e < / V A T A m o u n t _ V a t A m o u n t L i n e > - 
-             < V A T A m o u n t _ V a t A m o u n t L i n e _ L b l   E l e m e n t T y p e = " C o l u m n "   E l e m e n t I d = " 1 5 1 3 5 5 5 4 7 3 "   D a t a T y p e = " S t r i n g " > V A T A m o u n t _ V a t A m o u n t L i n e _ L b l < / V A T A m o u n t _ V a t A m o u n t L i n e _ L b l > +             < V A T A m o u n t L C Y _ V A T A m o u n t L i n e _ L b l   E l e m e n t T y p e = " C o l u m n "   E l e m e n t I d = " 9 2 3 0 0 3 3 7 "   D a t a T y p e = " T e x t C o n s t " > V A T A m o u n t L C Y _ V A T A m o u n t L i n e _ L b l < / V A T A m o u n t L C Y _ V A T A m o u n t L i n e _ L b l > + 
+             < V A T B a s e _ V a t A m o u n t L i n e   E l e m e n t T y p e = " C o l u m n "   E l e m e n t I d = " 1 4 5 8 9 3 7 8 1 9 "   D a t a T y p e = " D e c i m a l " > V A T B a s e _ V a t A m o u n t L i n e < / V A T B a s e _ V a t A m o u n t L i n e > + 
+             < V A T B a s e _ V a t A m o u n t L i n e _ L b l   E l e m e n t T y p e = " C o l u m n "   E l e m e n t I d = " 1 6 9 1 3 0 2 4 8 8 "   D a t a T y p e = " S t r i n g " > V A T B a s e _ V a t A m o u n t L i n e _ L b l < / V A T B a s e _ V a t A m o u n t L i n e _ L b l >   
              < V A T B a s e L C Y _ V A T A m o u n t L i n e   E l e m e n t T y p e = " C o l u m n "   E l e m e n t I d = " 1 8 6 0 9 4 5 6 3 5 "   D a t a T y p e = " D e c i m a l " > V A T B a s e L C Y _ V A T A m o u n t L i n e < / V A T B a s e L C Y _ V A T A m o u n t L i n e >   
-             < V A T B a s e L C Y _ V A T A m o u n t L i n e _ L b l   E l e m e n t T y p e = " C o l u m n "   E l e m e n t I d = " 1 2 3 6 4 6 7 9 9 8 "   D a t a T y p e = " L a b e l " > V A T B a s e L C Y _ V A T A m o u n t L i n e _ L b l < / V A T B a s e L C Y _ V A T A m o u n t L i n e _ L b l > - 
-             < V A T B a s e _ V a t A m o u n t L i n e   E l e m e n t T y p e = " C o l u m n "   E l e m e n t I d = " 1 4 5 8 9 3 7 8 1 9 "   D a t a T y p e = " D e c i m a l " > V A T B a s e _ V a t A m o u n t L i n e < / V A T B a s e _ V a t A m o u n t L i n e > - 
-             < V A T B a s e _ V a t A m o u n t L i n e _ L b l   E l e m e n t T y p e = " C o l u m n "   E l e m e n t I d = " 1 6 9 1 3 0 2 4 8 8 "   D a t a T y p e = " S t r i n g " > V A T B a s e _ V a t A m o u n t L i n e _ L b l < / V A T B a s e _ V a t A m o u n t L i n e _ L b l > +             < V A T B a s e L C Y _ V A T A m o u n t L i n e _ L b l   E l e m e n t T y p e = " C o l u m n "   E l e m e n t I d = " 1 2 3 6 4 6 7 9 9 8 "   D a t a T y p e = " T e x t C o n s t " > V A T B a s e L C Y _ V A T A m o u n t L i n e _ L b l < / V A T B a s e L C Y _ V A T A m o u n t L i n e _ L b l >   
              < V A T I d e n t i f i e r _ V a t A m o u n t L i n e   E l e m e n t T y p e = " C o l u m n "   E l e m e n t I d = " 1 1 4 2 0 7 0 0 3 5 "   D a t a T y p e = " C o d e " > V A T I d e n t i f i e r _ V a t A m o u n t L i n e < / V A T I d e n t i f i e r _ V a t A m o u n t L i n e >   
@@ -8735,10 +7399,10 @@
  
              < C o d e _ V A T C l a u s e L i n e _ L b l   E l e m e n t T y p e = " C o l u m n "   E l e m e n t I d = " 4 6 1 5 3 3 0 2 "   D a t a T y p e = " S t r i n g " > C o d e _ V A T C l a u s e L i n e _ L b l < / C o d e _ V A T C l a u s e L i n e _ L b l >   
+             < D e s c r i p t i o n _ V A T C l a u s e L i n e   E l e m e n t T y p e = " C o l u m n "   E l e m e n t I d = " 1 3 0 5 5 4 5 9 2 4 "   D a t a T y p e = " T e x t " > D e s c r i p t i o n _ V A T C l a u s e L i n e < / D e s c r i p t i o n _ V A T C l a u s e L i n e > + 
              < D e s c r i p t i o n 2 _ V A T C l a u s e L i n e   E l e m e n t T y p e = " C o l u m n "   E l e m e n t I d = " 1 3 7 9 6 6 7 4 7 0 "   D a t a T y p e = " T e x t " > D e s c r i p t i o n 2 _ V A T C l a u s e L i n e < / D e s c r i p t i o n 2 _ V A T C l a u s e L i n e >   
-             < D e s c r i p t i o n _ V A T C l a u s e L i n e   E l e m e n t T y p e = " C o l u m n "   E l e m e n t I d = " 1 3 0 5 5 4 5 9 2 4 "   D a t a T y p e = " T e x t " > D e s c r i p t i o n _ V A T C l a u s e L i n e < / D e s c r i p t i o n _ V A T C l a u s e L i n e > - 
              < N o O f V A T C l a u s e s   E l e m e n t T y p e = " C o l u m n "   E l e m e n t I d = " 7 5 6 4 1 7 3 9 2 "   D a t a T y p e = " I n t e g e r " > N o O f V A T C l a u s e s < / N o O f V A T C l a u s e s >   
              < V A T A m o u n t _ V A T C l a u s e L i n e   E l e m e n t T y p e = " C o l u m n "   E l e m e n t I d = " 2 2 2 4 6 9 0 5 9 "   D a t a T y p e = " D e c i m a l " > V A T A m o u n t _ V A T C l a u s e L i n e < / V A T A m o u n t _ V A T C l a u s e L i n e > @@ -8751,10 +7415,10 @@
  
          < R e p o r t T o t a l s L i n e   E l e m e n t T y p e = " D a t a I t e m "   E l e m e n t I d = " 2 1 2 2 5 4 9 8 3 6 " >   
+             < A m o u n t _ R e p o r t T o t a l s L i n e   E l e m e n t T y p e = " C o l u m n "   E l e m e n t I d = " 4 1 9 9 1 8 3 6 9 "   D a t a T y p e = " D e c i m a l " > A m o u n t _ R e p o r t T o t a l s L i n e < / A m o u n t _ R e p o r t T o t a l s L i n e > + 
              < A m o u n t F o r m a t t e d _ R e p o r t T o t a l s L i n e   E l e m e n t T y p e = " C o l u m n "   E l e m e n t I d = " 1 5 0 6 1 3 6 8 2 5 "   D a t a T y p e = " T e x t " > A m o u n t F o r m a t t e d _ R e p o r t T o t a l s L i n e < / A m o u n t F o r m a t t e d _ R e p o r t T o t a l s L i n e >   
-             < A m o u n t _ R e p o r t T o t a l s L i n e   E l e m e n t T y p e = " C o l u m n "   E l e m e n t I d = " 4 1 9 9 1 8 3 6 9 "   D a t a T y p e = " D e c i m a l " > A m o u n t _ R e p o r t T o t a l s L i n e < / A m o u n t _ R e p o r t T o t a l s L i n e > - 
              < D e s c r i p t i o n _ R e p o r t T o t a l s L i n e   E l e m e n t T y p e = " C o l u m n "   E l e m e n t I d = " 5 8 1 9 9 6 0 6 7 "   D a t a T y p e = " T e x t " > D e s c r i p t i o n _ R e p o r t T o t a l s L i n e < / D e s c r i p t i o n _ R e p o r t T o t a l s L i n e >   
              < F o n t B o l d _ R e p o r t T o t a l s L i n e   E l e m e n t T y p e = " C o l u m n "   E l e m e n t I d = " 9 4 6 5 4 0 5 4 9 "   D a t a T y p e = " B o o l e a n " > F o n t B o l d _ R e p o r t T o t a l s L i n e < / F o n t B o l d _ R e p o r t T o t a l s L i n e > @@ -8763,6 +7427,74 @@
  
          < / R e p o r t T o t a l s L i n e >   
+         < C o n t r a c t B i l l i n g D e t a i l s M a p p i n g   E l e m e n t T y p e = " D a t a I t e m "   E l e m e n t I d = " 1 2 8 3 6 2 7 9 0 6 " > + 
+             < C o n t r a c t B i l l i n g D e t a i l s C o n t r a c t N o L b l   E l e m e n t T y p e = " C o l u m n "   E l e m e n t I d = " 1 7 9 3 4 8 1 5 9 1 "   D a t a T y p e = " T e x t C o n s t " > C o n t r a c t B i l l i n g D e t a i l s C o n t r a c t N o L b l < / C o n t r a c t B i l l i n g D e t a i l s C o n t r a c t N o L b l > + 
+             < C o n t r a c t B i l l i n g D e t a i l s C u s t o m e r L b l   E l e m e n t T y p e = " C o l u m n "   E l e m e n t I d = " 5 0 1 8 2 5 5 2 0 "   D a t a T y p e = " T e x t C o n s t " > C o n t r a c t B i l l i n g D e t a i l s C u s t o m e r L b l < / C o n t r a c t B i l l i n g D e t a i l s C u s t o m e r L b l > + 
+             < C o n t r a c t B i l l i n g D e t a i l s P o s i t i o n D e s c r i p t i o n L b l   E l e m e n t T y p e = " C o l u m n "   E l e m e n t I d = " 1 1 8 2 4 1 2 7 1 7 "   D a t a T y p e = " S t r i n g " > C o n t r a c t B i l l i n g D e t a i l s P o s i t i o n D e s c r i p t i o n L b l < / C o n t r a c t B i l l i n g D e t a i l s P o s i t i o n D e s c r i p t i o n L b l > + 
+             < C o n t r a c t B i l l i n g D e t a i l s P o s i t i o n N o L b l   E l e m e n t T y p e = " C o l u m n "   E l e m e n t I d = " 9 8 8 2 8 7 5 4 8 "   D a t a T y p e = " T e x t C o n s t " > C o n t r a c t B i l l i n g D e t a i l s P o s i t i o n N o L b l < / C o n t r a c t B i l l i n g D e t a i l s P o s i t i o n N o L b l > + 
+             < C o n t r a c t B i l l i n g D e t a i l s G r o u p i n g   E l e m e n t T y p e = " D a t a I t e m "   E l e m e n t I d = " 6 1 7 2 4 6 9 2 7 " > + 
+                 < C o n t r a c t B i l l i n g D e t a i l s A m o u n t L b l   E l e m e n t T y p e = " C o l u m n "   E l e m e n t I d = " 1 7 7 6 3 7 0 2 1 6 "   D a t a T y p e = " T e x t " > C o n t r a c t B i l l i n g D e t a i l s A m o u n t L b l < / C o n t r a c t B i l l i n g D e t a i l s A m o u n t L b l > + 
+                 < C o n t r a c t B i l l i n g D e t a i l s C o n t r a c t N o   E l e m e n t T y p e = " C o l u m n "   E l e m e n t I d = " 1 0 4 0 5 4 0 8 6 1 "   D a t a T y p e = " C o d e " > C o n t r a c t B i l l i n g D e t a i l s C o n t r a c t N o < / C o n t r a c t B i l l i n g D e t a i l s C o n t r a c t N o > + 
+                 < C o n t r a c t B i l l i n g D e t a i l s C u r r e n c y C o d e L b l   E l e m e n t T y p e = " C o l u m n "   E l e m e n t I d = " 3 2 4 5 2 4 1 1 4 "   D a t a T y p e = " T e x t " > C o n t r a c t B i l l i n g D e t a i l s C u r r e n c y C o d e L b l < / C o n t r a c t B i l l i n g D e t a i l s C u r r e n c y C o d e L b l > + 
+                 < C o n t r a c t B i l l i n g D e t a i l s C u s t o m e r N a m e   E l e m e n t T y p e = " C o l u m n "   E l e m e n t I d = " 1 7 3 2 1 8 3 8 6 7 "   D a t a T y p e = " T e x t " > C o n t r a c t B i l l i n g D e t a i l s C u s t o m e r N a m e < / C o n t r a c t B i l l i n g D e t a i l s C u s t o m e r N a m e > + 
+                 < C o n t r a c t B i l l i n g D e t a i l s D a y s L b l   E l e m e n t T y p e = " C o l u m n "   E l e m e n t I d = " 7 0 1 3 5 9 8 3 7 "   D a t a T y p e = " T e x t C o n s t " > C o n t r a c t B i l l i n g D e t a i l s D a y s L b l < / C o n t r a c t B i l l i n g D e t a i l s D a y s L b l > + 
+                 < C o n t r a c t B i l l i n g D e t a i l s D e s c r i p t i o n L b l   E l e m e n t T y p e = " C o l u m n "   E l e m e n t I d = " 1 1 4 3 1 2 2 7 0 2 "   D a t a T y p e = " T e x t C o n s t " > C o n t r a c t B i l l i n g D e t a i l s D e s c r i p t i o n L b l < / C o n t r a c t B i l l i n g D e t a i l s D e s c r i p t i o n L b l > + 
+                 < C o n t r a c t B i l l i n g D e t a i l s D i s c o u n t A m o u n t L b l   E l e m e n t T y p e = " C o l u m n "   E l e m e n t I d = " 5 0 8 2 7 5 7 2 3 "   D a t a T y p e = " T e x t " > C o n t r a c t B i l l i n g D e t a i l s D i s c o u n t A m o u n t L b l < / C o n t r a c t B i l l i n g D e t a i l s D i s c o u n t A m o u n t L b l > + 
+                 < C o n t r a c t B i l l i n g D e t a i l s D i s c o u n t P e r c e n t L b l   E l e m e n t T y p e = " C o l u m n "   E l e m e n t I d = " 1 9 3 7 7 3 8 6 3 0 "   D a t a T y p e = " T e x t " > C o n t r a c t B i l l i n g D e t a i l s D i s c o u n t P e r c e n t L b l < / C o n t r a c t B i l l i n g D e t a i l s D i s c o u n t P e r c e n t L b l > + 
+                 < C o n t r a c t B i l l i n g D e t a i l s E n d D a t e L b l   E l e m e n t T y p e = " C o l u m n "   E l e m e n t I d = " 1 5 9 0 2 9 1 0 2 5 "   D a t a T y p e = " T e x t C o n s t " > C o n t r a c t B i l l i n g D e t a i l s E n d D a t e L b l < / C o n t r a c t B i l l i n g D e t a i l s E n d D a t e L b l > + 
+                 < C o n t r a c t B i l l i n g D e t a i l s P o s i t i o n D e s c r i p t i o n   E l e m e n t T y p e = " C o l u m n "   E l e m e n t I d = " 1 3 8 2 4 1 0 9 5 1 "   D a t a T y p e = " T e x t " > C o n t r a c t B i l l i n g D e t a i l s P o s i t i o n D e s c r i p t i o n < / C o n t r a c t B i l l i n g D e t a i l s P o s i t i o n D e s c r i p t i o n > + 
+                 < C o n t r a c t B i l l i n g D e t a i l s P o s i t i o n N o   E l e m e n t T y p e = " C o l u m n "   E l e m e n t I d = " 3 0 5 7 6 7 2 1 8 "   D a t a T y p e = " I n t e g e r " > C o n t r a c t B i l l i n g D e t a i l s P o s i t i o n N o < / C o n t r a c t B i l l i n g D e t a i l s P o s i t i o n N o > + 
+                 < C o n t r a c t B i l l i n g D e t a i l s Q t y L b l   E l e m e n t T y p e = " C o l u m n "   E l e m e n t I d = " 2 3 0 7 8 2 0 7 2 "   D a t a T y p e = " S t r i n g " > C o n t r a c t B i l l i n g D e t a i l s Q t y L b l < / C o n t r a c t B i l l i n g D e t a i l s Q t y L b l > + 
+                 < C o n t r a c t B i l l i n g D e t a i l s S a l e s P r i c e L b l   E l e m e n t T y p e = " C o l u m n "   E l e m e n t I d = " 9 1 4 2 1 9 1 9 1 "   D a t a T y p e = " T e x t " > C o n t r a c t B i l l i n g D e t a i l s S a l e s P r i c e L b l < / C o n t r a c t B i l l i n g D e t a i l s S a l e s P r i c e L b l > + 
+                 < C o n t r a c t B i l l i n g D e t a i l s S t a r t D a t e L b l   E l e m e n t T y p e = " C o l u m n "   E l e m e n t I d = " 1 3 0 2 0 1 8 0 9 6 "   D a t a T y p e = " T e x t C o n s t " > C o n t r a c t B i l l i n g D e t a i l s S t a r t D a t e L b l < / C o n t r a c t B i l l i n g D e t a i l s S t a r t D a t e L b l > + 
+                 < C o n t r a c t B i l l i n g D e t a i l s   E l e m e n t T y p e = " D a t a I t e m "   E l e m e n t I d = " 2 0 7 1 3 9 8 1 8 " > + 
+                     < C o n t r a c t B i l l i n g D e t a i l s B i l l i n g A m o u n t   E l e m e n t T y p e = " C o l u m n "   E l e m e n t I d = " 1 9 8 9 5 6 9 9 8 3 "   D a t a T y p e = " T e x t " > C o n t r a c t B i l l i n g D e t a i l s B i l l i n g A m o u n t < / C o n t r a c t B i l l i n g D e t a i l s B i l l i n g A m o u n t > + 
+                     < C o n t r a c t B i l l i n g D e t a i l s B i l l i n g D i s c o u n t A m o u n t   E l e m e n t T y p e = " C o l u m n "   E l e m e n t I d = " 1 2 2 6 5 3 7 0 0 4 "   D a t a T y p e = " T e x t " > C o n t r a c t B i l l i n g D e t a i l s B i l l i n g D i s c o u n t A m o u n t < / C o n t r a c t B i l l i n g D e t a i l s B i l l i n g D i s c o u n t A m o u n t > + 
+                     < C o n t r a c t B i l l i n g D e t a i l s C u r r e n c y C o d e   E l e m e n t T y p e = " C o l u m n "   E l e m e n t I d = " 8 6 9 7 4 5 7 7 2 "   D a t a T y p e = " C o d e " > C o n t r a c t B i l l i n g D e t a i l s C u r r e n c y C o d e < / C o n t r a c t B i l l i n g D e t a i l s C u r r e n c y C o d e > + 
+                     < C o n t r a c t B i l l i n g D e t a i l s D a y s   E l e m e n t T y p e = " C o l u m n "   E l e m e n t I d = " 1 9 0 1 6 5 8 4 8 7 "   D a t a T y p e = " I n t e g e r " > C o n t r a c t B i l l i n g D e t a i l s D a y s < / C o n t r a c t B i l l i n g D e t a i l s D a y s > + 
+                     < C o n t r a c t B i l l i n g D e t a i l s D e s c r i p t i o n   E l e m e n t T y p e = " C o l u m n "   E l e m e n t I d = " 1 0 1 7 1 4 1 1 6 8 "   D a t a T y p e = " T e x t " > C o n t r a c t B i l l i n g D e t a i l s D e s c r i p t i o n < / C o n t r a c t B i l l i n g D e t a i l s D e s c r i p t i o n > + 
+                     < C o n t r a c t B i l l i n g D e t a i l s D i s c o u n t P e r c e n t   E l e m e n t T y p e = " C o l u m n "   E l e m e n t I d = " 5 0 2 0 9 5 3 8 4 "   D a t a T y p e = " T e x t " > C o n t r a c t B i l l i n g D e t a i l s D i s c o u n t P e r c e n t < / C o n t r a c t B i l l i n g D e t a i l s D i s c o u n t P e r c e n t > + 
+                     < C o n t r a c t B i l l i n g D e t a i l s E n d D a t e   E l e m e n t T y p e = " C o l u m n "   E l e m e n t I d = " 8 0 4 8 9 7 9 0 9 "   D a t a T y p e = " S t r i n g " > C o n t r a c t B i l l i n g D e t a i l s E n d D a t e < / C o n t r a c t B i l l i n g D e t a i l s E n d D a t e > + 
+                     < C o n t r a c t B i l l i n g D e t a i l s Q u a n t i t y   E l e m e n t T y p e = " C o l u m n "   E l e m e n t I d = " 9 7 8 9 3 6 6 9 "   D a t a T y p e = " S t r i n g " > C o n t r a c t B i l l i n g D e t a i l s Q u a n t i t y < / C o n t r a c t B i l l i n g D e t a i l s Q u a n t i t y > + 
+                     < C o n t r a c t B i l l i n g D e t a i l s S a l e s P r i c e   E l e m e n t T y p e = " C o l u m n "   E l e m e n t I d = " 1 5 9 4 8 2 2 5 3 1 "   D a t a T y p e = " T e x t " > C o n t r a c t B i l l i n g D e t a i l s S a l e s P r i c e < / C o n t r a c t B i l l i n g D e t a i l s S a l e s P r i c e > + 
+                     < C o n t r a c t B i l l i n g D e t a i l s S t a r t D a t e   E l e m e n t T y p e = " C o l u m n "   E l e m e n t I d = " 4 3 2 7 5 9 8 7 4 "   D a t a T y p e = " S t r i n g " > C o n t r a c t B i l l i n g D e t a i l s S t a r t D a t e < / C o n t r a c t B i l l i n g D e t a i l s S t a r t D a t e > + 
+                 < / C o n t r a c t B i l l i n g D e t a i l s > + 
+             < / C o n t r a c t B i l l i n g D e t a i l s G r o u p i n g > + 
+         < / C o n t r a c t B i l l i n g D e t a i l s M a p p i n g > + 
          < L i n e F e e   E l e m e n t T y p e = " D a t a I t e m "   E l e m e n t I d = " 2 6 6 6 3 0 7 3 3 " >   
              < L i n e F e e C a p t i o n T e x t   E l e m e n t T y p e = " C o l u m n "   E l e m e n t I d = " 4 3 7 6 4 3 7 9 0 "   D a t a T y p e = " T e x t " > L i n e F e e C a p t i o n T e x t < / L i n e F e e C a p t i o n T e x t > @@ -8771,7 +7503,7 @@
  
          < P a y m e n t R e p o r t i n g A r g u m e n t   E l e m e n t T y p e = " D a t a I t e m "   E l e m e n t I d = " 3 1 3 7 4 4 1 9 4 " >   
-             < P a y m e n t S e r v i c e L o g o   E l e m e n t T y p e = " C o l u m n "   E l e m e n t I d = " 4 1 6 7 9 0 7 6 7 "   D a t a T y p e = " B l o b "   / > +             < P a y m e n t S e r v i c e L o g o   E l e m e n t T y p e = " C o l u m n "   E l e m e n t I d = " 4 1 6 7 9 0 7 6 7 "   D a t a T y p e = " B L O B " / >   
              < P a y m e n t S e r v i c e L o g o _ U r l   E l e m e n t T y p e = " C o l u m n "   E l e m e n t I d = " 6 4 4 9 7 5 1 3 9 "   D a t a T y p e = " T e x t " > P a y m e n t S e r v i c e L o g o _ U r l < / P a y m e n t S e r v i c e L o g o _ U r l >   
@@ -8801,11 +7533,11 @@
  
          < L e t t e r T e x t   E l e m e n t T y p e = " D a t a I t e m "   E l e m e n t I d = " 1 5 1 0 3 5 3 8 3 4 " >   
-             < B o d y T e x t   E l e m e n t T y p e = " C o l u m n "   E l e m e n t I d = " 1 4 9 7 5 9 8 0 8 "   D a t a T y p e = " L a b e l " > B o d y T e x t < / B o d y T e x t > - 
-             < C l o s i n g T e x t   E l e m e n t T y p e = " C o l u m n "   E l e m e n t I d = " 5 1 2 1 3 5 9 0 9 "   D a t a T y p e = " L a b e l " > C l o s i n g T e x t < / C l o s i n g T e x t > - 
-             < G r e e t i n g T e x t   E l e m e n t T y p e = " C o l u m n "   E l e m e n t I d = " 1 1 7 5 2 7 9 2 8 9 "   D a t a T y p e = " L a b e l " > G r e e t i n g T e x t < / G r e e t i n g T e x t > +             < B o d y T e x t   E l e m e n t T y p e = " C o l u m n "   E l e m e n t I d = " 1 4 9 7 5 9 8 0 8 "   D a t a T y p e = " T e x t C o n s t " > B o d y T e x t < / B o d y T e x t > + 
+             < C l o s i n g T e x t   E l e m e n t T y p e = " C o l u m n "   E l e m e n t I d = " 5 1 2 1 3 5 9 0 9 "   D a t a T y p e = " T e x t C o n s t " > C l o s i n g T e x t < / C l o s i n g T e x t > + 
+             < G r e e t i n g T e x t   E l e m e n t T y p e = " C o l u m n "   E l e m e n t I d = " 1 1 7 5 2 7 9 2 8 9 "   D a t a T y p e = " T e x t C o n s t " > G r e e t i n g T e x t < / G r e e t i n g T e x t >   
              < P m t D i s c T e x t   E l e m e n t T y p e = " C o l u m n "   E l e m e n t I d = " 2 0 1 3 8 4 9 9 4 8 "   D a t a T y p e = " T e x t " > P m t D i s c T e x t < / P m t D i s c T e x t >   
@@ -8822,6 +7554,8 @@
              < T o t a l A m o u n t E x c l I n c l V A T T e x t   E l e m e n t T y p e = " C o l u m n "   E l e m e n t I d = " 1 5 0 7 8 3 2 9 3 7 "   D a t a T y p e = " T e x t " > T o t a l A m o u n t E x c l I n c l V A T T e x t < / T o t a l A m o u n t E x c l I n c l V A T T e x t >   
              < T o t a l A m o u n t I n c l u d i n g V A T   E l e m e n t T y p e = " C o l u m n "   E l e m e n t I d = " 9 1 0 5 1 1 5 7 5 "   D a t a T y p e = " S t r i n g " > T o t a l A m o u n t I n c l u d i n g V A T < / T o t a l A m o u n t I n c l u d i n g V A T > + 
+             < T o t a l C O 2 e   E l e m e n t T y p e = " C o l u m n "   E l e m e n t I d = " 9 5 4 7 1 1 2 1 2 "   D a t a T y p e = " D e c i m a l " > T o t a l C O 2 e < / T o t a l C O 2 e >   
              < T o t a l E x c l u d i n g V A T T e x t   E l e m e n t T y p e = " C o l u m n "   E l e m e n t I d = " 1 9 2 2 9 4 6 3 1 0 "   D a t a T y p e = " T e x t " > T o t a l E x c l u d i n g V A T T e x t < / T o t a l E x c l u d i n g V A T T e x t >   
@@ -8872,4 +7606,10 @@
     <ds:schemaRef ds:uri="urn:microsoft-dynamics-businesscentral/internal/extended/reports/Standard_Sales_Invoice/1306/"/>
   </ds:schemaRefs>
 </ds:datastoreItem>
+</file>
+
+<file path=docMetadata/LabelInfo.xml><?xml version="1.0" encoding="utf-8"?>
+<clbl:labelList xmlns:clbl="http://schemas.microsoft.com/office/2020/mipLabelMetadata">
+  <clbl:label id="{f42aa342-8706-4288-bd11-ebb85995028c}" enabled="1" method="Standard" siteId="{72f988bf-86f1-41af-91ab-2d7cd011db47}" removed="0"/>
+</clbl:labelList>
 </file>
--- a/src/Layers/W1/BaseApp/Sales/History/StandardSalesInvoiceVatSpecBody.docx
+++ b/src/Layers/W1/BaseApp/Sales/History/StandardSalesInvoiceVatSpecBody.docx
@@ -32,7 +32,6 @@
             <w15:color w:val="808080"/>
             <w:text/>
           </w:sdtPr>
-          <w:sdtEndPr/>
           <w:sdtContent>
             <w:tc>
               <w:tcPr>
@@ -81,7 +80,6 @@
             <w15:color w:val="808080"/>
             <w:text/>
           </w:sdtPr>
-          <w:sdtEndPr/>
           <w:sdtContent>
             <w:tc>
               <w:tcPr>
@@ -123,7 +121,6 @@
             <w15:color w:val="808080"/>
             <w:text/>
           </w:sdtPr>
-          <w:sdtEndPr/>
           <w:sdtContent>
             <w:tc>
               <w:tcPr>
@@ -172,7 +169,6 @@
             <w15:color w:val="808080"/>
             <w:text/>
           </w:sdtPr>
-          <w:sdtEndPr/>
           <w:sdtContent>
             <w:tc>
               <w:tcPr>
@@ -213,7 +209,6 @@
             <w15:color w:val="808080"/>
             <w:text/>
           </w:sdtPr>
-          <w:sdtEndPr/>
           <w:sdtContent>
             <w:tc>
               <w:tcPr>
@@ -262,7 +257,6 @@
             <w15:color w:val="808080"/>
             <w:text/>
           </w:sdtPr>
-          <w:sdtEndPr/>
           <w:sdtContent>
             <w:tc>
               <w:tcPr>
@@ -303,7 +297,6 @@
             <w15:color w:val="808080"/>
             <w:text/>
           </w:sdtPr>
-          <w:sdtEndPr/>
           <w:sdtContent>
             <w:tc>
               <w:tcPr>
@@ -352,7 +345,6 @@
             <w15:color w:val="808080"/>
             <w:text/>
           </w:sdtPr>
-          <w:sdtEndPr/>
           <w:sdtContent>
             <w:tc>
               <w:tcPr>
@@ -393,7 +385,6 @@
             <w15:color w:val="808080"/>
             <w:text/>
           </w:sdtPr>
-          <w:sdtEndPr/>
           <w:sdtContent>
             <w:tc>
               <w:tcPr>
@@ -442,7 +433,6 @@
             <w15:color w:val="808080"/>
             <w:text/>
           </w:sdtPr>
-          <w:sdtEndPr/>
           <w:sdtContent>
             <w:tc>
               <w:tcPr>
@@ -495,7 +485,6 @@
                 <w15:color w:val="808080"/>
                 <w:text/>
               </w:sdtPr>
-              <w:sdtEndPr/>
               <w:sdtContent>
                 <w:r>
                   <w:rPr>
@@ -532,7 +521,6 @@
             <w15:color w:val="808080"/>
             <w:text/>
           </w:sdtPr>
-          <w:sdtEndPr/>
           <w:sdtContent>
             <w:tc>
               <w:tcPr>
@@ -573,7 +561,6 @@
             <w15:color w:val="808080"/>
             <w:text/>
           </w:sdtPr>
-          <w:sdtEndPr/>
           <w:sdtContent>
             <w:tc>
               <w:tcPr>
@@ -621,7 +608,6 @@
             <w15:color w:val="808080"/>
             <w:text/>
           </w:sdtPr>
-          <w:sdtEndPr/>
           <w:sdtContent>
             <w:tc>
               <w:tcPr>
@@ -664,7 +650,6 @@
             <w15:color w:val="808080"/>
             <w:text/>
           </w:sdtPr>
-          <w:sdtEndPr/>
           <w:sdtContent>
             <w:tc>
               <w:tcPr>
@@ -712,7 +697,6 @@
             <w15:color w:val="808080"/>
             <w:text/>
           </w:sdtPr>
-          <w:sdtEndPr/>
           <w:sdtContent>
             <w:tc>
               <w:tcPr>
@@ -744,7 +728,7 @@
       <w:pPr>
         <w:spacing w:after="0" w:line="240" w:lineRule="auto"/>
         <w:rPr>
-          <w:lang w:val="da-DK" w:eastAsia="en-US"/>
+          <w:lang w:eastAsia="en-US"/>
         </w:rPr>
       </w:pPr>
     </w:p>
@@ -778,7 +762,6 @@
             <w15:color w:val="808080"/>
             <w:text/>
           </w:sdtPr>
-          <w:sdtEndPr/>
           <w:sdtContent>
             <w:tc>
               <w:tcPr>
@@ -807,7 +790,6 @@
             <w15:color w:val="808080"/>
             <w:text/>
           </w:sdtPr>
-          <w:sdtEndPr/>
           <w:sdtContent>
             <w:tc>
               <w:tcPr>
@@ -833,7 +815,6 @@
             <w15:color w:val="808080"/>
             <w:text/>
           </w:sdtPr>
-          <w:sdtEndPr/>
           <w:sdtContent>
             <w:tc>
               <w:tcPr>
@@ -859,7 +840,6 @@
             <w15:color w:val="808080"/>
             <w:text/>
           </w:sdtPr>
-          <w:sdtEndPr/>
           <w:sdtContent>
             <w:tc>
               <w:tcPr>
@@ -892,7 +872,6 @@
             <w15:color w:val="808080"/>
             <w:text/>
           </w:sdtPr>
-          <w:sdtEndPr/>
           <w:sdtContent>
             <w:tc>
               <w:tcPr>
@@ -921,7 +900,6 @@
             <w15:color w:val="808080"/>
             <w:text/>
           </w:sdtPr>
-          <w:sdtEndPr/>
           <w:sdtContent>
             <w:tc>
               <w:tcPr>
@@ -947,7 +925,6 @@
             <w15:color w:val="808080"/>
             <w:text/>
           </w:sdtPr>
-          <w:sdtEndPr/>
           <w:sdtContent>
             <w:tc>
               <w:tcPr>
@@ -973,7 +950,6 @@
             <w15:color w:val="808080"/>
             <w:text/>
           </w:sdtPr>
-          <w:sdtEndPr/>
           <w:sdtContent>
             <w:tc>
               <w:tcPr>
@@ -996,7 +972,7 @@
       <w:pPr>
         <w:spacing w:after="0" w:line="240" w:lineRule="auto"/>
         <w:rPr>
-          <w:lang w:val="da-DK" w:eastAsia="en-US"/>
+          <w:lang w:eastAsia="en-US"/>
         </w:rPr>
       </w:pPr>
     </w:p>
@@ -1039,12 +1015,11 @@
               <w15:color w:val="808080"/>
               <w:text/>
             </w:sdtPr>
-            <w:sdtEndPr/>
             <w:sdtContent>
               <w:p>
                 <w:pPr>
                   <w:pStyle w:val="BCLabel"/>
-                  <w:spacing w:before="160" w:after="80"/>
+                  <w:spacing w:after="80"/>
                   <w:rPr>
                     <w:lang w:val="en-US" w:eastAsia="en-US"/>
                   </w:rPr>
@@ -1073,7 +1048,6 @@
             <w15:color w:val="808080"/>
             <w:text/>
           </w:sdtPr>
-          <w:sdtEndPr/>
           <w:sdtContent>
             <w:tc>
               <w:tcPr>
@@ -1082,7 +1056,7 @@
               <w:p>
                 <w:pPr>
                   <w:pStyle w:val="BCLabel"/>
-                  <w:spacing w:before="160" w:after="80"/>
+                  <w:spacing w:after="80"/>
                   <w:rPr>
                     <w:lang w:val="en-US" w:eastAsia="en-US"/>
                   </w:rPr>
@@ -1111,7 +1085,6 @@
             <w15:color w:val="808080"/>
             <w:text/>
           </w:sdtPr>
-          <w:sdtEndPr/>
           <w:sdtContent>
             <w:tc>
               <w:tcPr>
@@ -1120,7 +1093,7 @@
               <w:p>
                 <w:pPr>
                   <w:pStyle w:val="BCLabelNumber"/>
-                  <w:spacing w:before="160" w:after="80"/>
+                  <w:spacing w:after="80"/>
                   <w:jc w:val="right"/>
                   <w:rPr>
                     <w:lang w:val="en-US" w:eastAsia="en-US"/>
@@ -1153,7 +1126,6 @@
             <w15:color w:val="808080"/>
             <w:text/>
           </w:sdtPr>
-          <w:sdtEndPr/>
           <w:sdtContent>
             <w:tc>
               <w:tcPr>
@@ -1162,7 +1134,7 @@
               <w:p>
                 <w:pPr>
                   <w:pStyle w:val="BCLabel"/>
-                  <w:spacing w:before="160" w:after="80"/>
+                  <w:spacing w:after="80"/>
                   <w:rPr>
                     <w:lang w:val="en-US" w:eastAsia="en-US"/>
                   </w:rPr>
@@ -1191,7 +1163,6 @@
             <w15:color w:val="808080"/>
             <w:text/>
           </w:sdtPr>
-          <w:sdtEndPr/>
           <w:sdtContent>
             <w:tc>
               <w:tcPr>
@@ -1200,7 +1171,7 @@
               <w:p>
                 <w:pPr>
                   <w:pStyle w:val="BCLabelNumber"/>
-                  <w:spacing w:before="160" w:after="80"/>
+                  <w:spacing w:after="80"/>
                   <w:jc w:val="right"/>
                   <w:rPr>
                     <w:lang w:val="en-US" w:eastAsia="en-US"/>
@@ -1233,7 +1204,6 @@
             <w15:color w:val="808080"/>
             <w:text/>
           </w:sdtPr>
-          <w:sdtEndPr/>
           <w:sdtContent>
             <w:tc>
               <w:tcPr>
@@ -1242,7 +1212,7 @@
               <w:p>
                 <w:pPr>
                   <w:pStyle w:val="BCLabelNumber"/>
-                  <w:spacing w:before="160" w:after="80"/>
+                  <w:spacing w:after="80"/>
                   <w:jc w:val="right"/>
                   <w:rPr>
                     <w:lang w:val="en-US" w:eastAsia="en-US"/>
@@ -1272,7 +1242,6 @@
             <w15:color w:val="808080"/>
             <w:text/>
           </w:sdtPr>
-          <w:sdtEndPr/>
           <w:sdtContent>
             <w:tc>
               <w:tcPr>
@@ -1281,7 +1250,7 @@
               <w:p>
                 <w:pPr>
                   <w:pStyle w:val="BCLabelNumber"/>
-                  <w:spacing w:before="160" w:after="80"/>
+                  <w:spacing w:after="80"/>
                   <w:jc w:val="right"/>
                   <w:rPr>
                     <w:lang w:val="en-US" w:eastAsia="en-US"/>
@@ -1311,7 +1280,6 @@
             <w15:color w:val="808080"/>
             <w:text/>
           </w:sdtPr>
-          <w:sdtEndPr/>
           <w:sdtContent>
             <w:tc>
               <w:tcPr>
@@ -1320,7 +1288,7 @@
               <w:p>
                 <w:pPr>
                   <w:pStyle w:val="BCLabelNumber"/>
-                  <w:spacing w:before="160" w:after="80"/>
+                  <w:spacing w:after="80"/>
                   <w:jc w:val="right"/>
                   <w:rPr>
                     <w:lang w:val="en-US" w:eastAsia="en-US"/>
@@ -1468,7 +1436,6 @@
           <w15:color w:val="808080"/>
           <w15:repeatingSection/>
         </w:sdtPr>
-        <w:sdtEndPr/>
         <w:sdtContent>
           <w:sdt>
             <w:sdtPr>
@@ -1480,11 +1447,6 @@
               <w15:color w:val="808080"/>
               <w15:repeatingSectionItem/>
             </w:sdtPr>
-            <w:sdtEndPr>
-              <w:rPr>
-                <w:lang/>
-              </w:rPr>
-            </w:sdtEndPr>
             <w:sdtContent>
               <w:tr>
                 <w:trPr>
@@ -1545,7 +1507,6 @@
                     <w15:color w:val="808080"/>
                     <w:text/>
                   </w:sdtPr>
-                  <w:sdtEndPr/>
                   <w:sdtContent>
                     <w:tc>
                       <w:tcPr>
@@ -1582,7 +1543,6 @@
                     <w15:color w:val="808080"/>
                     <w:text/>
                   </w:sdtPr>
-                  <w:sdtEndPr/>
                   <w:sdtContent>
                     <w:tc>
                       <w:tcPr>
@@ -1623,7 +1583,6 @@
                     <w15:color w:val="808080"/>
                     <w:text/>
                   </w:sdtPr>
-                  <w:sdtEndPr/>
                   <w:sdtContent>
                     <w:tc>
                       <w:tcPr>
@@ -1672,7 +1631,6 @@
                         <w15:color w:val="808080"/>
                         <w:text/>
                       </w:sdtPr>
-                      <w:sdtEndPr/>
                       <w:sdtContent>
                         <w:proofErr w:type="spellStart"/>
                         <w:r>
@@ -1701,7 +1659,6 @@
                     <w15:color w:val="808080"/>
                     <w:text/>
                   </w:sdtPr>
-                  <w:sdtEndPr/>
                   <w:sdtContent>
                     <w:tc>
                       <w:tcPr>
@@ -1739,7 +1696,6 @@
                     <w15:color w:val="808080"/>
                     <w:text/>
                   </w:sdtPr>
-                  <w:sdtEndPr/>
                   <w:sdtContent>
                     <w:tc>
                       <w:tcPr>
@@ -1789,7 +1745,6 @@
                         <w15:color w:val="808080"/>
                         <w:text/>
                       </w:sdtPr>
-                      <w:sdtEndPr/>
                       <w:sdtContent>
                         <w:proofErr w:type="spellStart"/>
                         <w:r>
@@ -1819,7 +1774,7 @@
       <w:pPr>
         <w:spacing w:after="0" w:line="240" w:lineRule="auto"/>
         <w:rPr>
-          <w:lang w:val="da-DK" w:eastAsia="en-US"/>
+          <w:lang w:eastAsia="en-US"/>
         </w:rPr>
       </w:pPr>
     </w:p>
@@ -1857,7 +1812,6 @@
             <w15:color w:val="808080"/>
             <w:text/>
           </w:sdtPr>
-          <w:sdtEndPr/>
           <w:sdtContent>
             <w:tc>
               <w:tcPr>
@@ -1936,7 +1890,6 @@
             <w15:color w:val="808080"/>
             <w:text/>
           </w:sdtPr>
-          <w:sdtEndPr/>
           <w:sdtContent>
             <w:tc>
               <w:tcPr>
@@ -1983,7 +1936,6 @@
             <w15:color w:val="808080"/>
             <w:text/>
           </w:sdtPr>
-          <w:sdtEndPr/>
           <w:sdtContent>
             <w:tc>
               <w:tcPr>
@@ -2083,7 +2035,6 @@
                 <w15:color w:val="808080"/>
                 <w:text/>
               </w:sdtPr>
-              <w:sdtEndPr/>
               <w:sdtContent>
                 <w:r>
                   <w:rPr>
@@ -2133,7 +2084,6 @@
             <w15:color w:val="808080"/>
             <w:text/>
           </w:sdtPr>
-          <w:sdtEndPr/>
           <w:sdtContent>
             <w:tc>
               <w:tcPr>
@@ -2232,7 +2182,6 @@
             <w15:color w:val="808080"/>
             <w:text/>
           </w:sdtPr>
-          <w:sdtEndPr/>
           <w:sdtContent>
             <w:tc>
               <w:tcPr>
@@ -2312,7 +2261,6 @@
             <w15:color w:val="808080"/>
             <w:text/>
           </w:sdtPr>
-          <w:sdtEndPr/>
           <w:sdtContent>
             <w:tc>
               <w:tcPr>
@@ -2358,7 +2306,6 @@
             <w15:color w:val="808080"/>
             <w:text/>
           </w:sdtPr>
-          <w:sdtEndPr/>
           <w:sdtContent>
             <w:tc>
               <w:tcPr>
@@ -2434,7 +2381,6 @@
             <w15:color w:val="808080"/>
             <w:text/>
           </w:sdtPr>
-          <w:sdtEndPr/>
           <w:sdtContent>
             <w:tc>
               <w:tcPr>
@@ -2483,7 +2429,6 @@
         <w15:color w:val="808080"/>
         <w:text/>
       </w:sdtPr>
-      <w:sdtEndPr/>
       <w:sdtContent>
         <w:p>
           <w:pPr>
@@ -2543,7 +2488,6 @@
             <w:dataBinding w:prefixMappings="&lt;xmlns:ns0='urn:microsoft-dynamics-nav/reports/Standard_Sales_Invoice/1306/' " w:xpath="/ns0:NavWordReportXmlPart[1]/ns0:Header[1]/ns0:VATAmountLine[1]/ns0:VATIdentifier_VatAmountLine_Lbl[1]" w:storeItemID="{86353218-9C66-43DD-A003-4CC05E0D2CCF}"/>
             <w:text/>
           </w:sdtPr>
-          <w:sdtEndPr/>
           <w:sdtContent>
             <w:tc>
               <w:tcPr>
@@ -2552,7 +2496,7 @@
               <w:p>
                 <w:pPr>
                   <w:pStyle w:val="BCLabel"/>
-                  <w:spacing w:before="160" w:after="80"/>
+                  <w:spacing w:after="80"/>
                   <w:rPr>
                     <w:lang w:val="en-US" w:eastAsia="en-US"/>
                   </w:rPr>
@@ -2575,7 +2519,6 @@
             <w:dataBinding w:prefixMappings="&lt;xmlns:ns0='urn:microsoft-dynamics-nav/reports/Standard_Sales_Invoice/1306/' " w:xpath="/ns0:NavWordReportXmlPart[1]/ns0:Header[1]/ns0:VATAmountLine[1]/ns0:VATPct_VatAmountLine_Lbl[1]" w:storeItemID="{86353218-9C66-43DD-A003-4CC05E0D2CCF}"/>
             <w:text/>
           </w:sdtPr>
-          <w:sdtEndPr/>
           <w:sdtContent>
             <w:tc>
               <w:tcPr>
@@ -2584,7 +2527,7 @@
               <w:p>
                 <w:pPr>
                   <w:pStyle w:val="BCLabelNumber"/>
-                  <w:spacing w:before="160" w:after="80"/>
+                  <w:spacing w:after="80"/>
                   <w:jc w:val="right"/>
                   <w:rPr>
                     <w:lang w:val="en-US" w:eastAsia="en-US"/>
@@ -2608,7 +2551,6 @@
             <w:dataBinding w:prefixMappings="&lt;xmlns:ns0='urn:microsoft-dynamics-nav/reports/Standard_Sales_Invoice/1306/' " w:xpath="/ns0:NavWordReportXmlPart[1]/ns0:Header[1]/ns0:VATAmountLine[1]/ns0:VATBase_VatAmountLine_Lbl[1]" w:storeItemID="{86353218-9C66-43DD-A003-4CC05E0D2CCF}"/>
             <w:text/>
           </w:sdtPr>
-          <w:sdtEndPr/>
           <w:sdtContent>
             <w:tc>
               <w:tcPr>
@@ -2617,7 +2559,7 @@
               <w:p>
                 <w:pPr>
                   <w:pStyle w:val="BCLabelNumber"/>
-                  <w:spacing w:before="160" w:after="80"/>
+                  <w:spacing w:after="80"/>
                   <w:jc w:val="right"/>
                   <w:rPr>
                     <w:lang w:val="en-US" w:eastAsia="en-US"/>
@@ -2641,7 +2583,6 @@
             <w:dataBinding w:prefixMappings="&lt;xmlns:ns0='urn:microsoft-dynamics-nav/reports/Standard_Sales_Invoice/1306/' " w:xpath="/ns0:NavWordReportXmlPart[1]/ns0:Header[1]/ns0:VATAmountLine[1]/ns0:VATAmount_VatAmountLine_Lbl[1]" w:storeItemID="{86353218-9C66-43DD-A003-4CC05E0D2CCF}"/>
             <w:text/>
           </w:sdtPr>
-          <w:sdtEndPr/>
           <w:sdtContent>
             <w:tc>
               <w:tcPr>
@@ -2650,7 +2591,7 @@
               <w:p>
                 <w:pPr>
                   <w:pStyle w:val="BCLabelNumber"/>
-                  <w:spacing w:before="160" w:after="80"/>
+                  <w:spacing w:after="80"/>
                   <w:jc w:val="right"/>
                   <w:rPr>
                     <w:lang w:val="en-US" w:eastAsia="en-US"/>
@@ -2674,7 +2615,6 @@
             <w:dataBinding w:prefixMappings="&lt;xmlns:ns0='urn:microsoft-dynamics-nav/reports/Standard_Sales_Invoice/1306/' " w:xpath="/ns0:NavWordReportXmlPart[1]/ns0:Header[1]/ns0:VATAmountLine[1]/ns0:VATBaseLCY_VATAmountLine_Lbl[1]" w:storeItemID="{86353218-9C66-43DD-A003-4CC05E0D2CCF}"/>
             <w:text/>
           </w:sdtPr>
-          <w:sdtEndPr/>
           <w:sdtContent>
             <w:tc>
               <w:tcPr>
@@ -2683,7 +2623,7 @@
               <w:p>
                 <w:pPr>
                   <w:pStyle w:val="BCLabelNumber"/>
-                  <w:spacing w:before="160" w:after="80"/>
+                  <w:spacing w:after="80"/>
                   <w:jc w:val="right"/>
                   <w:rPr>
                     <w:lang w:val="en-US" w:eastAsia="en-US"/>
@@ -2707,7 +2647,6 @@
             <w:dataBinding w:prefixMappings="&lt;xmlns:ns0='urn:microsoft-dynamics-nav/reports/Standard_Sales_Invoice/1306/' " w:xpath="/ns0:NavWordReportXmlPart[1]/ns0:Header[1]/ns0:VATAmountLine[1]/ns0:VATAmountLCY_VATAmountLine_Lbl[1]" w:storeItemID="{86353218-9C66-43DD-A003-4CC05E0D2CCF}"/>
             <w:text/>
           </w:sdtPr>
-          <w:sdtEndPr/>
           <w:sdtContent>
             <w:tc>
               <w:tcPr>
@@ -2716,7 +2655,7 @@
               <w:p>
                 <w:pPr>
                   <w:pStyle w:val="BCLabelNumber"/>
-                  <w:spacing w:before="160" w:after="80"/>
+                  <w:spacing w:after="80"/>
                   <w:jc w:val="right"/>
                   <w:rPr>
                     <w:lang w:val="en-US" w:eastAsia="en-US"/>
@@ -2831,11 +2770,6 @@
           <w15:color w:val="808080"/>
           <w15:repeatingSection/>
         </w:sdtPr>
-        <w:sdtEndPr>
-          <w:rPr>
-            <w:lang/>
-          </w:rPr>
-        </w:sdtEndPr>
         <w:sdtContent>
           <w:sdt>
             <w:sdtPr>
@@ -2847,11 +2781,6 @@
               <w15:color w:val="808080"/>
               <w15:repeatingSectionItem/>
             </w:sdtPr>
-            <w:sdtEndPr>
-              <w:rPr>
-                <w:lang/>
-              </w:rPr>
-            </w:sdtEndPr>
             <w:sdtContent>
               <w:tr>
                 <w:trPr>
@@ -2914,7 +2843,6 @@
                     <w:dataBinding w:prefixMappings="&lt;xmlns:ns0='urn:microsoft-dynamics-nav/reports/Standard_Sales_Invoice/1306/' " w:xpath="/ns0:NavWordReportXmlPart[1]/ns0:Header[1]/ns0:VATAmountLine[1]/ns0:VATPct_VatAmountLine[1]" w:storeItemID="{86353218-9C66-43DD-A003-4CC05E0D2CCF}"/>
                     <w:text/>
                   </w:sdtPr>
-                  <w:sdtEndPr/>
                   <w:sdtContent>
                     <w:tc>
                       <w:tcPr>
@@ -2946,7 +2874,6 @@
                     <w:dataBinding w:prefixMappings="&lt;xmlns:ns0='urn:microsoft-dynamics-nav/reports/Standard_Sales_Invoice/1306/' " w:xpath="/ns0:NavWordReportXmlPart[1]/ns0:Header[1]/ns0:VATAmountLine[1]/ns0:VATBase_VatAmountLine[1]" w:storeItemID="{86353218-9C66-43DD-A003-4CC05E0D2CCF}"/>
                     <w:text/>
                   </w:sdtPr>
-                  <w:sdtEndPr/>
                   <w:sdtContent>
                     <w:tc>
                       <w:tcPr>
@@ -2978,7 +2905,6 @@
                     <w:dataBinding w:prefixMappings="&lt;xmlns:ns0='urn:microsoft-dynamics-nav/reports/Standard_Sales_Invoice/1306/' " w:xpath="/ns0:NavWordReportXmlPart[1]/ns0:Header[1]/ns0:VATAmountLine[1]/ns0:VATAmount_VatAmountLine[1]" w:storeItemID="{86353218-9C66-43DD-A003-4CC05E0D2CCF}"/>
                     <w:text/>
                   </w:sdtPr>
-                  <w:sdtEndPr/>
                   <w:sdtContent>
                     <w:tc>
                       <w:tcPr>
@@ -3010,7 +2936,6 @@
                     <w:dataBinding w:prefixMappings="&lt;xmlns:ns0='urn:microsoft-dynamics-nav/reports/Standard_Sales_Invoice/1306/' " w:xpath="/ns0:NavWordReportXmlPart[1]/ns0:Header[1]/ns0:VATAmountLine[1]/ns0:VATBaseLCY_VATAmountLine[1]" w:storeItemID="{86353218-9C66-43DD-A003-4CC05E0D2CCF}"/>
                     <w:text/>
                   </w:sdtPr>
-                  <w:sdtEndPr/>
                   <w:sdtContent>
                     <w:tc>
                       <w:tcPr>
@@ -3054,7 +2979,6 @@
                         <w:dataBinding w:prefixMappings="&lt;xmlns:ns0='urn:microsoft-dynamics-nav/reports/Standard_Sales_Invoice/1306/' " w:xpath="/ns0:NavWordReportXmlPart[1]/ns0:Header[1]/ns0:VATAmountLine[1]/ns0:VATAmountLCY_VATAmountLine[1]" w:storeItemID="{86353218-9C66-43DD-A003-4CC05E0D2CCF}"/>
                         <w:text/>
                       </w:sdtPr>
-                      <w:sdtEndPr/>
                       <w:sdtContent>
                         <w:r>
                           <w:t>VATAmountLCY_VATAmountLine</w:t>
@@ -3113,7 +3037,6 @@
             <w15:color w:val="808080"/>
             <w:text/>
           </w:sdtPr>
-          <w:sdtEndPr/>
           <w:sdtContent>
             <w:tc>
               <w:tcPr>
@@ -3164,7 +3087,6 @@
             <w:dataBinding w:prefixMappings="&lt;xmlns:ns0='urn:microsoft-dynamics-nav/reports/Standard_Sales_Invoice/1306/' " w:xpath="/ns0:NavWordReportXmlPart[1]/ns0:Header[1]/ns0:VATAmountLine[1]/ns0:VATBase_VatAmountLine[1]" w:storeItemID="{86353218-9C66-43DD-A003-4CC05E0D2CCF}"/>
             <w:text/>
           </w:sdtPr>
-          <w:sdtEndPr/>
           <w:sdtContent>
             <w:tc>
               <w:tcPr>
@@ -3197,7 +3119,6 @@
             <w:dataBinding w:prefixMappings="&lt;xmlns:ns0='urn:microsoft-dynamics-nav/reports/Standard_Sales_Invoice/1306/' " w:xpath="/ns0:NavWordReportXmlPart[1]/ns0:Header[1]/ns0:VATAmountLine[1]/ns0:VATAmount_VatAmountLine[1]" w:storeItemID="{86353218-9C66-43DD-A003-4CC05E0D2CCF}"/>
             <w:text/>
           </w:sdtPr>
-          <w:sdtEndPr/>
           <w:sdtContent>
             <w:tc>
               <w:tcPr>
@@ -3230,7 +3151,6 @@
             <w:dataBinding w:prefixMappings="&lt;xmlns:ns0='urn:microsoft-dynamics-nav/reports/Standard_Sales_Invoice/1306/' " w:xpath="/ns0:NavWordReportXmlPart[1]/ns0:Header[1]/ns0:VATAmountLine[1]/ns0:VATBaseLCY_VATAmountLine[1]" w:storeItemID="{86353218-9C66-43DD-A003-4CC05E0D2CCF}"/>
             <w:text/>
           </w:sdtPr>
-          <w:sdtEndPr/>
           <w:sdtContent>
             <w:tc>
               <w:tcPr>
@@ -3276,7 +3196,6 @@
                 <w:dataBinding w:prefixMappings="&lt;xmlns:ns0='urn:microsoft-dynamics-nav/reports/Standard_Sales_Invoice/1306/' " w:xpath="/ns0:NavWordReportXmlPart[1]/ns0:Header[1]/ns0:VATAmountLine[1]/ns0:VATAmountLCY_VATAmountLine[1]" w:storeItemID="{86353218-9C66-43DD-A003-4CC05E0D2CCF}"/>
                 <w:text/>
               </w:sdtPr>
-              <w:sdtEndPr/>
               <w:sdtContent>
                 <w:r>
                   <w:t>VATAmountLCY_VATAmountLine</w:t>
@@ -3319,7 +3238,7 @@
           <w:sdt>
             <w:sdtPr>
               <w:rPr>
-                <w:lang w:val="da-DK" w:eastAsia="en-US"/>
+                <w:lang w:eastAsia="en-US"/>
               </w:rPr>
               <w:alias w:val="WorkDescriptionLine"/>
               <w:tag w:val="#BC:InsertDataItem,DataItems/Header/WorkDescriptionLines/WorkDescriptionLine"/>
@@ -3328,7 +3247,6 @@
               <w15:color w:val="808080"/>
               <w:text/>
             </w:sdtPr>
-            <w:sdtEndPr/>
             <w:sdtContent>
               <w:p>
                 <w:pPr>
@@ -3340,7 +3258,7 @@
                 </w:pPr>
                 <w:r>
                   <w:rPr>
-                    <w:lang w:val="da-DK" w:eastAsia="en-US"/>
+                    <w:lang w:eastAsia="en-US"/>
                   </w:rPr>
                   <w:t>WorkDescriptionLine</w:t>
                 </w:r>
@@ -3364,12 +3282,10 @@
           <w:dataBinding w:prefixMappings="xmlns:ns0='urn:microsoft-dynamics-nav/reports/Standard_Sales_Invoice/1306/'" w:xpath="/ns0:NavWordReportXmlPart[1]/ns0:Header[1]/ns0:PaymentReportingArgument[1]/ns0:PaymentServiceLogo[1]" w:storeItemID="{86353218-9C66-43DD-A003-4CC05E0D2CCF}"/>
           <w:picture/>
         </w:sdtPr>
-        <w:sdtEndPr/>
         <w:sdtContent>
           <w:r>
             <w:rPr>
               <w:noProof/>
-              <w:lang w:val="da-DK" w:eastAsia="da-DK"/>
             </w:rPr>
             <w:drawing>
               <wp:inline distT="0" distB="0" distL="0" distR="0" wp14:anchorId="1AE59B15" wp14:editId="20FEE6C3">
@@ -3389,7 +3305,7 @@
                         </pic:cNvPicPr>
                       </pic:nvPicPr>
                       <pic:blipFill rotWithShape="1">
-                        <a:blip r:embed="rId7">
+                        <a:blip r:embed="rId6">
                           <a:extLst>
                             <a:ext uri="{28A0092B-C50C-407E-A947-70E740481C1C}">
                               <a14:useLocalDpi xmlns:a14="http://schemas.microsoft.com/office/drawing/2010/main" val="0"/>
@@ -3456,7 +3372,6 @@
               <w15:color w:val="808080"/>
               <w:text/>
             </w:sdtPr>
-            <w:sdtEndPr/>
             <w:sdtContent>
               <w:p>
                 <w:pPr>
@@ -3486,7 +3401,6 @@
             <w15:color w:val="808080"/>
             <w:text/>
           </w:sdtPr>
-          <w:sdtEndPr/>
           <w:sdtContent>
             <w:tc>
               <w:tcPr>
@@ -3517,10 +3431,6 @@
 </w:document>
 </file>
 
-<file path=word/numbering.xml><?xml version="1.0" encoding="utf-8"?>
-<w:numbering xmlns:wpc="http://schemas.microsoft.com/office/word/2010/wordprocessingCanvas" xmlns:cx="http://schemas.microsoft.com/office/drawing/2014/chartex" xmlns:cx1="http://schemas.microsoft.com/office/drawing/2015/9/8/chartex" xmlns:cx2="http://schemas.microsoft.com/office/drawing/2015/10/21/chartex" xmlns:cx3="http://schemas.microsoft.com/office/drawing/2016/5/9/chartex" xmlns:cx4="http://schemas.microsoft.com/office/drawing/2016/5/10/chartex" xmlns:cx5="http://schemas.microsoft.com/office/drawing/2016/5/11/chartex" xmlns:cx6="http://schemas.microsoft.com/office/drawing/2016/5/12/chartex" xmlns:cx7="http://schemas.microsoft.com/office/drawing/2016/5/13/chartex" xmlns:cx8="http://schemas.microsoft.com/office/drawing/2016/5/14/chartex" xmlns:mc="http://schemas.openxmlformats.org/markup-compatibility/2006" xmlns:aink="http://schemas.microsoft.com/office/drawing/2016/ink" xmlns:am3d="http://schemas.microsoft.com/office/drawing/2017/model3d" xmlns:o="urn:schemas-microsoft-com:office:office" xmlns:oel="http://schemas.microsoft.com/office/2019/extlst" xmlns:r="http://schemas.openxmlformats.org/officeDocument/2006/relationships" xmlns:m="http://schemas.openxmlformats.org/officeDocument/2006/math" xmlns:v="urn:schemas-microsoft-com:vml" xmlns:wp14="http://schemas.microsoft.com/office/word/2010/wordprocessingDrawing" xmlns:wp="http://schemas.openxmlformats.org/drawingml/2006/wordprocessingDrawing" xmlns:w10="urn:schemas-microsoft-com:office:word" xmlns:w="http://schemas.openxmlformats.org/wordprocessingml/2006/main" xmlns:w14="http://schemas.microsoft.com/office/word/2010/wordml" xmlns:w15="http://schemas.microsoft.com/office/word/2012/wordml" xmlns:w16cei="http://schemas.microsoft.com/office/word/2026/wordml/cei" xmlns:w16cex="http://schemas.microsoft.com/office/word/2018/wordml/cex" xmlns:w16cid="http://schemas.microsoft.com/office/word/2016/wordml/cid" xmlns:w16="http://schemas.microsoft.com/office/word/2018/wordml" xmlns:w16du="http://schemas.microsoft.com/office/word/2023/wordml/word16du" xmlns:w16sdtdh="http://schemas.microsoft.com/office/word/2020/wordml/sdtdatahash" xmlns:w16sdtfl="http://schemas.microsoft.com/office/word/2024/wordml/sdtformatlock" xmlns:w16se="http://schemas.microsoft.com/office/word/2015/wordml/symex" xmlns:wpg="http://schemas.microsoft.com/office/word/2010/wordprocessingGroup" xmlns:wpi="http://schemas.microsoft.com/office/word/2010/wordprocessingInk" xmlns:wne="http://schemas.microsoft.com/office/word/2006/wordml" xmlns:wps="http://schemas.microsoft.com/office/word/2010/wordprocessingShape" mc:Ignorable="w14 w15 w16se w16cid w16 w16cex w16sdtdh w16sdtfl w16du wp14"/>
-</file>
-
 <file path=word/styles.xml><?xml version="1.0" encoding="utf-8"?>
 <w:styles xmlns:mc="http://schemas.openxmlformats.org/markup-compatibility/2006" xmlns:r="http://schemas.openxmlformats.org/officeDocument/2006/relationships" xmlns:w="http://schemas.openxmlformats.org/wordprocessingml/2006/main" xmlns:w14="http://schemas.microsoft.com/office/word/2010/wordml" xmlns:w15="http://schemas.microsoft.com/office/word/2012/wordml" xmlns:w16cex="http://schemas.microsoft.com/office/word/2018/wordml/cex" xmlns:w16cid="http://schemas.microsoft.com/office/word/2016/wordml/cid" xmlns:w16="http://schemas.microsoft.com/office/word/2018/wordml" xmlns:w16du="http://schemas.microsoft.com/office/word/2023/wordml/word16du" xmlns:w16sdtdh="http://schemas.microsoft.com/office/word/2020/wordml/sdtdatahash" xmlns:w16sdtfl="http://schemas.microsoft.com/office/word/2024/wordml/sdtformatlock" xmlns:w16se="http://schemas.microsoft.com/office/word/2015/wordml/symex" mc:Ignorable="w14 w15 w16se w16cid w16 w16cex w16sdtdh w16sdtfl w16du">
   <w:docDefaults>
@@ -3530,7 +3440,7 @@
         <w:kern w:val="2"/>
         <w:sz w:val="24"/>
         <w:szCs w:val="24"/>
-        <w:lang w:bidi="ar-SA"/>
+        <w:lang w:val="da-DK" w:eastAsia="da-DK" w:bidi="ar-SA"/>
         <w14:ligatures w14:val="standardContextual"/>
       </w:rPr>
     </w:rPrDefault>
@@ -3985,7 +3895,6 @@
       <w:kern w:val="0"/>
       <w:sz w:val="20"/>
       <w:szCs w:val="20"/>
-      <w:lang w:val="da-DK" w:eastAsia="da-DK"/>
       <w14:ligatures w14:val="none"/>
     </w:rPr>
     <w:tblPr/>
@@ -5203,8 +5112,10 @@
     <w:rsid w:val="00123092"/>
     <w:rsid w:val="0024795B"/>
     <w:rsid w:val="003F5606"/>
+    <w:rsid w:val="00495F3D"/>
     <w:rsid w:val="00687688"/>
     <w:rsid w:val="007A35AE"/>
+    <w:rsid w:val="008268AE"/>
     <w:rsid w:val="008E7FCD"/>
     <w:rsid w:val="00974876"/>
     <w:rsid w:val="009C0AA8"/>
@@ -5227,9 +5138,9 @@
     <m:intLim m:val="subSup"/>
     <m:naryLim m:val="undOvr"/>
   </m:mathPr>
-  <w:themeFontLang/>
+  <w:themeFontLang w:val="da-DK"/>
   <w:clrSchemeMapping w:bg1="light1" w:t1="dark1" w:bg2="light2" w:t2="dark2" w:accent1="accent1" w:accent2="accent2" w:accent3="accent3" w:accent4="accent4" w:accent5="accent5" w:accent6="accent6" w:hyperlink="hyperlink" w:followedHyperlink="followedHyperlink"/>
-  <w:decimalSymbol w:val="."/>
+  <w:decimalSymbol w:val=","/>
   <w:listSeparator w:val=","/>
   <w15:chartTrackingRefBased/>
 </w:settings>
@@ -5244,7 +5155,7 @@
         <w:kern w:val="2"/>
         <w:sz w:val="24"/>
         <w:szCs w:val="24"/>
-        <w:lang w:bidi="ar-SA"/>
+        <w:lang w:val="da-DK" w:eastAsia="da-DK" w:bidi="ar-SA"/>
         <w14:ligatures w14:val="standardContextual"/>
       </w:rPr>
     </w:rPrDefault>
@@ -6108,7 +6019,7 @@
 </we:webextension>
 </file>
 
-<file path=customXml/item1.xml>��< ? x m l   v e r s i o n = " 1 . 0 "   e n c o d i n g = " u t f - 1 6 " ? > < N a v W o r d R e p o r t X m l P a r t   x m l n s = " u r n : m i c r o s o f t - d y n a m i c s - n a v / r e p o r t s / S t a n d a r d _ S a l e s _ I n v o i c e / 1 3 0 6 / " > +<file path=customXml/item1.xml>��< ? x m l   v e r s i o n = " 1 . 0 "   e n c o d i n g = " u t f - 1 6 " ? > < N a v W o r d R e p o r t X m l P a r t   x m l n s = " u r n : m i c r o s o f t - d y n a m i c s - b u s i n e s s c e n t r a l / i n t e r n a l / e x t e n d e d / r e p o r t s / S t a n d a r d _ S a l e s _ I n v o i c e / 1 3 0 6 / " >   
      < B C R e p o r t I n f o r m a t i o n >   
@@ -6174,577 +6085,579 @@
  
      < / B C R e p o r t I n f o r m a t i o n >   
-     < H e a d e r > - 
-         < B i l l e d T o _ L b l > B i l l e d T o _ L b l < / B i l l e d T o _ L b l > - 
-         < B i l l T o C o n t a c t E m a i l > B i l l T o C o n t a c t E m a i l < / B i l l T o C o n t a c t E m a i l > - 
-         < B i l l T o C o n t a c t E m a i l L b l > B i l l T o C o n t a c t E m a i l L b l < / B i l l T o C o n t a c t E m a i l L b l > - 
-         < B i l l T o C o n t a c t M o b i l e P h o n e N o > B i l l T o C o n t a c t M o b i l e P h o n e N o < / B i l l T o C o n t a c t M o b i l e P h o n e N o > - 
-         < B i l l T o C o n t a c t M o b i l e P h o n e N o L b l > B i l l T o C o n t a c t M o b i l e P h o n e N o L b l < / B i l l T o C o n t a c t M o b i l e P h o n e N o L b l > - 
-         < B i l l T o C o n t a c t P h o n e N o > B i l l T o C o n t a c t P h o n e N o < / B i l l T o C o n t a c t P h o n e N o > - 
-         < B i l l T o C o n t a c t P h o n e N o L b l > B i l l T o C o n t a c t P h o n e N o L b l < / B i l l T o C o n t a c t P h o n e N o L b l > - 
-         < B i l l t o C u s t o m e r N o _ L b l > B i l l t o C u s t o m e r N o _ L b l < / B i l l t o C u s t o m e r N o _ L b l > - 
-         < B i l l t o C u s t u m e r N o > B i l l t o C u s t u m e r N o < / B i l l t o C u s t u m e r N o > - 
-         < C h e c k s P a y a b l e _ L b l > C h e c k s P a y a b l e _ L b l < / C h e c k s P a y a b l e _ L b l > - 
-         < C O 2 e P e r U n i t _ L b l > C O 2 e P e r U n i t _ L b l < / C O 2 e P e r U n i t _ L b l > - 
-         < C o m p a n y A d d r e s s 1 > C o m p a n y A d d r e s s 1 < / C o m p a n y A d d r e s s 1 > - 
-         < C o m p a n y A d d r e s s 2 > C o m p a n y A d d r e s s 2 < / C o m p a n y A d d r e s s 2 > - 
-         < C o m p a n y A d d r e s s 3 > C o m p a n y A d d r e s s 3 < / C o m p a n y A d d r e s s 3 > - 
-         < C o m p a n y A d d r e s s 4 > C o m p a n y A d d r e s s 4 < / C o m p a n y A d d r e s s 4 > - 
-         < C o m p a n y A d d r e s s 5 > C o m p a n y A d d r e s s 5 < / C o m p a n y A d d r e s s 5 > - 
-         < C o m p a n y A d d r e s s 6 > C o m p a n y A d d r e s s 6 < / C o m p a n y A d d r e s s 6 > - 
-         < C o m p a n y A d d r e s s 7 > C o m p a n y A d d r e s s 7 < / C o m p a n y A d d r e s s 7 > - 
-         < C o m p a n y A d d r e s s 8 > C o m p a n y A d d r e s s 8 < / C o m p a n y A d d r e s s 8 > - 
-         < C o m p a n y B a n k A c c o u n t N o > C o m p a n y B a n k A c c o u n t N o < / C o m p a n y B a n k A c c o u n t N o > - 
-         < C o m p a n y B a n k A c c o u n t N o _ L b l > C o m p a n y B a n k A c c o u n t N o _ L b l < / C o m p a n y B a n k A c c o u n t N o _ L b l > - 
-         < C o m p a n y B a n k B r a n c h N o > C o m p a n y B a n k B r a n c h N o < / C o m p a n y B a n k B r a n c h N o > - 
-         < C o m p a n y B a n k B r a n c h N o _ L b l > C o m p a n y B a n k B r a n c h N o _ L b l < / C o m p a n y B a n k B r a n c h N o _ L b l > - 
-         < C o m p a n y B a n k N a m e > C o m p a n y B a n k N a m e < / C o m p a n y B a n k N a m e > - 
-         < C o m p a n y B a n k N a m e _ L b l > C o m p a n y B a n k N a m e _ L b l < / C o m p a n y B a n k N a m e _ L b l > - 
-         < C o m p a n y C u s t o m G i r o > C o m p a n y C u s t o m G i r o < / C o m p a n y C u s t o m G i r o > - 
-         < C o m p a n y C u s t o m G i r o _ L b l > C o m p a n y C u s t o m G i r o _ L b l < / C o m p a n y C u s t o m G i r o _ L b l > - 
-         < C o m p a n y E M a i l > C o m p a n y E M a i l < / C o m p a n y E M a i l > - 
-         < C o m p a n y G i r o N o > C o m p a n y G i r o N o < / C o m p a n y G i r o N o > - 
-         < C o m p a n y G i r o N o _ L b l > C o m p a n y G i r o N o _ L b l < / C o m p a n y G i r o N o _ L b l > - 
-         < C o m p a n y H o m e P a g e > C o m p a n y H o m e P a g e < / C o m p a n y H o m e P a g e > - 
-         < C o m p a n y I B A N > C o m p a n y I B A N < / C o m p a n y I B A N > - 
-         < C o m p a n y I B A N _ L b l > C o m p a n y I B A N _ L b l < / C o m p a n y I B A N _ L b l > - 
-         < C o m p a n y L e g a l O f f i c e > C o m p a n y L e g a l O f f i c e < / C o m p a n y L e g a l O f f i c e > - 
-         < C o m p a n y L e g a l O f f i c e _ L b l > C o m p a n y L e g a l O f f i c e _ L b l < / C o m p a n y L e g a l O f f i c e _ L b l > - 
-         < C o m p a n y L e g a l S t a t e m e n t > C o m p a n y L e g a l S t a t e m e n t < / C o m p a n y L e g a l S t a t e m e n t > - 
-         < C o m p a n y L o g o P o s i t i o n > C o m p a n y L o g o P o s i t i o n < / C o m p a n y L o g o P o s i t i o n > - 
-         < C o m p a n y P h o n e N o > C o m p a n y P h o n e N o < / C o m p a n y P h o n e N o > - 
-         < C o m p a n y P h o n e N o _ L b l > C o m p a n y P h o n e N o _ L b l < / C o m p a n y P h o n e N o _ L b l > - 
-         < C o m p a n y P i c t u r e / > - 
-         < C o m p a n y R e g i s t r a t i o n N u m b e r > C o m p a n y R e g i s t r a t i o n N u m b e r < / C o m p a n y R e g i s t r a t i o n N u m b e r > - 
-         < C o m p a n y R e g i s t r a t i o n N u m b e r _ L b l > C o m p a n y R e g i s t r a t i o n N u m b e r _ L b l < / C o m p a n y R e g i s t r a t i o n N u m b e r _ L b l > - 
-         < C o m p a n y S W I F T > C o m p a n y S W I F T < / C o m p a n y S W I F T > - 
-         < C o m p a n y S W I F T _ L b l > C o m p a n y S W I F T _ L b l < / C o m p a n y S W I F T _ L b l > - 
-         < C o m p a n y V A T R e g i s t r a t i o n N o > C o m p a n y V A T R e g i s t r a t i o n N o < / C o m p a n y V A T R e g i s t r a t i o n N o > - 
-         < C o m p a n y V A T R e g i s t r a t i o n N o _ L b l > C o m p a n y V A T R e g i s t r a t i o n N o _ L b l < / C o m p a n y V A T R e g i s t r a t i o n N o _ L b l > - 
-         < C o m p a n y V A T R e g N o > C o m p a n y V A T R e g N o < / C o m p a n y V A T R e g N o > - 
-         < C o m p a n y V A T R e g N o _ L b l > C o m p a n y V A T R e g N o _ L b l < / C o m p a n y V A T R e g N o _ L b l > - 
-         < C o n t a c t _ L b l > C o n t a c t _ L b l < / C o n t a c t _ L b l > - 
-         < C o p y _ L b l > C o p y _ L b l < / C o p y _ L b l > - 
-         < C u s t o m e r A d d r e s s 1 > C u s t o m e r A d d r e s s 1 < / C u s t o m e r A d d r e s s 1 > - 
-         < C u s t o m e r A d d r e s s 2 > C u s t o m e r A d d r e s s 2 < / C u s t o m e r A d d r e s s 2 > - 
-         < C u s t o m e r A d d r e s s 3 > C u s t o m e r A d d r e s s 3 < / C u s t o m e r A d d r e s s 3 > - 
-         < C u s t o m e r A d d r e s s 4 > C u s t o m e r A d d r e s s 4 < / C u s t o m e r A d d r e s s 4 > - 
-         < C u s t o m e r A d d r e s s 5 > C u s t o m e r A d d r e s s 5 < / C u s t o m e r A d d r e s s 5 > - 
-         < C u s t o m e r A d d r e s s 6 > C u s t o m e r A d d r e s s 6 < / C u s t o m e r A d d r e s s 6 > - 
-         < C u s t o m e r A d d r e s s 7 > C u s t o m e r A d d r e s s 7 < / C u s t o m e r A d d r e s s 7 > - 
-         < C u s t o m e r A d d r e s s 8 > C u s t o m e r A d d r e s s 8 < / C u s t o m e r A d d r e s s 8 > - 
-         < C u s t o m e r P o s t a l B a r C o d e > C u s t o m e r P o s t a l B a r C o d e < / C u s t o m e r P o s t a l B a r C o d e > - 
-         < D i s c l a i m e r _ L b l > D i s c l a i m e r _ L b l < / D i s c l a i m e r _ L b l > - 
-         < D i s p l a y A d d i t i o n a l F e e N o t e > D i s p l a y A d d i t i o n a l F e e N o t e < / D i s p l a y A d d i t i o n a l F e e N o t e > - 
-         < D o c u m e n t D a t e > D o c u m e n t D a t e < / D o c u m e n t D a t e > - 
-         < D o c u m e n t D a t e _ L b l > D o c u m e n t D a t e _ L b l < / D o c u m e n t D a t e _ L b l > - 
-         < D o c u m e n t N o > D o c u m e n t N o < / D o c u m e n t N o > - 
-         < D o c u m e n t N o _ L b l > D o c u m e n t N o _ L b l < / D o c u m e n t N o _ L b l > - 
-         < D o c u m e n t T i t l e _ L b l > D o c u m e n t T i t l e _ L b l < / D o c u m e n t T i t l e _ L b l > - 
-         < D u e D a t e > D u e D a t e < / D u e D a t e > - 
-         < D u e D a t e _ L b l > D u e D a t e _ L b l < / D u e D a t e _ L b l > - 
-         < E M a i l _ H e a d e r _ L b l > E M a i l _ H e a d e r _ L b l < / E M a i l _ H e a d e r _ L b l > - 
-         < E x c h a n g e R a t e A s T e x t > E x c h a n g e R a t e A s T e x t < / E x c h a n g e R a t e A s T e x t > - 
-         < E x t e r n a l D o c u m e n t N o > E x t e r n a l D o c u m e n t N o < / E x t e r n a l D o c u m e n t N o > - 
-         < E x t e r n a l D o c u m e n t N o _ L b l > E x t e r n a l D o c u m e n t N o _ L b l < / E x t e r n a l D o c u m e n t N o _ L b l > - 
-         < F r o m _ L b l > F r o m _ L b l < / F r o m _ L b l > - 
-         < G l o b a l L o c a t i o n N u m b e r > G l o b a l L o c a t i o n N u m b e r < / G l o b a l L o c a t i o n N u m b e r > - 
-         < G l o b a l L o c a t i o n N u m b e r _ L b l > G l o b a l L o c a t i o n N u m b e r _ L b l < / G l o b a l L o c a t i o n N u m b e r _ L b l > - 
-         < H o m e P a g e _ H e a d e r _ L b l > H o m e P a g e _ H e a d e r _ L b l < / H o m e P a g e _ H e a d e r _ L b l > - 
-         < I n v o i c e D i s c o u n t A m o u n t _ L b l > I n v o i c e D i s c o u n t A m o u n t _ L b l < / I n v o i c e D i s c o u n t A m o u n t _ L b l > - 
-         < I n v o i c e D i s c o u n t B a s e A m o u n t _ L b l > I n v o i c e D i s c o u n t B a s e A m o u n t _ L b l < / I n v o i c e D i s c o u n t B a s e A m o u n t _ L b l > - 
-         < L e g a l E n t i t y T y p e > L e g a l E n t i t y T y p e < / L e g a l E n t i t y T y p e > - 
-         < L e g a l E n t i t y T y p e _ L b l > L e g a l E n t i t y T y p e _ L b l < / L e g a l E n t i t y T y p e _ L b l > - 
-         < L i n e A m o u n t A f t e r I n v o i c e D i s c o u n t _ L b l > L i n e A m o u n t A f t e r I n v o i c e D i s c o u n t _ L b l < / L i n e A m o u n t A f t e r I n v o i c e D i s c o u n t _ L b l > - 
-         < L o c a l C u r r e n c y _ L b l > L o c a l C u r r e n c y _ L b l < / L o c a l C u r r e n c y _ L b l > - 
-         < O r d e r N o > O r d e r N o < / O r d e r N o > - 
-         < O r d e r N o _ L b l > O r d e r N o _ L b l < / O r d e r N o _ L b l > - 
-         < P a c k a g e T r a c k i n g N o > P a c k a g e T r a c k i n g N o < / P a c k a g e T r a c k i n g N o > - 
-         < P a c k a g e T r a c k i n g N o _ L b l > P a c k a g e T r a c k i n g N o _ L b l < / P a c k a g e T r a c k i n g N o _ L b l > - 
-         < P a g e _ L b l > P a g e _ L b l < / P a g e _ L b l > - 
-         < P a y m e n t I n s t r u c t i o n s _ T x t > P a y m e n t I n s t r u c t i o n s _ T x t < / P a y m e n t I n s t r u c t i o n s _ T x t > - 
-         < P a y m e n t M e t h o d D e s c r i p t i o n > P a y m e n t M e t h o d D e s c r i p t i o n < / P a y m e n t M e t h o d D e s c r i p t i o n > - 
-         < P a y m e n t M e t h o d D e s c r i p t i o n _ L b l > P a y m e n t M e t h o d D e s c r i p t i o n _ L b l < / P a y m e n t M e t h o d D e s c r i p t i o n _ L b l > - 
-         < P a y m e n t R e f e r e n c e > P a y m e n t R e f e r e n c e < / P a y m e n t R e f e r e n c e > - 
-         < P a y m e n t R e f e r e n c e _ L b l > P a y m e n t R e f e r e n c e _ L b l < / P a y m e n t R e f e r e n c e _ L b l > - 
-         < P a y m e n t T e r m s D e s c r i p t i o n > P a y m e n t T e r m s D e s c r i p t i o n < / P a y m e n t T e r m s D e s c r i p t i o n > - 
-         < P a y m e n t T e r m s D e s c r i p t i o n _ L b l > P a y m e n t T e r m s D e s c r i p t i o n _ L b l < / P a y m e n t T e r m s D e s c r i p t i o n _ L b l > - 
-         < P r i c e s I n c l u d i n g V A T > P r i c e s I n c l u d i n g V A T < / P r i c e s I n c l u d i n g V A T > - 
-         < P r i c e s I n c l u d i n g V A T _ L b l > P r i c e s I n c l u d i n g V A T _ L b l < / P r i c e s I n c l u d i n g V A T _ L b l > - 
-         < P r i c e s I n c l u d i n g V A T Y e s N o > P r i c e s I n c l u d i n g V A T Y e s N o < / P r i c e s I n c l u d i n g V A T Y e s N o > - 
-         < Q R _ C o d e _ I m a g e > Q R _ C o d e _ I m a g e < / Q R _ C o d e _ I m a g e > - 
-         < Q R _ C o d e _ I m a g e _ L b l > Q R _ C o d e _ I m a g e _ L b l < / Q R _ C o d e _ I m a g e _ L b l > - 
-         < Q u e s t i o n s _ L b l > Q u e s t i o n s _ L b l < / Q u e s t i o n s _ L b l > - 
-         < R e c u r r i n g B i l l i n g > R e c u r r i n g B i l l i n g < / R e c u r r i n g B i l l i n g > - 
-         < R e m a i n i n g A m o u n t > R e m a i n i n g A m o u n t < / R e m a i n i n g A m o u n t > - 
-         < R e m a i n i n g A m o u n t T e x t > R e m a i n i n g A m o u n t T e x t < / R e m a i n i n g A m o u n t T e x t > - 
-         < S a l e s I n v o i c e L i n e D i s c o u n t _ L b l > S a l e s I n v o i c e L i n e D i s c o u n t _ L b l < / S a l e s I n v o i c e L i n e D i s c o u n t _ L b l > - 
-         < S a l e s P e r s o n _ L b l > S a l e s P e r s o n _ L b l < / S a l e s P e r s o n _ L b l > - 
-         < S a l e s P e r s o n B l a n k _ L b l > S a l e s P e r s o n B l a n k _ L b l < / S a l e s P e r s o n B l a n k _ L b l > - 
-         < S a l e s P e r s o n N a m e > S a l e s P e r s o n N a m e < / S a l e s P e r s o n N a m e > - 
-         < S e l l T o C o n t a c t E m a i l > S e l l T o C o n t a c t E m a i l < / S e l l T o C o n t a c t E m a i l > - 
-         < S e l l T o C o n t a c t E m a i l L b l > S e l l T o C o n t a c t E m a i l L b l < / S e l l T o C o n t a c t E m a i l L b l > - 
-         < S e l l T o C o n t a c t M o b i l e P h o n e N o > S e l l T o C o n t a c t M o b i l e P h o n e N o < / S e l l T o C o n t a c t M o b i l e P h o n e N o > - 
-         < S e l l T o C o n t a c t M o b i l e P h o n e N o L b l > S e l l T o C o n t a c t M o b i l e P h o n e N o L b l < / S e l l T o C o n t a c t M o b i l e P h o n e N o L b l > - 
-         < S e l l T o C o n t a c t P h o n e N o > S e l l T o C o n t a c t P h o n e N o < / S e l l T o C o n t a c t P h o n e N o > - 
-         < S e l l T o C o n t a c t P h o n e N o L b l > S e l l T o C o n t a c t P h o n e N o L b l < / S e l l T o C o n t a c t P h o n e N o L b l > - 
-         < S e l l t o C u s t o m e r N o > S e l l t o C u s t o m e r N o < / S e l l t o C u s t o m e r N o > - 
-         < S e l l t o C u s t o m e r N o _ L b l > S e l l t o C u s t o m e r N o _ L b l < / S e l l t o C u s t o m e r N o _ L b l > - 
-         < S e l l T o F a x N o > S e l l T o F a x N o < / S e l l T o F a x N o > - 
-         < S e l l T o P h o n e N o > S e l l T o P h o n e N o < / S e l l T o P h o n e N o > - 
-         < S h i p m e n t _ L b l > S h i p m e n t _ L b l < / S h i p m e n t _ L b l > - 
-         < S h i p m e n t D a t e > S h i p m e n t D a t e < / S h i p m e n t D a t e > - 
-         < S h i p m e n t D a t e _ L b l > S h i p m e n t D a t e _ L b l < / S h i p m e n t D a t e _ L b l > - 
-         < S h i p m e n t M e t h o d D e s c r i p t i o n > S h i p m e n t M e t h o d D e s c r i p t i o n < / S h i p m e n t M e t h o d D e s c r i p t i o n > - 
-         < S h i p m e n t M e t h o d D e s c r i p t i o n _ L b l > S h i p m e n t M e t h o d D e s c r i p t i o n _ L b l < / S h i p m e n t M e t h o d D e s c r i p t i o n _ L b l > - 
-         < S h i p p i n g A g e n t C o d e > S h i p p i n g A g e n t C o d e < / S h i p p i n g A g e n t C o d e > - 
-         < S h i p p i n g A g e n t C o d e _ L b l > S h i p p i n g A g e n t C o d e _ L b l < / S h i p p i n g A g e n t C o d e _ L b l > - 
-         < S h i p T o A d d r e s s _ L b l > S h i p T o A d d r e s s _ L b l < / S h i p T o A d d r e s s _ L b l > - 
-         < S h i p T o A d d r e s s 1 > S h i p T o A d d r e s s 1 < / S h i p T o A d d r e s s 1 > - 
-         < S h i p T o A d d r e s s 2 > S h i p T o A d d r e s s 2 < / S h i p T o A d d r e s s 2 > - 
-         < S h i p T o A d d r e s s 3 > S h i p T o A d d r e s s 3 < / S h i p T o A d d r e s s 3 > - 
-         < S h i p T o A d d r e s s 4 > S h i p T o A d d r e s s 4 < / S h i p T o A d d r e s s 4 > - 
-         < S h i p T o A d d r e s s 5 > S h i p T o A d d r e s s 5 < / S h i p T o A d d r e s s 5 > - 
-         < S h i p T o A d d r e s s 6 > S h i p T o A d d r e s s 6 < / S h i p T o A d d r e s s 6 > - 
-         < S h i p T o A d d r e s s 7 > S h i p T o A d d r e s s 7 < / S h i p T o A d d r e s s 7 > - 
-         < S h i p T o A d d r e s s 8 > S h i p T o A d d r e s s 8 < / S h i p T o A d d r e s s 8 > - 
-         < S h i p T o P h o n e N o > S h i p T o P h o n e N o < / S h i p T o P h o n e N o > - 
-         < S h o w S h i p p i n g A d d r e s s > S h o w S h i p p i n g A d d r e s s < / S h o w S h i p p i n g A d d r e s s > - 
-         < S h o w W o r k D e s c r i p t i o n > S h o w W o r k D e s c r i p t i o n < / S h o w W o r k D e s c r i p t i o n > - 
-         < S u b t o t a l _ L b l > S u b t o t a l _ L b l < / S u b t o t a l _ L b l > - 
-         < T h a n k s _ L b l > T h a n k s _ L b l < / T h a n k s _ L b l > - 
-         < T o t a l _ L b l > T o t a l _ L b l < / T o t a l _ L b l > - 
-         < T o t a l C O 2 e _ L b l > T o t a l C O 2 e _ L b l < / T o t a l C O 2 e _ L b l > - 
-         < V A T A m o u n t _ L b l > V A T A m o u n t _ L b l < / V A T A m o u n t _ L b l > - 
-         < V A T A m o u n t S p e c i f i c a t i o n _ L b l > V A T A m o u n t S p e c i f i c a t i o n _ L b l < / V A T A m o u n t S p e c i f i c a t i o n _ L b l > - 
-         < V A T B a s e _ L b l > V A T B a s e _ L b l < / V A T B a s e _ L b l > - 
-         < V A T C l a u s e _ L b l > V A T C l a u s e _ L b l < / V A T C l a u s e _ L b l > - 
-         < V A T C l a u s e s _ L b l > V A T C l a u s e s _ L b l < / V A T C l a u s e s _ L b l > - 
-         < V A T I d e n t i f i e r _ L b l > V A T I d e n t i f i e r _ L b l < / V A T I d e n t i f i e r _ L b l > - 
-         < V A T P e r c e n t a g e _ L b l > V A T P e r c e n t a g e _ L b l < / V A T P e r c e n t a g e _ L b l > - 
-         < V A T R e g i s t r a t i o n N o > V A T R e g i s t r a t i o n N o < / V A T R e g i s t r a t i o n N o > - 
-         < V A T R e g i s t r a t i o n N o _ L b l > V A T R e g i s t r a t i o n N o _ L b l < / V A T R e g i s t r a t i o n N o _ L b l > - 
-         < Y o u r D o c u m e n t T i t l e _ L b l > Y o u r D o c u m e n t T i t l e _ L b l < / Y o u r D o c u m e n t T i t l e _ L b l > - 
-         < Y o u r R e f e r e n c e > Y o u r R e f e r e n c e < / Y o u r R e f e r e n c e > - 
-         < Y o u r R e f e r e n c e _ L b l > Y o u r R e f e r e n c e _ L b l < / Y o u r R e f e r e n c e _ L b l > - 
-         < L i n e > - 
-             < A m o u n t E x c l u d i n g V A T _ L i n e > A m o u n t E x c l u d i n g V A T _ L i n e < / A m o u n t E x c l u d i n g V A T _ L i n e > - 
-             < A m o u n t E x c l u d i n g V A T _ L i n e _ L b l > A m o u n t E x c l u d i n g V A T _ L i n e _ L b l < / A m o u n t E x c l u d i n g V A T _ L i n e _ L b l > - 
-             < A m o u n t I n c l u d i n g V A T _ L i n e > A m o u n t I n c l u d i n g V A T _ L i n e < / A m o u n t I n c l u d i n g V A T _ L i n e > - 
-             < A m o u n t I n c l u d i n g V A T _ L i n e _ L b l > A m o u n t I n c l u d i n g V A T _ L i n e _ L b l < / A m o u n t I n c l u d i n g V A T _ L i n e _ L b l > - 
-             < C O 2 e P e r U n i t _ L i n e > C O 2 e P e r U n i t _ L i n e < / C O 2 e P e r U n i t _ L i n e > - 
-             < C o n t r a c t L i n e N o > C o n t r a c t L i n e N o < / C o n t r a c t L i n e N o > - 
-             < C o n t r a c t N o > C o n t r a c t N o < / C o n t r a c t N o > - 
-             < D e s c r i p t i o n _ L i n e > D e s c r i p t i o n _ L i n e < / D e s c r i p t i o n _ L i n e > - 
-             < D e s c r i p t i o n _ L i n e _ L b l > D e s c r i p t i o n _ L i n e _ L b l < / D e s c r i p t i o n _ L i n e _ L b l > - 
-             < I t e m N o _ L i n e > I t e m N o _ L i n e < / I t e m N o _ L i n e > - 
-             < I t e m N o _ L i n e _ L b l > I t e m N o _ L i n e _ L b l < / I t e m N o _ L i n e _ L b l > - 
-             < I t e m R e f e r e n c e N o _ L i n e > I t e m R e f e r e n c e N o _ L i n e < / I t e m R e f e r e n c e N o _ L i n e > - 
-             < I t e m R e f e r e n c e N o _ L i n e _ L b l > I t e m R e f e r e n c e N o _ L i n e _ L b l < / I t e m R e f e r e n c e N o _ L i n e _ L b l > - 
-             < J o b N o > J o b N o < / J o b N o > - 
-             < J o b N o _ L b l > J o b N o _ L b l < / J o b N o _ L b l > - 
-             < J o b T a s k D e s c _ L b l > J o b T a s k D e s c _ L b l < / J o b T a s k D e s c _ L b l > - 
-             < J o b T a s k D e s c r i p t i o n > J o b T a s k D e s c r i p t i o n < / J o b T a s k D e s c r i p t i o n > - 
-             < J o b T a s k N o > J o b T a s k N o < / J o b T a s k N o > - 
-             < J o b T a s k N o _ L b l > J o b T a s k N o _ L b l < / J o b T a s k N o _ L b l > - 
-             < L i n e A m o u n t _ L i n e > L i n e A m o u n t _ L i n e < / L i n e A m o u n t _ L i n e > - 
-             < L i n e A m o u n t _ L i n e _ L b l > L i n e A m o u n t _ L i n e _ L b l < / L i n e A m o u n t _ L i n e _ L b l > - 
-             < L i n e D i s c o u n t P e r c e n t _ L i n e > L i n e D i s c o u n t P e r c e n t _ L i n e < / L i n e D i s c o u n t P e r c e n t _ L i n e > - 
-             < L i n e D i s c o u n t P e r c e n t T e x t _ L i n e > L i n e D i s c o u n t P e r c e n t T e x t _ L i n e < / L i n e D i s c o u n t P e r c e n t T e x t _ L i n e > - 
-             < L i n e N o _ L i n e > L i n e N o _ L i n e < / L i n e N o _ L i n e > - 
-             < P r i c e _ L b l > P r i c e _ L b l < / P r i c e _ L b l > - 
-             < P r i c e P e r _ L b l > P r i c e P e r _ L b l < / P r i c e P e r _ L b l > - 
-             < Q t y _ L b l > Q t y _ L b l < / Q t y _ L b l > - 
-             < Q u a n t i t y _ L i n e > Q u a n t i t y _ L i n e < / Q u a n t i t y _ L i n e > - 
-             < Q u a n t i t y _ L i n e _ L b l > Q u a n t i t y _ L i n e _ L b l < / Q u a n t i t y _ L i n e _ L b l > - 
-             < R e c u r r i n g B i l l i n g f r o m > R e c u r r i n g B i l l i n g f r o m < / R e c u r r i n g B i l l i n g f r o m > - 
-             < R e c u r r i n g B i l l i n g t o > R e c u r r i n g B i l l i n g t o < / R e c u r r i n g B i l l i n g t o > - 
-             < S h i p m e n t D a t e _ L i n e > S h i p m e n t D a t e _ L i n e < / S h i p m e n t D a t e _ L i n e > - 
-             < S h i p m e n t D a t e _ L i n e _ L b l > S h i p m e n t D a t e _ L i n e _ L b l < / S h i p m e n t D a t e _ L i n e _ L b l > - 
-             < T r a n s H e a d e r A m o u n t > T r a n s H e a d e r A m o u n t < / T r a n s H e a d e r A m o u n t > - 
-             < T y p e _ L i n e > T y p e _ L i n e < / T y p e _ L i n e > - 
-             < U n i t _ L b l > U n i t _ L b l < / U n i t _ L b l > - 
-             < U n i t O f M e a s u r e > U n i t O f M e a s u r e < / U n i t O f M e a s u r e > - 
-             < U n i t O f M e a s u r e _ L b l > U n i t O f M e a s u r e _ L b l < / U n i t O f M e a s u r e _ L b l > - 
-             < U n i t P r i c e > U n i t P r i c e < / U n i t P r i c e > - 
-             < U n i t P r i c e _ L b l > U n i t P r i c e _ L b l < / U n i t P r i c e _ L b l > - 
-             < V A T I d e n t i f i e r _ L i n e > V A T I d e n t i f i e r _ L i n e < / V A T I d e n t i f i e r _ L i n e > - 
-             < V A T I d e n t i f i e r _ L i n e _ L b l > V A T I d e n t i f i e r _ L i n e _ L b l < / V A T I d e n t i f i e r _ L i n e _ L b l > - 
-             < V A T P c t _ L i n e > V A T P c t _ L i n e < / V A T P c t _ L i n e > - 
-             < V A T P c t _ L i n e _ L b l > V A T P c t _ L i n e _ L b l < / V A T P c t _ L i n e _ L b l > - 
-             < S h i p m e n t L i n e > - 
-                 < D o c u m e n t N o _ S h i p m e n t L i n e > D o c u m e n t N o _ S h i p m e n t L i n e < / D o c u m e n t N o _ S h i p m e n t L i n e > - 
-                 < P o s t i n g D a t e _ S h i p m e n t L i n e > P o s t i n g D a t e _ S h i p m e n t L i n e < / P o s t i n g D a t e _ S h i p m e n t L i n e > - 
-                 < P o s t i n g D a t e _ S h i p m e n t L i n e _ L b l > P o s t i n g D a t e _ S h i p m e n t L i n e _ L b l < / P o s t i n g D a t e _ S h i p m e n t L i n e _ L b l > - 
-                 < Q u a n t i t y _ S h i p m e n t L i n e > Q u a n t i t y _ S h i p m e n t L i n e < / Q u a n t i t y _ S h i p m e n t L i n e > - 
-                 < Q u a n t i t y _ S h i p m e n t L i n e _ L b l > Q u a n t i t y _ S h i p m e n t L i n e _ L b l < / Q u a n t i t y _ S h i p m e n t L i n e _ L b l > +     < T o o l t i p s / > + 
+     < H e a d e r   E l e m e n t T y p e = " D a t a I t e m "   E l e m e n t I d = " 1 2 4 0 3 7 3 8 8 6 " > + 
+         < B i l l e d T o _ L b l   E l e m e n t T y p e = " C o l u m n "   E l e m e n t I d = " 1 7 4 5 4 4 9 0 7 9 "   D a t a T y p e = " T e x t C o n s t " > B i l l e d T o _ L b l < / B i l l e d T o _ L b l > + 
+         < B i l l T o C o n t a c t E m a i l   E l e m e n t T y p e = " C o l u m n "   E l e m e n t I d = " 3 3 5 8 2 7 8 9 5 "   D a t a T y p e = " T e x t " > B i l l T o C o n t a c t E m a i l < / B i l l T o C o n t a c t E m a i l > + 
+         < B i l l T o C o n t a c t E m a i l L b l   E l e m e n t T y p e = " C o l u m n "   E l e m e n t I d = " 2 9 6 4 7 8 3 6 5 "   D a t a T y p e = " T e x t C o n s t " > B i l l T o C o n t a c t E m a i l L b l < / B i l l T o C o n t a c t E m a i l L b l > + 
+         < B i l l T o C o n t a c t M o b i l e P h o n e N o   E l e m e n t T y p e = " C o l u m n "   E l e m e n t I d = " 2 4 8 4 8 8 6 9 6 "   D a t a T y p e = " T e x t " > B i l l T o C o n t a c t M o b i l e P h o n e N o < / B i l l T o C o n t a c t M o b i l e P h o n e N o > + 
+         < B i l l T o C o n t a c t M o b i l e P h o n e N o L b l   E l e m e n t T y p e = " C o l u m n "   E l e m e n t I d = " 2 7 6 3 1 1 3 3 8 "   D a t a T y p e = " T e x t C o n s t " > B i l l T o C o n t a c t M o b i l e P h o n e N o L b l < / B i l l T o C o n t a c t M o b i l e P h o n e N o L b l > + 
+         < B i l l T o C o n t a c t P h o n e N o   E l e m e n t T y p e = " C o l u m n "   E l e m e n t I d = " 3 6 2 4 7 7 4 8 8 "   D a t a T y p e = " T e x t " > B i l l T o C o n t a c t P h o n e N o < / B i l l T o C o n t a c t P h o n e N o > + 
+         < B i l l T o C o n t a c t P h o n e N o L b l   E l e m e n t T y p e = " C o l u m n "   E l e m e n t I d = " 2 1 2 3 3 4 5 9 6 6 "   D a t a T y p e = " T e x t C o n s t " > B i l l T o C o n t a c t P h o n e N o L b l < / B i l l T o C o n t a c t P h o n e N o L b l > + 
+         < B i l l t o C u s t o m e r N o _ L b l   E l e m e n t T y p e = " C o l u m n "   E l e m e n t I d = " 3 6 9 3 0 7 8 1 3 "   D a t a T y p e = " S t r i n g " > B i l l t o C u s t o m e r N o _ L b l < / B i l l t o C u s t o m e r N o _ L b l > + 
+         < B i l l t o C u s t u m e r N o   E l e m e n t T y p e = " C o l u m n "   E l e m e n t I d = " 2 8 0 4 7 3 0 5 8 "   D a t a T y p e = " C o d e " > B i l l t o C u s t u m e r N o < / B i l l t o C u s t u m e r N o > + 
+         < C h e c k s P a y a b l e _ L b l   E l e m e n t T y p e = " C o l u m n "   E l e m e n t I d = " 1 0 5 3 1 5 6 0 6 5 "   D a t a T y p e = " T e x t " > C h e c k s P a y a b l e _ L b l < / C h e c k s P a y a b l e _ L b l > + 
+         < C O 2 e P e r U n i t _ L b l   E l e m e n t T y p e = " C o l u m n "   E l e m e n t I d = " 6 0 8 7 4 6 8 0 2 "   D a t a T y p e = " T e x t " > C O 2 e P e r U n i t _ L b l < / C O 2 e P e r U n i t _ L b l > + 
+         < C o m p a n y A d d r e s s 1   E l e m e n t T y p e = " C o l u m n "   E l e m e n t I d = " 1 8 8 4 1 6 4 3 2 3 "   D a t a T y p e = " T e x t " > C o m p a n y A d d r e s s 1 < / C o m p a n y A d d r e s s 1 > + 
+         < C o m p a n y A d d r e s s 2   E l e m e n t T y p e = " C o l u m n "   E l e m e n t I d = " 1 2 4 6 4 6 7 7 0 6 "   D a t a T y p e = " T e x t " > C o m p a n y A d d r e s s 2 < / C o m p a n y A d d r e s s 2 > + 
+         < C o m p a n y A d d r e s s 3   E l e m e n t T y p e = " C o l u m n "   E l e m e n t I d = " 6 0 8 7 7 1 0 8 9 "   D a t a T y p e = " T e x t " > C o m p a n y A d d r e s s 3 < / C o m p a n y A d d r e s s 3 > + 
+         < C o m p a n y A d d r e s s 4   E l e m e n t T y p e = " C o l u m n "   E l e m e n t I d = " 7 7 7 6 8 0 1 1 2 "   D a t a T y p e = " T e x t " > C o m p a n y A d d r e s s 4 < / C o m p a n y A d d r e s s 4 > + 
+         < C o m p a n y A d d r e s s 5   E l e m e n t T y p e = " C o l u m n "   E l e m e n t I d = " 1 3 9 9 8 3 4 9 5 "   D a t a T y p e = " T e x t " > C o m p a n y A d d r e s s 5 < / C o m p a n y A d d r e s s 5 > + 
+         < C o m p a n y A d d r e s s 6   E l e m e n t T y p e = " C o l u m n "   E l e m e n t I d = " 4 9 7 7 1 3 1 2 2 "   D a t a T y p e = " T e x t " > C o m p a n y A d d r e s s 6 < / C o m p a n y A d d r e s s 6 > + 
+         < C o m p a n y A d d r e s s 7   E l e m e n t T y p e = " C o l u m n "   E l e m e n t I d = " 1 1 3 5 4 0 9 7 3 9 "   D a t a T y p e = " T e x t " > C o m p a n y A d d r e s s 7 < / C o m p a n y A d d r e s s 7 > + 
+         < C o m p a n y A d d r e s s 8   E l e m e n t T y p e = " C o l u m n "   E l e m e n t I d = " 1 7 1 5 2 5 5 3 0 0 "   D a t a T y p e = " T e x t " > C o m p a n y A d d r e s s 8 < / C o m p a n y A d d r e s s 8 > + 
+         < C o m p a n y B a n k A c c o u n t N o   E l e m e n t T y p e = " C o l u m n "   E l e m e n t I d = " 3 0 1 4 0 2 0 4 "   D a t a T y p e = " T e x t " > C o m p a n y B a n k A c c o u n t N o < / C o m p a n y B a n k A c c o u n t N o > + 
+         < C o m p a n y B a n k A c c o u n t N o _ L b l   E l e m e n t T y p e = " C o l u m n "   E l e m e n t I d = " 1 0 9 7 7 4 3 3 4 5 "   D a t a T y p e = " T e x t C o n s t " > C o m p a n y B a n k A c c o u n t N o _ L b l < / C o m p a n y B a n k A c c o u n t N o _ L b l > + 
+         < C o m p a n y B a n k B r a n c h N o   E l e m e n t T y p e = " C o l u m n "   E l e m e n t I d = " 7 9 3 1 3 3 0 5 7 "   D a t a T y p e = " T e x t " > C o m p a n y B a n k B r a n c h N o < / C o m p a n y B a n k B r a n c h N o > + 
+         < C o m p a n y B a n k B r a n c h N o _ L b l   E l e m e n t T y p e = " C o l u m n "   E l e m e n t I d = " 3 2 7 9 0 6 6 9 2 "   D a t a T y p e = " S t r i n g " > C o m p a n y B a n k B r a n c h N o _ L b l < / C o m p a n y B a n k B r a n c h N o _ L b l > + 
+         < C o m p a n y B a n k N a m e   E l e m e n t T y p e = " C o l u m n "   E l e m e n t I d = " 1 5 3 4 9 0 5 6 0 5 "   D a t a T y p e = " T e x t " > C o m p a n y B a n k N a m e < / C o m p a n y B a n k N a m e > + 
+         < C o m p a n y B a n k N a m e _ L b l   E l e m e n t T y p e = " C o l u m n "   E l e m e n t I d = " 1 2 0 4 3 0 7 0 1 4 "   D a t a T y p e = " T e x t C o n s t " > C o m p a n y B a n k N a m e _ L b l < / C o m p a n y B a n k N a m e _ L b l > + 
+         < C o m p a n y C u s t o m G i r o   E l e m e n t T y p e = " C o l u m n "   E l e m e n t I d = " 1 6 7 0 4 7 5 7 9 8 "   D a t a T y p e = " T e x t " > C o m p a n y C u s t o m G i r o < / C o m p a n y C u s t o m G i r o > + 
+         < C o m p a n y C u s t o m G i r o _ L b l   E l e m e n t T y p e = " C o l u m n "   E l e m e n t I d = " 8 9 1 4 3 9 6 2 5 "   D a t a T y p e = " T e x t " > C o m p a n y C u s t o m G i r o _ L b l < / C o m p a n y C u s t o m G i r o _ L b l > + 
+         < C o m p a n y E M a i l   E l e m e n t T y p e = " C o l u m n "   E l e m e n t I d = " 1 6 7 7 0 7 4 0 5 8 "   D a t a T y p e = " T e x t " > C o m p a n y E M a i l < / C o m p a n y E M a i l > + 
+         < C o m p a n y G i r o N o   E l e m e n t T y p e = " C o l u m n "   E l e m e n t I d = " 1 3 6 0 1 9 6 3 2 0 "   D a t a T y p e = " T e x t " > C o m p a n y G i r o N o < / C o m p a n y G i r o N o > + 
+         < C o m p a n y G i r o N o _ L b l   E l e m e n t T y p e = " C o l u m n "   E l e m e n t I d = " 8 6 1 6 0 2 1 1 5 "   D a t a T y p e = " T e x t C o n s t " > C o m p a n y G i r o N o _ L b l < / C o m p a n y G i r o N o _ L b l > + 
+         < C o m p a n y H o m e P a g e   E l e m e n t T y p e = " C o l u m n "   E l e m e n t I d = " 1 9 8 9 1 8 8 7 0 "   D a t a T y p e = " T e x t " > C o m p a n y H o m e P a g e < / C o m p a n y H o m e P a g e > + 
+         < C o m p a n y I B A N   E l e m e n t T y p e = " C o l u m n "   E l e m e n t I d = " 9 0 6 5 4 9 1 8 2 "   D a t a T y p e = " C o d e " > C o m p a n y I B A N < / C o m p a n y I B A N > + 
+         < C o m p a n y I B A N _ L b l   E l e m e n t T y p e = " C o l u m n "   E l e m e n t I d = " 1 2 6 7 9 5 2 2 2 7 "   D a t a T y p e = " S t r i n g " > C o m p a n y I B A N _ L b l < / C o m p a n y I B A N _ L b l > + 
+         < C o m p a n y L e g a l O f f i c e   E l e m e n t T y p e = " C o l u m n "   E l e m e n t I d = " 7 1 4 2 5 8 1 1 1 "   D a t a T y p e = " T e x t " > C o m p a n y L e g a l O f f i c e < / C o m p a n y L e g a l O f f i c e > + 
+         < C o m p a n y L e g a l O f f i c e _ L b l   E l e m e n t T y p e = " C o l u m n "   E l e m e n t I d = " 1 5 3 3 1 7 5 1 0 8 "   D a t a T y p e = " T e x t " > C o m p a n y L e g a l O f f i c e _ L b l < / C o m p a n y L e g a l O f f i c e _ L b l > + 
+         < C o m p a n y L e g a l S t a t e m e n t   E l e m e n t T y p e = " C o l u m n "   E l e m e n t I d = " 4 4 8 3 5 8 8 7 6 "   D a t a T y p e = " T e x t " > C o m p a n y L e g a l S t a t e m e n t < / C o m p a n y L e g a l S t a t e m e n t > + 
+         < C o m p a n y L o g o P o s i t i o n   E l e m e n t T y p e = " C o l u m n "   E l e m e n t I d = " 1 4 2 5 2 6 6 6 8 8 "   D a t a T y p e = " I n t e g e r " > C o m p a n y L o g o P o s i t i o n < / C o m p a n y L o g o P o s i t i o n > + 
+         < C o m p a n y P h o n e N o   E l e m e n t T y p e = " C o l u m n "   E l e m e n t I d = " 2 5 0 4 4 0 6 5 5 "   D a t a T y p e = " T e x t " > C o m p a n y P h o n e N o < / C o m p a n y P h o n e N o > + 
+         < C o m p a n y P h o n e N o _ L b l   E l e m e n t T y p e = " C o l u m n "   E l e m e n t I d = " 5 5 8 5 9 3 5 8 6 "   D a t a T y p e = " T e x t C o n s t " > C o m p a n y P h o n e N o _ L b l < / C o m p a n y P h o n e N o _ L b l > + 
+         < C o m p a n y P i c t u r e   E l e m e n t T y p e = " C o l u m n "   E l e m e n t I d = " 1 3 9 7 4 1 1 0 7 4 "   D a t a T y p e = " B L O B " / > + 
+         < C o m p a n y R e g i s t r a t i o n N u m b e r   E l e m e n t T y p e = " C o l u m n "   E l e m e n t I d = " 2 0 2 3 6 3 9 4 2 4 "   D a t a T y p e = " T e x t " > C o m p a n y R e g i s t r a t i o n N u m b e r < / C o m p a n y R e g i s t r a t i o n N u m b e r > + 
+         < C o m p a n y R e g i s t r a t i o n N u m b e r _ L b l   E l e m e n t T y p e = " C o l u m n "   E l e m e n t I d = " 1 8 3 3 1 0 6 6 5 3 "   D a t a T y p e = " T e x t " > C o m p a n y R e g i s t r a t i o n N u m b e r _ L b l < / C o m p a n y R e g i s t r a t i o n N u m b e r _ L b l > + 
+         < C o m p a n y S W I F T   E l e m e n t T y p e = " C o l u m n "   E l e m e n t I d = " 6 6 8 2 5 0 2 4 5 "   D a t a T y p e = " C o d e " > C o m p a n y S W I F T < / C o m p a n y S W I F T > + 
+         < C o m p a n y S W I F T _ L b l   E l e m e n t T y p e = " C o l u m n "   E l e m e n t I d = " 2 0 2 9 5 9 7 3 8 4 "   D a t a T y p e = " S t r i n g " > C o m p a n y S W I F T _ L b l < / C o m p a n y S W I F T _ L b l > + 
+         < C o m p a n y V A T R e g i s t r a t i o n N o   E l e m e n t T y p e = " C o l u m n "   E l e m e n t I d = " 1 9 1 4 0 1 3 6 4 9 "   D a t a T y p e = " T e x t " > C o m p a n y V A T R e g i s t r a t i o n N o < / C o m p a n y V A T R e g i s t r a t i o n N o > + 
+         < C o m p a n y V A T R e g i s t r a t i o n N o _ L b l   E l e m e n t T y p e = " C o l u m n "   E l e m e n t I d = " 9 2 4 5 0 3 1 2 4 "   D a t a T y p e = " T e x t " > C o m p a n y V A T R e g i s t r a t i o n N o _ L b l < / C o m p a n y V A T R e g i s t r a t i o n N o _ L b l > + 
+         < C o m p a n y V A T R e g N o   E l e m e n t T y p e = " C o l u m n "   E l e m e n t I d = " 1 7 1 4 3 1 9 3 6 "   D a t a T y p e = " T e x t " > C o m p a n y V A T R e g N o < / C o m p a n y V A T R e g N o > + 
+         < C o m p a n y V A T R e g N o _ L b l   E l e m e n t T y p e = " C o l u m n "   E l e m e n t I d = " 7 7 3 2 0 1 5 0 1 "   D a t a T y p e = " T e x t " > C o m p a n y V A T R e g N o _ L b l < / C o m p a n y V A T R e g N o _ L b l > + 
+         < C o n t a c t _ L b l   E l e m e n t T y p e = " C o l u m n "   E l e m e n t I d = " 1 1 5 5 0 9 4 7 5 2 "   D a t a T y p e = " T e x t " > C o n t a c t _ L b l < / C o n t a c t _ L b l > + 
+         < C o p y _ L b l   E l e m e n t T y p e = " C o l u m n "   E l e m e n t I d = " 6 0 4 7 8 2 7 8 1 "   D a t a T y p e = " T e x t C o n s t " > C o p y _ L b l < / C o p y _ L b l > + 
+         < C u s t o m e r A d d r e s s 1   E l e m e n t T y p e = " C o l u m n "   E l e m e n t I d = " 1 8 0 1 9 6 6 4 5 4 "   D a t a T y p e = " T e x t " > C u s t o m e r A d d r e s s 1 < / C u s t o m e r A d d r e s s 1 > + 
+         < C u s t o m e r A d d r e s s 2   E l e m e n t T y p e = " C o l u m n "   E l e m e n t I d = " 1 1 6 4 2 6 9 8 3 7 "   D a t a T y p e = " T e x t " > C u s t o m e r A d d r e s s 2 < / C u s t o m e r A d d r e s s 2 > + 
+         < C u s t o m e r A d d r e s s 3   E l e m e n t T y p e = " C o l u m n "   E l e m e n t I d = " 5 2 6 5 7 3 2 2 0 "   D a t a T y p e = " T e x t " > C u s t o m e r A d d r e s s 3 < / C u s t o m e r A d d r e s s 3 > + 
+         < C u s t o m e r A d d r e s s 4   E l e m e n t T y p e = " C o l u m n "   E l e m e n t I d = " 1 1 1 1 2 3 3 9 7 "   D a t a T y p e = " T e x t " > C u s t o m e r A d d r e s s 4 < / C u s t o m e r A d d r e s s 4 > + 
+         < C u s t o m e r A d d r e s s 5   E l e m e n t T y p e = " C o l u m n "   E l e m e n t I d = " 7 4 8 8 2 0 0 1 4 "   D a t a T y p e = " T e x t " > C u s t o m e r A d d r e s s 5 < / C u s t o m e r A d d r e s s 5 > + 
+         < C u s t o m e r A d d r e s s 6   E l e m e n t T y p e = " C o l u m n "   E l e m e n t I d = " 1 3 8 6 5 1 6 6 3 1 "   D a t a T y p e = " T e x t " > C u s t o m e r A d d r e s s 6 < / C u s t o m e r A d d r e s s 6 > + 
+         < C u s t o m e r A d d r e s s 7   E l e m e n t T y p e = " C o l u m n "   E l e m e n t I d = " 2 0 2 4 2 1 3 2 4 8 "   D a t a T y p e = " T e x t " > C u s t o m e r A d d r e s s 7 < / C u s t o m e r A d d r e s s 7 > + 
+         < C u s t o m e r A d d r e s s 8   E l e m e n t T y p e = " C o l u m n "   E l e m e n t I d = " 1 0 4 8 6 9 8 5 8 5 "   D a t a T y p e = " T e x t " > C u s t o m e r A d d r e s s 8 < / C u s t o m e r A d d r e s s 8 > + 
+         < C u s t o m e r P o s t a l B a r C o d e   E l e m e n t T y p e = " C o l u m n "   E l e m e n t I d = " 3 9 8 5 8 0 6 8 8 "   D a t a T y p e = " T e x t " > C u s t o m e r P o s t a l B a r C o d e < / C u s t o m e r P o s t a l B a r C o d e > + 
+         < D i s c l a i m e r _ L b l   E l e m e n t T y p e = " C o l u m n "   E l e m e n t I d = " 3 8 1 6 6 9 2 0 5 "   D a t a T y p e = " T e x t " > D i s c l a i m e r _ L b l < / D i s c l a i m e r _ L b l > + 
+         < D i s p l a y A d d i t i o n a l F e e N o t e   E l e m e n t T y p e = " C o l u m n "   E l e m e n t I d = " 1 9 3 1 7 6 6 6 8 8 "   D a t a T y p e = " B o o l e a n " > D i s p l a y A d d i t i o n a l F e e N o t e < / D i s p l a y A d d i t i o n a l F e e N o t e > + 
+         < D o c u m e n t D a t e   E l e m e n t T y p e = " C o l u m n "   E l e m e n t I d = " 5 5 2 8 7 1 9 1 4 "   D a t a T y p e = " S t r i n g " > D o c u m e n t D a t e < / D o c u m e n t D a t e > + 
+         < D o c u m e n t D a t e _ L b l   E l e m e n t T y p e = " C o l u m n "   E l e m e n t I d = " 1 0 2 6 4 9 4 8 3 "   D a t a T y p e = " S t r i n g " > D o c u m e n t D a t e _ L b l < / D o c u m e n t D a t e _ L b l > + 
+         < D o c u m e n t N o   E l e m e n t T y p e = " C o l u m n "   E l e m e n t I d = " 9 7 0 3 5 0 5 3 9 "   D a t a T y p e = " C o d e " > D o c u m e n t N o < / D o c u m e n t N o > + 
+         < D o c u m e n t N o _ L b l   E l e m e n t T y p e = " C o l u m n "   E l e m e n t I d = " 7 8 9 7 9 5 9 7 8 "   D a t a T y p e = " T e x t C o n s t " > D o c u m e n t N o _ L b l < / D o c u m e n t N o _ L b l > + 
+         < D o c u m e n t T i t l e _ L b l   E l e m e n t T y p e = " C o l u m n "   E l e m e n t I d = " 8 5 8 4 2 3 9 2 9 "   D a t a T y p e = " T e x t " > D o c u m e n t T i t l e _ L b l < / D o c u m e n t T i t l e _ L b l > + 
+         < D u e D a t e   E l e m e n t T y p e = " C o l u m n "   E l e m e n t I d = " 7 4 5 1 7 0 2 0 3 "   D a t a T y p e = " S t r i n g " > D u e D a t e < / D u e D a t e > + 
+         < D u e D a t e _ L b l   E l e m e n t T y p e = " C o l u m n "   E l e m e n t I d = " 1 6 4 8 2 8 4 6 4 8 "   D a t a T y p e = " S t r i n g " > D u e D a t e _ L b l < / D u e D a t e _ L b l > + 
+         < E M a i l _ H e a d e r _ L b l   E l e m e n t T y p e = " C o l u m n "   E l e m e n t I d = " 5 1 3 1 7 0 8 0 4 "   D a t a T y p e = " T e x t C o n s t " > E M a i l _ H e a d e r _ L b l < / E M a i l _ H e a d e r _ L b l > + 
+         < E x c h a n g e R a t e A s T e x t   E l e m e n t T y p e = " C o l u m n "   E l e m e n t I d = " 5 9 2 9 5 5 8 4 5 "   D a t a T y p e = " T e x t " > E x c h a n g e R a t e A s T e x t < / E x c h a n g e R a t e A s T e x t > + 
+         < E x t e r n a l D o c u m e n t N o   E l e m e n t T y p e = " C o l u m n "   E l e m e n t I d = " 7 3 3 9 5 3 9 6 6 "   D a t a T y p e = " C o d e " > E x t e r n a l D o c u m e n t N o < / E x t e r n a l D o c u m e n t N o > + 
+         < E x t e r n a l D o c u m e n t N o _ L b l   E l e m e n t T y p e = " C o l u m n "   E l e m e n t I d = " 4 2 3 3 1 2 2 6 9 "   D a t a T y p e = " S t r i n g " > E x t e r n a l D o c u m e n t N o _ L b l < / E x t e r n a l D o c u m e n t N o _ L b l > + 
+         < F r o m _ L b l   E l e m e n t T y p e = " C o l u m n "   E l e m e n t I d = " 4 8 5 4 2 6 1 3 8 "   D a t a T y p e = " T e x t C o n s t " > F r o m _ L b l < / F r o m _ L b l > + 
+         < G l o b a l L o c a t i o n N u m b e r   E l e m e n t T y p e = " C o l u m n "   E l e m e n t I d = " 1 5 0 0 3 7 2 8 0 0 "   D a t a T y p e = " T e x t " > G l o b a l L o c a t i o n N u m b e r < / G l o b a l L o c a t i o n N u m b e r > + 
+         < G l o b a l L o c a t i o n N u m b e r _ L b l   E l e m e n t T y p e = " C o l u m n "   E l e m e n t I d = " 1 7 5 0 9 1 3 8 9 1 "   D a t a T y p e = " T e x t " > G l o b a l L o c a t i o n N u m b e r _ L b l < / G l o b a l L o c a t i o n N u m b e r _ L b l > + 
+         < H o m e P a g e _ H e a d e r _ L b l   E l e m e n t T y p e = " C o l u m n "   E l e m e n t I d = " 1 8 7 9 7 2 5 0 8 4 "   D a t a T y p e = " T e x t C o n s t " > H o m e P a g e _ H e a d e r _ L b l < / H o m e P a g e _ H e a d e r _ L b l > + 
+         < I n v o i c e D i s c o u n t A m o u n t _ L b l   E l e m e n t T y p e = " C o l u m n "   E l e m e n t I d = " 1 5 9 3 0 1 2 7 3 6 "   D a t a T y p e = " T e x t C o n s t " > I n v o i c e D i s c o u n t A m o u n t _ L b l < / I n v o i c e D i s c o u n t A m o u n t _ L b l > + 
+         < I n v o i c e D i s c o u n t B a s e A m o u n t _ L b l   E l e m e n t T y p e = " C o l u m n "   E l e m e n t I d = " 2 0 2 9 2 6 6 8 7 5 "   D a t a T y p e = " T e x t C o n s t " > I n v o i c e D i s c o u n t B a s e A m o u n t _ L b l < / I n v o i c e D i s c o u n t B a s e A m o u n t _ L b l > + 
+         < L e g a l E n t i t y T y p e   E l e m e n t T y p e = " C o l u m n "   E l e m e n t I d = " 2 0 5 1 8 7 3 5 6 3 "   D a t a T y p e = " T e x t " > L e g a l E n t i t y T y p e < / L e g a l E n t i t y T y p e > + 
+         < L e g a l E n t i t y T y p e _ L b l   E l e m e n t T y p e = " C o l u m n "   E l e m e n t I d = " 2 0 8 0 2 2 4 7 9 2 "   D a t a T y p e = " T e x t " > L e g a l E n t i t y T y p e _ L b l < / L e g a l E n t i t y T y p e _ L b l > + 
+         < L i n e A m o u n t A f t e r I n v o i c e D i s c o u n t _ L b l   E l e m e n t T y p e = " C o l u m n "   E l e m e n t I d = " 6 7 3 7 2 1 0 9 4 "   D a t a T y p e = " T e x t C o n s t " > L i n e A m o u n t A f t e r I n v o i c e D i s c o u n t _ L b l < / L i n e A m o u n t A f t e r I n v o i c e D i s c o u n t _ L b l > + 
+         < L o c a l C u r r e n c y _ L b l   E l e m e n t T y p e = " C o l u m n "   E l e m e n t I d = " 1 5 5 9 6 9 3 4 2 2 "   D a t a T y p e = " T e x t C o n s t " > L o c a l C u r r e n c y _ L b l < / L o c a l C u r r e n c y _ L b l > + 
+         < O r d e r N o   E l e m e n t T y p e = " C o l u m n "   E l e m e n t I d = " 1 4 6 6 4 7 3 8 8 6 "   D a t a T y p e = " C o d e " > O r d e r N o < / O r d e r N o > + 
+         < O r d e r N o _ L b l   E l e m e n t T y p e = " C o l u m n "   E l e m e n t I d = " 1 9 9 1 0 6 2 5 2 9 "   D a t a T y p e = " S t r i n g " > O r d e r N o _ L b l < / O r d e r N o _ L b l > + 
+         < P a c k a g e T r a c k i n g N o   E l e m e n t T y p e = " C o l u m n "   E l e m e n t I d = " 1 2 4 4 8 2 6 1 5 9 "   D a t a T y p e = " T e x t " > P a c k a g e T r a c k i n g N o < / P a c k a g e T r a c k i n g N o > + 
+         < P a c k a g e T r a c k i n g N o _ L b l   E l e m e n t T y p e = " C o l u m n "   E l e m e n t I d = " 2 1 9 3 5 6 7 5 6 "   D a t a T y p e = " S t r i n g " > P a c k a g e T r a c k i n g N o _ L b l < / P a c k a g e T r a c k i n g N o _ L b l > + 
+         < P a g e _ L b l   E l e m e n t T y p e = " C o l u m n "   E l e m e n t I d = " 6 8 0 6 4 8 0 9 1 "   D a t a T y p e = " T e x t C o n s t " > P a g e _ L b l < / P a g e _ L b l > + 
+         < P a y m e n t I n s t r u c t i o n s _ T x t   E l e m e n t T y p e = " C o l u m n "   E l e m e n t I d = " 1 8 7 2 0 8 8 3 "   D a t a T y p e = " T e x t " > P a y m e n t I n s t r u c t i o n s _ T x t < / P a y m e n t I n s t r u c t i o n s _ T x t > + 
+         < P a y m e n t M e t h o d D e s c r i p t i o n   E l e m e n t T y p e = " C o l u m n "   E l e m e n t I d = " 5 8 5 7 5 7 9 7 4 "   D a t a T y p e = " T e x t " > P a y m e n t M e t h o d D e s c r i p t i o n < / P a y m e n t M e t h o d D e s c r i p t i o n > + 
+         < P a y m e n t M e t h o d D e s c r i p t i o n _ L b l   E l e m e n t T y p e = " C o l u m n "   E l e m e n t I d = " 7 9 7 1 1 7 3 2 3 "   D a t a T y p e = " T e x t C o n s t " > P a y m e n t M e t h o d D e s c r i p t i o n _ L b l < / P a y m e n t M e t h o d D e s c r i p t i o n _ L b l > + 
+         < P a y m e n t R e f e r e n c e   E l e m e n t T y p e = " C o l u m n "   E l e m e n t I d = " 3 3 5 4 9 7 0 1 2 "   D a t a T y p e = " T e x t " > P a y m e n t R e f e r e n c e < / P a y m e n t R e f e r e n c e > + 
+         < P a y m e n t R e f e r e n c e _ L b l   E l e m e n t T y p e = " C o l u m n "   E l e m e n t I d = " 8 6 4 7 4 2 0 3 3 "   D a t a T y p e = " T e x t " > P a y m e n t R e f e r e n c e _ L b l < / P a y m e n t R e f e r e n c e _ L b l > + 
+         < P a y m e n t T e r m s D e s c r i p t i o n   E l e m e n t T y p e = " C o l u m n "   E l e m e n t I d = " 2 0 3 8 7 4 2 7 0 0 "   D a t a T y p e = " T e x t " > P a y m e n t T e r m s D e s c r i p t i o n < / P a y m e n t T e r m s D e s c r i p t i o n > + 
+         < P a y m e n t T e r m s D e s c r i p t i o n _ L b l   E l e m e n t T y p e = " C o l u m n "   E l e m e n t I d = " 1 8 7 4 4 9 4 3 2 1 "   D a t a T y p e = " T e x t C o n s t " > P a y m e n t T e r m s D e s c r i p t i o n _ L b l < / P a y m e n t T e r m s D e s c r i p t i o n _ L b l > + 
+         < P r i c e s I n c l u d i n g V A T   E l e m e n t T y p e = " C o l u m n "   E l e m e n t I d = " 5 1 8 8 1 7 1 6 7 "   D a t a T y p e = " B o o l e a n " > P r i c e s I n c l u d i n g V A T < / P r i c e s I n c l u d i n g V A T > + 
+         < P r i c e s I n c l u d i n g V A T _ L b l   E l e m e n t T y p e = " C o l u m n "   E l e m e n t I d = " 1 3 7 7 9 7 9 4 4 4 "   D a t a T y p e = " S t r i n g " > P r i c e s I n c l u d i n g V A T _ L b l < / P r i c e s I n c l u d i n g V A T _ L b l > + 
+         < P r i c e s I n c l u d i n g V A T Y e s N o   E l e m e n t T y p e = " C o l u m n "   E l e m e n t I d = " 1 4 1 1 1 4 7 5 9 9 "   D a t a T y p e = " S t r i n g " > P r i c e s I n c l u d i n g V A T Y e s N o < / P r i c e s I n c l u d i n g V A T Y e s N o > + 
+         < Q R _ C o d e _ I m a g e   E l e m e n t T y p e = " C o l u m n "   E l e m e n t I d = " 2 0 7 9 6 8 0 8 3 6 "   D a t a T y p e = " M e d i a S e t " > Q R _ C o d e _ I m a g e < / Q R _ C o d e _ I m a g e > + 
+         < Q R _ C o d e _ I m a g e _ L b l   E l e m e n t T y p e = " C o l u m n "   E l e m e n t I d = " 1 2 2 9 4 4 6 0 7 "   D a t a T y p e = " S t r i n g " > Q R _ C o d e _ I m a g e _ L b l < / Q R _ C o d e _ I m a g e _ L b l > + 
+         < Q u e s t i o n s _ L b l   E l e m e n t T y p e = " C o l u m n "   E l e m e n t I d = " 2 0 7 0 8 9 0 0 1 9 "   D a t a T y p e = " T e x t C o n s t " > Q u e s t i o n s _ L b l < / Q u e s t i o n s _ L b l > + 
+         < R e c u r r i n g B i l l i n g   E l e m e n t T y p e = " C o l u m n "   E l e m e n t I d = " 4 8 0 8 6 9 9 3 "   D a t a T y p e = " B o o l e a n " > R e c u r r i n g B i l l i n g < / R e c u r r i n g B i l l i n g > + 
+         < R e m a i n i n g A m o u n t   E l e m e n t T y p e = " C o l u m n "   E l e m e n t I d = " 3 5 3 2 6 4 1 3 1 "   D a t a T y p e = " D e c i m a l " > R e m a i n i n g A m o u n t < / R e m a i n i n g A m o u n t > + 
+         < R e m a i n i n g A m o u n t T e x t   E l e m e n t T y p e = " C o l u m n "   E l e m e n t I d = " 1 8 1 3 6 1 2 0 "   D a t a T y p e = " T e x t " > R e m a i n i n g A m o u n t T e x t < / R e m a i n i n g A m o u n t T e x t > + 
+         < S a l e s I n v o i c e L i n e D i s c o u n t _ L b l   E l e m e n t T y p e = " C o l u m n "   E l e m e n t I d = " 6 6 4 6 0 1 5 8 2 "   D a t a T y p e = " T e x t C o n s t " > S a l e s I n v o i c e L i n e D i s c o u n t _ L b l < / S a l e s I n v o i c e L i n e D i s c o u n t _ L b l > + 
+         < S a l e s P e r s o n _ L b l   E l e m e n t T y p e = " C o l u m n "   E l e m e n t I d = " 1 5 6 4 1 9 6 3 6 5 "   D a t a T y p e = " T e x t C o n s t " > S a l e s P e r s o n _ L b l < / S a l e s P e r s o n _ L b l > + 
+         < S a l e s P e r s o n B l a n k _ L b l   E l e m e n t T y p e = " C o l u m n "   E l e m e n t I d = " 6 5 4 6 2 4 6 0 1 "   D a t a T y p e = " T e x t " > S a l e s P e r s o n B l a n k _ L b l < / S a l e s P e r s o n B l a n k _ L b l > + 
+         < S a l e s P e r s o n N a m e   E l e m e n t T y p e = " C o l u m n "   E l e m e n t I d = " 8 7 1 4 9 2 9 8 3 "   D a t a T y p e = " T e x t " > S a l e s P e r s o n N a m e < / S a l e s P e r s o n N a m e > + 
+         < S e l l T o C o n t a c t E m a i l   E l e m e n t T y p e = " C o l u m n "   E l e m e n t I d = " 2 6 2 8 2 4 5 6 4 "   D a t a T y p e = " T e x t " > S e l l T o C o n t a c t E m a i l < / S e l l T o C o n t a c t E m a i l > + 
+         < S e l l T o C o n t a c t E m a i l L b l   E l e m e n t T y p e = " C o l u m n "   E l e m e n t I d = " 3 7 0 9 2 0 3 7 4 "   D a t a T y p e = " T e x t C o n s t " > S e l l T o C o n t a c t E m a i l L b l < / S e l l T o C o n t a c t E m a i l L b l > + 
+         < S e l l T o C o n t a c t M o b i l e P h o n e N o   E l e m e n t T y p e = " C o l u m n "   E l e m e n t I d = " 1 8 4 3 5 8 7 4 7 "   D a t a T y p e = " T e x t " > S e l l T o C o n t a c t M o b i l e P h o n e N o < / S e l l T o C o n t a c t M o b i l e P h o n e N o > + 
+         < S e l l T o C o n t a c t M o b i l e P h o n e N o L b l   E l e m e n t T y p e = " C o l u m n "   E l e m e n t I d = " 1 4 5 7 5 2 8 4 1 7 "   D a t a T y p e = " T e x t C o n s t " > S e l l T o C o n t a c t M o b i l e P h o n e N o L b l < / S e l l T o C o n t a c t M o b i l e P h o n e N o L b l > + 
+         < S e l l T o C o n t a c t P h o n e N o   E l e m e n t T y p e = " C o l u m n "   E l e m e n t I d = " 1 6 1 3 8 2 2 4 8 3 "   D a t a T y p e = " T e x t " > S e l l T o C o n t a c t P h o n e N o < / S e l l T o C o n t a c t P h o n e N o > + 
+         < S e l l T o C o n t a c t P h o n e N o L b l   E l e m e n t T y p e = " C o l u m n "   E l e m e n t I d = " 1 0 5 0 6 8 6 8 0 9 "   D a t a T y p e = " T e x t C o n s t " > S e l l T o C o n t a c t P h o n e N o L b l < / S e l l T o C o n t a c t P h o n e N o L b l > + 
+         < S e l l t o C u s t o m e r N o   E l e m e n t T y p e = " C o l u m n "   E l e m e n t I d = " 2 0 5 0 6 4 7 3 4 9 "   D a t a T y p e = " C o d e " > S e l l t o C u s t o m e r N o < / S e l l t o C u s t o m e r N o > + 
+         < S e l l t o C u s t o m e r N o _ L b l   E l e m e n t T y p e = " C o l u m n "   E l e m e n t I d = " 2 9 8 3 8 1 5 1 2 "   D a t a T y p e = " S t r i n g " > S e l l t o C u s t o m e r N o _ L b l < / S e l l t o C u s t o m e r N o _ L b l > + 
+         < S e l l T o F a x N o   E l e m e n t T y p e = " C o l u m n "   E l e m e n t I d = " 8 6 0 8 2 8 4 3 4 "   D a t a T y p e = " T e x t " > S e l l T o F a x N o < / S e l l T o F a x N o > + 
+         < S e l l T o P h o n e N o   E l e m e n t T y p e = " C o l u m n "   E l e m e n t I d = " 7 5 1 9 3 1 8 4 3 "   D a t a T y p e = " T e x t " > S e l l T o P h o n e N o < / S e l l T o P h o n e N o > + 
+         < S h i p m e n t _ L b l   E l e m e n t T y p e = " C o l u m n "   E l e m e n t I d = " 2 0 8 5 7 6 7 1 2 0 "   D a t a T y p e = " T e x t C o n s t " > S h i p m e n t _ L b l < / S h i p m e n t _ L b l > + 
+         < S h i p m e n t D a t e   E l e m e n t T y p e = " C o l u m n "   E l e m e n t I d = " 9 3 1 1 1 1 4 6 5 "   D a t a T y p e = " S t r i n g " > S h i p m e n t D a t e < / S h i p m e n t D a t e > + 
+         < S h i p m e n t D a t e _ L b l   E l e m e n t T y p e = " C o l u m n "   E l e m e n t I d = " 6 1 4 4 0 0 3 6 4 "   D a t a T y p e = " S t r i n g " > S h i p m e n t D a t e _ L b l < / S h i p m e n t D a t e _ L b l > + 
+         < S h i p m e n t M e t h o d D e s c r i p t i o n   E l e m e n t T y p e = " C o l u m n "   E l e m e n t I d = " 2 0 5 9 4 0 3 2 6 0 "   D a t a T y p e = " T e x t " > S h i p m e n t M e t h o d D e s c r i p t i o n < / S h i p m e n t M e t h o d D e s c r i p t i o n > + 
+         < S h i p m e n t M e t h o d D e s c r i p t i o n _ L b l   E l e m e n t T y p e = " C o l u m n "   E l e m e n t I d = " 1 1 7 9 9 7 8 4 6 5 "   D a t a T y p e = " T e x t C o n s t " > S h i p m e n t M e t h o d D e s c r i p t i o n _ L b l < / S h i p m e n t M e t h o d D e s c r i p t i o n _ L b l > + 
+         < S h i p p i n g A g e n t C o d e   E l e m e n t T y p e = " C o l u m n "   E l e m e n t I d = " 1 6 7 0 1 5 5 2 6 9 "   D a t a T y p e = " C o d e " > S h i p p i n g A g e n t C o d e < / S h i p p i n g A g e n t C o d e > + 
+         < S h i p p i n g A g e n t C o d e _ L b l   E l e m e n t T y p e = " C o l u m n "   E l e m e n t I d = " 1 1 5 3 2 0 1 3 4 "   D a t a T y p e = " S t r i n g " > S h i p p i n g A g e n t C o d e _ L b l < / S h i p p i n g A g e n t C o d e _ L b l > + 
+         < S h i p T o A d d r e s s _ L b l   E l e m e n t T y p e = " C o l u m n "   E l e m e n t I d = " 1 6 5 0 5 0 5 0 1 7 "   D a t a T y p e = " T e x t C o n s t " > S h i p T o A d d r e s s _ L b l < / S h i p T o A d d r e s s _ L b l > + 
+         < S h i p T o A d d r e s s 1   E l e m e n t T y p e = " C o l u m n "   E l e m e n t I d = " 1 3 5 7 6 7 2 8 6 1 "   D a t a T y p e = " T e x t " > S h i p T o A d d r e s s 1 < / S h i p T o A d d r e s s 1 > + 
+         < S h i p T o A d d r e s s 2   E l e m e n t T y p e = " C o l u m n "   E l e m e n t I d = " 1 0 2 4 2 0 4 5 8 4 "   D a t a T y p e = " T e x t " > S h i p T o A d d r e s s 2 < / S h i p T o A d d r e s s 2 > + 
+         < S h i p T o A d d r e s s 3   E l e m e n t T y p e = " C o l u m n "   E l e m e n t I d = " 1 6 6 1 9 0 1 2 0 1 "   D a t a T y p e = " T e x t " > S h i p T o A d d r e s s 3 < / S h i p T o A d d r e s s 3 > + 
+         < S h i p T o A d d r e s s 4   E l e m e n t T y p e = " C o l u m n "   E l e m e n t I d = " 5 5 5 4 1 6 9 9 0 "   D a t a T y p e = " T e x t " > S h i p T o A d d r e s s 4 < / S h i p T o A d d r e s s 4 > + 
+         < S h i p T o A d d r e s s 5   E l e m e n t T y p e = " C o l u m n "   E l e m e n t I d = " 1 1 9 3 1 1 3 6 0 7 "   D a t a T y p e = " T e x t " > S h i p T o A d d r e s s 5 < / S h i p T o A d d r e s s 5 > + 
+         < S h i p T o A d d r e s s 6   E l e m e n t T y p e = " C o l u m n "   E l e m e n t I d = " 7 1 9 9 7 6 2 4 4 "   D a t a T y p e = " T e x t " > S h i p T o A d d r e s s 6 < / S h i p T o A d d r e s s 6 > + 
+         < S h i p T o A d d r e s s 7   E l e m e n t T y p e = " C o l u m n "   E l e m e n t I d = " 8 2 2 7 9 6 2 7 "   D a t a T y p e = " T e x t " > S h i p T o A d d r e s s 7 < / S h i p T o A d d r e s s 7 > + 
+         < S h i p T o A d d r e s s 8   E l e m e n t T y p e = " C o l u m n "   E l e m e n t I d = " 1 4 9 2 9 9 2 1 7 8 "   D a t a T y p e = " T e x t " > S h i p T o A d d r e s s 8 < / S h i p T o A d d r e s s 8 > + 
+         < S h i p T o P h o n e N o   E l e m e n t T y p e = " C o l u m n "   E l e m e n t I d = " 3 6 9 7 0 2 2 5 5 "   D a t a T y p e = " T e x t " > S h i p T o P h o n e N o < / S h i p T o P h o n e N o > + 
+         < S h o w S h i p p i n g A d d r e s s   E l e m e n t T y p e = " C o l u m n "   E l e m e n t I d = " 1 1 2 0 0 7 1 2 6 6 "   D a t a T y p e = " B o o l e a n " > S h o w S h i p p i n g A d d r e s s < / S h o w S h i p p i n g A d d r e s s > + 
+         < S h o w W o r k D e s c r i p t i o n   E l e m e n t T y p e = " C o l u m n "   E l e m e n t I d = " 7 8 5 4 6 8 8 6 5 "   D a t a T y p e = " B o o l e a n " > S h o w W o r k D e s c r i p t i o n < / S h o w W o r k D e s c r i p t i o n > + 
+         < S u b t o t a l _ L b l   E l e m e n t T y p e = " C o l u m n "   E l e m e n t I d = " 1 9 6 7 7 9 5 1 4 2 "   D a t a T y p e = " T e x t C o n s t " > S u b t o t a l _ L b l < / S u b t o t a l _ L b l > + 
+         < T h a n k s _ L b l   E l e m e n t T y p e = " C o l u m n "   E l e m e n t I d = " 2 1 0 3 3 0 5 5 2 5 "   D a t a T y p e = " T e x t C o n s t " > T h a n k s _ L b l < / T h a n k s _ L b l > + 
+         < T o t a l _ L b l   E l e m e n t T y p e = " C o l u m n "   E l e m e n t I d = " 1 2 1 0 1 0 0 8 7 8 "   D a t a T y p e = " T e x t C o n s t " > T o t a l _ L b l < / T o t a l _ L b l > + 
+         < T o t a l C O 2 e _ L b l   E l e m e n t T y p e = " C o l u m n "   E l e m e n t I d = " 1 0 3 0 5 9 5 2 5 5 "   D a t a T y p e = " T e x t " > T o t a l C O 2 e _ L b l < / T o t a l C O 2 e _ L b l > + 
+         < V A T A m o u n t _ L b l   E l e m e n t T y p e = " C o l u m n "   E l e m e n t I d = " 1 0 9 4 6 5 7 2 9 "   D a t a T y p e = " T e x t C o n s t " > V A T A m o u n t _ L b l < / V A T A m o u n t _ L b l > + 
+         < V A T A m o u n t S p e c i f i c a t i o n _ L b l   E l e m e n t T y p e = " C o l u m n "   E l e m e n t I d = " 8 7 8 7 0 6 8 4 6 "   D a t a T y p e = " T e x t C o n s t " > V A T A m o u n t S p e c i f i c a t i o n _ L b l < / V A T A m o u n t S p e c i f i c a t i o n _ L b l > + 
+         < V A T B a s e _ L b l   E l e m e n t T y p e = " C o l u m n "   E l e m e n t I d = " 1 8 6 6 1 5 8 2 7 8 "   D a t a T y p e = " T e x t C o n s t " > V A T B a s e _ L b l < / V A T B a s e _ L b l > + 
+         < V A T C l a u s e _ L b l   E l e m e n t T y p e = " C o l u m n "   E l e m e n t I d = " 1 5 7 0 4 9 5 4 9 0 "   D a t a T y p e = " S t r i n g " > V A T C l a u s e _ L b l < / V A T C l a u s e _ L b l > + 
+         < V A T C l a u s e s _ L b l   E l e m e n t T y p e = " C o l u m n "   E l e m e n t I d = " 1 3 8 3 9 2 0 0 1 9 "   D a t a T y p e = " T e x t C o n s t " > V A T C l a u s e s _ L b l < / V A T C l a u s e s _ L b l > + 
+         < V A T I d e n t i f i e r _ L b l   E l e m e n t T y p e = " C o l u m n "   E l e m e n t I d = " 1 6 8 6 6 2 3 9 8 4 "   D a t a T y p e = " T e x t C o n s t " > V A T I d e n t i f i e r _ L b l < / V A T I d e n t i f i e r _ L b l > + 
+         < V A T P e r c e n t a g e _ L b l   E l e m e n t T y p e = " C o l u m n "   E l e m e n t I d = " 6 7 6 6 5 4 5 6 5 "   D a t a T y p e = " T e x t C o n s t " > V A T P e r c e n t a g e _ L b l < / V A T P e r c e n t a g e _ L b l > + 
+         < V A T R e g i s t r a t i o n N o   E l e m e n t T y p e = " C o l u m n "   E l e m e n t I d = " 1 8 8 9 1 9 5 4 0 2 "   D a t a T y p e = " T e x t " > V A T R e g i s t r a t i o n N o < / V A T R e g i s t r a t i o n N o > + 
+         < V A T R e g i s t r a t i o n N o _ L b l   E l e m e n t T y p e = " C o l u m n "   E l e m e n t I d = " 1 4 2 4 6 1 6 0 8 5 "   D a t a T y p e = " T e x t " > V A T R e g i s t r a t i o n N o _ L b l < / V A T R e g i s t r a t i o n N o _ L b l > + 
+         < Y o u r D o c u m e n t T i t l e _ L b l   E l e m e n t T y p e = " C o l u m n "   E l e m e n t I d = " 1 8 2 1 7 1 6 9 3 4 "   D a t a T y p e = " T e x t C o n s t " > Y o u r D o c u m e n t T i t l e _ L b l < / Y o u r D o c u m e n t T i t l e _ L b l > + 
+         < Y o u r R e f e r e n c e   E l e m e n t T y p e = " C o l u m n "   E l e m e n t I d = " 1 1 0 3 9 9 5 1 "   D a t a T y p e = " T e x t " > Y o u r R e f e r e n c e < / Y o u r R e f e r e n c e > + 
+         < Y o u r R e f e r e n c e _ L b l   E l e m e n t T y p e = " C o l u m n "   E l e m e n t I d = " 4 6 5 4 7 7 4 2 6 "   D a t a T y p e = " S t r i n g " > Y o u r R e f e r e n c e _ L b l < / Y o u r R e f e r e n c e _ L b l > + 
+         < L i n e   E l e m e n t T y p e = " D a t a I t e m "   E l e m e n t I d = " 4 1 1 9 7 6 1 3 3 " > + 
+             < A m o u n t E x c l u d i n g V A T _ L i n e   E l e m e n t T y p e = " C o l u m n "   E l e m e n t I d = " 1 0 6 2 4 6 0 0 4 0 "   D a t a T y p e = " D e c i m a l " > A m o u n t E x c l u d i n g V A T _ L i n e < / A m o u n t E x c l u d i n g V A T _ L i n e > + 
+             < A m o u n t E x c l u d i n g V A T _ L i n e _ L b l   E l e m e n t T y p e = " C o l u m n "   E l e m e n t I d = " 2 0 0 2 8 7 4 4 7 5 "   D a t a T y p e = " S t r i n g " > A m o u n t E x c l u d i n g V A T _ L i n e _ L b l < / A m o u n t E x c l u d i n g V A T _ L i n e _ L b l > + 
+             < A m o u n t I n c l u d i n g V A T _ L i n e   E l e m e n t T y p e = " C o l u m n "   E l e m e n t I d = " 7 7 0 9 2 8 4 0 2 "   D a t a T y p e = " D e c i m a l " > A m o u n t I n c l u d i n g V A T _ L i n e < / A m o u n t I n c l u d i n g V A T _ L i n e > + 
+             < A m o u n t I n c l u d i n g V A T _ L i n e _ L b l   E l e m e n t T y p e = " C o l u m n "   E l e m e n t I d = " 9 3 0 7 4 7 3 1 3 "   D a t a T y p e = " S t r i n g " > A m o u n t I n c l u d i n g V A T _ L i n e _ L b l < / A m o u n t I n c l u d i n g V A T _ L i n e _ L b l > + 
+             < C O 2 e P e r U n i t _ L i n e   E l e m e n t T y p e = " C o l u m n "   E l e m e n t I d = " 1 3 2 0 1 7 0 3 0 2 "   D a t a T y p e = " T e x t " > C O 2 e P e r U n i t _ L i n e < / C O 2 e P e r U n i t _ L i n e > + 
+             < C o n t r a c t L i n e N o   E l e m e n t T y p e = " C o l u m n "   E l e m e n t I d = " 3 0 7 6 6 9 2 4 8 "   D a t a T y p e = " I n t e g e r " > C o n t r a c t L i n e N o < / C o n t r a c t L i n e N o > + 
+             < C o n t r a c t N o   E l e m e n t T y p e = " C o l u m n "   E l e m e n t I d = " 1 9 5 9 3 0 8 7 1 8 "   D a t a T y p e = " C o d e " > C o n t r a c t N o < / C o n t r a c t N o > + 
+             < D e s c r i p t i o n _ L i n e   E l e m e n t T y p e = " C o l u m n "   E l e m e n t I d = " 1 4 0 6 8 2 2 3 1 0 "   D a t a T y p e = " T e x t " > D e s c r i p t i o n _ L i n e < / D e s c r i p t i o n _ L i n e > + 
+             < D e s c r i p t i o n _ L i n e _ L b l   E l e m e n t T y p e = " C o l u m n "   E l e m e n t I d = " 2 1 1 8 9 5 1 4 9 5 "   D a t a T y p e = " S t r i n g " > D e s c r i p t i o n _ L i n e _ L b l < / D e s c r i p t i o n _ L i n e _ L b l > + 
+             < I t e m N o _ L i n e   E l e m e n t T y p e = " C o l u m n "   E l e m e n t I d = " 1 9 1 0 2 9 6 2 8 8 "   D a t a T y p e = " C o d e " > I t e m N o _ L i n e < / I t e m N o _ L i n e > + 
+             < I t e m N o _ L i n e _ L b l   E l e m e n t T y p e = " C o l u m n "   E l e m e n t I d = " 1 3 4 0 0 7 9 6 1 3 "   D a t a T y p e = " S t r i n g " > I t e m N o _ L i n e _ L b l < / I t e m N o _ L i n e _ L b l > + 
+             < I t e m R e f e r e n c e N o _ L i n e   E l e m e n t T y p e = " C o l u m n "   E l e m e n t I d = " 9 2 7 2 3 5 7 "   D a t a T y p e = " C o d e " > I t e m R e f e r e n c e N o _ L i n e < / I t e m R e f e r e n c e N o _ L i n e > + 
+             < I t e m R e f e r e n c e N o _ L i n e _ L b l   E l e m e n t T y p e = " C o l u m n "   E l e m e n t I d = " 1 9 8 0 6 3 1 1 3 0 "   D a t a T y p e = " S t r i n g " > I t e m R e f e r e n c e N o _ L i n e _ L b l < / I t e m R e f e r e n c e N o _ L i n e _ L b l > + 
+             < J o b N o   E l e m e n t T y p e = " C o l u m n "   E l e m e n t I d = " 1 8 1 5 5 8 0 3 6 5 "   D a t a T y p e = " C o d e " > J o b N o < / J o b N o > + 
+             < J o b N o _ L b l   E l e m e n t T y p e = " C o l u m n "   E l e m e n t I d = " 1 8 9 7 0 9 4 2 6 "   D a t a T y p e = " T e x t " > J o b N o _ L b l < / J o b N o _ L b l > + 
+             < J o b T a s k D e s c _ L b l   E l e m e n t T y p e = " C o l u m n "   E l e m e n t I d = " 5 4 8 3 1 0 0 2 7 "   D a t a T y p e = " T e x t C o n s t " > J o b T a s k D e s c _ L b l < / J o b T a s k D e s c _ L b l > + 
+             < J o b T a s k D e s c r i p t i o n   E l e m e n t T y p e = " C o l u m n "   E l e m e n t I d = " 1 0 6 5 5 0 2 3 4 3 "   D a t a T y p e = " T e x t " > J o b T a s k D e s c r i p t i o n < / J o b T a s k D e s c r i p t i o n > + 
+             < J o b T a s k N o   E l e m e n t T y p e = " C o l u m n "   E l e m e n t I d = " 9 4 0 0 8 9 4 5 8 "   D a t a T y p e = " C o d e " > J o b T a s k N o < / J o b T a s k N o > + 
+             < J o b T a s k N o _ L b l   E l e m e n t T y p e = " C o l u m n "   E l e m e n t I d = " 6 2 2 6 5 1 9 4 9 "   D a t a T y p e = " T e x t " > J o b T a s k N o _ L b l < / J o b T a s k N o _ L b l > + 
+             < L i n e A m o u n t _ L i n e   E l e m e n t T y p e = " C o l u m n "   E l e m e n t I d = " 2 6 8 9 3 7 1 6 2 "   D a t a T y p e = " T e x t " > L i n e A m o u n t _ L i n e < / L i n e A m o u n t _ L i n e > + 
+             < L i n e A m o u n t _ L i n e _ L b l   E l e m e n t T y p e = " C o l u m n "   E l e m e n t I d = " 9 9 2 9 0 1 8 4 5 "   D a t a T y p e = " S t r i n g " > L i n e A m o u n t _ L i n e _ L b l < / L i n e A m o u n t _ L i n e _ L b l > + 
+             < L i n e D i s c o u n t P e r c e n t _ L i n e   E l e m e n t T y p e = " C o l u m n "   E l e m e n t I d = " 9 0 7 8 2 7 4 3 6 "   D a t a T y p e = " D e c i m a l " > L i n e D i s c o u n t P e r c e n t _ L i n e < / L i n e D i s c o u n t P e r c e n t _ L i n e > + 
+             < L i n e D i s c o u n t P e r c e n t T e x t _ L i n e   E l e m e n t T y p e = " C o l u m n "   E l e m e n t I d = " 6 1 3 1 3 5 1 9 "   D a t a T y p e = " T e x t " > L i n e D i s c o u n t P e r c e n t T e x t _ L i n e < / L i n e D i s c o u n t P e r c e n t T e x t _ L i n e > + 
+             < L i n e N o _ L i n e   E l e m e n t T y p e = " C o l u m n "   E l e m e n t I d = " 6 9 8 9 8 5 9 7 9 "   D a t a T y p e = " I n t e g e r " > L i n e N o _ L i n e < / L i n e N o _ L i n e > + 
+             < P r i c e _ L b l   E l e m e n t T y p e = " C o l u m n "   E l e m e n t I d = " 2 1 2 6 7 6 4 9 2 5 "   D a t a T y p e = " T e x t C o n s t " > P r i c e _ L b l < / P r i c e _ L b l > + 
+             < P r i c e P e r _ L b l   E l e m e n t T y p e = " C o l u m n "   E l e m e n t I d = " 9 7 3 2 8 0 1 3 4 "   D a t a T y p e = " T e x t C o n s t " > P r i c e P e r _ L b l < / P r i c e P e r _ L b l > + 
+             < Q t y _ L b l   E l e m e n t T y p e = " C o l u m n "   E l e m e n t I d = " 2 6 3 6 7 3 7 6 4 "   D a t a T y p e = " T e x t C o n s t " > Q t y _ L b l < / Q t y _ L b l > + 
+             < Q u a n t i t y _ L i n e   E l e m e n t T y p e = " C o l u m n "   E l e m e n t I d = " 1 0 6 8 5 4 3 5 3 7 "   D a t a T y p e = " T e x t " > Q u a n t i t y _ L i n e < / Q u a n t i t y _ L i n e > + 
+             < Q u a n t i t y _ L i n e _ L b l   E l e m e n t T y p e = " C o l u m n "   E l e m e n t I d = " 2 0 3 4 5 0 6 8 0 2 "   D a t a T y p e = " S t r i n g " > Q u a n t i t y _ L i n e _ L b l < / Q u a n t i t y _ L i n e _ L b l > + 
+             < R e c u r r i n g B i l l i n g f r o m   E l e m e n t T y p e = " C o l u m n "   E l e m e n t I d = " 4 7 7 0 0 1 9 2 1 "   D a t a T y p e = " D a t e " > R e c u r r i n g B i l l i n g f r o m < / R e c u r r i n g B i l l i n g f r o m > + 
+             < R e c u r r i n g B i l l i n g t o   E l e m e n t T y p e = " C o l u m n "   E l e m e n t I d = " 1 3 8 4 6 2 3 0 0 4 "   D a t a T y p e = " D a t e " > R e c u r r i n g B i l l i n g t o < / R e c u r r i n g B i l l i n g t o > + 
+             < S h i p m e n t D a t e _ L i n e   E l e m e n t T y p e = " C o l u m n "   E l e m e n t I d = " 1 6 7 3 3 7 5 4 1 6 "   D a t a T y p e = " S t r i n g " > S h i p m e n t D a t e _ L i n e < / S h i p m e n t D a t e _ L i n e > + 
+             < S h i p m e n t D a t e _ L i n e _ L b l   E l e m e n t T y p e = " C o l u m n "   E l e m e n t I d = " 8 5 3 2 2 4 3 6 3 "   D a t a T y p e = " T e x t C o n s t " > S h i p m e n t D a t e _ L i n e _ L b l < / S h i p m e n t D a t e _ L i n e _ L b l > + 
+             < T r a n s H e a d e r A m o u n t   E l e m e n t T y p e = " C o l u m n "   E l e m e n t I d = " 2 0 2 8 3 0 6 2 7 6 "   D a t a T y p e = " D e c i m a l " > T r a n s H e a d e r A m o u n t < / T r a n s H e a d e r A m o u n t > + 
+             < T y p e _ L i n e   E l e m e n t T y p e = " C o l u m n "   E l e m e n t I d = " 2 7 2 8 0 4 9 2 4 "   D a t a T y p e = " S t r i n g " > T y p e _ L i n e < / T y p e _ L i n e > + 
+             < U n i t _ L b l   E l e m e n t T y p e = " C o l u m n "   E l e m e n t I d = " 8 1 4 3 6 4 3 1 8 "   D a t a T y p e = " T e x t C o n s t " > U n i t _ L b l < / U n i t _ L b l > + 
+             < U n i t O f M e a s u r e   E l e m e n t T y p e = " C o l u m n "   E l e m e n t I d = " 1 8 0 8 2 2 8 0 1 8 "   D a t a T y p e = " T e x t " > U n i t O f M e a s u r e < / U n i t O f M e a s u r e > + 
+             < U n i t O f M e a s u r e _ L b l   E l e m e n t T y p e = " C o l u m n "   E l e m e n t I d = " 9 8 1 9 5 1 2 4 9 "   D a t a T y p e = " S t r i n g " > U n i t O f M e a s u r e _ L b l < / U n i t O f M e a s u r e _ L b l > + 
+             < U n i t P r i c e   E l e m e n t T y p e = " C o l u m n "   E l e m e n t I d = " 1 4 7 8 2 2 1 5 2 6 "   D a t a T y p e = " T e x t " > U n i t P r i c e < / U n i t P r i c e > + 
+             < U n i t P r i c e _ L b l   E l e m e n t T y p e = " C o l u m n "   E l e m e n t I d = " 1 1 6 3 9 2 6 6 0 3 "   D a t a T y p e = " S t r i n g " > U n i t P r i c e _ L b l < / U n i t P r i c e _ L b l > + 
+             < V A T I d e n t i f i e r _ L i n e   E l e m e n t T y p e = " C o l u m n "   E l e m e n t I d = " 1 7 7 3 6 2 2 4 1 2 "   D a t a T y p e = " C o d e " > V A T I d e n t i f i e r _ L i n e < / V A T I d e n t i f i e r _ L i n e > + 
+             < V A T I d e n t i f i e r _ L i n e _ L b l   E l e m e n t T y p e = " C o l u m n "   E l e m e n t I d = " 5 3 3 7 8 2 7 0 3 "   D a t a T y p e = " S t r i n g " > V A T I d e n t i f i e r _ L i n e _ L b l < / V A T I d e n t i f i e r _ L i n e _ L b l > + 
+             < V A T P c t _ L i n e   E l e m e n t T y p e = " C o l u m n "   E l e m e n t I d = " 1 9 7 4 0 0 1 9 4 4 "   D a t a T y p e = " T e x t " > V A T P c t _ L i n e < / V A T P c t _ L i n e > + 
+             < V A T P c t _ L i n e _ L b l   E l e m e n t T y p e = " C o l u m n "   E l e m e n t I d = " 1 2 0 7 5 2 9 9 1 5 "   D a t a T y p e = " S t r i n g " > V A T P c t _ L i n e _ L b l < / V A T P c t _ L i n e _ L b l > + 
+             < S h i p m e n t L i n e   E l e m e n t T y p e = " D a t a I t e m "   E l e m e n t I d = " 2 0 1 5 9 9 6 0 5 1 " > + 
+                 < D o c u m e n t N o _ S h i p m e n t L i n e   E l e m e n t T y p e = " C o l u m n "   E l e m e n t I d = " 1 2 4 3 7 6 7 7 6 2 "   D a t a T y p e = " C o d e " > D o c u m e n t N o _ S h i p m e n t L i n e < / D o c u m e n t N o _ S h i p m e n t L i n e > + 
+                 < P o s t i n g D a t e _ S h i p m e n t L i n e   E l e m e n t T y p e = " C o l u m n "   E l e m e n t I d = " 1 8 3 4 0 0 3 2 0 "   D a t a T y p e = " S t r i n g " > P o s t i n g D a t e _ S h i p m e n t L i n e < / P o s t i n g D a t e _ S h i p m e n t L i n e > + 
+                 < P o s t i n g D a t e _ S h i p m e n t L i n e _ L b l   E l e m e n t T y p e = " C o l u m n "   E l e m e n t I d = " 1 0 9 0 0 6 9 0 2 7 "   D a t a T y p e = " S t r i n g " > P o s t i n g D a t e _ S h i p m e n t L i n e _ L b l < / P o s t i n g D a t e _ S h i p m e n t L i n e _ L b l > + 
+                 < Q u a n t i t y _ S h i p m e n t L i n e   E l e m e n t T y p e = " C o l u m n "   E l e m e n t I d = " 1 6 3 7 0 3 4 2 4 7 "   D a t a T y p e = " D e c i m a l " > Q u a n t i t y _ S h i p m e n t L i n e < / Q u a n t i t y _ S h i p m e n t L i n e > + 
+                 < Q u a n t i t y _ S h i p m e n t L i n e _ L b l   E l e m e n t T y p e = " C o l u m n "   E l e m e n t I d = " 1 6 0 2 6 6 7 3 8 6 "   D a t a T y p e = " S t r i n g " > Q u a n t i t y _ S h i p m e n t L i n e _ L b l < / Q u a n t i t y _ S h i p m e n t L i n e _ L b l >   
              < / S h i p m e n t L i n e >   
-             < A s s e m b l y L i n e > - 
-                 < D e s c r i p t i o n _ A s s e m b l y L i n e > D e s c r i p t i o n _ A s s e m b l y L i n e < / D e s c r i p t i o n _ A s s e m b l y L i n e > - 
-                 < L i n e N o _ A s s e m b l y L i n e > L i n e N o _ A s s e m b l y L i n e < / L i n e N o _ A s s e m b l y L i n e > - 
-                 < Q u a n t i t y _ A s s e m b l y L i n e > Q u a n t i t y _ A s s e m b l y L i n e < / Q u a n t i t y _ A s s e m b l y L i n e > - 
-                 < U n i t O f M e a s u r e _ A s s e m b l y L i n e > U n i t O f M e a s u r e _ A s s e m b l y L i n e < / U n i t O f M e a s u r e _ A s s e m b l y L i n e > - 
-                 < V a r i a n t C o d e _ A s s e m b l y L i n e > V a r i a n t C o d e _ A s s e m b l y L i n e < / V a r i a n t C o d e _ A s s e m b l y L i n e > +             < A s s e m b l y L i n e   E l e m e n t T y p e = " D a t a I t e m "   E l e m e n t I d = " 1 2 0 5 9 4 2 8 5 " > + 
+                 < D e s c r i p t i o n _ A s s e m b l y L i n e   E l e m e n t T y p e = " C o l u m n "   E l e m e n t I d = " 2 8 0 7 4 3 7 9 6 "   D a t a T y p e = " T e x t " > D e s c r i p t i o n _ A s s e m b l y L i n e < / D e s c r i p t i o n _ A s s e m b l y L i n e > + 
+                 < L i n e N o _ A s s e m b l y L i n e   E l e m e n t T y p e = " C o l u m n "   E l e m e n t I d = " 6 4 0 5 8 3 8 9 1 "   D a t a T y p e = " C o d e " > L i n e N o _ A s s e m b l y L i n e < / L i n e N o _ A s s e m b l y L i n e > + 
+                 < Q u a n t i t y _ A s s e m b l y L i n e   E l e m e n t T y p e = " C o l u m n "   E l e m e n t I d = " 1 9 5 7 6 4 8 2 3 1 "   D a t a T y p e = " D e c i m a l " > Q u a n t i t y _ A s s e m b l y L i n e < / Q u a n t i t y _ A s s e m b l y L i n e > + 
+                 < U n i t O f M e a s u r e _ A s s e m b l y L i n e   E l e m e n t T y p e = " C o l u m n "   E l e m e n t I d = " 1 6 4 9 1 2 3 7 7 3 "   D a t a T y p e = " T e x t " > U n i t O f M e a s u r e _ A s s e m b l y L i n e < / U n i t O f M e a s u r e _ A s s e m b l y L i n e > + 
+                 < V a r i a n t C o d e _ A s s e m b l y L i n e   E l e m e n t T y p e = " C o l u m n "   E l e m e n t I d = " 1 8 6 9 4 0 7 6 7 2 "   D a t a T y p e = " C o d e " > V a r i a n t C o d e _ A s s e m b l y L i n e < / V a r i a n t C o d e _ A s s e m b l y L i n e >   
              < / A s s e m b l y L i n e >   
          < / L i n e >   
-         < W o r k D e s c r i p t i o n L i n e s > - 
-             < W o r k D e s c r i p t i o n L i n e > W o r k D e s c r i p t i o n L i n e < / W o r k D e s c r i p t i o n L i n e > - 
-             < W o r k D e s c r i p t i o n L i n e N u m b e r > W o r k D e s c r i p t i o n L i n e N u m b e r < / W o r k D e s c r i p t i o n L i n e N u m b e r > +         < W o r k D e s c r i p t i o n L i n e s   E l e m e n t T y p e = " D a t a I t e m "   E l e m e n t I d = " 2 7 6 8 1 9 4 4 7 " > + 
+             < W o r k D e s c r i p t i o n L i n e   E l e m e n t T y p e = " C o l u m n "   E l e m e n t I d = " 1 9 4 7 6 2 1 6 7 6 "   D a t a T y p e = " T e x t " > W o r k D e s c r i p t i o n L i n e < / W o r k D e s c r i p t i o n L i n e > + 
+             < W o r k D e s c r i p t i o n L i n e N u m b e r   E l e m e n t T y p e = " C o l u m n "   E l e m e n t I d = " 7 9 7 3 0 7 2 2 3 "   D a t a T y p e = " I n t e g e r " > W o r k D e s c r i p t i o n L i n e N u m b e r < / W o r k D e s c r i p t i o n L i n e N u m b e r >   
          < / W o r k D e s c r i p t i o n L i n e s >   
-         < V A T A m o u n t L i n e > - 
-             < I n v o i c e D i s c o u n t A m o u n t _ V A T A m o u n t L i n e > I n v o i c e D i s c o u n t A m o u n t _ V A T A m o u n t L i n e < / I n v o i c e D i s c o u n t A m o u n t _ V A T A m o u n t L i n e > - 
-             < I n v o i c e D i s c o u n t A m o u n t _ V A T A m o u n t L i n e _ L b l > I n v o i c e D i s c o u n t A m o u n t _ V A T A m o u n t L i n e _ L b l < / I n v o i c e D i s c o u n t A m o u n t _ V A T A m o u n t L i n e _ L b l > - 
-             < I n v o i c e D i s c o u n t B a s e A m o u n t _ V A T A m o u n t L i n e > I n v o i c e D i s c o u n t B a s e A m o u n t _ V A T A m o u n t L i n e < / I n v o i c e D i s c o u n t B a s e A m o u n t _ V A T A m o u n t L i n e > - 
-             < I n v o i c e D i s c o u n t B a s e A m o u n t _ V A T A m o u n t L i n e _ L b l > I n v o i c e D i s c o u n t B a s e A m o u n t _ V A T A m o u n t L i n e _ L b l < / I n v o i c e D i s c o u n t B a s e A m o u n t _ V A T A m o u n t L i n e _ L b l > - 
-             < L i n e A m o u n t _ V a t A m o u n t L i n e > L i n e A m o u n t _ V a t A m o u n t L i n e < / L i n e A m o u n t _ V a t A m o u n t L i n e > - 
-             < L i n e A m o u n t _ V a t A m o u n t L i n e _ L b l > L i n e A m o u n t _ V a t A m o u n t L i n e _ L b l < / L i n e A m o u n t _ V a t A m o u n t L i n e _ L b l > - 
-             < N o O f V A T I d e n t i f i e r s > N o O f V A T I d e n t i f i e r s < / N o O f V A T I d e n t i f i e r s > - 
-             < V A T A m o u n t _ V a t A m o u n t L i n e > V A T A m o u n t _ V a t A m o u n t L i n e < / V A T A m o u n t _ V a t A m o u n t L i n e > - 
-             < V A T A m o u n t _ V a t A m o u n t L i n e _ L b l > V A T A m o u n t _ V a t A m o u n t L i n e _ L b l < / V A T A m o u n t _ V a t A m o u n t L i n e _ L b l > - 
-             < V A T A m o u n t L C Y _ V A T A m o u n t L i n e > V A T A m o u n t L C Y _ V A T A m o u n t L i n e < / V A T A m o u n t L C Y _ V A T A m o u n t L i n e > - 
-             < V A T A m o u n t L C Y _ V A T A m o u n t L i n e _ L b l > V A T A m o u n t L C Y _ V A T A m o u n t L i n e _ L b l < / V A T A m o u n t L C Y _ V A T A m o u n t L i n e _ L b l > - 
-             < V A T B a s e _ V a t A m o u n t L i n e > V A T B a s e _ V a t A m o u n t L i n e < / V A T B a s e _ V a t A m o u n t L i n e > - 
-             < V A T B a s e _ V a t A m o u n t L i n e _ L b l > V A T B a s e _ V a t A m o u n t L i n e _ L b l < / V A T B a s e _ V a t A m o u n t L i n e _ L b l > - 
-             < V A T B a s e L C Y _ V A T A m o u n t L i n e > V A T B a s e L C Y _ V A T A m o u n t L i n e < / V A T B a s e L C Y _ V A T A m o u n t L i n e > - 
-             < V A T B a s e L C Y _ V A T A m o u n t L i n e _ L b l > V A T B a s e L C Y _ V A T A m o u n t L i n e _ L b l < / V A T B a s e L C Y _ V A T A m o u n t L i n e _ L b l > - 
-             < V A T I d e n t i f i e r _ V a t A m o u n t L i n e > V A T I d e n t i f i e r _ V a t A m o u n t L i n e < / V A T I d e n t i f i e r _ V a t A m o u n t L i n e > - 
-             < V A T I d e n t i f i e r _ V a t A m o u n t L i n e _ L b l > V A T I d e n t i f i e r _ V a t A m o u n t L i n e _ L b l < / V A T I d e n t i f i e r _ V a t A m o u n t L i n e _ L b l > - 
-             < V A T P c t _ V a t A m o u n t L i n e > V A T P c t _ V a t A m o u n t L i n e < / V A T P c t _ V a t A m o u n t L i n e > - 
-             < V A T P c t _ V a t A m o u n t L i n e _ L b l > V A T P c t _ V a t A m o u n t L i n e _ L b l < / V A T P c t _ V a t A m o u n t L i n e _ L b l > +         < V A T A m o u n t L i n e   E l e m e n t T y p e = " D a t a I t e m "   E l e m e n t I d = " 8 2 7 5 3 4 3 4 8 " > + 
+             < I n v o i c e D i s c o u n t A m o u n t _ V A T A m o u n t L i n e   E l e m e n t T y p e = " C o l u m n "   E l e m e n t I d = " 8 2 4 7 3 0 1 4 1 "   D a t a T y p e = " D e c i m a l " > I n v o i c e D i s c o u n t A m o u n t _ V A T A m o u n t L i n e < / I n v o i c e D i s c o u n t A m o u n t _ V A T A m o u n t L i n e > + 
+             < I n v o i c e D i s c o u n t A m o u n t _ V A T A m o u n t L i n e _ L b l   E l e m e n t T y p e = " C o l u m n "   E l e m e n t I d = " 1 5 6 2 2 0 0 0 3 4 "   D a t a T y p e = " S t r i n g " > I n v o i c e D i s c o u n t A m o u n t _ V A T A m o u n t L i n e _ L b l < / I n v o i c e D i s c o u n t A m o u n t _ V A T A m o u n t L i n e _ L b l > + 
+             < I n v o i c e D i s c o u n t B a s e A m o u n t _ V A T A m o u n t L i n e   E l e m e n t T y p e = " C o l u m n "   E l e m e n t I d = " 2 0 4 0 3 3 2 2 6 6 "   D a t a T y p e = " D e c i m a l " > I n v o i c e D i s c o u n t B a s e A m o u n t _ V A T A m o u n t L i n e < / I n v o i c e D i s c o u n t B a s e A m o u n t _ V A T A m o u n t L i n e > + 
+             < I n v o i c e D i s c o u n t B a s e A m o u n t _ V A T A m o u n t L i n e _ L b l   E l e m e n t T y p e = " C o l u m n "   E l e m e n t I d = " 4 0 5 9 6 0 3 3 1 "   D a t a T y p e = " S t r i n g " > I n v o i c e D i s c o u n t B a s e A m o u n t _ V A T A m o u n t L i n e _ L b l < / I n v o i c e D i s c o u n t B a s e A m o u n t _ V A T A m o u n t L i n e _ L b l > + 
+             < L i n e A m o u n t _ V a t A m o u n t L i n e   E l e m e n t T y p e = " C o l u m n "   E l e m e n t I d = " 2 1 4 6 5 4 0 1 "   D a t a T y p e = " D e c i m a l " > L i n e A m o u n t _ V a t A m o u n t L i n e < / L i n e A m o u n t _ V a t A m o u n t L i n e > + 
+             < L i n e A m o u n t _ V a t A m o u n t L i n e _ L b l   E l e m e n t T y p e = " C o l u m n "   E l e m e n t I d = " 1 1 1 0 9 1 2 1 2 4 "   D a t a T y p e = " S t r i n g " > L i n e A m o u n t _ V a t A m o u n t L i n e _ L b l < / L i n e A m o u n t _ V a t A m o u n t L i n e _ L b l > + 
+             < N o O f V A T I d e n t i f i e r s   E l e m e n t T y p e = " C o l u m n "   E l e m e n t I d = " 1 1 5 3 2 6 3 0 2 6 "   D a t a T y p e = " I n t e g e r " > N o O f V A T I d e n t i f i e r s < / N o O f V A T I d e n t i f i e r s > + 
+             < V A T A m o u n t _ V a t A m o u n t L i n e   E l e m e n t T y p e = " C o l u m n "   E l e m e n t I d = " 1 8 9 1 8 2 0 6 2 0 "   D a t a T y p e = " D e c i m a l " > V A T A m o u n t _ V a t A m o u n t L i n e < / V A T A m o u n t _ V a t A m o u n t L i n e > + 
+             < V A T A m o u n t _ V a t A m o u n t L i n e _ L b l   E l e m e n t T y p e = " C o l u m n "   E l e m e n t I d = " 1 5 1 3 5 5 5 4 7 3 "   D a t a T y p e = " S t r i n g " > V A T A m o u n t _ V a t A m o u n t L i n e _ L b l < / V A T A m o u n t _ V a t A m o u n t L i n e _ L b l > + 
+             < V A T A m o u n t L C Y _ V A T A m o u n t L i n e   E l e m e n t T y p e = " C o l u m n "   E l e m e n t I d = " 1 5 8 1 9 9 4 3 5 0 "   D a t a T y p e = " D e c i m a l " > V A T A m o u n t L C Y _ V A T A m o u n t L i n e < / V A T A m o u n t L C Y _ V A T A m o u n t L i n e > + 
+             < V A T A m o u n t L C Y _ V A T A m o u n t L i n e _ L b l   E l e m e n t T y p e = " C o l u m n "   E l e m e n t I d = " 9 2 3 0 0 3 3 7 "   D a t a T y p e = " T e x t C o n s t " > V A T A m o u n t L C Y _ V A T A m o u n t L i n e _ L b l < / V A T A m o u n t L C Y _ V A T A m o u n t L i n e _ L b l > + 
+             < V A T B a s e _ V a t A m o u n t L i n e   E l e m e n t T y p e = " C o l u m n "   E l e m e n t I d = " 1 4 5 8 9 3 7 8 1 9 "   D a t a T y p e = " D e c i m a l " > V A T B a s e _ V a t A m o u n t L i n e < / V A T B a s e _ V a t A m o u n t L i n e > + 
+             < V A T B a s e _ V a t A m o u n t L i n e _ L b l   E l e m e n t T y p e = " C o l u m n "   E l e m e n t I d = " 1 6 9 1 3 0 2 4 8 8 "   D a t a T y p e = " S t r i n g " > V A T B a s e _ V a t A m o u n t L i n e _ L b l < / V A T B a s e _ V a t A m o u n t L i n e _ L b l > + 
+             < V A T B a s e L C Y _ V A T A m o u n t L i n e   E l e m e n t T y p e = " C o l u m n "   E l e m e n t I d = " 1 8 6 0 9 4 5 6 3 5 "   D a t a T y p e = " D e c i m a l " > V A T B a s e L C Y _ V A T A m o u n t L i n e < / V A T B a s e L C Y _ V A T A m o u n t L i n e > + 
+             < V A T B a s e L C Y _ V A T A m o u n t L i n e _ L b l   E l e m e n t T y p e = " C o l u m n "   E l e m e n t I d = " 1 2 3 6 4 6 7 9 9 8 "   D a t a T y p e = " T e x t C o n s t " > V A T B a s e L C Y _ V A T A m o u n t L i n e _ L b l < / V A T B a s e L C Y _ V A T A m o u n t L i n e _ L b l > + 
+             < V A T I d e n t i f i e r _ V a t A m o u n t L i n e   E l e m e n t T y p e = " C o l u m n "   E l e m e n t I d = " 1 1 4 2 0 7 0 0 3 5 "   D a t a T y p e = " C o d e " > V A T I d e n t i f i e r _ V a t A m o u n t L i n e < / V A T I d e n t i f i e r _ V a t A m o u n t L i n e > + 
+             < V A T I d e n t i f i e r _ V a t A m o u n t L i n e _ L b l   E l e m e n t T y p e = " C o l u m n "   E l e m e n t I d = " 8 6 4 5 0 4 5 0 "   D a t a T y p e = " S t r i n g " > V A T I d e n t i f i e r _ V a t A m o u n t L i n e _ L b l < / V A T I d e n t i f i e r _ V a t A m o u n t L i n e _ L b l > + 
+             < V A T P c t _ V a t A m o u n t L i n e   E l e m e n t T y p e = " C o l u m n "   E l e m e n t I d = " 1 4 5 3 5 4 2 7 7 7 "   D a t a T y p e = " D e c i m a l " > V A T P c t _ V a t A m o u n t L i n e < / V A T P c t _ V a t A m o u n t L i n e > + 
+             < V A T P c t _ V a t A m o u n t L i n e _ L b l   E l e m e n t T y p e = " C o l u m n "   E l e m e n t I d = " 6 7 6 3 2 3 7 8 "   D a t a T y p e = " S t r i n g " > V A T P c t _ V a t A m o u n t L i n e _ L b l < / V A T P c t _ V a t A m o u n t L i n e _ L b l >   
          < / V A T A m o u n t L i n e >   
-         < V A T C l a u s e L i n e > - 
-             < C o d e _ V A T C l a u s e L i n e > C o d e _ V A T C l a u s e L i n e < / C o d e _ V A T C l a u s e L i n e > - 
-             < C o d e _ V A T C l a u s e L i n e _ L b l > C o d e _ V A T C l a u s e L i n e _ L b l < / C o d e _ V A T C l a u s e L i n e _ L b l > - 
-             < D e s c r i p t i o n _ V A T C l a u s e L i n e > D e s c r i p t i o n _ V A T C l a u s e L i n e < / D e s c r i p t i o n _ V A T C l a u s e L i n e > - 
-             < D e s c r i p t i o n 2 _ V A T C l a u s e L i n e > D e s c r i p t i o n 2 _ V A T C l a u s e L i n e < / D e s c r i p t i o n 2 _ V A T C l a u s e L i n e > - 
-             < N o O f V A T C l a u s e s > N o O f V A T C l a u s e s < / N o O f V A T C l a u s e s > - 
-             < V A T A m o u n t _ V A T C l a u s e L i n e > V A T A m o u n t _ V A T C l a u s e L i n e < / V A T A m o u n t _ V A T C l a u s e L i n e > - 
-             < V A T C l a u s e s H e a d e r > V A T C l a u s e s H e a d e r < / V A T C l a u s e s H e a d e r > - 
-             < V A T I d e n t i f i e r _ V A T C l a u s e L i n e > V A T I d e n t i f i e r _ V A T C l a u s e L i n e < / V A T I d e n t i f i e r _ V A T C l a u s e L i n e > +         < V A T C l a u s e L i n e   E l e m e n t T y p e = " D a t a I t e m "   E l e m e n t I d = " 1 6 6 5 5 0 0 1 6 3 " > + 
+             < C o d e _ V A T C l a u s e L i n e   E l e m e n t T y p e = " C o l u m n "   E l e m e n t I d = " 1 8 2 4 5 8 9 8 4 7 "   D a t a T y p e = " C o d e " > C o d e _ V A T C l a u s e L i n e < / C o d e _ V A T C l a u s e L i n e > + 
+             < C o d e _ V A T C l a u s e L i n e _ L b l   E l e m e n t T y p e = " C o l u m n "   E l e m e n t I d = " 4 6 1 5 3 3 0 2 "   D a t a T y p e = " S t r i n g " > C o d e _ V A T C l a u s e L i n e _ L b l < / C o d e _ V A T C l a u s e L i n e _ L b l > + 
+             < D e s c r i p t i o n _ V A T C l a u s e L i n e   E l e m e n t T y p e = " C o l u m n "   E l e m e n t I d = " 1 3 0 5 5 4 5 9 2 4 "   D a t a T y p e = " T e x t " > D e s c r i p t i o n _ V A T C l a u s e L i n e < / D e s c r i p t i o n _ V A T C l a u s e L i n e > + 
+             < D e s c r i p t i o n 2 _ V A T C l a u s e L i n e   E l e m e n t T y p e = " C o l u m n "   E l e m e n t I d = " 1 3 7 9 6 6 7 4 7 0 "   D a t a T y p e = " T e x t " > D e s c r i p t i o n 2 _ V A T C l a u s e L i n e < / D e s c r i p t i o n 2 _ V A T C l a u s e L i n e > + 
+             < N o O f V A T C l a u s e s   E l e m e n t T y p e = " C o l u m n "   E l e m e n t I d = " 7 5 6 4 1 7 3 9 2 "   D a t a T y p e = " I n t e g e r " > N o O f V A T C l a u s e s < / N o O f V A T C l a u s e s > + 
+             < V A T A m o u n t _ V A T C l a u s e L i n e   E l e m e n t T y p e = " C o l u m n "   E l e m e n t I d = " 2 2 2 4 6 9 0 5 9 "   D a t a T y p e = " D e c i m a l " > V A T A m o u n t _ V A T C l a u s e L i n e < / V A T A m o u n t _ V A T C l a u s e L i n e > + 
+             < V A T C l a u s e s H e a d e r   E l e m e n t T y p e = " C o l u m n "   E l e m e n t I d = " 1 9 7 2 4 0 9 9 2 9 "   D a t a T y p e = " T e x t " > V A T C l a u s e s H e a d e r < / V A T C l a u s e s H e a d e r > + 
+             < V A T I d e n t i f i e r _ V A T C l a u s e L i n e   E l e m e n t T y p e = " C o l u m n "   E l e m e n t I d = " 1 4 6 4 4 7 2 4 7 8 "   D a t a T y p e = " C o d e " > V A T I d e n t i f i e r _ V A T C l a u s e L i n e < / V A T I d e n t i f i e r _ V A T C l a u s e L i n e >   
          < / V A T C l a u s e L i n e >   
-         < R e p o r t T o t a l s L i n e > - 
-             < A m o u n t _ R e p o r t T o t a l s L i n e > A m o u n t _ R e p o r t T o t a l s L i n e < / A m o u n t _ R e p o r t T o t a l s L i n e > - 
-             < A m o u n t F o r m a t t e d _ R e p o r t T o t a l s L i n e > A m o u n t F o r m a t t e d _ R e p o r t T o t a l s L i n e < / A m o u n t F o r m a t t e d _ R e p o r t T o t a l s L i n e > - 
-             < D e s c r i p t i o n _ R e p o r t T o t a l s L i n e > D e s c r i p t i o n _ R e p o r t T o t a l s L i n e < / D e s c r i p t i o n _ R e p o r t T o t a l s L i n e > - 
-             < F o n t B o l d _ R e p o r t T o t a l s L i n e > F o n t B o l d _ R e p o r t T o t a l s L i n e < / F o n t B o l d _ R e p o r t T o t a l s L i n e > - 
-             < F o n t U n d e r l i n e _ R e p o r t T o t a l s L i n e > F o n t U n d e r l i n e _ R e p o r t T o t a l s L i n e < / F o n t U n d e r l i n e _ R e p o r t T o t a l s L i n e > +         < R e p o r t T o t a l s L i n e   E l e m e n t T y p e = " D a t a I t e m "   E l e m e n t I d = " 2 1 2 2 5 4 9 8 3 6 " > + 
+             < A m o u n t _ R e p o r t T o t a l s L i n e   E l e m e n t T y p e = " C o l u m n "   E l e m e n t I d = " 4 1 9 9 1 8 3 6 9 "   D a t a T y p e = " D e c i m a l " > A m o u n t _ R e p o r t T o t a l s L i n e < / A m o u n t _ R e p o r t T o t a l s L i n e > + 
+             < A m o u n t F o r m a t t e d _ R e p o r t T o t a l s L i n e   E l e m e n t T y p e = " C o l u m n "   E l e m e n t I d = " 1 5 0 6 1 3 6 8 2 5 "   D a t a T y p e = " T e x t " > A m o u n t F o r m a t t e d _ R e p o r t T o t a l s L i n e < / A m o u n t F o r m a t t e d _ R e p o r t T o t a l s L i n e > + 
+             < D e s c r i p t i o n _ R e p o r t T o t a l s L i n e   E l e m e n t T y p e = " C o l u m n "   E l e m e n t I d = " 5 8 1 9 9 6 0 6 7 "   D a t a T y p e = " T e x t " > D e s c r i p t i o n _ R e p o r t T o t a l s L i n e < / D e s c r i p t i o n _ R e p o r t T o t a l s L i n e > + 
+             < F o n t B o l d _ R e p o r t T o t a l s L i n e   E l e m e n t T y p e = " C o l u m n "   E l e m e n t I d = " 9 4 6 5 4 0 5 4 9 "   D a t a T y p e = " B o o l e a n " > F o n t B o l d _ R e p o r t T o t a l s L i n e < / F o n t B o l d _ R e p o r t T o t a l s L i n e > + 
+             < F o n t U n d e r l i n e _ R e p o r t T o t a l s L i n e   E l e m e n t T y p e = " C o l u m n "   E l e m e n t I d = " 2 0 2 1 5 3 3 6 9 4 "   D a t a T y p e = " B o o l e a n " > F o n t U n d e r l i n e _ R e p o r t T o t a l s L i n e < / F o n t U n d e r l i n e _ R e p o r t T o t a l s L i n e >   
          < / R e p o r t T o t a l s L i n e >   
-         < C o n t r a c t B i l l i n g D e t a i l s M a p p i n g > - 
-             < C o n t r a c t B i l l i n g D e t a i l s C o n t r a c t N o L b l > C o n t r a c t B i l l i n g D e t a i l s C o n t r a c t N o L b l < / C o n t r a c t B i l l i n g D e t a i l s C o n t r a c t N o L b l > - 
-             < C o n t r a c t B i l l i n g D e t a i l s C u s t o m e r L b l > C o n t r a c t B i l l i n g D e t a i l s C u s t o m e r L b l < / C o n t r a c t B i l l i n g D e t a i l s C u s t o m e r L b l > - 
-             < C o n t r a c t B i l l i n g D e t a i l s P o s i t i o n D e s c r i p t i o n L b l > C o n t r a c t B i l l i n g D e t a i l s P o s i t i o n D e s c r i p t i o n L b l < / C o n t r a c t B i l l i n g D e t a i l s P o s i t i o n D e s c r i p t i o n L b l > - 
-             < C o n t r a c t B i l l i n g D e t a i l s P o s i t i o n N o L b l > C o n t r a c t B i l l i n g D e t a i l s P o s i t i o n N o L b l < / C o n t r a c t B i l l i n g D e t a i l s P o s i t i o n N o L b l > - 
-             < C o n t r a c t B i l l i n g D e t a i l s G r o u p i n g > - 
-                 < C o n t r a c t B i l l i n g D e t a i l s A m o u n t L b l > C o n t r a c t B i l l i n g D e t a i l s A m o u n t L b l < / C o n t r a c t B i l l i n g D e t a i l s A m o u n t L b l > - 
-                 < C o n t r a c t B i l l i n g D e t a i l s C o n t r a c t N o > C o n t r a c t B i l l i n g D e t a i l s C o n t r a c t N o < / C o n t r a c t B i l l i n g D e t a i l s C o n t r a c t N o > - 
-                 < C o n t r a c t B i l l i n g D e t a i l s C u r r e n c y C o d e L b l > C o n t r a c t B i l l i n g D e t a i l s C u r r e n c y C o d e L b l < / C o n t r a c t B i l l i n g D e t a i l s C u r r e n c y C o d e L b l > - 
-                 < C o n t r a c t B i l l i n g D e t a i l s C u s t o m e r N a m e > C o n t r a c t B i l l i n g D e t a i l s C u s t o m e r N a m e < / C o n t r a c t B i l l i n g D e t a i l s C u s t o m e r N a m e > - 
-                 < C o n t r a c t B i l l i n g D e t a i l s D a y s L b l > C o n t r a c t B i l l i n g D e t a i l s D a y s L b l < / C o n t r a c t B i l l i n g D e t a i l s D a y s L b l > - 
-                 < C o n t r a c t B i l l i n g D e t a i l s D e s c r i p t i o n L b l > C o n t r a c t B i l l i n g D e t a i l s D e s c r i p t i o n L b l < / C o n t r a c t B i l l i n g D e t a i l s D e s c r i p t i o n L b l > - 
-                 < C o n t r a c t B i l l i n g D e t a i l s D i s c o u n t A m o u n t L b l > C o n t r a c t B i l l i n g D e t a i l s D i s c o u n t A m o u n t L b l < / C o n t r a c t B i l l i n g D e t a i l s D i s c o u n t A m o u n t L b l > - 
-                 < C o n t r a c t B i l l i n g D e t a i l s D i s c o u n t P e r c e n t L b l > C o n t r a c t B i l l i n g D e t a i l s D i s c o u n t P e r c e n t L b l < / C o n t r a c t B i l l i n g D e t a i l s D i s c o u n t P e r c e n t L b l > - 
-                 < C o n t r a c t B i l l i n g D e t a i l s E n d D a t e L b l > C o n t r a c t B i l l i n g D e t a i l s E n d D a t e L b l < / C o n t r a c t B i l l i n g D e t a i l s E n d D a t e L b l > - 
-                 < C o n t r a c t B i l l i n g D e t a i l s P o s i t i o n D e s c r i p t i o n > C o n t r a c t B i l l i n g D e t a i l s P o s i t i o n D e s c r i p t i o n < / C o n t r a c t B i l l i n g D e t a i l s P o s i t i o n D e s c r i p t i o n > - 
-                 < C o n t r a c t B i l l i n g D e t a i l s P o s i t i o n N o > C o n t r a c t B i l l i n g D e t a i l s P o s i t i o n N o < / C o n t r a c t B i l l i n g D e t a i l s P o s i t i o n N o > - 
-                 < C o n t r a c t B i l l i n g D e t a i l s Q t y L b l > C o n t r a c t B i l l i n g D e t a i l s Q t y L b l < / C o n t r a c t B i l l i n g D e t a i l s Q t y L b l > - 
-                 < C o n t r a c t B i l l i n g D e t a i l s S a l e s P r i c e L b l > C o n t r a c t B i l l i n g D e t a i l s S a l e s P r i c e L b l < / C o n t r a c t B i l l i n g D e t a i l s S a l e s P r i c e L b l > - 
-                 < C o n t r a c t B i l l i n g D e t a i l s S t a r t D a t e L b l > C o n t r a c t B i l l i n g D e t a i l s S t a r t D a t e L b l < / C o n t r a c t B i l l i n g D e t a i l s S t a r t D a t e L b l > - 
-                 < C o n t r a c t B i l l i n g D e t a i l s > - 
-                     < C o n t r a c t B i l l i n g D e t a i l s B i l l i n g A m o u n t > C o n t r a c t B i l l i n g D e t a i l s B i l l i n g A m o u n t < / C o n t r a c t B i l l i n g D e t a i l s B i l l i n g A m o u n t > - 
-                     < C o n t r a c t B i l l i n g D e t a i l s B i l l i n g D i s c o u n t A m o u n t > C o n t r a c t B i l l i n g D e t a i l s B i l l i n g D i s c o u n t A m o u n t < / C o n t r a c t B i l l i n g D e t a i l s B i l l i n g D i s c o u n t A m o u n t > - 
-                     < C o n t r a c t B i l l i n g D e t a i l s C u r r e n c y C o d e > C o n t r a c t B i l l i n g D e t a i l s C u r r e n c y C o d e < / C o n t r a c t B i l l i n g D e t a i l s C u r r e n c y C o d e > - 
-                     < C o n t r a c t B i l l i n g D e t a i l s D a y s > C o n t r a c t B i l l i n g D e t a i l s D a y s < / C o n t r a c t B i l l i n g D e t a i l s D a y s > - 
-                     < C o n t r a c t B i l l i n g D e t a i l s D e s c r i p t i o n > C o n t r a c t B i l l i n g D e t a i l s D e s c r i p t i o n < / C o n t r a c t B i l l i n g D e t a i l s D e s c r i p t i o n > - 
-                     < C o n t r a c t B i l l i n g D e t a i l s D i s c o u n t P e r c e n t > C o n t r a c t B i l l i n g D e t a i l s D i s c o u n t P e r c e n t < / C o n t r a c t B i l l i n g D e t a i l s D i s c o u n t P e r c e n t > - 
-                     < C o n t r a c t B i l l i n g D e t a i l s E n d D a t e > C o n t r a c t B i l l i n g D e t a i l s E n d D a t e < / C o n t r a c t B i l l i n g D e t a i l s E n d D a t e > - 
-                     < C o n t r a c t B i l l i n g D e t a i l s Q u a n t i t y > C o n t r a c t B i l l i n g D e t a i l s Q u a n t i t y < / C o n t r a c t B i l l i n g D e t a i l s Q u a n t i t y > - 
-                     < C o n t r a c t B i l l i n g D e t a i l s S a l e s P r i c e > C o n t r a c t B i l l i n g D e t a i l s S a l e s P r i c e < / C o n t r a c t B i l l i n g D e t a i l s S a l e s P r i c e > - 
-                     < C o n t r a c t B i l l i n g D e t a i l s S t a r t D a t e > C o n t r a c t B i l l i n g D e t a i l s S t a r t D a t e < / C o n t r a c t B i l l i n g D e t a i l s S t a r t D a t e > +         < C o n t r a c t B i l l i n g D e t a i l s M a p p i n g   E l e m e n t T y p e = " D a t a I t e m "   E l e m e n t I d = " 1 2 8 3 6 2 7 9 0 6 " > + 
+             < C o n t r a c t B i l l i n g D e t a i l s C o n t r a c t N o L b l   E l e m e n t T y p e = " C o l u m n "   E l e m e n t I d = " 1 7 9 3 4 8 1 5 9 1 "   D a t a T y p e = " T e x t C o n s t " > C o n t r a c t B i l l i n g D e t a i l s C o n t r a c t N o L b l < / C o n t r a c t B i l l i n g D e t a i l s C o n t r a c t N o L b l > + 
+             < C o n t r a c t B i l l i n g D e t a i l s C u s t o m e r L b l   E l e m e n t T y p e = " C o l u m n "   E l e m e n t I d = " 5 0 1 8 2 5 5 2 0 "   D a t a T y p e = " T e x t C o n s t " > C o n t r a c t B i l l i n g D e t a i l s C u s t o m e r L b l < / C o n t r a c t B i l l i n g D e t a i l s C u s t o m e r L b l > + 
+             < C o n t r a c t B i l l i n g D e t a i l s P o s i t i o n D e s c r i p t i o n L b l   E l e m e n t T y p e = " C o l u m n "   E l e m e n t I d = " 1 1 8 2 4 1 2 7 1 7 "   D a t a T y p e = " S t r i n g " > C o n t r a c t B i l l i n g D e t a i l s P o s i t i o n D e s c r i p t i o n L b l < / C o n t r a c t B i l l i n g D e t a i l s P o s i t i o n D e s c r i p t i o n L b l > + 
+             < C o n t r a c t B i l l i n g D e t a i l s P o s i t i o n N o L b l   E l e m e n t T y p e = " C o l u m n "   E l e m e n t I d = " 9 8 8 2 8 7 5 4 8 "   D a t a T y p e = " T e x t C o n s t " > C o n t r a c t B i l l i n g D e t a i l s P o s i t i o n N o L b l < / C o n t r a c t B i l l i n g D e t a i l s P o s i t i o n N o L b l > + 
+             < C o n t r a c t B i l l i n g D e t a i l s G r o u p i n g   E l e m e n t T y p e = " D a t a I t e m "   E l e m e n t I d = " 6 1 7 2 4 6 9 2 7 " > + 
+                 < C o n t r a c t B i l l i n g D e t a i l s A m o u n t L b l   E l e m e n t T y p e = " C o l u m n "   E l e m e n t I d = " 1 7 7 6 3 7 0 2 1 6 "   D a t a T y p e = " T e x t " > C o n t r a c t B i l l i n g D e t a i l s A m o u n t L b l < / C o n t r a c t B i l l i n g D e t a i l s A m o u n t L b l > + 
+                 < C o n t r a c t B i l l i n g D e t a i l s C o n t r a c t N o   E l e m e n t T y p e = " C o l u m n "   E l e m e n t I d = " 1 0 4 0 5 4 0 8 6 1 "   D a t a T y p e = " C o d e " > C o n t r a c t B i l l i n g D e t a i l s C o n t r a c t N o < / C o n t r a c t B i l l i n g D e t a i l s C o n t r a c t N o > + 
+                 < C o n t r a c t B i l l i n g D e t a i l s C u r r e n c y C o d e L b l   E l e m e n t T y p e = " C o l u m n "   E l e m e n t I d = " 3 2 4 5 2 4 1 1 4 "   D a t a T y p e = " T e x t " > C o n t r a c t B i l l i n g D e t a i l s C u r r e n c y C o d e L b l < / C o n t r a c t B i l l i n g D e t a i l s C u r r e n c y C o d e L b l > + 
+                 < C o n t r a c t B i l l i n g D e t a i l s C u s t o m e r N a m e   E l e m e n t T y p e = " C o l u m n "   E l e m e n t I d = " 1 7 3 2 1 8 3 8 6 7 "   D a t a T y p e = " T e x t " > C o n t r a c t B i l l i n g D e t a i l s C u s t o m e r N a m e < / C o n t r a c t B i l l i n g D e t a i l s C u s t o m e r N a m e > + 
+                 < C o n t r a c t B i l l i n g D e t a i l s D a y s L b l   E l e m e n t T y p e = " C o l u m n "   E l e m e n t I d = " 7 0 1 3 5 9 8 3 7 "   D a t a T y p e = " T e x t C o n s t " > C o n t r a c t B i l l i n g D e t a i l s D a y s L b l < / C o n t r a c t B i l l i n g D e t a i l s D a y s L b l > + 
+                 < C o n t r a c t B i l l i n g D e t a i l s D e s c r i p t i o n L b l   E l e m e n t T y p e = " C o l u m n "   E l e m e n t I d = " 1 1 4 3 1 2 2 7 0 2 "   D a t a T y p e = " T e x t C o n s t " > C o n t r a c t B i l l i n g D e t a i l s D e s c r i p t i o n L b l < / C o n t r a c t B i l l i n g D e t a i l s D e s c r i p t i o n L b l > + 
+                 < C o n t r a c t B i l l i n g D e t a i l s D i s c o u n t A m o u n t L b l   E l e m e n t T y p e = " C o l u m n "   E l e m e n t I d = " 5 0 8 2 7 5 7 2 3 "   D a t a T y p e = " T e x t " > C o n t r a c t B i l l i n g D e t a i l s D i s c o u n t A m o u n t L b l < / C o n t r a c t B i l l i n g D e t a i l s D i s c o u n t A m o u n t L b l > + 
+                 < C o n t r a c t B i l l i n g D e t a i l s D i s c o u n t P e r c e n t L b l   E l e m e n t T y p e = " C o l u m n "   E l e m e n t I d = " 1 9 3 7 7 3 8 6 3 0 "   D a t a T y p e = " T e x t " > C o n t r a c t B i l l i n g D e t a i l s D i s c o u n t P e r c e n t L b l < / C o n t r a c t B i l l i n g D e t a i l s D i s c o u n t P e r c e n t L b l > + 
+                 < C o n t r a c t B i l l i n g D e t a i l s E n d D a t e L b l   E l e m e n t T y p e = " C o l u m n "   E l e m e n t I d = " 1 5 9 0 2 9 1 0 2 5 "   D a t a T y p e = " T e x t C o n s t " > C o n t r a c t B i l l i n g D e t a i l s E n d D a t e L b l < / C o n t r a c t B i l l i n g D e t a i l s E n d D a t e L b l > + 
+                 < C o n t r a c t B i l l i n g D e t a i l s P o s i t i o n D e s c r i p t i o n   E l e m e n t T y p e = " C o l u m n "   E l e m e n t I d = " 1 3 8 2 4 1 0 9 5 1 "   D a t a T y p e = " T e x t " > C o n t r a c t B i l l i n g D e t a i l s P o s i t i o n D e s c r i p t i o n < / C o n t r a c t B i l l i n g D e t a i l s P o s i t i o n D e s c r i p t i o n > + 
+                 < C o n t r a c t B i l l i n g D e t a i l s P o s i t i o n N o   E l e m e n t T y p e = " C o l u m n "   E l e m e n t I d = " 3 0 5 7 6 7 2 1 8 "   D a t a T y p e = " I n t e g e r " > C o n t r a c t B i l l i n g D e t a i l s P o s i t i o n N o < / C o n t r a c t B i l l i n g D e t a i l s P o s i t i o n N o > + 
+                 < C o n t r a c t B i l l i n g D e t a i l s Q t y L b l   E l e m e n t T y p e = " C o l u m n "   E l e m e n t I d = " 2 3 0 7 8 2 0 7 2 "   D a t a T y p e = " S t r i n g " > C o n t r a c t B i l l i n g D e t a i l s Q t y L b l < / C o n t r a c t B i l l i n g D e t a i l s Q t y L b l > + 
+                 < C o n t r a c t B i l l i n g D e t a i l s S a l e s P r i c e L b l   E l e m e n t T y p e = " C o l u m n "   E l e m e n t I d = " 9 1 4 2 1 9 1 9 1 "   D a t a T y p e = " T e x t " > C o n t r a c t B i l l i n g D e t a i l s S a l e s P r i c e L b l < / C o n t r a c t B i l l i n g D e t a i l s S a l e s P r i c e L b l > + 
+                 < C o n t r a c t B i l l i n g D e t a i l s S t a r t D a t e L b l   E l e m e n t T y p e = " C o l u m n "   E l e m e n t I d = " 1 3 0 2 0 1 8 0 9 6 "   D a t a T y p e = " T e x t C o n s t " > C o n t r a c t B i l l i n g D e t a i l s S t a r t D a t e L b l < / C o n t r a c t B i l l i n g D e t a i l s S t a r t D a t e L b l > + 
+                 < C o n t r a c t B i l l i n g D e t a i l s   E l e m e n t T y p e = " D a t a I t e m "   E l e m e n t I d = " 2 0 7 1 3 9 8 1 8 " > + 
+                     < C o n t r a c t B i l l i n g D e t a i l s B i l l i n g A m o u n t   E l e m e n t T y p e = " C o l u m n "   E l e m e n t I d = " 1 9 8 9 5 6 9 9 8 3 "   D a t a T y p e = " T e x t " > C o n t r a c t B i l l i n g D e t a i l s B i l l i n g A m o u n t < / C o n t r a c t B i l l i n g D e t a i l s B i l l i n g A m o u n t > + 
+                     < C o n t r a c t B i l l i n g D e t a i l s B i l l i n g D i s c o u n t A m o u n t   E l e m e n t T y p e = " C o l u m n "   E l e m e n t I d = " 1 2 2 6 5 3 7 0 0 4 "   D a t a T y p e = " T e x t " > C o n t r a c t B i l l i n g D e t a i l s B i l l i n g D i s c o u n t A m o u n t < / C o n t r a c t B i l l i n g D e t a i l s B i l l i n g D i s c o u n t A m o u n t > + 
+                     < C o n t r a c t B i l l i n g D e t a i l s C u r r e n c y C o d e   E l e m e n t T y p e = " C o l u m n "   E l e m e n t I d = " 8 6 9 7 4 5 7 7 2 "   D a t a T y p e = " C o d e " > C o n t r a c t B i l l i n g D e t a i l s C u r r e n c y C o d e < / C o n t r a c t B i l l i n g D e t a i l s C u r r e n c y C o d e > + 
+                     < C o n t r a c t B i l l i n g D e t a i l s D a y s   E l e m e n t T y p e = " C o l u m n "   E l e m e n t I d = " 1 9 0 1 6 5 8 4 8 7 "   D a t a T y p e = " I n t e g e r " > C o n t r a c t B i l l i n g D e t a i l s D a y s < / C o n t r a c t B i l l i n g D e t a i l s D a y s > + 
+                     < C o n t r a c t B i l l i n g D e t a i l s D e s c r i p t i o n   E l e m e n t T y p e = " C o l u m n "   E l e m e n t I d = " 1 0 1 7 1 4 1 1 6 8 "   D a t a T y p e = " T e x t " > C o n t r a c t B i l l i n g D e t a i l s D e s c r i p t i o n < / C o n t r a c t B i l l i n g D e t a i l s D e s c r i p t i o n > + 
+                     < C o n t r a c t B i l l i n g D e t a i l s D i s c o u n t P e r c e n t   E l e m e n t T y p e = " C o l u m n "   E l e m e n t I d = " 5 0 2 0 9 5 3 8 4 "   D a t a T y p e = " T e x t " > C o n t r a c t B i l l i n g D e t a i l s D i s c o u n t P e r c e n t < / C o n t r a c t B i l l i n g D e t a i l s D i s c o u n t P e r c e n t > + 
+                     < C o n t r a c t B i l l i n g D e t a i l s E n d D a t e   E l e m e n t T y p e = " C o l u m n "   E l e m e n t I d = " 8 0 4 8 9 7 9 0 9 "   D a t a T y p e = " S t r i n g " > C o n t r a c t B i l l i n g D e t a i l s E n d D a t e < / C o n t r a c t B i l l i n g D e t a i l s E n d D a t e > + 
+                     < C o n t r a c t B i l l i n g D e t a i l s Q u a n t i t y   E l e m e n t T y p e = " C o l u m n "   E l e m e n t I d = " 9 7 8 9 3 6 6 9 "   D a t a T y p e = " S t r i n g " > C o n t r a c t B i l l i n g D e t a i l s Q u a n t i t y < / C o n t r a c t B i l l i n g D e t a i l s Q u a n t i t y > + 
+                     < C o n t r a c t B i l l i n g D e t a i l s S a l e s P r i c e   E l e m e n t T y p e = " C o l u m n "   E l e m e n t I d = " 1 5 9 4 8 2 2 5 3 1 "   D a t a T y p e = " T e x t " > C o n t r a c t B i l l i n g D e t a i l s S a l e s P r i c e < / C o n t r a c t B i l l i n g D e t a i l s S a l e s P r i c e > + 
+                     < C o n t r a c t B i l l i n g D e t a i l s S t a r t D a t e   E l e m e n t T y p e = " C o l u m n "   E l e m e n t I d = " 4 3 2 7 5 9 8 7 4 "   D a t a T y p e = " S t r i n g " > C o n t r a c t B i l l i n g D e t a i l s S t a r t D a t e < / C o n t r a c t B i l l i n g D e t a i l s S t a r t D a t e >   
                  < / C o n t r a c t B i l l i n g D e t a i l s >   
@@ -6752,95 +6665,95 @@
  
          < / C o n t r a c t B i l l i n g D e t a i l s M a p p i n g >   
-         < L i n e F e e > - 
-             < L i n e F e e C a p t i o n T e x t > L i n e F e e C a p t i o n T e x t < / L i n e F e e C a p t i o n T e x t > +         < L i n e F e e   E l e m e n t T y p e = " D a t a I t e m "   E l e m e n t I d = " 2 6 6 6 3 0 7 3 3 " > + 
+             < L i n e F e e C a p t i o n T e x t   E l e m e n t T y p e = " C o l u m n "   E l e m e n t I d = " 4 3 7 6 4 3 7 9 0 "   D a t a T y p e = " T e x t " > L i n e F e e C a p t i o n T e x t < / L i n e F e e C a p t i o n T e x t >   
          < / L i n e F e e >   
-         < P a y m e n t R e p o r t i n g A r g u m e n t > - 
-             < P a y m e n t S e r v i c e L o g o / > - 
-             < P a y m e n t S e r v i c e L o g o _ U r l > P a y m e n t S e r v i c e L o g o _ U r l < / P a y m e n t S e r v i c e L o g o _ U r l > - 
-             < P a y m e n t S e r v i c e L o g o _ U r l T e x t > P a y m e n t S e r v i c e L o g o _ U r l T e x t < / P a y m e n t S e r v i c e L o g o _ U r l T e x t > - 
-             < P a y m e n t S e r v i c e T e x t _ U r l > P a y m e n t S e r v i c e T e x t _ U r l < / P a y m e n t S e r v i c e T e x t _ U r l > - 
-             < P a y m e n t S e r v i c e T e x t _ U r l T e x t > P a y m e n t S e r v i c e T e x t _ U r l T e x t < / P a y m e n t S e r v i c e T e x t _ U r l T e x t > +         < P a y m e n t R e p o r t i n g A r g u m e n t   E l e m e n t T y p e = " D a t a I t e m "   E l e m e n t I d = " 3 1 3 7 4 4 1 9 4 " > + 
+             < P a y m e n t S e r v i c e L o g o   E l e m e n t T y p e = " C o l u m n "   E l e m e n t I d = " 4 1 6 7 9 0 7 6 7 "   D a t a T y p e = " B L O B " / > + 
+             < P a y m e n t S e r v i c e L o g o _ U r l   E l e m e n t T y p e = " C o l u m n "   E l e m e n t I d = " 6 4 4 9 7 5 1 3 9 "   D a t a T y p e = " T e x t " > P a y m e n t S e r v i c e L o g o _ U r l < / P a y m e n t S e r v i c e L o g o _ U r l > + 
+             < P a y m e n t S e r v i c e L o g o _ U r l T e x t   E l e m e n t T y p e = " C o l u m n "   E l e m e n t I d = " 1 4 1 1 7 0 3 9 7 6 "   D a t a T y p e = " T e x t " > P a y m e n t S e r v i c e L o g o _ U r l T e x t < / P a y m e n t S e r v i c e L o g o _ U r l T e x t > + 
+             < P a y m e n t S e r v i c e T e x t _ U r l   E l e m e n t T y p e = " C o l u m n "   E l e m e n t I d = " 1 7 4 2 3 3 4 7 "   D a t a T y p e = " T e x t " > P a y m e n t S e r v i c e T e x t _ U r l < / P a y m e n t S e r v i c e T e x t _ U r l > + 
+             < P a y m e n t S e r v i c e T e x t _ U r l T e x t   E l e m e n t T y p e = " C o l u m n "   E l e m e n t I d = " 1 6 3 6 7 7 2 9 3 4 "   D a t a T y p e = " T e x t " > P a y m e n t S e r v i c e T e x t _ U r l T e x t < / P a y m e n t S e r v i c e T e x t _ U r l T e x t >   
          < / P a y m e n t R e p o r t i n g A r g u m e n t >   
-         < L e f t H e a d e r > - 
-             < L e f t H e a d e r N a m e > L e f t H e a d e r N a m e < / L e f t H e a d e r N a m e > - 
-             < L e f t H e a d e r V a l u e > L e f t H e a d e r V a l u e < / L e f t H e a d e r V a l u e > +         < L e f t H e a d e r   E l e m e n t T y p e = " D a t a I t e m "   E l e m e n t I d = " 7 3 4 6 8 0 8 3 3 " > + 
+             < L e f t H e a d e r N a m e   E l e m e n t T y p e = " C o l u m n "   E l e m e n t I d = " 4 3 7 4 2 2 1 8 2 "   D a t a T y p e = " T e x t " > L e f t H e a d e r N a m e < / L e f t H e a d e r N a m e > + 
+             < L e f t H e a d e r V a l u e   E l e m e n t T y p e = " C o l u m n "   E l e m e n t I d = " 2 4 2 1 2 6 3 1 0 "   D a t a T y p e = " T e x t " > L e f t H e a d e r V a l u e < / L e f t H e a d e r V a l u e >   
          < / L e f t H e a d e r >   
-         < R i g h t H e a d e r > - 
-             < R i g h t H e a d e r N a m e > R i g h t H e a d e r N a m e < / R i g h t H e a d e r N a m e > - 
-             < R i g h t H e a d e r V a l u e > R i g h t H e a d e r V a l u e < / R i g h t H e a d e r V a l u e > +         < R i g h t H e a d e r   E l e m e n t T y p e = " D a t a I t e m "   E l e m e n t I d = " 2 5 4 5 4 4 9 4 6 " > + 
+             < R i g h t H e a d e r N a m e   E l e m e n t T y p e = " C o l u m n "   E l e m e n t I d = " 8 9 8 2 8 7 5 7 "   D a t a T y p e = " T e x t " > R i g h t H e a d e r N a m e < / R i g h t H e a d e r N a m e > + 
+             < R i g h t H e a d e r V a l u e   E l e m e n t T y p e = " C o l u m n "   E l e m e n t I d = " 7 0 6 9 3 8 5 5 9 "   D a t a T y p e = " T e x t " > R i g h t H e a d e r V a l u e < / R i g h t H e a d e r V a l u e >   
          < / R i g h t H e a d e r >   
-         < L e t t e r T e x t > - 
-             < B o d y T e x t > B o d y T e x t < / B o d y T e x t > - 
-             < C l o s i n g T e x t > C l o s i n g T e x t < / C l o s i n g T e x t > - 
-             < G r e e t i n g T e x t > G r e e t i n g T e x t < / G r e e t i n g T e x t > - 
-             < P m t D i s c T e x t > P m t D i s c T e x t < / P m t D i s c T e x t > +         < L e t t e r T e x t   E l e m e n t T y p e = " D a t a I t e m "   E l e m e n t I d = " 1 5 1 0 3 5 3 8 3 4 " > + 
+             < B o d y T e x t   E l e m e n t T y p e = " C o l u m n "   E l e m e n t I d = " 1 4 9 7 5 9 8 0 8 "   D a t a T y p e = " T e x t C o n s t " > B o d y T e x t < / B o d y T e x t > + 
+             < C l o s i n g T e x t   E l e m e n t T y p e = " C o l u m n "   E l e m e n t I d = " 5 1 2 1 3 5 9 0 9 "   D a t a T y p e = " T e x t C o n s t " > C l o s i n g T e x t < / C l o s i n g T e x t > + 
+             < G r e e t i n g T e x t   E l e m e n t T y p e = " C o l u m n "   E l e m e n t I d = " 1 1 7 5 2 7 9 2 8 9 "   D a t a T y p e = " T e x t C o n s t " > G r e e t i n g T e x t < / G r e e t i n g T e x t > + 
+             < P m t D i s c T e x t   E l e m e n t T y p e = " C o l u m n "   E l e m e n t I d = " 2 0 1 3 8 4 9 9 4 8 "   D a t a T y p e = " T e x t " > P m t D i s c T e x t < / P m t D i s c T e x t >   
          < / L e t t e r T e x t >   
-         < T o t a l s > - 
-             < C u r r e n c y C o d e > C u r r e n c y C o d e < / C u r r e n c y C o d e > - 
-             < C u r r e n c y S y m b o l > C u r r e n c y S y m b o l < / C u r r e n c y S y m b o l > - 
-             < T o t a l A m o u n t E x c l I n c l V A T > T o t a l A m o u n t E x c l I n c l V A T < / T o t a l A m o u n t E x c l I n c l V A T > - 
-             < T o t a l A m o u n t E x c l I n c l V A T T e x t > T o t a l A m o u n t E x c l I n c l V A T T e x t < / T o t a l A m o u n t E x c l I n c l V A T T e x t > - 
-             < T o t a l A m o u n t I n c l u d i n g V A T > T o t a l A m o u n t I n c l u d i n g V A T < / T o t a l A m o u n t I n c l u d i n g V A T > - 
-             < T o t a l C O 2 e > T o t a l C O 2 e < / T o t a l C O 2 e > - 
-             < T o t a l E x c l u d i n g V A T T e x t > T o t a l E x c l u d i n g V A T T e x t < / T o t a l E x c l u d i n g V A T T e x t > - 
-             < T o t a l I n c l u d i n g V A T T e x t > T o t a l I n c l u d i n g V A T T e x t < / T o t a l I n c l u d i n g V A T T e x t > - 
-             < T o t a l I n v o i c e D i s c o u n t A m o u n t > T o t a l I n v o i c e D i s c o u n t A m o u n t < / T o t a l I n v o i c e D i s c o u n t A m o u n t > - 
-             < T o t a l N e t A m o u n t > T o t a l N e t A m o u n t < / T o t a l N e t A m o u n t > - 
-             < T o t a l P a y m e n t D i s c o u n t O n V A T > T o t a l P a y m e n t D i s c o u n t O n V A T < / T o t a l P a y m e n t D i s c o u n t O n V A T > - 
-             < T o t a l S u b T o t a l > T o t a l S u b T o t a l < / T o t a l S u b T o t a l > - 
-             < T o t a l S u b T o t a l M i n u s I n v o i c e D i s c o u n t > T o t a l S u b T o t a l M i n u s I n v o i c e D i s c o u n t < / T o t a l S u b T o t a l M i n u s I n v o i c e D i s c o u n t > - 
-             < T o t a l T e x t > T o t a l T e x t < / T o t a l T e x t > - 
-             < T o t a l V A T A m o u n t > T o t a l V A T A m o u n t < / T o t a l V A T A m o u n t > - 
-             < T o t a l V A T A m o u n t L C Y > T o t a l V A T A m o u n t L C Y < / T o t a l V A T A m o u n t L C Y > - 
-             < T o t a l V A T A m o u n t O n V A T A m t L i n e > T o t a l V A T A m o u n t O n V A T A m t L i n e < / T o t a l V A T A m o u n t O n V A T A m t L i n e > - 
-             < T o t a l V A T A m o u n t T e x t > T o t a l V A T A m o u n t T e x t < / T o t a l V A T A m o u n t T e x t > - 
-             < T o t a l V A T B a s e L C Y > T o t a l V A T B a s e L C Y < / T o t a l V A T B a s e L C Y > - 
-             < T o t a l V A T B a s e O n V A T A m t L i n e > T o t a l V A T B a s e O n V A T A m t L i n e < / T o t a l V A T B a s e O n V A T A m t L i n e > +         < T o t a l s   E l e m e n t T y p e = " D a t a I t e m "   E l e m e n t I d = " 1 8 2 3 9 5 0 0 4 4 " > + 
+             < C u r r e n c y C o d e   E l e m e n t T y p e = " C o l u m n "   E l e m e n t I d = " 1 5 7 9 5 9 5 9 2 1 "   D a t a T y p e = " T e x t " > C u r r e n c y C o d e < / C u r r e n c y C o d e > + 
+             < C u r r e n c y S y m b o l   E l e m e n t T y p e = " C o l u m n "   E l e m e n t I d = " 1 1 6 2 5 1 0 7 4 8 "   D a t a T y p e = " T e x t " > C u r r e n c y S y m b o l < / C u r r e n c y S y m b o l > + 
+             < T o t a l A m o u n t E x c l I n c l V A T   E l e m e n t T y p e = " C o l u m n "   E l e m e n t I d = " 5 1 4 3 3 6 1 1 4 "   D a t a T y p e = " S t r i n g " > T o t a l A m o u n t E x c l I n c l V A T < / T o t a l A m o u n t E x c l I n c l V A T > + 
+             < T o t a l A m o u n t E x c l I n c l V A T T e x t   E l e m e n t T y p e = " C o l u m n "   E l e m e n t I d = " 1 5 0 7 8 3 2 9 3 7 "   D a t a T y p e = " T e x t " > T o t a l A m o u n t E x c l I n c l V A T T e x t < / T o t a l A m o u n t E x c l I n c l V A T T e x t > + 
+             < T o t a l A m o u n t I n c l u d i n g V A T   E l e m e n t T y p e = " C o l u m n "   E l e m e n t I d = " 9 1 0 5 1 1 5 7 5 "   D a t a T y p e = " S t r i n g " > T o t a l A m o u n t I n c l u d i n g V A T < / T o t a l A m o u n t I n c l u d i n g V A T > + 
+             < T o t a l C O 2 e   E l e m e n t T y p e = " C o l u m n "   E l e m e n t I d = " 9 5 4 7 1 1 2 1 2 "   D a t a T y p e = " D e c i m a l " > T o t a l C O 2 e < / T o t a l C O 2 e > + 
+             < T o t a l E x c l u d i n g V A T T e x t   E l e m e n t T y p e = " C o l u m n "   E l e m e n t I d = " 1 9 2 2 9 4 6 3 1 0 "   D a t a T y p e = " T e x t " > T o t a l E x c l u d i n g V A T T e x t < / T o t a l E x c l u d i n g V A T T e x t > + 
+             < T o t a l I n c l u d i n g V A T T e x t   E l e m e n t T y p e = " C o l u m n "   E l e m e n t I d = " 1 2 0 4 0 1 6 3 5 2 "   D a t a T y p e = " T e x t " > T o t a l I n c l u d i n g V A T T e x t < / T o t a l I n c l u d i n g V A T T e x t > + 
+             < T o t a l I n v o i c e D i s c o u n t A m o u n t   E l e m e n t T y p e = " C o l u m n "   E l e m e n t I d = " 4 0 2 1 7 7 5 1 "   D a t a T y p e = " S t r i n g " > T o t a l I n v o i c e D i s c o u n t A m o u n t < / T o t a l I n v o i c e D i s c o u n t A m o u n t > + 
+             < T o t a l N e t A m o u n t   E l e m e n t T y p e = " C o l u m n "   E l e m e n t I d = " 4 8 3 1 9 3 3 7 2 "   D a t a T y p e = " S t r i n g " > T o t a l N e t A m o u n t < / T o t a l N e t A m o u n t > + 
+             < T o t a l P a y m e n t D i s c o u n t O n V A T   E l e m e n t T y p e = " C o l u m n "   E l e m e n t I d = " 7 3 6 0 4 1 8 8 6 "   D a t a T y p e = " D e c i m a l " > T o t a l P a y m e n t D i s c o u n t O n V A T < / T o t a l P a y m e n t D i s c o u n t O n V A T > + 
+             < T o t a l S u b T o t a l   E l e m e n t T y p e = " C o l u m n "   E l e m e n t I d = " 2 0 9 7 8 7 6 8 0 1 "   D a t a T y p e = " S t r i n g " > T o t a l S u b T o t a l < / T o t a l S u b T o t a l > + 
+             < T o t a l S u b T o t a l M i n u s I n v o i c e D i s c o u n t   E l e m e n t T y p e = " C o l u m n "   E l e m e n t I d = " 7 6 9 4 3 1 8 8 7 "   D a t a T y p e = " S t r i n g " > T o t a l S u b T o t a l M i n u s I n v o i c e D i s c o u n t < / T o t a l S u b T o t a l M i n u s I n v o i c e D i s c o u n t > + 
+             < T o t a l T e x t   E l e m e n t T y p e = " C o l u m n "   E l e m e n t I d = " 2 3 1 9 1 0 5 1 8 "   D a t a T y p e = " T e x t " > T o t a l T e x t < / T o t a l T e x t > + 
+             < T o t a l V A T A m o u n t   E l e m e n t T y p e = " C o l u m n "   E l e m e n t I d = " 1 6 2 7 1 0 2 3 2 8 "   D a t a T y p e = " S t r i n g " > T o t a l V A T A m o u n t < / T o t a l V A T A m o u n t > + 
+             < T o t a l V A T A m o u n t L C Y   E l e m e n t T y p e = " C o l u m n "   E l e m e n t I d = " 1 5 0 6 5 7 0 2 1 8 "   D a t a T y p e = " D e c i m a l " > T o t a l V A T A m o u n t L C Y < / T o t a l V A T A m o u n t L C Y > + 
+             < T o t a l V A T A m o u n t O n V A T A m t L i n e   E l e m e n t T y p e = " C o l u m n "   E l e m e n t I d = " 9 4 6 9 3 1 8 6 8 "   D a t a T y p e = " D e c i m a l " > T o t a l V A T A m o u n t O n V A T A m t L i n e < / T o t a l V A T A m o u n t O n V A T A m t L i n e > + 
+             < T o t a l V A T A m o u n t T e x t   E l e m e n t T y p e = " C o l u m n "   E l e m e n t I d = " 9 7 3 6 6 6 3 3 9 "   D a t a T y p e = " T e x t " > T o t a l V A T A m o u n t T e x t < / T o t a l V A T A m o u n t T e x t > + 
+             < T o t a l V A T B a s e L C Y   E l e m e n t T y p e = " C o l u m n "   E l e m e n t I d = " 8 3 4 4 5 0 5 2 1 "   D a t a T y p e = " D e c i m a l " > T o t a l V A T B a s e L C Y < / T o t a l V A T B a s e L C Y > + 
+             < T o t a l V A T B a s e O n V A T A m t L i n e   E l e m e n t T y p e = " C o l u m n "   E l e m e n t I d = " 1 0 6 4 7 4 6 3 9 5 "   D a t a T y p e = " D e c i m a l " > T o t a l V A T B a s e O n V A T A m t L i n e < / T o t a l V A T B a s e O n V A T A m t L i n e >   
          < / T o t a l s >   
@@ -6849,7 +6762,7 @@
  < / N a v W o r d R e p o r t X m l P a r t > 
 </file>
 
-<file path=customXml/item2.xml>��< ? x m l   v e r s i o n = " 1 . 0 "   e n c o d i n g = " u t f - 1 6 " ? > < N a v W o r d R e p o r t X m l P a r t   x m l n s = " u r n : m i c r o s o f t - d y n a m i c s - b u s i n e s s c e n t r a l / i n t e r n a l / e x t e n d e d / r e p o r t s / S t a n d a r d _ S a l e s _ I n v o i c e / 1 3 0 6 / " > +<file path=customXml/item2.xml>��< ? x m l   v e r s i o n = " 1 . 0 "   e n c o d i n g = " u t f - 1 6 " ? > < N a v W o r d R e p o r t X m l P a r t   x m l n s = " u r n : m i c r o s o f t - d y n a m i c s - n a v / r e p o r t s / S t a n d a r d _ S a l e s _ I n v o i c e / 1 3 0 6 / " >   
      < B C R e p o r t I n f o r m a t i o n >   
@@ -6915,579 +6828,577 @@
  
      < / B C R e p o r t I n f o r m a t i o n >   
-     < T o o l t i p s / > - 
-     < H e a d e r   E l e m e n t T y p e = " D a t a I t e m "   E l e m e n t I d = " 1 2 4 0 3 7 3 8 8 6 " > - 
-         < B i l l e d T o _ L b l   E l e m e n t T y p e = " C o l u m n "   E l e m e n t I d = " 1 7 4 5 4 4 9 0 7 9 "   D a t a T y p e = " T e x t C o n s t " > B i l l e d T o _ L b l < / B i l l e d T o _ L b l > - 
-         < B i l l T o C o n t a c t E m a i l   E l e m e n t T y p e = " C o l u m n "   E l e m e n t I d = " 3 3 5 8 2 7 8 9 5 "   D a t a T y p e = " T e x t " > B i l l T o C o n t a c t E m a i l < / B i l l T o C o n t a c t E m a i l > - 
-         < B i l l T o C o n t a c t E m a i l L b l   E l e m e n t T y p e = " C o l u m n "   E l e m e n t I d = " 2 9 6 4 7 8 3 6 5 "   D a t a T y p e = " T e x t C o n s t " > B i l l T o C o n t a c t E m a i l L b l < / B i l l T o C o n t a c t E m a i l L b l > - 
-         < B i l l T o C o n t a c t M o b i l e P h o n e N o   E l e m e n t T y p e = " C o l u m n "   E l e m e n t I d = " 2 4 8 4 8 8 6 9 6 "   D a t a T y p e = " T e x t " > B i l l T o C o n t a c t M o b i l e P h o n e N o < / B i l l T o C o n t a c t M o b i l e P h o n e N o > - 
-         < B i l l T o C o n t a c t M o b i l e P h o n e N o L b l   E l e m e n t T y p e = " C o l u m n "   E l e m e n t I d = " 2 7 6 3 1 1 3 3 8 "   D a t a T y p e = " T e x t C o n s t " > B i l l T o C o n t a c t M o b i l e P h o n e N o L b l < / B i l l T o C o n t a c t M o b i l e P h o n e N o L b l > - 
-         < B i l l T o C o n t a c t P h o n e N o   E l e m e n t T y p e = " C o l u m n "   E l e m e n t I d = " 3 6 2 4 7 7 4 8 8 "   D a t a T y p e = " T e x t " > B i l l T o C o n t a c t P h o n e N o < / B i l l T o C o n t a c t P h o n e N o > - 
-         < B i l l T o C o n t a c t P h o n e N o L b l   E l e m e n t T y p e = " C o l u m n "   E l e m e n t I d = " 2 1 2 3 3 4 5 9 6 6 "   D a t a T y p e = " T e x t C o n s t " > B i l l T o C o n t a c t P h o n e N o L b l < / B i l l T o C o n t a c t P h o n e N o L b l > - 
-         < B i l l t o C u s t o m e r N o _ L b l   E l e m e n t T y p e = " C o l u m n "   E l e m e n t I d = " 3 6 9 3 0 7 8 1 3 "   D a t a T y p e = " S t r i n g " > B i l l t o C u s t o m e r N o _ L b l < / B i l l t o C u s t o m e r N o _ L b l > - 
-         < B i l l t o C u s t u m e r N o   E l e m e n t T y p e = " C o l u m n "   E l e m e n t I d = " 2 8 0 4 7 3 0 5 8 "   D a t a T y p e = " C o d e " > B i l l t o C u s t u m e r N o < / B i l l t o C u s t u m e r N o > - 
-         < C h e c k s P a y a b l e _ L b l   E l e m e n t T y p e = " C o l u m n "   E l e m e n t I d = " 1 0 5 3 1 5 6 0 6 5 "   D a t a T y p e = " T e x t " > C h e c k s P a y a b l e _ L b l < / C h e c k s P a y a b l e _ L b l > - 
-         < C O 2 e P e r U n i t _ L b l   E l e m e n t T y p e = " C o l u m n "   E l e m e n t I d = " 6 0 8 7 4 6 8 0 2 "   D a t a T y p e = " T e x t " > C O 2 e P e r U n i t _ L b l < / C O 2 e P e r U n i t _ L b l > - 
-         < C o m p a n y A d d r e s s 1   E l e m e n t T y p e = " C o l u m n "   E l e m e n t I d = " 1 8 8 4 1 6 4 3 2 3 "   D a t a T y p e = " T e x t " > C o m p a n y A d d r e s s 1 < / C o m p a n y A d d r e s s 1 > - 
-         < C o m p a n y A d d r e s s 2   E l e m e n t T y p e = " C o l u m n "   E l e m e n t I d = " 1 2 4 6 4 6 7 7 0 6 "   D a t a T y p e = " T e x t " > C o m p a n y A d d r e s s 2 < / C o m p a n y A d d r e s s 2 > - 
-         < C o m p a n y A d d r e s s 3   E l e m e n t T y p e = " C o l u m n "   E l e m e n t I d = " 6 0 8 7 7 1 0 8 9 "   D a t a T y p e = " T e x t " > C o m p a n y A d d r e s s 3 < / C o m p a n y A d d r e s s 3 > - 
-         < C o m p a n y A d d r e s s 4   E l e m e n t T y p e = " C o l u m n "   E l e m e n t I d = " 7 7 7 6 8 0 1 1 2 "   D a t a T y p e = " T e x t " > C o m p a n y A d d r e s s 4 < / C o m p a n y A d d r e s s 4 > - 
-         < C o m p a n y A d d r e s s 5   E l e m e n t T y p e = " C o l u m n "   E l e m e n t I d = " 1 3 9 9 8 3 4 9 5 "   D a t a T y p e = " T e x t " > C o m p a n y A d d r e s s 5 < / C o m p a n y A d d r e s s 5 > - 
-         < C o m p a n y A d d r e s s 6   E l e m e n t T y p e = " C o l u m n "   E l e m e n t I d = " 4 9 7 7 1 3 1 2 2 "   D a t a T y p e = " T e x t " > C o m p a n y A d d r e s s 6 < / C o m p a n y A d d r e s s 6 > - 
-         < C o m p a n y A d d r e s s 7   E l e m e n t T y p e = " C o l u m n "   E l e m e n t I d = " 1 1 3 5 4 0 9 7 3 9 "   D a t a T y p e = " T e x t " > C o m p a n y A d d r e s s 7 < / C o m p a n y A d d r e s s 7 > - 
-         < C o m p a n y A d d r e s s 8   E l e m e n t T y p e = " C o l u m n "   E l e m e n t I d = " 1 7 1 5 2 5 5 3 0 0 "   D a t a T y p e = " T e x t " > C o m p a n y A d d r e s s 8 < / C o m p a n y A d d r e s s 8 > - 
-         < C o m p a n y B a n k A c c o u n t N o   E l e m e n t T y p e = " C o l u m n "   E l e m e n t I d = " 3 0 1 4 0 2 0 4 "   D a t a T y p e = " T e x t " > C o m p a n y B a n k A c c o u n t N o < / C o m p a n y B a n k A c c o u n t N o > - 
-         < C o m p a n y B a n k A c c o u n t N o _ L b l   E l e m e n t T y p e = " C o l u m n "   E l e m e n t I d = " 1 0 9 7 7 4 3 3 4 5 "   D a t a T y p e = " T e x t C o n s t " > C o m p a n y B a n k A c c o u n t N o _ L b l < / C o m p a n y B a n k A c c o u n t N o _ L b l > - 
-         < C o m p a n y B a n k B r a n c h N o   E l e m e n t T y p e = " C o l u m n "   E l e m e n t I d = " 7 9 3 1 3 3 0 5 7 "   D a t a T y p e = " T e x t " > C o m p a n y B a n k B r a n c h N o < / C o m p a n y B a n k B r a n c h N o > - 
-         < C o m p a n y B a n k B r a n c h N o _ L b l   E l e m e n t T y p e = " C o l u m n "   E l e m e n t I d = " 3 2 7 9 0 6 6 9 2 "   D a t a T y p e = " S t r i n g " > C o m p a n y B a n k B r a n c h N o _ L b l < / C o m p a n y B a n k B r a n c h N o _ L b l > - 
-         < C o m p a n y B a n k N a m e   E l e m e n t T y p e = " C o l u m n "   E l e m e n t I d = " 1 5 3 4 9 0 5 6 0 5 "   D a t a T y p e = " T e x t " > C o m p a n y B a n k N a m e < / C o m p a n y B a n k N a m e > - 
-         < C o m p a n y B a n k N a m e _ L b l   E l e m e n t T y p e = " C o l u m n "   E l e m e n t I d = " 1 2 0 4 3 0 7 0 1 4 "   D a t a T y p e = " T e x t C o n s t " > C o m p a n y B a n k N a m e _ L b l < / C o m p a n y B a n k N a m e _ L b l > - 
-         < C o m p a n y C u s t o m G i r o   E l e m e n t T y p e = " C o l u m n "   E l e m e n t I d = " 1 6 7 0 4 7 5 7 9 8 "   D a t a T y p e = " T e x t " > C o m p a n y C u s t o m G i r o < / C o m p a n y C u s t o m G i r o > - 
-         < C o m p a n y C u s t o m G i r o _ L b l   E l e m e n t T y p e = " C o l u m n "   E l e m e n t I d = " 8 9 1 4 3 9 6 2 5 "   D a t a T y p e = " T e x t " > C o m p a n y C u s t o m G i r o _ L b l < / C o m p a n y C u s t o m G i r o _ L b l > - 
-         < C o m p a n y E M a i l   E l e m e n t T y p e = " C o l u m n "   E l e m e n t I d = " 1 6 7 7 0 7 4 0 5 8 "   D a t a T y p e = " T e x t " > C o m p a n y E M a i l < / C o m p a n y E M a i l > - 
-         < C o m p a n y G i r o N o   E l e m e n t T y p e = " C o l u m n "   E l e m e n t I d = " 1 3 6 0 1 9 6 3 2 0 "   D a t a T y p e = " T e x t " > C o m p a n y G i r o N o < / C o m p a n y G i r o N o > - 
-         < C o m p a n y G i r o N o _ L b l   E l e m e n t T y p e = " C o l u m n "   E l e m e n t I d = " 8 6 1 6 0 2 1 1 5 "   D a t a T y p e = " T e x t C o n s t " > C o m p a n y G i r o N o _ L b l < / C o m p a n y G i r o N o _ L b l > - 
-         < C o m p a n y H o m e P a g e   E l e m e n t T y p e = " C o l u m n "   E l e m e n t I d = " 1 9 8 9 1 8 8 7 0 "   D a t a T y p e = " T e x t " > C o m p a n y H o m e P a g e < / C o m p a n y H o m e P a g e > - 
-         < C o m p a n y I B A N   E l e m e n t T y p e = " C o l u m n "   E l e m e n t I d = " 9 0 6 5 4 9 1 8 2 "   D a t a T y p e = " C o d e " > C o m p a n y I B A N < / C o m p a n y I B A N > - 
-         < C o m p a n y I B A N _ L b l   E l e m e n t T y p e = " C o l u m n "   E l e m e n t I d = " 1 2 6 7 9 5 2 2 2 7 "   D a t a T y p e = " S t r i n g " > C o m p a n y I B A N _ L b l < / C o m p a n y I B A N _ L b l > - 
-         < C o m p a n y L e g a l O f f i c e   E l e m e n t T y p e = " C o l u m n "   E l e m e n t I d = " 7 1 4 2 5 8 1 1 1 "   D a t a T y p e = " T e x t " > C o m p a n y L e g a l O f f i c e < / C o m p a n y L e g a l O f f i c e > - 
-         < C o m p a n y L e g a l O f f i c e _ L b l   E l e m e n t T y p e = " C o l u m n "   E l e m e n t I d = " 1 5 3 3 1 7 5 1 0 8 "   D a t a T y p e = " T e x t " > C o m p a n y L e g a l O f f i c e _ L b l < / C o m p a n y L e g a l O f f i c e _ L b l > - 
-         < C o m p a n y L e g a l S t a t e m e n t   E l e m e n t T y p e = " C o l u m n "   E l e m e n t I d = " 4 4 8 3 5 8 8 7 6 "   D a t a T y p e = " T e x t " > C o m p a n y L e g a l S t a t e m e n t < / C o m p a n y L e g a l S t a t e m e n t > - 
-         < C o m p a n y L o g o P o s i t i o n   E l e m e n t T y p e = " C o l u m n "   E l e m e n t I d = " 1 4 2 5 2 6 6 6 8 8 "   D a t a T y p e = " I n t e g e r " > C o m p a n y L o g o P o s i t i o n < / C o m p a n y L o g o P o s i t i o n > - 
-         < C o m p a n y P h o n e N o   E l e m e n t T y p e = " C o l u m n "   E l e m e n t I d = " 2 5 0 4 4 0 6 5 5 "   D a t a T y p e = " T e x t " > C o m p a n y P h o n e N o < / C o m p a n y P h o n e N o > - 
-         < C o m p a n y P h o n e N o _ L b l   E l e m e n t T y p e = " C o l u m n "   E l e m e n t I d = " 5 5 8 5 9 3 5 8 6 "   D a t a T y p e = " T e x t C o n s t " > C o m p a n y P h o n e N o _ L b l < / C o m p a n y P h o n e N o _ L b l > - 
-         < C o m p a n y P i c t u r e   E l e m e n t T y p e = " C o l u m n "   E l e m e n t I d = " 1 3 9 7 4 1 1 0 7 4 "   D a t a T y p e = " B L O B " / > - 
-         < C o m p a n y R e g i s t r a t i o n N u m b e r   E l e m e n t T y p e = " C o l u m n "   E l e m e n t I d = " 2 0 2 3 6 3 9 4 2 4 "   D a t a T y p e = " T e x t " > C o m p a n y R e g i s t r a t i o n N u m b e r < / C o m p a n y R e g i s t r a t i o n N u m b e r > - 
-         < C o m p a n y R e g i s t r a t i o n N u m b e r _ L b l   E l e m e n t T y p e = " C o l u m n "   E l e m e n t I d = " 1 8 3 3 1 0 6 6 5 3 "   D a t a T y p e = " T e x t " > C o m p a n y R e g i s t r a t i o n N u m b e r _ L b l < / C o m p a n y R e g i s t r a t i o n N u m b e r _ L b l > - 
-         < C o m p a n y S W I F T   E l e m e n t T y p e = " C o l u m n "   E l e m e n t I d = " 6 6 8 2 5 0 2 4 5 "   D a t a T y p e = " C o d e " > C o m p a n y S W I F T < / C o m p a n y S W I F T > - 
-         < C o m p a n y S W I F T _ L b l   E l e m e n t T y p e = " C o l u m n "   E l e m e n t I d = " 2 0 2 9 5 9 7 3 8 4 "   D a t a T y p e = " S t r i n g " > C o m p a n y S W I F T _ L b l < / C o m p a n y S W I F T _ L b l > - 
-         < C o m p a n y V A T R e g i s t r a t i o n N o   E l e m e n t T y p e = " C o l u m n "   E l e m e n t I d = " 1 9 1 4 0 1 3 6 4 9 "   D a t a T y p e = " T e x t " > C o m p a n y V A T R e g i s t r a t i o n N o < / C o m p a n y V A T R e g i s t r a t i o n N o > - 
-         < C o m p a n y V A T R e g i s t r a t i o n N o _ L b l   E l e m e n t T y p e = " C o l u m n "   E l e m e n t I d = " 9 2 4 5 0 3 1 2 4 "   D a t a T y p e = " T e x t " > C o m p a n y V A T R e g i s t r a t i o n N o _ L b l < / C o m p a n y V A T R e g i s t r a t i o n N o _ L b l > - 
-         < C o m p a n y V A T R e g N o   E l e m e n t T y p e = " C o l u m n "   E l e m e n t I d = " 1 7 1 4 3 1 9 3 6 "   D a t a T y p e = " T e x t " > C o m p a n y V A T R e g N o < / C o m p a n y V A T R e g N o > - 
-         < C o m p a n y V A T R e g N o _ L b l   E l e m e n t T y p e = " C o l u m n "   E l e m e n t I d = " 7 7 3 2 0 1 5 0 1 "   D a t a T y p e = " T e x t " > C o m p a n y V A T R e g N o _ L b l < / C o m p a n y V A T R e g N o _ L b l > - 
-         < C o n t a c t _ L b l   E l e m e n t T y p e = " C o l u m n "   E l e m e n t I d = " 1 1 5 5 0 9 4 7 5 2 "   D a t a T y p e = " T e x t " > C o n t a c t _ L b l < / C o n t a c t _ L b l > - 
-         < C o p y _ L b l   E l e m e n t T y p e = " C o l u m n "   E l e m e n t I d = " 6 0 4 7 8 2 7 8 1 "   D a t a T y p e = " T e x t C o n s t " > C o p y _ L b l < / C o p y _ L b l > - 
-         < C u s t o m e r A d d r e s s 1   E l e m e n t T y p e = " C o l u m n "   E l e m e n t I d = " 1 8 0 1 9 6 6 4 5 4 "   D a t a T y p e = " T e x t " > C u s t o m e r A d d r e s s 1 < / C u s t o m e r A d d r e s s 1 > - 
-         < C u s t o m e r A d d r e s s 2   E l e m e n t T y p e = " C o l u m n "   E l e m e n t I d = " 1 1 6 4 2 6 9 8 3 7 "   D a t a T y p e = " T e x t " > C u s t o m e r A d d r e s s 2 < / C u s t o m e r A d d r e s s 2 > - 
-         < C u s t o m e r A d d r e s s 3   E l e m e n t T y p e = " C o l u m n "   E l e m e n t I d = " 5 2 6 5 7 3 2 2 0 "   D a t a T y p e = " T e x t " > C u s t o m e r A d d r e s s 3 < / C u s t o m e r A d d r e s s 3 > - 
-         < C u s t o m e r A d d r e s s 4   E l e m e n t T y p e = " C o l u m n "   E l e m e n t I d = " 1 1 1 1 2 3 3 9 7 "   D a t a T y p e = " T e x t " > C u s t o m e r A d d r e s s 4 < / C u s t o m e r A d d r e s s 4 > - 
-         < C u s t o m e r A d d r e s s 5   E l e m e n t T y p e = " C o l u m n "   E l e m e n t I d = " 7 4 8 8 2 0 0 1 4 "   D a t a T y p e = " T e x t " > C u s t o m e r A d d r e s s 5 < / C u s t o m e r A d d r e s s 5 > - 
-         < C u s t o m e r A d d r e s s 6   E l e m e n t T y p e = " C o l u m n "   E l e m e n t I d = " 1 3 8 6 5 1 6 6 3 1 "   D a t a T y p e = " T e x t " > C u s t o m e r A d d r e s s 6 < / C u s t o m e r A d d r e s s 6 > - 
-         < C u s t o m e r A d d r e s s 7   E l e m e n t T y p e = " C o l u m n "   E l e m e n t I d = " 2 0 2 4 2 1 3 2 4 8 "   D a t a T y p e = " T e x t " > C u s t o m e r A d d r e s s 7 < / C u s t o m e r A d d r e s s 7 > - 
-         < C u s t o m e r A d d r e s s 8   E l e m e n t T y p e = " C o l u m n "   E l e m e n t I d = " 1 0 4 8 6 9 8 5 8 5 "   D a t a T y p e = " T e x t " > C u s t o m e r A d d r e s s 8 < / C u s t o m e r A d d r e s s 8 > - 
-         < C u s t o m e r P o s t a l B a r C o d e   E l e m e n t T y p e = " C o l u m n "   E l e m e n t I d = " 3 9 8 5 8 0 6 8 8 "   D a t a T y p e = " T e x t " > C u s t o m e r P o s t a l B a r C o d e < / C u s t o m e r P o s t a l B a r C o d e > - 
-         < D i s c l a i m e r _ L b l   E l e m e n t T y p e = " C o l u m n "   E l e m e n t I d = " 3 8 1 6 6 9 2 0 5 "   D a t a T y p e = " T e x t " > D i s c l a i m e r _ L b l < / D i s c l a i m e r _ L b l > - 
-         < D i s p l a y A d d i t i o n a l F e e N o t e   E l e m e n t T y p e = " C o l u m n "   E l e m e n t I d = " 1 9 3 1 7 6 6 6 8 8 "   D a t a T y p e = " B o o l e a n " > D i s p l a y A d d i t i o n a l F e e N o t e < / D i s p l a y A d d i t i o n a l F e e N o t e > - 
-         < D o c u m e n t D a t e   E l e m e n t T y p e = " C o l u m n "   E l e m e n t I d = " 5 5 2 8 7 1 9 1 4 "   D a t a T y p e = " S t r i n g " > D o c u m e n t D a t e < / D o c u m e n t D a t e > - 
-         < D o c u m e n t D a t e _ L b l   E l e m e n t T y p e = " C o l u m n "   E l e m e n t I d = " 1 0 2 6 4 9 4 8 3 "   D a t a T y p e = " S t r i n g " > D o c u m e n t D a t e _ L b l < / D o c u m e n t D a t e _ L b l > - 
-         < D o c u m e n t N o   E l e m e n t T y p e = " C o l u m n "   E l e m e n t I d = " 9 7 0 3 5 0 5 3 9 "   D a t a T y p e = " C o d e " > D o c u m e n t N o < / D o c u m e n t N o > - 
-         < D o c u m e n t N o _ L b l   E l e m e n t T y p e = " C o l u m n "   E l e m e n t I d = " 7 8 9 7 9 5 9 7 8 "   D a t a T y p e = " T e x t C o n s t " > D o c u m e n t N o _ L b l < / D o c u m e n t N o _ L b l > - 
-         < D o c u m e n t T i t l e _ L b l   E l e m e n t T y p e = " C o l u m n "   E l e m e n t I d = " 8 5 8 4 2 3 9 2 9 "   D a t a T y p e = " T e x t " > D o c u m e n t T i t l e _ L b l < / D o c u m e n t T i t l e _ L b l > - 
-         < D u e D a t e   E l e m e n t T y p e = " C o l u m n "   E l e m e n t I d = " 7 4 5 1 7 0 2 0 3 "   D a t a T y p e = " S t r i n g " > D u e D a t e < / D u e D a t e > - 
-         < D u e D a t e _ L b l   E l e m e n t T y p e = " C o l u m n "   E l e m e n t I d = " 1 6 4 8 2 8 4 6 4 8 "   D a t a T y p e = " S t r i n g " > D u e D a t e _ L b l < / D u e D a t e _ L b l > - 
-         < E M a i l _ H e a d e r _ L b l   E l e m e n t T y p e = " C o l u m n "   E l e m e n t I d = " 5 1 3 1 7 0 8 0 4 "   D a t a T y p e = " T e x t C o n s t " > E M a i l _ H e a d e r _ L b l < / E M a i l _ H e a d e r _ L b l > - 
-         < E x c h a n g e R a t e A s T e x t   E l e m e n t T y p e = " C o l u m n "   E l e m e n t I d = " 5 9 2 9 5 5 8 4 5 "   D a t a T y p e = " T e x t " > E x c h a n g e R a t e A s T e x t < / E x c h a n g e R a t e A s T e x t > - 
-         < E x t e r n a l D o c u m e n t N o   E l e m e n t T y p e = " C o l u m n "   E l e m e n t I d = " 7 3 3 9 5 3 9 6 6 "   D a t a T y p e = " C o d e " > E x t e r n a l D o c u m e n t N o < / E x t e r n a l D o c u m e n t N o > - 
-         < E x t e r n a l D o c u m e n t N o _ L b l   E l e m e n t T y p e = " C o l u m n "   E l e m e n t I d = " 4 2 3 3 1 2 2 6 9 "   D a t a T y p e = " S t r i n g " > E x t e r n a l D o c u m e n t N o _ L b l < / E x t e r n a l D o c u m e n t N o _ L b l > - 
-         < F r o m _ L b l   E l e m e n t T y p e = " C o l u m n "   E l e m e n t I d = " 4 8 5 4 2 6 1 3 8 "   D a t a T y p e = " T e x t C o n s t " > F r o m _ L b l < / F r o m _ L b l > - 
-         < G l o b a l L o c a t i o n N u m b e r   E l e m e n t T y p e = " C o l u m n "   E l e m e n t I d = " 1 5 0 0 3 7 2 8 0 0 "   D a t a T y p e = " T e x t " > G l o b a l L o c a t i o n N u m b e r < / G l o b a l L o c a t i o n N u m b e r > - 
-         < G l o b a l L o c a t i o n N u m b e r _ L b l   E l e m e n t T y p e = " C o l u m n "   E l e m e n t I d = " 1 7 5 0 9 1 3 8 9 1 "   D a t a T y p e = " T e x t " > G l o b a l L o c a t i o n N u m b e r _ L b l < / G l o b a l L o c a t i o n N u m b e r _ L b l > - 
-         < H o m e P a g e _ H e a d e r _ L b l   E l e m e n t T y p e = " C o l u m n "   E l e m e n t I d = " 1 8 7 9 7 2 5 0 8 4 "   D a t a T y p e = " T e x t C o n s t " > H o m e P a g e _ H e a d e r _ L b l < / H o m e P a g e _ H e a d e r _ L b l > - 
-         < I n v o i c e D i s c o u n t A m o u n t _ L b l   E l e m e n t T y p e = " C o l u m n "   E l e m e n t I d = " 1 5 9 3 0 1 2 7 3 6 "   D a t a T y p e = " T e x t C o n s t " > I n v o i c e D i s c o u n t A m o u n t _ L b l < / I n v o i c e D i s c o u n t A m o u n t _ L b l > - 
-         < I n v o i c e D i s c o u n t B a s e A m o u n t _ L b l   E l e m e n t T y p e = " C o l u m n "   E l e m e n t I d = " 2 0 2 9 2 6 6 8 7 5 "   D a t a T y p e = " T e x t C o n s t " > I n v o i c e D i s c o u n t B a s e A m o u n t _ L b l < / I n v o i c e D i s c o u n t B a s e A m o u n t _ L b l > - 
-         < L e g a l E n t i t y T y p e   E l e m e n t T y p e = " C o l u m n "   E l e m e n t I d = " 2 0 5 1 8 7 3 5 6 3 "   D a t a T y p e = " T e x t " > L e g a l E n t i t y T y p e < / L e g a l E n t i t y T y p e > - 
-         < L e g a l E n t i t y T y p e _ L b l   E l e m e n t T y p e = " C o l u m n "   E l e m e n t I d = " 2 0 8 0 2 2 4 7 9 2 "   D a t a T y p e = " T e x t " > L e g a l E n t i t y T y p e _ L b l < / L e g a l E n t i t y T y p e _ L b l > - 
-         < L i n e A m o u n t A f t e r I n v o i c e D i s c o u n t _ L b l   E l e m e n t T y p e = " C o l u m n "   E l e m e n t I d = " 6 7 3 7 2 1 0 9 4 "   D a t a T y p e = " T e x t C o n s t " > L i n e A m o u n t A f t e r I n v o i c e D i s c o u n t _ L b l < / L i n e A m o u n t A f t e r I n v o i c e D i s c o u n t _ L b l > - 
-         < L o c a l C u r r e n c y _ L b l   E l e m e n t T y p e = " C o l u m n "   E l e m e n t I d = " 1 5 5 9 6 9 3 4 2 2 "   D a t a T y p e = " T e x t C o n s t " > L o c a l C u r r e n c y _ L b l < / L o c a l C u r r e n c y _ L b l > - 
-         < O r d e r N o   E l e m e n t T y p e = " C o l u m n "   E l e m e n t I d = " 1 4 6 6 4 7 3 8 8 6 "   D a t a T y p e = " C o d e " > O r d e r N o < / O r d e r N o > - 
-         < O r d e r N o _ L b l   E l e m e n t T y p e = " C o l u m n "   E l e m e n t I d = " 1 9 9 1 0 6 2 5 2 9 "   D a t a T y p e = " S t r i n g " > O r d e r N o _ L b l < / O r d e r N o _ L b l > - 
-         < P a c k a g e T r a c k i n g N o   E l e m e n t T y p e = " C o l u m n "   E l e m e n t I d = " 1 2 4 4 8 2 6 1 5 9 "   D a t a T y p e = " T e x t " > P a c k a g e T r a c k i n g N o < / P a c k a g e T r a c k i n g N o > - 
-         < P a c k a g e T r a c k i n g N o _ L b l   E l e m e n t T y p e = " C o l u m n "   E l e m e n t I d = " 2 1 9 3 5 6 7 5 6 "   D a t a T y p e = " S t r i n g " > P a c k a g e T r a c k i n g N o _ L b l < / P a c k a g e T r a c k i n g N o _ L b l > - 
-         < P a g e _ L b l   E l e m e n t T y p e = " C o l u m n "   E l e m e n t I d = " 6 8 0 6 4 8 0 9 1 "   D a t a T y p e = " T e x t C o n s t " > P a g e _ L b l < / P a g e _ L b l > - 
-         < P a y m e n t I n s t r u c t i o n s _ T x t   E l e m e n t T y p e = " C o l u m n "   E l e m e n t I d = " 1 8 7 2 0 8 8 3 "   D a t a T y p e = " T e x t " > P a y m e n t I n s t r u c t i o n s _ T x t < / P a y m e n t I n s t r u c t i o n s _ T x t > - 
-         < P a y m e n t M e t h o d D e s c r i p t i o n   E l e m e n t T y p e = " C o l u m n "   E l e m e n t I d = " 5 8 5 7 5 7 9 7 4 "   D a t a T y p e = " T e x t " > P a y m e n t M e t h o d D e s c r i p t i o n < / P a y m e n t M e t h o d D e s c r i p t i o n > - 
-         < P a y m e n t M e t h o d D e s c r i p t i o n _ L b l   E l e m e n t T y p e = " C o l u m n "   E l e m e n t I d = " 7 9 7 1 1 7 3 2 3 "   D a t a T y p e = " T e x t C o n s t " > P a y m e n t M e t h o d D e s c r i p t i o n _ L b l < / P a y m e n t M e t h o d D e s c r i p t i o n _ L b l > - 
-         < P a y m e n t R e f e r e n c e   E l e m e n t T y p e = " C o l u m n "   E l e m e n t I d = " 3 3 5 4 9 7 0 1 2 "   D a t a T y p e = " T e x t " > P a y m e n t R e f e r e n c e < / P a y m e n t R e f e r e n c e > - 
-         < P a y m e n t R e f e r e n c e _ L b l   E l e m e n t T y p e = " C o l u m n "   E l e m e n t I d = " 8 6 4 7 4 2 0 3 3 "   D a t a T y p e = " T e x t " > P a y m e n t R e f e r e n c e _ L b l < / P a y m e n t R e f e r e n c e _ L b l > - 
-         < P a y m e n t T e r m s D e s c r i p t i o n   E l e m e n t T y p e = " C o l u m n "   E l e m e n t I d = " 2 0 3 8 7 4 2 7 0 0 "   D a t a T y p e = " T e x t " > P a y m e n t T e r m s D e s c r i p t i o n < / P a y m e n t T e r m s D e s c r i p t i o n > - 
-         < P a y m e n t T e r m s D e s c r i p t i o n _ L b l   E l e m e n t T y p e = " C o l u m n "   E l e m e n t I d = " 1 8 7 4 4 9 4 3 2 1 "   D a t a T y p e = " T e x t C o n s t " > P a y m e n t T e r m s D e s c r i p t i o n _ L b l < / P a y m e n t T e r m s D e s c r i p t i o n _ L b l > - 
-         < P r i c e s I n c l u d i n g V A T   E l e m e n t T y p e = " C o l u m n "   E l e m e n t I d = " 5 1 8 8 1 7 1 6 7 "   D a t a T y p e = " B o o l e a n " > P r i c e s I n c l u d i n g V A T < / P r i c e s I n c l u d i n g V A T > - 
-         < P r i c e s I n c l u d i n g V A T _ L b l   E l e m e n t T y p e = " C o l u m n "   E l e m e n t I d = " 1 3 7 7 9 7 9 4 4 4 "   D a t a T y p e = " S t r i n g " > P r i c e s I n c l u d i n g V A T _ L b l < / P r i c e s I n c l u d i n g V A T _ L b l > - 
-         < P r i c e s I n c l u d i n g V A T Y e s N o   E l e m e n t T y p e = " C o l u m n "   E l e m e n t I d = " 1 4 1 1 1 4 7 5 9 9 "   D a t a T y p e = " S t r i n g " > P r i c e s I n c l u d i n g V A T Y e s N o < / P r i c e s I n c l u d i n g V A T Y e s N o > - 
-         < Q R _ C o d e _ I m a g e   E l e m e n t T y p e = " C o l u m n "   E l e m e n t I d = " 2 0 7 9 6 8 0 8 3 6 "   D a t a T y p e = " M e d i a S e t " > Q R _ C o d e _ I m a g e < / Q R _ C o d e _ I m a g e > - 
-         < Q R _ C o d e _ I m a g e _ L b l   E l e m e n t T y p e = " C o l u m n "   E l e m e n t I d = " 1 2 2 9 4 4 6 0 7 "   D a t a T y p e = " S t r i n g " > Q R _ C o d e _ I m a g e _ L b l < / Q R _ C o d e _ I m a g e _ L b l > - 
-         < Q u e s t i o n s _ L b l   E l e m e n t T y p e = " C o l u m n "   E l e m e n t I d = " 2 0 7 0 8 9 0 0 1 9 "   D a t a T y p e = " T e x t C o n s t " > Q u e s t i o n s _ L b l < / Q u e s t i o n s _ L b l > - 
-         < R e c u r r i n g B i l l i n g   E l e m e n t T y p e = " C o l u m n "   E l e m e n t I d = " 4 8 0 8 6 9 9 3 "   D a t a T y p e = " B o o l e a n " > R e c u r r i n g B i l l i n g < / R e c u r r i n g B i l l i n g > - 
-         < R e m a i n i n g A m o u n t   E l e m e n t T y p e = " C o l u m n "   E l e m e n t I d = " 3 5 3 2 6 4 1 3 1 "   D a t a T y p e = " D e c i m a l " > R e m a i n i n g A m o u n t < / R e m a i n i n g A m o u n t > - 
-         < R e m a i n i n g A m o u n t T e x t   E l e m e n t T y p e = " C o l u m n "   E l e m e n t I d = " 1 8 1 3 6 1 2 0 "   D a t a T y p e = " T e x t " > R e m a i n i n g A m o u n t T e x t < / R e m a i n i n g A m o u n t T e x t > - 
-         < S a l e s I n v o i c e L i n e D i s c o u n t _ L b l   E l e m e n t T y p e = " C o l u m n "   E l e m e n t I d = " 6 6 4 6 0 1 5 8 2 "   D a t a T y p e = " T e x t C o n s t " > S a l e s I n v o i c e L i n e D i s c o u n t _ L b l < / S a l e s I n v o i c e L i n e D i s c o u n t _ L b l > - 
-         < S a l e s P e r s o n _ L b l   E l e m e n t T y p e = " C o l u m n "   E l e m e n t I d = " 1 5 6 4 1 9 6 3 6 5 "   D a t a T y p e = " T e x t C o n s t " > S a l e s P e r s o n _ L b l < / S a l e s P e r s o n _ L b l > - 
-         < S a l e s P e r s o n B l a n k _ L b l   E l e m e n t T y p e = " C o l u m n "   E l e m e n t I d = " 6 5 4 6 2 4 6 0 1 "   D a t a T y p e = " T e x t " > S a l e s P e r s o n B l a n k _ L b l < / S a l e s P e r s o n B l a n k _ L b l > - 
-         < S a l e s P e r s o n N a m e   E l e m e n t T y p e = " C o l u m n "   E l e m e n t I d = " 8 7 1 4 9 2 9 8 3 "   D a t a T y p e = " T e x t " > S a l e s P e r s o n N a m e < / S a l e s P e r s o n N a m e > - 
-         < S e l l T o C o n t a c t E m a i l   E l e m e n t T y p e = " C o l u m n "   E l e m e n t I d = " 2 6 2 8 2 4 5 6 4 "   D a t a T y p e = " T e x t " > S e l l T o C o n t a c t E m a i l < / S e l l T o C o n t a c t E m a i l > - 
-         < S e l l T o C o n t a c t E m a i l L b l   E l e m e n t T y p e = " C o l u m n "   E l e m e n t I d = " 3 7 0 9 2 0 3 7 4 "   D a t a T y p e = " T e x t C o n s t " > S e l l T o C o n t a c t E m a i l L b l < / S e l l T o C o n t a c t E m a i l L b l > - 
-         < S e l l T o C o n t a c t M o b i l e P h o n e N o   E l e m e n t T y p e = " C o l u m n "   E l e m e n t I d = " 1 8 4 3 5 8 7 4 7 "   D a t a T y p e = " T e x t " > S e l l T o C o n t a c t M o b i l e P h o n e N o < / S e l l T o C o n t a c t M o b i l e P h o n e N o > - 
-         < S e l l T o C o n t a c t M o b i l e P h o n e N o L b l   E l e m e n t T y p e = " C o l u m n "   E l e m e n t I d = " 1 4 5 7 5 2 8 4 1 7 "   D a t a T y p e = " T e x t C o n s t " > S e l l T o C o n t a c t M o b i l e P h o n e N o L b l < / S e l l T o C o n t a c t M o b i l e P h o n e N o L b l > - 
-         < S e l l T o C o n t a c t P h o n e N o   E l e m e n t T y p e = " C o l u m n "   E l e m e n t I d = " 1 6 1 3 8 2 2 4 8 3 "   D a t a T y p e = " T e x t " > S e l l T o C o n t a c t P h o n e N o < / S e l l T o C o n t a c t P h o n e N o > - 
-         < S e l l T o C o n t a c t P h o n e N o L b l   E l e m e n t T y p e = " C o l u m n "   E l e m e n t I d = " 1 0 5 0 6 8 6 8 0 9 "   D a t a T y p e = " T e x t C o n s t " > S e l l T o C o n t a c t P h o n e N o L b l < / S e l l T o C o n t a c t P h o n e N o L b l > - 
-         < S e l l t o C u s t o m e r N o   E l e m e n t T y p e = " C o l u m n "   E l e m e n t I d = " 2 0 5 0 6 4 7 3 4 9 "   D a t a T y p e = " C o d e " > S e l l t o C u s t o m e r N o < / S e l l t o C u s t o m e r N o > - 
-         < S e l l t o C u s t o m e r N o _ L b l   E l e m e n t T y p e = " C o l u m n "   E l e m e n t I d = " 2 9 8 3 8 1 5 1 2 "   D a t a T y p e = " S t r i n g " > S e l l t o C u s t o m e r N o _ L b l < / S e l l t o C u s t o m e r N o _ L b l > - 
-         < S e l l T o F a x N o   E l e m e n t T y p e = " C o l u m n "   E l e m e n t I d = " 8 6 0 8 2 8 4 3 4 "   D a t a T y p e = " T e x t " > S e l l T o F a x N o < / S e l l T o F a x N o > - 
-         < S e l l T o P h o n e N o   E l e m e n t T y p e = " C o l u m n "   E l e m e n t I d = " 7 5 1 9 3 1 8 4 3 "   D a t a T y p e = " T e x t " > S e l l T o P h o n e N o < / S e l l T o P h o n e N o > - 
-         < S h i p m e n t _ L b l   E l e m e n t T y p e = " C o l u m n "   E l e m e n t I d = " 2 0 8 5 7 6 7 1 2 0 "   D a t a T y p e = " T e x t C o n s t " > S h i p m e n t _ L b l < / S h i p m e n t _ L b l > - 
-         < S h i p m e n t D a t e   E l e m e n t T y p e = " C o l u m n "   E l e m e n t I d = " 9 3 1 1 1 1 4 6 5 "   D a t a T y p e = " S t r i n g " > S h i p m e n t D a t e < / S h i p m e n t D a t e > - 
-         < S h i p m e n t D a t e _ L b l   E l e m e n t T y p e = " C o l u m n "   E l e m e n t I d = " 6 1 4 4 0 0 3 6 4 "   D a t a T y p e = " S t r i n g " > S h i p m e n t D a t e _ L b l < / S h i p m e n t D a t e _ L b l > - 
-         < S h i p m e n t M e t h o d D e s c r i p t i o n   E l e m e n t T y p e = " C o l u m n "   E l e m e n t I d = " 2 0 5 9 4 0 3 2 6 0 "   D a t a T y p e = " T e x t " > S h i p m e n t M e t h o d D e s c r i p t i o n < / S h i p m e n t M e t h o d D e s c r i p t i o n > - 
-         < S h i p m e n t M e t h o d D e s c r i p t i o n _ L b l   E l e m e n t T y p e = " C o l u m n "   E l e m e n t I d = " 1 1 7 9 9 7 8 4 6 5 "   D a t a T y p e = " T e x t C o n s t " > S h i p m e n t M e t h o d D e s c r i p t i o n _ L b l < / S h i p m e n t M e t h o d D e s c r i p t i o n _ L b l > - 
-         < S h i p p i n g A g e n t C o d e   E l e m e n t T y p e = " C o l u m n "   E l e m e n t I d = " 1 6 7 0 1 5 5 2 6 9 "   D a t a T y p e = " C o d e " > S h i p p i n g A g e n t C o d e < / S h i p p i n g A g e n t C o d e > - 
-         < S h i p p i n g A g e n t C o d e _ L b l   E l e m e n t T y p e = " C o l u m n "   E l e m e n t I d = " 1 1 5 3 2 0 1 3 4 "   D a t a T y p e = " S t r i n g " > S h i p p i n g A g e n t C o d e _ L b l < / S h i p p i n g A g e n t C o d e _ L b l > - 
-         < S h i p T o A d d r e s s _ L b l   E l e m e n t T y p e = " C o l u m n "   E l e m e n t I d = " 1 6 5 0 5 0 5 0 1 7 "   D a t a T y p e = " T e x t C o n s t " > S h i p T o A d d r e s s _ L b l < / S h i p T o A d d r e s s _ L b l > - 
-         < S h i p T o A d d r e s s 1   E l e m e n t T y p e = " C o l u m n "   E l e m e n t I d = " 1 3 5 7 6 7 2 8 6 1 "   D a t a T y p e = " T e x t " > S h i p T o A d d r e s s 1 < / S h i p T o A d d r e s s 1 > - 
-         < S h i p T o A d d r e s s 2   E l e m e n t T y p e = " C o l u m n "   E l e m e n t I d = " 1 0 2 4 2 0 4 5 8 4 "   D a t a T y p e = " T e x t " > S h i p T o A d d r e s s 2 < / S h i p T o A d d r e s s 2 > - 
-         < S h i p T o A d d r e s s 3   E l e m e n t T y p e = " C o l u m n "   E l e m e n t I d = " 1 6 6 1 9 0 1 2 0 1 "   D a t a T y p e = " T e x t " > S h i p T o A d d r e s s 3 < / S h i p T o A d d r e s s 3 > - 
-         < S h i p T o A d d r e s s 4   E l e m e n t T y p e = " C o l u m n "   E l e m e n t I d = " 5 5 5 4 1 6 9 9 0 "   D a t a T y p e = " T e x t " > S h i p T o A d d r e s s 4 < / S h i p T o A d d r e s s 4 > - 
-         < S h i p T o A d d r e s s 5   E l e m e n t T y p e = " C o l u m n "   E l e m e n t I d = " 1 1 9 3 1 1 3 6 0 7 "   D a t a T y p e = " T e x t " > S h i p T o A d d r e s s 5 < / S h i p T o A d d r e s s 5 > - 
-         < S h i p T o A d d r e s s 6   E l e m e n t T y p e = " C o l u m n "   E l e m e n t I d = " 7 1 9 9 7 6 2 4 4 "   D a t a T y p e = " T e x t " > S h i p T o A d d r e s s 6 < / S h i p T o A d d r e s s 6 > - 
-         < S h i p T o A d d r e s s 7   E l e m e n t T y p e = " C o l u m n "   E l e m e n t I d = " 8 2 2 7 9 6 2 7 "   D a t a T y p e = " T e x t " > S h i p T o A d d r e s s 7 < / S h i p T o A d d r e s s 7 > - 
-         < S h i p T o A d d r e s s 8   E l e m e n t T y p e = " C o l u m n "   E l e m e n t I d = " 1 4 9 2 9 9 2 1 7 8 "   D a t a T y p e = " T e x t " > S h i p T o A d d r e s s 8 < / S h i p T o A d d r e s s 8 > - 
-         < S h i p T o P h o n e N o   E l e m e n t T y p e = " C o l u m n "   E l e m e n t I d = " 3 6 9 7 0 2 2 5 5 "   D a t a T y p e = " T e x t " > S h i p T o P h o n e N o < / S h i p T o P h o n e N o > - 
-         < S h o w S h i p p i n g A d d r e s s   E l e m e n t T y p e = " C o l u m n "   E l e m e n t I d = " 1 1 2 0 0 7 1 2 6 6 "   D a t a T y p e = " B o o l e a n " > S h o w S h i p p i n g A d d r e s s < / S h o w S h i p p i n g A d d r e s s > - 
-         < S h o w W o r k D e s c r i p t i o n   E l e m e n t T y p e = " C o l u m n "   E l e m e n t I d = " 7 8 5 4 6 8 8 6 5 "   D a t a T y p e = " B o o l e a n " > S h o w W o r k D e s c r i p t i o n < / S h o w W o r k D e s c r i p t i o n > - 
-         < S u b t o t a l _ L b l   E l e m e n t T y p e = " C o l u m n "   E l e m e n t I d = " 1 9 6 7 7 9 5 1 4 2 "   D a t a T y p e = " T e x t C o n s t " > S u b t o t a l _ L b l < / S u b t o t a l _ L b l > - 
-         < T h a n k s _ L b l   E l e m e n t T y p e = " C o l u m n "   E l e m e n t I d = " 2 1 0 3 3 0 5 5 2 5 "   D a t a T y p e = " T e x t C o n s t " > T h a n k s _ L b l < / T h a n k s _ L b l > - 
-         < T o t a l _ L b l   E l e m e n t T y p e = " C o l u m n "   E l e m e n t I d = " 1 2 1 0 1 0 0 8 7 8 "   D a t a T y p e = " T e x t C o n s t " > T o t a l _ L b l < / T o t a l _ L b l > - 
-         < T o t a l C O 2 e _ L b l   E l e m e n t T y p e = " C o l u m n "   E l e m e n t I d = " 1 0 3 0 5 9 5 2 5 5 "   D a t a T y p e = " T e x t " > T o t a l C O 2 e _ L b l < / T o t a l C O 2 e _ L b l > - 
-         < V A T A m o u n t _ L b l   E l e m e n t T y p e = " C o l u m n "   E l e m e n t I d = " 1 0 9 4 6 5 7 2 9 "   D a t a T y p e = " T e x t C o n s t " > V A T A m o u n t _ L b l < / V A T A m o u n t _ L b l > - 
-         < V A T A m o u n t S p e c i f i c a t i o n _ L b l   E l e m e n t T y p e = " C o l u m n "   E l e m e n t I d = " 8 7 8 7 0 6 8 4 6 "   D a t a T y p e = " T e x t C o n s t " > V A T A m o u n t S p e c i f i c a t i o n _ L b l < / V A T A m o u n t S p e c i f i c a t i o n _ L b l > - 
-         < V A T B a s e _ L b l   E l e m e n t T y p e = " C o l u m n "   E l e m e n t I d = " 1 8 6 6 1 5 8 2 7 8 "   D a t a T y p e = " T e x t C o n s t " > V A T B a s e _ L b l < / V A T B a s e _ L b l > - 
-         < V A T C l a u s e _ L b l   E l e m e n t T y p e = " C o l u m n "   E l e m e n t I d = " 1 5 7 0 4 9 5 4 9 0 "   D a t a T y p e = " S t r i n g " > V A T C l a u s e _ L b l < / V A T C l a u s e _ L b l > - 
-         < V A T C l a u s e s _ L b l   E l e m e n t T y p e = " C o l u m n "   E l e m e n t I d = " 1 3 8 3 9 2 0 0 1 9 "   D a t a T y p e = " T e x t C o n s t " > V A T C l a u s e s _ L b l < / V A T C l a u s e s _ L b l > - 
-         < V A T I d e n t i f i e r _ L b l   E l e m e n t T y p e = " C o l u m n "   E l e m e n t I d = " 1 6 8 6 6 2 3 9 8 4 "   D a t a T y p e = " T e x t C o n s t " > V A T I d e n t i f i e r _ L b l < / V A T I d e n t i f i e r _ L b l > - 
-         < V A T P e r c e n t a g e _ L b l   E l e m e n t T y p e = " C o l u m n "   E l e m e n t I d = " 6 7 6 6 5 4 5 6 5 "   D a t a T y p e = " T e x t C o n s t " > V A T P e r c e n t a g e _ L b l < / V A T P e r c e n t a g e _ L b l > - 
-         < V A T R e g i s t r a t i o n N o   E l e m e n t T y p e = " C o l u m n "   E l e m e n t I d = " 1 8 8 9 1 9 5 4 0 2 "   D a t a T y p e = " T e x t " > V A T R e g i s t r a t i o n N o < / V A T R e g i s t r a t i o n N o > - 
-         < V A T R e g i s t r a t i o n N o _ L b l   E l e m e n t T y p e = " C o l u m n "   E l e m e n t I d = " 1 4 2 4 6 1 6 0 8 5 "   D a t a T y p e = " T e x t " > V A T R e g i s t r a t i o n N o _ L b l < / V A T R e g i s t r a t i o n N o _ L b l > - 
-         < Y o u r D o c u m e n t T i t l e _ L b l   E l e m e n t T y p e = " C o l u m n "   E l e m e n t I d = " 1 8 2 1 7 1 6 9 3 4 "   D a t a T y p e = " T e x t C o n s t " > Y o u r D o c u m e n t T i t l e _ L b l < / Y o u r D o c u m e n t T i t l e _ L b l > - 
-         < Y o u r R e f e r e n c e   E l e m e n t T y p e = " C o l u m n "   E l e m e n t I d = " 1 1 0 3 9 9 5 1 "   D a t a T y p e = " T e x t " > Y o u r R e f e r e n c e < / Y o u r R e f e r e n c e > - 
-         < Y o u r R e f e r e n c e _ L b l   E l e m e n t T y p e = " C o l u m n "   E l e m e n t I d = " 4 6 5 4 7 7 4 2 6 "   D a t a T y p e = " S t r i n g " > Y o u r R e f e r e n c e _ L b l < / Y o u r R e f e r e n c e _ L b l > - 
-         < L i n e   E l e m e n t T y p e = " D a t a I t e m "   E l e m e n t I d = " 4 1 1 9 7 6 1 3 3 " > - 
-             < A m o u n t E x c l u d i n g V A T _ L i n e   E l e m e n t T y p e = " C o l u m n "   E l e m e n t I d = " 1 0 6 2 4 6 0 0 4 0 "   D a t a T y p e = " D e c i m a l " > A m o u n t E x c l u d i n g V A T _ L i n e < / A m o u n t E x c l u d i n g V A T _ L i n e > - 
-             < A m o u n t E x c l u d i n g V A T _ L i n e _ L b l   E l e m e n t T y p e = " C o l u m n "   E l e m e n t I d = " 2 0 0 2 8 7 4 4 7 5 "   D a t a T y p e = " S t r i n g " > A m o u n t E x c l u d i n g V A T _ L i n e _ L b l < / A m o u n t E x c l u d i n g V A T _ L i n e _ L b l > - 
-             < A m o u n t I n c l u d i n g V A T _ L i n e   E l e m e n t T y p e = " C o l u m n "   E l e m e n t I d = " 7 7 0 9 2 8 4 0 2 "   D a t a T y p e = " D e c i m a l " > A m o u n t I n c l u d i n g V A T _ L i n e < / A m o u n t I n c l u d i n g V A T _ L i n e > - 
-             < A m o u n t I n c l u d i n g V A T _ L i n e _ L b l   E l e m e n t T y p e = " C o l u m n "   E l e m e n t I d = " 9 3 0 7 4 7 3 1 3 "   D a t a T y p e = " S t r i n g " > A m o u n t I n c l u d i n g V A T _ L i n e _ L b l < / A m o u n t I n c l u d i n g V A T _ L i n e _ L b l > - 
-             < C O 2 e P e r U n i t _ L i n e   E l e m e n t T y p e = " C o l u m n "   E l e m e n t I d = " 1 3 2 0 1 7 0 3 0 2 "   D a t a T y p e = " T e x t " > C O 2 e P e r U n i t _ L i n e < / C O 2 e P e r U n i t _ L i n e > - 
-             < C o n t r a c t L i n e N o   E l e m e n t T y p e = " C o l u m n "   E l e m e n t I d = " 3 0 7 6 6 9 2 4 8 "   D a t a T y p e = " I n t e g e r " > C o n t r a c t L i n e N o < / C o n t r a c t L i n e N o > - 
-             < C o n t r a c t N o   E l e m e n t T y p e = " C o l u m n "   E l e m e n t I d = " 1 9 5 9 3 0 8 7 1 8 "   D a t a T y p e = " C o d e " > C o n t r a c t N o < / C o n t r a c t N o > - 
-             < D e s c r i p t i o n _ L i n e   E l e m e n t T y p e = " C o l u m n "   E l e m e n t I d = " 1 4 0 6 8 2 2 3 1 0 "   D a t a T y p e = " T e x t " > D e s c r i p t i o n _ L i n e < / D e s c r i p t i o n _ L i n e > - 
-             < D e s c r i p t i o n _ L i n e _ L b l   E l e m e n t T y p e = " C o l u m n "   E l e m e n t I d = " 2 1 1 8 9 5 1 4 9 5 "   D a t a T y p e = " S t r i n g " > D e s c r i p t i o n _ L i n e _ L b l < / D e s c r i p t i o n _ L i n e _ L b l > - 
-             < I t e m N o _ L i n e   E l e m e n t T y p e = " C o l u m n "   E l e m e n t I d = " 1 9 1 0 2 9 6 2 8 8 "   D a t a T y p e = " C o d e " > I t e m N o _ L i n e < / I t e m N o _ L i n e > - 
-             < I t e m N o _ L i n e _ L b l   E l e m e n t T y p e = " C o l u m n "   E l e m e n t I d = " 1 3 4 0 0 7 9 6 1 3 "   D a t a T y p e = " S t r i n g " > I t e m N o _ L i n e _ L b l < / I t e m N o _ L i n e _ L b l > - 
-             < I t e m R e f e r e n c e N o _ L i n e   E l e m e n t T y p e = " C o l u m n "   E l e m e n t I d = " 9 2 7 2 3 5 7 "   D a t a T y p e = " C o d e " > I t e m R e f e r e n c e N o _ L i n e < / I t e m R e f e r e n c e N o _ L i n e > - 
-             < I t e m R e f e r e n c e N o _ L i n e _ L b l   E l e m e n t T y p e = " C o l u m n "   E l e m e n t I d = " 1 9 8 0 6 3 1 1 3 0 "   D a t a T y p e = " S t r i n g " > I t e m R e f e r e n c e N o _ L i n e _ L b l < / I t e m R e f e r e n c e N o _ L i n e _ L b l > - 
-             < J o b N o   E l e m e n t T y p e = " C o l u m n "   E l e m e n t I d = " 1 8 1 5 5 8 0 3 6 5 "   D a t a T y p e = " C o d e " > J o b N o < / J o b N o > - 
-             < J o b N o _ L b l   E l e m e n t T y p e = " C o l u m n "   E l e m e n t I d = " 1 8 9 7 0 9 4 2 6 "   D a t a T y p e = " T e x t " > J o b N o _ L b l < / J o b N o _ L b l > - 
-             < J o b T a s k D e s c _ L b l   E l e m e n t T y p e = " C o l u m n "   E l e m e n t I d = " 5 4 8 3 1 0 0 2 7 "   D a t a T y p e = " T e x t C o n s t " > J o b T a s k D e s c _ L b l < / J o b T a s k D e s c _ L b l > - 
-             < J o b T a s k D e s c r i p t i o n   E l e m e n t T y p e = " C o l u m n "   E l e m e n t I d = " 1 0 6 5 5 0 2 3 4 3 "   D a t a T y p e = " T e x t " > J o b T a s k D e s c r i p t i o n < / J o b T a s k D e s c r i p t i o n > - 
-             < J o b T a s k N o   E l e m e n t T y p e = " C o l u m n "   E l e m e n t I d = " 9 4 0 0 8 9 4 5 8 "   D a t a T y p e = " C o d e " > J o b T a s k N o < / J o b T a s k N o > - 
-             < J o b T a s k N o _ L b l   E l e m e n t T y p e = " C o l u m n "   E l e m e n t I d = " 6 2 2 6 5 1 9 4 9 "   D a t a T y p e = " T e x t " > J o b T a s k N o _ L b l < / J o b T a s k N o _ L b l > - 
-             < L i n e A m o u n t _ L i n e   E l e m e n t T y p e = " C o l u m n "   E l e m e n t I d = " 2 6 8 9 3 7 1 6 2 "   D a t a T y p e = " T e x t " > L i n e A m o u n t _ L i n e < / L i n e A m o u n t _ L i n e > - 
-             < L i n e A m o u n t _ L i n e _ L b l   E l e m e n t T y p e = " C o l u m n "   E l e m e n t I d = " 9 9 2 9 0 1 8 4 5 "   D a t a T y p e = " S t r i n g " > L i n e A m o u n t _ L i n e _ L b l < / L i n e A m o u n t _ L i n e _ L b l > - 
-             < L i n e D i s c o u n t P e r c e n t _ L i n e   E l e m e n t T y p e = " C o l u m n "   E l e m e n t I d = " 9 0 7 8 2 7 4 3 6 "   D a t a T y p e = " D e c i m a l " > L i n e D i s c o u n t P e r c e n t _ L i n e < / L i n e D i s c o u n t P e r c e n t _ L i n e > - 
-             < L i n e D i s c o u n t P e r c e n t T e x t _ L i n e   E l e m e n t T y p e = " C o l u m n "   E l e m e n t I d = " 6 1 3 1 3 5 1 9 "   D a t a T y p e = " T e x t " > L i n e D i s c o u n t P e r c e n t T e x t _ L i n e < / L i n e D i s c o u n t P e r c e n t T e x t _ L i n e > - 
-             < L i n e N o _ L i n e   E l e m e n t T y p e = " C o l u m n "   E l e m e n t I d = " 6 9 8 9 8 5 9 7 9 "   D a t a T y p e = " I n t e g e r " > L i n e N o _ L i n e < / L i n e N o _ L i n e > - 
-             < P r i c e _ L b l   E l e m e n t T y p e = " C o l u m n "   E l e m e n t I d = " 2 1 2 6 7 6 4 9 2 5 "   D a t a T y p e = " T e x t C o n s t " > P r i c e _ L b l < / P r i c e _ L b l > - 
-             < P r i c e P e r _ L b l   E l e m e n t T y p e = " C o l u m n "   E l e m e n t I d = " 9 7 3 2 8 0 1 3 4 "   D a t a T y p e = " T e x t C o n s t " > P r i c e P e r _ L b l < / P r i c e P e r _ L b l > - 
-             < Q t y _ L b l   E l e m e n t T y p e = " C o l u m n "   E l e m e n t I d = " 2 6 3 6 7 3 7 6 4 "   D a t a T y p e = " T e x t C o n s t " > Q t y _ L b l < / Q t y _ L b l > - 
-             < Q u a n t i t y _ L i n e   E l e m e n t T y p e = " C o l u m n "   E l e m e n t I d = " 1 0 6 8 5 4 3 5 3 7 "   D a t a T y p e = " T e x t " > Q u a n t i t y _ L i n e < / Q u a n t i t y _ L i n e > - 
-             < Q u a n t i t y _ L i n e _ L b l   E l e m e n t T y p e = " C o l u m n "   E l e m e n t I d = " 2 0 3 4 5 0 6 8 0 2 "   D a t a T y p e = " S t r i n g " > Q u a n t i t y _ L i n e _ L b l < / Q u a n t i t y _ L i n e _ L b l > - 
-             < R e c u r r i n g B i l l i n g f r o m   E l e m e n t T y p e = " C o l u m n "   E l e m e n t I d = " 4 7 7 0 0 1 9 2 1 "   D a t a T y p e = " D a t e " > R e c u r r i n g B i l l i n g f r o m < / R e c u r r i n g B i l l i n g f r o m > - 
-             < R e c u r r i n g B i l l i n g t o   E l e m e n t T y p e = " C o l u m n "   E l e m e n t I d = " 1 3 8 4 6 2 3 0 0 4 "   D a t a T y p e = " D a t e " > R e c u r r i n g B i l l i n g t o < / R e c u r r i n g B i l l i n g t o > - 
-             < S h i p m e n t D a t e _ L i n e   E l e m e n t T y p e = " C o l u m n "   E l e m e n t I d = " 1 6 7 3 3 7 5 4 1 6 "   D a t a T y p e = " S t r i n g " > S h i p m e n t D a t e _ L i n e < / S h i p m e n t D a t e _ L i n e > - 
-             < S h i p m e n t D a t e _ L i n e _ L b l   E l e m e n t T y p e = " C o l u m n "   E l e m e n t I d = " 8 5 3 2 2 4 3 6 3 "   D a t a T y p e = " T e x t C o n s t " > S h i p m e n t D a t e _ L i n e _ L b l < / S h i p m e n t D a t e _ L i n e _ L b l > - 
-             < T r a n s H e a d e r A m o u n t   E l e m e n t T y p e = " C o l u m n "   E l e m e n t I d = " 2 0 2 8 3 0 6 2 7 6 "   D a t a T y p e = " D e c i m a l " > T r a n s H e a d e r A m o u n t < / T r a n s H e a d e r A m o u n t > - 
-             < T y p e _ L i n e   E l e m e n t T y p e = " C o l u m n "   E l e m e n t I d = " 2 7 2 8 0 4 9 2 4 "   D a t a T y p e = " S t r i n g " > T y p e _ L i n e < / T y p e _ L i n e > - 
-             < U n i t _ L b l   E l e m e n t T y p e = " C o l u m n "   E l e m e n t I d = " 8 1 4 3 6 4 3 1 8 "   D a t a T y p e = " T e x t C o n s t " > U n i t _ L b l < / U n i t _ L b l > - 
-             < U n i t O f M e a s u r e   E l e m e n t T y p e = " C o l u m n "   E l e m e n t I d = " 1 8 0 8 2 2 8 0 1 8 "   D a t a T y p e = " T e x t " > U n i t O f M e a s u r e < / U n i t O f M e a s u r e > - 
-             < U n i t O f M e a s u r e _ L b l   E l e m e n t T y p e = " C o l u m n "   E l e m e n t I d = " 9 8 1 9 5 1 2 4 9 "   D a t a T y p e = " S t r i n g " > U n i t O f M e a s u r e _ L b l < / U n i t O f M e a s u r e _ L b l > - 
-             < U n i t P r i c e   E l e m e n t T y p e = " C o l u m n "   E l e m e n t I d = " 1 4 7 8 2 2 1 5 2 6 "   D a t a T y p e = " T e x t " > U n i t P r i c e < / U n i t P r i c e > - 
-             < U n i t P r i c e _ L b l   E l e m e n t T y p e = " C o l u m n "   E l e m e n t I d = " 1 1 6 3 9 2 6 6 0 3 "   D a t a T y p e = " S t r i n g " > U n i t P r i c e _ L b l < / U n i t P r i c e _ L b l > - 
-             < V A T I d e n t i f i e r _ L i n e   E l e m e n t T y p e = " C o l u m n "   E l e m e n t I d = " 1 7 7 3 6 2 2 4 1 2 "   D a t a T y p e = " C o d e " > V A T I d e n t i f i e r _ L i n e < / V A T I d e n t i f i e r _ L i n e > - 
-             < V A T I d e n t i f i e r _ L i n e _ L b l   E l e m e n t T y p e = " C o l u m n "   E l e m e n t I d = " 5 3 3 7 8 2 7 0 3 "   D a t a T y p e = " S t r i n g " > V A T I d e n t i f i e r _ L i n e _ L b l < / V A T I d e n t i f i e r _ L i n e _ L b l > - 
-             < V A T P c t _ L i n e   E l e m e n t T y p e = " C o l u m n "   E l e m e n t I d = " 1 9 7 4 0 0 1 9 4 4 "   D a t a T y p e = " T e x t " > V A T P c t _ L i n e < / V A T P c t _ L i n e > - 
-             < V A T P c t _ L i n e _ L b l   E l e m e n t T y p e = " C o l u m n "   E l e m e n t I d = " 1 2 0 7 5 2 9 9 1 5 "   D a t a T y p e = " S t r i n g " > V A T P c t _ L i n e _ L b l < / V A T P c t _ L i n e _ L b l > - 
-             < S h i p m e n t L i n e   E l e m e n t T y p e = " D a t a I t e m "   E l e m e n t I d = " 2 0 1 5 9 9 6 0 5 1 " > - 
-                 < D o c u m e n t N o _ S h i p m e n t L i n e   E l e m e n t T y p e = " C o l u m n "   E l e m e n t I d = " 1 2 4 3 7 6 7 7 6 2 "   D a t a T y p e = " C o d e " > D o c u m e n t N o _ S h i p m e n t L i n e < / D o c u m e n t N o _ S h i p m e n t L i n e > - 
-                 < P o s t i n g D a t e _ S h i p m e n t L i n e   E l e m e n t T y p e = " C o l u m n "   E l e m e n t I d = " 1 8 3 4 0 0 3 2 0 "   D a t a T y p e = " S t r i n g " > P o s t i n g D a t e _ S h i p m e n t L i n e < / P o s t i n g D a t e _ S h i p m e n t L i n e > - 
-                 < P o s t i n g D a t e _ S h i p m e n t L i n e _ L b l   E l e m e n t T y p e = " C o l u m n "   E l e m e n t I d = " 1 0 9 0 0 6 9 0 2 7 "   D a t a T y p e = " S t r i n g " > P o s t i n g D a t e _ S h i p m e n t L i n e _ L b l < / P o s t i n g D a t e _ S h i p m e n t L i n e _ L b l > - 
-                 < Q u a n t i t y _ S h i p m e n t L i n e   E l e m e n t T y p e = " C o l u m n "   E l e m e n t I d = " 1 6 3 7 0 3 4 2 4 7 "   D a t a T y p e = " D e c i m a l " > Q u a n t i t y _ S h i p m e n t L i n e < / Q u a n t i t y _ S h i p m e n t L i n e > - 
-                 < Q u a n t i t y _ S h i p m e n t L i n e _ L b l   E l e m e n t T y p e = " C o l u m n "   E l e m e n t I d = " 1 6 0 2 6 6 7 3 8 6 "   D a t a T y p e = " S t r i n g " > Q u a n t i t y _ S h i p m e n t L i n e _ L b l < / Q u a n t i t y _ S h i p m e n t L i n e _ L b l > +     < H e a d e r > + 
+         < B i l l e d T o _ L b l > B i l l e d T o _ L b l < / B i l l e d T o _ L b l > + 
+         < B i l l T o C o n t a c t E m a i l > B i l l T o C o n t a c t E m a i l < / B i l l T o C o n t a c t E m a i l > + 
+         < B i l l T o C o n t a c t E m a i l L b l > B i l l T o C o n t a c t E m a i l L b l < / B i l l T o C o n t a c t E m a i l L b l > + 
+         < B i l l T o C o n t a c t M o b i l e P h o n e N o > B i l l T o C o n t a c t M o b i l e P h o n e N o < / B i l l T o C o n t a c t M o b i l e P h o n e N o > + 
+         < B i l l T o C o n t a c t M o b i l e P h o n e N o L b l > B i l l T o C o n t a c t M o b i l e P h o n e N o L b l < / B i l l T o C o n t a c t M o b i l e P h o n e N o L b l > + 
+         < B i l l T o C o n t a c t P h o n e N o > B i l l T o C o n t a c t P h o n e N o < / B i l l T o C o n t a c t P h o n e N o > + 
+         < B i l l T o C o n t a c t P h o n e N o L b l > B i l l T o C o n t a c t P h o n e N o L b l < / B i l l T o C o n t a c t P h o n e N o L b l > + 
+         < B i l l t o C u s t o m e r N o _ L b l > B i l l t o C u s t o m e r N o _ L b l < / B i l l t o C u s t o m e r N o _ L b l > + 
+         < B i l l t o C u s t u m e r N o > B i l l t o C u s t u m e r N o < / B i l l t o C u s t u m e r N o > + 
+         < C h e c k s P a y a b l e _ L b l > C h e c k s P a y a b l e _ L b l < / C h e c k s P a y a b l e _ L b l > + 
+         < C O 2 e P e r U n i t _ L b l > C O 2 e P e r U n i t _ L b l < / C O 2 e P e r U n i t _ L b l > + 
+         < C o m p a n y A d d r e s s 1 > C o m p a n y A d d r e s s 1 < / C o m p a n y A d d r e s s 1 > + 
+         < C o m p a n y A d d r e s s 2 > C o m p a n y A d d r e s s 2 < / C o m p a n y A d d r e s s 2 > + 
+         < C o m p a n y A d d r e s s 3 > C o m p a n y A d d r e s s 3 < / C o m p a n y A d d r e s s 3 > + 
+         < C o m p a n y A d d r e s s 4 > C o m p a n y A d d r e s s 4 < / C o m p a n y A d d r e s s 4 > + 
+         < C o m p a n y A d d r e s s 5 > C o m p a n y A d d r e s s 5 < / C o m p a n y A d d r e s s 5 > + 
+         < C o m p a n y A d d r e s s 6 > C o m p a n y A d d r e s s 6 < / C o m p a n y A d d r e s s 6 > + 
+         < C o m p a n y A d d r e s s 7 > C o m p a n y A d d r e s s 7 < / C o m p a n y A d d r e s s 7 > + 
+         < C o m p a n y A d d r e s s 8 > C o m p a n y A d d r e s s 8 < / C o m p a n y A d d r e s s 8 > + 
+         < C o m p a n y B a n k A c c o u n t N o > C o m p a n y B a n k A c c o u n t N o < / C o m p a n y B a n k A c c o u n t N o > + 
+         < C o m p a n y B a n k A c c o u n t N o _ L b l > C o m p a n y B a n k A c c o u n t N o _ L b l < / C o m p a n y B a n k A c c o u n t N o _ L b l > + 
+         < C o m p a n y B a n k B r a n c h N o > C o m p a n y B a n k B r a n c h N o < / C o m p a n y B a n k B r a n c h N o > + 
+         < C o m p a n y B a n k B r a n c h N o _ L b l > C o m p a n y B a n k B r a n c h N o _ L b l < / C o m p a n y B a n k B r a n c h N o _ L b l > + 
+         < C o m p a n y B a n k N a m e > C o m p a n y B a n k N a m e < / C o m p a n y B a n k N a m e > + 
+         < C o m p a n y B a n k N a m e _ L b l > C o m p a n y B a n k N a m e _ L b l < / C o m p a n y B a n k N a m e _ L b l > + 
+         < C o m p a n y C u s t o m G i r o > C o m p a n y C u s t o m G i r o < / C o m p a n y C u s t o m G i r o > + 
+         < C o m p a n y C u s t o m G i r o _ L b l > C o m p a n y C u s t o m G i r o _ L b l < / C o m p a n y C u s t o m G i r o _ L b l > + 
+         < C o m p a n y E M a i l > C o m p a n y E M a i l < / C o m p a n y E M a i l > + 
+         < C o m p a n y G i r o N o > C o m p a n y G i r o N o < / C o m p a n y G i r o N o > + 
+         < C o m p a n y G i r o N o _ L b l > C o m p a n y G i r o N o _ L b l < / C o m p a n y G i r o N o _ L b l > + 
+         < C o m p a n y H o m e P a g e > C o m p a n y H o m e P a g e < / C o m p a n y H o m e P a g e > + 
+         < C o m p a n y I B A N > C o m p a n y I B A N < / C o m p a n y I B A N > + 
+         < C o m p a n y I B A N _ L b l > C o m p a n y I B A N _ L b l < / C o m p a n y I B A N _ L b l > + 
+         < C o m p a n y L e g a l O f f i c e > C o m p a n y L e g a l O f f i c e < / C o m p a n y L e g a l O f f i c e > + 
+         < C o m p a n y L e g a l O f f i c e _ L b l > C o m p a n y L e g a l O f f i c e _ L b l < / C o m p a n y L e g a l O f f i c e _ L b l > + 
+         < C o m p a n y L e g a l S t a t e m e n t > C o m p a n y L e g a l S t a t e m e n t < / C o m p a n y L e g a l S t a t e m e n t > + 
+         < C o m p a n y L o g o P o s i t i o n > C o m p a n y L o g o P o s i t i o n < / C o m p a n y L o g o P o s i t i o n > + 
+         < C o m p a n y P h o n e N o > C o m p a n y P h o n e N o < / C o m p a n y P h o n e N o > + 
+         < C o m p a n y P h o n e N o _ L b l > C o m p a n y P h o n e N o _ L b l < / C o m p a n y P h o n e N o _ L b l > + 
+         < C o m p a n y P i c t u r e / > + 
+         < C o m p a n y R e g i s t r a t i o n N u m b e r > C o m p a n y R e g i s t r a t i o n N u m b e r < / C o m p a n y R e g i s t r a t i o n N u m b e r > + 
+         < C o m p a n y R e g i s t r a t i o n N u m b e r _ L b l > C o m p a n y R e g i s t r a t i o n N u m b e r _ L b l < / C o m p a n y R e g i s t r a t i o n N u m b e r _ L b l > + 
+         < C o m p a n y S W I F T > C o m p a n y S W I F T < / C o m p a n y S W I F T > + 
+         < C o m p a n y S W I F T _ L b l > C o m p a n y S W I F T _ L b l < / C o m p a n y S W I F T _ L b l > + 
+         < C o m p a n y V A T R e g i s t r a t i o n N o > C o m p a n y V A T R e g i s t r a t i o n N o < / C o m p a n y V A T R e g i s t r a t i o n N o > + 
+         < C o m p a n y V A T R e g i s t r a t i o n N o _ L b l > C o m p a n y V A T R e g i s t r a t i o n N o _ L b l < / C o m p a n y V A T R e g i s t r a t i o n N o _ L b l > + 
+         < C o m p a n y V A T R e g N o > C o m p a n y V A T R e g N o < / C o m p a n y V A T R e g N o > + 
+         < C o m p a n y V A T R e g N o _ L b l > C o m p a n y V A T R e g N o _ L b l < / C o m p a n y V A T R e g N o _ L b l > + 
+         < C o n t a c t _ L b l > C o n t a c t _ L b l < / C o n t a c t _ L b l > + 
+         < C o p y _ L b l > C o p y _ L b l < / C o p y _ L b l > + 
+         < C u s t o m e r A d d r e s s 1 > C u s t o m e r A d d r e s s 1 < / C u s t o m e r A d d r e s s 1 > + 
+         < C u s t o m e r A d d r e s s 2 > C u s t o m e r A d d r e s s 2 < / C u s t o m e r A d d r e s s 2 > + 
+         < C u s t o m e r A d d r e s s 3 > C u s t o m e r A d d r e s s 3 < / C u s t o m e r A d d r e s s 3 > + 
+         < C u s t o m e r A d d r e s s 4 > C u s t o m e r A d d r e s s 4 < / C u s t o m e r A d d r e s s 4 > + 
+         < C u s t o m e r A d d r e s s 5 > C u s t o m e r A d d r e s s 5 < / C u s t o m e r A d d r e s s 5 > + 
+         < C u s t o m e r A d d r e s s 6 > C u s t o m e r A d d r e s s 6 < / C u s t o m e r A d d r e s s 6 > + 
+         < C u s t o m e r A d d r e s s 7 > C u s t o m e r A d d r e s s 7 < / C u s t o m e r A d d r e s s 7 > + 
+         < C u s t o m e r A d d r e s s 8 > C u s t o m e r A d d r e s s 8 < / C u s t o m e r A d d r e s s 8 > + 
+         < C u s t o m e r P o s t a l B a r C o d e > C u s t o m e r P o s t a l B a r C o d e < / C u s t o m e r P o s t a l B a r C o d e > + 
+         < D i s c l a i m e r _ L b l > D i s c l a i m e r _ L b l < / D i s c l a i m e r _ L b l > + 
+         < D i s p l a y A d d i t i o n a l F e e N o t e > D i s p l a y A d d i t i o n a l F e e N o t e < / D i s p l a y A d d i t i o n a l F e e N o t e > + 
+         < D o c u m e n t D a t e > D o c u m e n t D a t e < / D o c u m e n t D a t e > + 
+         < D o c u m e n t D a t e _ L b l > D o c u m e n t D a t e _ L b l < / D o c u m e n t D a t e _ L b l > + 
+         < D o c u m e n t N o > D o c u m e n t N o < / D o c u m e n t N o > + 
+         < D o c u m e n t N o _ L b l > D o c u m e n t N o _ L b l < / D o c u m e n t N o _ L b l > + 
+         < D o c u m e n t T i t l e _ L b l > D o c u m e n t T i t l e _ L b l < / D o c u m e n t T i t l e _ L b l > + 
+         < D u e D a t e > D u e D a t e < / D u e D a t e > + 
+         < D u e D a t e _ L b l > D u e D a t e _ L b l < / D u e D a t e _ L b l > + 
+         < E M a i l _ H e a d e r _ L b l > E M a i l _ H e a d e r _ L b l < / E M a i l _ H e a d e r _ L b l > + 
+         < E x c h a n g e R a t e A s T e x t > E x c h a n g e R a t e A s T e x t < / E x c h a n g e R a t e A s T e x t > + 
+         < E x t e r n a l D o c u m e n t N o > E x t e r n a l D o c u m e n t N o < / E x t e r n a l D o c u m e n t N o > + 
+         < E x t e r n a l D o c u m e n t N o _ L b l > E x t e r n a l D o c u m e n t N o _ L b l < / E x t e r n a l D o c u m e n t N o _ L b l > + 
+         < F r o m _ L b l > F r o m _ L b l < / F r o m _ L b l > + 
+         < G l o b a l L o c a t i o n N u m b e r > G l o b a l L o c a t i o n N u m b e r < / G l o b a l L o c a t i o n N u m b e r > + 
+         < G l o b a l L o c a t i o n N u m b e r _ L b l > G l o b a l L o c a t i o n N u m b e r _ L b l < / G l o b a l L o c a t i o n N u m b e r _ L b l > + 
+         < H o m e P a g e _ H e a d e r _ L b l > H o m e P a g e _ H e a d e r _ L b l < / H o m e P a g e _ H e a d e r _ L b l > + 
+         < I n v o i c e D i s c o u n t A m o u n t _ L b l > I n v o i c e D i s c o u n t A m o u n t _ L b l < / I n v o i c e D i s c o u n t A m o u n t _ L b l > + 
+         < I n v o i c e D i s c o u n t B a s e A m o u n t _ L b l > I n v o i c e D i s c o u n t B a s e A m o u n t _ L b l < / I n v o i c e D i s c o u n t B a s e A m o u n t _ L b l > + 
+         < L e g a l E n t i t y T y p e > L e g a l E n t i t y T y p e < / L e g a l E n t i t y T y p e > + 
+         < L e g a l E n t i t y T y p e _ L b l > L e g a l E n t i t y T y p e _ L b l < / L e g a l E n t i t y T y p e _ L b l > + 
+         < L i n e A m o u n t A f t e r I n v o i c e D i s c o u n t _ L b l > L i n e A m o u n t A f t e r I n v o i c e D i s c o u n t _ L b l < / L i n e A m o u n t A f t e r I n v o i c e D i s c o u n t _ L b l > + 
+         < L o c a l C u r r e n c y _ L b l > L o c a l C u r r e n c y _ L b l < / L o c a l C u r r e n c y _ L b l > + 
+         < O r d e r N o > O r d e r N o < / O r d e r N o > + 
+         < O r d e r N o _ L b l > O r d e r N o _ L b l < / O r d e r N o _ L b l > + 
+         < P a c k a g e T r a c k i n g N o > P a c k a g e T r a c k i n g N o < / P a c k a g e T r a c k i n g N o > + 
+         < P a c k a g e T r a c k i n g N o _ L b l > P a c k a g e T r a c k i n g N o _ L b l < / P a c k a g e T r a c k i n g N o _ L b l > + 
+         < P a g e _ L b l > P a g e _ L b l < / P a g e _ L b l > + 
+         < P a y m e n t I n s t r u c t i o n s _ T x t > P a y m e n t I n s t r u c t i o n s _ T x t < / P a y m e n t I n s t r u c t i o n s _ T x t > + 
+         < P a y m e n t M e t h o d D e s c r i p t i o n > P a y m e n t M e t h o d D e s c r i p t i o n < / P a y m e n t M e t h o d D e s c r i p t i o n > + 
+         < P a y m e n t M e t h o d D e s c r i p t i o n _ L b l > P a y m e n t M e t h o d D e s c r i p t i o n _ L b l < / P a y m e n t M e t h o d D e s c r i p t i o n _ L b l > + 
+         < P a y m e n t R e f e r e n c e > P a y m e n t R e f e r e n c e < / P a y m e n t R e f e r e n c e > + 
+         < P a y m e n t R e f e r e n c e _ L b l > P a y m e n t R e f e r e n c e _ L b l < / P a y m e n t R e f e r e n c e _ L b l > + 
+         < P a y m e n t T e r m s D e s c r i p t i o n > P a y m e n t T e r m s D e s c r i p t i o n < / P a y m e n t T e r m s D e s c r i p t i o n > + 
+         < P a y m e n t T e r m s D e s c r i p t i o n _ L b l > P a y m e n t T e r m s D e s c r i p t i o n _ L b l < / P a y m e n t T e r m s D e s c r i p t i o n _ L b l > + 
+         < P r i c e s I n c l u d i n g V A T > P r i c e s I n c l u d i n g V A T < / P r i c e s I n c l u d i n g V A T > + 
+         < P r i c e s I n c l u d i n g V A T _ L b l > P r i c e s I n c l u d i n g V A T _ L b l < / P r i c e s I n c l u d i n g V A T _ L b l > + 
+         < P r i c e s I n c l u d i n g V A T Y e s N o > P r i c e s I n c l u d i n g V A T Y e s N o < / P r i c e s I n c l u d i n g V A T Y e s N o > + 
+         < Q R _ C o d e _ I m a g e > Q R _ C o d e _ I m a g e < / Q R _ C o d e _ I m a g e > + 
+         < Q R _ C o d e _ I m a g e _ L b l > Q R _ C o d e _ I m a g e _ L b l < / Q R _ C o d e _ I m a g e _ L b l > + 
+         < Q u e s t i o n s _ L b l > Q u e s t i o n s _ L b l < / Q u e s t i o n s _ L b l > + 
+         < R e c u r r i n g B i l l i n g > R e c u r r i n g B i l l i n g < / R e c u r r i n g B i l l i n g > + 
+         < R e m a i n i n g A m o u n t > R e m a i n i n g A m o u n t < / R e m a i n i n g A m o u n t > + 
+         < R e m a i n i n g A m o u n t T e x t > R e m a i n i n g A m o u n t T e x t < / R e m a i n i n g A m o u n t T e x t > + 
+         < S a l e s I n v o i c e L i n e D i s c o u n t _ L b l > S a l e s I n v o i c e L i n e D i s c o u n t _ L b l < / S a l e s I n v o i c e L i n e D i s c o u n t _ L b l > + 
+         < S a l e s P e r s o n _ L b l > S a l e s P e r s o n _ L b l < / S a l e s P e r s o n _ L b l > + 
+         < S a l e s P e r s o n B l a n k _ L b l > S a l e s P e r s o n B l a n k _ L b l < / S a l e s P e r s o n B l a n k _ L b l > + 
+         < S a l e s P e r s o n N a m e > S a l e s P e r s o n N a m e < / S a l e s P e r s o n N a m e > + 
+         < S e l l T o C o n t a c t E m a i l > S e l l T o C o n t a c t E m a i l < / S e l l T o C o n t a c t E m a i l > + 
+         < S e l l T o C o n t a c t E m a i l L b l > S e l l T o C o n t a c t E m a i l L b l < / S e l l T o C o n t a c t E m a i l L b l > + 
+         < S e l l T o C o n t a c t M o b i l e P h o n e N o > S e l l T o C o n t a c t M o b i l e P h o n e N o < / S e l l T o C o n t a c t M o b i l e P h o n e N o > + 
+         < S e l l T o C o n t a c t M o b i l e P h o n e N o L b l > S e l l T o C o n t a c t M o b i l e P h o n e N o L b l < / S e l l T o C o n t a c t M o b i l e P h o n e N o L b l > + 
+         < S e l l T o C o n t a c t P h o n e N o > S e l l T o C o n t a c t P h o n e N o < / S e l l T o C o n t a c t P h o n e N o > + 
+         < S e l l T o C o n t a c t P h o n e N o L b l > S e l l T o C o n t a c t P h o n e N o L b l < / S e l l T o C o n t a c t P h o n e N o L b l > + 
+         < S e l l t o C u s t o m e r N o > S e l l t o C u s t o m e r N o < / S e l l t o C u s t o m e r N o > + 
+         < S e l l t o C u s t o m e r N o _ L b l > S e l l t o C u s t o m e r N o _ L b l < / S e l l t o C u s t o m e r N o _ L b l > + 
+         < S e l l T o F a x N o > S e l l T o F a x N o < / S e l l T o F a x N o > + 
+         < S e l l T o P h o n e N o > S e l l T o P h o n e N o < / S e l l T o P h o n e N o > + 
+         < S h i p m e n t _ L b l > S h i p m e n t _ L b l < / S h i p m e n t _ L b l > + 
+         < S h i p m e n t D a t e > S h i p m e n t D a t e < / S h i p m e n t D a t e > + 
+         < S h i p m e n t D a t e _ L b l > S h i p m e n t D a t e _ L b l < / S h i p m e n t D a t e _ L b l > + 
+         < S h i p m e n t M e t h o d D e s c r i p t i o n > S h i p m e n t M e t h o d D e s c r i p t i o n < / S h i p m e n t M e t h o d D e s c r i p t i o n > + 
+         < S h i p m e n t M e t h o d D e s c r i p t i o n _ L b l > S h i p m e n t M e t h o d D e s c r i p t i o n _ L b l < / S h i p m e n t M e t h o d D e s c r i p t i o n _ L b l > + 
+         < S h i p p i n g A g e n t C o d e > S h i p p i n g A g e n t C o d e < / S h i p p i n g A g e n t C o d e > + 
+         < S h i p p i n g A g e n t C o d e _ L b l > S h i p p i n g A g e n t C o d e _ L b l < / S h i p p i n g A g e n t C o d e _ L b l > + 
+         < S h i p T o A d d r e s s _ L b l > S h i p T o A d d r e s s _ L b l < / S h i p T o A d d r e s s _ L b l > + 
+         < S h i p T o A d d r e s s 1 > S h i p T o A d d r e s s 1 < / S h i p T o A d d r e s s 1 > + 
+         < S h i p T o A d d r e s s 2 > S h i p T o A d d r e s s 2 < / S h i p T o A d d r e s s 2 > + 
+         < S h i p T o A d d r e s s 3 > S h i p T o A d d r e s s 3 < / S h i p T o A d d r e s s 3 > + 
+         < S h i p T o A d d r e s s 4 > S h i p T o A d d r e s s 4 < / S h i p T o A d d r e s s 4 > + 
+         < S h i p T o A d d r e s s 5 > S h i p T o A d d r e s s 5 < / S h i p T o A d d r e s s 5 > + 
+         < S h i p T o A d d r e s s 6 > S h i p T o A d d r e s s 6 < / S h i p T o A d d r e s s 6 > + 
+         < S h i p T o A d d r e s s 7 > S h i p T o A d d r e s s 7 < / S h i p T o A d d r e s s 7 > + 
+         < S h i p T o A d d r e s s 8 > S h i p T o A d d r e s s 8 < / S h i p T o A d d r e s s 8 > + 
+         < S h i p T o P h o n e N o > S h i p T o P h o n e N o < / S h i p T o P h o n e N o > + 
+         < S h o w S h i p p i n g A d d r e s s > S h o w S h i p p i n g A d d r e s s < / S h o w S h i p p i n g A d d r e s s > + 
+         < S h o w W o r k D e s c r i p t i o n > S h o w W o r k D e s c r i p t i o n < / S h o w W o r k D e s c r i p t i o n > + 
+         < S u b t o t a l _ L b l > S u b t o t a l _ L b l < / S u b t o t a l _ L b l > + 
+         < T h a n k s _ L b l > T h a n k s _ L b l < / T h a n k s _ L b l > + 
+         < T o t a l _ L b l > T o t a l _ L b l < / T o t a l _ L b l > + 
+         < T o t a l C O 2 e _ L b l > T o t a l C O 2 e _ L b l < / T o t a l C O 2 e _ L b l > + 
+         < V A T A m o u n t _ L b l > V A T A m o u n t _ L b l < / V A T A m o u n t _ L b l > + 
+         < V A T A m o u n t S p e c i f i c a t i o n _ L b l > V A T A m o u n t S p e c i f i c a t i o n _ L b l < / V A T A m o u n t S p e c i f i c a t i o n _ L b l > + 
+         < V A T B a s e _ L b l > V A T B a s e _ L b l < / V A T B a s e _ L b l > + 
+         < V A T C l a u s e _ L b l > V A T C l a u s e _ L b l < / V A T C l a u s e _ L b l > + 
+         < V A T C l a u s e s _ L b l > V A T C l a u s e s _ L b l < / V A T C l a u s e s _ L b l > + 
+         < V A T I d e n t i f i e r _ L b l > V A T I d e n t i f i e r _ L b l < / V A T I d e n t i f i e r _ L b l > + 
+         < V A T P e r c e n t a g e _ L b l > V A T P e r c e n t a g e _ L b l < / V A T P e r c e n t a g e _ L b l > + 
+         < V A T R e g i s t r a t i o n N o > V A T R e g i s t r a t i o n N o < / V A T R e g i s t r a t i o n N o > + 
+         < V A T R e g i s t r a t i o n N o _ L b l > V A T R e g i s t r a t i o n N o _ L b l < / V A T R e g i s t r a t i o n N o _ L b l > + 
+         < Y o u r D o c u m e n t T i t l e _ L b l > Y o u r D o c u m e n t T i t l e _ L b l < / Y o u r D o c u m e n t T i t l e _ L b l > + 
+         < Y o u r R e f e r e n c e > Y o u r R e f e r e n c e < / Y o u r R e f e r e n c e > + 
+         < Y o u r R e f e r e n c e _ L b l > Y o u r R e f e r e n c e _ L b l < / Y o u r R e f e r e n c e _ L b l > + 
+         < L i n e > + 
+             < A m o u n t E x c l u d i n g V A T _ L i n e > A m o u n t E x c l u d i n g V A T _ L i n e < / A m o u n t E x c l u d i n g V A T _ L i n e > + 
+             < A m o u n t E x c l u d i n g V A T _ L i n e _ L b l > A m o u n t E x c l u d i n g V A T _ L i n e _ L b l < / A m o u n t E x c l u d i n g V A T _ L i n e _ L b l > + 
+             < A m o u n t I n c l u d i n g V A T _ L i n e > A m o u n t I n c l u d i n g V A T _ L i n e < / A m o u n t I n c l u d i n g V A T _ L i n e > + 
+             < A m o u n t I n c l u d i n g V A T _ L i n e _ L b l > A m o u n t I n c l u d i n g V A T _ L i n e _ L b l < / A m o u n t I n c l u d i n g V A T _ L i n e _ L b l > + 
+             < C O 2 e P e r U n i t _ L i n e > C O 2 e P e r U n i t _ L i n e < / C O 2 e P e r U n i t _ L i n e > + 
+             < C o n t r a c t L i n e N o > C o n t r a c t L i n e N o < / C o n t r a c t L i n e N o > + 
+             < C o n t r a c t N o > C o n t r a c t N o < / C o n t r a c t N o > + 
+             < D e s c r i p t i o n _ L i n e > D e s c r i p t i o n _ L i n e < / D e s c r i p t i o n _ L i n e > + 
+             < D e s c r i p t i o n _ L i n e _ L b l > D e s c r i p t i o n _ L i n e _ L b l < / D e s c r i p t i o n _ L i n e _ L b l > + 
+             < I t e m N o _ L i n e > I t e m N o _ L i n e < / I t e m N o _ L i n e > + 
+             < I t e m N o _ L i n e _ L b l > I t e m N o _ L i n e _ L b l < / I t e m N o _ L i n e _ L b l > + 
+             < I t e m R e f e r e n c e N o _ L i n e > I t e m R e f e r e n c e N o _ L i n e < / I t e m R e f e r e n c e N o _ L i n e > + 
+             < I t e m R e f e r e n c e N o _ L i n e _ L b l > I t e m R e f e r e n c e N o _ L i n e _ L b l < / I t e m R e f e r e n c e N o _ L i n e _ L b l > + 
+             < J o b N o > J o b N o < / J o b N o > + 
+             < J o b N o _ L b l > J o b N o _ L b l < / J o b N o _ L b l > + 
+             < J o b T a s k D e s c _ L b l > J o b T a s k D e s c _ L b l < / J o b T a s k D e s c _ L b l > + 
+             < J o b T a s k D e s c r i p t i o n > J o b T a s k D e s c r i p t i o n < / J o b T a s k D e s c r i p t i o n > + 
+             < J o b T a s k N o > J o b T a s k N o < / J o b T a s k N o > + 
+             < J o b T a s k N o _ L b l > J o b T a s k N o _ L b l < / J o b T a s k N o _ L b l > + 
+             < L i n e A m o u n t _ L i n e > L i n e A m o u n t _ L i n e < / L i n e A m o u n t _ L i n e > + 
+             < L i n e A m o u n t _ L i n e _ L b l > L i n e A m o u n t _ L i n e _ L b l < / L i n e A m o u n t _ L i n e _ L b l > + 
+             < L i n e D i s c o u n t P e r c e n t _ L i n e > L i n e D i s c o u n t P e r c e n t _ L i n e < / L i n e D i s c o u n t P e r c e n t _ L i n e > + 
+             < L i n e D i s c o u n t P e r c e n t T e x t _ L i n e > L i n e D i s c o u n t P e r c e n t T e x t _ L i n e < / L i n e D i s c o u n t P e r c e n t T e x t _ L i n e > + 
+             < L i n e N o _ L i n e > L i n e N o _ L i n e < / L i n e N o _ L i n e > + 
+             < P r i c e _ L b l > P r i c e _ L b l < / P r i c e _ L b l > + 
+             < P r i c e P e r _ L b l > P r i c e P e r _ L b l < / P r i c e P e r _ L b l > + 
+             < Q t y _ L b l > Q t y _ L b l < / Q t y _ L b l > + 
+             < Q u a n t i t y _ L i n e > Q u a n t i t y _ L i n e < / Q u a n t i t y _ L i n e > + 
+             < Q u a n t i t y _ L i n e _ L b l > Q u a n t i t y _ L i n e _ L b l < / Q u a n t i t y _ L i n e _ L b l > + 
+             < R e c u r r i n g B i l l i n g f r o m > R e c u r r i n g B i l l i n g f r o m < / R e c u r r i n g B i l l i n g f r o m > + 
+             < R e c u r r i n g B i l l i n g t o > R e c u r r i n g B i l l i n g t o < / R e c u r r i n g B i l l i n g t o > + 
+             < S h i p m e n t D a t e _ L i n e > S h i p m e n t D a t e _ L i n e < / S h i p m e n t D a t e _ L i n e > + 
+             < S h i p m e n t D a t e _ L i n e _ L b l > S h i p m e n t D a t e _ L i n e _ L b l < / S h i p m e n t D a t e _ L i n e _ L b l > + 
+             < T r a n s H e a d e r A m o u n t > T r a n s H e a d e r A m o u n t < / T r a n s H e a d e r A m o u n t > + 
+             < T y p e _ L i n e > T y p e _ L i n e < / T y p e _ L i n e > + 
+             < U n i t _ L b l > U n i t _ L b l < / U n i t _ L b l > + 
+             < U n i t O f M e a s u r e > U n i t O f M e a s u r e < / U n i t O f M e a s u r e > + 
+             < U n i t O f M e a s u r e _ L b l > U n i t O f M e a s u r e _ L b l < / U n i t O f M e a s u r e _ L b l > + 
+             < U n i t P r i c e > U n i t P r i c e < / U n i t P r i c e > + 
+             < U n i t P r i c e _ L b l > U n i t P r i c e _ L b l < / U n i t P r i c e _ L b l > + 
+             < V A T I d e n t i f i e r _ L i n e > V A T I d e n t i f i e r _ L i n e < / V A T I d e n t i f i e r _ L i n e > + 
+             < V A T I d e n t i f i e r _ L i n e _ L b l > V A T I d e n t i f i e r _ L i n e _ L b l < / V A T I d e n t i f i e r _ L i n e _ L b l > + 
+             < V A T P c t _ L i n e > V A T P c t _ L i n e < / V A T P c t _ L i n e > + 
+             < V A T P c t _ L i n e _ L b l > V A T P c t _ L i n e _ L b l < / V A T P c t _ L i n e _ L b l > + 
+             < S h i p m e n t L i n e > + 
+                 < D o c u m e n t N o _ S h i p m e n t L i n e > D o c u m e n t N o _ S h i p m e n t L i n e < / D o c u m e n t N o _ S h i p m e n t L i n e > + 
+                 < P o s t i n g D a t e _ S h i p m e n t L i n e > P o s t i n g D a t e _ S h i p m e n t L i n e < / P o s t i n g D a t e _ S h i p m e n t L i n e > + 
+                 < P o s t i n g D a t e _ S h i p m e n t L i n e _ L b l > P o s t i n g D a t e _ S h i p m e n t L i n e _ L b l < / P o s t i n g D a t e _ S h i p m e n t L i n e _ L b l > + 
+                 < Q u a n t i t y _ S h i p m e n t L i n e > Q u a n t i t y _ S h i p m e n t L i n e < / Q u a n t i t y _ S h i p m e n t L i n e > + 
+                 < Q u a n t i t y _ S h i p m e n t L i n e _ L b l > Q u a n t i t y _ S h i p m e n t L i n e _ L b l < / Q u a n t i t y _ S h i p m e n t L i n e _ L b l >   
              < / S h i p m e n t L i n e >   
-             < A s s e m b l y L i n e   E l e m e n t T y p e = " D a t a I t e m "   E l e m e n t I d = " 1 2 0 5 9 4 2 8 5 " > - 
-                 < D e s c r i p t i o n _ A s s e m b l y L i n e   E l e m e n t T y p e = " C o l u m n "   E l e m e n t I d = " 2 8 0 7 4 3 7 9 6 "   D a t a T y p e = " T e x t " > D e s c r i p t i o n _ A s s e m b l y L i n e < / D e s c r i p t i o n _ A s s e m b l y L i n e > - 
-                 < L i n e N o _ A s s e m b l y L i n e   E l e m e n t T y p e = " C o l u m n "   E l e m e n t I d = " 6 4 0 5 8 3 8 9 1 "   D a t a T y p e = " C o d e " > L i n e N o _ A s s e m b l y L i n e < / L i n e N o _ A s s e m b l y L i n e > - 
-                 < Q u a n t i t y _ A s s e m b l y L i n e   E l e m e n t T y p e = " C o l u m n "   E l e m e n t I d = " 1 9 5 7 6 4 8 2 3 1 "   D a t a T y p e = " D e c i m a l " > Q u a n t i t y _ A s s e m b l y L i n e < / Q u a n t i t y _ A s s e m b l y L i n e > - 
-                 < U n i t O f M e a s u r e _ A s s e m b l y L i n e   E l e m e n t T y p e = " C o l u m n "   E l e m e n t I d = " 1 6 4 9 1 2 3 7 7 3 "   D a t a T y p e = " T e x t " > U n i t O f M e a s u r e _ A s s e m b l y L i n e < / U n i t O f M e a s u r e _ A s s e m b l y L i n e > - 
-                 < V a r i a n t C o d e _ A s s e m b l y L i n e   E l e m e n t T y p e = " C o l u m n "   E l e m e n t I d = " 1 8 6 9 4 0 7 6 7 2 "   D a t a T y p e = " C o d e " > V a r i a n t C o d e _ A s s e m b l y L i n e < / V a r i a n t C o d e _ A s s e m b l y L i n e > +             < A s s e m b l y L i n e > + 
+                 < D e s c r i p t i o n _ A s s e m b l y L i n e > D e s c r i p t i o n _ A s s e m b l y L i n e < / D e s c r i p t i o n _ A s s e m b l y L i n e > + 
+                 < L i n e N o _ A s s e m b l y L i n e > L i n e N o _ A s s e m b l y L i n e < / L i n e N o _ A s s e m b l y L i n e > + 
+                 < Q u a n t i t y _ A s s e m b l y L i n e > Q u a n t i t y _ A s s e m b l y L i n e < / Q u a n t i t y _ A s s e m b l y L i n e > + 
+                 < U n i t O f M e a s u r e _ A s s e m b l y L i n e > U n i t O f M e a s u r e _ A s s e m b l y L i n e < / U n i t O f M e a s u r e _ A s s e m b l y L i n e > + 
+                 < V a r i a n t C o d e _ A s s e m b l y L i n e > V a r i a n t C o d e _ A s s e m b l y L i n e < / V a r i a n t C o d e _ A s s e m b l y L i n e >   
              < / A s s e m b l y L i n e >   
          < / L i n e >   
-         < W o r k D e s c r i p t i o n L i n e s   E l e m e n t T y p e = " D a t a I t e m "   E l e m e n t I d = " 2 7 6 8 1 9 4 4 7 " > - 
-             < W o r k D e s c r i p t i o n L i n e   E l e m e n t T y p e = " C o l u m n "   E l e m e n t I d = " 1 9 4 7 6 2 1 6 7 6 "   D a t a T y p e = " T e x t " > W o r k D e s c r i p t i o n L i n e < / W o r k D e s c r i p t i o n L i n e > - 
-             < W o r k D e s c r i p t i o n L i n e N u m b e r   E l e m e n t T y p e = " C o l u m n "   E l e m e n t I d = " 7 9 7 3 0 7 2 2 3 "   D a t a T y p e = " I n t e g e r " > W o r k D e s c r i p t i o n L i n e N u m b e r < / W o r k D e s c r i p t i o n L i n e N u m b e r > +         < W o r k D e s c r i p t i o n L i n e s > + 
+             < W o r k D e s c r i p t i o n L i n e > W o r k D e s c r i p t i o n L i n e < / W o r k D e s c r i p t i o n L i n e > + 
+             < W o r k D e s c r i p t i o n L i n e N u m b e r > W o r k D e s c r i p t i o n L i n e N u m b e r < / W o r k D e s c r i p t i o n L i n e N u m b e r >   
          < / W o r k D e s c r i p t i o n L i n e s >   
-         < V A T A m o u n t L i n e   E l e m e n t T y p e = " D a t a I t e m "   E l e m e n t I d = " 8 2 7 5 3 4 3 4 8 " > - 
-             < I n v o i c e D i s c o u n t A m o u n t _ V A T A m o u n t L i n e   E l e m e n t T y p e = " C o l u m n "   E l e m e n t I d = " 8 2 4 7 3 0 1 4 1 "   D a t a T y p e = " D e c i m a l " > I n v o i c e D i s c o u n t A m o u n t _ V A T A m o u n t L i n e < / I n v o i c e D i s c o u n t A m o u n t _ V A T A m o u n t L i n e > - 
-             < I n v o i c e D i s c o u n t A m o u n t _ V A T A m o u n t L i n e _ L b l   E l e m e n t T y p e = " C o l u m n "   E l e m e n t I d = " 1 5 6 2 2 0 0 0 3 4 "   D a t a T y p e = " S t r i n g " > I n v o i c e D i s c o u n t A m o u n t _ V A T A m o u n t L i n e _ L b l < / I n v o i c e D i s c o u n t A m o u n t _ V A T A m o u n t L i n e _ L b l > - 
-             < I n v o i c e D i s c o u n t B a s e A m o u n t _ V A T A m o u n t L i n e   E l e m e n t T y p e = " C o l u m n "   E l e m e n t I d = " 2 0 4 0 3 3 2 2 6 6 "   D a t a T y p e = " D e c i m a l " > I n v o i c e D i s c o u n t B a s e A m o u n t _ V A T A m o u n t L i n e < / I n v o i c e D i s c o u n t B a s e A m o u n t _ V A T A m o u n t L i n e > - 
-             < I n v o i c e D i s c o u n t B a s e A m o u n t _ V A T A m o u n t L i n e _ L b l   E l e m e n t T y p e = " C o l u m n "   E l e m e n t I d = " 4 0 5 9 6 0 3 3 1 "   D a t a T y p e = " S t r i n g " > I n v o i c e D i s c o u n t B a s e A m o u n t _ V A T A m o u n t L i n e _ L b l < / I n v o i c e D i s c o u n t B a s e A m o u n t _ V A T A m o u n t L i n e _ L b l > - 
-             < L i n e A m o u n t _ V a t A m o u n t L i n e   E l e m e n t T y p e = " C o l u m n "   E l e m e n t I d = " 2 1 4 6 5 4 0 1 "   D a t a T y p e = " D e c i m a l " > L i n e A m o u n t _ V a t A m o u n t L i n e < / L i n e A m o u n t _ V a t A m o u n t L i n e > - 
-             < L i n e A m o u n t _ V a t A m o u n t L i n e _ L b l   E l e m e n t T y p e = " C o l u m n "   E l e m e n t I d = " 1 1 1 0 9 1 2 1 2 4 "   D a t a T y p e = " S t r i n g " > L i n e A m o u n t _ V a t A m o u n t L i n e _ L b l < / L i n e A m o u n t _ V a t A m o u n t L i n e _ L b l > - 
-             < N o O f V A T I d e n t i f i e r s   E l e m e n t T y p e = " C o l u m n "   E l e m e n t I d = " 1 1 5 3 2 6 3 0 2 6 "   D a t a T y p e = " I n t e g e r " > N o O f V A T I d e n t i f i e r s < / N o O f V A T I d e n t i f i e r s > - 
-             < V A T A m o u n t _ V a t A m o u n t L i n e   E l e m e n t T y p e = " C o l u m n "   E l e m e n t I d = " 1 8 9 1 8 2 0 6 2 0 "   D a t a T y p e = " D e c i m a l " > V A T A m o u n t _ V a t A m o u n t L i n e < / V A T A m o u n t _ V a t A m o u n t L i n e > - 
-             < V A T A m o u n t _ V a t A m o u n t L i n e _ L b l   E l e m e n t T y p e = " C o l u m n "   E l e m e n t I d = " 1 5 1 3 5 5 5 4 7 3 "   D a t a T y p e = " S t r i n g " > V A T A m o u n t _ V a t A m o u n t L i n e _ L b l < / V A T A m o u n t _ V a t A m o u n t L i n e _ L b l > - 
-             < V A T A m o u n t L C Y _ V A T A m o u n t L i n e   E l e m e n t T y p e = " C o l u m n "   E l e m e n t I d = " 1 5 8 1 9 9 4 3 5 0 "   D a t a T y p e = " D e c i m a l " > V A T A m o u n t L C Y _ V A T A m o u n t L i n e < / V A T A m o u n t L C Y _ V A T A m o u n t L i n e > - 
-             < V A T A m o u n t L C Y _ V A T A m o u n t L i n e _ L b l   E l e m e n t T y p e = " C o l u m n "   E l e m e n t I d = " 9 2 3 0 0 3 3 7 "   D a t a T y p e = " T e x t C o n s t " > V A T A m o u n t L C Y _ V A T A m o u n t L i n e _ L b l < / V A T A m o u n t L C Y _ V A T A m o u n t L i n e _ L b l > - 
-             < V A T B a s e _ V a t A m o u n t L i n e   E l e m e n t T y p e = " C o l u m n "   E l e m e n t I d = " 1 4 5 8 9 3 7 8 1 9 "   D a t a T y p e = " D e c i m a l " > V A T B a s e _ V a t A m o u n t L i n e < / V A T B a s e _ V a t A m o u n t L i n e > - 
-             < V A T B a s e _ V a t A m o u n t L i n e _ L b l   E l e m e n t T y p e = " C o l u m n "   E l e m e n t I d = " 1 6 9 1 3 0 2 4 8 8 "   D a t a T y p e = " S t r i n g " > V A T B a s e _ V a t A m o u n t L i n e _ L b l < / V A T B a s e _ V a t A m o u n t L i n e _ L b l > - 
-             < V A T B a s e L C Y _ V A T A m o u n t L i n e   E l e m e n t T y p e = " C o l u m n "   E l e m e n t I d = " 1 8 6 0 9 4 5 6 3 5 "   D a t a T y p e = " D e c i m a l " > V A T B a s e L C Y _ V A T A m o u n t L i n e < / V A T B a s e L C Y _ V A T A m o u n t L i n e > - 
-             < V A T B a s e L C Y _ V A T A m o u n t L i n e _ L b l   E l e m e n t T y p e = " C o l u m n "   E l e m e n t I d = " 1 2 3 6 4 6 7 9 9 8 "   D a t a T y p e = " T e x t C o n s t " > V A T B a s e L C Y _ V A T A m o u n t L i n e _ L b l < / V A T B a s e L C Y _ V A T A m o u n t L i n e _ L b l > - 
-             < V A T I d e n t i f i e r _ V a t A m o u n t L i n e   E l e m e n t T y p e = " C o l u m n "   E l e m e n t I d = " 1 1 4 2 0 7 0 0 3 5 "   D a t a T y p e = " C o d e " > V A T I d e n t i f i e r _ V a t A m o u n t L i n e < / V A T I d e n t i f i e r _ V a t A m o u n t L i n e > - 
-             < V A T I d e n t i f i e r _ V a t A m o u n t L i n e _ L b l   E l e m e n t T y p e = " C o l u m n "   E l e m e n t I d = " 8 6 4 5 0 4 5 0 "   D a t a T y p e = " S t r i n g " > V A T I d e n t i f i e r _ V a t A m o u n t L i n e _ L b l < / V A T I d e n t i f i e r _ V a t A m o u n t L i n e _ L b l > - 
-             < V A T P c t _ V a t A m o u n t L i n e   E l e m e n t T y p e = " C o l u m n "   E l e m e n t I d = " 1 4 5 3 5 4 2 7 7 7 "   D a t a T y p e = " D e c i m a l " > V A T P c t _ V a t A m o u n t L i n e < / V A T P c t _ V a t A m o u n t L i n e > - 
-             < V A T P c t _ V a t A m o u n t L i n e _ L b l   E l e m e n t T y p e = " C o l u m n "   E l e m e n t I d = " 6 7 6 3 2 3 7 8 "   D a t a T y p e = " S t r i n g " > V A T P c t _ V a t A m o u n t L i n e _ L b l < / V A T P c t _ V a t A m o u n t L i n e _ L b l > +         < V A T A m o u n t L i n e > + 
+             < I n v o i c e D i s c o u n t A m o u n t _ V A T A m o u n t L i n e > I n v o i c e D i s c o u n t A m o u n t _ V A T A m o u n t L i n e < / I n v o i c e D i s c o u n t A m o u n t _ V A T A m o u n t L i n e > + 
+             < I n v o i c e D i s c o u n t A m o u n t _ V A T A m o u n t L i n e _ L b l > I n v o i c e D i s c o u n t A m o u n t _ V A T A m o u n t L i n e _ L b l < / I n v o i c e D i s c o u n t A m o u n t _ V A T A m o u n t L i n e _ L b l > + 
+             < I n v o i c e D i s c o u n t B a s e A m o u n t _ V A T A m o u n t L i n e > I n v o i c e D i s c o u n t B a s e A m o u n t _ V A T A m o u n t L i n e < / I n v o i c e D i s c o u n t B a s e A m o u n t _ V A T A m o u n t L i n e > + 
+             < I n v o i c e D i s c o u n t B a s e A m o u n t _ V A T A m o u n t L i n e _ L b l > I n v o i c e D i s c o u n t B a s e A m o u n t _ V A T A m o u n t L i n e _ L b l < / I n v o i c e D i s c o u n t B a s e A m o u n t _ V A T A m o u n t L i n e _ L b l > + 
+             < L i n e A m o u n t _ V a t A m o u n t L i n e > L i n e A m o u n t _ V a t A m o u n t L i n e < / L i n e A m o u n t _ V a t A m o u n t L i n e > + 
+             < L i n e A m o u n t _ V a t A m o u n t L i n e _ L b l > L i n e A m o u n t _ V a t A m o u n t L i n e _ L b l < / L i n e A m o u n t _ V a t A m o u n t L i n e _ L b l > + 
+             < N o O f V A T I d e n t i f i e r s > N o O f V A T I d e n t i f i e r s < / N o O f V A T I d e n t i f i e r s > + 
+             < V A T A m o u n t _ V a t A m o u n t L i n e > V A T A m o u n t _ V a t A m o u n t L i n e < / V A T A m o u n t _ V a t A m o u n t L i n e > + 
+             < V A T A m o u n t _ V a t A m o u n t L i n e _ L b l > V A T A m o u n t _ V a t A m o u n t L i n e _ L b l < / V A T A m o u n t _ V a t A m o u n t L i n e _ L b l > + 
+             < V A T A m o u n t L C Y _ V A T A m o u n t L i n e > V A T A m o u n t L C Y _ V A T A m o u n t L i n e < / V A T A m o u n t L C Y _ V A T A m o u n t L i n e > + 
+             < V A T A m o u n t L C Y _ V A T A m o u n t L i n e _ L b l > V A T A m o u n t L C Y _ V A T A m o u n t L i n e _ L b l < / V A T A m o u n t L C Y _ V A T A m o u n t L i n e _ L b l > + 
+             < V A T B a s e _ V a t A m o u n t L i n e > V A T B a s e _ V a t A m o u n t L i n e < / V A T B a s e _ V a t A m o u n t L i n e > + 
+             < V A T B a s e _ V a t A m o u n t L i n e _ L b l > V A T B a s e _ V a t A m o u n t L i n e _ L b l < / V A T B a s e _ V a t A m o u n t L i n e _ L b l > + 
+             < V A T B a s e L C Y _ V A T A m o u n t L i n e > V A T B a s e L C Y _ V A T A m o u n t L i n e < / V A T B a s e L C Y _ V A T A m o u n t L i n e > + 
+             < V A T B a s e L C Y _ V A T A m o u n t L i n e _ L b l > V A T B a s e L C Y _ V A T A m o u n t L i n e _ L b l < / V A T B a s e L C Y _ V A T A m o u n t L i n e _ L b l > + 
+             < V A T I d e n t i f i e r _ V a t A m o u n t L i n e > V A T I d e n t i f i e r _ V a t A m o u n t L i n e < / V A T I d e n t i f i e r _ V a t A m o u n t L i n e > + 
+             < V A T I d e n t i f i e r _ V a t A m o u n t L i n e _ L b l > V A T I d e n t i f i e r _ V a t A m o u n t L i n e _ L b l < / V A T I d e n t i f i e r _ V a t A m o u n t L i n e _ L b l > + 
+             < V A T P c t _ V a t A m o u n t L i n e > V A T P c t _ V a t A m o u n t L i n e < / V A T P c t _ V a t A m o u n t L i n e > + 
+             < V A T P c t _ V a t A m o u n t L i n e _ L b l > V A T P c t _ V a t A m o u n t L i n e _ L b l < / V A T P c t _ V a t A m o u n t L i n e _ L b l >   
          < / V A T A m o u n t L i n e >   
-         < V A T C l a u s e L i n e   E l e m e n t T y p e = " D a t a I t e m "   E l e m e n t I d = " 1 6 6 5 5 0 0 1 6 3 " > - 
-             < C o d e _ V A T C l a u s e L i n e   E l e m e n t T y p e = " C o l u m n "   E l e m e n t I d = " 1 8 2 4 5 8 9 8 4 7 "   D a t a T y p e = " C o d e " > C o d e _ V A T C l a u s e L i n e < / C o d e _ V A T C l a u s e L i n e > - 
-             < C o d e _ V A T C l a u s e L i n e _ L b l   E l e m e n t T y p e = " C o l u m n "   E l e m e n t I d = " 4 6 1 5 3 3 0 2 "   D a t a T y p e = " S t r i n g " > C o d e _ V A T C l a u s e L i n e _ L b l < / C o d e _ V A T C l a u s e L i n e _ L b l > - 
-             < D e s c r i p t i o n _ V A T C l a u s e L i n e   E l e m e n t T y p e = " C o l u m n "   E l e m e n t I d = " 1 3 0 5 5 4 5 9 2 4 "   D a t a T y p e = " T e x t " > D e s c r i p t i o n _ V A T C l a u s e L i n e < / D e s c r i p t i o n _ V A T C l a u s e L i n e > - 
-             < D e s c r i p t i o n 2 _ V A T C l a u s e L i n e   E l e m e n t T y p e = " C o l u m n "   E l e m e n t I d = " 1 3 7 9 6 6 7 4 7 0 "   D a t a T y p e = " T e x t " > D e s c r i p t i o n 2 _ V A T C l a u s e L i n e < / D e s c r i p t i o n 2 _ V A T C l a u s e L i n e > - 
-             < N o O f V A T C l a u s e s   E l e m e n t T y p e = " C o l u m n "   E l e m e n t I d = " 7 5 6 4 1 7 3 9 2 "   D a t a T y p e = " I n t e g e r " > N o O f V A T C l a u s e s < / N o O f V A T C l a u s e s > - 
-             < V A T A m o u n t _ V A T C l a u s e L i n e   E l e m e n t T y p e = " C o l u m n "   E l e m e n t I d = " 2 2 2 4 6 9 0 5 9 "   D a t a T y p e = " D e c i m a l " > V A T A m o u n t _ V A T C l a u s e L i n e < / V A T A m o u n t _ V A T C l a u s e L i n e > - 
-             < V A T C l a u s e s H e a d e r   E l e m e n t T y p e = " C o l u m n "   E l e m e n t I d = " 1 9 7 2 4 0 9 9 2 9 "   D a t a T y p e = " T e x t " > V A T C l a u s e s H e a d e r < / V A T C l a u s e s H e a d e r > - 
-             < V A T I d e n t i f i e r _ V A T C l a u s e L i n e   E l e m e n t T y p e = " C o l u m n "   E l e m e n t I d = " 1 4 6 4 4 7 2 4 7 8 "   D a t a T y p e = " C o d e " > V A T I d e n t i f i e r _ V A T C l a u s e L i n e < / V A T I d e n t i f i e r _ V A T C l a u s e L i n e > +         < V A T C l a u s e L i n e > + 
+             < C o d e _ V A T C l a u s e L i n e > C o d e _ V A T C l a u s e L i n e < / C o d e _ V A T C l a u s e L i n e > + 
+             < C o d e _ V A T C l a u s e L i n e _ L b l > C o d e _ V A T C l a u s e L i n e _ L b l < / C o d e _ V A T C l a u s e L i n e _ L b l > + 
+             < D e s c r i p t i o n _ V A T C l a u s e L i n e > D e s c r i p t i o n _ V A T C l a u s e L i n e < / D e s c r i p t i o n _ V A T C l a u s e L i n e > + 
+             < D e s c r i p t i o n 2 _ V A T C l a u s e L i n e > D e s c r i p t i o n 2 _ V A T C l a u s e L i n e < / D e s c r i p t i o n 2 _ V A T C l a u s e L i n e > + 
+             < N o O f V A T C l a u s e s > N o O f V A T C l a u s e s < / N o O f V A T C l a u s e s > + 
+             < V A T A m o u n t _ V A T C l a u s e L i n e > V A T A m o u n t _ V A T C l a u s e L i n e < / V A T A m o u n t _ V A T C l a u s e L i n e > + 
+             < V A T C l a u s e s H e a d e r > V A T C l a u s e s H e a d e r < / V A T C l a u s e s H e a d e r > + 
+             < V A T I d e n t i f i e r _ V A T C l a u s e L i n e > V A T I d e n t i f i e r _ V A T C l a u s e L i n e < / V A T I d e n t i f i e r _ V A T C l a u s e L i n e >   
          < / V A T C l a u s e L i n e >   
-         < R e p o r t T o t a l s L i n e   E l e m e n t T y p e = " D a t a I t e m "   E l e m e n t I d = " 2 1 2 2 5 4 9 8 3 6 " > - 
-             < A m o u n t _ R e p o r t T o t a l s L i n e   E l e m e n t T y p e = " C o l u m n "   E l e m e n t I d = " 4 1 9 9 1 8 3 6 9 "   D a t a T y p e = " D e c i m a l " > A m o u n t _ R e p o r t T o t a l s L i n e < / A m o u n t _ R e p o r t T o t a l s L i n e > - 
-             < A m o u n t F o r m a t t e d _ R e p o r t T o t a l s L i n e   E l e m e n t T y p e = " C o l u m n "   E l e m e n t I d = " 1 5 0 6 1 3 6 8 2 5 "   D a t a T y p e = " T e x t " > A m o u n t F o r m a t t e d _ R e p o r t T o t a l s L i n e < / A m o u n t F o r m a t t e d _ R e p o r t T o t a l s L i n e > - 
-             < D e s c r i p t i o n _ R e p o r t T o t a l s L i n e   E l e m e n t T y p e = " C o l u m n "   E l e m e n t I d = " 5 8 1 9 9 6 0 6 7 "   D a t a T y p e = " T e x t " > D e s c r i p t i o n _ R e p o r t T o t a l s L i n e < / D e s c r i p t i o n _ R e p o r t T o t a l s L i n e > - 
-             < F o n t B o l d _ R e p o r t T o t a l s L i n e   E l e m e n t T y p e = " C o l u m n "   E l e m e n t I d = " 9 4 6 5 4 0 5 4 9 "   D a t a T y p e = " B o o l e a n " > F o n t B o l d _ R e p o r t T o t a l s L i n e < / F o n t B o l d _ R e p o r t T o t a l s L i n e > - 
-             < F o n t U n d e r l i n e _ R e p o r t T o t a l s L i n e   E l e m e n t T y p e = " C o l u m n "   E l e m e n t I d = " 2 0 2 1 5 3 3 6 9 4 "   D a t a T y p e = " B o o l e a n " > F o n t U n d e r l i n e _ R e p o r t T o t a l s L i n e < / F o n t U n d e r l i n e _ R e p o r t T o t a l s L i n e > +         < R e p o r t T o t a l s L i n e > + 
+             < A m o u n t _ R e p o r t T o t a l s L i n e > A m o u n t _ R e p o r t T o t a l s L i n e < / A m o u n t _ R e p o r t T o t a l s L i n e > + 
+             < A m o u n t F o r m a t t e d _ R e p o r t T o t a l s L i n e > A m o u n t F o r m a t t e d _ R e p o r t T o t a l s L i n e < / A m o u n t F o r m a t t e d _ R e p o r t T o t a l s L i n e > + 
+             < D e s c r i p t i o n _ R e p o r t T o t a l s L i n e > D e s c r i p t i o n _ R e p o r t T o t a l s L i n e < / D e s c r i p t i o n _ R e p o r t T o t a l s L i n e > + 
+             < F o n t B o l d _ R e p o r t T o t a l s L i n e > F o n t B o l d _ R e p o r t T o t a l s L i n e < / F o n t B o l d _ R e p o r t T o t a l s L i n e > + 
+             < F o n t U n d e r l i n e _ R e p o r t T o t a l s L i n e > F o n t U n d e r l i n e _ R e p o r t T o t a l s L i n e < / F o n t U n d e r l i n e _ R e p o r t T o t a l s L i n e >   
          < / R e p o r t T o t a l s L i n e >   
-         < C o n t r a c t B i l l i n g D e t a i l s M a p p i n g   E l e m e n t T y p e = " D a t a I t e m "   E l e m e n t I d = " 1 2 8 3 6 2 7 9 0 6 " > - 
-             < C o n t r a c t B i l l i n g D e t a i l s C o n t r a c t N o L b l   E l e m e n t T y p e = " C o l u m n "   E l e m e n t I d = " 1 7 9 3 4 8 1 5 9 1 "   D a t a T y p e = " T e x t C o n s t " > C o n t r a c t B i l l i n g D e t a i l s C o n t r a c t N o L b l < / C o n t r a c t B i l l i n g D e t a i l s C o n t r a c t N o L b l > - 
-             < C o n t r a c t B i l l i n g D e t a i l s C u s t o m e r L b l   E l e m e n t T y p e = " C o l u m n "   E l e m e n t I d = " 5 0 1 8 2 5 5 2 0 "   D a t a T y p e = " T e x t C o n s t " > C o n t r a c t B i l l i n g D e t a i l s C u s t o m e r L b l < / C o n t r a c t B i l l i n g D e t a i l s C u s t o m e r L b l > - 
-             < C o n t r a c t B i l l i n g D e t a i l s P o s i t i o n D e s c r i p t i o n L b l   E l e m e n t T y p e = " C o l u m n "   E l e m e n t I d = " 1 1 8 2 4 1 2 7 1 7 "   D a t a T y p e = " S t r i n g " > C o n t r a c t B i l l i n g D e t a i l s P o s i t i o n D e s c r i p t i o n L b l < / C o n t r a c t B i l l i n g D e t a i l s P o s i t i o n D e s c r i p t i o n L b l > - 
-             < C o n t r a c t B i l l i n g D e t a i l s P o s i t i o n N o L b l   E l e m e n t T y p e = " C o l u m n "   E l e m e n t I d = " 9 8 8 2 8 7 5 4 8 "   D a t a T y p e = " T e x t C o n s t " > C o n t r a c t B i l l i n g D e t a i l s P o s i t i o n N o L b l < / C o n t r a c t B i l l i n g D e t a i l s P o s i t i o n N o L b l > - 
-             < C o n t r a c t B i l l i n g D e t a i l s G r o u p i n g   E l e m e n t T y p e = " D a t a I t e m "   E l e m e n t I d = " 6 1 7 2 4 6 9 2 7 " > - 
-                 < C o n t r a c t B i l l i n g D e t a i l s A m o u n t L b l   E l e m e n t T y p e = " C o l u m n "   E l e m e n t I d = " 1 7 7 6 3 7 0 2 1 6 "   D a t a T y p e = " T e x t " > C o n t r a c t B i l l i n g D e t a i l s A m o u n t L b l < / C o n t r a c t B i l l i n g D e t a i l s A m o u n t L b l > - 
-                 < C o n t r a c t B i l l i n g D e t a i l s C o n t r a c t N o   E l e m e n t T y p e = " C o l u m n "   E l e m e n t I d = " 1 0 4 0 5 4 0 8 6 1 "   D a t a T y p e = " C o d e " > C o n t r a c t B i l l i n g D e t a i l s C o n t r a c t N o < / C o n t r a c t B i l l i n g D e t a i l s C o n t r a c t N o > - 
-                 < C o n t r a c t B i l l i n g D e t a i l s C u r r e n c y C o d e L b l   E l e m e n t T y p e = " C o l u m n "   E l e m e n t I d = " 3 2 4 5 2 4 1 1 4 "   D a t a T y p e = " T e x t " > C o n t r a c t B i l l i n g D e t a i l s C u r r e n c y C o d e L b l < / C o n t r a c t B i l l i n g D e t a i l s C u r r e n c y C o d e L b l > - 
-                 < C o n t r a c t B i l l i n g D e t a i l s C u s t o m e r N a m e   E l e m e n t T y p e = " C o l u m n "   E l e m e n t I d = " 1 7 3 2 1 8 3 8 6 7 "   D a t a T y p e = " T e x t " > C o n t r a c t B i l l i n g D e t a i l s C u s t o m e r N a m e < / C o n t r a c t B i l l i n g D e t a i l s C u s t o m e r N a m e > - 
-                 < C o n t r a c t B i l l i n g D e t a i l s D a y s L b l   E l e m e n t T y p e = " C o l u m n "   E l e m e n t I d = " 7 0 1 3 5 9 8 3 7 "   D a t a T y p e = " T e x t C o n s t " > C o n t r a c t B i l l i n g D e t a i l s D a y s L b l < / C o n t r a c t B i l l i n g D e t a i l s D a y s L b l > - 
-                 < C o n t r a c t B i l l i n g D e t a i l s D e s c r i p t i o n L b l   E l e m e n t T y p e = " C o l u m n "   E l e m e n t I d = " 1 1 4 3 1 2 2 7 0 2 "   D a t a T y p e = " T e x t C o n s t " > C o n t r a c t B i l l i n g D e t a i l s D e s c r i p t i o n L b l < / C o n t r a c t B i l l i n g D e t a i l s D e s c r i p t i o n L b l > - 
-                 < C o n t r a c t B i l l i n g D e t a i l s D i s c o u n t A m o u n t L b l   E l e m e n t T y p e = " C o l u m n "   E l e m e n t I d = " 5 0 8 2 7 5 7 2 3 "   D a t a T y p e = " T e x t " > C o n t r a c t B i l l i n g D e t a i l s D i s c o u n t A m o u n t L b l < / C o n t r a c t B i l l i n g D e t a i l s D i s c o u n t A m o u n t L b l > - 
-                 < C o n t r a c t B i l l i n g D e t a i l s D i s c o u n t P e r c e n t L b l   E l e m e n t T y p e = " C o l u m n "   E l e m e n t I d = " 1 9 3 7 7 3 8 6 3 0 "   D a t a T y p e = " T e x t " > C o n t r a c t B i l l i n g D e t a i l s D i s c o u n t P e r c e n t L b l < / C o n t r a c t B i l l i n g D e t a i l s D i s c o u n t P e r c e n t L b l > - 
-                 < C o n t r a c t B i l l i n g D e t a i l s E n d D a t e L b l   E l e m e n t T y p e = " C o l u m n "   E l e m e n t I d = " 1 5 9 0 2 9 1 0 2 5 "   D a t a T y p e = " T e x t C o n s t " > C o n t r a c t B i l l i n g D e t a i l s E n d D a t e L b l < / C o n t r a c t B i l l i n g D e t a i l s E n d D a t e L b l > - 
-                 < C o n t r a c t B i l l i n g D e t a i l s P o s i t i o n D e s c r i p t i o n   E l e m e n t T y p e = " C o l u m n "   E l e m e n t I d = " 1 3 8 2 4 1 0 9 5 1 "   D a t a T y p e = " T e x t " > C o n t r a c t B i l l i n g D e t a i l s P o s i t i o n D e s c r i p t i o n < / C o n t r a c t B i l l i n g D e t a i l s P o s i t i o n D e s c r i p t i o n > - 
-                 < C o n t r a c t B i l l i n g D e t a i l s P o s i t i o n N o   E l e m e n t T y p e = " C o l u m n "   E l e m e n t I d = " 3 0 5 7 6 7 2 1 8 "   D a t a T y p e = " I n t e g e r " > C o n t r a c t B i l l i n g D e t a i l s P o s i t i o n N o < / C o n t r a c t B i l l i n g D e t a i l s P o s i t i o n N o > - 
-                 < C o n t r a c t B i l l i n g D e t a i l s Q t y L b l   E l e m e n t T y p e = " C o l u m n "   E l e m e n t I d = " 2 3 0 7 8 2 0 7 2 "   D a t a T y p e = " S t r i n g " > C o n t r a c t B i l l i n g D e t a i l s Q t y L b l < / C o n t r a c t B i l l i n g D e t a i l s Q t y L b l > - 
-                 < C o n t r a c t B i l l i n g D e t a i l s S a l e s P r i c e L b l   E l e m e n t T y p e = " C o l u m n "   E l e m e n t I d = " 9 1 4 2 1 9 1 9 1 "   D a t a T y p e = " T e x t " > C o n t r a c t B i l l i n g D e t a i l s S a l e s P r i c e L b l < / C o n t r a c t B i l l i n g D e t a i l s S a l e s P r i c e L b l > - 
-                 < C o n t r a c t B i l l i n g D e t a i l s S t a r t D a t e L b l   E l e m e n t T y p e = " C o l u m n "   E l e m e n t I d = " 1 3 0 2 0 1 8 0 9 6 "   D a t a T y p e = " T e x t C o n s t " > C o n t r a c t B i l l i n g D e t a i l s S t a r t D a t e L b l < / C o n t r a c t B i l l i n g D e t a i l s S t a r t D a t e L b l > - 
-                 < C o n t r a c t B i l l i n g D e t a i l s   E l e m e n t T y p e = " D a t a I t e m "   E l e m e n t I d = " 2 0 7 1 3 9 8 1 8 " > - 
-                     < C o n t r a c t B i l l i n g D e t a i l s B i l l i n g A m o u n t   E l e m e n t T y p e = " C o l u m n "   E l e m e n t I d = " 1 9 8 9 5 6 9 9 8 3 "   D a t a T y p e = " T e x t " > C o n t r a c t B i l l i n g D e t a i l s B i l l i n g A m o u n t < / C o n t r a c t B i l l i n g D e t a i l s B i l l i n g A m o u n t > - 
-                     < C o n t r a c t B i l l i n g D e t a i l s B i l l i n g D i s c o u n t A m o u n t   E l e m e n t T y p e = " C o l u m n "   E l e m e n t I d = " 1 2 2 6 5 3 7 0 0 4 "   D a t a T y p e = " T e x t " > C o n t r a c t B i l l i n g D e t a i l s B i l l i n g D i s c o u n t A m o u n t < / C o n t r a c t B i l l i n g D e t a i l s B i l l i n g D i s c o u n t A m o u n t > - 
-                     < C o n t r a c t B i l l i n g D e t a i l s C u r r e n c y C o d e   E l e m e n t T y p e = " C o l u m n "   E l e m e n t I d = " 8 6 9 7 4 5 7 7 2 "   D a t a T y p e = " C o d e " > C o n t r a c t B i l l i n g D e t a i l s C u r r e n c y C o d e < / C o n t r a c t B i l l i n g D e t a i l s C u r r e n c y C o d e > - 
-                     < C o n t r a c t B i l l i n g D e t a i l s D a y s   E l e m e n t T y p e = " C o l u m n "   E l e m e n t I d = " 1 9 0 1 6 5 8 4 8 7 "   D a t a T y p e = " I n t e g e r " > C o n t r a c t B i l l i n g D e t a i l s D a y s < / C o n t r a c t B i l l i n g D e t a i l s D a y s > - 
-                     < C o n t r a c t B i l l i n g D e t a i l s D e s c r i p t i o n   E l e m e n t T y p e = " C o l u m n "   E l e m e n t I d = " 1 0 1 7 1 4 1 1 6 8 "   D a t a T y p e = " T e x t " > C o n t r a c t B i l l i n g D e t a i l s D e s c r i p t i o n < / C o n t r a c t B i l l i n g D e t a i l s D e s c r i p t i o n > - 
-                     < C o n t r a c t B i l l i n g D e t a i l s D i s c o u n t P e r c e n t   E l e m e n t T y p e = " C o l u m n "   E l e m e n t I d = " 5 0 2 0 9 5 3 8 4 "   D a t a T y p e = " T e x t " > C o n t r a c t B i l l i n g D e t a i l s D i s c o u n t P e r c e n t < / C o n t r a c t B i l l i n g D e t a i l s D i s c o u n t P e r c e n t > - 
-                     < C o n t r a c t B i l l i n g D e t a i l s E n d D a t e   E l e m e n t T y p e = " C o l u m n "   E l e m e n t I d = " 8 0 4 8 9 7 9 0 9 "   D a t a T y p e = " S t r i n g " > C o n t r a c t B i l l i n g D e t a i l s E n d D a t e < / C o n t r a c t B i l l i n g D e t a i l s E n d D a t e > - 
-                     < C o n t r a c t B i l l i n g D e t a i l s Q u a n t i t y   E l e m e n t T y p e = " C o l u m n "   E l e m e n t I d = " 9 7 8 9 3 6 6 9 "   D a t a T y p e = " S t r i n g " > C o n t r a c t B i l l i n g D e t a i l s Q u a n t i t y < / C o n t r a c t B i l l i n g D e t a i l s Q u a n t i t y > - 
-                     < C o n t r a c t B i l l i n g D e t a i l s S a l e s P r i c e   E l e m e n t T y p e = " C o l u m n "   E l e m e n t I d = " 1 5 9 4 8 2 2 5 3 1 "   D a t a T y p e = " T e x t " > C o n t r a c t B i l l i n g D e t a i l s S a l e s P r i c e < / C o n t r a c t B i l l i n g D e t a i l s S a l e s P r i c e > - 
-                     < C o n t r a c t B i l l i n g D e t a i l s S t a r t D a t e   E l e m e n t T y p e = " C o l u m n "   E l e m e n t I d = " 4 3 2 7 5 9 8 7 4 "   D a t a T y p e = " S t r i n g " > C o n t r a c t B i l l i n g D e t a i l s S t a r t D a t e < / C o n t r a c t B i l l i n g D e t a i l s S t a r t D a t e > +         < C o n t r a c t B i l l i n g D e t a i l s M a p p i n g > + 
+             < C o n t r a c t B i l l i n g D e t a i l s C o n t r a c t N o L b l > C o n t r a c t B i l l i n g D e t a i l s C o n t r a c t N o L b l < / C o n t r a c t B i l l i n g D e t a i l s C o n t r a c t N o L b l > + 
+             < C o n t r a c t B i l l i n g D e t a i l s C u s t o m e r L b l > C o n t r a c t B i l l i n g D e t a i l s C u s t o m e r L b l < / C o n t r a c t B i l l i n g D e t a i l s C u s t o m e r L b l > + 
+             < C o n t r a c t B i l l i n g D e t a i l s P o s i t i o n D e s c r i p t i o n L b l > C o n t r a c t B i l l i n g D e t a i l s P o s i t i o n D e s c r i p t i o n L b l < / C o n t r a c t B i l l i n g D e t a i l s P o s i t i o n D e s c r i p t i o n L b l > + 
+             < C o n t r a c t B i l l i n g D e t a i l s P o s i t i o n N o L b l > C o n t r a c t B i l l i n g D e t a i l s P o s i t i o n N o L b l < / C o n t r a c t B i l l i n g D e t a i l s P o s i t i o n N o L b l > + 
+             < C o n t r a c t B i l l i n g D e t a i l s G r o u p i n g > + 
+                 < C o n t r a c t B i l l i n g D e t a i l s A m o u n t L b l > C o n t r a c t B i l l i n g D e t a i l s A m o u n t L b l < / C o n t r a c t B i l l i n g D e t a i l s A m o u n t L b l > + 
+                 < C o n t r a c t B i l l i n g D e t a i l s C o n t r a c t N o > C o n t r a c t B i l l i n g D e t a i l s C o n t r a c t N o < / C o n t r a c t B i l l i n g D e t a i l s C o n t r a c t N o > + 
+                 < C o n t r a c t B i l l i n g D e t a i l s C u r r e n c y C o d e L b l > C o n t r a c t B i l l i n g D e t a i l s C u r r e n c y C o d e L b l < / C o n t r a c t B i l l i n g D e t a i l s C u r r e n c y C o d e L b l > + 
+                 < C o n t r a c t B i l l i n g D e t a i l s C u s t o m e r N a m e > C o n t r a c t B i l l i n g D e t a i l s C u s t o m e r N a m e < / C o n t r a c t B i l l i n g D e t a i l s C u s t o m e r N a m e > + 
+                 < C o n t r a c t B i l l i n g D e t a i l s D a y s L b l > C o n t r a c t B i l l i n g D e t a i l s D a y s L b l < / C o n t r a c t B i l l i n g D e t a i l s D a y s L b l > + 
+                 < C o n t r a c t B i l l i n g D e t a i l s D e s c r i p t i o n L b l > C o n t r a c t B i l l i n g D e t a i l s D e s c r i p t i o n L b l < / C o n t r a c t B i l l i n g D e t a i l s D e s c r i p t i o n L b l > + 
+                 < C o n t r a c t B i l l i n g D e t a i l s D i s c o u n t A m o u n t L b l > C o n t r a c t B i l l i n g D e t a i l s D i s c o u n t A m o u n t L b l < / C o n t r a c t B i l l i n g D e t a i l s D i s c o u n t A m o u n t L b l > + 
+                 < C o n t r a c t B i l l i n g D e t a i l s D i s c o u n t P e r c e n t L b l > C o n t r a c t B i l l i n g D e t a i l s D i s c o u n t P e r c e n t L b l < / C o n t r a c t B i l l i n g D e t a i l s D i s c o u n t P e r c e n t L b l > + 
+                 < C o n t r a c t B i l l i n g D e t a i l s E n d D a t e L b l > C o n t r a c t B i l l i n g D e t a i l s E n d D a t e L b l < / C o n t r a c t B i l l i n g D e t a i l s E n d D a t e L b l > + 
+                 < C o n t r a c t B i l l i n g D e t a i l s P o s i t i o n D e s c r i p t i o n > C o n t r a c t B i l l i n g D e t a i l s P o s i t i o n D e s c r i p t i o n < / C o n t r a c t B i l l i n g D e t a i l s P o s i t i o n D e s c r i p t i o n > + 
+                 < C o n t r a c t B i l l i n g D e t a i l s P o s i t i o n N o > C o n t r a c t B i l l i n g D e t a i l s P o s i t i o n N o < / C o n t r a c t B i l l i n g D e t a i l s P o s i t i o n N o > + 
+                 < C o n t r a c t B i l l i n g D e t a i l s Q t y L b l > C o n t r a c t B i l l i n g D e t a i l s Q t y L b l < / C o n t r a c t B i l l i n g D e t a i l s Q t y L b l > + 
+                 < C o n t r a c t B i l l i n g D e t a i l s S a l e s P r i c e L b l > C o n t r a c t B i l l i n g D e t a i l s S a l e s P r i c e L b l < / C o n t r a c t B i l l i n g D e t a i l s S a l e s P r i c e L b l > + 
+                 < C o n t r a c t B i l l i n g D e t a i l s S t a r t D a t e L b l > C o n t r a c t B i l l i n g D e t a i l s S t a r t D a t e L b l < / C o n t r a c t B i l l i n g D e t a i l s S t a r t D a t e L b l > + 
+                 < C o n t r a c t B i l l i n g D e t a i l s > + 
+                     < C o n t r a c t B i l l i n g D e t a i l s B i l l i n g A m o u n t > C o n t r a c t B i l l i n g D e t a i l s B i l l i n g A m o u n t < / C o n t r a c t B i l l i n g D e t a i l s B i l l i n g A m o u n t > + 
+                     < C o n t r a c t B i l l i n g D e t a i l s B i l l i n g D i s c o u n t A m o u n t > C o n t r a c t B i l l i n g D e t a i l s B i l l i n g D i s c o u n t A m o u n t < / C o n t r a c t B i l l i n g D e t a i l s B i l l i n g D i s c o u n t A m o u n t > + 
+                     < C o n t r a c t B i l l i n g D e t a i l s C u r r e n c y C o d e > C o n t r a c t B i l l i n g D e t a i l s C u r r e n c y C o d e < / C o n t r a c t B i l l i n g D e t a i l s C u r r e n c y C o d e > + 
+                     < C o n t r a c t B i l l i n g D e t a i l s D a y s > C o n t r a c t B i l l i n g D e t a i l s D a y s < / C o n t r a c t B i l l i n g D e t a i l s D a y s > + 
+                     < C o n t r a c t B i l l i n g D e t a i l s D e s c r i p t i o n > C o n t r a c t B i l l i n g D e t a i l s D e s c r i p t i o n < / C o n t r a c t B i l l i n g D e t a i l s D e s c r i p t i o n > + 
+                     < C o n t r a c t B i l l i n g D e t a i l s D i s c o u n t P e r c e n t > C o n t r a c t B i l l i n g D e t a i l s D i s c o u n t P e r c e n t < / C o n t r a c t B i l l i n g D e t a i l s D i s c o u n t P e r c e n t > + 
+                     < C o n t r a c t B i l l i n g D e t a i l s E n d D a t e > C o n t r a c t B i l l i n g D e t a i l s E n d D a t e < / C o n t r a c t B i l l i n g D e t a i l s E n d D a t e > + 
+                     < C o n t r a c t B i l l i n g D e t a i l s Q u a n t i t y > C o n t r a c t B i l l i n g D e t a i l s Q u a n t i t y < / C o n t r a c t B i l l i n g D e t a i l s Q u a n t i t y > + 
+                     < C o n t r a c t B i l l i n g D e t a i l s S a l e s P r i c e > C o n t r a c t B i l l i n g D e t a i l s S a l e s P r i c e < / C o n t r a c t B i l l i n g D e t a i l s S a l e s P r i c e > + 
+                     < C o n t r a c t B i l l i n g D e t a i l s S t a r t D a t e > C o n t r a c t B i l l i n g D e t a i l s S t a r t D a t e < / C o n t r a c t B i l l i n g D e t a i l s S t a r t D a t e >   
                  < / C o n t r a c t B i l l i n g D e t a i l s >   
@@ -7495,95 +7406,95 @@
  
          < / C o n t r a c t B i l l i n g D e t a i l s M a p p i n g >   
-         < L i n e F e e   E l e m e n t T y p e = " D a t a I t e m "   E l e m e n t I d = " 2 6 6 6 3 0 7 3 3 " > - 
-             < L i n e F e e C a p t i o n T e x t   E l e m e n t T y p e = " C o l u m n "   E l e m e n t I d = " 4 3 7 6 4 3 7 9 0 "   D a t a T y p e = " T e x t " > L i n e F e e C a p t i o n T e x t < / L i n e F e e C a p t i o n T e x t > +         < L i n e F e e > + 
+             < L i n e F e e C a p t i o n T e x t > L i n e F e e C a p t i o n T e x t < / L i n e F e e C a p t i o n T e x t >   
          < / L i n e F e e >   
-         < P a y m e n t R e p o r t i n g A r g u m e n t   E l e m e n t T y p e = " D a t a I t e m "   E l e m e n t I d = " 3 1 3 7 4 4 1 9 4 " > - 
-             < P a y m e n t S e r v i c e L o g o   E l e m e n t T y p e = " C o l u m n "   E l e m e n t I d = " 4 1 6 7 9 0 7 6 7 "   D a t a T y p e = " B L O B " / > - 
-             < P a y m e n t S e r v i c e L o g o _ U r l   E l e m e n t T y p e = " C o l u m n "   E l e m e n t I d = " 6 4 4 9 7 5 1 3 9 "   D a t a T y p e = " T e x t " > P a y m e n t S e r v i c e L o g o _ U r l < / P a y m e n t S e r v i c e L o g o _ U r l > - 
-             < P a y m e n t S e r v i c e L o g o _ U r l T e x t   E l e m e n t T y p e = " C o l u m n "   E l e m e n t I d = " 1 4 1 1 7 0 3 9 7 6 "   D a t a T y p e = " T e x t " > P a y m e n t S e r v i c e L o g o _ U r l T e x t < / P a y m e n t S e r v i c e L o g o _ U r l T e x t > - 
-             < P a y m e n t S e r v i c e T e x t _ U r l   E l e m e n t T y p e = " C o l u m n "   E l e m e n t I d = " 1 7 4 2 3 3 4 7 "   D a t a T y p e = " T e x t " > P a y m e n t S e r v i c e T e x t _ U r l < / P a y m e n t S e r v i c e T e x t _ U r l > - 
-             < P a y m e n t S e r v i c e T e x t _ U r l T e x t   E l e m e n t T y p e = " C o l u m n "   E l e m e n t I d = " 1 6 3 6 7 7 2 9 3 4 "   D a t a T y p e = " T e x t " > P a y m e n t S e r v i c e T e x t _ U r l T e x t < / P a y m e n t S e r v i c e T e x t _ U r l T e x t > +         < P a y m e n t R e p o r t i n g A r g u m e n t > + 
+             < P a y m e n t S e r v i c e L o g o / > + 
+             < P a y m e n t S e r v i c e L o g o _ U r l > P a y m e n t S e r v i c e L o g o _ U r l < / P a y m e n t S e r v i c e L o g o _ U r l > + 
+             < P a y m e n t S e r v i c e L o g o _ U r l T e x t > P a y m e n t S e r v i c e L o g o _ U r l T e x t < / P a y m e n t S e r v i c e L o g o _ U r l T e x t > + 
+             < P a y m e n t S e r v i c e T e x t _ U r l > P a y m e n t S e r v i c e T e x t _ U r l < / P a y m e n t S e r v i c e T e x t _ U r l > + 
+             < P a y m e n t S e r v i c e T e x t _ U r l T e x t > P a y m e n t S e r v i c e T e x t _ U r l T e x t < / P a y m e n t S e r v i c e T e x t _ U r l T e x t >   
          < / P a y m e n t R e p o r t i n g A r g u m e n t >   
-         < L e f t H e a d e r   E l e m e n t T y p e = " D a t a I t e m "   E l e m e n t I d = " 7 3 4 6 8 0 8 3 3 " > - 
-             < L e f t H e a d e r N a m e   E l e m e n t T y p e = " C o l u m n "   E l e m e n t I d = " 4 3 7 4 2 2 1 8 2 "   D a t a T y p e = " T e x t " > L e f t H e a d e r N a m e < / L e f t H e a d e r N a m e > - 
-             < L e f t H e a d e r V a l u e   E l e m e n t T y p e = " C o l u m n "   E l e m e n t I d = " 2 4 2 1 2 6 3 1 0 "   D a t a T y p e = " T e x t " > L e f t H e a d e r V a l u e < / L e f t H e a d e r V a l u e > +         < L e f t H e a d e r > + 
+             < L e f t H e a d e r N a m e > L e f t H e a d e r N a m e < / L e f t H e a d e r N a m e > + 
+             < L e f t H e a d e r V a l u e > L e f t H e a d e r V a l u e < / L e f t H e a d e r V a l u e >   
          < / L e f t H e a d e r >   
-         < R i g h t H e a d e r   E l e m e n t T y p e = " D a t a I t e m "   E l e m e n t I d = " 2 5 4 5 4 4 9 4 6 " > - 
-             < R i g h t H e a d e r N a m e   E l e m e n t T y p e = " C o l u m n "   E l e m e n t I d = " 8 9 8 2 8 7 5 7 "   D a t a T y p e = " T e x t " > R i g h t H e a d e r N a m e < / R i g h t H e a d e r N a m e > - 
-             < R i g h t H e a d e r V a l u e   E l e m e n t T y p e = " C o l u m n "   E l e m e n t I d = " 7 0 6 9 3 8 5 5 9 "   D a t a T y p e = " T e x t " > R i g h t H e a d e r V a l u e < / R i g h t H e a d e r V a l u e > +         < R i g h t H e a d e r > + 
+             < R i g h t H e a d e r N a m e > R i g h t H e a d e r N a m e < / R i g h t H e a d e r N a m e > + 
+             < R i g h t H e a d e r V a l u e > R i g h t H e a d e r V a l u e < / R i g h t H e a d e r V a l u e >   
          < / R i g h t H e a d e r >   
-         < L e t t e r T e x t   E l e m e n t T y p e = " D a t a I t e m "   E l e m e n t I d = " 1 5 1 0 3 5 3 8 3 4 " > - 
-             < B o d y T e x t   E l e m e n t T y p e = " C o l u m n "   E l e m e n t I d = " 1 4 9 7 5 9 8 0 8 "   D a t a T y p e = " T e x t C o n s t " > B o d y T e x t < / B o d y T e x t > - 
-             < C l o s i n g T e x t   E l e m e n t T y p e = " C o l u m n "   E l e m e n t I d = " 5 1 2 1 3 5 9 0 9 "   D a t a T y p e = " T e x t C o n s t " > C l o s i n g T e x t < / C l o s i n g T e x t > - 
-             < G r e e t i n g T e x t   E l e m e n t T y p e = " C o l u m n "   E l e m e n t I d = " 1 1 7 5 2 7 9 2 8 9 "   D a t a T y p e = " T e x t C o n s t " > G r e e t i n g T e x t < / G r e e t i n g T e x t > - 
-             < P m t D i s c T e x t   E l e m e n t T y p e = " C o l u m n "   E l e m e n t I d = " 2 0 1 3 8 4 9 9 4 8 "   D a t a T y p e = " T e x t " > P m t D i s c T e x t < / P m t D i s c T e x t > +         < L e t t e r T e x t > + 
+             < B o d y T e x t > B o d y T e x t < / B o d y T e x t > + 
+             < C l o s i n g T e x t > C l o s i n g T e x t < / C l o s i n g T e x t > + 
+             < G r e e t i n g T e x t > G r e e t i n g T e x t < / G r e e t i n g T e x t > + 
+             < P m t D i s c T e x t > P m t D i s c T e x t < / P m t D i s c T e x t >   
          < / L e t t e r T e x t >   
-         < T o t a l s   E l e m e n t T y p e = " D a t a I t e m "   E l e m e n t I d = " 1 8 2 3 9 5 0 0 4 4 " > - 
-             < C u r r e n c y C o d e   E l e m e n t T y p e = " C o l u m n "   E l e m e n t I d = " 1 5 7 9 5 9 5 9 2 1 "   D a t a T y p e = " T e x t " > C u r r e n c y C o d e < / C u r r e n c y C o d e > - 
-             < C u r r e n c y S y m b o l   E l e m e n t T y p e = " C o l u m n "   E l e m e n t I d = " 1 1 6 2 5 1 0 7 4 8 "   D a t a T y p e = " T e x t " > C u r r e n c y S y m b o l < / C u r r e n c y S y m b o l > - 
-             < T o t a l A m o u n t E x c l I n c l V A T   E l e m e n t T y p e = " C o l u m n "   E l e m e n t I d = " 5 1 4 3 3 6 1 1 4 "   D a t a T y p e = " S t r i n g " > T o t a l A m o u n t E x c l I n c l V A T < / T o t a l A m o u n t E x c l I n c l V A T > - 
-             < T o t a l A m o u n t E x c l I n c l V A T T e x t   E l e m e n t T y p e = " C o l u m n "   E l e m e n t I d = " 1 5 0 7 8 3 2 9 3 7 "   D a t a T y p e = " T e x t " > T o t a l A m o u n t E x c l I n c l V A T T e x t < / T o t a l A m o u n t E x c l I n c l V A T T e x t > - 
-             < T o t a l A m o u n t I n c l u d i n g V A T   E l e m e n t T y p e = " C o l u m n "   E l e m e n t I d = " 9 1 0 5 1 1 5 7 5 "   D a t a T y p e = " S t r i n g " > T o t a l A m o u n t I n c l u d i n g V A T < / T o t a l A m o u n t I n c l u d i n g V A T > - 
-             < T o t a l C O 2 e   E l e m e n t T y p e = " C o l u m n "   E l e m e n t I d = " 9 5 4 7 1 1 2 1 2 "   D a t a T y p e = " D e c i m a l " > T o t a l C O 2 e < / T o t a l C O 2 e > - 
-             < T o t a l E x c l u d i n g V A T T e x t   E l e m e n t T y p e = " C o l u m n "   E l e m e n t I d = " 1 9 2 2 9 4 6 3 1 0 "   D a t a T y p e = " T e x t " > T o t a l E x c l u d i n g V A T T e x t < / T o t a l E x c l u d i n g V A T T e x t > - 
-             < T o t a l I n c l u d i n g V A T T e x t   E l e m e n t T y p e = " C o l u m n "   E l e m e n t I d = " 1 2 0 4 0 1 6 3 5 2 "   D a t a T y p e = " T e x t " > T o t a l I n c l u d i n g V A T T e x t < / T o t a l I n c l u d i n g V A T T e x t > - 
-             < T o t a l I n v o i c e D i s c o u n t A m o u n t   E l e m e n t T y p e = " C o l u m n "   E l e m e n t I d = " 4 0 2 1 7 7 5 1 "   D a t a T y p e = " S t r i n g " > T o t a l I n v o i c e D i s c o u n t A m o u n t < / T o t a l I n v o i c e D i s c o u n t A m o u n t > - 
-             < T o t a l N e t A m o u n t   E l e m e n t T y p e = " C o l u m n "   E l e m e n t I d = " 4 8 3 1 9 3 3 7 2 "   D a t a T y p e = " S t r i n g " > T o t a l N e t A m o u n t < / T o t a l N e t A m o u n t > - 
-             < T o t a l P a y m e n t D i s c o u n t O n V A T   E l e m e n t T y p e = " C o l u m n "   E l e m e n t I d = " 7 3 6 0 4 1 8 8 6 "   D a t a T y p e = " D e c i m a l " > T o t a l P a y m e n t D i s c o u n t O n V A T < / T o t a l P a y m e n t D i s c o u n t O n V A T > - 
-             < T o t a l S u b T o t a l   E l e m e n t T y p e = " C o l u m n "   E l e m e n t I d = " 2 0 9 7 8 7 6 8 0 1 "   D a t a T y p e = " S t r i n g " > T o t a l S u b T o t a l < / T o t a l S u b T o t a l > - 
-             < T o t a l S u b T o t a l M i n u s I n v o i c e D i s c o u n t   E l e m e n t T y p e = " C o l u m n "   E l e m e n t I d = " 7 6 9 4 3 1 8 8 7 "   D a t a T y p e = " S t r i n g " > T o t a l S u b T o t a l M i n u s I n v o i c e D i s c o u n t < / T o t a l S u b T o t a l M i n u s I n v o i c e D i s c o u n t > - 
-             < T o t a l T e x t   E l e m e n t T y p e = " C o l u m n "   E l e m e n t I d = " 2 3 1 9 1 0 5 1 8 "   D a t a T y p e = " T e x t " > T o t a l T e x t < / T o t a l T e x t > - 
-             < T o t a l V A T A m o u n t   E l e m e n t T y p e = " C o l u m n "   E l e m e n t I d = " 1 6 2 7 1 0 2 3 2 8 "   D a t a T y p e = " S t r i n g " > T o t a l V A T A m o u n t < / T o t a l V A T A m o u n t > - 
-             < T o t a l V A T A m o u n t L C Y   E l e m e n t T y p e = " C o l u m n "   E l e m e n t I d = " 1 5 0 6 5 7 0 2 1 8 "   D a t a T y p e = " D e c i m a l " > T o t a l V A T A m o u n t L C Y < / T o t a l V A T A m o u n t L C Y > - 
-             < T o t a l V A T A m o u n t O n V A T A m t L i n e   E l e m e n t T y p e = " C o l u m n "   E l e m e n t I d = " 9 4 6 9 3 1 8 6 8 "   D a t a T y p e = " D e c i m a l " > T o t a l V A T A m o u n t O n V A T A m t L i n e < / T o t a l V A T A m o u n t O n V A T A m t L i n e > - 
-             < T o t a l V A T A m o u n t T e x t   E l e m e n t T y p e = " C o l u m n "   E l e m e n t I d = " 9 7 3 6 6 6 3 3 9 "   D a t a T y p e = " T e x t " > T o t a l V A T A m o u n t T e x t < / T o t a l V A T A m o u n t T e x t > - 
-             < T o t a l V A T B a s e L C Y   E l e m e n t T y p e = " C o l u m n "   E l e m e n t I d = " 8 3 4 4 5 0 5 2 1 "   D a t a T y p e = " D e c i m a l " > T o t a l V A T B a s e L C Y < / T o t a l V A T B a s e L C Y > - 
-             < T o t a l V A T B a s e O n V A T A m t L i n e   E l e m e n t T y p e = " C o l u m n "   E l e m e n t I d = " 1 0 6 4 7 4 6 3 9 5 "   D a t a T y p e = " D e c i m a l " > T o t a l V A T B a s e O n V A T A m t L i n e < / T o t a l V A T B a s e O n V A T A m t L i n e > +         < T o t a l s > + 
+             < C u r r e n c y C o d e > C u r r e n c y C o d e < / C u r r e n c y C o d e > + 
+             < C u r r e n c y S y m b o l > C u r r e n c y S y m b o l < / C u r r e n c y S y m b o l > + 
+             < T o t a l A m o u n t E x c l I n c l V A T > T o t a l A m o u n t E x c l I n c l V A T < / T o t a l A m o u n t E x c l I n c l V A T > + 
+             < T o t a l A m o u n t E x c l I n c l V A T T e x t > T o t a l A m o u n t E x c l I n c l V A T T e x t < / T o t a l A m o u n t E x c l I n c l V A T T e x t > + 
+             < T o t a l A m o u n t I n c l u d i n g V A T > T o t a l A m o u n t I n c l u d i n g V A T < / T o t a l A m o u n t I n c l u d i n g V A T > + 
+             < T o t a l C O 2 e > T o t a l C O 2 e < / T o t a l C O 2 e > + 
+             < T o t a l E x c l u d i n g V A T T e x t > T o t a l E x c l u d i n g V A T T e x t < / T o t a l E x c l u d i n g V A T T e x t > + 
+             < T o t a l I n c l u d i n g V A T T e x t > T o t a l I n c l u d i n g V A T T e x t < / T o t a l I n c l u d i n g V A T T e x t > + 
+             < T o t a l I n v o i c e D i s c o u n t A m o u n t > T o t a l I n v o i c e D i s c o u n t A m o u n t < / T o t a l I n v o i c e D i s c o u n t A m o u n t > + 
+             < T o t a l N e t A m o u n t > T o t a l N e t A m o u n t < / T o t a l N e t A m o u n t > + 
+             < T o t a l P a y m e n t D i s c o u n t O n V A T > T o t a l P a y m e n t D i s c o u n t O n V A T < / T o t a l P a y m e n t D i s c o u n t O n V A T > + 
+             < T o t a l S u b T o t a l > T o t a l S u b T o t a l < / T o t a l S u b T o t a l > + 
+             < T o t a l S u b T o t a l M i n u s I n v o i c e D i s c o u n t > T o t a l S u b T o t a l M i n u s I n v o i c e D i s c o u n t < / T o t a l S u b T o t a l M i n u s I n v o i c e D i s c o u n t > + 
+             < T o t a l T e x t > T o t a l T e x t < / T o t a l T e x t > + 
+             < T o t a l V A T A m o u n t > T o t a l V A T A m o u n t < / T o t a l V A T A m o u n t > + 
+             < T o t a l V A T A m o u n t L C Y > T o t a l V A T A m o u n t L C Y < / T o t a l V A T A m o u n t L C Y > + 
+             < T o t a l V A T A m o u n t O n V A T A m t L i n e > T o t a l V A T A m o u n t O n V A T A m t L i n e < / T o t a l V A T A m o u n t O n V A T A m t L i n e > + 
+             < T o t a l V A T A m o u n t T e x t > T o t a l V A T A m o u n t T e x t < / T o t a l V A T A m o u n t T e x t > + 
+             < T o t a l V A T B a s e L C Y > T o t a l V A T B a s e L C Y < / T o t a l V A T B a s e L C Y > + 
+             < T o t a l V A T B a s e O n V A T A m t L i n e > T o t a l V A T B a s e O n V A T A m t L i n e < / T o t a l V A T B a s e O n V A T A m t L i n e >   
          < / T o t a l s >   
@@ -7593,17 +7504,17 @@
 </file>
 
 <file path=customXml/itemProps1.xml><?xml version="1.0" encoding="utf-8"?>
-<ds:datastoreItem xmlns:ds="http://schemas.openxmlformats.org/officeDocument/2006/customXml" ds:itemID="{86353218-9C66-43DD-A003-4CC05E0D2CCF}">
+<ds:datastoreItem xmlns:ds="http://schemas.openxmlformats.org/officeDocument/2006/customXml" ds:itemID="{0021C712-46D5-435E-8BBB-AB53EFFEA72D}">
   <ds:schemaRefs>
-    <ds:schemaRef ds:uri="urn:microsoft-dynamics-nav/reports/Standard_Sales_Invoice/1306/"/>
+    <ds:schemaRef ds:uri="urn:microsoft-dynamics-businesscentral/internal/extended/reports/Standard_Sales_Invoice/1306/"/>
   </ds:schemaRefs>
 </ds:datastoreItem>
 </file>
 
 <file path=customXml/itemProps2.xml><?xml version="1.0" encoding="utf-8"?>
-<ds:datastoreItem xmlns:ds="http://schemas.openxmlformats.org/officeDocument/2006/customXml" ds:itemID="{0021C712-46D5-435E-8BBB-AB53EFFEA72D}">
+<ds:datastoreItem xmlns:ds="http://schemas.openxmlformats.org/officeDocument/2006/customXml" ds:itemID="{86353218-9C66-43DD-A003-4CC05E0D2CCF}">
   <ds:schemaRefs>
-    <ds:schemaRef ds:uri="urn:microsoft-dynamics-businesscentral/internal/extended/reports/Standard_Sales_Invoice/1306/"/>
+    <ds:schemaRef ds:uri="urn:microsoft-dynamics-nav/reports/Standard_Sales_Invoice/1306/"/>
   </ds:schemaRefs>
 </ds:datastoreItem>
 </file>

--- a/src/Layers/W1/BaseApp/Sales/History/StandardSalesInvoiceVatSpecBody.docx
+++ b/src/Layers/W1/BaseApp/Sales/History/StandardSalesInvoiceVatSpecBody.docx
@@ -1,6 +1,6 @@
 
 <file path=word/document.xml><?xml version="1.0" encoding="utf-8"?>
-<w:document xmlns:wpc="http://schemas.microsoft.com/office/word/2010/wordprocessingCanvas" xmlns:cx="http://schemas.microsoft.com/office/drawing/2014/chartex" xmlns:cx1="http://schemas.microsoft.com/office/drawing/2015/9/8/chartex" xmlns:cx2="http://schemas.microsoft.com/office/drawing/2015/10/21/chartex" xmlns:cx3="http://schemas.microsoft.com/office/drawing/2016/5/9/chartex" xmlns:cx4="http://schemas.microsoft.com/office/drawing/2016/5/10/chartex" xmlns:cx5="http://schemas.microsoft.com/office/drawing/2016/5/11/chartex" xmlns:cx6="http://schemas.microsoft.com/office/drawing/2016/5/12/chartex" xmlns:cx7="http://schemas.microsoft.com/office/drawing/2016/5/13/chartex" xmlns:cx8="http://schemas.microsoft.com/office/drawing/2016/5/14/chartex" xmlns:mc="http://schemas.openxmlformats.org/markup-compatibility/2006" xmlns:aink="http://schemas.microsoft.com/office/drawing/2016/ink" xmlns:am3d="http://schemas.microsoft.com/office/drawing/2017/model3d" xmlns:o="urn:schemas-microsoft-com:office:office" xmlns:oel="http://schemas.microsoft.com/office/2019/extlst" xmlns:r="http://schemas.openxmlformats.org/officeDocument/2006/relationships" xmlns:m="http://schemas.openxmlformats.org/officeDocument/2006/math" xmlns:v="urn:schemas-microsoft-com:vml" xmlns:wp14="http://schemas.microsoft.com/office/word/2010/wordprocessingDrawing" xmlns:wp="http://schemas.openxmlformats.org/drawingml/2006/wordprocessingDrawing" xmlns:w10="urn:schemas-microsoft-com:office:word" xmlns:w="http://schemas.openxmlformats.org/wordprocessingml/2006/main" xmlns:w14="http://schemas.microsoft.com/office/word/2010/wordml" xmlns:w15="http://schemas.microsoft.com/office/word/2012/wordml" xmlns:w16cei="http://schemas.microsoft.com/office/word/2026/wordml/cei" xmlns:w16cex="http://schemas.microsoft.com/office/word/2018/wordml/cex" xmlns:w16cid="http://schemas.microsoft.com/office/word/2016/wordml/cid" xmlns:w16="http://schemas.microsoft.com/office/word/2018/wordml" xmlns:w16du="http://schemas.microsoft.com/office/word/2023/wordml/word16du" xmlns:w16sdtdh="http://schemas.microsoft.com/office/word/2020/wordml/sdtdatahash" xmlns:w16sdtfl="http://schemas.microsoft.com/office/word/2024/wordml/sdtformatlock" xmlns:w16se="http://schemas.microsoft.com/office/word/2015/wordml/symex" xmlns:wpg="http://schemas.microsoft.com/office/word/2010/wordprocessingGroup" xmlns:wpi="http://schemas.microsoft.com/office/word/2010/wordprocessingInk" xmlns:wne="http://schemas.microsoft.com/office/word/2006/wordml" xmlns:wps="http://schemas.microsoft.com/office/word/2010/wordprocessingShape" mc:Ignorable="w14 w15 w16se w16cid w16 w16cex w16sdtdh w16sdtfl w16du wp14">
+<w:document xmlns:a="http://schemas.openxmlformats.org/drawingml/2006/main" xmlns:pic="http://schemas.openxmlformats.org/drawingml/2006/picture" xmlns:a14="http://schemas.microsoft.com/office/drawing/2010/main" xmlns:wpc="http://schemas.microsoft.com/office/word/2010/wordprocessingCanvas" xmlns:cx="http://schemas.microsoft.com/office/drawing/2014/chartex" xmlns:cx1="http://schemas.microsoft.com/office/drawing/2015/9/8/chartex" xmlns:cx2="http://schemas.microsoft.com/office/drawing/2015/10/21/chartex" xmlns:cx3="http://schemas.microsoft.com/office/drawing/2016/5/9/chartex" xmlns:cx4="http://schemas.microsoft.com/office/drawing/2016/5/10/chartex" xmlns:cx5="http://schemas.microsoft.com/office/drawing/2016/5/11/chartex" xmlns:cx6="http://schemas.microsoft.com/office/drawing/2016/5/12/chartex" xmlns:cx7="http://schemas.microsoft.com/office/drawing/2016/5/13/chartex" xmlns:cx8="http://schemas.microsoft.com/office/drawing/2016/5/14/chartex" xmlns:mc="http://schemas.openxmlformats.org/markup-compatibility/2006" xmlns:aink="http://schemas.microsoft.com/office/drawing/2016/ink" xmlns:am3d="http://schemas.microsoft.com/office/drawing/2017/model3d" xmlns:o="urn:schemas-microsoft-com:office:office" xmlns:oel="http://schemas.microsoft.com/office/2019/extlst" xmlns:r="http://schemas.openxmlformats.org/officeDocument/2006/relationships" xmlns:m="http://schemas.openxmlformats.org/officeDocument/2006/math" xmlns:v="urn:schemas-microsoft-com:vml" xmlns:wp14="http://schemas.microsoft.com/office/word/2010/wordprocessingDrawing" xmlns:wp="http://schemas.openxmlformats.org/drawingml/2006/wordprocessingDrawing" xmlns:w10="urn:schemas-microsoft-com:office:word" xmlns:w="http://schemas.openxmlformats.org/wordprocessingml/2006/main" xmlns:w14="http://schemas.microsoft.com/office/word/2010/wordml" xmlns:w15="http://schemas.microsoft.com/office/word/2012/wordml" xmlns:w16cei="http://schemas.microsoft.com/office/word/2026/wordml/cei" xmlns:w16cex="http://schemas.microsoft.com/office/word/2018/wordml/cex" xmlns:w16cid="http://schemas.microsoft.com/office/word/2016/wordml/cid" xmlns:w16="http://schemas.microsoft.com/office/word/2018/wordml" xmlns:w16du="http://schemas.microsoft.com/office/word/2023/wordml/word16du" xmlns:w16sdtdh="http://schemas.microsoft.com/office/word/2020/wordml/sdtdatahash" xmlns:w16sdtfl="http://schemas.microsoft.com/office/word/2024/wordml/sdtformatlock" xmlns:w16se="http://schemas.microsoft.com/office/word/2015/wordml/symex" xmlns:wpg="http://schemas.microsoft.com/office/word/2010/wordprocessingGroup" xmlns:wpi="http://schemas.microsoft.com/office/word/2010/wordprocessingInk" xmlns:wne="http://schemas.microsoft.com/office/word/2006/wordml" xmlns:wps="http://schemas.microsoft.com/office/word/2010/wordprocessingShape" mc:Ignorable="w14 w15 w16se w16cid w16 w16cex w16sdtdh w16sdtfl w16du wp14">
   <w:body>
     <w:tbl>
       <w:tblPr>
@@ -28,7 +28,7 @@
             <w:alias w:val="CustomerAddress1"/>
             <w:tag w:val="#BC:InsertDataItem,DataItems/Header/CustomerAddress1"/>
             <w:id w:val="-1957244649"/>
-            <w:dataBinding w:prefixMappings="&lt;xmlns:ns0='urn:microsoft-dynamics-nav/reports/Standard_Sales_Invoice/1306/' " w:xpath="/ns0:NavWordReportXmlPart[1]/ns0:Header[1]/ns0:CustomerAddress1[1]" w:storeItemID="{00000000-0000-0000-0000-000000000000}"/>
+            <w:dataBinding w:prefixMappings="xmlns:ns0='urn:microsoft-dynamics-nav/reports/Standard_Sales_Invoice/1306/'" w:xpath="/ns0:NavWordReportXmlPart[1]/ns0:Header[1]/ns0:CustomerAddress1[1]" w:storeItemID="{00000000-0000-0000-0000-000000000000}"/>
             <w15:color w:val="808080"/>
             <w:text/>
           </w:sdtPr>
@@ -76,7 +76,7 @@
             <w:alias w:val="CompanyAddress1"/>
             <w:tag w:val="#BC:InsertDataItem,DataItems/Header/CompanyAddress1"/>
             <w:id w:val="-824585528"/>
-            <w:dataBinding w:prefixMappings="&lt;xmlns:ns0='urn:microsoft-dynamics-nav/reports/Standard_Sales_Invoice/1306/' " w:xpath="/ns0:NavWordReportXmlPart[1]/ns0:Header[1]/ns0:CompanyAddress1[1]" w:storeItemID="{00000000-0000-0000-0000-000000000000}"/>
+            <w:dataBinding w:prefixMappings="xmlns:ns0='urn:microsoft-dynamics-nav/reports/Standard_Sales_Invoice/1306/'" w:xpath="/ns0:NavWordReportXmlPart[1]/ns0:Header[1]/ns0:CompanyAddress1[1]" w:storeItemID="{00000000-0000-0000-0000-000000000000}"/>
             <w15:color w:val="808080"/>
             <w:text/>
           </w:sdtPr>
@@ -117,7 +117,7 @@
             <w:alias w:val="CustomerAddress2"/>
             <w:tag w:val="#BC:InsertDataItem,DataItems/Header/CustomerAddress2"/>
             <w:id w:val="-126319625"/>
-            <w:dataBinding w:prefixMappings="&lt;xmlns:ns0='urn:microsoft-dynamics-nav/reports/Standard_Sales_Invoice/1306/' " w:xpath="/ns0:NavWordReportXmlPart[1]/ns0:Header[1]/ns0:CustomerAddress2[1]" w:storeItemID="{00000000-0000-0000-0000-000000000000}"/>
+            <w:dataBinding w:prefixMappings="xmlns:ns0='urn:microsoft-dynamics-nav/reports/Standard_Sales_Invoice/1306/'" w:xpath="/ns0:NavWordReportXmlPart[1]/ns0:Header[1]/ns0:CustomerAddress2[1]" w:storeItemID="{00000000-0000-0000-0000-000000000000}"/>
             <w15:color w:val="808080"/>
             <w:text/>
           </w:sdtPr>
@@ -165,7 +165,7 @@
             <w:alias w:val="CompanyAddress2"/>
             <w:tag w:val="#BC:InsertDataItem,DataItems/Header/CompanyAddress2"/>
             <w:id w:val="-1956237181"/>
-            <w:dataBinding w:prefixMappings="&lt;xmlns:ns0='urn:microsoft-dynamics-nav/reports/Standard_Sales_Invoice/1306/' " w:xpath="/ns0:NavWordReportXmlPart[1]/ns0:Header[1]/ns0:CompanyAddress2[1]" w:storeItemID="{00000000-0000-0000-0000-000000000000}"/>
+            <w:dataBinding w:prefixMappings="xmlns:ns0='urn:microsoft-dynamics-nav/reports/Standard_Sales_Invoice/1306/'" w:xpath="/ns0:NavWordReportXmlPart[1]/ns0:Header[1]/ns0:CompanyAddress2[1]" w:storeItemID="{00000000-0000-0000-0000-000000000000}"/>
             <w15:color w:val="808080"/>
             <w:text/>
           </w:sdtPr>
@@ -205,7 +205,7 @@
             <w:alias w:val="CustomerAddress3"/>
             <w:tag w:val="#BC:InsertDataItem,DataItems/Header/CustomerAddress3"/>
             <w:id w:val="-1306083513"/>
-            <w:dataBinding w:prefixMappings="&lt;xmlns:ns0='urn:microsoft-dynamics-nav/reports/Standard_Sales_Invoice/1306/' " w:xpath="/ns0:NavWordReportXmlPart[1]/ns0:Header[1]/ns0:CustomerAddress3[1]" w:storeItemID="{00000000-0000-0000-0000-000000000000}"/>
+            <w:dataBinding w:prefixMappings="xmlns:ns0='urn:microsoft-dynamics-nav/reports/Standard_Sales_Invoice/1306/'" w:xpath="/ns0:NavWordReportXmlPart[1]/ns0:Header[1]/ns0:CustomerAddress3[1]" w:storeItemID="{00000000-0000-0000-0000-000000000000}"/>
             <w15:color w:val="808080"/>
             <w:text/>
           </w:sdtPr>
@@ -253,7 +253,7 @@
             <w:alias w:val="CompanyAddress3"/>
             <w:tag w:val="#BC:InsertDataItem,DataItems/Header/CompanyAddress3"/>
             <w:id w:val="-1596861910"/>
-            <w:dataBinding w:prefixMappings="&lt;xmlns:ns0='urn:microsoft-dynamics-nav/reports/Standard_Sales_Invoice/1306/' " w:xpath="/ns0:NavWordReportXmlPart[1]/ns0:Header[1]/ns0:CompanyAddress3[1]" w:storeItemID="{00000000-0000-0000-0000-000000000000}"/>
+            <w:dataBinding w:prefixMappings="xmlns:ns0='urn:microsoft-dynamics-nav/reports/Standard_Sales_Invoice/1306/'" w:xpath="/ns0:NavWordReportXmlPart[1]/ns0:Header[1]/ns0:CompanyAddress3[1]" w:storeItemID="{00000000-0000-0000-0000-000000000000}"/>
             <w15:color w:val="808080"/>
             <w:text/>
           </w:sdtPr>
@@ -293,7 +293,7 @@
             <w:alias w:val="CustomerAddress4"/>
             <w:tag w:val="#BC:InsertDataItem,DataItems/Header/CustomerAddress4"/>
             <w:id w:val="-620073109"/>
-            <w:dataBinding w:prefixMappings="&lt;xmlns:ns0='urn:microsoft-dynamics-nav/reports/Standard_Sales_Invoice/1306/' " w:xpath="/ns0:NavWordReportXmlPart[1]/ns0:Header[1]/ns0:CustomerAddress4[1]" w:storeItemID="{00000000-0000-0000-0000-000000000000}"/>
+            <w:dataBinding w:prefixMappings="xmlns:ns0='urn:microsoft-dynamics-nav/reports/Standard_Sales_Invoice/1306/'" w:xpath="/ns0:NavWordReportXmlPart[1]/ns0:Header[1]/ns0:CustomerAddress4[1]" w:storeItemID="{00000000-0000-0000-0000-000000000000}"/>
             <w15:color w:val="808080"/>
             <w:text/>
           </w:sdtPr>
@@ -341,7 +341,7 @@
             <w:alias w:val="CompanyAddress4"/>
             <w:tag w:val="#BC:InsertDataItem,DataItems/Header/CompanyAddress4"/>
             <w:id w:val="1616872066"/>
-            <w:dataBinding w:prefixMappings="&lt;xmlns:ns0='urn:microsoft-dynamics-nav/reports/Standard_Sales_Invoice/1306/' " w:xpath="/ns0:NavWordReportXmlPart[1]/ns0:Header[1]/ns0:CompanyAddress4[1]" w:storeItemID="{00000000-0000-0000-0000-000000000000}"/>
+            <w:dataBinding w:prefixMappings="xmlns:ns0='urn:microsoft-dynamics-nav/reports/Standard_Sales_Invoice/1306/'" w:xpath="/ns0:NavWordReportXmlPart[1]/ns0:Header[1]/ns0:CompanyAddress4[1]" w:storeItemID="{00000000-0000-0000-0000-000000000000}"/>
             <w15:color w:val="808080"/>
             <w:text/>
           </w:sdtPr>
@@ -381,7 +381,7 @@
             <w:alias w:val="CustomerAddress5"/>
             <w:tag w:val="#BC:InsertDataItem,DataItems/Header/CustomerAddress5"/>
             <w:id w:val="-356592489"/>
-            <w:dataBinding w:prefixMappings="&lt;xmlns:ns0='urn:microsoft-dynamics-nav/reports/Standard_Sales_Invoice/1306/' " w:xpath="/ns0:NavWordReportXmlPart[1]/ns0:Header[1]/ns0:CustomerAddress5[1]" w:storeItemID="{00000000-0000-0000-0000-000000000000}"/>
+            <w:dataBinding w:prefixMappings="xmlns:ns0='urn:microsoft-dynamics-nav/reports/Standard_Sales_Invoice/1306/'" w:xpath="/ns0:NavWordReportXmlPart[1]/ns0:Header[1]/ns0:CustomerAddress5[1]" w:storeItemID="{00000000-0000-0000-0000-000000000000}"/>
             <w15:color w:val="808080"/>
             <w:text/>
           </w:sdtPr>
@@ -429,7 +429,7 @@
             <w:alias w:val="CompanyAddress5"/>
             <w:tag w:val="#BC:InsertDataItem,DataItems/Header/CompanyAddress5"/>
             <w:id w:val="-625539781"/>
-            <w:dataBinding w:prefixMappings="&lt;xmlns:ns0='urn:microsoft-dynamics-nav/reports/Standard_Sales_Invoice/1306/' " w:xpath="/ns0:NavWordReportXmlPart[1]/ns0:Header[1]/ns0:CompanyAddress5[1]" w:storeItemID="{00000000-0000-0000-0000-000000000000}"/>
+            <w:dataBinding w:prefixMappings="xmlns:ns0='urn:microsoft-dynamics-nav/reports/Standard_Sales_Invoice/1306/'" w:xpath="/ns0:NavWordReportXmlPart[1]/ns0:Header[1]/ns0:CompanyAddress5[1]" w:storeItemID="{00000000-0000-0000-0000-000000000000}"/>
             <w15:color w:val="808080"/>
             <w:text/>
           </w:sdtPr>
@@ -481,7 +481,7 @@
                 <w:alias w:val="CustomerAddress6"/>
                 <w:tag w:val="#BC:InsertDataItem,DataItems/Header/CustomerAddress6"/>
                 <w:id w:val="-2000036813"/>
-                <w:dataBinding w:prefixMappings="&lt;xmlns:ns0='urn:microsoft-dynamics-nav/reports/Standard_Sales_Invoice/1306/' " w:xpath="/ns0:NavWordReportXmlPart[1]/ns0:Header[1]/ns0:CustomerAddress6[1]" w:storeItemID="{00000000-0000-0000-0000-000000000000}"/>
+                <w:dataBinding w:prefixMappings="xmlns:ns0='urn:microsoft-dynamics-nav/reports/Standard_Sales_Invoice/1306/'" w:xpath="/ns0:NavWordReportXmlPart[1]/ns0:Header[1]/ns0:CustomerAddress6[1]" w:storeItemID="{00000000-0000-0000-0000-000000000000}"/>
                 <w15:color w:val="808080"/>
                 <w:text/>
               </w:sdtPr>
@@ -517,7 +517,7 @@
             <w:alias w:val="CompanyAddress6"/>
             <w:tag w:val="#BC:InsertDataItem,DataItems/Header/CompanyAddress6"/>
             <w:id w:val="-950550724"/>
-            <w:dataBinding w:prefixMappings="&lt;xmlns:ns0='urn:microsoft-dynamics-nav/reports/Standard_Sales_Invoice/1306/' " w:xpath="/ns0:NavWordReportXmlPart[1]/ns0:Header[1]/ns0:CompanyAddress6[1]" w:storeItemID="{00000000-0000-0000-0000-000000000000}"/>
+            <w:dataBinding w:prefixMappings="xmlns:ns0='urn:microsoft-dynamics-nav/reports/Standard_Sales_Invoice/1306/'" w:xpath="/ns0:NavWordReportXmlPart[1]/ns0:Header[1]/ns0:CompanyAddress6[1]" w:storeItemID="{00000000-0000-0000-0000-000000000000}"/>
             <w15:color w:val="808080"/>
             <w:text/>
           </w:sdtPr>
@@ -557,7 +557,7 @@
             <w:alias w:val="CustomerAddress7"/>
             <w:tag w:val="#BC:InsertDataItem,DataItems/Header/CustomerAddress7"/>
             <w:id w:val="-1456395504"/>
-            <w:dataBinding w:prefixMappings="&lt;xmlns:ns0='urn:microsoft-dynamics-nav/reports/Standard_Sales_Invoice/1306/' " w:xpath="/ns0:NavWordReportXmlPart[1]/ns0:Header[1]/ns0:CustomerAddress7[1]" w:storeItemID="{00000000-0000-0000-0000-000000000000}"/>
+            <w:dataBinding w:prefixMappings="xmlns:ns0='urn:microsoft-dynamics-nav/reports/Standard_Sales_Invoice/1306/'" w:xpath="/ns0:NavWordReportXmlPart[1]/ns0:Header[1]/ns0:CustomerAddress7[1]" w:storeItemID="{00000000-0000-0000-0000-000000000000}"/>
             <w15:color w:val="808080"/>
             <w:text/>
           </w:sdtPr>
@@ -604,7 +604,7 @@
             <w:alias w:val="CompanyLegalOffice_Lbl"/>
             <w:tag w:val="#BC:InsertDataItem,DataItems/Header/CompanyLegalOffice_Lbl"/>
             <w:id w:val="-1388795315"/>
-            <w:dataBinding w:prefixMappings="&lt;xmlns:ns0='urn:microsoft-dynamics-nav/reports/Standard_Sales_Invoice/1306/' " w:xpath="/ns0:NavWordReportXmlPart[1]/ns0:Header[1]/ns0:CompanyLegalOffice_Lbl[1]" w:storeItemID="{00000000-0000-0000-0000-000000000000}"/>
+            <w:dataBinding w:prefixMappings="xmlns:ns0='urn:microsoft-dynamics-nav/reports/Standard_Sales_Invoice/1306/'" w:xpath="/ns0:NavWordReportXmlPart[1]/ns0:Header[1]/ns0:CompanyLegalOffice_Lbl[1]" w:storeItemID="{00000000-0000-0000-0000-000000000000}"/>
             <w15:color w:val="808080"/>
             <w:text/>
           </w:sdtPr>
@@ -646,7 +646,7 @@
             <w:alias w:val="CustomerAddress8"/>
             <w:tag w:val="#BC:InsertDataItem,DataItems/Header/CustomerAddress8"/>
             <w:id w:val="-718439385"/>
-            <w:dataBinding w:prefixMappings="&lt;xmlns:ns0='urn:microsoft-dynamics-nav/reports/Standard_Sales_Invoice/1306/' " w:xpath="/ns0:NavWordReportXmlPart[1]/ns0:Header[1]/ns0:CustomerAddress8[1]" w:storeItemID="{00000000-0000-0000-0000-000000000000}"/>
+            <w:dataBinding w:prefixMappings="xmlns:ns0='urn:microsoft-dynamics-nav/reports/Standard_Sales_Invoice/1306/'" w:xpath="/ns0:NavWordReportXmlPart[1]/ns0:Header[1]/ns0:CustomerAddress8[1]" w:storeItemID="{00000000-0000-0000-0000-000000000000}"/>
             <w15:color w:val="808080"/>
             <w:text/>
           </w:sdtPr>
@@ -693,7 +693,7 @@
             <w:alias w:val="CompanyLegalOffice"/>
             <w:tag w:val="#BC:InsertDataItem,DataItems/Header/CompanyLegalOffice"/>
             <w:id w:val="-468984459"/>
-            <w:dataBinding w:prefixMappings="&lt;xmlns:ns0='urn:microsoft-dynamics-nav/reports/Standard_Sales_Invoice/1306/' " w:xpath="/ns0:NavWordReportXmlPart[1]/ns0:Header[1]/ns0:CompanyLegalOffice[1]" w:storeItemID="{00000000-0000-0000-0000-000000000000}"/>
+            <w:dataBinding w:prefixMappings="xmlns:ns0='urn:microsoft-dynamics-nav/reports/Standard_Sales_Invoice/1306/'" w:xpath="/ns0:NavWordReportXmlPart[1]/ns0:Header[1]/ns0:CompanyLegalOffice[1]" w:storeItemID="{00000000-0000-0000-0000-000000000000}"/>
             <w15:color w:val="808080"/>
             <w:text/>
           </w:sdtPr>
@@ -786,7 +786,7 @@
             <w:placeholder>
               <w:docPart w:val="41E6EBCF9CCC4F6D959E132AC5DBE491"/>
             </w:placeholder>
-            <w:dataBinding w:prefixMappings="&lt;xmlns:ns0='urn:microsoft-dynamics-nav/reports/Standard_Sales_Invoice/1306/' " w:xpath="/ns0:NavWordReportXmlPart[1]/ns0:Header[1]/ns0:DocumentDate_Lbl[1]" w:storeItemID="{00000000-0000-0000-0000-000000000000}"/>
+            <w:dataBinding w:prefixMappings="xmlns:ns0='urn:microsoft-dynamics-nav/reports/Standard_Sales_Invoice/1306/'" w:xpath="/ns0:NavWordReportXmlPart[1]/ns0:Header[1]/ns0:DocumentDate_Lbl[1]" w:storeItemID="{00000000-0000-0000-0000-000000000000}"/>
             <w15:color w:val="808080"/>
             <w:text/>
           </w:sdtPr>
@@ -811,7 +811,7 @@
             <w:alias w:val="DueDate_Lbl"/>
             <w:tag w:val="#BC:InsertDataItem,DataItems/Header/DueDate_Lbl"/>
             <w:id w:val="755092455"/>
-            <w:dataBinding w:prefixMappings="&lt;xmlns:ns0='urn:microsoft-dynamics-nav/reports/Standard_Sales_Invoice/1306/' " w:xpath="/ns0:NavWordReportXmlPart[1]/ns0:Header[1]/ns0:DueDate_Lbl[1]" w:storeItemID="{00000000-0000-0000-0000-000000000000}"/>
+            <w:dataBinding w:prefixMappings="xmlns:ns0='urn:microsoft-dynamics-nav/reports/Standard_Sales_Invoice/1306/'" w:xpath="/ns0:NavWordReportXmlPart[1]/ns0:Header[1]/ns0:DueDate_Lbl[1]" w:storeItemID="{00000000-0000-0000-0000-000000000000}"/>
             <w15:color w:val="808080"/>
             <w:text/>
           </w:sdtPr>
@@ -836,7 +836,7 @@
             <w:alias w:val="PaymentTermsDescription_Lbl"/>
             <w:tag w:val="#BC:InsertDataItem,DataItems/Header/PaymentTermsDescription_Lbl"/>
             <w:id w:val="-165563059"/>
-            <w:dataBinding w:prefixMappings="&lt;xmlns:ns0='urn:microsoft-dynamics-nav/reports/Standard_Sales_Invoice/1306/' " w:xpath="/ns0:NavWordReportXmlPart[1]/ns0:Header[1]/ns0:PaymentTermsDescription_Lbl[1]" w:storeItemID="{00000000-0000-0000-0000-000000000000}"/>
+            <w:dataBinding w:prefixMappings="xmlns:ns0='urn:microsoft-dynamics-nav/reports/Standard_Sales_Invoice/1306/'" w:xpath="/ns0:NavWordReportXmlPart[1]/ns0:Header[1]/ns0:PaymentTermsDescription_Lbl[1]" w:storeItemID="{00000000-0000-0000-0000-000000000000}"/>
             <w15:color w:val="808080"/>
             <w:text/>
           </w:sdtPr>
@@ -896,7 +896,7 @@
             <w:placeholder>
               <w:docPart w:val="2175B35D1DB6426E90BE06524464197B"/>
             </w:placeholder>
-            <w:dataBinding w:prefixMappings="&lt;xmlns:ns0='urn:microsoft-dynamics-nav/reports/Standard_Sales_Invoice/1306/' " w:xpath="/ns0:NavWordReportXmlPart[1]/ns0:Header[1]/ns0:DocumentDate[1]" w:storeItemID="{00000000-0000-0000-0000-000000000000}"/>
+            <w:dataBinding w:prefixMappings="xmlns:ns0='urn:microsoft-dynamics-nav/reports/Standard_Sales_Invoice/1306/'" w:xpath="/ns0:NavWordReportXmlPart[1]/ns0:Header[1]/ns0:DocumentDate[1]" w:storeItemID="{00000000-0000-0000-0000-000000000000}"/>
             <w15:color w:val="808080"/>
             <w:text/>
           </w:sdtPr>
@@ -921,7 +921,7 @@
             <w:alias w:val="DueDate"/>
             <w:tag w:val="#BC:InsertDataItem,DataItems/Header/DueDate"/>
             <w:id w:val="1511642603"/>
-            <w:dataBinding w:prefixMappings="&lt;xmlns:ns0='urn:microsoft-dynamics-nav/reports/Standard_Sales_Invoice/1306/' " w:xpath="/ns0:NavWordReportXmlPart[1]/ns0:Header[1]/ns0:DueDate[1]" w:storeItemID="{00000000-0000-0000-0000-000000000000}"/>
+            <w:dataBinding w:prefixMappings="xmlns:ns0='urn:microsoft-dynamics-nav/reports/Standard_Sales_Invoice/1306/'" w:xpath="/ns0:NavWordReportXmlPart[1]/ns0:Header[1]/ns0:DueDate[1]" w:storeItemID="{00000000-0000-0000-0000-000000000000}"/>
             <w15:color w:val="808080"/>
             <w:text/>
           </w:sdtPr>
@@ -946,7 +946,7 @@
             <w:alias w:val="PaymentTermsDescription"/>
             <w:tag w:val="#BC:InsertDataItem,DataItems/Header/PaymentTermsDescription"/>
             <w:id w:val="-1513372881"/>
-            <w:dataBinding w:prefixMappings="&lt;xmlns:ns0='urn:microsoft-dynamics-nav/reports/Standard_Sales_Invoice/1306/' " w:xpath="/ns0:NavWordReportXmlPart[1]/ns0:Header[1]/ns0:PaymentTermsDescription[1]" w:storeItemID="{00000000-0000-0000-0000-000000000000}"/>
+            <w:dataBinding w:prefixMappings="xmlns:ns0='urn:microsoft-dynamics-nav/reports/Standard_Sales_Invoice/1306/'" w:xpath="/ns0:NavWordReportXmlPart[1]/ns0:Header[1]/ns0:PaymentTermsDescription[1]" w:storeItemID="{00000000-0000-0000-0000-000000000000}"/>
             <w15:color w:val="808080"/>
             <w:text/>
           </w:sdtPr>
@@ -1011,7 +1011,7 @@
               <w:alias w:val="ItemNo_Line_Lbl"/>
               <w:tag w:val="#BC:InsertDataItem,DataItems/Header/Line/ItemNo_Line_Lbl"/>
               <w:id w:val="2050642905"/>
-              <w:dataBinding w:prefixMappings="&lt;xmlns:ns0='urn:microsoft-dynamics-nav/reports/Standard_Sales_Invoice/1306/' " w:xpath="/ns0:NavWordReportXmlPart[1]/ns0:Header[1]/ns0:Line[1]/ns0:ItemNo_Line_Lbl[1]" w:storeItemID="{00000000-0000-0000-0000-000000000000}"/>
+              <w:dataBinding w:prefixMappings="xmlns:ns0='urn:microsoft-dynamics-nav/reports/Standard_Sales_Invoice/1306/'" w:xpath="/ns0:NavWordReportXmlPart[1]/ns0:Header[1]/ns0:Line[1]/ns0:ItemNo_Line_Lbl[1]" w:storeItemID="{00000000-0000-0000-0000-000000000000}"/>
               <w15:color w:val="808080"/>
               <w:text/>
             </w:sdtPr>
@@ -1044,7 +1044,7 @@
             <w:alias w:val="Description_Line_Lbl"/>
             <w:tag w:val="#BC:InsertDataItem,DataItems/Header/Line/Description_Line_Lbl"/>
             <w:id w:val="55748171"/>
-            <w:dataBinding w:prefixMappings="&lt;xmlns:ns0='urn:microsoft-dynamics-nav/reports/Standard_Sales_Invoice/1306/' " w:xpath="/ns0:NavWordReportXmlPart[1]/ns0:Header[1]/ns0:Line[1]/ns0:Description_Line_Lbl[1]" w:storeItemID="{00000000-0000-0000-0000-000000000000}"/>
+            <w:dataBinding w:prefixMappings="xmlns:ns0='urn:microsoft-dynamics-nav/reports/Standard_Sales_Invoice/1306/'" w:xpath="/ns0:NavWordReportXmlPart[1]/ns0:Header[1]/ns0:Line[1]/ns0:Description_Line_Lbl[1]" w:storeItemID="{00000000-0000-0000-0000-000000000000}"/>
             <w15:color w:val="808080"/>
             <w:text/>
           </w:sdtPr>
@@ -1081,7 +1081,7 @@
             <w:alias w:val="Quantity_Line_Lbl"/>
             <w:tag w:val="#BC:InsertDataItem,DataItems/Header/Line/Quantity_Line_Lbl"/>
             <w:id w:val="-278416351"/>
-            <w:dataBinding w:prefixMappings="&lt;xmlns:ns0='urn:microsoft-dynamics-nav/reports/Standard_Sales_Invoice/1306/' " w:xpath="/ns0:NavWordReportXmlPart[1]/ns0:Header[1]/ns0:Line[1]/ns0:Quantity_Line_Lbl[1]" w:storeItemID="{00000000-0000-0000-0000-000000000000}"/>
+            <w:dataBinding w:prefixMappings="xmlns:ns0='urn:microsoft-dynamics-nav/reports/Standard_Sales_Invoice/1306/'" w:xpath="/ns0:NavWordReportXmlPart[1]/ns0:Header[1]/ns0:Line[1]/ns0:Quantity_Line_Lbl[1]" w:storeItemID="{00000000-0000-0000-0000-000000000000}"/>
             <w15:color w:val="808080"/>
             <w:text/>
           </w:sdtPr>
@@ -1122,7 +1122,7 @@
             <w:placeholder>
               <w:docPart w:val="DefaultPlaceholder_-1854013440"/>
             </w:placeholder>
-            <w:dataBinding w:prefixMappings="&lt;xmlns:ns0='urn:microsoft-dynamics-nav/reports/Standard_Sales_Invoice/1306/' " w:xpath="/ns0:NavWordReportXmlPart[1]/ns0:Header[1]/ns0:Line[1]/ns0:Unit_Lbl[1]" w:storeItemID="{00000000-0000-0000-0000-000000000000}"/>
+            <w:dataBinding w:prefixMappings="xmlns:ns0='urn:microsoft-dynamics-nav/reports/Standard_Sales_Invoice/1306/'" w:xpath="/ns0:NavWordReportXmlPart[1]/ns0:Header[1]/ns0:Line[1]/ns0:Unit_Lbl[1]" w:storeItemID="{00000000-0000-0000-0000-000000000000}"/>
             <w15:color w:val="808080"/>
             <w:text/>
           </w:sdtPr>
@@ -1159,7 +1159,7 @@
             <w:alias w:val="UnitPrice_Lbl"/>
             <w:tag w:val="#BC:InsertDataItem,DataItems/Header/Line/UnitPrice_Lbl"/>
             <w:id w:val="-1044597726"/>
-            <w:dataBinding w:prefixMappings="&lt;xmlns:ns0='urn:microsoft-dynamics-nav/reports/Standard_Sales_Invoice/1306/' " w:xpath="/ns0:NavWordReportXmlPart[1]/ns0:Header[1]/ns0:Line[1]/ns0:UnitPrice_Lbl[1]" w:storeItemID="{00000000-0000-0000-0000-000000000000}"/>
+            <w:dataBinding w:prefixMappings="xmlns:ns0='urn:microsoft-dynamics-nav/reports/Standard_Sales_Invoice/1306/'" w:xpath="/ns0:NavWordReportXmlPart[1]/ns0:Header[1]/ns0:Line[1]/ns0:UnitPrice_Lbl[1]" w:storeItemID="{00000000-0000-0000-0000-000000000000}"/>
             <w15:color w:val="808080"/>
             <w:text/>
           </w:sdtPr>
@@ -1200,7 +1200,7 @@
             <w:placeholder>
               <w:docPart w:val="8C6F5038357C4DF2A60E5B0236EB4CB4"/>
             </w:placeholder>
-            <w:dataBinding w:prefixMappings="&lt;xmlns:ns0='urn:microsoft-dynamics-nav/reports/Standard_Sales_Invoice/1306/' " w:xpath="/ns0:NavWordReportXmlPart[1]/ns0:Header[1]/ns0:SalesInvoiceLineDiscount_Lbl[1]" w:storeItemID="{00000000-0000-0000-0000-000000000000}"/>
+            <w:dataBinding w:prefixMappings="xmlns:ns0='urn:microsoft-dynamics-nav/reports/Standard_Sales_Invoice/1306/'" w:xpath="/ns0:NavWordReportXmlPart[1]/ns0:Header[1]/ns0:SalesInvoiceLineDiscount_Lbl[1]" w:storeItemID="{00000000-0000-0000-0000-000000000000}"/>
             <w15:color w:val="808080"/>
             <w:text/>
           </w:sdtPr>
@@ -1238,7 +1238,7 @@
             <w:alias w:val="VATPct_Line_Lbl"/>
             <w:tag w:val="#BC:InsertDataItem,DataItems/Header/Line/VATPct_Line_Lbl"/>
             <w:id w:val="682009838"/>
-            <w:dataBinding w:prefixMappings="&lt;xmlns:ns0='urn:microsoft-dynamics-nav/reports/Standard_Sales_Invoice/1306/' " w:xpath="/ns0:NavWordReportXmlPart[1]/ns0:Header[1]/ns0:Line[1]/ns0:VATPct_Line_Lbl[1]" w:storeItemID="{00000000-0000-0000-0000-000000000000}"/>
+            <w:dataBinding w:prefixMappings="xmlns:ns0='urn:microsoft-dynamics-nav/reports/Standard_Sales_Invoice/1306/'" w:xpath="/ns0:NavWordReportXmlPart[1]/ns0:Header[1]/ns0:Line[1]/ns0:VATPct_Line_Lbl[1]" w:storeItemID="{00000000-0000-0000-0000-000000000000}"/>
             <w15:color w:val="808080"/>
             <w:text/>
           </w:sdtPr>
@@ -1276,7 +1276,7 @@
             <w:alias w:val="LineAmount_Line_Lbl"/>
             <w:tag w:val="#BC:InsertDataItem,DataItems/Header/Line/LineAmount_Line_Lbl"/>
             <w:id w:val="-812258216"/>
-            <w:dataBinding w:prefixMappings="&lt;xmlns:ns0='urn:microsoft-dynamics-nav/reports/Standard_Sales_Invoice/1306/' " w:xpath="/ns0:NavWordReportXmlPart[1]/ns0:Header[1]/ns0:Line[1]/ns0:LineAmount_Line_Lbl[1]" w:storeItemID="{00000000-0000-0000-0000-000000000000}"/>
+            <w:dataBinding w:prefixMappings="xmlns:ns0='urn:microsoft-dynamics-nav/reports/Standard_Sales_Invoice/1306/'" w:xpath="/ns0:NavWordReportXmlPart[1]/ns0:Header[1]/ns0:Line[1]/ns0:LineAmount_Line_Lbl[1]" w:storeItemID="{00000000-0000-0000-0000-000000000000}"/>
             <w15:color w:val="808080"/>
             <w:text/>
           </w:sdtPr>
@@ -1432,7 +1432,7 @@
           <w:placeholder>
             <w:docPart w:val="A31CC2ECAB3646FAA6274EB193E0F587"/>
           </w:placeholder>
-          <w15:dataBinding w:prefixMappings="&lt;xmlns:ns0='urn:microsoft-dynamics-nav/reports/Standard_Sales_Invoice/1306/' " w:xpath="/ns0:NavWordReportXmlPart[1]/ns0:Header[1]/ns0:Line" w:storeItemID="{00000000-0000-0000-0000-000000000000}"/>
+          <w15:dataBinding w:prefixMappings="xmlns:ns0='urn:microsoft-dynamics-nav/reports/Standard_Sales_Invoice/1306/'" w:xpath="/ns0:NavWordReportXmlPart[1]/ns0:Header[1]/ns0:Line" w:storeItemID="{00000000-0000-0000-0000-000000000000}"/>
           <w15:color w:val="808080"/>
           <w15:repeatingSection/>
         </w:sdtPr>
@@ -1462,7 +1462,7 @@
                     <w:alias w:val="ItemNo_Line"/>
                     <w:tag w:val="#BC:InsertDataItem,DataItems/Header/Line/ItemNo_Line"/>
                     <w:id w:val="1767953054"/>
-                    <w:dataBinding w:prefixMappings="&lt;xmlns:ns0='urn:microsoft-dynamics-nav/reports/Standard_Sales_Invoice/1306/' " w:xpath="/ns0:NavWordReportXmlPart[1]/ns0:Header[1]/ns0:Line[1]/ns0:ItemNo_Line[1]" w:storeItemID="{00000000-0000-0000-0000-000000000000}"/>
+                    <w:dataBinding w:prefixMappings="xmlns:ns0='urn:microsoft-dynamics-nav/reports/Standard_Sales_Invoice/1306/'" w:xpath="/ns0:NavWordReportXmlPart[1]/ns0:Header[1]/ns0:Line[1]/ns0:ItemNo_Line[1]" w:storeItemID="{00000000-0000-0000-0000-000000000000}"/>
                     <w15:color w:val="808080"/>
                     <w:text/>
                   </w:sdtPr>
@@ -1503,7 +1503,7 @@
                     <w:alias w:val="Description_Line"/>
                     <w:tag w:val="#BC:InsertDataItem,DataItems/Header/Line/Description_Line"/>
                     <w:id w:val="1393535743"/>
-                    <w:dataBinding w:prefixMappings="&lt;xmlns:ns0='urn:microsoft-dynamics-nav/reports/Standard_Sales_Invoice/1306/' " w:xpath="/ns0:NavWordReportXmlPart[1]/ns0:Header[1]/ns0:Line[1]/ns0:Description_Line[1]" w:storeItemID="{00000000-0000-0000-0000-000000000000}"/>
+                    <w:dataBinding w:prefixMappings="xmlns:ns0='urn:microsoft-dynamics-nav/reports/Standard_Sales_Invoice/1306/'" w:xpath="/ns0:NavWordReportXmlPart[1]/ns0:Header[1]/ns0:Line[1]/ns0:Description_Line[1]" w:storeItemID="{00000000-0000-0000-0000-000000000000}"/>
                     <w15:color w:val="808080"/>
                     <w:text/>
                   </w:sdtPr>
@@ -1539,7 +1539,7 @@
                     <w:alias w:val="Quantity_Line"/>
                     <w:tag w:val="#BC:InsertDataItem,DataItems/Header/Line/Quantity_Line"/>
                     <w:id w:val="1672756728"/>
-                    <w:dataBinding w:prefixMappings="&lt;xmlns:ns0='urn:microsoft-dynamics-nav/reports/Standard_Sales_Invoice/1306/' " w:xpath="/ns0:NavWordReportXmlPart[1]/ns0:Header[1]/ns0:Line[1]/ns0:Quantity_Line[1]" w:storeItemID="{00000000-0000-0000-0000-000000000000}"/>
+                    <w:dataBinding w:prefixMappings="xmlns:ns0='urn:microsoft-dynamics-nav/reports/Standard_Sales_Invoice/1306/'" w:xpath="/ns0:NavWordReportXmlPart[1]/ns0:Header[1]/ns0:Line[1]/ns0:Quantity_Line[1]" w:storeItemID="{00000000-0000-0000-0000-000000000000}"/>
                     <w15:color w:val="808080"/>
                     <w:text/>
                   </w:sdtPr>
@@ -1579,7 +1579,7 @@
                     <w:placeholder>
                       <w:docPart w:val="DefaultPlaceholder_-1854013440"/>
                     </w:placeholder>
-                    <w:dataBinding w:prefixMappings="&lt;xmlns:ns0='urn:microsoft-dynamics-nav/reports/Standard_Sales_Invoice/1306/' " w:xpath="/ns0:NavWordReportXmlPart[1]/ns0:Header[1]/ns0:Line[1]/ns0:UnitOfMeasure[1]" w:storeItemID="{00000000-0000-0000-0000-000000000000}"/>
+                    <w:dataBinding w:prefixMappings="xmlns:ns0='urn:microsoft-dynamics-nav/reports/Standard_Sales_Invoice/1306/'" w:xpath="/ns0:NavWordReportXmlPart[1]/ns0:Header[1]/ns0:Line[1]/ns0:UnitOfMeasure[1]" w:storeItemID="{00000000-0000-0000-0000-000000000000}"/>
                     <w15:color w:val="808080"/>
                     <w:text/>
                   </w:sdtPr>
@@ -1627,7 +1627,7 @@
                         <w:alias w:val="UnitPrice"/>
                         <w:tag w:val="#BC:InsertDataItem,DataItems/Header/Line/UnitPrice"/>
                         <w:id w:val="-1253814634"/>
-                        <w:dataBinding w:prefixMappings="&lt;xmlns:ns0='urn:microsoft-dynamics-nav/reports/Standard_Sales_Invoice/1306/' " w:xpath="/ns0:NavWordReportXmlPart[1]/ns0:Header[1]/ns0:Line[1]/ns0:UnitPrice[1]" w:storeItemID="{00000000-0000-0000-0000-000000000000}"/>
+                        <w:dataBinding w:prefixMappings="xmlns:ns0='urn:microsoft-dynamics-nav/reports/Standard_Sales_Invoice/1306/'" w:xpath="/ns0:NavWordReportXmlPart[1]/ns0:Header[1]/ns0:Line[1]/ns0:UnitPrice[1]" w:storeItemID="{00000000-0000-0000-0000-000000000000}"/>
                         <w15:color w:val="808080"/>
                         <w:text/>
                       </w:sdtPr>
@@ -1655,7 +1655,7 @@
                     <w:placeholder>
                       <w:docPart w:val="8C6F5038357C4DF2A60E5B0236EB4CB4"/>
                     </w:placeholder>
-                    <w:dataBinding w:prefixMappings="&lt;xmlns:ns0='urn:microsoft-dynamics-nav/reports/Standard_Sales_Invoice/1306/' " w:xpath="/ns0:NavWordReportXmlPart[1]/ns0:Header[1]/ns0:Line[1]/ns0:LineDiscountPercentText_Line[1]" w:storeItemID="{00000000-0000-0000-0000-000000000000}"/>
+                    <w:dataBinding w:prefixMappings="xmlns:ns0='urn:microsoft-dynamics-nav/reports/Standard_Sales_Invoice/1306/'" w:xpath="/ns0:NavWordReportXmlPart[1]/ns0:Header[1]/ns0:Line[1]/ns0:LineDiscountPercentText_Line[1]" w:storeItemID="{00000000-0000-0000-0000-000000000000}"/>
                     <w15:color w:val="808080"/>
                     <w:text/>
                   </w:sdtPr>
@@ -1692,7 +1692,7 @@
                     <w:alias w:val="VATPct_Line"/>
                     <w:tag w:val="#BC:InsertDataItem,DataItems/Header/Line/VATPct_Line"/>
                     <w:id w:val="1436251310"/>
-                    <w:dataBinding w:prefixMappings="&lt;xmlns:ns0='urn:microsoft-dynamics-nav/reports/Standard_Sales_Invoice/1306/' " w:xpath="/ns0:NavWordReportXmlPart[1]/ns0:Header[1]/ns0:Line[1]/ns0:VATPct_Line[1]" w:storeItemID="{00000000-0000-0000-0000-000000000000}"/>
+                    <w:dataBinding w:prefixMappings="xmlns:ns0='urn:microsoft-dynamics-nav/reports/Standard_Sales_Invoice/1306/'" w:xpath="/ns0:NavWordReportXmlPart[1]/ns0:Header[1]/ns0:Line[1]/ns0:VATPct_Line[1]" w:storeItemID="{00000000-0000-0000-0000-000000000000}"/>
                     <w15:color w:val="808080"/>
                     <w:text/>
                   </w:sdtPr>
@@ -1741,7 +1741,7 @@
                         <w:alias w:val="LineAmount_Line"/>
                         <w:tag w:val="#BC:InsertDataItem,DataItems/Header/Line/LineAmount_Line"/>
                         <w:id w:val="787541011"/>
-                        <w:dataBinding w:prefixMappings="&lt;xmlns:ns0='urn:microsoft-dynamics-nav/reports/Standard_Sales_Invoice/1306/' " w:xpath="/ns0:NavWordReportXmlPart[1]/ns0:Header[1]/ns0:Line[1]/ns0:LineAmount_Line[1]" w:storeItemID="{00000000-0000-0000-0000-000000000000}"/>
+                        <w:dataBinding w:prefixMappings="xmlns:ns0='urn:microsoft-dynamics-nav/reports/Standard_Sales_Invoice/1306/'" w:xpath="/ns0:NavWordReportXmlPart[1]/ns0:Header[1]/ns0:Line[1]/ns0:LineAmount_Line[1]" w:storeItemID="{00000000-0000-0000-0000-000000000000}"/>
                         <w15:color w:val="808080"/>
                         <w:text/>
                       </w:sdtPr>
@@ -1808,7 +1808,7 @@
             <w:placeholder>
               <w:docPart w:val="DefaultPlaceholder_-1854013440"/>
             </w:placeholder>
-            <w:dataBinding w:prefixMappings="&lt;xmlns:ns0='urn:microsoft-dynamics-nav/reports/Standard_Sales_Invoice/1306/' " w:xpath="/ns0:NavWordReportXmlPart[1]/ns0:Header[1]/ns0:ReportTotalsLine[1]/ns0:Description_ReportTotalsLine[1]" w:storeItemID="{00000000-0000-0000-0000-000000000000}"/>
+            <w:dataBinding w:prefixMappings="xmlns:ns0='urn:microsoft-dynamics-nav/reports/Standard_Sales_Invoice/1306/'" w:xpath="/ns0:NavWordReportXmlPart[1]/ns0:Header[1]/ns0:ReportTotalsLine[1]/ns0:Description_ReportTotalsLine[1]" w:storeItemID="{00000000-0000-0000-0000-000000000000}"/>
             <w15:color w:val="808080"/>
             <w:text/>
           </w:sdtPr>
@@ -1886,7 +1886,7 @@
             <w:placeholder>
               <w:docPart w:val="DefaultPlaceholder_-1854013440"/>
             </w:placeholder>
-            <w:dataBinding w:prefixMappings="&lt;xmlns:ns0='urn:microsoft-dynamics-nav/reports/Standard_Sales_Invoice/1306/' " w:xpath="/ns0:NavWordReportXmlPart[1]/ns0:Header[1]/ns0:ReportTotalsLine[1]/ns0:AmountFormatted_ReportTotalsLine[1]" w:storeItemID="{00000000-0000-0000-0000-000000000000}"/>
+            <w:dataBinding w:prefixMappings="xmlns:ns0='urn:microsoft-dynamics-nav/reports/Standard_Sales_Invoice/1306/'" w:xpath="/ns0:NavWordReportXmlPart[1]/ns0:Header[1]/ns0:ReportTotalsLine[1]/ns0:AmountFormatted_ReportTotalsLine[1]" w:storeItemID="{00000000-0000-0000-0000-000000000000}"/>
             <w15:color w:val="808080"/>
             <w:text/>
           </w:sdtPr>
@@ -1932,7 +1932,7 @@
             <w:placeholder>
               <w:docPart w:val="DefaultPlaceholder_-1854013440"/>
             </w:placeholder>
-            <w:dataBinding w:prefixMappings="&lt;xmlns:ns0='urn:microsoft-dynamics-nav/reports/Standard_Sales_Invoice/1306/' " w:xpath="/ns0:NavWordReportXmlPart[1]/ns0:Header[1]/ns0:Totals[1]/ns0:TotalText[1]" w:storeItemID="{00000000-0000-0000-0000-000000000000}"/>
+            <w:dataBinding w:prefixMappings="xmlns:ns0='urn:microsoft-dynamics-nav/reports/Standard_Sales_Invoice/1306/'" w:xpath="/ns0:NavWordReportXmlPart[1]/ns0:Header[1]/ns0:Totals[1]/ns0:TotalText[1]" w:storeItemID="{00000000-0000-0000-0000-000000000000}"/>
             <w15:color w:val="808080"/>
             <w:text/>
           </w:sdtPr>
@@ -2031,7 +2031,7 @@
                 <w:alias w:val="TotalAmountIncludingVAT"/>
                 <w:tag w:val="#BC:InsertDataItem,DataItems/Header/Totals/TotalAmountIncludingVAT"/>
                 <w:id w:val="475962551"/>
-                <w:dataBinding w:prefixMappings="&lt;xmlns:ns0='urn:microsoft-dynamics-nav/reports/Standard_Sales_Invoice/1306/' " w:xpath="/ns0:NavWordReportXmlPart[1]/ns0:Header[1]/ns0:Totals[1]/ns0:TotalAmountIncludingVAT[1]" w:storeItemID="{00000000-0000-0000-0000-000000000000}"/>
+                <w:dataBinding w:prefixMappings="xmlns:ns0='urn:microsoft-dynamics-nav/reports/Standard_Sales_Invoice/1306/'" w:xpath="/ns0:NavWordReportXmlPart[1]/ns0:Header[1]/ns0:Totals[1]/ns0:TotalAmountIncludingVAT[1]" w:storeItemID="{00000000-0000-0000-0000-000000000000}"/>
                 <w15:color w:val="808080"/>
                 <w:text/>
               </w:sdtPr>
@@ -2080,7 +2080,7 @@
             <w:placeholder>
               <w:docPart w:val="DefaultPlaceholder_-1854013440"/>
             </w:placeholder>
-            <w:dataBinding w:prefixMappings="&lt;xmlns:ns0='urn:microsoft-dynamics-nav/reports/Standard_Sales_Invoice/1306/' " w:xpath="/ns0:NavWordReportXmlPart[1]/ns0:Header[1]/ns0:VATClauseLine[1]/ns0:VATClausesHeader[1]" w:storeItemID="{00000000-0000-0000-0000-000000000000}"/>
+            <w:dataBinding w:prefixMappings="xmlns:ns0='urn:microsoft-dynamics-nav/reports/Standard_Sales_Invoice/1306/'" w:xpath="/ns0:NavWordReportXmlPart[1]/ns0:Header[1]/ns0:VATClauseLine[1]/ns0:VATClausesHeader[1]" w:storeItemID="{00000000-0000-0000-0000-000000000000}"/>
             <w15:color w:val="808080"/>
             <w:text/>
           </w:sdtPr>
@@ -2178,7 +2178,7 @@
             <w:placeholder>
               <w:docPart w:val="69DAFFCDDFA44789BBD2F4D4F0FDFB01"/>
             </w:placeholder>
-            <w:dataBinding w:prefixMappings="&lt;xmlns:ns0='urn:microsoft-dynamics-nav/reports/Standard_Sales_Invoice/1306/' " w:xpath="/ns0:NavWordReportXmlPart[1]/ns0:Header[1]/ns0:VATClauseLine[1]/ns0:Description_VATClauseLine[1]" w:storeItemID="{00000000-0000-0000-0000-000000000000}"/>
+            <w:dataBinding w:prefixMappings="xmlns:ns0='urn:microsoft-dynamics-nav/reports/Standard_Sales_Invoice/1306/'" w:xpath="/ns0:NavWordReportXmlPart[1]/ns0:Header[1]/ns0:VATClauseLine[1]/ns0:Description_VATClauseLine[1]" w:storeItemID="{00000000-0000-0000-0000-000000000000}"/>
             <w15:color w:val="808080"/>
             <w:text/>
           </w:sdtPr>
@@ -2257,7 +2257,7 @@
             <w:placeholder>
               <w:docPart w:val="DefaultPlaceholder_-1854013440"/>
             </w:placeholder>
-            <w:dataBinding w:prefixMappings="&lt;xmlns:ns0='urn:microsoft-dynamics-nav/reports/Standard_Sales_Invoice/1306/' " w:xpath="/ns0:NavWordReportXmlPart[1]/ns0:Header[1]/ns0:VATClauseLine[1]/ns0:VATAmount_VATClauseLine[1]" w:storeItemID="{00000000-0000-0000-0000-000000000000}"/>
+            <w:dataBinding w:prefixMappings="xmlns:ns0='urn:microsoft-dynamics-nav/reports/Standard_Sales_Invoice/1306/'" w:xpath="/ns0:NavWordReportXmlPart[1]/ns0:Header[1]/ns0:VATClauseLine[1]/ns0:VATAmount_VATClauseLine[1]" w:storeItemID="{00000000-0000-0000-0000-000000000000}"/>
             <w15:color w:val="808080"/>
             <w:text/>
           </w:sdtPr>
@@ -2302,7 +2302,7 @@
             <w:placeholder>
               <w:docPart w:val="DefaultPlaceholder_-1854013440"/>
             </w:placeholder>
-            <w:dataBinding w:prefixMappings="&lt;xmlns:ns0='urn:microsoft-dynamics-nav/reports/Standard_Sales_Invoice/1306/' " w:xpath="/ns0:NavWordReportXmlPart[1]/ns0:Header[1]/ns0:VATClauseLine[1]/ns0:Description2_VATClauseLine[1]" w:storeItemID="{00000000-0000-0000-0000-000000000000}"/>
+            <w:dataBinding w:prefixMappings="xmlns:ns0='urn:microsoft-dynamics-nav/reports/Standard_Sales_Invoice/1306/'" w:xpath="/ns0:NavWordReportXmlPart[1]/ns0:Header[1]/ns0:VATClauseLine[1]/ns0:Description2_VATClauseLine[1]" w:storeItemID="{00000000-0000-0000-0000-000000000000}"/>
             <w15:color w:val="808080"/>
             <w:text/>
           </w:sdtPr>
@@ -2377,7 +2377,7 @@
             <w:tag w:val="#BC:InsertDataItem,DataItems/Header/RemainingAmount"/>
             <w:id w:val="323400471"/>
             <w:showingPlcHdr/>
-            <w:dataBinding w:prefixMappings="&lt;xmlns:ns0='urn:microsoft-dynamics-nav/reports/Standard_Sales_Invoice/1306/' " w:xpath="/ns0:NavWordReportXmlPart[1]/ns0:Header[1]/ns0:RemainingAmount[1]" w:storeItemID="{00000000-0000-0000-0000-000000000000}"/>
+            <w:dataBinding w:prefixMappings="xmlns:ns0='urn:microsoft-dynamics-nav/reports/Standard_Sales_Invoice/1306/'" w:xpath="/ns0:NavWordReportXmlPart[1]/ns0:Header[1]/ns0:RemainingAmount[1]" w:storeItemID="{00000000-0000-0000-0000-000000000000}"/>
             <w15:color w:val="808080"/>
             <w:text/>
           </w:sdtPr>
@@ -2425,7 +2425,7 @@
         <w:placeholder>
           <w:docPart w:val="EA297FA850994C559D292F75133A1228"/>
         </w:placeholder>
-        <w:dataBinding w:prefixMappings="&lt;xmlns:ns0='urn:microsoft-dynamics-nav/reports/Standard_Sales_Invoice/1306/' " w:xpath="/ns0:NavWordReportXmlPart[1]/ns0:Header[1]/ns0:VATAmountSpecification_Lbl[1]" w:storeItemID="{00000000-0000-0000-0000-000000000000}"/>
+        <w:dataBinding w:prefixMappings="xmlns:ns0='urn:microsoft-dynamics-nav/reports/Standard_Sales_Invoice/1306/'" w:xpath="/ns0:NavWordReportXmlPart[1]/ns0:Header[1]/ns0:VATAmountSpecification_Lbl[1]" w:storeItemID="{00000000-0000-0000-0000-000000000000}"/>
         <w15:color w:val="808080"/>
         <w:text/>
       </w:sdtPr>
@@ -2485,7 +2485,7 @@
             <w:placeholder>
               <w:docPart w:val="AE22751D53784D05897EA5125090C76E"/>
             </w:placeholder>
-            <w:dataBinding w:prefixMappings="&lt;xmlns:ns0='urn:microsoft-dynamics-nav/reports/Standard_Sales_Invoice/1306/' " w:xpath="/ns0:NavWordReportXmlPart[1]/ns0:Header[1]/ns0:VATAmountLine[1]/ns0:VATIdentifier_VatAmountLine_Lbl[1]" w:storeItemID="{86353218-9C66-43DD-A003-4CC05E0D2CCF}"/>
+            <w:dataBinding w:prefixMappings="xmlns:ns0='urn:microsoft-dynamics-nav/reports/Standard_Sales_Invoice/1306/'" w:xpath="/ns0:NavWordReportXmlPart[1]/ns0:Header[1]/ns0:VATAmountLine[1]/ns0:VATIdentifier_VatAmountLine_Lbl[1]" w:storeItemID="{86353218-9C66-43DD-A003-4CC05E0D2CCF}"/>
             <w:text/>
           </w:sdtPr>
           <w:sdtContent>
@@ -2516,7 +2516,7 @@
             <w:placeholder>
               <w:docPart w:val="90BB55B69E9248B08CDD233F469AF9E2"/>
             </w:placeholder>
-            <w:dataBinding w:prefixMappings="&lt;xmlns:ns0='urn:microsoft-dynamics-nav/reports/Standard_Sales_Invoice/1306/' " w:xpath="/ns0:NavWordReportXmlPart[1]/ns0:Header[1]/ns0:VATAmountLine[1]/ns0:VATPct_VatAmountLine_Lbl[1]" w:storeItemID="{86353218-9C66-43DD-A003-4CC05E0D2CCF}"/>
+            <w:dataBinding w:prefixMappings="xmlns:ns0='urn:microsoft-dynamics-nav/reports/Standard_Sales_Invoice/1306/'" w:xpath="/ns0:NavWordReportXmlPart[1]/ns0:Header[1]/ns0:VATAmountLine[1]/ns0:VATPct_VatAmountLine_Lbl[1]" w:storeItemID="{86353218-9C66-43DD-A003-4CC05E0D2CCF}"/>
             <w:text/>
           </w:sdtPr>
           <w:sdtContent>
@@ -2548,7 +2548,7 @@
             <w:placeholder>
               <w:docPart w:val="C072B5D994D746B185AB82722188F0A1"/>
             </w:placeholder>
-            <w:dataBinding w:prefixMappings="&lt;xmlns:ns0='urn:microsoft-dynamics-nav/reports/Standard_Sales_Invoice/1306/' " w:xpath="/ns0:NavWordReportXmlPart[1]/ns0:Header[1]/ns0:VATAmountLine[1]/ns0:VATBase_VatAmountLine_Lbl[1]" w:storeItemID="{86353218-9C66-43DD-A003-4CC05E0D2CCF}"/>
+            <w:dataBinding w:prefixMappings="xmlns:ns0='urn:microsoft-dynamics-nav/reports/Standard_Sales_Invoice/1306/'" w:xpath="/ns0:NavWordReportXmlPart[1]/ns0:Header[1]/ns0:VATAmountLine[1]/ns0:VATBase_VatAmountLine_Lbl[1]" w:storeItemID="{86353218-9C66-43DD-A003-4CC05E0D2CCF}"/>
             <w:text/>
           </w:sdtPr>
           <w:sdtContent>
@@ -2580,7 +2580,7 @@
             <w:placeholder>
               <w:docPart w:val="26C633159C9D4999BDCED30034CE04A8"/>
             </w:placeholder>
-            <w:dataBinding w:prefixMappings="&lt;xmlns:ns0='urn:microsoft-dynamics-nav/reports/Standard_Sales_Invoice/1306/' " w:xpath="/ns0:NavWordReportXmlPart[1]/ns0:Header[1]/ns0:VATAmountLine[1]/ns0:VATAmount_VatAmountLine_Lbl[1]" w:storeItemID="{86353218-9C66-43DD-A003-4CC05E0D2CCF}"/>
+            <w:dataBinding w:prefixMappings="xmlns:ns0='urn:microsoft-dynamics-nav/reports/Standard_Sales_Invoice/1306/'" w:xpath="/ns0:NavWordReportXmlPart[1]/ns0:Header[1]/ns0:VATAmountLine[1]/ns0:VATAmount_VatAmountLine_Lbl[1]" w:storeItemID="{86353218-9C66-43DD-A003-4CC05E0D2CCF}"/>
             <w:text/>
           </w:sdtPr>
           <w:sdtContent>
@@ -2612,7 +2612,7 @@
             <w:placeholder>
               <w:docPart w:val="5CE06347158E413EA6C159A655376ACA"/>
             </w:placeholder>
-            <w:dataBinding w:prefixMappings="&lt;xmlns:ns0='urn:microsoft-dynamics-nav/reports/Standard_Sales_Invoice/1306/' " w:xpath="/ns0:NavWordReportXmlPart[1]/ns0:Header[1]/ns0:VATAmountLine[1]/ns0:VATBaseLCY_VATAmountLine_Lbl[1]" w:storeItemID="{86353218-9C66-43DD-A003-4CC05E0D2CCF}"/>
+            <w:dataBinding w:prefixMappings="xmlns:ns0='urn:microsoft-dynamics-nav/reports/Standard_Sales_Invoice/1306/'" w:xpath="/ns0:NavWordReportXmlPart[1]/ns0:Header[1]/ns0:VATAmountLine[1]/ns0:VATBaseLCY_VATAmountLine_Lbl[1]" w:storeItemID="{86353218-9C66-43DD-A003-4CC05E0D2CCF}"/>
             <w:text/>
           </w:sdtPr>
           <w:sdtContent>
@@ -2644,7 +2644,7 @@
             <w:placeholder>
               <w:docPart w:val="60FA47D157A148CD8C4B28ECD1F405A4"/>
             </w:placeholder>
-            <w:dataBinding w:prefixMappings="&lt;xmlns:ns0='urn:microsoft-dynamics-nav/reports/Standard_Sales_Invoice/1306/' " w:xpath="/ns0:NavWordReportXmlPart[1]/ns0:Header[1]/ns0:VATAmountLine[1]/ns0:VATAmountLCY_VATAmountLine_Lbl[1]" w:storeItemID="{86353218-9C66-43DD-A003-4CC05E0D2CCF}"/>
+            <w:dataBinding w:prefixMappings="xmlns:ns0='urn:microsoft-dynamics-nav/reports/Standard_Sales_Invoice/1306/'" w:xpath="/ns0:NavWordReportXmlPart[1]/ns0:Header[1]/ns0:VATAmountLine[1]/ns0:VATAmountLCY_VATAmountLine_Lbl[1]" w:storeItemID="{86353218-9C66-43DD-A003-4CC05E0D2CCF}"/>
             <w:text/>
           </w:sdtPr>
           <w:sdtContent>
@@ -2766,7 +2766,7 @@
           <w:placeholder>
             <w:docPart w:val="D7B812F22E61460AB6905139619F2204"/>
           </w:placeholder>
-          <w15:dataBinding w:prefixMappings="&lt;xmlns:ns0='urn:microsoft-dynamics-nav/reports/Standard_Sales_Invoice/1306/' " w:xpath="/ns0:NavWordReportXmlPart[1]/ns0:Header[1]/ns0:VATAmountLine" w:storeItemID="{00000000-0000-0000-0000-000000000000}"/>
+          <w15:dataBinding w:prefixMappings="xmlns:ns0='urn:microsoft-dynamics-nav/reports/Standard_Sales_Invoice/1306/'" w:xpath="/ns0:NavWordReportXmlPart[1]/ns0:Header[1]/ns0:VATAmountLine" w:storeItemID="{00000000-0000-0000-0000-000000000000}"/>
           <w15:color w:val="808080"/>
           <w15:repeatingSection/>
         </w:sdtPr>
@@ -2799,7 +2799,7 @@
                     <w:placeholder>
                       <w:docPart w:val="DefaultPlaceholder_-1854013440"/>
                     </w:placeholder>
-                    <w:dataBinding w:prefixMappings="&lt;xmlns:ns0='urn:microsoft-dynamics-nav/reports/Standard_Sales_Invoice/1306/' " w:xpath="/ns0:NavWordReportXmlPart[1]/ns0:Header[1]/ns0:VATAmountLine[1]/ns0:VATIdentifier_VatAmountLine[1]" w:storeItemID="{00000000-0000-0000-0000-000000000000}"/>
+                    <w:dataBinding w:prefixMappings="xmlns:ns0='urn:microsoft-dynamics-nav/reports/Standard_Sales_Invoice/1306/'" w:xpath="/ns0:NavWordReportXmlPart[1]/ns0:Header[1]/ns0:VATAmountLine[1]/ns0:VATIdentifier_VatAmountLine[1]" w:storeItemID="{00000000-0000-0000-0000-000000000000}"/>
                     <w15:color w:val="808080"/>
                     <w:text/>
                   </w:sdtPr>
@@ -2840,7 +2840,7 @@
                     <w:placeholder>
                       <w:docPart w:val="2F9FD3852074402F80953A43A45AEC1F"/>
                     </w:placeholder>
-                    <w:dataBinding w:prefixMappings="&lt;xmlns:ns0='urn:microsoft-dynamics-nav/reports/Standard_Sales_Invoice/1306/' " w:xpath="/ns0:NavWordReportXmlPart[1]/ns0:Header[1]/ns0:VATAmountLine[1]/ns0:VATPct_VatAmountLine[1]" w:storeItemID="{86353218-9C66-43DD-A003-4CC05E0D2CCF}"/>
+                    <w:dataBinding w:prefixMappings="xmlns:ns0='urn:microsoft-dynamics-nav/reports/Standard_Sales_Invoice/1306/'" w:xpath="/ns0:NavWordReportXmlPart[1]/ns0:Header[1]/ns0:VATAmountLine[1]/ns0:VATPct_VatAmountLine[1]" w:storeItemID="{86353218-9C66-43DD-A003-4CC05E0D2CCF}"/>
                     <w:text/>
                   </w:sdtPr>
                   <w:sdtContent>
@@ -2871,7 +2871,7 @@
                     <w:placeholder>
                       <w:docPart w:val="B991D6B10A9E43C89F1D68A3783EBD5B"/>
                     </w:placeholder>
-                    <w:dataBinding w:prefixMappings="&lt;xmlns:ns0='urn:microsoft-dynamics-nav/reports/Standard_Sales_Invoice/1306/' " w:xpath="/ns0:NavWordReportXmlPart[1]/ns0:Header[1]/ns0:VATAmountLine[1]/ns0:VATBase_VatAmountLine[1]" w:storeItemID="{86353218-9C66-43DD-A003-4CC05E0D2CCF}"/>
+                    <w:dataBinding w:prefixMappings="xmlns:ns0='urn:microsoft-dynamics-nav/reports/Standard_Sales_Invoice/1306/'" w:xpath="/ns0:NavWordReportXmlPart[1]/ns0:Header[1]/ns0:VATAmountLine[1]/ns0:VATBase_VatAmountLine[1]" w:storeItemID="{86353218-9C66-43DD-A003-4CC05E0D2CCF}"/>
                     <w:text/>
                   </w:sdtPr>
                   <w:sdtContent>
@@ -2902,7 +2902,7 @@
                     <w:placeholder>
                       <w:docPart w:val="E0FDAFE94565474E9DDF96ABD439D28A"/>
                     </w:placeholder>
-                    <w:dataBinding w:prefixMappings="&lt;xmlns:ns0='urn:microsoft-dynamics-nav/reports/Standard_Sales_Invoice/1306/' " w:xpath="/ns0:NavWordReportXmlPart[1]/ns0:Header[1]/ns0:VATAmountLine[1]/ns0:VATAmount_VatAmountLine[1]" w:storeItemID="{86353218-9C66-43DD-A003-4CC05E0D2CCF}"/>
+                    <w:dataBinding w:prefixMappings="xmlns:ns0='urn:microsoft-dynamics-nav/reports/Standard_Sales_Invoice/1306/'" w:xpath="/ns0:NavWordReportXmlPart[1]/ns0:Header[1]/ns0:VATAmountLine[1]/ns0:VATAmount_VatAmountLine[1]" w:storeItemID="{86353218-9C66-43DD-A003-4CC05E0D2CCF}"/>
                     <w:text/>
                   </w:sdtPr>
                   <w:sdtContent>
@@ -2933,7 +2933,7 @@
                     <w:placeholder>
                       <w:docPart w:val="3A816EB483264D55A906426270C2EB1F"/>
                     </w:placeholder>
-                    <w:dataBinding w:prefixMappings="&lt;xmlns:ns0='urn:microsoft-dynamics-nav/reports/Standard_Sales_Invoice/1306/' " w:xpath="/ns0:NavWordReportXmlPart[1]/ns0:Header[1]/ns0:VATAmountLine[1]/ns0:VATBaseLCY_VATAmountLine[1]" w:storeItemID="{86353218-9C66-43DD-A003-4CC05E0D2CCF}"/>
+                    <w:dataBinding w:prefixMappings="xmlns:ns0='urn:microsoft-dynamics-nav/reports/Standard_Sales_Invoice/1306/'" w:xpath="/ns0:NavWordReportXmlPart[1]/ns0:Header[1]/ns0:VATAmountLine[1]/ns0:VATBaseLCY_VATAmountLine[1]" w:storeItemID="{86353218-9C66-43DD-A003-4CC05E0D2CCF}"/>
                     <w:text/>
                   </w:sdtPr>
                   <w:sdtContent>
@@ -2976,7 +2976,7 @@
                         <w:placeholder>
                           <w:docPart w:val="111BF338517F4007A4B18A525DE3EE74"/>
                         </w:placeholder>
-                        <w:dataBinding w:prefixMappings="&lt;xmlns:ns0='urn:microsoft-dynamics-nav/reports/Standard_Sales_Invoice/1306/' " w:xpath="/ns0:NavWordReportXmlPart[1]/ns0:Header[1]/ns0:VATAmountLine[1]/ns0:VATAmountLCY_VATAmountLine[1]" w:storeItemID="{86353218-9C66-43DD-A003-4CC05E0D2CCF}"/>
+                        <w:dataBinding w:prefixMappings="xmlns:ns0='urn:microsoft-dynamics-nav/reports/Standard_Sales_Invoice/1306/'" w:xpath="/ns0:NavWordReportXmlPart[1]/ns0:Header[1]/ns0:VATAmountLine[1]/ns0:VATAmountLCY_VATAmountLine[1]" w:storeItemID="{86353218-9C66-43DD-A003-4CC05E0D2CCF}"/>
                         <w:text/>
                       </w:sdtPr>
                       <w:sdtContent>
@@ -3033,7 +3033,7 @@
             <w:placeholder>
               <w:docPart w:val="DefaultPlaceholder_-1854013440"/>
             </w:placeholder>
-            <w:dataBinding w:prefixMappings="&lt;xmlns:ns0='urn:microsoft-dynamics-nav/reports/Standard_Sales_Invoice/1306/' " w:xpath="/ns0:NavWordReportXmlPart[1]/ns0:Header[1]/ns0:Totals[1]/ns0:TotalText[1]" w:storeItemID="{00000000-0000-0000-0000-000000000000}"/>
+            <w:dataBinding w:prefixMappings="xmlns:ns0='urn:microsoft-dynamics-nav/reports/Standard_Sales_Invoice/1306/'" w:xpath="/ns0:NavWordReportXmlPart[1]/ns0:Header[1]/ns0:Totals[1]/ns0:TotalText[1]" w:storeItemID="{00000000-0000-0000-0000-000000000000}"/>
             <w15:color w:val="808080"/>
             <w:text/>
           </w:sdtPr>
@@ -3084,7 +3084,7 @@
             <w:placeholder>
               <w:docPart w:val="0200CDDE0A294333A9E9C0E28783EF2C"/>
             </w:placeholder>
-            <w:dataBinding w:prefixMappings="&lt;xmlns:ns0='urn:microsoft-dynamics-nav/reports/Standard_Sales_Invoice/1306/' " w:xpath="/ns0:NavWordReportXmlPart[1]/ns0:Header[1]/ns0:VATAmountLine[1]/ns0:VATBase_VatAmountLine[1]" w:storeItemID="{86353218-9C66-43DD-A003-4CC05E0D2CCF}"/>
+            <w:dataBinding w:prefixMappings="xmlns:ns0='urn:microsoft-dynamics-nav/reports/Standard_Sales_Invoice/1306/'" w:xpath="/ns0:NavWordReportXmlPart[1]/ns0:Header[1]/ns0:VATAmountLine[1]/ns0:VATBase_VatAmountLine[1]" w:storeItemID="{86353218-9C66-43DD-A003-4CC05E0D2CCF}"/>
             <w:text/>
           </w:sdtPr>
           <w:sdtContent>
@@ -3116,7 +3116,7 @@
             <w:placeholder>
               <w:docPart w:val="EF70058707AC44649BCF361DF75DEB0A"/>
             </w:placeholder>
-            <w:dataBinding w:prefixMappings="&lt;xmlns:ns0='urn:microsoft-dynamics-nav/reports/Standard_Sales_Invoice/1306/' " w:xpath="/ns0:NavWordReportXmlPart[1]/ns0:Header[1]/ns0:VATAmountLine[1]/ns0:VATAmount_VatAmountLine[1]" w:storeItemID="{86353218-9C66-43DD-A003-4CC05E0D2CCF}"/>
+            <w:dataBinding w:prefixMappings="xmlns:ns0='urn:microsoft-dynamics-nav/reports/Standard_Sales_Invoice/1306/'" w:xpath="/ns0:NavWordReportXmlPart[1]/ns0:Header[1]/ns0:VATAmountLine[1]/ns0:VATAmount_VatAmountLine[1]" w:storeItemID="{86353218-9C66-43DD-A003-4CC05E0D2CCF}"/>
             <w:text/>
           </w:sdtPr>
           <w:sdtContent>
@@ -3148,7 +3148,7 @@
             <w:placeholder>
               <w:docPart w:val="EA204B8B60D74BC49B7BFCC31B696B2C"/>
             </w:placeholder>
-            <w:dataBinding w:prefixMappings="&lt;xmlns:ns0='urn:microsoft-dynamics-nav/reports/Standard_Sales_Invoice/1306/' " w:xpath="/ns0:NavWordReportXmlPart[1]/ns0:Header[1]/ns0:VATAmountLine[1]/ns0:VATBaseLCY_VATAmountLine[1]" w:storeItemID="{86353218-9C66-43DD-A003-4CC05E0D2CCF}"/>
+            <w:dataBinding w:prefixMappings="xmlns:ns0='urn:microsoft-dynamics-nav/reports/Standard_Sales_Invoice/1306/'" w:xpath="/ns0:NavWordReportXmlPart[1]/ns0:Header[1]/ns0:VATAmountLine[1]/ns0:VATBaseLCY_VATAmountLine[1]" w:storeItemID="{86353218-9C66-43DD-A003-4CC05E0D2CCF}"/>
             <w:text/>
           </w:sdtPr>
           <w:sdtContent>
@@ -3193,7 +3193,7 @@
                 <w:placeholder>
                   <w:docPart w:val="C144ABDF46BB4EFD95ABE36FDCD901BF"/>
                 </w:placeholder>
-                <w:dataBinding w:prefixMappings="&lt;xmlns:ns0='urn:microsoft-dynamics-nav/reports/Standard_Sales_Invoice/1306/' " w:xpath="/ns0:NavWordReportXmlPart[1]/ns0:Header[1]/ns0:VATAmountLine[1]/ns0:VATAmountLCY_VATAmountLine[1]" w:storeItemID="{86353218-9C66-43DD-A003-4CC05E0D2CCF}"/>
+                <w:dataBinding w:prefixMappings="xmlns:ns0='urn:microsoft-dynamics-nav/reports/Standard_Sales_Invoice/1306/'" w:xpath="/ns0:NavWordReportXmlPart[1]/ns0:Header[1]/ns0:VATAmountLine[1]/ns0:VATAmountLCY_VATAmountLine[1]" w:storeItemID="{86353218-9C66-43DD-A003-4CC05E0D2CCF}"/>
                 <w:text/>
               </w:sdtPr>
               <w:sdtContent>
@@ -3243,7 +3243,7 @@
               <w:alias w:val="WorkDescriptionLine"/>
               <w:tag w:val="#BC:InsertDataItem,DataItems/Header/WorkDescriptionLines/WorkDescriptionLine"/>
               <w:id w:val="-1095937099"/>
-              <w:dataBinding w:prefixMappings="&lt;xmlns:ns0='urn:microsoft-dynamics-nav/reports/Standard_Sales_Invoice/1306/' " w:xpath="/ns0:NavWordReportXmlPart[1]/ns0:Header[1]/ns0:WorkDescriptionLines[1]/ns0:WorkDescriptionLine[1]" w:storeItemID="{00000000-0000-0000-0000-000000000000}"/>
+              <w:dataBinding w:prefixMappings="xmlns:ns0='urn:microsoft-dynamics-nav/reports/Standard_Sales_Invoice/1306/'" w:xpath="/ns0:NavWordReportXmlPart[1]/ns0:Header[1]/ns0:WorkDescriptionLines[1]/ns0:WorkDescriptionLine[1]" w:storeItemID="{00000000-0000-0000-0000-000000000000}"/>
               <w15:color w:val="808080"/>
               <w:text/>
             </w:sdtPr>
@@ -3368,7 +3368,7 @@
               <w:alias w:val="PaymentServiceText_Url"/>
               <w:tag w:val="#BC:InsertDataItem,DataItems/Header/PaymentReportingArgument/PaymentServiceText_Url"/>
               <w:id w:val="-799918150"/>
-              <w:dataBinding w:prefixMappings="&lt;xmlns:ns0='urn:microsoft-dynamics-nav/reports/Standard_Sales_Invoice/1306/' " w:xpath="/ns0:NavWordReportXmlPart[1]/ns0:Header[1]/ns0:PaymentReportingArgument[1]/ns0:PaymentServiceText_Url[1]" w:storeItemID="{00000000-0000-0000-0000-000000000000}"/>
+              <w:dataBinding w:prefixMappings="xmlns:ns0='urn:microsoft-dynamics-nav/reports/Standard_Sales_Invoice/1306/'" w:xpath="/ns0:NavWordReportXmlPart[1]/ns0:Header[1]/ns0:PaymentReportingArgument[1]/ns0:PaymentServiceText_Url[1]" w:storeItemID="{00000000-0000-0000-0000-000000000000}"/>
               <w15:color w:val="808080"/>
               <w:text/>
             </w:sdtPr>
@@ -6019,7 +6019,9 @@
 </we:webextension>
 </file>
 
-<file path=customXml/item1.xml>��< ? x m l   v e r s i o n = " 1 . 0 "   e n c o d i n g = " u t f - 1 6 " ? > < N a v W o r d R e p o r t X m l P a r t   x m l n s = " u r n : m i c r o s o f t - d y n a m i c s - b u s i n e s s c e n t r a l / i n t e r n a l / e x t e n d e d / r e p o r t s / S t a n d a r d _ S a l e s _ I n v o i c e / 1 3 0 6 / " > +<file path=customXml/item1.xml>��< ? x m l   v e r s i o n = " 1 . 0 "   e n c o d i n g = " u t f - 1 6 " ? > + 
+ < N a v W o r d R e p o r t X m l P a r t   x m l n s = " u r n : m i c r o s o f t - d y n a m i c s - b u s i n e s s c e n t r a l / i n t e r n a l / e x t e n d e d / r e p o r t s / S t a n d a r d _ S a l e s _ I n v o i c e / 1 3 0 6 / " >   
      < B C R e p o r t I n f o r m a t i o n >   
@@ -6083,25 +6085,435 @@
  
          < / R e p o r t R e q u e s t >   
+         < C o m p a n y M e t a d a t a > + 
+             < C o m p a n y N a m e > C o m p a n y   N a m e < / C o m p a n y N a m e > + 
+             < C o m p a n y D i s p l a y N a m e > C o m p a n y   D i s p l a y   N a m e < / C o m p a n y D i s p l a y N a m e > + 
+             < C o m p a n y A d d r e s s L i n e s > + 
+                 < C o m p a n y A d d r e s s L i n e > C o m p a n y   A d d r e s s   L i n e   1 < / C o m p a n y A d d r e s s L i n e > + 
+                 < C o m p a n y A d d r e s s L i n e > C o m p a n y   A d d r e s s   L i n e   2 < / C o m p a n y A d d r e s s L i n e > + 
+                 < C o m p a n y A d d r e s s L i n e > C o m p a n y   A d d r e s s   L i n e   3 < / C o m p a n y A d d r e s s L i n e > + 
+                 < C o m p a n y A d d r e s s L i n e > C o m p a n y   A d d r e s s   L i n e   4 < / C o m p a n y A d d r e s s L i n e > + 
+                 < C o m p a n y A d d r e s s L i n e > C o m p a n y   A d d r e s s   L i n e   5 < / C o m p a n y A d d r e s s L i n e > + 
+                 < C o m p a n y A d d r e s s L i n e > C o m p a n y   A d d r e s s   L i n e   6 < / C o m p a n y A d d r e s s L i n e > + 
+                 < C o m p a n y A d d r e s s L i n e > C o m p a n y   A d d r e s s   L i n e   7 < / C o m p a n y A d d r e s s L i n e > + 
+                 < C o m p a n y A d d r e s s L i n e > C o m p a n y   A d d r e s s   L i n e   8 < / C o m p a n y A d d r e s s L i n e > + 
+             < / C o m p a n y A d d r e s s L i n e s > + 
+             < C o m p a n y P h o n e > C o m p a n y   P h o n e < / C o m p a n y P h o n e > + 
+             < C o m p a n y P h o n e C a p t i o n > C o m p a n y   P h o n e   C a p t i o n < / C o m p a n y P h o n e C a p t i o n > + 
+             < C o m p a n y F a x N o > C o m p a n y   F a x   N o . < / C o m p a n y F a x N o > + 
+             < C o m p a n y F a x N o C a p t i o n > C o m p a n y   F a x   N o .   C a p t i o n < / C o m p a n y F a x N o C a p t i o n > + 
+             < C o m p a n y E m a i l > C o m p a n y   E m a i l < / C o m p a n y E m a i l > + 
+             < C o m p a n y E m a i l C a p t i o n > C o m p a n y   E m a i l   C a p t i o n < / C o m p a n y E m a i l C a p t i o n > + 
+             < C o m p a n y H o m e P a g e > C o m p a n y   H o m e   P a g e < / C o m p a n y H o m e P a g e > + 
+             < C o m p a n y H o m e P a g e C a p t i o n > C o m p a n y   H o m e   P a g e   C a p t i o n < / C o m p a n y H o m e P a g e C a p t i o n > + 
+             < C o m p a n y L o g o > C o m p a n y   L o g o < / C o m p a n y L o g o > + 
+             < C o m p a n y V A T R e g i s t r a t i o n N o > C o m p a n y   V A T   R e g i s t r a t i o n   N o . < / C o m p a n y V A T R e g i s t r a t i o n N o > + 
+             < C o m p a n y V A T R e g i s t r a t i o n N o C a p t i o n > C o m p a n y   V A T   R e g i s t r a t i o n   N o .   C a p t i o n < / C o m p a n y V A T R e g i s t r a t i o n N o C a p t i o n > + 
+             < C o m p a n y R e g i s t r a t i o n N o > C o m p a n y   R e g i s t r a t i o n   N o . < / C o m p a n y R e g i s t r a t i o n N o > + 
+             < C o m p a n y R e g i s t r a t i o n N o C a p t i o n > C o m p a n y   R e g i s t r a t i o n   N o .   C a p t i o n < / C o m p a n y R e g i s t r a t i o n N o C a p t i o n > + 
+             < C o m p a n y B a n k N a m e > C o m p a n y   B a n k   N a m e < / C o m p a n y B a n k N a m e > + 
+             < C o m p a n y B a n k N a m e C a p t i o n > C o m p a n y   B a n k   N a m e   C a p t i o n < / C o m p a n y B a n k N a m e C a p t i o n > + 
+             < C o m p a n y B a n k A c c o u n t N o > C o m p a n y   B a n k   A c c o u n t   N o . < / C o m p a n y B a n k A c c o u n t N o > + 
+             < C o m p a n y B a n k A c c o u n t N o C a p t i o n > C o m p a n y   B a n k   A c c o u n t   N o .   C a p t i o n < / C o m p a n y B a n k A c c o u n t N o C a p t i o n > + 
+             < C o m p a n y B a n k B r a n c h N o > C o m p a n y   B a n k   B r a n c h   N o . < / C o m p a n y B a n k B r a n c h N o > + 
+             < C o m p a n y B a n k B r a n c h N o C a p t i o n > C o m p a n y   B a n k   B r a n c h   N o .   C a p t i o n < / C o m p a n y B a n k B r a n c h N o C a p t i o n > + 
+             < C o m p a n y I B A N > C o m p a n y   I B A N < / C o m p a n y I B A N > + 
+             < C o m p a n y I B A N C a p t i o n > C o m p a n y   I B A N   C a p t i o n < / C o m p a n y I B A N C a p t i o n > + 
+             < C o m p a n y B a n k S W I F T > C o m p a n y   B a n k   S W I F T < / C o m p a n y B a n k S W I F T > + 
+             < C o m p a n y B a n k S W I F T C a p t i o n > C o m p a n y   B a n k   S W I F T   C a p t i o n < / C o m p a n y B a n k S W I F T C a p t i o n > + 
+             < C o m p a n y G i r o N o > C o m p a n y   G i r o   N o . < / C o m p a n y G i r o N o > + 
+             < C o m p a n y G i r o N o C a p t i o n > C o m p a n y   G i r o   N o .   C a p t i o n < / C o m p a n y G i r o N o C a p t i o n > + 
+         < / C o m p a n y M e t a d a t a > + 
      < / B C R e p o r t I n f o r m a t i o n >   
-     < T o o l t i p s / > +     < T o o l t i p s > + 
+         < T o o l t i p   c o l u m n = " C o m p a n y H o m e P a g e "   E l e m e n t I d = " 1 9 8 9 1 8 8 7 0 " > + 
+             < T o o l t i p T e x t   l a n g = " e n - U S " > S p e c i f i e s   y o u r   c o m p a n y ' s   w e b   s i t e . < / T o o l t i p T e x t > + 
+         < / T o o l t i p > + 
+         < T o o l t i p   c o l u m n = " C o m p a n y E M a i l "   E l e m e n t I d = " 1 6 7 7 0 7 4 0 5 8 " > + 
+             < T o o l t i p T e x t   l a n g = " e n - U S " > S p e c i f i e s   t h e   c o m p a n y ' s   e m a i l   a d d r e s s . < / T o o l t i p T e x t > + 
+         < / T o o l t i p > + 
+         < T o o l t i p   c o l u m n = " C o m p a n y P i c t u r e "   E l e m e n t I d = " 1 3 9 7 4 1 1 0 7 4 " > + 
+             < T o o l t i p T e x t   l a n g = " e n - U S " > S p e c i f i e s   t h e   p i c t u r e   t h a t   h a s   b e e n   s e t   u p   f o r   t h e   c o m p a n y ,   s u c h   a s   a   c o m p a n y   l o g o . < / T o o l t i p T e x t > + 
+         < / T o o l t i p > + 
+         < T o o l t i p   c o l u m n = " C o m p a n y P h o n e N o "   E l e m e n t I d = " 2 5 0 4 4 0 6 5 5 " > + 
+             < T o o l t i p T e x t   l a n g = " e n - U S " > S p e c i f i e s   t h e   c o m p a n y ' s   t e l e p h o n e   n u m b e r . < / T o o l t i p T e x t > + 
+         < / T o o l t i p > + 
+         < T o o l t i p   c o l u m n = " C o m p a n y G i r o N o "   E l e m e n t I d = " 1 3 6 0 1 9 6 3 2 0 " > + 
+             < T o o l t i p T e x t   l a n g = " e n - U S " > S p e c i f i e s   t h e   c o m p a n y ' s   g i r o   n u m b e r . < / T o o l t i p T e x t > + 
+         < / T o o l t i p > + 
+         < T o o l t i p   c o l u m n = " C o m p a n y B a n k N a m e "   E l e m e n t I d = " 1 5 3 4 9 0 5 6 0 5 " > + 
+             < T o o l t i p T e x t   l a n g = " e n - U S " > S p e c i f i e s   t h e   n a m e   o f   t h e   b a n k   w h e r e   y o u   h a v e   t h e   b a n k   a c c o u n t . < / T o o l t i p T e x t > + 
+         < / T o o l t i p > + 
+         < T o o l t i p   c o l u m n = " C o m p a n y B a n k B r a n c h N o "   E l e m e n t I d = " 7 9 3 1 3 3 0 5 7 " > + 
+             < T o o l t i p T e x t   l a n g = " e n - U S " > S p e c i f i e s   a   n u m b e r   o f   t h e   b a n k   b r a n c h . < / T o o l t i p T e x t > + 
+         < / T o o l t i p > + 
+         < T o o l t i p   c o l u m n = " C o m p a n y B a n k A c c o u n t N o "   E l e m e n t I d = " 3 0 1 4 0 2 0 4 " > + 
+             < T o o l t i p T e x t   l a n g = " e n - U S " > S p e c i f i e s   t h e   n u m b e r   u s e d   b y   t h e   b a n k   f o r   t h e   b a n k   a c c o u n t . < / T o o l t i p T e x t > + 
+         < / T o o l t i p > + 
+         < T o o l t i p   c o l u m n = " C o m p a n y I B A N "   E l e m e n t I d = " 9 0 6 5 4 9 1 8 2 " > + 
+             < T o o l t i p T e x t   l a n g = " e n - U S " > S p e c i f i e s   t h e   b a n k   a c c o u n t ' s   i n t e r n a t i o n a l   b a n k   a c c o u n t   n u m b e r . < / T o o l t i p T e x t > + 
+         < / T o o l t i p > + 
+         < T o o l t i p   c o l u m n = " C o m p a n y S W I F T "   E l e m e n t I d = " 6 6 8 2 5 0 2 4 5 " > + 
+             < T o o l t i p T e x t   l a n g = " e n - U S " > S p e c i f i e s   t h e   i n t e r n a t i o n a l   b a n k   i d e n t i f i e r   c o d e   ( S W I F T )   o f   t h e   b a n k   w h e r e   y o u   h a v e   t h e   a c c o u n t . < / T o o l t i p T e x t > + 
+         < / T o o l t i p > + 
+         < T o o l t i p   c o l u m n = " Y o u r R e f e r e n c e "   E l e m e n t I d = " 1 1 0 3 9 9 5 1 " > + 
+             < T o o l t i p T e x t   l a n g = " e n - U S " > S p e c i f i e s   t h e   c u s t o m e r ' s   r e f e r e n c e .   T h e   c o n t e n t s   w i l l   b e   p r i n t e d   o n   s a l e s   d o c u m e n t s . < / T o o l t i p T e x t > + 
+         < / T o o l t i p > + 
+         < T o o l t i p   c o l u m n = " S h i p m e n t M e t h o d D e s c r i p t i o n "   E l e m e n t I d = " 2 0 5 9 4 0 3 2 6 0 " > + 
+             < T o o l t i p T e x t   l a n g = " e n - U S " > S p e c i f i e s   a   d e s c r i p t i o n   o f   t h e   s h i p m e n t   m e t h o d . < / T o o l t i p T e x t > + 
+         < / T o o l t i p > + 
+         < T o o l t i p   c o l u m n = " S h i p T o P h o n e N o "   E l e m e n t I d = " 3 6 9 7 0 2 2 5 5 " > + 
+             < T o o l t i p T e x t   l a n g = " e n - U S " > S p e c i f i e s   t h e   t e l e p h o n e   n u m b e r   o f   t h e   c o m p a n y ' s   s h i p p i n g   a d d r e s s . < / T o o l t i p T e x t > + 
+         < / T o o l t i p > + 
+         < T o o l t i p   c o l u m n = " S e l l T o C o n t a c t P h o n e N o "   E l e m e n t I d = " 1 6 1 3 8 2 2 4 8 3 " > + 
+             < T o o l t i p T e x t   l a n g = " e n - U S " > S p e c i f i e s   t h e   c o n t a c t ' s   p h o n e   n u m b e r . < / T o o l t i p T e x t > + 
+         < / T o o l t i p > + 
+         < T o o l t i p   c o l u m n = " S e l l T o C o n t a c t M o b i l e P h o n e N o "   E l e m e n t I d = " 1 8 4 3 5 8 7 4 7 " > + 
+             < T o o l t i p T e x t   l a n g = " e n - U S " > S p e c i f i e s   t h e   c o n t a c t ' s   m o b i l e   t e l e p h o n e   n u m b e r . < / T o o l t i p T e x t > + 
+         < / T o o l t i p > + 
+         < T o o l t i p   c o l u m n = " S e l l T o C o n t a c t E m a i l "   E l e m e n t I d = " 2 6 2 8 2 4 5 6 4 " > + 
+             < T o o l t i p T e x t   l a n g = " e n - U S " > S p e c i f i e s   t h e   e m a i l   a d d r e s s   o f   t h e   c o n t a c t . < / T o o l t i p T e x t > + 
+         < / T o o l t i p > + 
+         < T o o l t i p   c o l u m n = " B i l l T o C o n t a c t P h o n e N o "   E l e m e n t I d = " 3 6 2 4 7 7 4 8 8 " > + 
+             < T o o l t i p T e x t   l a n g = " e n - U S " > S p e c i f i e s   t h e   c o n t a c t ' s   p h o n e   n u m b e r . < / T o o l t i p T e x t > + 
+         < / T o o l t i p > + 
+         < T o o l t i p   c o l u m n = " B i l l T o C o n t a c t M o b i l e P h o n e N o "   E l e m e n t I d = " 2 4 8 4 8 8 6 9 6 " > + 
+             < T o o l t i p T e x t   l a n g = " e n - U S " > S p e c i f i e s   t h e   c o n t a c t ' s   m o b i l e   t e l e p h o n e   n u m b e r . < / T o o l t i p T e x t > + 
+         < / T o o l t i p > + 
+         < T o o l t i p   c o l u m n = " B i l l T o C o n t a c t E m a i l "   E l e m e n t I d = " 3 3 5 8 2 7 8 9 5 " > + 
+             < T o o l t i p T e x t   l a n g = " e n - U S " > S p e c i f i e s   t h e   e m a i l   a d d r e s s   o f   t h e   c o n t a c t . < / T o o l t i p T e x t > + 
+         < / T o o l t i p > + 
+         < T o o l t i p   c o l u m n = " P a y m e n t T e r m s D e s c r i p t i o n "   E l e m e n t I d = " 2 0 3 8 7 4 2 7 0 0 " > + 
+             < T o o l t i p T e x t   l a n g = " e n - U S " > S p e c i f i e s   a n   e x p l a n a t i o n   o f   t h e   p a y m e n t   t e r m s . < / T o o l t i p T e x t > + 
+         < / T o o l t i p > + 
+         < T o o l t i p   c o l u m n = " P a y m e n t M e t h o d D e s c r i p t i o n "   E l e m e n t I d = " 5 8 5 7 5 7 9 7 4 " > + 
+             < T o o l t i p T e x t   l a n g = " e n - U S " > S p e c i f i e s   a   t e x t   t h a t   d e s c r i b e s   t h e   p a y m e n t   m e t h o d . < / T o o l t i p T e x t > + 
+         < / T o o l t i p > + 
+         < T o o l t i p   c o l u m n = " B i l l t o C u s t u m e r N o "   E l e m e n t I d = " 2 8 0 4 7 3 0 5 8 " > + 
+             < T o o l t i p T e x t   l a n g = " e n - U S " > S p e c i f i e s   t h e   n u m b e r   o f   t h e   c u s t o m e r   t h a t   y o u   s e n d   o r   s e n t   t h e   i n v o i c e   t o . < / T o o l t i p T e x t > + 
+         < / T o o l t i p > + 
+         < T o o l t i p   c o l u m n = " D o c u m e n t N o "   E l e m e n t I d = " 9 7 0 3 5 0 5 3 9 " > + 
+             < T o o l t i p T e x t   l a n g = " e n - U S " > S p e c i f i e s   t h e   p o s t e d   s a l e s   i n v o i c e   n u m b e r .   E a c h   p o s t e d   s a l e s   i n v o i c e   g e t s   a   u n i q u e   n u m b e r .   T y p i c a l l y ,   t h e   n u m b e r   i s   g e n e r a t e d   b a s e d   o n   a   n u m b e r   s e r i e s . < / T o o l t i p T e x t > + 
+         < / T o o l t i p > + 
+         < T o o l t i p   c o l u m n = " O r d e r N o "   E l e m e n t I d = " 1 4 6 6 4 7 3 8 8 6 " > + 
+             < T o o l t i p T e x t   l a n g = " e n - U S " > S p e c i f i e s   t h e   n u m b e r   o f   t h e   r e l a t e d   o r d e r . < / T o o l t i p T e x t > + 
+         < / T o o l t i p > + 
+         < T o o l t i p   c o l u m n = " S a l e s P e r s o n N a m e "   E l e m e n t I d = " 8 7 1 4 9 2 9 8 3 " > + 
+             < T o o l t i p T e x t   l a n g = " e n - U S " > S p e c i f i e s   t h e   n a m e   o f   t h e   s a l e s p e r s o n   o r   p u r c h a s e r . < / T o o l t i p T e x t > + 
+         < / T o o l t i p > + 
+         < T o o l t i p   c o l u m n = " S e l l t o C u s t o m e r N o "   E l e m e n t I d = " 2 0 5 0 6 4 7 3 4 9 " > + 
+             < T o o l t i p T e x t   l a n g = " e n - U S " > S p e c i f i e s   t h e   n u m b e r   o f   t h e   c u s t o m e r   t h a t   y o u   s h i p p e d   t h e   i t e m s   o n   t h e   i n v o i c e   t o . < / T o o l t i p T e x t > + 
+         < / T o o l t i p > + 
+         < T o o l t i p   c o l u m n = " P a c k a g e T r a c k i n g N o "   E l e m e n t I d = " 1 2 4 4 8 2 6 1 5 9 " > + 
+             < T o o l t i p T e x t   l a n g = " e n - U S " > S p e c i f i e s   t h e   s h i p p i n g   a g e n t ' s   p a c k a g e   n u m b e r . < / T o o l t i p T e x t > + 
+         < / T o o l t i p > + 
+         < T o o l t i p   c o l u m n = " S h i p p i n g A g e n t C o d e "   E l e m e n t I d = " 1 6 7 0 1 5 5 2 6 9 " > + 
+             < T o o l t i p T e x t   l a n g = " e n - U S " > S p e c i f i e s   w h i c h   s h i p p i n g   a g e n t   i s   u s e d   t o   t r a n s p o r t   t h e   i t e m s   o n   t h e   s a l e s   d o c u m e n t   t o   t h e   c u s t o m e r . < / T o o l t i p T e x t > + 
+         < / T o o l t i p > + 
+         < T o o l t i p   c o l u m n = " E x t e r n a l D o c u m e n t N o "   E l e m e n t I d = " 7 3 3 9 5 3 9 6 6 " > + 
+             < T o o l t i p T e x t   l a n g = " e n - U S " > S p e c i f i e s   t h e   e x t e r n a l   d o c u m e n t   n u m b e r   t h a t   i s   e n t e r e d   o n   t h e   s a l e s   h e a d e r   t h a t   t h i s   l i n e   w a s   p o s t e d   f r o m . < / T o o l t i p T e x t > + 
+         < / T o o l t i p > + 
+         < T o o l t i p   c o l u m n = " A m o u n t E x c l u d i n g V A T _ L i n e "   E l e m e n t I d = " 1 0 6 2 4 6 0 0 4 0 " > + 
+             < T o o l t i p T e x t   l a n g = " e n - U S " > S p e c i f i e s   t h e   l i n e ' s   n e t   a m o u n t . < / T o o l t i p T e x t > + 
+         < / T o o l t i p > + 
+         < T o o l t i p   c o l u m n = " A m o u n t I n c l u d i n g V A T _ L i n e "   E l e m e n t I d = " 7 7 0 9 2 8 4 0 2 " > + 
+             < T o o l t i p T e x t   l a n g = " e n - U S " > S p e c i f i e s   t h e   n e t   a m o u n t ,   i n c l u d i n g   V A T ,   f o r   t h i s   l i n e . < / T o o l t i p T e x t > + 
+         < / T o o l t i p > + 
+         < T o o l t i p   c o l u m n = " D e s c r i p t i o n _ L i n e "   E l e m e n t I d = " 1 4 0 6 8 2 2 3 1 0 " > + 
+             < T o o l t i p T e x t   l a n g = " e n - U S " > S p e c i f i e s   t h e   n a m e   o f   t h e   i t e m   o r   g e n e r a l   l e d g e r   a c c o u n t ,   o r   s o m e   d e s c r i p t i v e   t e x t . < / T o o l t i p T e x t > + 
+         < / T o o l t i p > + 
+         < T o o l t i p   c o l u m n = " L i n e D i s c o u n t P e r c e n t _ L i n e "   E l e m e n t I d = " 9 0 7 8 2 7 4 3 6 " > + 
+             < T o o l t i p T e x t   l a n g = " e n - U S " > S p e c i f i e s   t h e   d i s c o u n t   p e r c e n t a g e   t h a t   i s   g r a n t e d   f o r   t h e   i t e m   o n   t h e   l i n e . < / T o o l t i p T e x t > + 
+         < / T o o l t i p > + 
+         < T o o l t i p   c o l u m n = " I t e m N o _ L i n e "   E l e m e n t I d = " 1 9 1 0 2 9 6 2 8 8 " > + 
+             < T o o l t i p T e x t   l a n g = " e n - U S " > S p e c i f i e s   t h e   n u m b e r   o f   t h e   i n v o l v e d   e n t r y   o r   r e c o r d ,   a c c o r d i n g   t o   t h e   s p e c i f i e d   n u m b e r   s e r i e s . < / T o o l t i p T e x t > + 
+         < / T o o l t i p > + 
+         < T o o l t i p   c o l u m n = " I t e m R e f e r e n c e N o _ L i n e "   E l e m e n t I d = " 9 2 7 2 3 5 7 " > + 
+             < T o o l t i p T e x t   l a n g = " e n - U S " > S p e c i f i e s   t h e   r e f e r e n c e d   i t e m   n u m b e r . < / T o o l t i p T e x t > + 
+         < / T o o l t i p > + 
+         < T o o l t i p   c o l u m n = " U n i t O f M e a s u r e "   E l e m e n t I d = " 1 8 0 8 2 2 8 0 1 8 " > + 
+             < T o o l t i p T e x t   l a n g = " e n - U S " > S p e c i f i e s   t h e   n a m e   o f   t h e   i t e m   o r   r e s o u r c e ' s   u n i t   o f   m e a s u r e ,   s u c h   a s   p i e c e   o r   h o u r . < / T o o l t i p T e x t > + 
+         < / T o o l t i p > + 
+         < T o o l t i p   c o l u m n = " L i n e N o _ A s s e m b l y L i n e "   E l e m e n t I d = " 6 4 0 5 8 3 8 9 1 " > + 
+             < T o o l t i p T e x t   l a n g = " e n - U S " > S p e c i f i e s   t h e   n u m b e r   o f   t h e   i n v o l v e d   e n t r y   o r   r e c o r d ,   a c c o r d i n g   t o   t h e   s p e c i f i e d   n u m b e r   s e r i e s . < / T o o l t i p T e x t > + 
+         < / T o o l t i p > + 
+         < T o o l t i p   c o l u m n = " D e s c r i p t i o n _ A s s e m b l y L i n e "   E l e m e n t I d = " 2 8 0 7 4 3 7 9 6 " > + 
+             < T o o l t i p T e x t   l a n g = " e n - U S " > S p e c i f i e s   t h e   d e s c r i p t i o n   o f   t h e   a s s e m b l y   c o m p o n e n t   o n   t h e   p o s t e d   a s s e m b l y   l i n e . < / T o o l t i p T e x t > + 
+         < / T o o l t i p > + 
+         < T o o l t i p   c o l u m n = " Q u a n t i t y _ A s s e m b l y L i n e "   E l e m e n t I d = " 1 9 5 7 6 4 8 2 3 1 " > + 
+             < T o o l t i p T e x t   l a n g = " e n - U S " > S p e c i f i e s   h o w   m a n y   u n i t s   o f   t h e   a s s e m b l y   c o m p o n e n t   w e r e   p o s t e d   a s   c o n s u m e d   b y   t h e   p o s t e d   a s s e m b l y   o r d e r   l i n e . < / T o o l t i p T e x t > + 
+         < / T o o l t i p > + 
+         < T o o l t i p   c o l u m n = " V a r i a n t C o d e _ A s s e m b l y L i n e "   E l e m e n t I d = " 1 8 6 9 4 0 7 6 7 2 " > + 
+             < T o o l t i p T e x t   l a n g = " e n - U S " > S p e c i f i e s   t h e   v a r i a n t   o f   t h e   i t e m   o n   t h e   l i n e . < / T o o l t i p T e x t > + 
+         < / T o o l t i p > + 
+         < T o o l t i p   c o l u m n = " I n v o i c e D i s c o u n t A m o u n t _ V A T A m o u n t L i n e "   E l e m e n t I d = " 8 2 4 7 3 0 1 4 1 " > + 
+             < T o o l t i p T e x t   l a n g = " e n - U S " > S p e c i f i e s   t h e   i n v o i c e   d i s c o u n t   a m o u n t   f o r   a   s p e c i f i c   V A T   i d e n t i f i e r . < / T o o l t i p T e x t > + 
+         < / T o o l t i p > + 
+         < T o o l t i p   c o l u m n = " I n v o i c e D i s c o u n t B a s e A m o u n t _ V A T A m o u n t L i n e "   E l e m e n t I d = " 2 0 4 0 3 3 2 2 6 6 " > + 
+             < T o o l t i p T e x t   l a n g = " e n - U S " > S p e c i f i e s   t h e   i n v o i c e   d i s c o u n t   b a s e   a m o u n t . < / T o o l t i p T e x t > + 
+         < / T o o l t i p > + 
+         < T o o l t i p   c o l u m n = " L i n e A m o u n t _ V a t A m o u n t L i n e "   E l e m e n t I d = " 2 1 4 6 5 4 0 1 " > + 
+             < T o o l t i p T e x t   l a n g = " e n - U S " > S p e c i f i e s   t h e   t o t a l   a m o u n t   f o r   s a l e s   o r   p u r c h a s e   l i n e s   w i t h   a   s p e c i f i c   V A T   i d e n t i f i e r . < / T o o l t i p T e x t > + 
+         < / T o o l t i p > + 
+         < T o o l t i p   c o l u m n = " V A T A m o u n t _ V a t A m o u n t L i n e "   E l e m e n t I d = " 1 8 9 1 8 2 0 6 2 0 " > + 
+             < T o o l t i p T e x t   l a n g = " e n - U S " > S p e c i f i e s   t h e   a m o u n t   o f   V A T   t h a t   i s   i n c l u d e d   i n   t h e   t o t a l   a m o u n t . < / T o o l t i p T e x t > + 
+         < / T o o l t i p > + 
+         < T o o l t i p   c o l u m n = " V A T B a s e _ V a t A m o u n t L i n e "   E l e m e n t I d = " 1 4 5 8 9 3 7 8 1 9 " > + 
+             < T o o l t i p T e x t   l a n g = " e n - U S " > S p e c i f i e s   t h e   t o t a l   n e t   a m o u n t   ( a m o u n t   e x c l u d i n g   V A T )   f o r   s a l e s   o r   p u r c h a s e   l i n e s   w i t h   a   s p e c i f i c   V A T   I d e n t i f i e r . < / T o o l t i p T e x t > + 
+         < / T o o l t i p > + 
+         < T o o l t i p   c o l u m n = " V A T I d e n t i f i e r _ V a t A m o u n t L i n e "   E l e m e n t I d = " 1 1 4 2 0 7 0 0 3 5 " > + 
+             < T o o l t i p T e x t   l a n g = " e n - U S " > S p e c i f i e s   t h e   V A T   I d e n t i f i e r   v a l u e . < / T o o l t i p T e x t > + 
+         < / T o o l t i p > + 
+         < T o o l t i p   c o l u m n = " V A T P c t _ V a t A m o u n t L i n e "   E l e m e n t I d = " 1 4 5 3 5 4 2 7 7 7 " > + 
+             < T o o l t i p T e x t   l a n g = " e n - U S " > S p e c i f i e s   t h e   V A T   %   t h a t   w a s   u s e d   o n   t h e   s a l e s   o r   p u r c h a s e   l i n e s   w i t h   t h i s   V A T   I d e n t i f i e r . < / T o o l t i p T e x t > + 
+         < / T o o l t i p > + 
+         < T o o l t i p   c o l u m n = " V A T I d e n t i f i e r _ V A T C l a u s e L i n e "   E l e m e n t I d = " 1 4 6 4 4 7 2 4 7 8 " > + 
+             < T o o l t i p T e x t   l a n g = " e n - U S " > S p e c i f i e s   t h e   V A T   I d e n t i f i e r   v a l u e . < / T o o l t i p T e x t > + 
+         < / T o o l t i p > + 
+         < T o o l t i p   c o l u m n = " C o d e _ V A T C l a u s e L i n e "   E l e m e n t I d = " 1 8 2 4 5 8 9 8 4 7 " > + 
+             < T o o l t i p T e x t   l a n g = " e n - U S " > S p e c i f i e s   t h e   c o d e   f o r   a   V A T   c l a u s e ,   w h i c h   i s   u s e d   t o   p r o v i d e   a   V A T   d e s c r i p t i o n   a s s o c i a t e d   w i t h   a   s a l e s   l i n e   o n   a   s a l e s   i n v o i c e ,   c r e d i t   m e m o ,   o r   o t h e r   s a l e s   d o c u m e n t . < / T o o l t i p T e x t > + 
+         < / T o o l t i p > + 
+         < T o o l t i p   c o l u m n = " D e s c r i p t i o n 2 _ V A T C l a u s e L i n e "   E l e m e n t I d = " 1 3 7 9 6 6 7 4 7 0 " > + 
+             < T o o l t i p T e x t   l a n g = " e n - U S " > S p e c i f i e s   a n   a d d i t i o n a l   d e s c r i p t i o n   o f   a   V A T   c l a u s e . < / T o o l t i p T e x t > + 
+         < / T o o l t i p > + 
+         < T o o l t i p   c o l u m n = " V A T A m o u n t _ V A T C l a u s e L i n e "   E l e m e n t I d = " 2 2 2 4 6 9 0 5 9 " > + 
+             < T o o l t i p T e x t   l a n g = " e n - U S " > S p e c i f i e s   t h e   a m o u n t   o f   V A T   t h a t   i s   i n c l u d e d   i n   t h e   t o t a l   a m o u n t . < / T o o l t i p T e x t > + 
+         < / T o o l t i p > + 
+         < T o o l t i p   c o l u m n = " L e f t H e a d e r N a m e "   E l e m e n t I d = " 4 3 7 4 2 2 1 8 2 " > + 
+             < T o o l t i p T e x t   l a n g = " e n - U S " > S p e c i f i e s   t h e   n a m e . < / T o o l t i p T e x t > + 
+         < / T o o l t i p > + 
+         < T o o l t i p   c o l u m n = " L e f t H e a d e r V a l u e "   E l e m e n t I d = " 2 4 2 1 2 6 3 1 0 " > + 
+             < T o o l t i p T e x t   l a n g = " e n - U S " > S p e c i f i e s   t h e   v a l u e . < / T o o l t i p T e x t > + 
+         < / T o o l t i p > + 
+         < T o o l t i p   c o l u m n = " R i g h t H e a d e r N a m e "   E l e m e n t I d = " 8 9 8 2 8 7 5 7 " > + 
+             < T o o l t i p T e x t   l a n g = " e n - U S " > S p e c i f i e s   t h e   n a m e . < / T o o l t i p T e x t > + 
+         < / T o o l t i p > + 
+         < T o o l t i p   c o l u m n = " R i g h t H e a d e r V a l u e "   E l e m e n t I d = " 7 0 6 9 3 8 5 5 9 " > + 
+             < T o o l t i p T e x t   l a n g = " e n - U S " > S p e c i f i e s   t h e   v a l u e . < / T o o l t i p T e x t > + 
+         < / T o o l t i p > + 
+     < / T o o l t i p s >   
      < H e a d e r   E l e m e n t T y p e = " D a t a I t e m "   E l e m e n t I d = " 1 2 4 0 3 7 3 8 8 6 " >   
-         < B i l l e d T o _ L b l   E l e m e n t T y p e = " C o l u m n "   E l e m e n t I d = " 1 7 4 5 4 4 9 0 7 9 "   D a t a T y p e = " T e x t C o n s t " > B i l l e d T o _ L b l < / B i l l e d T o _ L b l > +         < B i l l e d T o _ L b l   E l e m e n t T y p e = " C o l u m n "   E l e m e n t I d = " 1 7 4 5 4 4 9 0 7 9 "   D a t a T y p e = " L a b e l " > B i l l e d T o _ L b l < / B i l l e d T o _ L b l >   
          < B i l l T o C o n t a c t E m a i l   E l e m e n t T y p e = " C o l u m n "   E l e m e n t I d = " 3 3 5 8 2 7 8 9 5 "   D a t a T y p e = " T e x t " > B i l l T o C o n t a c t E m a i l < / B i l l T o C o n t a c t E m a i l >   
-         < B i l l T o C o n t a c t E m a i l L b l   E l e m e n t T y p e = " C o l u m n "   E l e m e n t I d = " 2 9 6 4 7 8 3 6 5 "   D a t a T y p e = " T e x t C o n s t " > B i l l T o C o n t a c t E m a i l L b l < / B i l l T o C o n t a c t E m a i l L b l > +         < B i l l T o C o n t a c t E m a i l L b l   E l e m e n t T y p e = " C o l u m n "   E l e m e n t I d = " 2 9 6 4 7 8 3 6 5 "   D a t a T y p e = " L a b e l " > B i l l T o C o n t a c t E m a i l L b l < / B i l l T o C o n t a c t E m a i l L b l >   
          < B i l l T o C o n t a c t M o b i l e P h o n e N o   E l e m e n t T y p e = " C o l u m n "   E l e m e n t I d = " 2 4 8 4 8 8 6 9 6 "   D a t a T y p e = " T e x t " > B i l l T o C o n t a c t M o b i l e P h o n e N o < / B i l l T o C o n t a c t M o b i l e P h o n e N o >   
-         < B i l l T o C o n t a c t M o b i l e P h o n e N o L b l   E l e m e n t T y p e = " C o l u m n "   E l e m e n t I d = " 2 7 6 3 1 1 3 3 8 "   D a t a T y p e = " T e x t C o n s t " > B i l l T o C o n t a c t M o b i l e P h o n e N o L b l < / B i l l T o C o n t a c t M o b i l e P h o n e N o L b l > +         < B i l l T o C o n t a c t M o b i l e P h o n e N o L b l   E l e m e n t T y p e = " C o l u m n "   E l e m e n t I d = " 2 7 6 3 1 1 3 3 8 "   D a t a T y p e = " L a b e l " > B i l l T o C o n t a c t M o b i l e P h o n e N o L b l < / B i l l T o C o n t a c t M o b i l e P h o n e N o L b l >   
          < B i l l T o C o n t a c t P h o n e N o   E l e m e n t T y p e = " C o l u m n "   E l e m e n t I d = " 3 6 2 4 7 7 4 8 8 "   D a t a T y p e = " T e x t " > B i l l T o C o n t a c t P h o n e N o < / B i l l T o C o n t a c t P h o n e N o >   
-         < B i l l T o C o n t a c t P h o n e N o L b l   E l e m e n t T y p e = " C o l u m n "   E l e m e n t I d = " 2 1 2 3 3 4 5 9 6 6 "   D a t a T y p e = " T e x t C o n s t " > B i l l T o C o n t a c t P h o n e N o L b l < / B i l l T o C o n t a c t P h o n e N o L b l > +         < B i l l T o C o n t a c t P h o n e N o L b l   E l e m e n t T y p e = " C o l u m n "   E l e m e n t I d = " 2 1 2 3 3 4 5 9 6 6 "   D a t a T y p e = " L a b e l " > B i l l T o C o n t a c t P h o n e N o L b l < / B i l l T o C o n t a c t P h o n e N o L b l >   
          < B i l l t o C u s t o m e r N o _ L b l   E l e m e n t T y p e = " C o l u m n "   E l e m e n t I d = " 3 6 9 3 0 7 8 1 3 "   D a t a T y p e = " S t r i n g " > B i l l t o C u s t o m e r N o _ L b l < / B i l l t o C u s t o m e r N o _ L b l >   
@@ -6109,8 +6521,6 @@
  
          < C h e c k s P a y a b l e _ L b l   E l e m e n t T y p e = " C o l u m n "   E l e m e n t I d = " 1 0 5 3 1 5 6 0 6 5 "   D a t a T y p e = " T e x t " > C h e c k s P a y a b l e _ L b l < / C h e c k s P a y a b l e _ L b l >   
-         < C O 2 e P e r U n i t _ L b l   E l e m e n t T y p e = " C o l u m n "   E l e m e n t I d = " 6 0 8 7 4 6 8 0 2 "   D a t a T y p e = " T e x t " > C O 2 e P e r U n i t _ L b l < / C O 2 e P e r U n i t _ L b l > - 
          < C o m p a n y A d d r e s s 1   E l e m e n t T y p e = " C o l u m n "   E l e m e n t I d = " 1 8 8 4 1 6 4 3 2 3 "   D a t a T y p e = " T e x t " > C o m p a n y A d d r e s s 1 < / C o m p a n y A d d r e s s 1 >   
          < C o m p a n y A d d r e s s 2   E l e m e n t T y p e = " C o l u m n "   E l e m e n t I d = " 1 2 4 6 4 6 7 7 0 6 "   D a t a T y p e = " T e x t " > C o m p a n y A d d r e s s 2 < / C o m p a n y A d d r e s s 2 > @@ -6129,7 +6539,7 @@
  
          < C o m p a n y B a n k A c c o u n t N o   E l e m e n t T y p e = " C o l u m n "   E l e m e n t I d = " 3 0 1 4 0 2 0 4 "   D a t a T y p e = " T e x t " > C o m p a n y B a n k A c c o u n t N o < / C o m p a n y B a n k A c c o u n t N o >   
-         < C o m p a n y B a n k A c c o u n t N o _ L b l   E l e m e n t T y p e = " C o l u m n "   E l e m e n t I d = " 1 0 9 7 7 4 3 3 4 5 "   D a t a T y p e = " T e x t C o n s t " > C o m p a n y B a n k A c c o u n t N o _ L b l < / C o m p a n y B a n k A c c o u n t N o _ L b l > +         < C o m p a n y B a n k A c c o u n t N o _ L b l   E l e m e n t T y p e = " C o l u m n "   E l e m e n t I d = " 1 0 9 7 7 4 3 3 4 5 "   D a t a T y p e = " L a b e l " > C o m p a n y B a n k A c c o u n t N o _ L b l < / C o m p a n y B a n k A c c o u n t N o _ L b l >   
          < C o m p a n y B a n k B r a n c h N o   E l e m e n t T y p e = " C o l u m n "   E l e m e n t I d = " 7 9 3 1 3 3 0 5 7 "   D a t a T y p e = " T e x t " > C o m p a n y B a n k B r a n c h N o < / C o m p a n y B a n k B r a n c h N o >   
@@ -6137,7 +6547,7 @@
  
          < C o m p a n y B a n k N a m e   E l e m e n t T y p e = " C o l u m n "   E l e m e n t I d = " 1 5 3 4 9 0 5 6 0 5 "   D a t a T y p e = " T e x t " > C o m p a n y B a n k N a m e < / C o m p a n y B a n k N a m e >   
-         < C o m p a n y B a n k N a m e _ L b l   E l e m e n t T y p e = " C o l u m n "   E l e m e n t I d = " 1 2 0 4 3 0 7 0 1 4 "   D a t a T y p e = " T e x t C o n s t " > C o m p a n y B a n k N a m e _ L b l < / C o m p a n y B a n k N a m e _ L b l > +         < C o m p a n y B a n k N a m e _ L b l   E l e m e n t T y p e = " C o l u m n "   E l e m e n t I d = " 1 2 0 4 3 0 7 0 1 4 "   D a t a T y p e = " L a b e l " > C o m p a n y B a n k N a m e _ L b l < / C o m p a n y B a n k N a m e _ L b l >   
          < C o m p a n y C u s t o m G i r o   E l e m e n t T y p e = " C o l u m n "   E l e m e n t I d = " 1 6 7 0 4 7 5 7 9 8 "   D a t a T y p e = " T e x t " > C o m p a n y C u s t o m G i r o < / C o m p a n y C u s t o m G i r o >   
@@ -6147,7 +6557,7 @@
  
          < C o m p a n y G i r o N o   E l e m e n t T y p e = " C o l u m n "   E l e m e n t I d = " 1 3 6 0 1 9 6 3 2 0 "   D a t a T y p e = " T e x t " > C o m p a n y G i r o N o < / C o m p a n y G i r o N o >   
-         < C o m p a n y G i r o N o _ L b l   E l e m e n t T y p e = " C o l u m n "   E l e m e n t I d = " 8 6 1 6 0 2 1 1 5 "   D a t a T y p e = " T e x t C o n s t " > C o m p a n y G i r o N o _ L b l < / C o m p a n y G i r o N o _ L b l > +         < C o m p a n y G i r o N o _ L b l   E l e m e n t T y p e = " C o l u m n "   E l e m e n t I d = " 8 6 1 6 0 2 1 1 5 "   D a t a T y p e = " L a b e l " > C o m p a n y G i r o N o _ L b l < / C o m p a n y G i r o N o _ L b l >   
          < C o m p a n y H o m e P a g e   E l e m e n t T y p e = " C o l u m n "   E l e m e n t I d = " 1 9 8 9 1 8 8 7 0 "   D a t a T y p e = " T e x t " > C o m p a n y H o m e P a g e < / C o m p a n y H o m e P a g e >   
@@ -6165,9 +6575,9 @@
  
          < C o m p a n y P h o n e N o   E l e m e n t T y p e = " C o l u m n "   E l e m e n t I d = " 2 5 0 4 4 0 6 5 5 "   D a t a T y p e = " T e x t " > C o m p a n y P h o n e N o < / C o m p a n y P h o n e N o >   
-         < C o m p a n y P h o n e N o _ L b l   E l e m e n t T y p e = " C o l u m n "   E l e m e n t I d = " 5 5 8 5 9 3 5 8 6 "   D a t a T y p e = " T e x t C o n s t " > C o m p a n y P h o n e N o _ L b l < / C o m p a n y P h o n e N o _ L b l > - 
-         < C o m p a n y P i c t u r e   E l e m e n t T y p e = " C o l u m n "   E l e m e n t I d = " 1 3 9 7 4 1 1 0 7 4 "   D a t a T y p e = " B L O B " / > +         < C o m p a n y P h o n e N o _ L b l   E l e m e n t T y p e = " C o l u m n "   E l e m e n t I d = " 5 5 8 5 9 3 5 8 6 "   D a t a T y p e = " L a b e l " > C o m p a n y P h o n e N o _ L b l < / C o m p a n y P h o n e N o _ L b l > + 
+         < C o m p a n y P i c t u r e   E l e m e n t T y p e = " C o l u m n "   E l e m e n t I d = " 1 3 9 7 4 1 1 0 7 4 "   D a t a T y p e = " B l o b "   / >   
          < C o m p a n y R e g i s t r a t i o n N u m b e r   E l e m e n t T y p e = " C o l u m n "   E l e m e n t I d = " 2 0 2 3 6 3 9 4 2 4 "   D a t a T y p e = " T e x t " > C o m p a n y R e g i s t r a t i o n N u m b e r < / C o m p a n y R e g i s t r a t i o n N u m b e r >   
@@ -6187,7 +6597,7 @@
  
          < C o n t a c t _ L b l   E l e m e n t T y p e = " C o l u m n "   E l e m e n t I d = " 1 1 5 5 0 9 4 7 5 2 "   D a t a T y p e = " T e x t " > C o n t a c t _ L b l < / C o n t a c t _ L b l >   
-         < C o p y _ L b l   E l e m e n t T y p e = " C o l u m n "   E l e m e n t I d = " 6 0 4 7 8 2 7 8 1 "   D a t a T y p e = " T e x t C o n s t " > C o p y _ L b l < / C o p y _ L b l > +         < C o p y _ L b l   E l e m e n t T y p e = " C o l u m n "   E l e m e n t I d = " 6 0 4 7 8 2 7 8 1 "   D a t a T y p e = " L a b e l " > C o p y _ L b l < / C o p y _ L b l >   
          < C u s t o m e r A d d r e s s 1   E l e m e n t T y p e = " C o l u m n "   E l e m e n t I d = " 1 8 0 1 9 6 6 4 5 4 "   D a t a T y p e = " T e x t " > C u s t o m e r A d d r e s s 1 < / C u s t o m e r A d d r e s s 1 >   
@@ -6207,8 +6617,6 @@
  
          < C u s t o m e r P o s t a l B a r C o d e   E l e m e n t T y p e = " C o l u m n "   E l e m e n t I d = " 3 9 8 5 8 0 6 8 8 "   D a t a T y p e = " T e x t " > C u s t o m e r P o s t a l B a r C o d e < / C u s t o m e r P o s t a l B a r C o d e >   
-         < D i s c l a i m e r _ L b l   E l e m e n t T y p e = " C o l u m n "   E l e m e n t I d = " 3 8 1 6 6 9 2 0 5 "   D a t a T y p e = " T e x t " > D i s c l a i m e r _ L b l < / D i s c l a i m e r _ L b l > - 
          < D i s p l a y A d d i t i o n a l F e e N o t e   E l e m e n t T y p e = " C o l u m n "   E l e m e n t I d = " 1 9 3 1 7 6 6 6 8 8 "   D a t a T y p e = " B o o l e a n " > D i s p l a y A d d i t i o n a l F e e N o t e < / D i s p l a y A d d i t i o n a l F e e N o t e >   
          < D o c u m e n t D a t e   E l e m e n t T y p e = " C o l u m n "   E l e m e n t I d = " 5 5 2 8 7 1 9 1 4 "   D a t a T y p e = " S t r i n g " > D o c u m e n t D a t e < / D o c u m e n t D a t e > @@ -6217,7 +6625,7 @@
  
          < D o c u m e n t N o   E l e m e n t T y p e = " C o l u m n "   E l e m e n t I d = " 9 7 0 3 5 0 5 3 9 "   D a t a T y p e = " C o d e " > D o c u m e n t N o < / D o c u m e n t N o >   
-         < D o c u m e n t N o _ L b l   E l e m e n t T y p e = " C o l u m n "   E l e m e n t I d = " 7 8 9 7 9 5 9 7 8 "   D a t a T y p e = " T e x t C o n s t " > D o c u m e n t N o _ L b l < / D o c u m e n t N o _ L b l > +         < D o c u m e n t N o _ L b l   E l e m e n t T y p e = " C o l u m n "   E l e m e n t I d = " 7 8 9 7 9 5 9 7 8 "   D a t a T y p e = " L a b e l " > D o c u m e n t N o _ L b l < / D o c u m e n t N o _ L b l >   
          < D o c u m e n t T i t l e _ L b l   E l e m e n t T y p e = " C o l u m n "   E l e m e n t I d = " 8 5 8 4 2 3 9 2 9 "   D a t a T y p e = " T e x t " > D o c u m e n t T i t l e _ L b l < / D o c u m e n t T i t l e _ L b l >   
@@ -6225,7 +6633,7 @@
  
          < D u e D a t e _ L b l   E l e m e n t T y p e = " C o l u m n "   E l e m e n t I d = " 1 6 4 8 2 8 4 6 4 8 "   D a t a T y p e = " S t r i n g " > D u e D a t e _ L b l < / D u e D a t e _ L b l >   
-         < E M a i l _ H e a d e r _ L b l   E l e m e n t T y p e = " C o l u m n "   E l e m e n t I d = " 5 1 3 1 7 0 8 0 4 "   D a t a T y p e = " T e x t C o n s t " > E M a i l _ H e a d e r _ L b l < / E M a i l _ H e a d e r _ L b l > +         < E M a i l _ H e a d e r _ L b l   E l e m e n t T y p e = " C o l u m n "   E l e m e n t I d = " 5 1 3 1 7 0 8 0 4 "   D a t a T y p e = " L a b e l " > E M a i l _ H e a d e r _ L b l < / E M a i l _ H e a d e r _ L b l >   
          < E x c h a n g e R a t e A s T e x t   E l e m e n t T y p e = " C o l u m n "   E l e m e n t I d = " 5 9 2 9 5 5 8 4 5 "   D a t a T y p e = " T e x t " > E x c h a n g e R a t e A s T e x t < / E x c h a n g e R a t e A s T e x t >   
@@ -6233,25 +6641,25 @@
  
          < E x t e r n a l D o c u m e n t N o _ L b l   E l e m e n t T y p e = " C o l u m n "   E l e m e n t I d = " 4 2 3 3 1 2 2 6 9 "   D a t a T y p e = " S t r i n g " > E x t e r n a l D o c u m e n t N o _ L b l < / E x t e r n a l D o c u m e n t N o _ L b l >   
-         < F r o m _ L b l   E l e m e n t T y p e = " C o l u m n "   E l e m e n t I d = " 4 8 5 4 2 6 1 3 8 "   D a t a T y p e = " T e x t C o n s t " > F r o m _ L b l < / F r o m _ L b l > +         < F r o m _ L b l   E l e m e n t T y p e = " C o l u m n "   E l e m e n t I d = " 4 8 5 4 2 6 1 3 8 "   D a t a T y p e = " L a b e l " > F r o m _ L b l < / F r o m _ L b l >   
          < G l o b a l L o c a t i o n N u m b e r   E l e m e n t T y p e = " C o l u m n "   E l e m e n t I d = " 1 5 0 0 3 7 2 8 0 0 "   D a t a T y p e = " T e x t " > G l o b a l L o c a t i o n N u m b e r < / G l o b a l L o c a t i o n N u m b e r >   
          < G l o b a l L o c a t i o n N u m b e r _ L b l   E l e m e n t T y p e = " C o l u m n "   E l e m e n t I d = " 1 7 5 0 9 1 3 8 9 1 "   D a t a T y p e = " T e x t " > G l o b a l L o c a t i o n N u m b e r _ L b l < / G l o b a l L o c a t i o n N u m b e r _ L b l >   
-         < H o m e P a g e _ H e a d e r _ L b l   E l e m e n t T y p e = " C o l u m n "   E l e m e n t I d = " 1 8 7 9 7 2 5 0 8 4 "   D a t a T y p e = " T e x t C o n s t " > H o m e P a g e _ H e a d e r _ L b l < / H o m e P a g e _ H e a d e r _ L b l > - 
-         < I n v o i c e D i s c o u n t A m o u n t _ L b l   E l e m e n t T y p e = " C o l u m n "   E l e m e n t I d = " 1 5 9 3 0 1 2 7 3 6 "   D a t a T y p e = " T e x t C o n s t " > I n v o i c e D i s c o u n t A m o u n t _ L b l < / I n v o i c e D i s c o u n t A m o u n t _ L b l > - 
-         < I n v o i c e D i s c o u n t B a s e A m o u n t _ L b l   E l e m e n t T y p e = " C o l u m n "   E l e m e n t I d = " 2 0 2 9 2 6 6 8 7 5 "   D a t a T y p e = " T e x t C o n s t " > I n v o i c e D i s c o u n t B a s e A m o u n t _ L b l < / I n v o i c e D i s c o u n t B a s e A m o u n t _ L b l > +         < H o m e P a g e _ H e a d e r _ L b l   E l e m e n t T y p e = " C o l u m n "   E l e m e n t I d = " 1 8 7 9 7 2 5 0 8 4 "   D a t a T y p e = " L a b e l " > H o m e P a g e _ H e a d e r _ L b l < / H o m e P a g e _ H e a d e r _ L b l > + 
+         < I n v o i c e D i s c o u n t A m o u n t _ L b l   E l e m e n t T y p e = " C o l u m n "   E l e m e n t I d = " 1 5 9 3 0 1 2 7 3 6 "   D a t a T y p e = " L a b e l " > I n v o i c e D i s c o u n t A m o u n t _ L b l < / I n v o i c e D i s c o u n t A m o u n t _ L b l > + 
+         < I n v o i c e D i s c o u n t B a s e A m o u n t _ L b l   E l e m e n t T y p e = " C o l u m n "   E l e m e n t I d = " 2 0 2 9 2 6 6 8 7 5 "   D a t a T y p e = " L a b e l " > I n v o i c e D i s c o u n t B a s e A m o u n t _ L b l < / I n v o i c e D i s c o u n t B a s e A m o u n t _ L b l >   
          < L e g a l E n t i t y T y p e   E l e m e n t T y p e = " C o l u m n "   E l e m e n t I d = " 2 0 5 1 8 7 3 5 6 3 "   D a t a T y p e = " T e x t " > L e g a l E n t i t y T y p e < / L e g a l E n t i t y T y p e >   
          < L e g a l E n t i t y T y p e _ L b l   E l e m e n t T y p e = " C o l u m n "   E l e m e n t I d = " 2 0 8 0 2 2 4 7 9 2 "   D a t a T y p e = " T e x t " > L e g a l E n t i t y T y p e _ L b l < / L e g a l E n t i t y T y p e _ L b l >   
-         < L i n e A m o u n t A f t e r I n v o i c e D i s c o u n t _ L b l   E l e m e n t T y p e = " C o l u m n "   E l e m e n t I d = " 6 7 3 7 2 1 0 9 4 "   D a t a T y p e = " T e x t C o n s t " > L i n e A m o u n t A f t e r I n v o i c e D i s c o u n t _ L b l < / L i n e A m o u n t A f t e r I n v o i c e D i s c o u n t _ L b l > - 
-         < L o c a l C u r r e n c y _ L b l   E l e m e n t T y p e = " C o l u m n "   E l e m e n t I d = " 1 5 5 9 6 9 3 4 2 2 "   D a t a T y p e = " T e x t C o n s t " > L o c a l C u r r e n c y _ L b l < / L o c a l C u r r e n c y _ L b l > +         < L i n e A m o u n t A f t e r I n v o i c e D i s c o u n t _ L b l   E l e m e n t T y p e = " C o l u m n "   E l e m e n t I d = " 6 7 3 7 2 1 0 9 4 "   D a t a T y p e = " L a b e l " > L i n e A m o u n t A f t e r I n v o i c e D i s c o u n t _ L b l < / L i n e A m o u n t A f t e r I n v o i c e D i s c o u n t _ L b l > + 
+         < L o c a l C u r r e n c y _ L b l   E l e m e n t T y p e = " C o l u m n "   E l e m e n t I d = " 1 5 5 9 6 9 3 4 2 2 "   D a t a T y p e = " L a b e l " > L o c a l C u r r e n c y _ L b l < / L o c a l C u r r e n c y _ L b l >   
          < O r d e r N o   E l e m e n t T y p e = " C o l u m n "   E l e m e n t I d = " 1 4 6 6 4 7 3 8 8 6 "   D a t a T y p e = " C o d e " > O r d e r N o < / O r d e r N o >   
@@ -6261,13 +6669,13 @@
  
          < P a c k a g e T r a c k i n g N o _ L b l   E l e m e n t T y p e = " C o l u m n "   E l e m e n t I d = " 2 1 9 3 5 6 7 5 6 "   D a t a T y p e = " S t r i n g " > P a c k a g e T r a c k i n g N o _ L b l < / P a c k a g e T r a c k i n g N o _ L b l >   
-         < P a g e _ L b l   E l e m e n t T y p e = " C o l u m n "   E l e m e n t I d = " 6 8 0 6 4 8 0 9 1 "   D a t a T y p e = " T e x t C o n s t " > P a g e _ L b l < / P a g e _ L b l > +         < P a g e _ L b l   E l e m e n t T y p e = " C o l u m n "   E l e m e n t I d = " 6 8 0 6 4 8 0 9 1 "   D a t a T y p e = " L a b e l " > P a g e _ L b l < / P a g e _ L b l >   
          < P a y m e n t I n s t r u c t i o n s _ T x t   E l e m e n t T y p e = " C o l u m n "   E l e m e n t I d = " 1 8 7 2 0 8 8 3 "   D a t a T y p e = " T e x t " > P a y m e n t I n s t r u c t i o n s _ T x t < / P a y m e n t I n s t r u c t i o n s _ T x t >   
          < P a y m e n t M e t h o d D e s c r i p t i o n   E l e m e n t T y p e = " C o l u m n "   E l e m e n t I d = " 5 8 5 7 5 7 9 7 4 "   D a t a T y p e = " T e x t " > P a y m e n t M e t h o d D e s c r i p t i o n < / P a y m e n t M e t h o d D e s c r i p t i o n >   
-         < P a y m e n t M e t h o d D e s c r i p t i o n _ L b l   E l e m e n t T y p e = " C o l u m n "   E l e m e n t I d = " 7 9 7 1 1 7 3 2 3 "   D a t a T y p e = " T e x t C o n s t " > P a y m e n t M e t h o d D e s c r i p t i o n _ L b l < / P a y m e n t M e t h o d D e s c r i p t i o n _ L b l > +         < P a y m e n t M e t h o d D e s c r i p t i o n _ L b l   E l e m e n t T y p e = " C o l u m n "   E l e m e n t I d = " 7 9 7 1 1 7 3 2 3 "   D a t a T y p e = " L a b e l " > P a y m e n t M e t h o d D e s c r i p t i o n _ L b l < / P a y m e n t M e t h o d D e s c r i p t i o n _ L b l >   
          < P a y m e n t R e f e r e n c e   E l e m e n t T y p e = " C o l u m n "   E l e m e n t I d = " 3 3 5 4 9 7 0 1 2 "   D a t a T y p e = " T e x t " > P a y m e n t R e f e r e n c e < / P a y m e n t R e f e r e n c e >   
@@ -6275,45 +6683,39 @@
  
          < P a y m e n t T e r m s D e s c r i p t i o n   E l e m e n t T y p e = " C o l u m n "   E l e m e n t I d = " 2 0 3 8 7 4 2 7 0 0 "   D a t a T y p e = " T e x t " > P a y m e n t T e r m s D e s c r i p t i o n < / P a y m e n t T e r m s D e s c r i p t i o n >   
-         < P a y m e n t T e r m s D e s c r i p t i o n _ L b l   E l e m e n t T y p e = " C o l u m n "   E l e m e n t I d = " 1 8 7 4 4 9 4 3 2 1 "   D a t a T y p e = " T e x t C o n s t " > P a y m e n t T e r m s D e s c r i p t i o n _ L b l < / P a y m e n t T e r m s D e s c r i p t i o n _ L b l > +         < P a y m e n t T e r m s D e s c r i p t i o n _ L b l   E l e m e n t T y p e = " C o l u m n "   E l e m e n t I d = " 1 8 7 4 4 9 4 3 2 1 "   D a t a T y p e = " L a b e l " > P a y m e n t T e r m s D e s c r i p t i o n _ L b l < / P a y m e n t T e r m s D e s c r i p t i o n _ L b l >   
          < P r i c e s I n c l u d i n g V A T   E l e m e n t T y p e = " C o l u m n "   E l e m e n t I d = " 5 1 8 8 1 7 1 6 7 "   D a t a T y p e = " B o o l e a n " > P r i c e s I n c l u d i n g V A T < / P r i c e s I n c l u d i n g V A T >   
+         < P r i c e s I n c l u d i n g V A T Y e s N o   E l e m e n t T y p e = " C o l u m n "   E l e m e n t I d = " 1 4 1 1 1 4 7 5 9 9 "   D a t a T y p e = " S t r i n g " > P r i c e s I n c l u d i n g V A T Y e s N o < / P r i c e s I n c l u d i n g V A T Y e s N o > + 
          < P r i c e s I n c l u d i n g V A T _ L b l   E l e m e n t T y p e = " C o l u m n "   E l e m e n t I d = " 1 3 7 7 9 7 9 4 4 4 "   D a t a T y p e = " S t r i n g " > P r i c e s I n c l u d i n g V A T _ L b l < / P r i c e s I n c l u d i n g V A T _ L b l >   
-         < P r i c e s I n c l u d i n g V A T Y e s N o   E l e m e n t T y p e = " C o l u m n "   E l e m e n t I d = " 1 4 1 1 1 4 7 5 9 9 "   D a t a T y p e = " S t r i n g " > P r i c e s I n c l u d i n g V A T Y e s N o < / P r i c e s I n c l u d i n g V A T Y e s N o > - 
-         < Q R _ C o d e _ I m a g e   E l e m e n t T y p e = " C o l u m n "   E l e m e n t I d = " 2 0 7 9 6 8 0 8 3 6 "   D a t a T y p e = " M e d i a S e t " > Q R _ C o d e _ I m a g e < / Q R _ C o d e _ I m a g e > - 
-         < Q R _ C o d e _ I m a g e _ L b l   E l e m e n t T y p e = " C o l u m n "   E l e m e n t I d = " 1 2 2 9 4 4 6 0 7 "   D a t a T y p e = " S t r i n g " > Q R _ C o d e _ I m a g e _ L b l < / Q R _ C o d e _ I m a g e _ L b l > - 
-         < Q u e s t i o n s _ L b l   E l e m e n t T y p e = " C o l u m n "   E l e m e n t I d = " 2 0 7 0 8 9 0 0 1 9 "   D a t a T y p e = " T e x t C o n s t " > Q u e s t i o n s _ L b l < / Q u e s t i o n s _ L b l > - 
-         < R e c u r r i n g B i l l i n g   E l e m e n t T y p e = " C o l u m n "   E l e m e n t I d = " 4 8 0 8 6 9 9 3 "   D a t a T y p e = " B o o l e a n " > R e c u r r i n g B i l l i n g < / R e c u r r i n g B i l l i n g > +         < Q u e s t i o n s _ L b l   E l e m e n t T y p e = " C o l u m n "   E l e m e n t I d = " 2 0 7 0 8 9 0 0 1 9 "   D a t a T y p e = " L a b e l " > Q u e s t i o n s _ L b l < / Q u e s t i o n s _ L b l >   
          < R e m a i n i n g A m o u n t   E l e m e n t T y p e = " C o l u m n "   E l e m e n t I d = " 3 5 3 2 6 4 1 3 1 "   D a t a T y p e = " D e c i m a l " > R e m a i n i n g A m o u n t < / R e m a i n i n g A m o u n t >   
          < R e m a i n i n g A m o u n t T e x t   E l e m e n t T y p e = " C o l u m n "   E l e m e n t I d = " 1 8 1 3 6 1 2 0 "   D a t a T y p e = " T e x t " > R e m a i n i n g A m o u n t T e x t < / R e m a i n i n g A m o u n t T e x t >   
-         < S a l e s I n v o i c e L i n e D i s c o u n t _ L b l   E l e m e n t T y p e = " C o l u m n "   E l e m e n t I d = " 6 6 4 6 0 1 5 8 2 "   D a t a T y p e = " T e x t C o n s t " > S a l e s I n v o i c e L i n e D i s c o u n t _ L b l < / S a l e s I n v o i c e L i n e D i s c o u n t _ L b l > - 
-         < S a l e s P e r s o n _ L b l   E l e m e n t T y p e = " C o l u m n "   E l e m e n t I d = " 1 5 6 4 1 9 6 3 6 5 "   D a t a T y p e = " T e x t C o n s t " > S a l e s P e r s o n _ L b l < / S a l e s P e r s o n _ L b l > +         < S a l e s I n v o i c e L i n e D i s c o u n t _ L b l   E l e m e n t T y p e = " C o l u m n "   E l e m e n t I d = " 6 6 4 6 0 1 5 8 2 "   D a t a T y p e = " L a b e l " > S a l e s I n v o i c e L i n e D i s c o u n t _ L b l < / S a l e s I n v o i c e L i n e D i s c o u n t _ L b l >   
          < S a l e s P e r s o n B l a n k _ L b l   E l e m e n t T y p e = " C o l u m n "   E l e m e n t I d = " 6 5 4 6 2 4 6 0 1 "   D a t a T y p e = " T e x t " > S a l e s P e r s o n B l a n k _ L b l < / S a l e s P e r s o n B l a n k _ L b l >   
          < S a l e s P e r s o n N a m e   E l e m e n t T y p e = " C o l u m n "   E l e m e n t I d = " 8 7 1 4 9 2 9 8 3 "   D a t a T y p e = " T e x t " > S a l e s P e r s o n N a m e < / S a l e s P e r s o n N a m e >   
+         < S a l e s P e r s o n _ L b l   E l e m e n t T y p e = " C o l u m n "   E l e m e n t I d = " 1 5 6 4 1 9 6 3 6 5 "   D a t a T y p e = " L a b e l " > S a l e s P e r s o n _ L b l < / S a l e s P e r s o n _ L b l > + 
          < S e l l T o C o n t a c t E m a i l   E l e m e n t T y p e = " C o l u m n "   E l e m e n t I d = " 2 6 2 8 2 4 5 6 4 "   D a t a T y p e = " T e x t " > S e l l T o C o n t a c t E m a i l < / S e l l T o C o n t a c t E m a i l >   
-         < S e l l T o C o n t a c t E m a i l L b l   E l e m e n t T y p e = " C o l u m n "   E l e m e n t I d = " 3 7 0 9 2 0 3 7 4 "   D a t a T y p e = " T e x t C o n s t " > S e l l T o C o n t a c t E m a i l L b l < / S e l l T o C o n t a c t E m a i l L b l > +         < S e l l T o C o n t a c t E m a i l L b l   E l e m e n t T y p e = " C o l u m n "   E l e m e n t I d = " 3 7 0 9 2 0 3 7 4 "   D a t a T y p e = " L a b e l " > S e l l T o C o n t a c t E m a i l L b l < / S e l l T o C o n t a c t E m a i l L b l >   
          < S e l l T o C o n t a c t M o b i l e P h o n e N o   E l e m e n t T y p e = " C o l u m n "   E l e m e n t I d = " 1 8 4 3 5 8 7 4 7 "   D a t a T y p e = " T e x t " > S e l l T o C o n t a c t M o b i l e P h o n e N o < / S e l l T o C o n t a c t M o b i l e P h o n e N o >   
-         < S e l l T o C o n t a c t M o b i l e P h o n e N o L b l   E l e m e n t T y p e = " C o l u m n "   E l e m e n t I d = " 1 4 5 7 5 2 8 4 1 7 "   D a t a T y p e = " T e x t C o n s t " > S e l l T o C o n t a c t M o b i l e P h o n e N o L b l < / S e l l T o C o n t a c t M o b i l e P h o n e N o L b l > +         < S e l l T o C o n t a c t M o b i l e P h o n e N o L b l   E l e m e n t T y p e = " C o l u m n "   E l e m e n t I d = " 1 4 5 7 5 2 8 4 1 7 "   D a t a T y p e = " L a b e l " > S e l l T o C o n t a c t M o b i l e P h o n e N o L b l < / S e l l T o C o n t a c t M o b i l e P h o n e N o L b l >   
          < S e l l T o C o n t a c t P h o n e N o   E l e m e n t T y p e = " C o l u m n "   E l e m e n t I d = " 1 6 1 3 8 2 2 4 8 3 "   D a t a T y p e = " T e x t " > S e l l T o C o n t a c t P h o n e N o < / S e l l T o C o n t a c t P h o n e N o >   
-         < S e l l T o C o n t a c t P h o n e N o L b l   E l e m e n t T y p e = " C o l u m n "   E l e m e n t I d = " 1 0 5 0 6 8 6 8 0 9 "   D a t a T y p e = " T e x t C o n s t " > S e l l T o C o n t a c t P h o n e N o L b l < / S e l l T o C o n t a c t P h o n e N o L b l > +         < S e l l T o C o n t a c t P h o n e N o L b l   E l e m e n t T y p e = " C o l u m n "   E l e m e n t I d = " 1 0 5 0 6 8 6 8 0 9 "   D a t a T y p e = " L a b e l " > S e l l T o C o n t a c t P h o n e N o L b l < / S e l l T o C o n t a c t P h o n e N o L b l >   
          < S e l l t o C u s t o m e r N o   E l e m e n t T y p e = " C o l u m n "   E l e m e n t I d = " 2 0 5 0 6 4 7 3 4 9 "   D a t a T y p e = " C o d e " > S e l l t o C u s t o m e r N o < / S e l l t o C u s t o m e r N o >   
@@ -6323,22 +6725,20 @@
  
          < S e l l T o P h o n e N o   E l e m e n t T y p e = " C o l u m n "   E l e m e n t I d = " 7 5 1 9 3 1 8 4 3 "   D a t a T y p e = " T e x t " > S e l l T o P h o n e N o < / S e l l T o P h o n e N o >   
-         < S h i p m e n t _ L b l   E l e m e n t T y p e = " C o l u m n "   E l e m e n t I d = " 2 0 8 5 7 6 7 1 2 0 "   D a t a T y p e = " T e x t C o n s t " > S h i p m e n t _ L b l < / S h i p m e n t _ L b l > - 
          < S h i p m e n t D a t e   E l e m e n t T y p e = " C o l u m n "   E l e m e n t I d = " 9 3 1 1 1 1 4 6 5 "   D a t a T y p e = " S t r i n g " > S h i p m e n t D a t e < / S h i p m e n t D a t e >   
          < S h i p m e n t D a t e _ L b l   E l e m e n t T y p e = " C o l u m n "   E l e m e n t I d = " 6 1 4 4 0 0 3 6 4 "   D a t a T y p e = " S t r i n g " > S h i p m e n t D a t e _ L b l < / S h i p m e n t D a t e _ L b l >   
          < S h i p m e n t M e t h o d D e s c r i p t i o n   E l e m e n t T y p e = " C o l u m n "   E l e m e n t I d = " 2 0 5 9 4 0 3 2 6 0 "   D a t a T y p e = " T e x t " > S h i p m e n t M e t h o d D e s c r i p t i o n < / S h i p m e n t M e t h o d D e s c r i p t i o n >   
-         < S h i p m e n t M e t h o d D e s c r i p t i o n _ L b l   E l e m e n t T y p e = " C o l u m n "   E l e m e n t I d = " 1 1 7 9 9 7 8 4 6 5 "   D a t a T y p e = " T e x t C o n s t " > S h i p m e n t M e t h o d D e s c r i p t i o n _ L b l < / S h i p m e n t M e t h o d D e s c r i p t i o n _ L b l > +         < S h i p m e n t M e t h o d D e s c r i p t i o n _ L b l   E l e m e n t T y p e = " C o l u m n "   E l e m e n t I d = " 1 1 7 9 9 7 8 4 6 5 "   D a t a T y p e = " L a b e l " > S h i p m e n t M e t h o d D e s c r i p t i o n _ L b l < / S h i p m e n t M e t h o d D e s c r i p t i o n _ L b l > + 
+         < S h i p m e n t _ L b l   E l e m e n t T y p e = " C o l u m n "   E l e m e n t I d = " 2 0 8 5 7 6 7 1 2 0 "   D a t a T y p e = " L a b e l " > S h i p m e n t _ L b l < / S h i p m e n t _ L b l >   
          < S h i p p i n g A g e n t C o d e   E l e m e n t T y p e = " C o l u m n "   E l e m e n t I d = " 1 6 7 0 1 5 5 2 6 9 "   D a t a T y p e = " C o d e " > S h i p p i n g A g e n t C o d e < / S h i p p i n g A g e n t C o d e >   
          < S h i p p i n g A g e n t C o d e _ L b l   E l e m e n t T y p e = " C o l u m n "   E l e m e n t I d = " 1 1 5 3 2 0 1 3 4 "   D a t a T y p e = " S t r i n g " > S h i p p i n g A g e n t C o d e _ L b l < / S h i p p i n g A g e n t C o d e _ L b l >   
-         < S h i p T o A d d r e s s _ L b l   E l e m e n t T y p e = " C o l u m n "   E l e m e n t I d = " 1 6 5 0 5 0 5 0 1 7 "   D a t a T y p e = " T e x t C o n s t " > S h i p T o A d d r e s s _ L b l < / S h i p T o A d d r e s s _ L b l > - 
          < S h i p T o A d d r e s s 1   E l e m e n t T y p e = " C o l u m n "   E l e m e n t I d = " 1 3 5 7 6 7 2 8 6 1 "   D a t a T y p e = " T e x t " > S h i p T o A d d r e s s 1 < / S h i p T o A d d r e s s 1 >   
          < S h i p T o A d d r e s s 2   E l e m e n t T y p e = " C o l u m n "   E l e m e n t I d = " 1 0 2 4 2 0 4 5 8 4 "   D a t a T y p e = " T e x t " > S h i p T o A d d r e s s 2 < / S h i p T o A d d r e s s 2 > @@ -6355,39 +6755,39 @@
  
          < S h i p T o A d d r e s s 8   E l e m e n t T y p e = " C o l u m n "   E l e m e n t I d = " 1 4 9 2 9 9 2 1 7 8 "   D a t a T y p e = " T e x t " > S h i p T o A d d r e s s 8 < / S h i p T o A d d r e s s 8 >   
+         < S h i p T o A d d r e s s _ L b l   E l e m e n t T y p e = " C o l u m n "   E l e m e n t I d = " 1 6 5 0 5 0 5 0 1 7 "   D a t a T y p e = " L a b e l " > S h i p T o A d d r e s s _ L b l < / S h i p T o A d d r e s s _ L b l > + 
          < S h i p T o P h o n e N o   E l e m e n t T y p e = " C o l u m n "   E l e m e n t I d = " 3 6 9 7 0 2 2 5 5 "   D a t a T y p e = " T e x t " > S h i p T o P h o n e N o < / S h i p T o P h o n e N o >   
          < S h o w S h i p p i n g A d d r e s s   E l e m e n t T y p e = " C o l u m n "   E l e m e n t I d = " 1 1 2 0 0 7 1 2 6 6 "   D a t a T y p e = " B o o l e a n " > S h o w S h i p p i n g A d d r e s s < / S h o w S h i p p i n g A d d r e s s >   
          < S h o w W o r k D e s c r i p t i o n   E l e m e n t T y p e = " C o l u m n "   E l e m e n t I d = " 7 8 5 4 6 8 8 6 5 "   D a t a T y p e = " B o o l e a n " > S h o w W o r k D e s c r i p t i o n < / S h o w W o r k D e s c r i p t i o n >   
-         < S u b t o t a l _ L b l   E l e m e n t T y p e = " C o l u m n "   E l e m e n t I d = " 1 9 6 7 7 9 5 1 4 2 "   D a t a T y p e = " T e x t C o n s t " > S u b t o t a l _ L b l < / S u b t o t a l _ L b l > - 
-         < T h a n k s _ L b l   E l e m e n t T y p e = " C o l u m n "   E l e m e n t I d = " 2 1 0 3 3 0 5 5 2 5 "   D a t a T y p e = " T e x t C o n s t " > T h a n k s _ L b l < / T h a n k s _ L b l > - 
-         < T o t a l _ L b l   E l e m e n t T y p e = " C o l u m n "   E l e m e n t I d = " 1 2 1 0 1 0 0 8 7 8 "   D a t a T y p e = " T e x t C o n s t " > T o t a l _ L b l < / T o t a l _ L b l > - 
-         < T o t a l C O 2 e _ L b l   E l e m e n t T y p e = " C o l u m n "   E l e m e n t I d = " 1 0 3 0 5 9 5 2 5 5 "   D a t a T y p e = " T e x t " > T o t a l C O 2 e _ L b l < / T o t a l C O 2 e _ L b l > - 
-         < V A T A m o u n t _ L b l   E l e m e n t T y p e = " C o l u m n "   E l e m e n t I d = " 1 0 9 4 6 5 7 2 9 "   D a t a T y p e = " T e x t C o n s t " > V A T A m o u n t _ L b l < / V A T A m o u n t _ L b l > - 
-         < V A T A m o u n t S p e c i f i c a t i o n _ L b l   E l e m e n t T y p e = " C o l u m n "   E l e m e n t I d = " 8 7 8 7 0 6 8 4 6 "   D a t a T y p e = " T e x t C o n s t " > V A T A m o u n t S p e c i f i c a t i o n _ L b l < / V A T A m o u n t S p e c i f i c a t i o n _ L b l > - 
-         < V A T B a s e _ L b l   E l e m e n t T y p e = " C o l u m n "   E l e m e n t I d = " 1 8 6 6 1 5 8 2 7 8 "   D a t a T y p e = " T e x t C o n s t " > V A T B a s e _ L b l < / V A T B a s e _ L b l > +         < S u b t o t a l _ L b l   E l e m e n t T y p e = " C o l u m n "   E l e m e n t I d = " 1 9 6 7 7 9 5 1 4 2 "   D a t a T y p e = " L a b e l " > S u b t o t a l _ L b l < / S u b t o t a l _ L b l > + 
+         < T h a n k s _ L b l   E l e m e n t T y p e = " C o l u m n "   E l e m e n t I d = " 2 1 0 3 3 0 5 5 2 5 "   D a t a T y p e = " L a b e l " > T h a n k s _ L b l < / T h a n k s _ L b l > + 
+         < T o t a l _ L b l   E l e m e n t T y p e = " C o l u m n "   E l e m e n t I d = " 1 2 1 0 1 0 0 8 7 8 "   D a t a T y p e = " L a b e l " > T o t a l _ L b l < / T o t a l _ L b l > + 
+         < V A T A m o u n t S p e c i f i c a t i o n _ L b l   E l e m e n t T y p e = " C o l u m n "   E l e m e n t I d = " 8 7 8 7 0 6 8 4 6 "   D a t a T y p e = " L a b e l " > V A T A m o u n t S p e c i f i c a t i o n _ L b l < / V A T A m o u n t S p e c i f i c a t i o n _ L b l > + 
+         < V A T A m o u n t _ L b l   E l e m e n t T y p e = " C o l u m n "   E l e m e n t I d = " 1 0 9 4 6 5 7 2 9 "   D a t a T y p e = " L a b e l " > V A T A m o u n t _ L b l < / V A T A m o u n t _ L b l > + 
+         < V A T B a s e _ L b l   E l e m e n t T y p e = " C o l u m n "   E l e m e n t I d = " 1 8 6 6 1 5 8 2 7 8 "   D a t a T y p e = " L a b e l " > V A T B a s e _ L b l < / V A T B a s e _ L b l > + 
+         < V A T C l a u s e s _ L b l   E l e m e n t T y p e = " C o l u m n "   E l e m e n t I d = " 1 3 8 3 9 2 0 0 1 9 "   D a t a T y p e = " L a b e l " > V A T C l a u s e s _ L b l < / V A T C l a u s e s _ L b l >   
          < V A T C l a u s e _ L b l   E l e m e n t T y p e = " C o l u m n "   E l e m e n t I d = " 1 5 7 0 4 9 5 4 9 0 "   D a t a T y p e = " S t r i n g " > V A T C l a u s e _ L b l < / V A T C l a u s e _ L b l >   
-         < V A T C l a u s e s _ L b l   E l e m e n t T y p e = " C o l u m n "   E l e m e n t I d = " 1 3 8 3 9 2 0 0 1 9 "   D a t a T y p e = " T e x t C o n s t " > V A T C l a u s e s _ L b l < / V A T C l a u s e s _ L b l > - 
-         < V A T I d e n t i f i e r _ L b l   E l e m e n t T y p e = " C o l u m n "   E l e m e n t I d = " 1 6 8 6 6 2 3 9 8 4 "   D a t a T y p e = " T e x t C o n s t " > V A T I d e n t i f i e r _ L b l < / V A T I d e n t i f i e r _ L b l > - 
-         < V A T P e r c e n t a g e _ L b l   E l e m e n t T y p e = " C o l u m n "   E l e m e n t I d = " 6 7 6 6 5 4 5 6 5 "   D a t a T y p e = " T e x t C o n s t " > V A T P e r c e n t a g e _ L b l < / V A T P e r c e n t a g e _ L b l > +         < V A T I d e n t i f i e r _ L b l   E l e m e n t T y p e = " C o l u m n "   E l e m e n t I d = " 1 6 8 6 6 2 3 9 8 4 "   D a t a T y p e = " L a b e l " > V A T I d e n t i f i e r _ L b l < / V A T I d e n t i f i e r _ L b l > + 
+         < V A T P e r c e n t a g e _ L b l   E l e m e n t T y p e = " C o l u m n "   E l e m e n t I d = " 6 7 6 6 5 4 5 6 5 "   D a t a T y p e = " L a b e l " > V A T P e r c e n t a g e _ L b l < / V A T P e r c e n t a g e _ L b l >   
          < V A T R e g i s t r a t i o n N o   E l e m e n t T y p e = " C o l u m n "   E l e m e n t I d = " 1 8 8 9 1 9 5 4 0 2 "   D a t a T y p e = " T e x t " > V A T R e g i s t r a t i o n N o < / V A T R e g i s t r a t i o n N o >   
          < V A T R e g i s t r a t i o n N o _ L b l   E l e m e n t T y p e = " C o l u m n "   E l e m e n t I d = " 1 4 2 4 6 1 6 0 8 5 "   D a t a T y p e = " T e x t " > V A T R e g i s t r a t i o n N o _ L b l < / V A T R e g i s t r a t i o n N o _ L b l >   
-         < Y o u r D o c u m e n t T i t l e _ L b l   E l e m e n t T y p e = " C o l u m n "   E l e m e n t I d = " 1 8 2 1 7 1 6 9 3 4 "   D a t a T y p e = " T e x t C o n s t " > Y o u r D o c u m e n t T i t l e _ L b l < / Y o u r D o c u m e n t T i t l e _ L b l > +         < Y o u r D o c u m e n t T i t l e _ L b l   E l e m e n t T y p e = " C o l u m n "   E l e m e n t I d = " 1 8 2 1 7 1 6 9 3 4 "   D a t a T y p e = " L a b e l " > Y o u r D o c u m e n t T i t l e _ L b l < / Y o u r D o c u m e n t T i t l e _ L b l >   
          < Y o u r R e f e r e n c e   E l e m e n t T y p e = " C o l u m n "   E l e m e n t I d = " 1 1 0 3 9 9 5 1 "   D a t a T y p e = " T e x t " > Y o u r R e f e r e n c e < / Y o u r R e f e r e n c e >   
@@ -6403,12 +6803,6 @@
  
              < A m o u n t I n c l u d i n g V A T _ L i n e _ L b l   E l e m e n t T y p e = " C o l u m n "   E l e m e n t I d = " 9 3 0 7 4 7 3 1 3 "   D a t a T y p e = " S t r i n g " > A m o u n t I n c l u d i n g V A T _ L i n e _ L b l < / A m o u n t I n c l u d i n g V A T _ L i n e _ L b l >   
-             < C O 2 e P e r U n i t _ L i n e   E l e m e n t T y p e = " C o l u m n "   E l e m e n t I d = " 1 3 2 0 1 7 0 3 0 2 "   D a t a T y p e = " T e x t " > C O 2 e P e r U n i t _ L i n e < / C O 2 e P e r U n i t _ L i n e > - 
-             < C o n t r a c t L i n e N o   E l e m e n t T y p e = " C o l u m n "   E l e m e n t I d = " 3 0 7 6 6 9 2 4 8 "   D a t a T y p e = " I n t e g e r " > C o n t r a c t L i n e N o < / C o n t r a c t L i n e N o > - 
-             < C o n t r a c t N o   E l e m e n t T y p e = " C o l u m n "   E l e m e n t I d = " 1 9 5 9 3 0 8 7 1 8 "   D a t a T y p e = " C o d e " > C o n t r a c t N o < / C o n t r a c t N o > - 
              < D e s c r i p t i o n _ L i n e   E l e m e n t T y p e = " C o l u m n "   E l e m e n t I d = " 1 4 0 6 8 2 2 3 1 0 "   D a t a T y p e = " T e x t " > D e s c r i p t i o n _ L i n e < / D e s c r i p t i o n _ L i n e >   
              < D e s c r i p t i o n _ L i n e _ L b l   E l e m e n t T y p e = " C o l u m n "   E l e m e n t I d = " 2 1 1 8 9 5 1 4 9 5 "   D a t a T y p e = " S t r i n g " > D e s c r i p t i o n _ L i n e _ L b l < / D e s c r i p t i o n _ L i n e _ L b l > @@ -6425,10 +6819,10 @@
  
              < J o b N o _ L b l   E l e m e n t T y p e = " C o l u m n "   E l e m e n t I d = " 1 8 9 7 0 9 4 2 6 "   D a t a T y p e = " T e x t " > J o b N o _ L b l < / J o b N o _ L b l >   
-             < J o b T a s k D e s c _ L b l   E l e m e n t T y p e = " C o l u m n "   E l e m e n t I d = " 5 4 8 3 1 0 0 2 7 "   D a t a T y p e = " T e x t C o n s t " > J o b T a s k D e s c _ L b l < / J o b T a s k D e s c _ L b l > - 
              < J o b T a s k D e s c r i p t i o n   E l e m e n t T y p e = " C o l u m n "   E l e m e n t I d = " 1 0 6 5 5 0 2 3 4 3 "   D a t a T y p e = " T e x t " > J o b T a s k D e s c r i p t i o n < / J o b T a s k D e s c r i p t i o n >   
+             < J o b T a s k D e s c _ L b l   E l e m e n t T y p e = " C o l u m n "   E l e m e n t I d = " 5 4 8 3 1 0 0 2 7 "   D a t a T y p e = " L a b e l " > J o b T a s k D e s c _ L b l < / J o b T a s k D e s c _ L b l > + 
              < J o b T a s k N o   E l e m e n t T y p e = " C o l u m n "   E l e m e n t I d = " 9 4 0 0 8 9 4 5 8 "   D a t a T y p e = " C o d e " > J o b T a s k N o < / J o b T a s k N o >   
              < J o b T a s k N o _ L b l   E l e m e n t T y p e = " C o l u m n "   E l e m e n t I d = " 6 2 2 6 5 1 9 4 9 "   D a t a T y p e = " T e x t " > J o b T a s k N o _ L b l < / J o b T a s k N o _ L b l > @@ -6437,36 +6831,30 @@
  
              < L i n e A m o u n t _ L i n e _ L b l   E l e m e n t T y p e = " C o l u m n "   E l e m e n t I d = " 9 9 2 9 0 1 8 4 5 "   D a t a T y p e = " S t r i n g " > L i n e A m o u n t _ L i n e _ L b l < / L i n e A m o u n t _ L i n e _ L b l >   
+             < L i n e D i s c o u n t P e r c e n t T e x t _ L i n e   E l e m e n t T y p e = " C o l u m n "   E l e m e n t I d = " 6 1 3 1 3 5 1 9 "   D a t a T y p e = " T e x t " > L i n e D i s c o u n t P e r c e n t T e x t _ L i n e < / L i n e D i s c o u n t P e r c e n t T e x t _ L i n e > + 
              < L i n e D i s c o u n t P e r c e n t _ L i n e   E l e m e n t T y p e = " C o l u m n "   E l e m e n t I d = " 9 0 7 8 2 7 4 3 6 "   D a t a T y p e = " D e c i m a l " > L i n e D i s c o u n t P e r c e n t _ L i n e < / L i n e D i s c o u n t P e r c e n t _ L i n e >   
-             < L i n e D i s c o u n t P e r c e n t T e x t _ L i n e   E l e m e n t T y p e = " C o l u m n "   E l e m e n t I d = " 6 1 3 1 3 5 1 9 "   D a t a T y p e = " T e x t " > L i n e D i s c o u n t P e r c e n t T e x t _ L i n e < / L i n e D i s c o u n t P e r c e n t T e x t _ L i n e > - 
              < L i n e N o _ L i n e   E l e m e n t T y p e = " C o l u m n "   E l e m e n t I d = " 6 9 8 9 8 5 9 7 9 "   D a t a T y p e = " I n t e g e r " > L i n e N o _ L i n e < / L i n e N o _ L i n e >   
-             < P r i c e _ L b l   E l e m e n t T y p e = " C o l u m n "   E l e m e n t I d = " 2 1 2 6 7 6 4 9 2 5 "   D a t a T y p e = " T e x t C o n s t " > P r i c e _ L b l < / P r i c e _ L b l > - 
-             < P r i c e P e r _ L b l   E l e m e n t T y p e = " C o l u m n "   E l e m e n t I d = " 9 7 3 2 8 0 1 3 4 "   D a t a T y p e = " T e x t C o n s t " > P r i c e P e r _ L b l < / P r i c e P e r _ L b l > - 
-             < Q t y _ L b l   E l e m e n t T y p e = " C o l u m n "   E l e m e n t I d = " 2 6 3 6 7 3 7 6 4 "   D a t a T y p e = " T e x t C o n s t " > Q t y _ L b l < / Q t y _ L b l > +             < P r i c e P e r _ L b l   E l e m e n t T y p e = " C o l u m n "   E l e m e n t I d = " 9 7 3 2 8 0 1 3 4 "   D a t a T y p e = " L a b e l " > P r i c e P e r _ L b l < / P r i c e P e r _ L b l > + 
+             < P r i c e _ L b l   E l e m e n t T y p e = " C o l u m n "   E l e m e n t I d = " 2 1 2 6 7 6 4 9 2 5 "   D a t a T y p e = " L a b e l " > P r i c e _ L b l < / P r i c e _ L b l > + 
+             < Q t y _ L b l   E l e m e n t T y p e = " C o l u m n "   E l e m e n t I d = " 2 6 3 6 7 3 7 6 4 "   D a t a T y p e = " L a b e l " > Q t y _ L b l < / Q t y _ L b l >   
              < Q u a n t i t y _ L i n e   E l e m e n t T y p e = " C o l u m n "   E l e m e n t I d = " 1 0 6 8 5 4 3 5 3 7 "   D a t a T y p e = " T e x t " > Q u a n t i t y _ L i n e < / Q u a n t i t y _ L i n e >   
              < Q u a n t i t y _ L i n e _ L b l   E l e m e n t T y p e = " C o l u m n "   E l e m e n t I d = " 2 0 3 4 5 0 6 8 0 2 "   D a t a T y p e = " S t r i n g " > Q u a n t i t y _ L i n e _ L b l < / Q u a n t i t y _ L i n e _ L b l >   
-             < R e c u r r i n g B i l l i n g f r o m   E l e m e n t T y p e = " C o l u m n "   E l e m e n t I d = " 4 7 7 0 0 1 9 2 1 "   D a t a T y p e = " D a t e " > R e c u r r i n g B i l l i n g f r o m < / R e c u r r i n g B i l l i n g f r o m > - 
-             < R e c u r r i n g B i l l i n g t o   E l e m e n t T y p e = " C o l u m n "   E l e m e n t I d = " 1 3 8 4 6 2 3 0 0 4 "   D a t a T y p e = " D a t e " > R e c u r r i n g B i l l i n g t o < / R e c u r r i n g B i l l i n g t o > - 
              < S h i p m e n t D a t e _ L i n e   E l e m e n t T y p e = " C o l u m n "   E l e m e n t I d = " 1 6 7 3 3 7 5 4 1 6 "   D a t a T y p e = " S t r i n g " > S h i p m e n t D a t e _ L i n e < / S h i p m e n t D a t e _ L i n e >   
-             < S h i p m e n t D a t e _ L i n e _ L b l   E l e m e n t T y p e = " C o l u m n "   E l e m e n t I d = " 8 5 3 2 2 4 3 6 3 "   D a t a T y p e = " T e x t C o n s t " > S h i p m e n t D a t e _ L i n e _ L b l < / S h i p m e n t D a t e _ L i n e _ L b l > +             < S h i p m e n t D a t e _ L i n e _ L b l   E l e m e n t T y p e = " C o l u m n "   E l e m e n t I d = " 8 5 3 2 2 4 3 6 3 "   D a t a T y p e = " L a b e l " > S h i p m e n t D a t e _ L i n e _ L b l < / S h i p m e n t D a t e _ L i n e _ L b l >   
              < T r a n s H e a d e r A m o u n t   E l e m e n t T y p e = " C o l u m n "   E l e m e n t I d = " 2 0 2 8 3 0 6 2 7 6 "   D a t a T y p e = " D e c i m a l " > T r a n s H e a d e r A m o u n t < / T r a n s H e a d e r A m o u n t >   
              < T y p e _ L i n e   E l e m e n t T y p e = " C o l u m n "   E l e m e n t I d = " 2 7 2 8 0 4 9 2 4 "   D a t a T y p e = " S t r i n g " > T y p e _ L i n e < / T y p e _ L i n e >   
-             < U n i t _ L b l   E l e m e n t T y p e = " C o l u m n "   E l e m e n t I d = " 8 1 4 3 6 4 3 1 8 "   D a t a T y p e = " T e x t C o n s t " > U n i t _ L b l < / U n i t _ L b l > - 
              < U n i t O f M e a s u r e   E l e m e n t T y p e = " C o l u m n "   E l e m e n t I d = " 1 8 0 8 2 2 8 0 1 8 "   D a t a T y p e = " T e x t " > U n i t O f M e a s u r e < / U n i t O f M e a s u r e >   
              < U n i t O f M e a s u r e _ L b l   E l e m e n t T y p e = " C o l u m n "   E l e m e n t I d = " 9 8 1 9 5 1 2 4 9 "   D a t a T y p e = " S t r i n g " > U n i t O f M e a s u r e _ L b l < / U n i t O f M e a s u r e _ L b l > @@ -6475,6 +6863,8 @@
  
              < U n i t P r i c e _ L b l   E l e m e n t T y p e = " C o l u m n "   E l e m e n t I d = " 1 1 6 3 9 2 6 6 0 3 "   D a t a T y p e = " S t r i n g " > U n i t P r i c e _ L b l < / U n i t P r i c e _ L b l >   
+             < U n i t _ L b l   E l e m e n t T y p e = " C o l u m n "   E l e m e n t I d = " 8 1 4 3 6 4 3 1 8 "   D a t a T y p e = " L a b e l " > U n i t _ L b l < / U n i t _ L b l > + 
              < V A T I d e n t i f i e r _ L i n e   E l e m e n t T y p e = " C o l u m n "   E l e m e n t I d = " 1 7 7 3 6 2 2 4 1 2 "   D a t a T y p e = " C o d e " > V A T I d e n t i f i e r _ L i n e < / V A T I d e n t i f i e r _ L i n e >   
              < V A T I d e n t i f i e r _ L i n e _ L b l   E l e m e n t T y p e = " C o l u m n "   E l e m e n t I d = " 5 3 3 7 8 2 7 0 3 "   D a t a T y p e = " S t r i n g " > V A T I d e n t i f i e r _ L i n e _ L b l < / V A T I d e n t i f i e r _ L i n e _ L b l > @@ -6537,22 +6927,22 @@
  
              < N o O f V A T I d e n t i f i e r s   E l e m e n t T y p e = " C o l u m n "   E l e m e n t I d = " 1 1 5 3 2 6 3 0 2 6 "   D a t a T y p e = " I n t e g e r " > N o O f V A T I d e n t i f i e r s < / N o O f V A T I d e n t i f i e r s >   
+             < V A T A m o u n t L C Y _ V A T A m o u n t L i n e   E l e m e n t T y p e = " C o l u m n "   E l e m e n t I d = " 1 5 8 1 9 9 4 3 5 0 "   D a t a T y p e = " D e c i m a l " > V A T A m o u n t L C Y _ V A T A m o u n t L i n e < / V A T A m o u n t L C Y _ V A T A m o u n t L i n e > + 
+             < V A T A m o u n t L C Y _ V A T A m o u n t L i n e _ L b l   E l e m e n t T y p e = " C o l u m n "   E l e m e n t I d = " 9 2 3 0 0 3 3 7 "   D a t a T y p e = " L a b e l " > V A T A m o u n t L C Y _ V A T A m o u n t L i n e _ L b l < / V A T A m o u n t L C Y _ V A T A m o u n t L i n e _ L b l > + 
              < V A T A m o u n t _ V a t A m o u n t L i n e   E l e m e n t T y p e = " C o l u m n "   E l e m e n t I d = " 1 8 9 1 8 2 0 6 2 0 "   D a t a T y p e = " D e c i m a l " > V A T A m o u n t _ V a t A m o u n t L i n e < / V A T A m o u n t _ V a t A m o u n t L i n e >   
              < V A T A m o u n t _ V a t A m o u n t L i n e _ L b l   E l e m e n t T y p e = " C o l u m n "   E l e m e n t I d = " 1 5 1 3 5 5 5 4 7 3 "   D a t a T y p e = " S t r i n g " > V A T A m o u n t _ V a t A m o u n t L i n e _ L b l < / V A T A m o u n t _ V a t A m o u n t L i n e _ L b l >   
-             < V A T A m o u n t L C Y _ V A T A m o u n t L i n e   E l e m e n t T y p e = " C o l u m n "   E l e m e n t I d = " 1 5 8 1 9 9 4 3 5 0 "   D a t a T y p e = " D e c i m a l " > V A T A m o u n t L C Y _ V A T A m o u n t L i n e < / V A T A m o u n t L C Y _ V A T A m o u n t L i n e > - 
-             < V A T A m o u n t L C Y _ V A T A m o u n t L i n e _ L b l   E l e m e n t T y p e = " C o l u m n "   E l e m e n t I d = " 9 2 3 0 0 3 3 7 "   D a t a T y p e = " T e x t C o n s t " > V A T A m o u n t L C Y _ V A T A m o u n t L i n e _ L b l < / V A T A m o u n t L C Y _ V A T A m o u n t L i n e _ L b l > +             < V A T B a s e L C Y _ V A T A m o u n t L i n e   E l e m e n t T y p e = " C o l u m n "   E l e m e n t I d = " 1 8 6 0 9 4 5 6 3 5 "   D a t a T y p e = " D e c i m a l " > V A T B a s e L C Y _ V A T A m o u n t L i n e < / V A T B a s e L C Y _ V A T A m o u n t L i n e > + 
+             < V A T B a s e L C Y _ V A T A m o u n t L i n e _ L b l   E l e m e n t T y p e = " C o l u m n "   E l e m e n t I d = " 1 2 3 6 4 6 7 9 9 8 "   D a t a T y p e = " L a b e l " > V A T B a s e L C Y _ V A T A m o u n t L i n e _ L b l < / V A T B a s e L C Y _ V A T A m o u n t L i n e _ L b l >   
              < V A T B a s e _ V a t A m o u n t L i n e   E l e m e n t T y p e = " C o l u m n "   E l e m e n t I d = " 1 4 5 8 9 3 7 8 1 9 "   D a t a T y p e = " D e c i m a l " > V A T B a s e _ V a t A m o u n t L i n e < / V A T B a s e _ V a t A m o u n t L i n e >   
              < V A T B a s e _ V a t A m o u n t L i n e _ L b l   E l e m e n t T y p e = " C o l u m n "   E l e m e n t I d = " 1 6 9 1 3 0 2 4 8 8 "   D a t a T y p e = " S t r i n g " > V A T B a s e _ V a t A m o u n t L i n e _ L b l < / V A T B a s e _ V a t A m o u n t L i n e _ L b l >   
-             < V A T B a s e L C Y _ V A T A m o u n t L i n e   E l e m e n t T y p e = " C o l u m n "   E l e m e n t I d = " 1 8 6 0 9 4 5 6 3 5 "   D a t a T y p e = " D e c i m a l " > V A T B a s e L C Y _ V A T A m o u n t L i n e < / V A T B a s e L C Y _ V A T A m o u n t L i n e > - 
-             < V A T B a s e L C Y _ V A T A m o u n t L i n e _ L b l   E l e m e n t T y p e = " C o l u m n "   E l e m e n t I d = " 1 2 3 6 4 6 7 9 9 8 "   D a t a T y p e = " T e x t C o n s t " > V A T B a s e L C Y _ V A T A m o u n t L i n e _ L b l < / V A T B a s e L C Y _ V A T A m o u n t L i n e _ L b l > - 
              < V A T I d e n t i f i e r _ V a t A m o u n t L i n e   E l e m e n t T y p e = " C o l u m n "   E l e m e n t I d = " 1 1 4 2 0 7 0 0 3 5 "   D a t a T y p e = " C o d e " > V A T I d e n t i f i e r _ V a t A m o u n t L i n e < / V A T I d e n t i f i e r _ V a t A m o u n t L i n e >   
              < V A T I d e n t i f i e r _ V a t A m o u n t L i n e _ L b l   E l e m e n t T y p e = " C o l u m n "   E l e m e n t I d = " 8 6 4 5 0 4 5 0 "   D a t a T y p e = " S t r i n g " > V A T I d e n t i f i e r _ V a t A m o u n t L i n e _ L b l < / V A T I d e n t i f i e r _ V a t A m o u n t L i n e _ L b l > @@ -6569,10 +6959,10 @@
  
              < C o d e _ V A T C l a u s e L i n e _ L b l   E l e m e n t T y p e = " C o l u m n "   E l e m e n t I d = " 4 6 1 5 3 3 0 2 "   D a t a T y p e = " S t r i n g " > C o d e _ V A T C l a u s e L i n e _ L b l < / C o d e _ V A T C l a u s e L i n e _ L b l >   
+             < D e s c r i p t i o n 2 _ V A T C l a u s e L i n e   E l e m e n t T y p e = " C o l u m n "   E l e m e n t I d = " 1 3 7 9 6 6 7 4 7 0 "   D a t a T y p e = " T e x t " > D e s c r i p t i o n 2 _ V A T C l a u s e L i n e < / D e s c r i p t i o n 2 _ V A T C l a u s e L i n e > + 
              < D e s c r i p t i o n _ V A T C l a u s e L i n e   E l e m e n t T y p e = " C o l u m n "   E l e m e n t I d = " 1 3 0 5 5 4 5 9 2 4 "   D a t a T y p e = " T e x t " > D e s c r i p t i o n _ V A T C l a u s e L i n e < / D e s c r i p t i o n _ V A T C l a u s e L i n e >   
-             < D e s c r i p t i o n 2 _ V A T C l a u s e L i n e   E l e m e n t T y p e = " C o l u m n "   E l e m e n t I d = " 1 3 7 9 6 6 7 4 7 0 "   D a t a T y p e = " T e x t " > D e s c r i p t i o n 2 _ V A T C l a u s e L i n e < / D e s c r i p t i o n 2 _ V A T C l a u s e L i n e > - 
              < N o O f V A T C l a u s e s   E l e m e n t T y p e = " C o l u m n "   E l e m e n t I d = " 7 5 6 4 1 7 3 9 2 "   D a t a T y p e = " I n t e g e r " > N o O f V A T C l a u s e s < / N o O f V A T C l a u s e s >   
              < V A T A m o u n t _ V A T C l a u s e L i n e   E l e m e n t T y p e = " C o l u m n "   E l e m e n t I d = " 2 2 2 4 6 9 0 5 9 "   D a t a T y p e = " D e c i m a l " > V A T A m o u n t _ V A T C l a u s e L i n e < / V A T A m o u n t _ V A T C l a u s e L i n e > @@ -6585,10 +6975,10 @@
  
          < R e p o r t T o t a l s L i n e   E l e m e n t T y p e = " D a t a I t e m "   E l e m e n t I d = " 2 1 2 2 5 4 9 8 3 6 " >   
+             < A m o u n t F o r m a t t e d _ R e p o r t T o t a l s L i n e   E l e m e n t T y p e = " C o l u m n "   E l e m e n t I d = " 1 5 0 6 1 3 6 8 2 5 "   D a t a T y p e = " T e x t " > A m o u n t F o r m a t t e d _ R e p o r t T o t a l s L i n e < / A m o u n t F o r m a t t e d _ R e p o r t T o t a l s L i n e > + 
              < A m o u n t _ R e p o r t T o t a l s L i n e   E l e m e n t T y p e = " C o l u m n "   E l e m e n t I d = " 4 1 9 9 1 8 3 6 9 "   D a t a T y p e = " D e c i m a l " > A m o u n t _ R e p o r t T o t a l s L i n e < / A m o u n t _ R e p o r t T o t a l s L i n e >   
-             < A m o u n t F o r m a t t e d _ R e p o r t T o t a l s L i n e   E l e m e n t T y p e = " C o l u m n "   E l e m e n t I d = " 1 5 0 6 1 3 6 8 2 5 "   D a t a T y p e = " T e x t " > A m o u n t F o r m a t t e d _ R e p o r t T o t a l s L i n e < / A m o u n t F o r m a t t e d _ R e p o r t T o t a l s L i n e > - 
              < D e s c r i p t i o n _ R e p o r t T o t a l s L i n e   E l e m e n t T y p e = " C o l u m n "   E l e m e n t I d = " 5 8 1 9 9 6 0 6 7 "   D a t a T y p e = " T e x t " > D e s c r i p t i o n _ R e p o r t T o t a l s L i n e < / D e s c r i p t i o n _ R e p o r t T o t a l s L i n e >   
              < F o n t B o l d _ R e p o r t T o t a l s L i n e   E l e m e n t T y p e = " C o l u m n "   E l e m e n t I d = " 9 4 6 5 4 0 5 4 9 "   D a t a T y p e = " B o o l e a n " > F o n t B o l d _ R e p o r t T o t a l s L i n e < / F o n t B o l d _ R e p o r t T o t a l s L i n e > @@ -6597,74 +6987,6 @@
  
          < / R e p o r t T o t a l s L i n e >   
-         < C o n t r a c t B i l l i n g D e t a i l s M a p p i n g   E l e m e n t T y p e = " D a t a I t e m "   E l e m e n t I d = " 1 2 8 3 6 2 7 9 0 6 " > - 
-             < C o n t r a c t B i l l i n g D e t a i l s C o n t r a c t N o L b l   E l e m e n t T y p e = " C o l u m n "   E l e m e n t I d = " 1 7 9 3 4 8 1 5 9 1 "   D a t a T y p e = " T e x t C o n s t " > C o n t r a c t B i l l i n g D e t a i l s C o n t r a c t N o L b l < / C o n t r a c t B i l l i n g D e t a i l s C o n t r a c t N o L b l > - 
-             < C o n t r a c t B i l l i n g D e t a i l s C u s t o m e r L b l   E l e m e n t T y p e = " C o l u m n "   E l e m e n t I d = " 5 0 1 8 2 5 5 2 0 "   D a t a T y p e = " T e x t C o n s t " > C o n t r a c t B i l l i n g D e t a i l s C u s t o m e r L b l < / C o n t r a c t B i l l i n g D e t a i l s C u s t o m e r L b l > - 
-             < C o n t r a c t B i l l i n g D e t a i l s P o s i t i o n D e s c r i p t i o n L b l   E l e m e n t T y p e = " C o l u m n "   E l e m e n t I d = " 1 1 8 2 4 1 2 7 1 7 "   D a t a T y p e = " S t r i n g " > C o n t r a c t B i l l i n g D e t a i l s P o s i t i o n D e s c r i p t i o n L b l < / C o n t r a c t B i l l i n g D e t a i l s P o s i t i o n D e s c r i p t i o n L b l > - 
-             < C o n t r a c t B i l l i n g D e t a i l s P o s i t i o n N o L b l   E l e m e n t T y p e = " C o l u m n "   E l e m e n t I d = " 9 8 8 2 8 7 5 4 8 "   D a t a T y p e = " T e x t C o n s t " > C o n t r a c t B i l l i n g D e t a i l s P o s i t i o n N o L b l < / C o n t r a c t B i l l i n g D e t a i l s P o s i t i o n N o L b l > - 
-             < C o n t r a c t B i l l i n g D e t a i l s G r o u p i n g   E l e m e n t T y p e = " D a t a I t e m "   E l e m e n t I d = " 6 1 7 2 4 6 9 2 7 " > - 
-                 < C o n t r a c t B i l l i n g D e t a i l s A m o u n t L b l   E l e m e n t T y p e = " C o l u m n "   E l e m e n t I d = " 1 7 7 6 3 7 0 2 1 6 "   D a t a T y p e = " T e x t " > C o n t r a c t B i l l i n g D e t a i l s A m o u n t L b l < / C o n t r a c t B i l l i n g D e t a i l s A m o u n t L b l > - 
-                 < C o n t r a c t B i l l i n g D e t a i l s C o n t r a c t N o   E l e m e n t T y p e = " C o l u m n "   E l e m e n t I d = " 1 0 4 0 5 4 0 8 6 1 "   D a t a T y p e = " C o d e " > C o n t r a c t B i l l i n g D e t a i l s C o n t r a c t N o < / C o n t r a c t B i l l i n g D e t a i l s C o n t r a c t N o > - 
-                 < C o n t r a c t B i l l i n g D e t a i l s C u r r e n c y C o d e L b l   E l e m e n t T y p e = " C o l u m n "   E l e m e n t I d = " 3 2 4 5 2 4 1 1 4 "   D a t a T y p e = " T e x t " > C o n t r a c t B i l l i n g D e t a i l s C u r r e n c y C o d e L b l < / C o n t r a c t B i l l i n g D e t a i l s C u r r e n c y C o d e L b l > - 
-                 < C o n t r a c t B i l l i n g D e t a i l s C u s t o m e r N a m e   E l e m e n t T y p e = " C o l u m n "   E l e m e n t I d = " 1 7 3 2 1 8 3 8 6 7 "   D a t a T y p e = " T e x t " > C o n t r a c t B i l l i n g D e t a i l s C u s t o m e r N a m e < / C o n t r a c t B i l l i n g D e t a i l s C u s t o m e r N a m e > - 
-                 < C o n t r a c t B i l l i n g D e t a i l s D a y s L b l   E l e m e n t T y p e = " C o l u m n "   E l e m e n t I d = " 7 0 1 3 5 9 8 3 7 "   D a t a T y p e = " T e x t C o n s t " > C o n t r a c t B i l l i n g D e t a i l s D a y s L b l < / C o n t r a c t B i l l i n g D e t a i l s D a y s L b l > - 
-                 < C o n t r a c t B i l l i n g D e t a i l s D e s c r i p t i o n L b l   E l e m e n t T y p e = " C o l u m n "   E l e m e n t I d = " 1 1 4 3 1 2 2 7 0 2 "   D a t a T y p e = " T e x t C o n s t " > C o n t r a c t B i l l i n g D e t a i l s D e s c r i p t i o n L b l < / C o n t r a c t B i l l i n g D e t a i l s D e s c r i p t i o n L b l > - 
-                 < C o n t r a c t B i l l i n g D e t a i l s D i s c o u n t A m o u n t L b l   E l e m e n t T y p e = " C o l u m n "   E l e m e n t I d = " 5 0 8 2 7 5 7 2 3 "   D a t a T y p e = " T e x t " > C o n t r a c t B i l l i n g D e t a i l s D i s c o u n t A m o u n t L b l < / C o n t r a c t B i l l i n g D e t a i l s D i s c o u n t A m o u n t L b l > - 
-                 < C o n t r a c t B i l l i n g D e t a i l s D i s c o u n t P e r c e n t L b l   E l e m e n t T y p e = " C o l u m n "   E l e m e n t I d = " 1 9 3 7 7 3 8 6 3 0 "   D a t a T y p e = " T e x t " > C o n t r a c t B i l l i n g D e t a i l s D i s c o u n t P e r c e n t L b l < / C o n t r a c t B i l l i n g D e t a i l s D i s c o u n t P e r c e n t L b l > - 
-                 < C o n t r a c t B i l l i n g D e t a i l s E n d D a t e L b l   E l e m e n t T y p e = " C o l u m n "   E l e m e n t I d = " 1 5 9 0 2 9 1 0 2 5 "   D a t a T y p e = " T e x t C o n s t " > C o n t r a c t B i l l i n g D e t a i l s E n d D a t e L b l < / C o n t r a c t B i l l i n g D e t a i l s E n d D a t e L b l > - 
-                 < C o n t r a c t B i l l i n g D e t a i l s P o s i t i o n D e s c r i p t i o n   E l e m e n t T y p e = " C o l u m n "   E l e m e n t I d = " 1 3 8 2 4 1 0 9 5 1 "   D a t a T y p e = " T e x t " > C o n t r a c t B i l l i n g D e t a i l s P o s i t i o n D e s c r i p t i o n < / C o n t r a c t B i l l i n g D e t a i l s P o s i t i o n D e s c r i p t i o n > - 
-                 < C o n t r a c t B i l l i n g D e t a i l s P o s i t i o n N o   E l e m e n t T y p e = " C o l u m n "   E l e m e n t I d = " 3 0 5 7 6 7 2 1 8 "   D a t a T y p e = " I n t e g e r " > C o n t r a c t B i l l i n g D e t a i l s P o s i t i o n N o < / C o n t r a c t B i l l i n g D e t a i l s P o s i t i o n N o > - 
-                 < C o n t r a c t B i l l i n g D e t a i l s Q t y L b l   E l e m e n t T y p e = " C o l u m n "   E l e m e n t I d = " 2 3 0 7 8 2 0 7 2 "   D a t a T y p e = " S t r i n g " > C o n t r a c t B i l l i n g D e t a i l s Q t y L b l < / C o n t r a c t B i l l i n g D e t a i l s Q t y L b l > - 
-                 < C o n t r a c t B i l l i n g D e t a i l s S a l e s P r i c e L b l   E l e m e n t T y p e = " C o l u m n "   E l e m e n t I d = " 9 1 4 2 1 9 1 9 1 "   D a t a T y p e = " T e x t " > C o n t r a c t B i l l i n g D e t a i l s S a l e s P r i c e L b l < / C o n t r a c t B i l l i n g D e t a i l s S a l e s P r i c e L b l > - 
-                 < C o n t r a c t B i l l i n g D e t a i l s S t a r t D a t e L b l   E l e m e n t T y p e = " C o l u m n "   E l e m e n t I d = " 1 3 0 2 0 1 8 0 9 6 "   D a t a T y p e = " T e x t C o n s t " > C o n t r a c t B i l l i n g D e t a i l s S t a r t D a t e L b l < / C o n t r a c t B i l l i n g D e t a i l s S t a r t D a t e L b l > - 
-                 < C o n t r a c t B i l l i n g D e t a i l s   E l e m e n t T y p e = " D a t a I t e m "   E l e m e n t I d = " 2 0 7 1 3 9 8 1 8 " > - 
-                     < C o n t r a c t B i l l i n g D e t a i l s B i l l i n g A m o u n t   E l e m e n t T y p e = " C o l u m n "   E l e m e n t I d = " 1 9 8 9 5 6 9 9 8 3 "   D a t a T y p e = " T e x t " > C o n t r a c t B i l l i n g D e t a i l s B i l l i n g A m o u n t < / C o n t r a c t B i l l i n g D e t a i l s B i l l i n g A m o u n t > - 
-                     < C o n t r a c t B i l l i n g D e t a i l s B i l l i n g D i s c o u n t A m o u n t   E l e m e n t T y p e = " C o l u m n "   E l e m e n t I d = " 1 2 2 6 5 3 7 0 0 4 "   D a t a T y p e = " T e x t " > C o n t r a c t B i l l i n g D e t a i l s B i l l i n g D i s c o u n t A m o u n t < / C o n t r a c t B i l l i n g D e t a i l s B i l l i n g D i s c o u n t A m o u n t > - 
-                     < C o n t r a c t B i l l i n g D e t a i l s C u r r e n c y C o d e   E l e m e n t T y p e = " C o l u m n "   E l e m e n t I d = " 8 6 9 7 4 5 7 7 2 "   D a t a T y p e = " C o d e " > C o n t r a c t B i l l i n g D e t a i l s C u r r e n c y C o d e < / C o n t r a c t B i l l i n g D e t a i l s C u r r e n c y C o d e > - 
-                     < C o n t r a c t B i l l i n g D e t a i l s D a y s   E l e m e n t T y p e = " C o l u m n "   E l e m e n t I d = " 1 9 0 1 6 5 8 4 8 7 "   D a t a T y p e = " I n t e g e r " > C o n t r a c t B i l l i n g D e t a i l s D a y s < / C o n t r a c t B i l l i n g D e t a i l s D a y s > - 
-                     < C o n t r a c t B i l l i n g D e t a i l s D e s c r i p t i o n   E l e m e n t T y p e = " C o l u m n "   E l e m e n t I d = " 1 0 1 7 1 4 1 1 6 8 "   D a t a T y p e = " T e x t " > C o n t r a c t B i l l i n g D e t a i l s D e s c r i p t i o n < / C o n t r a c t B i l l i n g D e t a i l s D e s c r i p t i o n > - 
-                     < C o n t r a c t B i l l i n g D e t a i l s D i s c o u n t P e r c e n t   E l e m e n t T y p e = " C o l u m n "   E l e m e n t I d = " 5 0 2 0 9 5 3 8 4 "   D a t a T y p e = " T e x t " > C o n t r a c t B i l l i n g D e t a i l s D i s c o u n t P e r c e n t < / C o n t r a c t B i l l i n g D e t a i l s D i s c o u n t P e r c e n t > - 
-                     < C o n t r a c t B i l l i n g D e t a i l s E n d D a t e   E l e m e n t T y p e = " C o l u m n "   E l e m e n t I d = " 8 0 4 8 9 7 9 0 9 "   D a t a T y p e = " S t r i n g " > C o n t r a c t B i l l i n g D e t a i l s E n d D a t e < / C o n t r a c t B i l l i n g D e t a i l s E n d D a t e > - 
-                     < C o n t r a c t B i l l i n g D e t a i l s Q u a n t i t y   E l e m e n t T y p e = " C o l u m n "   E l e m e n t I d = " 9 7 8 9 3 6 6 9 "   D a t a T y p e = " S t r i n g " > C o n t r a c t B i l l i n g D e t a i l s Q u a n t i t y < / C o n t r a c t B i l l i n g D e t a i l s Q u a n t i t y > - 
-                     < C o n t r a c t B i l l i n g D e t a i l s S a l e s P r i c e   E l e m e n t T y p e = " C o l u m n "   E l e m e n t I d = " 1 5 9 4 8 2 2 5 3 1 "   D a t a T y p e = " T e x t " > C o n t r a c t B i l l i n g D e t a i l s S a l e s P r i c e < / C o n t r a c t B i l l i n g D e t a i l s S a l e s P r i c e > - 
-                     < C o n t r a c t B i l l i n g D e t a i l s S t a r t D a t e   E l e m e n t T y p e = " C o l u m n "   E l e m e n t I d = " 4 3 2 7 5 9 8 7 4 "   D a t a T y p e = " S t r i n g " > C o n t r a c t B i l l i n g D e t a i l s S t a r t D a t e < / C o n t r a c t B i l l i n g D e t a i l s S t a r t D a t e > - 
-                 < / C o n t r a c t B i l l i n g D e t a i l s > - 
-             < / C o n t r a c t B i l l i n g D e t a i l s G r o u p i n g > - 
-         < / C o n t r a c t B i l l i n g D e t a i l s M a p p i n g > - 
          < L i n e F e e   E l e m e n t T y p e = " D a t a I t e m "   E l e m e n t I d = " 2 6 6 6 3 0 7 3 3 " >   
              < L i n e F e e C a p t i o n T e x t   E l e m e n t T y p e = " C o l u m n "   E l e m e n t I d = " 4 3 7 6 4 3 7 9 0 "   D a t a T y p e = " T e x t " > L i n e F e e C a p t i o n T e x t < / L i n e F e e C a p t i o n T e x t > @@ -6673,7 +6995,7 @@
  
          < P a y m e n t R e p o r t i n g A r g u m e n t   E l e m e n t T y p e = " D a t a I t e m "   E l e m e n t I d = " 3 1 3 7 4 4 1 9 4 " >   
-             < P a y m e n t S e r v i c e L o g o   E l e m e n t T y p e = " C o l u m n "   E l e m e n t I d = " 4 1 6 7 9 0 7 6 7 "   D a t a T y p e = " B L O B " / > +             < P a y m e n t S e r v i c e L o g o   E l e m e n t T y p e = " C o l u m n "   E l e m e n t I d = " 4 1 6 7 9 0 7 6 7 "   D a t a T y p e = " B l o b "   / >   
              < P a y m e n t S e r v i c e L o g o _ U r l   E l e m e n t T y p e = " C o l u m n "   E l e m e n t I d = " 6 4 4 9 7 5 1 3 9 "   D a t a T y p e = " T e x t " > P a y m e n t S e r v i c e L o g o _ U r l < / P a y m e n t S e r v i c e L o g o _ U r l >   
@@ -6703,11 +7025,11 @@
  
          < L e t t e r T e x t   E l e m e n t T y p e = " D a t a I t e m "   E l e m e n t I d = " 1 5 1 0 3 5 3 8 3 4 " >   
-             < B o d y T e x t   E l e m e n t T y p e = " C o l u m n "   E l e m e n t I d = " 1 4 9 7 5 9 8 0 8 "   D a t a T y p e = " T e x t C o n s t " > B o d y T e x t < / B o d y T e x t > - 
-             < C l o s i n g T e x t   E l e m e n t T y p e = " C o l u m n "   E l e m e n t I d = " 5 1 2 1 3 5 9 0 9 "   D a t a T y p e = " T e x t C o n s t " > C l o s i n g T e x t < / C l o s i n g T e x t > - 
-             < G r e e t i n g T e x t   E l e m e n t T y p e = " C o l u m n "   E l e m e n t I d = " 1 1 7 5 2 7 9 2 8 9 "   D a t a T y p e = " T e x t C o n s t " > G r e e t i n g T e x t < / G r e e t i n g T e x t > +             < B o d y T e x t   E l e m e n t T y p e = " C o l u m n "   E l e m e n t I d = " 1 4 9 7 5 9 8 0 8 "   D a t a T y p e = " L a b e l " > B o d y T e x t < / B o d y T e x t > + 
+             < C l o s i n g T e x t   E l e m e n t T y p e = " C o l u m n "   E l e m e n t I d = " 5 1 2 1 3 5 9 0 9 "   D a t a T y p e = " L a b e l " > C l o s i n g T e x t < / C l o s i n g T e x t > + 
+             < G r e e t i n g T e x t   E l e m e n t T y p e = " C o l u m n "   E l e m e n t I d = " 1 1 7 5 2 7 9 2 8 9 "   D a t a T y p e = " L a b e l " > G r e e t i n g T e x t < / G r e e t i n g T e x t >   
              < P m t D i s c T e x t   E l e m e n t T y p e = " C o l u m n "   E l e m e n t I d = " 2 0 1 3 8 4 9 9 4 8 "   D a t a T y p e = " T e x t " > P m t D i s c T e x t < / P m t D i s c T e x t >   
@@ -6724,8 +7046,6 @@
              < T o t a l A m o u n t E x c l I n c l V A T T e x t   E l e m e n t T y p e = " C o l u m n "   E l e m e n t I d = " 1 5 0 7 8 3 2 9 3 7 "   D a t a T y p e = " T e x t " > T o t a l A m o u n t E x c l I n c l V A T T e x t < / T o t a l A m o u n t E x c l I n c l V A T T e x t >   
              < T o t a l A m o u n t I n c l u d i n g V A T   E l e m e n t T y p e = " C o l u m n "   E l e m e n t I d = " 9 1 0 5 1 1 5 7 5 "   D a t a T y p e = " S t r i n g " > T o t a l A m o u n t I n c l u d i n g V A T < / T o t a l A m o u n t I n c l u d i n g V A T > - 
-             < T o t a l C O 2 e   E l e m e n t T y p e = " C o l u m n "   E l e m e n t I d = " 9 5 4 7 1 1 2 1 2 "   D a t a T y p e = " D e c i m a l " > T o t a l C O 2 e < / T o t a l C O 2 e >   
              < T o t a l E x c l u d i n g V A T T e x t   E l e m e n t T y p e = " C o l u m n "   E l e m e n t I d = " 1 9 2 2 9 4 6 3 1 0 "   D a t a T y p e = " T e x t " > T o t a l E x c l u d i n g V A T T e x t < / T o t a l E x c l u d i n g V A T T e x t >   
@@ -6762,7 +7082,9 @@
  < / N a v W o r d R e p o r t X m l P a r t > 
 </file>
 
-<file path=customXml/item2.xml>��< ? x m l   v e r s i o n = " 1 . 0 "   e n c o d i n g = " u t f - 1 6 " ? > < N a v W o r d R e p o r t X m l P a r t   x m l n s = " u r n : m i c r o s o f t - d y n a m i c s - n a v / r e p o r t s / S t a n d a r d _ S a l e s _ I n v o i c e / 1 3 0 6 / " > +<file path=customXml/item2.xml>��< ? x m l   v e r s i o n = " 1 . 0 "   e n c o d i n g = " u t f - 1 6 " ? > + 
+ < N a v W o r d R e p o r t X m l P a r t   x m l n s = " u r n : m i c r o s o f t - d y n a m i c s - n a v / r e p o r t s / S t a n d a r d _ S a l e s _ I n v o i c e / 1 3 0 6 / " >   
      < B C R e p o r t I n f o r m a t i o n >   
@@ -6826,6 +7148,84 @@
  
          < / R e p o r t R e q u e s t >   
+         < C o m p a n y M e t a d a t a > + 
+             < C o m p a n y N a m e > C o m p a n y   N a m e < / C o m p a n y N a m e > + 
+             < C o m p a n y D i s p l a y N a m e > C o m p a n y   D i s p l a y   N a m e < / C o m p a n y D i s p l a y N a m e > + 
+             < C o m p a n y A d d r e s s L i n e s > + 
+                 < C o m p a n y A d d r e s s L i n e > C o m p a n y   A d d r e s s   L i n e   1 < / C o m p a n y A d d r e s s L i n e > + 
+                 < C o m p a n y A d d r e s s L i n e > C o m p a n y   A d d r e s s   L i n e   2 < / C o m p a n y A d d r e s s L i n e > + 
+                 < C o m p a n y A d d r e s s L i n e > C o m p a n y   A d d r e s s   L i n e   3 < / C o m p a n y A d d r e s s L i n e > + 
+                 < C o m p a n y A d d r e s s L i n e > C o m p a n y   A d d r e s s   L i n e   4 < / C o m p a n y A d d r e s s L i n e > + 
+                 < C o m p a n y A d d r e s s L i n e > C o m p a n y   A d d r e s s   L i n e   5 < / C o m p a n y A d d r e s s L i n e > + 
+                 < C o m p a n y A d d r e s s L i n e > C o m p a n y   A d d r e s s   L i n e   6 < / C o m p a n y A d d r e s s L i n e > + 
+                 < C o m p a n y A d d r e s s L i n e > C o m p a n y   A d d r e s s   L i n e   7 < / C o m p a n y A d d r e s s L i n e > + 
+                 < C o m p a n y A d d r e s s L i n e > C o m p a n y   A d d r e s s   L i n e   8 < / C o m p a n y A d d r e s s L i n e > + 
+             < / C o m p a n y A d d r e s s L i n e s > + 
+             < C o m p a n y P h o n e > C o m p a n y   P h o n e < / C o m p a n y P h o n e > + 
+             < C o m p a n y P h o n e C a p t i o n > C o m p a n y   P h o n e   C a p t i o n < / C o m p a n y P h o n e C a p t i o n > + 
+             < C o m p a n y F a x N o > C o m p a n y   F a x   N o . < / C o m p a n y F a x N o > + 
+             < C o m p a n y F a x N o C a p t i o n > C o m p a n y   F a x   N o .   C a p t i o n < / C o m p a n y F a x N o C a p t i o n > + 
+             < C o m p a n y E m a i l > C o m p a n y   E m a i l < / C o m p a n y E m a i l > + 
+             < C o m p a n y E m a i l C a p t i o n > C o m p a n y   E m a i l   C a p t i o n < / C o m p a n y E m a i l C a p t i o n > + 
+             < C o m p a n y H o m e P a g e > C o m p a n y   H o m e   P a g e < / C o m p a n y H o m e P a g e > + 
+             < C o m p a n y H o m e P a g e C a p t i o n > C o m p a n y   H o m e   P a g e   C a p t i o n < / C o m p a n y H o m e P a g e C a p t i o n > + 
+             < C o m p a n y L o g o > C o m p a n y   L o g o < / C o m p a n y L o g o > + 
+             < C o m p a n y V A T R e g i s t r a t i o n N o > C o m p a n y   V A T   R e g i s t r a t i o n   N o . < / C o m p a n y V A T R e g i s t r a t i o n N o > + 
+             < C o m p a n y V A T R e g i s t r a t i o n N o C a p t i o n > C o m p a n y   V A T   R e g i s t r a t i o n   N o .   C a p t i o n < / C o m p a n y V A T R e g i s t r a t i o n N o C a p t i o n > + 
+             < C o m p a n y R e g i s t r a t i o n N o > C o m p a n y   R e g i s t r a t i o n   N o . < / C o m p a n y R e g i s t r a t i o n N o > + 
+             < C o m p a n y R e g i s t r a t i o n N o C a p t i o n > C o m p a n y   R e g i s t r a t i o n   N o .   C a p t i o n < / C o m p a n y R e g i s t r a t i o n N o C a p t i o n > + 
+             < C o m p a n y B a n k N a m e > C o m p a n y   B a n k   N a m e < / C o m p a n y B a n k N a m e > + 
+             < C o m p a n y B a n k N a m e C a p t i o n > C o m p a n y   B a n k   N a m e   C a p t i o n < / C o m p a n y B a n k N a m e C a p t i o n > + 
+             < C o m p a n y B a n k A c c o u n t N o > C o m p a n y   B a n k   A c c o u n t   N o . < / C o m p a n y B a n k A c c o u n t N o > + 
+             < C o m p a n y B a n k A c c o u n t N o C a p t i o n > C o m p a n y   B a n k   A c c o u n t   N o .   C a p t i o n < / C o m p a n y B a n k A c c o u n t N o C a p t i o n > + 
+             < C o m p a n y B a n k B r a n c h N o > C o m p a n y   B a n k   B r a n c h   N o . < / C o m p a n y B a n k B r a n c h N o > + 
+             < C o m p a n y B a n k B r a n c h N o C a p t i o n > C o m p a n y   B a n k   B r a n c h   N o .   C a p t i o n < / C o m p a n y B a n k B r a n c h N o C a p t i o n > + 
+             < C o m p a n y I B A N > C o m p a n y   I B A N < / C o m p a n y I B A N > + 
+             < C o m p a n y I B A N C a p t i o n > C o m p a n y   I B A N   C a p t i o n < / C o m p a n y I B A N C a p t i o n > + 
+             < C o m p a n y B a n k S W I F T > C o m p a n y   B a n k   S W I F T < / C o m p a n y B a n k S W I F T > + 
+             < C o m p a n y B a n k S W I F T C a p t i o n > C o m p a n y   B a n k   S W I F T   C a p t i o n < / C o m p a n y B a n k S W I F T C a p t i o n > + 
+             < C o m p a n y G i r o N o > C o m p a n y   G i r o   N o . < / C o m p a n y G i r o N o > + 
+             < C o m p a n y G i r o N o C a p t i o n > C o m p a n y   G i r o   N o .   C a p t i o n < / C o m p a n y G i r o N o C a p t i o n > + 
+         < / C o m p a n y M e t a d a t a > + 
      < / B C R e p o r t I n f o r m a t i o n >   
      < H e a d e r > @@ -6850,8 +7250,6 @@
  
          < C h e c k s P a y a b l e _ L b l > C h e c k s P a y a b l e _ L b l < / C h e c k s P a y a b l e _ L b l >   
-         < C O 2 e P e r U n i t _ L b l > C O 2 e P e r U n i t _ L b l < / C O 2 e P e r U n i t _ L b l > - 
          < C o m p a n y A d d r e s s 1 > C o m p a n y A d d r e s s 1 < / C o m p a n y A d d r e s s 1 >   
          < C o m p a n y A d d r e s s 2 > C o m p a n y A d d r e s s 2 < / C o m p a n y A d d r e s s 2 > @@ -6908,7 +7306,7 @@
  
          < C o m p a n y P h o n e N o _ L b l > C o m p a n y P h o n e N o _ L b l < / C o m p a n y P h o n e N o _ L b l >   
-         < C o m p a n y P i c t u r e / > +         < C o m p a n y P i c t u r e   / >   
          < C o m p a n y R e g i s t r a t i o n N u m b e r > C o m p a n y R e g i s t r a t i o n N u m b e r < / C o m p a n y R e g i s t r a t i o n N u m b e r >   
@@ -6948,8 +7346,6 @@
  
          < C u s t o m e r P o s t a l B a r C o d e > C u s t o m e r P o s t a l B a r C o d e < / C u s t o m e r P o s t a l B a r C o d e >   
-         < D i s c l a i m e r _ L b l > D i s c l a i m e r _ L b l < / D i s c l a i m e r _ L b l > - 
          < D i s p l a y A d d i t i o n a l F e e N o t e > D i s p l a y A d d i t i o n a l F e e N o t e < / D i s p l a y A d d i t i o n a l F e e N o t e >   
          < D o c u m e n t D a t e > D o c u m e n t D a t e < / D o c u m e n t D a t e > @@ -7020,30 +7416,24 @@
  
          < P r i c e s I n c l u d i n g V A T > P r i c e s I n c l u d i n g V A T < / P r i c e s I n c l u d i n g V A T >   
+         < P r i c e s I n c l u d i n g V A T Y e s N o > P r i c e s I n c l u d i n g V A T Y e s N o < / P r i c e s I n c l u d i n g V A T Y e s N o > + 
          < P r i c e s I n c l u d i n g V A T _ L b l > P r i c e s I n c l u d i n g V A T _ L b l < / P r i c e s I n c l u d i n g V A T _ L b l >   
-         < P r i c e s I n c l u d i n g V A T Y e s N o > P r i c e s I n c l u d i n g V A T Y e s N o < / P r i c e s I n c l u d i n g V A T Y e s N o > - 
-         < Q R _ C o d e _ I m a g e > Q R _ C o d e _ I m a g e < / Q R _ C o d e _ I m a g e > - 
-         < Q R _ C o d e _ I m a g e _ L b l > Q R _ C o d e _ I m a g e _ L b l < / Q R _ C o d e _ I m a g e _ L b l > - 
          < Q u e s t i o n s _ L b l > Q u e s t i o n s _ L b l < / Q u e s t i o n s _ L b l >   
-         < R e c u r r i n g B i l l i n g > R e c u r r i n g B i l l i n g < / R e c u r r i n g B i l l i n g > - 
          < R e m a i n i n g A m o u n t > R e m a i n i n g A m o u n t < / R e m a i n i n g A m o u n t >   
          < R e m a i n i n g A m o u n t T e x t > R e m a i n i n g A m o u n t T e x t < / R e m a i n i n g A m o u n t T e x t >   
          < S a l e s I n v o i c e L i n e D i s c o u n t _ L b l > S a l e s I n v o i c e L i n e D i s c o u n t _ L b l < / S a l e s I n v o i c e L i n e D i s c o u n t _ L b l >   
+         < S a l e s P e r s o n B l a n k _ L b l > S a l e s P e r s o n B l a n k _ L b l < / S a l e s P e r s o n B l a n k _ L b l > + 
+         < S a l e s P e r s o n N a m e > S a l e s P e r s o n N a m e < / S a l e s P e r s o n N a m e > + 
          < S a l e s P e r s o n _ L b l > S a l e s P e r s o n _ L b l < / S a l e s P e r s o n _ L b l >   
-         < S a l e s P e r s o n B l a n k _ L b l > S a l e s P e r s o n B l a n k _ L b l < / S a l e s P e r s o n B l a n k _ L b l > - 
-         < S a l e s P e r s o n N a m e > S a l e s P e r s o n N a m e < / S a l e s P e r s o n N a m e > - 
          < S e l l T o C o n t a c t E m a i l > S e l l T o C o n t a c t E m a i l < / S e l l T o C o n t a c t E m a i l >   
          < S e l l T o C o n t a c t E m a i l L b l > S e l l T o C o n t a c t E m a i l L b l < / S e l l T o C o n t a c t E m a i l L b l > @@ -7064,38 +7454,38 @@
  
          < S e l l T o P h o n e N o > S e l l T o P h o n e N o < / S e l l T o P h o n e N o >   
+         < S h i p m e n t D a t e > S h i p m e n t D a t e < / S h i p m e n t D a t e > + 
+         < S h i p m e n t D a t e _ L b l > S h i p m e n t D a t e _ L b l < / S h i p m e n t D a t e _ L b l > + 
+         < S h i p m e n t M e t h o d D e s c r i p t i o n > S h i p m e n t M e t h o d D e s c r i p t i o n < / S h i p m e n t M e t h o d D e s c r i p t i o n > + 
+         < S h i p m e n t M e t h o d D e s c r i p t i o n _ L b l > S h i p m e n t M e t h o d D e s c r i p t i o n _ L b l < / S h i p m e n t M e t h o d D e s c r i p t i o n _ L b l > + 
          < S h i p m e n t _ L b l > S h i p m e n t _ L b l < / S h i p m e n t _ L b l >   
-         < S h i p m e n t D a t e > S h i p m e n t D a t e < / S h i p m e n t D a t e > - 
-         < S h i p m e n t D a t e _ L b l > S h i p m e n t D a t e _ L b l < / S h i p m e n t D a t e _ L b l > - 
-         < S h i p m e n t M e t h o d D e s c r i p t i o n > S h i p m e n t M e t h o d D e s c r i p t i o n < / S h i p m e n t M e t h o d D e s c r i p t i o n > - 
-         < S h i p m e n t M e t h o d D e s c r i p t i o n _ L b l > S h i p m e n t M e t h o d D e s c r i p t i o n _ L b l < / S h i p m e n t M e t h o d D e s c r i p t i o n _ L b l > - 
          < S h i p p i n g A g e n t C o d e > S h i p p i n g A g e n t C o d e < / S h i p p i n g A g e n t C o d e >   
          < S h i p p i n g A g e n t C o d e _ L b l > S h i p p i n g A g e n t C o d e _ L b l < / S h i p p i n g A g e n t C o d e _ L b l >   
+         < S h i p T o A d d r e s s 1 > S h i p T o A d d r e s s 1 < / S h i p T o A d d r e s s 1 > + 
+         < S h i p T o A d d r e s s 2 > S h i p T o A d d r e s s 2 < / S h i p T o A d d r e s s 2 > + 
+         < S h i p T o A d d r e s s 3 > S h i p T o A d d r e s s 3 < / S h i p T o A d d r e s s 3 > + 
+         < S h i p T o A d d r e s s 4 > S h i p T o A d d r e s s 4 < / S h i p T o A d d r e s s 4 > + 
+         < S h i p T o A d d r e s s 5 > S h i p T o A d d r e s s 5 < / S h i p T o A d d r e s s 5 > + 
+         < S h i p T o A d d r e s s 6 > S h i p T o A d d r e s s 6 < / S h i p T o A d d r e s s 6 > + 
+         < S h i p T o A d d r e s s 7 > S h i p T o A d d r e s s 7 < / S h i p T o A d d r e s s 7 > + 
+         < S h i p T o A d d r e s s 8 > S h i p T o A d d r e s s 8 < / S h i p T o A d d r e s s 8 > + 
          < S h i p T o A d d r e s s _ L b l > S h i p T o A d d r e s s _ L b l < / S h i p T o A d d r e s s _ L b l >   
-         < S h i p T o A d d r e s s 1 > S h i p T o A d d r e s s 1 < / S h i p T o A d d r e s s 1 > - 
-         < S h i p T o A d d r e s s 2 > S h i p T o A d d r e s s 2 < / S h i p T o A d d r e s s 2 > - 
-         < S h i p T o A d d r e s s 3 > S h i p T o A d d r e s s 3 < / S h i p T o A d d r e s s 3 > - 
-         < S h i p T o A d d r e s s 4 > S h i p T o A d d r e s s 4 < / S h i p T o A d d r e s s 4 > - 
-         < S h i p T o A d d r e s s 5 > S h i p T o A d d r e s s 5 < / S h i p T o A d d r e s s 5 > - 
-         < S h i p T o A d d r e s s 6 > S h i p T o A d d r e s s 6 < / S h i p T o A d d r e s s 6 > - 
-         < S h i p T o A d d r e s s 7 > S h i p T o A d d r e s s 7 < / S h i p T o A d d r e s s 7 > - 
-         < S h i p T o A d d r e s s 8 > S h i p T o A d d r e s s 8 < / S h i p T o A d d r e s s 8 > - 
          < S h i p T o P h o n e N o > S h i p T o P h o n e N o < / S h i p T o P h o n e N o >   
          < S h o w S h i p p i n g A d d r e s s > S h o w S h i p p i n g A d d r e s s < / S h o w S h i p p i n g A d d r e s s > @@ -7108,18 +7498,16 @@
  
          < T o t a l _ L b l > T o t a l _ L b l < / T o t a l _ L b l >   
-         < T o t a l C O 2 e _ L b l > T o t a l C O 2 e _ L b l < / T o t a l C O 2 e _ L b l > +         < V A T A m o u n t S p e c i f i c a t i o n _ L b l > V A T A m o u n t S p e c i f i c a t i o n _ L b l < / V A T A m o u n t S p e c i f i c a t i o n _ L b l >   
          < V A T A m o u n t _ L b l > V A T A m o u n t _ L b l < / V A T A m o u n t _ L b l >   
-         < V A T A m o u n t S p e c i f i c a t i o n _ L b l > V A T A m o u n t S p e c i f i c a t i o n _ L b l < / V A T A m o u n t S p e c i f i c a t i o n _ L b l > - 
          < V A T B a s e _ L b l > V A T B a s e _ L b l < / V A T B a s e _ L b l >   
+         < V A T C l a u s e s _ L b l > V A T C l a u s e s _ L b l < / V A T C l a u s e s _ L b l > + 
          < V A T C l a u s e _ L b l > V A T C l a u s e _ L b l < / V A T C l a u s e _ L b l >   
-         < V A T C l a u s e s _ L b l > V A T C l a u s e s _ L b l < / V A T C l a u s e s _ L b l > - 
          < V A T I d e n t i f i e r _ L b l > V A T I d e n t i f i e r _ L b l < / V A T I d e n t i f i e r _ L b l >   
          < V A T P e r c e n t a g e _ L b l > V A T P e r c e n t a g e _ L b l < / V A T P e r c e n t a g e _ L b l > @@ -7144,12 +7532,6 @@
  
              < A m o u n t I n c l u d i n g V A T _ L i n e _ L b l > A m o u n t I n c l u d i n g V A T _ L i n e _ L b l < / A m o u n t I n c l u d i n g V A T _ L i n e _ L b l >   
-             < C O 2 e P e r U n i t _ L i n e > C O 2 e P e r U n i t _ L i n e < / C O 2 e P e r U n i t _ L i n e > - 
-             < C o n t r a c t L i n e N o > C o n t r a c t L i n e N o < / C o n t r a c t L i n e N o > - 
-             < C o n t r a c t N o > C o n t r a c t N o < / C o n t r a c t N o > - 
              < D e s c r i p t i o n _ L i n e > D e s c r i p t i o n _ L i n e < / D e s c r i p t i o n _ L i n e >   
              < D e s c r i p t i o n _ L i n e _ L b l > D e s c r i p t i o n _ L i n e _ L b l < / D e s c r i p t i o n _ L i n e _ L b l > @@ -7166,10 +7548,10 @@
  
              < J o b N o _ L b l > J o b N o _ L b l < / J o b N o _ L b l >   
+             < J o b T a s k D e s c r i p t i o n > J o b T a s k D e s c r i p t i o n < / J o b T a s k D e s c r i p t i o n > + 
              < J o b T a s k D e s c _ L b l > J o b T a s k D e s c _ L b l < / J o b T a s k D e s c _ L b l >   
-             < J o b T a s k D e s c r i p t i o n > J o b T a s k D e s c r i p t i o n < / J o b T a s k D e s c r i p t i o n > - 
              < J o b T a s k N o > J o b T a s k N o < / J o b T a s k N o >   
              < J o b T a s k N o _ L b l > J o b T a s k N o _ L b l < / J o b T a s k N o _ L b l > @@ -7178,26 +7560,22 @@
  
              < L i n e A m o u n t _ L i n e _ L b l > L i n e A m o u n t _ L i n e _ L b l < / L i n e A m o u n t _ L i n e _ L b l >   
+             < L i n e D i s c o u n t P e r c e n t T e x t _ L i n e > L i n e D i s c o u n t P e r c e n t T e x t _ L i n e < / L i n e D i s c o u n t P e r c e n t T e x t _ L i n e > + 
              < L i n e D i s c o u n t P e r c e n t _ L i n e > L i n e D i s c o u n t P e r c e n t _ L i n e < / L i n e D i s c o u n t P e r c e n t _ L i n e >   
-             < L i n e D i s c o u n t P e r c e n t T e x t _ L i n e > L i n e D i s c o u n t P e r c e n t T e x t _ L i n e < / L i n e D i s c o u n t P e r c e n t T e x t _ L i n e > - 
              < L i n e N o _ L i n e > L i n e N o _ L i n e < / L i n e N o _ L i n e >   
+             < P r i c e P e r _ L b l > P r i c e P e r _ L b l < / P r i c e P e r _ L b l > + 
              < P r i c e _ L b l > P r i c e _ L b l < / P r i c e _ L b l >   
-             < P r i c e P e r _ L b l > P r i c e P e r _ L b l < / P r i c e P e r _ L b l > - 
              < Q t y _ L b l > Q t y _ L b l < / Q t y _ L b l >   
              < Q u a n t i t y _ L i n e > Q u a n t i t y _ L i n e < / Q u a n t i t y _ L i n e >   
              < Q u a n t i t y _ L i n e _ L b l > Q u a n t i t y _ L i n e _ L b l < / Q u a n t i t y _ L i n e _ L b l >   
-             < R e c u r r i n g B i l l i n g f r o m > R e c u r r i n g B i l l i n g f r o m < / R e c u r r i n g B i l l i n g f r o m > - 
-             < R e c u r r i n g B i l l i n g t o > R e c u r r i n g B i l l i n g t o < / R e c u r r i n g B i l l i n g t o > - 
              < S h i p m e n t D a t e _ L i n e > S h i p m e n t D a t e _ L i n e < / S h i p m e n t D a t e _ L i n e >   
              < S h i p m e n t D a t e _ L i n e _ L b l > S h i p m e n t D a t e _ L i n e _ L b l < / S h i p m e n t D a t e _ L i n e _ L b l > @@ -7206,16 +7584,16 @@
  
              < T y p e _ L i n e > T y p e _ L i n e < / T y p e _ L i n e >   
+             < U n i t O f M e a s u r e > U n i t O f M e a s u r e < / U n i t O f M e a s u r e > + 
+             < U n i t O f M e a s u r e _ L b l > U n i t O f M e a s u r e _ L b l < / U n i t O f M e a s u r e _ L b l > + 
+             < U n i t P r i c e > U n i t P r i c e < / U n i t P r i c e > + 
+             < U n i t P r i c e _ L b l > U n i t P r i c e _ L b l < / U n i t P r i c e _ L b l > + 
              < U n i t _ L b l > U n i t _ L b l < / U n i t _ L b l >   
-             < U n i t O f M e a s u r e > U n i t O f M e a s u r e < / U n i t O f M e a s u r e > - 
-             < U n i t O f M e a s u r e _ L b l > U n i t O f M e a s u r e _ L b l < / U n i t O f M e a s u r e _ L b l > - 
-             < U n i t P r i c e > U n i t P r i c e < / U n i t P r i c e > - 
-             < U n i t P r i c e _ L b l > U n i t P r i c e _ L b l < / U n i t P r i c e _ L b l > - 
              < V A T I d e n t i f i e r _ L i n e > V A T I d e n t i f i e r _ L i n e < / V A T I d e n t i f i e r _ L i n e >   
              < V A T I d e n t i f i e r _ L i n e _ L b l > V A T I d e n t i f i e r _ L i n e _ L b l < / V A T I d e n t i f i e r _ L i n e _ L b l > @@ -7278,22 +7656,22 @@
  
              < N o O f V A T I d e n t i f i e r s > N o O f V A T I d e n t i f i e r s < / N o O f V A T I d e n t i f i e r s >   
+             < V A T A m o u n t L C Y _ V A T A m o u n t L i n e > V A T A m o u n t L C Y _ V A T A m o u n t L i n e < / V A T A m o u n t L C Y _ V A T A m o u n t L i n e > + 
+             < V A T A m o u n t L C Y _ V A T A m o u n t L i n e _ L b l > V A T A m o u n t L C Y _ V A T A m o u n t L i n e _ L b l < / V A T A m o u n t L C Y _ V A T A m o u n t L i n e _ L b l > + 
              < V A T A m o u n t _ V a t A m o u n t L i n e > V A T A m o u n t _ V a t A m o u n t L i n e < / V A T A m o u n t _ V a t A m o u n t L i n e >   
              < V A T A m o u n t _ V a t A m o u n t L i n e _ L b l > V A T A m o u n t _ V a t A m o u n t L i n e _ L b l < / V A T A m o u n t _ V a t A m o u n t L i n e _ L b l >   
-             < V A T A m o u n t L C Y _ V A T A m o u n t L i n e > V A T A m o u n t L C Y _ V A T A m o u n t L i n e < / V A T A m o u n t L C Y _ V A T A m o u n t L i n e > - 
-             < V A T A m o u n t L C Y _ V A T A m o u n t L i n e _ L b l > V A T A m o u n t L C Y _ V A T A m o u n t L i n e _ L b l < / V A T A m o u n t L C Y _ V A T A m o u n t L i n e _ L b l > +             < V A T B a s e L C Y _ V A T A m o u n t L i n e > V A T B a s e L C Y _ V A T A m o u n t L i n e < / V A T B a s e L C Y _ V A T A m o u n t L i n e > + 
+             < V A T B a s e L C Y _ V A T A m o u n t L i n e _ L b l > V A T B a s e L C Y _ V A T A m o u n t L i n e _ L b l < / V A T B a s e L C Y _ V A T A m o u n t L i n e _ L b l >   
              < V A T B a s e _ V a t A m o u n t L i n e > V A T B a s e _ V a t A m o u n t L i n e < / V A T B a s e _ V a t A m o u n t L i n e >   
              < V A T B a s e _ V a t A m o u n t L i n e _ L b l > V A T B a s e _ V a t A m o u n t L i n e _ L b l < / V A T B a s e _ V a t A m o u n t L i n e _ L b l >   
-             < V A T B a s e L C Y _ V A T A m o u n t L i n e > V A T B a s e L C Y _ V A T A m o u n t L i n e < / V A T B a s e L C Y _ V A T A m o u n t L i n e > - 
-             < V A T B a s e L C Y _ V A T A m o u n t L i n e _ L b l > V A T B a s e L C Y _ V A T A m o u n t L i n e _ L b l < / V A T B a s e L C Y _ V A T A m o u n t L i n e _ L b l > - 
              < V A T I d e n t i f i e r _ V a t A m o u n t L i n e > V A T I d e n t i f i e r _ V a t A m o u n t L i n e < / V A T I d e n t i f i e r _ V a t A m o u n t L i n e >   
              < V A T I d e n t i f i e r _ V a t A m o u n t L i n e _ L b l > V A T I d e n t i f i e r _ V a t A m o u n t L i n e _ L b l < / V A T I d e n t i f i e r _ V a t A m o u n t L i n e _ L b l > @@ -7310,10 +7688,10 @@
  
              < C o d e _ V A T C l a u s e L i n e _ L b l > C o d e _ V A T C l a u s e L i n e _ L b l < / C o d e _ V A T C l a u s e L i n e _ L b l >   
+             < D e s c r i p t i o n 2 _ V A T C l a u s e L i n e > D e s c r i p t i o n 2 _ V A T C l a u s e L i n e < / D e s c r i p t i o n 2 _ V A T C l a u s e L i n e > + 
              < D e s c r i p t i o n _ V A T C l a u s e L i n e > D e s c r i p t i o n _ V A T C l a u s e L i n e < / D e s c r i p t i o n _ V A T C l a u s e L i n e >   
-             < D e s c r i p t i o n 2 _ V A T C l a u s e L i n e > D e s c r i p t i o n 2 _ V A T C l a u s e L i n e < / D e s c r i p t i o n 2 _ V A T C l a u s e L i n e > - 
              < N o O f V A T C l a u s e s > N o O f V A T C l a u s e s < / N o O f V A T C l a u s e s >   
              < V A T A m o u n t _ V A T C l a u s e L i n e > V A T A m o u n t _ V A T C l a u s e L i n e < / V A T A m o u n t _ V A T C l a u s e L i n e > @@ -7326,10 +7704,10 @@
  
          < R e p o r t T o t a l s L i n e >   
+             < A m o u n t F o r m a t t e d _ R e p o r t T o t a l s L i n e > A m o u n t F o r m a t t e d _ R e p o r t T o t a l s L i n e < / A m o u n t F o r m a t t e d _ R e p o r t T o t a l s L i n e > + 
              < A m o u n t _ R e p o r t T o t a l s L i n e > A m o u n t _ R e p o r t T o t a l s L i n e < / A m o u n t _ R e p o r t T o t a l s L i n e >   
-             < A m o u n t F o r m a t t e d _ R e p o r t T o t a l s L i n e > A m o u n t F o r m a t t e d _ R e p o r t T o t a l s L i n e < / A m o u n t F o r m a t t e d _ R e p o r t T o t a l s L i n e > - 
              < D e s c r i p t i o n _ R e p o r t T o t a l s L i n e > D e s c r i p t i o n _ R e p o r t T o t a l s L i n e < / D e s c r i p t i o n _ R e p o r t T o t a l s L i n e >   
              < F o n t B o l d _ R e p o r t T o t a l s L i n e > F o n t B o l d _ R e p o r t T o t a l s L i n e < / F o n t B o l d _ R e p o r t T o t a l s L i n e > @@ -7338,74 +7716,6 @@
  
          < / R e p o r t T o t a l s L i n e >   
-         < C o n t r a c t B i l l i n g D e t a i l s M a p p i n g > - 
-             < C o n t r a c t B i l l i n g D e t a i l s C o n t r a c t N o L b l > C o n t r a c t B i l l i n g D e t a i l s C o n t r a c t N o L b l < / C o n t r a c t B i l l i n g D e t a i l s C o n t r a c t N o L b l > - 
-             < C o n t r a c t B i l l i n g D e t a i l s C u s t o m e r L b l > C o n t r a c t B i l l i n g D e t a i l s C u s t o m e r L b l < / C o n t r a c t B i l l i n g D e t a i l s C u s t o m e r L b l > - 
-             < C o n t r a c t B i l l i n g D e t a i l s P o s i t i o n D e s c r i p t i o n L b l > C o n t r a c t B i l l i n g D e t a i l s P o s i t i o n D e s c r i p t i o n L b l < / C o n t r a c t B i l l i n g D e t a i l s P o s i t i o n D e s c r i p t i o n L b l > - 
-             < C o n t r a c t B i l l i n g D e t a i l s P o s i t i o n N o L b l > C o n t r a c t B i l l i n g D e t a i l s P o s i t i o n N o L b l < / C o n t r a c t B i l l i n g D e t a i l s P o s i t i o n N o L b l > - 
-             < C o n t r a c t B i l l i n g D e t a i l s G r o u p i n g > - 
-                 < C o n t r a c t B i l l i n g D e t a i l s A m o u n t L b l > C o n t r a c t B i l l i n g D e t a i l s A m o u n t L b l < / C o n t r a c t B i l l i n g D e t a i l s A m o u n t L b l > - 
-                 < C o n t r a c t B i l l i n g D e t a i l s C o n t r a c t N o > C o n t r a c t B i l l i n g D e t a i l s C o n t r a c t N o < / C o n t r a c t B i l l i n g D e t a i l s C o n t r a c t N o > - 
-                 < C o n t r a c t B i l l i n g D e t a i l s C u r r e n c y C o d e L b l > C o n t r a c t B i l l i n g D e t a i l s C u r r e n c y C o d e L b l < / C o n t r a c t B i l l i n g D e t a i l s C u r r e n c y C o d e L b l > - 
-                 < C o n t r a c t B i l l i n g D e t a i l s C u s t o m e r N a m e > C o n t r a c t B i l l i n g D e t a i l s C u s t o m e r N a m e < / C o n t r a c t B i l l i n g D e t a i l s C u s t o m e r N a m e > - 
-                 < C o n t r a c t B i l l i n g D e t a i l s D a y s L b l > C o n t r a c t B i l l i n g D e t a i l s D a y s L b l < / C o n t r a c t B i l l i n g D e t a i l s D a y s L b l > - 
-                 < C o n t r a c t B i l l i n g D e t a i l s D e s c r i p t i o n L b l > C o n t r a c t B i l l i n g D e t a i l s D e s c r i p t i o n L b l < / C o n t r a c t B i l l i n g D e t a i l s D e s c r i p t i o n L b l > - 
-                 < C o n t r a c t B i l l i n g D e t a i l s D i s c o u n t A m o u n t L b l > C o n t r a c t B i l l i n g D e t a i l s D i s c o u n t A m o u n t L b l < / C o n t r a c t B i l l i n g D e t a i l s D i s c o u n t A m o u n t L b l > - 
-                 < C o n t r a c t B i l l i n g D e t a i l s D i s c o u n t P e r c e n t L b l > C o n t r a c t B i l l i n g D e t a i l s D i s c o u n t P e r c e n t L b l < / C o n t r a c t B i l l i n g D e t a i l s D i s c o u n t P e r c e n t L b l > - 
-                 < C o n t r a c t B i l l i n g D e t a i l s E n d D a t e L b l > C o n t r a c t B i l l i n g D e t a i l s E n d D a t e L b l < / C o n t r a c t B i l l i n g D e t a i l s E n d D a t e L b l > - 
-                 < C o n t r a c t B i l l i n g D e t a i l s P o s i t i o n D e s c r i p t i o n > C o n t r a c t B i l l i n g D e t a i l s P o s i t i o n D e s c r i p t i o n < / C o n t r a c t B i l l i n g D e t a i l s P o s i t i o n D e s c r i p t i o n > - 
-                 < C o n t r a c t B i l l i n g D e t a i l s P o s i t i o n N o > C o n t r a c t B i l l i n g D e t a i l s P o s i t i o n N o < / C o n t r a c t B i l l i n g D e t a i l s P o s i t i o n N o > - 
-                 < C o n t r a c t B i l l i n g D e t a i l s Q t y L b l > C o n t r a c t B i l l i n g D e t a i l s Q t y L b l < / C o n t r a c t B i l l i n g D e t a i l s Q t y L b l > - 
-                 < C o n t r a c t B i l l i n g D e t a i l s S a l e s P r i c e L b l > C o n t r a c t B i l l i n g D e t a i l s S a l e s P r i c e L b l < / C o n t r a c t B i l l i n g D e t a i l s S a l e s P r i c e L b l > - 
-                 < C o n t r a c t B i l l i n g D e t a i l s S t a r t D a t e L b l > C o n t r a c t B i l l i n g D e t a i l s S t a r t D a t e L b l < / C o n t r a c t B i l l i n g D e t a i l s S t a r t D a t e L b l > - 
-                 < C o n t r a c t B i l l i n g D e t a i l s > - 
-                     < C o n t r a c t B i l l i n g D e t a i l s B i l l i n g A m o u n t > C o n t r a c t B i l l i n g D e t a i l s B i l l i n g A m o u n t < / C o n t r a c t B i l l i n g D e t a i l s B i l l i n g A m o u n t > - 
-                     < C o n t r a c t B i l l i n g D e t a i l s B i l l i n g D i s c o u n t A m o u n t > C o n t r a c t B i l l i n g D e t a i l s B i l l i n g D i s c o u n t A m o u n t < / C o n t r a c t B i l l i n g D e t a i l s B i l l i n g D i s c o u n t A m o u n t > - 
-                     < C o n t r a c t B i l l i n g D e t a i l s C u r r e n c y C o d e > C o n t r a c t B i l l i n g D e t a i l s C u r r e n c y C o d e < / C o n t r a c t B i l l i n g D e t a i l s C u r r e n c y C o d e > - 
-                     < C o n t r a c t B i l l i n g D e t a i l s D a y s > C o n t r a c t B i l l i n g D e t a i l s D a y s < / C o n t r a c t B i l l i n g D e t a i l s D a y s > - 
-                     < C o n t r a c t B i l l i n g D e t a i l s D e s c r i p t i o n > C o n t r a c t B i l l i n g D e t a i l s D e s c r i p t i o n < / C o n t r a c t B i l l i n g D e t a i l s D e s c r i p t i o n > - 
-                     < C o n t r a c t B i l l i n g D e t a i l s D i s c o u n t P e r c e n t > C o n t r a c t B i l l i n g D e t a i l s D i s c o u n t P e r c e n t < / C o n t r a c t B i l l i n g D e t a i l s D i s c o u n t P e r c e n t > - 
-                     < C o n t r a c t B i l l i n g D e t a i l s E n d D a t e > C o n t r a c t B i l l i n g D e t a i l s E n d D a t e < / C o n t r a c t B i l l i n g D e t a i l s E n d D a t e > - 
-                     < C o n t r a c t B i l l i n g D e t a i l s Q u a n t i t y > C o n t r a c t B i l l i n g D e t a i l s Q u a n t i t y < / C o n t r a c t B i l l i n g D e t a i l s Q u a n t i t y > - 
-                     < C o n t r a c t B i l l i n g D e t a i l s S a l e s P r i c e > C o n t r a c t B i l l i n g D e t a i l s S a l e s P r i c e < / C o n t r a c t B i l l i n g D e t a i l s S a l e s P r i c e > - 
-                     < C o n t r a c t B i l l i n g D e t a i l s S t a r t D a t e > C o n t r a c t B i l l i n g D e t a i l s S t a r t D a t e < / C o n t r a c t B i l l i n g D e t a i l s S t a r t D a t e > - 
-                 < / C o n t r a c t B i l l i n g D e t a i l s > - 
-             < / C o n t r a c t B i l l i n g D e t a i l s G r o u p i n g > - 
-         < / C o n t r a c t B i l l i n g D e t a i l s M a p p i n g > - 
          < L i n e F e e >   
              < L i n e F e e C a p t i o n T e x t > L i n e F e e C a p t i o n T e x t < / L i n e F e e C a p t i o n T e x t > @@ -7414,7 +7724,7 @@
  
          < P a y m e n t R e p o r t i n g A r g u m e n t >   
-             < P a y m e n t S e r v i c e L o g o / > +             < P a y m e n t S e r v i c e L o g o   / >   
              < P a y m e n t S e r v i c e L o g o _ U r l > P a y m e n t S e r v i c e L o g o _ U r l < / P a y m e n t S e r v i c e L o g o _ U r l >   
@@ -7465,8 +7775,6 @@
              < T o t a l A m o u n t E x c l I n c l V A T T e x t > T o t a l A m o u n t E x c l I n c l V A T T e x t < / T o t a l A m o u n t E x c l I n c l V A T T e x t >   
              < T o t a l A m o u n t I n c l u d i n g V A T > T o t a l A m o u n t I n c l u d i n g V A T < / T o t a l A m o u n t I n c l u d i n g V A T > - 
-             < T o t a l C O 2 e > T o t a l C O 2 e < / T o t a l C O 2 e >   
              < T o t a l E x c l u d i n g V A T T e x t > T o t a l E x c l u d i n g V A T T e x t < / T o t a l E x c l u d i n g V A T T e x t >   

--- a/src/Layers/W1/BaseApp/Sales/History/StandardSalesInvoiceVatSpecBody.docx
+++ b/src/Layers/W1/BaseApp/Sales/History/StandardSalesInvoiceVatSpecBody.docx
@@ -6039,6 +6039,8 @@
  
              < R e p o r t N a m e > R e p o r t   N a m e < / R e p o r t N a m e >   
+             < R e p o r t C a p t i o n > R e p o r t   C a p t i o n < / R e p o r t C a p t i o n > + 
              < A b o u t T h i s R e p o r t T i t l e > A b o u t   T h i s   R e p o r t   T i t l e < / A b o u t T h i s R e p o r t T i t l e >   
              < A b o u t T h i s R e p o r t T e x t > A b o u t   T h i s   R e p o r t   T e x t < / A b o u t T h i s R e p o r t T e x t > @@ -6093,21 +6095,21 @@
  
              < C o m p a n y A d d r e s s L i n e s >   
-                 < C o m p a n y A d d r e s s L i n e > C o m p a n y   A d d r e s s   L i n e   1 < / C o m p a n y A d d r e s s L i n e > - 
-                 < C o m p a n y A d d r e s s L i n e > C o m p a n y   A d d r e s s   L i n e   2 < / C o m p a n y A d d r e s s L i n e > - 
-                 < C o m p a n y A d d r e s s L i n e > C o m p a n y   A d d r e s s   L i n e   3 < / C o m p a n y A d d r e s s L i n e > - 
-                 < C o m p a n y A d d r e s s L i n e > C o m p a n y   A d d r e s s   L i n e   4 < / C o m p a n y A d d r e s s L i n e > - 
-                 < C o m p a n y A d d r e s s L i n e > C o m p a n y   A d d r e s s   L i n e   5 < / C o m p a n y A d d r e s s L i n e > - 
-                 < C o m p a n y A d d r e s s L i n e > C o m p a n y   A d d r e s s   L i n e   6 < / C o m p a n y A d d r e s s L i n e > - 
-                 < C o m p a n y A d d r e s s L i n e > C o m p a n y   A d d r e s s   L i n e   7 < / C o m p a n y A d d r e s s L i n e > - 
-                 < C o m p a n y A d d r e s s L i n e > C o m p a n y   A d d r e s s   L i n e   8 < / C o m p a n y A d d r e s s L i n e > +                 < C o m p a n y A d d r e s s L i n e 1 > C o m p a n y   A d d r e s s   L i n e   1 < / C o m p a n y A d d r e s s L i n e 1 > + 
+                 < C o m p a n y A d d r e s s L i n e 2 > C o m p a n y   A d d r e s s   L i n e   2 < / C o m p a n y A d d r e s s L i n e 2 > + 
+                 < C o m p a n y A d d r e s s L i n e 3 > C o m p a n y   A d d r e s s   L i n e   3 < / C o m p a n y A d d r e s s L i n e 3 > + 
+                 < C o m p a n y A d d r e s s L i n e 4 > C o m p a n y   A d d r e s s   L i n e   4 < / C o m p a n y A d d r e s s L i n e 4 > + 
+                 < C o m p a n y A d d r e s s L i n e 5 > C o m p a n y   A d d r e s s   L i n e   5 < / C o m p a n y A d d r e s s L i n e 5 > + 
+                 < C o m p a n y A d d r e s s L i n e 6 > C o m p a n y   A d d r e s s   L i n e   6 < / C o m p a n y A d d r e s s L i n e 6 > + 
+                 < C o m p a n y A d d r e s s L i n e 7 > C o m p a n y   A d d r e s s   L i n e   7 < / C o m p a n y A d d r e s s L i n e 7 > + 
+                 < C o m p a n y A d d r e s s L i n e 8 > C o m p a n y   A d d r e s s   L i n e   8 < / C o m p a n y A d d r e s s L i n e 8 >   
              < / C o m p a n y A d d r e s s L i n e s >   
@@ -7102,6 +7104,8 @@
  
              < R e p o r t N a m e > R e p o r t   N a m e < / R e p o r t N a m e >   
+             < R e p o r t C a p t i o n > R e p o r t   C a p t i o n < / R e p o r t C a p t i o n > + 
              < A b o u t T h i s R e p o r t T i t l e > A b o u t   T h i s   R e p o r t   T i t l e < / A b o u t T h i s R e p o r t T i t l e >   
              < A b o u t T h i s R e p o r t T e x t > A b o u t   T h i s   R e p o r t   T e x t < / A b o u t T h i s R e p o r t T e x t > @@ -7156,21 +7160,21 @@
  
              < C o m p a n y A d d r e s s L i n e s >   
-                 < C o m p a n y A d d r e s s L i n e > C o m p a n y   A d d r e s s   L i n e   1 < / C o m p a n y A d d r e s s L i n e > - 
-                 < C o m p a n y A d d r e s s L i n e > C o m p a n y   A d d r e s s   L i n e   2 < / C o m p a n y A d d r e s s L i n e > - 
-                 < C o m p a n y A d d r e s s L i n e > C o m p a n y   A d d r e s s   L i n e   3 < / C o m p a n y A d d r e s s L i n e > - 
-                 < C o m p a n y A d d r e s s L i n e > C o m p a n y   A d d r e s s   L i n e   4 < / C o m p a n y A d d r e s s L i n e > - 
-                 < C o m p a n y A d d r e s s L i n e > C o m p a n y   A d d r e s s   L i n e   5 < / C o m p a n y A d d r e s s L i n e > - 
-                 < C o m p a n y A d d r e s s L i n e > C o m p a n y   A d d r e s s   L i n e   6 < / C o m p a n y A d d r e s s L i n e > - 
-                 < C o m p a n y A d d r e s s L i n e > C o m p a n y   A d d r e s s   L i n e   7 < / C o m p a n y A d d r e s s L i n e > - 
-                 < C o m p a n y A d d r e s s L i n e > C o m p a n y   A d d r e s s   L i n e   8 < / C o m p a n y A d d r e s s L i n e > +                 < C o m p a n y A d d r e s s L i n e 1 > C o m p a n y   A d d r e s s   L i n e   1 < / C o m p a n y A d d r e s s L i n e 1 > + 
+                 < C o m p a n y A d d r e s s L i n e 2 > C o m p a n y   A d d r e s s   L i n e   2 < / C o m p a n y A d d r e s s L i n e 2 > + 
+                 < C o m p a n y A d d r e s s L i n e 3 > C o m p a n y   A d d r e s s   L i n e   3 < / C o m p a n y A d d r e s s L i n e 3 > + 
+                 < C o m p a n y A d d r e s s L i n e 4 > C o m p a n y   A d d r e s s   L i n e   4 < / C o m p a n y A d d r e s s L i n e 4 > + 
+                 < C o m p a n y A d d r e s s L i n e 5 > C o m p a n y   A d d r e s s   L i n e   5 < / C o m p a n y A d d r e s s L i n e 5 > + 
+                 < C o m p a n y A d d r e s s L i n e 6 > C o m p a n y   A d d r e s s   L i n e   6 < / C o m p a n y A d d r e s s L i n e 6 > + 
+                 < C o m p a n y A d d r e s s L i n e 7 > C o m p a n y   A d d r e s s   L i n e   7 < / C o m p a n y A d d r e s s L i n e 7 > + 
+                 < C o m p a n y A d d r e s s L i n e 8 > C o m p a n y   A d d r e s s   L i n e   8 < / C o m p a n y A d d r e s s L i n e 8 >   
              < / C o m p a n y A d d r e s s L i n e s >   

--- a/src/Layers/W1/BaseApp/Sales/History/StandardSalesInvoiceVatSpecBody.docx
+++ b/src/Layers/W1/BaseApp/Sales/History/StandardSalesInvoiceVatSpecBody.docx
@@ -1,6 +1,6 @@
 
 <file path=word/document.xml><?xml version="1.0" encoding="utf-8"?>
-<w:document xmlns:a="http://schemas.openxmlformats.org/drawingml/2006/main" xmlns:pic="http://schemas.openxmlformats.org/drawingml/2006/picture" xmlns:a14="http://schemas.microsoft.com/office/drawing/2010/main" xmlns:wpc="http://schemas.microsoft.com/office/word/2010/wordprocessingCanvas" xmlns:cx="http://schemas.microsoft.com/office/drawing/2014/chartex" xmlns:cx1="http://schemas.microsoft.com/office/drawing/2015/9/8/chartex" xmlns:cx2="http://schemas.microsoft.com/office/drawing/2015/10/21/chartex" xmlns:cx3="http://schemas.microsoft.com/office/drawing/2016/5/9/chartex" xmlns:cx4="http://schemas.microsoft.com/office/drawing/2016/5/10/chartex" xmlns:cx5="http://schemas.microsoft.com/office/drawing/2016/5/11/chartex" xmlns:cx6="http://schemas.microsoft.com/office/drawing/2016/5/12/chartex" xmlns:cx7="http://schemas.microsoft.com/office/drawing/2016/5/13/chartex" xmlns:cx8="http://schemas.microsoft.com/office/drawing/2016/5/14/chartex" xmlns:mc="http://schemas.openxmlformats.org/markup-compatibility/2006" xmlns:aink="http://schemas.microsoft.com/office/drawing/2016/ink" xmlns:am3d="http://schemas.microsoft.com/office/drawing/2017/model3d" xmlns:o="urn:schemas-microsoft-com:office:office" xmlns:oel="http://schemas.microsoft.com/office/2019/extlst" xmlns:r="http://schemas.openxmlformats.org/officeDocument/2006/relationships" xmlns:m="http://schemas.openxmlformats.org/officeDocument/2006/math" xmlns:v="urn:schemas-microsoft-com:vml" xmlns:wp14="http://schemas.microsoft.com/office/word/2010/wordprocessingDrawing" xmlns:wp="http://schemas.openxmlformats.org/drawingml/2006/wordprocessingDrawing" xmlns:w10="urn:schemas-microsoft-com:office:word" xmlns:w="http://schemas.openxmlformats.org/wordprocessingml/2006/main" xmlns:w14="http://schemas.microsoft.com/office/word/2010/wordml" xmlns:w15="http://schemas.microsoft.com/office/word/2012/wordml" xmlns:w16cei="http://schemas.microsoft.com/office/word/2026/wordml/cei" xmlns:w16cex="http://schemas.microsoft.com/office/word/2018/wordml/cex" xmlns:w16cid="http://schemas.microsoft.com/office/word/2016/wordml/cid" xmlns:w16="http://schemas.microsoft.com/office/word/2018/wordml" xmlns:w16du="http://schemas.microsoft.com/office/word/2023/wordml/word16du" xmlns:w16sdtdh="http://schemas.microsoft.com/office/word/2020/wordml/sdtdatahash" xmlns:w16sdtfl="http://schemas.microsoft.com/office/word/2024/wordml/sdtformatlock" xmlns:w16se="http://schemas.microsoft.com/office/word/2015/wordml/symex" xmlns:wpg="http://schemas.microsoft.com/office/word/2010/wordprocessingGroup" xmlns:wpi="http://schemas.microsoft.com/office/word/2010/wordprocessingInk" xmlns:wne="http://schemas.microsoft.com/office/word/2006/wordml" xmlns:wps="http://schemas.microsoft.com/office/word/2010/wordprocessingShape" mc:Ignorable="w14 w15 w16se w16cid w16 w16cex w16sdtdh w16sdtfl w16du wp14">
+<w:document xmlns:wpc="http://schemas.microsoft.com/office/word/2010/wordprocessingCanvas" xmlns:cx="http://schemas.microsoft.com/office/drawing/2014/chartex" xmlns:cx1="http://schemas.microsoft.com/office/drawing/2015/9/8/chartex" xmlns:cx2="http://schemas.microsoft.com/office/drawing/2015/10/21/chartex" xmlns:cx3="http://schemas.microsoft.com/office/drawing/2016/5/9/chartex" xmlns:cx4="http://schemas.microsoft.com/office/drawing/2016/5/10/chartex" xmlns:cx5="http://schemas.microsoft.com/office/drawing/2016/5/11/chartex" xmlns:cx6="http://schemas.microsoft.com/office/drawing/2016/5/12/chartex" xmlns:cx7="http://schemas.microsoft.com/office/drawing/2016/5/13/chartex" xmlns:cx8="http://schemas.microsoft.com/office/drawing/2016/5/14/chartex" xmlns:mc="http://schemas.openxmlformats.org/markup-compatibility/2006" xmlns:aink="http://schemas.microsoft.com/office/drawing/2016/ink" xmlns:am3d="http://schemas.microsoft.com/office/drawing/2017/model3d" xmlns:o="urn:schemas-microsoft-com:office:office" xmlns:oel="http://schemas.microsoft.com/office/2019/extlst" xmlns:r="http://schemas.openxmlformats.org/officeDocument/2006/relationships" xmlns:m="http://schemas.openxmlformats.org/officeDocument/2006/math" xmlns:v="urn:schemas-microsoft-com:vml" xmlns:wp14="http://schemas.microsoft.com/office/word/2010/wordprocessingDrawing" xmlns:wp="http://schemas.openxmlformats.org/drawingml/2006/wordprocessingDrawing" xmlns:w10="urn:schemas-microsoft-com:office:word" xmlns:w="http://schemas.openxmlformats.org/wordprocessingml/2006/main" xmlns:w14="http://schemas.microsoft.com/office/word/2010/wordml" xmlns:w15="http://schemas.microsoft.com/office/word/2012/wordml" xmlns:w16cei="http://schemas.microsoft.com/office/word/2026/wordml/cei" xmlns:w16cex="http://schemas.microsoft.com/office/word/2018/wordml/cex" xmlns:w16cid="http://schemas.microsoft.com/office/word/2016/wordml/cid" xmlns:w16="http://schemas.microsoft.com/office/word/2018/wordml" xmlns:w16du="http://schemas.microsoft.com/office/word/2023/wordml/word16du" xmlns:w16sdtdh="http://schemas.microsoft.com/office/word/2020/wordml/sdtdatahash" xmlns:w16sdtfl="http://schemas.microsoft.com/office/word/2024/wordml/sdtformatlock" xmlns:w16se="http://schemas.microsoft.com/office/word/2015/wordml/symex" xmlns:wpg="http://schemas.microsoft.com/office/word/2010/wordprocessingGroup" xmlns:wpi="http://schemas.microsoft.com/office/word/2010/wordprocessingInk" xmlns:wne="http://schemas.microsoft.com/office/word/2006/wordml" xmlns:wps="http://schemas.microsoft.com/office/word/2010/wordprocessingShape" mc:Ignorable="w14 w15 w16se w16cid w16 w16cex w16sdtdh w16sdtfl w16du wp14">
   <w:body>
     <w:tbl>
       <w:tblPr>
@@ -28,10 +28,11 @@
             <w:alias w:val="CustomerAddress1"/>
             <w:tag w:val="#BC:InsertDataItem,DataItems/Header/CustomerAddress1"/>
             <w:id w:val="-1957244649"/>
-            <w:dataBinding w:prefixMappings="xmlns:ns0='urn:microsoft-dynamics-nav/reports/Standard_Sales_Invoice/1306/'" w:xpath="/ns0:NavWordReportXmlPart[1]/ns0:Header[1]/ns0:CustomerAddress1[1]" w:storeItemID="{00000000-0000-0000-0000-000000000000}"/>
+            <w:dataBinding w:prefixMappings="xmlns:ns0='urn:microsoft-dynamics-nav/reports/Standard_Sales_Invoice/1306/'" w:xpath="/ns0:NavWordReportXmlPart[1]/ns0:Header[1]/ns0:CustomerAddress1[1]" w:storeItemID="{86353218-9C66-43DD-A003-4CC05E0D2CCF}"/>
             <w15:color w:val="808080"/>
             <w:text/>
           </w:sdtPr>
+          <w:sdtEndPr/>
           <w:sdtContent>
             <w:tc>
               <w:tcPr>
@@ -76,10 +77,11 @@
             <w:alias w:val="CompanyAddress1"/>
             <w:tag w:val="#BC:InsertDataItem,DataItems/Header/CompanyAddress1"/>
             <w:id w:val="-824585528"/>
-            <w:dataBinding w:prefixMappings="xmlns:ns0='urn:microsoft-dynamics-nav/reports/Standard_Sales_Invoice/1306/'" w:xpath="/ns0:NavWordReportXmlPart[1]/ns0:Header[1]/ns0:CompanyAddress1[1]" w:storeItemID="{00000000-0000-0000-0000-000000000000}"/>
+            <w:dataBinding w:prefixMappings="xmlns:ns0='urn:microsoft-dynamics-nav/reports/Standard_Sales_Invoice/1306/'" w:xpath="/ns0:NavWordReportXmlPart[1]/ns0:Header[1]/ns0:CompanyAddress1[1]" w:storeItemID="{86353218-9C66-43DD-A003-4CC05E0D2CCF}"/>
             <w15:color w:val="808080"/>
             <w:text/>
           </w:sdtPr>
+          <w:sdtEndPr/>
           <w:sdtContent>
             <w:tc>
               <w:tcPr>
@@ -117,10 +119,11 @@
             <w:alias w:val="CustomerAddress2"/>
             <w:tag w:val="#BC:InsertDataItem,DataItems/Header/CustomerAddress2"/>
             <w:id w:val="-126319625"/>
-            <w:dataBinding w:prefixMappings="xmlns:ns0='urn:microsoft-dynamics-nav/reports/Standard_Sales_Invoice/1306/'" w:xpath="/ns0:NavWordReportXmlPart[1]/ns0:Header[1]/ns0:CustomerAddress2[1]" w:storeItemID="{00000000-0000-0000-0000-000000000000}"/>
+            <w:dataBinding w:prefixMappings="xmlns:ns0='urn:microsoft-dynamics-nav/reports/Standard_Sales_Invoice/1306/'" w:xpath="/ns0:NavWordReportXmlPart[1]/ns0:Header[1]/ns0:CustomerAddress2[1]" w:storeItemID="{86353218-9C66-43DD-A003-4CC05E0D2CCF}"/>
             <w15:color w:val="808080"/>
             <w:text/>
           </w:sdtPr>
+          <w:sdtEndPr/>
           <w:sdtContent>
             <w:tc>
               <w:tcPr>
@@ -165,10 +168,11 @@
             <w:alias w:val="CompanyAddress2"/>
             <w:tag w:val="#BC:InsertDataItem,DataItems/Header/CompanyAddress2"/>
             <w:id w:val="-1956237181"/>
-            <w:dataBinding w:prefixMappings="xmlns:ns0='urn:microsoft-dynamics-nav/reports/Standard_Sales_Invoice/1306/'" w:xpath="/ns0:NavWordReportXmlPart[1]/ns0:Header[1]/ns0:CompanyAddress2[1]" w:storeItemID="{00000000-0000-0000-0000-000000000000}"/>
+            <w:dataBinding w:prefixMappings="xmlns:ns0='urn:microsoft-dynamics-nav/reports/Standard_Sales_Invoice/1306/'" w:xpath="/ns0:NavWordReportXmlPart[1]/ns0:Header[1]/ns0:CompanyAddress2[1]" w:storeItemID="{86353218-9C66-43DD-A003-4CC05E0D2CCF}"/>
             <w15:color w:val="808080"/>
             <w:text/>
           </w:sdtPr>
+          <w:sdtEndPr/>
           <w:sdtContent>
             <w:tc>
               <w:tcPr>
@@ -205,10 +209,11 @@
             <w:alias w:val="CustomerAddress3"/>
             <w:tag w:val="#BC:InsertDataItem,DataItems/Header/CustomerAddress3"/>
             <w:id w:val="-1306083513"/>
-            <w:dataBinding w:prefixMappings="xmlns:ns0='urn:microsoft-dynamics-nav/reports/Standard_Sales_Invoice/1306/'" w:xpath="/ns0:NavWordReportXmlPart[1]/ns0:Header[1]/ns0:CustomerAddress3[1]" w:storeItemID="{00000000-0000-0000-0000-000000000000}"/>
+            <w:dataBinding w:prefixMappings="xmlns:ns0='urn:microsoft-dynamics-nav/reports/Standard_Sales_Invoice/1306/'" w:xpath="/ns0:NavWordReportXmlPart[1]/ns0:Header[1]/ns0:CustomerAddress3[1]" w:storeItemID="{86353218-9C66-43DD-A003-4CC05E0D2CCF}"/>
             <w15:color w:val="808080"/>
             <w:text/>
           </w:sdtPr>
+          <w:sdtEndPr/>
           <w:sdtContent>
             <w:tc>
               <w:tcPr>
@@ -253,10 +258,11 @@
             <w:alias w:val="CompanyAddress3"/>
             <w:tag w:val="#BC:InsertDataItem,DataItems/Header/CompanyAddress3"/>
             <w:id w:val="-1596861910"/>
-            <w:dataBinding w:prefixMappings="xmlns:ns0='urn:microsoft-dynamics-nav/reports/Standard_Sales_Invoice/1306/'" w:xpath="/ns0:NavWordReportXmlPart[1]/ns0:Header[1]/ns0:CompanyAddress3[1]" w:storeItemID="{00000000-0000-0000-0000-000000000000}"/>
+            <w:dataBinding w:prefixMappings="xmlns:ns0='urn:microsoft-dynamics-nav/reports/Standard_Sales_Invoice/1306/'" w:xpath="/ns0:NavWordReportXmlPart[1]/ns0:Header[1]/ns0:CompanyAddress3[1]" w:storeItemID="{86353218-9C66-43DD-A003-4CC05E0D2CCF}"/>
             <w15:color w:val="808080"/>
             <w:text/>
           </w:sdtPr>
+          <w:sdtEndPr/>
           <w:sdtContent>
             <w:tc>
               <w:tcPr>
@@ -293,10 +299,11 @@
             <w:alias w:val="CustomerAddress4"/>
             <w:tag w:val="#BC:InsertDataItem,DataItems/Header/CustomerAddress4"/>
             <w:id w:val="-620073109"/>
-            <w:dataBinding w:prefixMappings="xmlns:ns0='urn:microsoft-dynamics-nav/reports/Standard_Sales_Invoice/1306/'" w:xpath="/ns0:NavWordReportXmlPart[1]/ns0:Header[1]/ns0:CustomerAddress4[1]" w:storeItemID="{00000000-0000-0000-0000-000000000000}"/>
+            <w:dataBinding w:prefixMappings="xmlns:ns0='urn:microsoft-dynamics-nav/reports/Standard_Sales_Invoice/1306/'" w:xpath="/ns0:NavWordReportXmlPart[1]/ns0:Header[1]/ns0:CustomerAddress4[1]" w:storeItemID="{86353218-9C66-43DD-A003-4CC05E0D2CCF}"/>
             <w15:color w:val="808080"/>
             <w:text/>
           </w:sdtPr>
+          <w:sdtEndPr/>
           <w:sdtContent>
             <w:tc>
               <w:tcPr>
@@ -341,10 +348,11 @@
             <w:alias w:val="CompanyAddress4"/>
             <w:tag w:val="#BC:InsertDataItem,DataItems/Header/CompanyAddress4"/>
             <w:id w:val="1616872066"/>
-            <w:dataBinding w:prefixMappings="xmlns:ns0='urn:microsoft-dynamics-nav/reports/Standard_Sales_Invoice/1306/'" w:xpath="/ns0:NavWordReportXmlPart[1]/ns0:Header[1]/ns0:CompanyAddress4[1]" w:storeItemID="{00000000-0000-0000-0000-000000000000}"/>
+            <w:dataBinding w:prefixMappings="xmlns:ns0='urn:microsoft-dynamics-nav/reports/Standard_Sales_Invoice/1306/'" w:xpath="/ns0:NavWordReportXmlPart[1]/ns0:Header[1]/ns0:CompanyAddress4[1]" w:storeItemID="{86353218-9C66-43DD-A003-4CC05E0D2CCF}"/>
             <w15:color w:val="808080"/>
             <w:text/>
           </w:sdtPr>
+          <w:sdtEndPr/>
           <w:sdtContent>
             <w:tc>
               <w:tcPr>
@@ -381,10 +389,11 @@
             <w:alias w:val="CustomerAddress5"/>
             <w:tag w:val="#BC:InsertDataItem,DataItems/Header/CustomerAddress5"/>
             <w:id w:val="-356592489"/>
-            <w:dataBinding w:prefixMappings="xmlns:ns0='urn:microsoft-dynamics-nav/reports/Standard_Sales_Invoice/1306/'" w:xpath="/ns0:NavWordReportXmlPart[1]/ns0:Header[1]/ns0:CustomerAddress5[1]" w:storeItemID="{00000000-0000-0000-0000-000000000000}"/>
+            <w:dataBinding w:prefixMappings="xmlns:ns0='urn:microsoft-dynamics-nav/reports/Standard_Sales_Invoice/1306/'" w:xpath="/ns0:NavWordReportXmlPart[1]/ns0:Header[1]/ns0:CustomerAddress5[1]" w:storeItemID="{86353218-9C66-43DD-A003-4CC05E0D2CCF}"/>
             <w15:color w:val="808080"/>
             <w:text/>
           </w:sdtPr>
+          <w:sdtEndPr/>
           <w:sdtContent>
             <w:tc>
               <w:tcPr>
@@ -429,10 +438,11 @@
             <w:alias w:val="CompanyAddress5"/>
             <w:tag w:val="#BC:InsertDataItem,DataItems/Header/CompanyAddress5"/>
             <w:id w:val="-625539781"/>
-            <w:dataBinding w:prefixMappings="xmlns:ns0='urn:microsoft-dynamics-nav/reports/Standard_Sales_Invoice/1306/'" w:xpath="/ns0:NavWordReportXmlPart[1]/ns0:Header[1]/ns0:CompanyAddress5[1]" w:storeItemID="{00000000-0000-0000-0000-000000000000}"/>
+            <w:dataBinding w:prefixMappings="xmlns:ns0='urn:microsoft-dynamics-nav/reports/Standard_Sales_Invoice/1306/'" w:xpath="/ns0:NavWordReportXmlPart[1]/ns0:Header[1]/ns0:CompanyAddress5[1]" w:storeItemID="{86353218-9C66-43DD-A003-4CC05E0D2CCF}"/>
             <w15:color w:val="808080"/>
             <w:text/>
           </w:sdtPr>
+          <w:sdtEndPr/>
           <w:sdtContent>
             <w:tc>
               <w:tcPr>
@@ -481,10 +491,11 @@
                 <w:alias w:val="CustomerAddress6"/>
                 <w:tag w:val="#BC:InsertDataItem,DataItems/Header/CustomerAddress6"/>
                 <w:id w:val="-2000036813"/>
-                <w:dataBinding w:prefixMappings="xmlns:ns0='urn:microsoft-dynamics-nav/reports/Standard_Sales_Invoice/1306/'" w:xpath="/ns0:NavWordReportXmlPart[1]/ns0:Header[1]/ns0:CustomerAddress6[1]" w:storeItemID="{00000000-0000-0000-0000-000000000000}"/>
+                <w:dataBinding w:prefixMappings="xmlns:ns0='urn:microsoft-dynamics-nav/reports/Standard_Sales_Invoice/1306/'" w:xpath="/ns0:NavWordReportXmlPart[1]/ns0:Header[1]/ns0:CustomerAddress6[1]" w:storeItemID="{86353218-9C66-43DD-A003-4CC05E0D2CCF}"/>
                 <w15:color w:val="808080"/>
                 <w:text/>
               </w:sdtPr>
+              <w:sdtEndPr/>
               <w:sdtContent>
                 <w:r>
                   <w:rPr>
@@ -517,10 +528,11 @@
             <w:alias w:val="CompanyAddress6"/>
             <w:tag w:val="#BC:InsertDataItem,DataItems/Header/CompanyAddress6"/>
             <w:id w:val="-950550724"/>
-            <w:dataBinding w:prefixMappings="xmlns:ns0='urn:microsoft-dynamics-nav/reports/Standard_Sales_Invoice/1306/'" w:xpath="/ns0:NavWordReportXmlPart[1]/ns0:Header[1]/ns0:CompanyAddress6[1]" w:storeItemID="{00000000-0000-0000-0000-000000000000}"/>
+            <w:dataBinding w:prefixMappings="xmlns:ns0='urn:microsoft-dynamics-nav/reports/Standard_Sales_Invoice/1306/'" w:xpath="/ns0:NavWordReportXmlPart[1]/ns0:Header[1]/ns0:CompanyAddress6[1]" w:storeItemID="{86353218-9C66-43DD-A003-4CC05E0D2CCF}"/>
             <w15:color w:val="808080"/>
             <w:text/>
           </w:sdtPr>
+          <w:sdtEndPr/>
           <w:sdtContent>
             <w:tc>
               <w:tcPr>
@@ -557,10 +569,11 @@
             <w:alias w:val="CustomerAddress7"/>
             <w:tag w:val="#BC:InsertDataItem,DataItems/Header/CustomerAddress7"/>
             <w:id w:val="-1456395504"/>
-            <w:dataBinding w:prefixMappings="xmlns:ns0='urn:microsoft-dynamics-nav/reports/Standard_Sales_Invoice/1306/'" w:xpath="/ns0:NavWordReportXmlPart[1]/ns0:Header[1]/ns0:CustomerAddress7[1]" w:storeItemID="{00000000-0000-0000-0000-000000000000}"/>
+            <w:dataBinding w:prefixMappings="xmlns:ns0='urn:microsoft-dynamics-nav/reports/Standard_Sales_Invoice/1306/'" w:xpath="/ns0:NavWordReportXmlPart[1]/ns0:Header[1]/ns0:CustomerAddress7[1]" w:storeItemID="{86353218-9C66-43DD-A003-4CC05E0D2CCF}"/>
             <w15:color w:val="808080"/>
             <w:text/>
           </w:sdtPr>
+          <w:sdtEndPr/>
           <w:sdtContent>
             <w:tc>
               <w:tcPr>
@@ -604,10 +617,11 @@
             <w:alias w:val="CompanyLegalOffice_Lbl"/>
             <w:tag w:val="#BC:InsertDataItem,DataItems/Header/CompanyLegalOffice_Lbl"/>
             <w:id w:val="-1388795315"/>
-            <w:dataBinding w:prefixMappings="xmlns:ns0='urn:microsoft-dynamics-nav/reports/Standard_Sales_Invoice/1306/'" w:xpath="/ns0:NavWordReportXmlPart[1]/ns0:Header[1]/ns0:CompanyLegalOffice_Lbl[1]" w:storeItemID="{00000000-0000-0000-0000-000000000000}"/>
+            <w:dataBinding w:prefixMappings="xmlns:ns0='urn:microsoft-dynamics-nav/reports/Standard_Sales_Invoice/1306/'" w:xpath="/ns0:NavWordReportXmlPart[1]/ns0:Header[1]/ns0:CompanyLegalOffice_Lbl[1]" w:storeItemID="{86353218-9C66-43DD-A003-4CC05E0D2CCF}"/>
             <w15:color w:val="808080"/>
             <w:text/>
           </w:sdtPr>
+          <w:sdtEndPr/>
           <w:sdtContent>
             <w:tc>
               <w:tcPr>
@@ -646,10 +660,11 @@
             <w:alias w:val="CustomerAddress8"/>
             <w:tag w:val="#BC:InsertDataItem,DataItems/Header/CustomerAddress8"/>
             <w:id w:val="-718439385"/>
-            <w:dataBinding w:prefixMappings="xmlns:ns0='urn:microsoft-dynamics-nav/reports/Standard_Sales_Invoice/1306/'" w:xpath="/ns0:NavWordReportXmlPart[1]/ns0:Header[1]/ns0:CustomerAddress8[1]" w:storeItemID="{00000000-0000-0000-0000-000000000000}"/>
+            <w:dataBinding w:prefixMappings="xmlns:ns0='urn:microsoft-dynamics-nav/reports/Standard_Sales_Invoice/1306/'" w:xpath="/ns0:NavWordReportXmlPart[1]/ns0:Header[1]/ns0:CustomerAddress8[1]" w:storeItemID="{86353218-9C66-43DD-A003-4CC05E0D2CCF}"/>
             <w15:color w:val="808080"/>
             <w:text/>
           </w:sdtPr>
+          <w:sdtEndPr/>
           <w:sdtContent>
             <w:tc>
               <w:tcPr>
@@ -693,10 +708,11 @@
             <w:alias w:val="CompanyLegalOffice"/>
             <w:tag w:val="#BC:InsertDataItem,DataItems/Header/CompanyLegalOffice"/>
             <w:id w:val="-468984459"/>
-            <w:dataBinding w:prefixMappings="xmlns:ns0='urn:microsoft-dynamics-nav/reports/Standard_Sales_Invoice/1306/'" w:xpath="/ns0:NavWordReportXmlPart[1]/ns0:Header[1]/ns0:CompanyLegalOffice[1]" w:storeItemID="{00000000-0000-0000-0000-000000000000}"/>
+            <w:dataBinding w:prefixMappings="xmlns:ns0='urn:microsoft-dynamics-nav/reports/Standard_Sales_Invoice/1306/'" w:xpath="/ns0:NavWordReportXmlPart[1]/ns0:Header[1]/ns0:CompanyLegalOffice[1]" w:storeItemID="{86353218-9C66-43DD-A003-4CC05E0D2CCF}"/>
             <w15:color w:val="808080"/>
             <w:text/>
           </w:sdtPr>
+          <w:sdtEndPr/>
           <w:sdtContent>
             <w:tc>
               <w:tcPr>
@@ -762,6 +778,7 @@
             <w15:color w:val="808080"/>
             <w:text/>
           </w:sdtPr>
+          <w:sdtEndPr/>
           <w:sdtContent>
             <w:tc>
               <w:tcPr>
@@ -786,10 +803,11 @@
             <w:placeholder>
               <w:docPart w:val="41E6EBCF9CCC4F6D959E132AC5DBE491"/>
             </w:placeholder>
-            <w:dataBinding w:prefixMappings="xmlns:ns0='urn:microsoft-dynamics-nav/reports/Standard_Sales_Invoice/1306/'" w:xpath="/ns0:NavWordReportXmlPart[1]/ns0:Header[1]/ns0:DocumentDate_Lbl[1]" w:storeItemID="{00000000-0000-0000-0000-000000000000}"/>
+            <w:dataBinding w:prefixMappings="xmlns:ns0='urn:microsoft-dynamics-nav/reports/Standard_Sales_Invoice/1306/'" w:xpath="/ns0:NavWordReportXmlPart[1]/ns0:Header[1]/ns0:DocumentDate_Lbl[1]" w:storeItemID="{86353218-9C66-43DD-A003-4CC05E0D2CCF}"/>
             <w15:color w:val="808080"/>
             <w:text/>
           </w:sdtPr>
+          <w:sdtEndPr/>
           <w:sdtContent>
             <w:tc>
               <w:tcPr>
@@ -811,10 +829,11 @@
             <w:alias w:val="DueDate_Lbl"/>
             <w:tag w:val="#BC:InsertDataItem,DataItems/Header/DueDate_Lbl"/>
             <w:id w:val="755092455"/>
-            <w:dataBinding w:prefixMappings="xmlns:ns0='urn:microsoft-dynamics-nav/reports/Standard_Sales_Invoice/1306/'" w:xpath="/ns0:NavWordReportXmlPart[1]/ns0:Header[1]/ns0:DueDate_Lbl[1]" w:storeItemID="{00000000-0000-0000-0000-000000000000}"/>
+            <w:dataBinding w:prefixMappings="xmlns:ns0='urn:microsoft-dynamics-nav/reports/Standard_Sales_Invoice/1306/'" w:xpath="/ns0:NavWordReportXmlPart[1]/ns0:Header[1]/ns0:DueDate_Lbl[1]" w:storeItemID="{86353218-9C66-43DD-A003-4CC05E0D2CCF}"/>
             <w15:color w:val="808080"/>
             <w:text/>
           </w:sdtPr>
+          <w:sdtEndPr/>
           <w:sdtContent>
             <w:tc>
               <w:tcPr>
@@ -836,10 +855,11 @@
             <w:alias w:val="PaymentTermsDescription_Lbl"/>
             <w:tag w:val="#BC:InsertDataItem,DataItems/Header/PaymentTermsDescription_Lbl"/>
             <w:id w:val="-165563059"/>
-            <w:dataBinding w:prefixMappings="xmlns:ns0='urn:microsoft-dynamics-nav/reports/Standard_Sales_Invoice/1306/'" w:xpath="/ns0:NavWordReportXmlPart[1]/ns0:Header[1]/ns0:PaymentTermsDescription_Lbl[1]" w:storeItemID="{00000000-0000-0000-0000-000000000000}"/>
+            <w:dataBinding w:prefixMappings="xmlns:ns0='urn:microsoft-dynamics-nav/reports/Standard_Sales_Invoice/1306/'" w:xpath="/ns0:NavWordReportXmlPart[1]/ns0:Header[1]/ns0:PaymentTermsDescription_Lbl[1]" w:storeItemID="{86353218-9C66-43DD-A003-4CC05E0D2CCF}"/>
             <w15:color w:val="808080"/>
             <w:text/>
           </w:sdtPr>
+          <w:sdtEndPr/>
           <w:sdtContent>
             <w:tc>
               <w:tcPr>
@@ -872,6 +892,7 @@
             <w15:color w:val="808080"/>
             <w:text/>
           </w:sdtPr>
+          <w:sdtEndPr/>
           <w:sdtContent>
             <w:tc>
               <w:tcPr>
@@ -896,10 +917,11 @@
             <w:placeholder>
               <w:docPart w:val="2175B35D1DB6426E90BE06524464197B"/>
             </w:placeholder>
-            <w:dataBinding w:prefixMappings="xmlns:ns0='urn:microsoft-dynamics-nav/reports/Standard_Sales_Invoice/1306/'" w:xpath="/ns0:NavWordReportXmlPart[1]/ns0:Header[1]/ns0:DocumentDate[1]" w:storeItemID="{00000000-0000-0000-0000-000000000000}"/>
+            <w:dataBinding w:prefixMappings="xmlns:ns0='urn:microsoft-dynamics-nav/reports/Standard_Sales_Invoice/1306/'" w:xpath="/ns0:NavWordReportXmlPart[1]/ns0:Header[1]/ns0:DocumentDate[1]" w:storeItemID="{86353218-9C66-43DD-A003-4CC05E0D2CCF}"/>
             <w15:color w:val="808080"/>
             <w:text/>
           </w:sdtPr>
+          <w:sdtEndPr/>
           <w:sdtContent>
             <w:tc>
               <w:tcPr>
@@ -921,10 +943,11 @@
             <w:alias w:val="DueDate"/>
             <w:tag w:val="#BC:InsertDataItem,DataItems/Header/DueDate"/>
             <w:id w:val="1511642603"/>
-            <w:dataBinding w:prefixMappings="xmlns:ns0='urn:microsoft-dynamics-nav/reports/Standard_Sales_Invoice/1306/'" w:xpath="/ns0:NavWordReportXmlPart[1]/ns0:Header[1]/ns0:DueDate[1]" w:storeItemID="{00000000-0000-0000-0000-000000000000}"/>
+            <w:dataBinding w:prefixMappings="xmlns:ns0='urn:microsoft-dynamics-nav/reports/Standard_Sales_Invoice/1306/'" w:xpath="/ns0:NavWordReportXmlPart[1]/ns0:Header[1]/ns0:DueDate[1]" w:storeItemID="{86353218-9C66-43DD-A003-4CC05E0D2CCF}"/>
             <w15:color w:val="808080"/>
             <w:text/>
           </w:sdtPr>
+          <w:sdtEndPr/>
           <w:sdtContent>
             <w:tc>
               <w:tcPr>
@@ -946,10 +969,11 @@
             <w:alias w:val="PaymentTermsDescription"/>
             <w:tag w:val="#BC:InsertDataItem,DataItems/Header/PaymentTermsDescription"/>
             <w:id w:val="-1513372881"/>
-            <w:dataBinding w:prefixMappings="xmlns:ns0='urn:microsoft-dynamics-nav/reports/Standard_Sales_Invoice/1306/'" w:xpath="/ns0:NavWordReportXmlPart[1]/ns0:Header[1]/ns0:PaymentTermsDescription[1]" w:storeItemID="{00000000-0000-0000-0000-000000000000}"/>
+            <w:dataBinding w:prefixMappings="xmlns:ns0='urn:microsoft-dynamics-nav/reports/Standard_Sales_Invoice/1306/'" w:xpath="/ns0:NavWordReportXmlPart[1]/ns0:Header[1]/ns0:PaymentTermsDescription[1]" w:storeItemID="{86353218-9C66-43DD-A003-4CC05E0D2CCF}"/>
             <w15:color w:val="808080"/>
             <w:text/>
           </w:sdtPr>
+          <w:sdtEndPr/>
           <w:sdtContent>
             <w:tc>
               <w:tcPr>
@@ -1011,10 +1035,11 @@
               <w:alias w:val="ItemNo_Line_Lbl"/>
               <w:tag w:val="#BC:InsertDataItem,DataItems/Header/Line/ItemNo_Line_Lbl"/>
               <w:id w:val="2050642905"/>
-              <w:dataBinding w:prefixMappings="xmlns:ns0='urn:microsoft-dynamics-nav/reports/Standard_Sales_Invoice/1306/'" w:xpath="/ns0:NavWordReportXmlPart[1]/ns0:Header[1]/ns0:Line[1]/ns0:ItemNo_Line_Lbl[1]" w:storeItemID="{00000000-0000-0000-0000-000000000000}"/>
+              <w:dataBinding w:prefixMappings="xmlns:ns0='urn:microsoft-dynamics-nav/reports/Standard_Sales_Invoice/1306/'" w:xpath="/ns0:NavWordReportXmlPart[1]/ns0:Header[1]/ns0:Line[1]/ns0:ItemNo_Line_Lbl[1]" w:storeItemID="{86353218-9C66-43DD-A003-4CC05E0D2CCF}"/>
               <w15:color w:val="808080"/>
               <w:text/>
             </w:sdtPr>
+            <w:sdtEndPr/>
             <w:sdtContent>
               <w:p>
                 <w:pPr>
@@ -1044,10 +1069,11 @@
             <w:alias w:val="Description_Line_Lbl"/>
             <w:tag w:val="#BC:InsertDataItem,DataItems/Header/Line/Description_Line_Lbl"/>
             <w:id w:val="55748171"/>
-            <w:dataBinding w:prefixMappings="xmlns:ns0='urn:microsoft-dynamics-nav/reports/Standard_Sales_Invoice/1306/'" w:xpath="/ns0:NavWordReportXmlPart[1]/ns0:Header[1]/ns0:Line[1]/ns0:Description_Line_Lbl[1]" w:storeItemID="{00000000-0000-0000-0000-000000000000}"/>
+            <w:dataBinding w:prefixMappings="xmlns:ns0='urn:microsoft-dynamics-nav/reports/Standard_Sales_Invoice/1306/'" w:xpath="/ns0:NavWordReportXmlPart[1]/ns0:Header[1]/ns0:Line[1]/ns0:Description_Line_Lbl[1]" w:storeItemID="{86353218-9C66-43DD-A003-4CC05E0D2CCF}"/>
             <w15:color w:val="808080"/>
             <w:text/>
           </w:sdtPr>
+          <w:sdtEndPr/>
           <w:sdtContent>
             <w:tc>
               <w:tcPr>
@@ -1081,10 +1107,11 @@
             <w:alias w:val="Quantity_Line_Lbl"/>
             <w:tag w:val="#BC:InsertDataItem,DataItems/Header/Line/Quantity_Line_Lbl"/>
             <w:id w:val="-278416351"/>
-            <w:dataBinding w:prefixMappings="xmlns:ns0='urn:microsoft-dynamics-nav/reports/Standard_Sales_Invoice/1306/'" w:xpath="/ns0:NavWordReportXmlPart[1]/ns0:Header[1]/ns0:Line[1]/ns0:Quantity_Line_Lbl[1]" w:storeItemID="{00000000-0000-0000-0000-000000000000}"/>
+            <w:dataBinding w:prefixMappings="xmlns:ns0='urn:microsoft-dynamics-nav/reports/Standard_Sales_Invoice/1306/'" w:xpath="/ns0:NavWordReportXmlPart[1]/ns0:Header[1]/ns0:Line[1]/ns0:Quantity_Line_Lbl[1]" w:storeItemID="{86353218-9C66-43DD-A003-4CC05E0D2CCF}"/>
             <w15:color w:val="808080"/>
             <w:text/>
           </w:sdtPr>
+          <w:sdtEndPr/>
           <w:sdtContent>
             <w:tc>
               <w:tcPr>
@@ -1122,10 +1149,11 @@
             <w:placeholder>
               <w:docPart w:val="DefaultPlaceholder_-1854013440"/>
             </w:placeholder>
-            <w:dataBinding w:prefixMappings="xmlns:ns0='urn:microsoft-dynamics-nav/reports/Standard_Sales_Invoice/1306/'" w:xpath="/ns0:NavWordReportXmlPart[1]/ns0:Header[1]/ns0:Line[1]/ns0:Unit_Lbl[1]" w:storeItemID="{00000000-0000-0000-0000-000000000000}"/>
+            <w:dataBinding w:prefixMappings="xmlns:ns0='urn:microsoft-dynamics-nav/reports/Standard_Sales_Invoice/1306/'" w:xpath="/ns0:NavWordReportXmlPart[1]/ns0:Header[1]/ns0:Line[1]/ns0:Unit_Lbl[1]" w:storeItemID="{86353218-9C66-43DD-A003-4CC05E0D2CCF}"/>
             <w15:color w:val="808080"/>
             <w:text/>
           </w:sdtPr>
+          <w:sdtEndPr/>
           <w:sdtContent>
             <w:tc>
               <w:tcPr>
@@ -1159,10 +1187,11 @@
             <w:alias w:val="UnitPrice_Lbl"/>
             <w:tag w:val="#BC:InsertDataItem,DataItems/Header/Line/UnitPrice_Lbl"/>
             <w:id w:val="-1044597726"/>
-            <w:dataBinding w:prefixMappings="xmlns:ns0='urn:microsoft-dynamics-nav/reports/Standard_Sales_Invoice/1306/'" w:xpath="/ns0:NavWordReportXmlPart[1]/ns0:Header[1]/ns0:Line[1]/ns0:UnitPrice_Lbl[1]" w:storeItemID="{00000000-0000-0000-0000-000000000000}"/>
+            <w:dataBinding w:prefixMappings="xmlns:ns0='urn:microsoft-dynamics-nav/reports/Standard_Sales_Invoice/1306/'" w:xpath="/ns0:NavWordReportXmlPart[1]/ns0:Header[1]/ns0:Line[1]/ns0:UnitPrice_Lbl[1]" w:storeItemID="{86353218-9C66-43DD-A003-4CC05E0D2CCF}"/>
             <w15:color w:val="808080"/>
             <w:text/>
           </w:sdtPr>
+          <w:sdtEndPr/>
           <w:sdtContent>
             <w:tc>
               <w:tcPr>
@@ -1200,10 +1229,11 @@
             <w:placeholder>
               <w:docPart w:val="8C6F5038357C4DF2A60E5B0236EB4CB4"/>
             </w:placeholder>
-            <w:dataBinding w:prefixMappings="xmlns:ns0='urn:microsoft-dynamics-nav/reports/Standard_Sales_Invoice/1306/'" w:xpath="/ns0:NavWordReportXmlPart[1]/ns0:Header[1]/ns0:SalesInvoiceLineDiscount_Lbl[1]" w:storeItemID="{00000000-0000-0000-0000-000000000000}"/>
+            <w:dataBinding w:prefixMappings="xmlns:ns0='urn:microsoft-dynamics-nav/reports/Standard_Sales_Invoice/1306/'" w:xpath="/ns0:NavWordReportXmlPart[1]/ns0:Header[1]/ns0:SalesInvoiceLineDiscount_Lbl[1]" w:storeItemID="{86353218-9C66-43DD-A003-4CC05E0D2CCF}"/>
             <w15:color w:val="808080"/>
             <w:text/>
           </w:sdtPr>
+          <w:sdtEndPr/>
           <w:sdtContent>
             <w:tc>
               <w:tcPr>
@@ -1238,10 +1268,11 @@
             <w:alias w:val="VATPct_Line_Lbl"/>
             <w:tag w:val="#BC:InsertDataItem,DataItems/Header/Line/VATPct_Line_Lbl"/>
             <w:id w:val="682009838"/>
-            <w:dataBinding w:prefixMappings="xmlns:ns0='urn:microsoft-dynamics-nav/reports/Standard_Sales_Invoice/1306/'" w:xpath="/ns0:NavWordReportXmlPart[1]/ns0:Header[1]/ns0:Line[1]/ns0:VATPct_Line_Lbl[1]" w:storeItemID="{00000000-0000-0000-0000-000000000000}"/>
+            <w:dataBinding w:prefixMappings="xmlns:ns0='urn:microsoft-dynamics-nav/reports/Standard_Sales_Invoice/1306/'" w:xpath="/ns0:NavWordReportXmlPart[1]/ns0:Header[1]/ns0:Line[1]/ns0:VATPct_Line_Lbl[1]" w:storeItemID="{86353218-9C66-43DD-A003-4CC05E0D2CCF}"/>
             <w15:color w:val="808080"/>
             <w:text/>
           </w:sdtPr>
+          <w:sdtEndPr/>
           <w:sdtContent>
             <w:tc>
               <w:tcPr>
@@ -1276,10 +1307,11 @@
             <w:alias w:val="LineAmount_Line_Lbl"/>
             <w:tag w:val="#BC:InsertDataItem,DataItems/Header/Line/LineAmount_Line_Lbl"/>
             <w:id w:val="-812258216"/>
-            <w:dataBinding w:prefixMappings="xmlns:ns0='urn:microsoft-dynamics-nav/reports/Standard_Sales_Invoice/1306/'" w:xpath="/ns0:NavWordReportXmlPart[1]/ns0:Header[1]/ns0:Line[1]/ns0:LineAmount_Line_Lbl[1]" w:storeItemID="{00000000-0000-0000-0000-000000000000}"/>
+            <w:dataBinding w:prefixMappings="xmlns:ns0='urn:microsoft-dynamics-nav/reports/Standard_Sales_Invoice/1306/'" w:xpath="/ns0:NavWordReportXmlPart[1]/ns0:Header[1]/ns0:Line[1]/ns0:LineAmount_Line_Lbl[1]" w:storeItemID="{86353218-9C66-43DD-A003-4CC05E0D2CCF}"/>
             <w15:color w:val="808080"/>
             <w:text/>
           </w:sdtPr>
+          <w:sdtEndPr/>
           <w:sdtContent>
             <w:tc>
               <w:tcPr>
@@ -1432,10 +1464,11 @@
           <w:placeholder>
             <w:docPart w:val="A31CC2ECAB3646FAA6274EB193E0F587"/>
           </w:placeholder>
-          <w15:dataBinding w:prefixMappings="xmlns:ns0='urn:microsoft-dynamics-nav/reports/Standard_Sales_Invoice/1306/'" w:xpath="/ns0:NavWordReportXmlPart[1]/ns0:Header[1]/ns0:Line" w:storeItemID="{00000000-0000-0000-0000-000000000000}"/>
+          <w15:dataBinding w:prefixMappings="xmlns:ns0='urn:microsoft-dynamics-nav/reports/Standard_Sales_Invoice/1306/' " w:xpath="/ns0:NavWordReportXmlPart[1]/ns0:Header[1]/ns0:Line" w:storeItemID="{86353218-9C66-43DD-A003-4CC05E0D2CCF}"/>
           <w15:color w:val="808080"/>
           <w15:repeatingSection/>
         </w:sdtPr>
+        <w:sdtEndPr/>
         <w:sdtContent>
           <w:sdt>
             <w:sdtPr>
@@ -1447,6 +1480,7 @@
               <w15:color w:val="808080"/>
               <w15:repeatingSectionItem/>
             </w:sdtPr>
+            <w:sdtEndPr/>
             <w:sdtContent>
               <w:tr>
                 <w:trPr>
@@ -1462,7 +1496,7 @@
                     <w:alias w:val="ItemNo_Line"/>
                     <w:tag w:val="#BC:InsertDataItem,DataItems/Header/Line/ItemNo_Line"/>
                     <w:id w:val="1767953054"/>
-                    <w:dataBinding w:prefixMappings="xmlns:ns0='urn:microsoft-dynamics-nav/reports/Standard_Sales_Invoice/1306/'" w:xpath="/ns0:NavWordReportXmlPart[1]/ns0:Header[1]/ns0:Line[1]/ns0:ItemNo_Line[1]" w:storeItemID="{00000000-0000-0000-0000-000000000000}"/>
+                    <w:dataBinding w:prefixMappings="xmlns:ns0='urn:microsoft-dynamics-nav/reports/Standard_Sales_Invoice/1306/'" w:xpath="/ns0:NavWordReportXmlPart[1]/ns0:Header[1]/ns0:Line[1]/ns0:ItemNo_Line[1]" w:storeItemID="{86353218-9C66-43DD-A003-4CC05E0D2CCF}"/>
                     <w15:color w:val="808080"/>
                     <w:text/>
                   </w:sdtPr>
@@ -1503,10 +1537,11 @@
                     <w:alias w:val="Description_Line"/>
                     <w:tag w:val="#BC:InsertDataItem,DataItems/Header/Line/Description_Line"/>
                     <w:id w:val="1393535743"/>
-                    <w:dataBinding w:prefixMappings="xmlns:ns0='urn:microsoft-dynamics-nav/reports/Standard_Sales_Invoice/1306/'" w:xpath="/ns0:NavWordReportXmlPart[1]/ns0:Header[1]/ns0:Line[1]/ns0:Description_Line[1]" w:storeItemID="{00000000-0000-0000-0000-000000000000}"/>
+                    <w:dataBinding w:prefixMappings="xmlns:ns0='urn:microsoft-dynamics-nav/reports/Standard_Sales_Invoice/1306/'" w:xpath="/ns0:NavWordReportXmlPart[1]/ns0:Header[1]/ns0:Line[1]/ns0:Description_Line[1]" w:storeItemID="{86353218-9C66-43DD-A003-4CC05E0D2CCF}"/>
                     <w15:color w:val="808080"/>
                     <w:text/>
                   </w:sdtPr>
+                  <w:sdtEndPr/>
                   <w:sdtContent>
                     <w:tc>
                       <w:tcPr>
@@ -1539,10 +1574,11 @@
                     <w:alias w:val="Quantity_Line"/>
                     <w:tag w:val="#BC:InsertDataItem,DataItems/Header/Line/Quantity_Line"/>
                     <w:id w:val="1672756728"/>
-                    <w:dataBinding w:prefixMappings="xmlns:ns0='urn:microsoft-dynamics-nav/reports/Standard_Sales_Invoice/1306/'" w:xpath="/ns0:NavWordReportXmlPart[1]/ns0:Header[1]/ns0:Line[1]/ns0:Quantity_Line[1]" w:storeItemID="{00000000-0000-0000-0000-000000000000}"/>
+                    <w:dataBinding w:prefixMappings="xmlns:ns0='urn:microsoft-dynamics-nav/reports/Standard_Sales_Invoice/1306/'" w:xpath="/ns0:NavWordReportXmlPart[1]/ns0:Header[1]/ns0:Line[1]/ns0:Quantity_Line[1]" w:storeItemID="{86353218-9C66-43DD-A003-4CC05E0D2CCF}"/>
                     <w15:color w:val="808080"/>
                     <w:text/>
                   </w:sdtPr>
+                  <w:sdtEndPr/>
                   <w:sdtContent>
                     <w:tc>
                       <w:tcPr>
@@ -1579,10 +1615,11 @@
                     <w:placeholder>
                       <w:docPart w:val="DefaultPlaceholder_-1854013440"/>
                     </w:placeholder>
-                    <w:dataBinding w:prefixMappings="xmlns:ns0='urn:microsoft-dynamics-nav/reports/Standard_Sales_Invoice/1306/'" w:xpath="/ns0:NavWordReportXmlPart[1]/ns0:Header[1]/ns0:Line[1]/ns0:UnitOfMeasure[1]" w:storeItemID="{00000000-0000-0000-0000-000000000000}"/>
+                    <w:dataBinding w:prefixMappings="xmlns:ns0='urn:microsoft-dynamics-nav/reports/Standard_Sales_Invoice/1306/'" w:xpath="/ns0:NavWordReportXmlPart[1]/ns0:Header[1]/ns0:Line[1]/ns0:UnitOfMeasure[1]" w:storeItemID="{86353218-9C66-43DD-A003-4CC05E0D2CCF}"/>
                     <w15:color w:val="808080"/>
                     <w:text/>
                   </w:sdtPr>
+                  <w:sdtEndPr/>
                   <w:sdtContent>
                     <w:tc>
                       <w:tcPr>
@@ -1627,10 +1664,11 @@
                         <w:alias w:val="UnitPrice"/>
                         <w:tag w:val="#BC:InsertDataItem,DataItems/Header/Line/UnitPrice"/>
                         <w:id w:val="-1253814634"/>
-                        <w:dataBinding w:prefixMappings="xmlns:ns0='urn:microsoft-dynamics-nav/reports/Standard_Sales_Invoice/1306/'" w:xpath="/ns0:NavWordReportXmlPart[1]/ns0:Header[1]/ns0:Line[1]/ns0:UnitPrice[1]" w:storeItemID="{00000000-0000-0000-0000-000000000000}"/>
+                        <w:dataBinding w:prefixMappings="xmlns:ns0='urn:microsoft-dynamics-nav/reports/Standard_Sales_Invoice/1306/'" w:xpath="/ns0:NavWordReportXmlPart[1]/ns0:Header[1]/ns0:Line[1]/ns0:UnitPrice[1]" w:storeItemID="{86353218-9C66-43DD-A003-4CC05E0D2CCF}"/>
                         <w15:color w:val="808080"/>
                         <w:text/>
                       </w:sdtPr>
+                      <w:sdtEndPr/>
                       <w:sdtContent>
                         <w:proofErr w:type="spellStart"/>
                         <w:r>
@@ -1655,10 +1693,11 @@
                     <w:placeholder>
                       <w:docPart w:val="8C6F5038357C4DF2A60E5B0236EB4CB4"/>
                     </w:placeholder>
-                    <w:dataBinding w:prefixMappings="xmlns:ns0='urn:microsoft-dynamics-nav/reports/Standard_Sales_Invoice/1306/'" w:xpath="/ns0:NavWordReportXmlPart[1]/ns0:Header[1]/ns0:Line[1]/ns0:LineDiscountPercentText_Line[1]" w:storeItemID="{00000000-0000-0000-0000-000000000000}"/>
+                    <w:dataBinding w:prefixMappings="xmlns:ns0='urn:microsoft-dynamics-nav/reports/Standard_Sales_Invoice/1306/'" w:xpath="/ns0:NavWordReportXmlPart[1]/ns0:Header[1]/ns0:Line[1]/ns0:LineDiscountPercentText_Line[1]" w:storeItemID="{86353218-9C66-43DD-A003-4CC05E0D2CCF}"/>
                     <w15:color w:val="808080"/>
                     <w:text/>
                   </w:sdtPr>
+                  <w:sdtEndPr/>
                   <w:sdtContent>
                     <w:tc>
                       <w:tcPr>
@@ -1692,10 +1731,11 @@
                     <w:alias w:val="VATPct_Line"/>
                     <w:tag w:val="#BC:InsertDataItem,DataItems/Header/Line/VATPct_Line"/>
                     <w:id w:val="1436251310"/>
-                    <w:dataBinding w:prefixMappings="xmlns:ns0='urn:microsoft-dynamics-nav/reports/Standard_Sales_Invoice/1306/'" w:xpath="/ns0:NavWordReportXmlPart[1]/ns0:Header[1]/ns0:Line[1]/ns0:VATPct_Line[1]" w:storeItemID="{00000000-0000-0000-0000-000000000000}"/>
+                    <w:dataBinding w:prefixMappings="xmlns:ns0='urn:microsoft-dynamics-nav/reports/Standard_Sales_Invoice/1306/'" w:xpath="/ns0:NavWordReportXmlPart[1]/ns0:Header[1]/ns0:Line[1]/ns0:VATPct_Line[1]" w:storeItemID="{86353218-9C66-43DD-A003-4CC05E0D2CCF}"/>
                     <w15:color w:val="808080"/>
                     <w:text/>
                   </w:sdtPr>
+                  <w:sdtEndPr/>
                   <w:sdtContent>
                     <w:tc>
                       <w:tcPr>
@@ -1741,10 +1781,11 @@
                         <w:alias w:val="LineAmount_Line"/>
                         <w:tag w:val="#BC:InsertDataItem,DataItems/Header/Line/LineAmount_Line"/>
                         <w:id w:val="787541011"/>
-                        <w:dataBinding w:prefixMappings="xmlns:ns0='urn:microsoft-dynamics-nav/reports/Standard_Sales_Invoice/1306/'" w:xpath="/ns0:NavWordReportXmlPart[1]/ns0:Header[1]/ns0:Line[1]/ns0:LineAmount_Line[1]" w:storeItemID="{00000000-0000-0000-0000-000000000000}"/>
+                        <w:dataBinding w:prefixMappings="xmlns:ns0='urn:microsoft-dynamics-nav/reports/Standard_Sales_Invoice/1306/'" w:xpath="/ns0:NavWordReportXmlPart[1]/ns0:Header[1]/ns0:Line[1]/ns0:LineAmount_Line[1]" w:storeItemID="{86353218-9C66-43DD-A003-4CC05E0D2CCF}"/>
                         <w15:color w:val="808080"/>
                         <w:text/>
                       </w:sdtPr>
+                      <w:sdtEndPr/>
                       <w:sdtContent>
                         <w:proofErr w:type="spellStart"/>
                         <w:r>
@@ -1793,29 +1834,72 @@
         <w:gridCol w:w="361"/>
         <w:gridCol w:w="3988"/>
       </w:tblGrid>
-      <w:tr>
-        <w:trPr>
-          <w:trHeight w:val="490"/>
-        </w:trPr>
-        <w:sdt>
-          <w:sdtPr>
-            <w:rPr>
-              <w:lang w:val="en-US" w:eastAsia="en-US"/>
-            </w:rPr>
-            <w:alias w:val="Description_ReportTotalsLine"/>
-            <w:tag w:val="#BC:InsertDataItem,DataItems/Header/ReportTotalsLine/Description_ReportTotalsLine"/>
-            <w:id w:val="1625270051"/>
-            <w:placeholder>
-              <w:docPart w:val="DefaultPlaceholder_-1854013440"/>
-            </w:placeholder>
-            <w:dataBinding w:prefixMappings="xmlns:ns0='urn:microsoft-dynamics-nav/reports/Standard_Sales_Invoice/1306/'" w:xpath="/ns0:NavWordReportXmlPart[1]/ns0:Header[1]/ns0:ReportTotalsLine[1]/ns0:Description_ReportTotalsLine[1]" w:storeItemID="{00000000-0000-0000-0000-000000000000}"/>
-            <w15:color w:val="808080"/>
-            <w:text/>
-          </w:sdtPr>
-          <w:sdtContent>
+      <w:sdt>
+        <w:sdtPr>
+          <w:rPr>
+            <w:lang w:val="en-US" w:eastAsia="en-US"/>
+          </w:rPr>
+          <w:alias w:val="Repeater: ReportTotalsLine"/>
+          <w:tag w:val="#BC:InsertRepeater,DataItems/Header/ReportTotalsLine"/>
+          <w:id w:val="-1457945441"/>
+          <w:placeholder>
+            <w:docPart w:val="05BF6F8E494F4901AAA65882C4795C57"/>
+          </w:placeholder>
+          <w15:color w:val="808080"/>
+        </w:sdtPr>
+        <w:sdtEndPr>
+          <w:rPr>
+            <w14:numSpacing w14:val="tabular"/>
+          </w:rPr>
+        </w:sdtEndPr>
+        <w:sdtContent>
+          <w:tr>
+            <w:trPr>
+              <w:trHeight w:val="490"/>
+            </w:trPr>
+            <w:sdt>
+              <w:sdtPr>
+                <w:rPr>
+                  <w:lang w:val="en-US" w:eastAsia="en-US"/>
+                </w:rPr>
+                <w:alias w:val="Description_ReportTotalsLine"/>
+                <w:tag w:val="#BC:InsertDataItem,DataItems/Header/ReportTotalsLine/Description_ReportTotalsLine"/>
+                <w:id w:val="1625270051"/>
+                <w:placeholder>
+                  <w:docPart w:val="DefaultPlaceholder_-1854013440"/>
+                </w:placeholder>
+                <w:dataBinding w:prefixMappings="xmlns:ns0='urn:microsoft-dynamics-nav/reports/Standard_Sales_Invoice/1306/'" w:xpath="/ns0:NavWordReportXmlPart[1]/ns0:Header[1]/ns0:ReportTotalsLine[1]/ns0:Description_ReportTotalsLine[1]" w:storeItemID="{86353218-9C66-43DD-A003-4CC05E0D2CCF}"/>
+                <w15:color w:val="808080"/>
+                <w:text/>
+              </w:sdtPr>
+              <w:sdtEndPr/>
+              <w:sdtContent>
+                <w:tc>
+                  <w:tcPr>
+                    <w:tcW w:w="2337" w:type="pct"/>
+                  </w:tcPr>
+                  <w:p>
+                    <w:pPr>
+                      <w:pStyle w:val="NoSpacing"/>
+                      <w:rPr>
+                        <w:lang w:val="en-US" w:eastAsia="en-US"/>
+                      </w:rPr>
+                    </w:pPr>
+                    <w:proofErr w:type="spellStart"/>
+                    <w:r>
+                      <w:rPr>
+                        <w:lang w:val="en-US" w:eastAsia="en-US"/>
+                      </w:rPr>
+                      <w:t>Description_ReportTotalsLine</w:t>
+                    </w:r>
+                    <w:proofErr w:type="spellEnd"/>
+                  </w:p>
+                </w:tc>
+              </w:sdtContent>
+            </w:sdt>
             <w:tc>
               <w:tcPr>
-                <w:tcW w:w="2337" w:type="pct"/>
+                <w:tcW w:w="421" w:type="pct"/>
               </w:tcPr>
               <w:p>
                 <w:pPr>
@@ -1824,98 +1908,78 @@
                     <w:lang w:val="en-US" w:eastAsia="en-US"/>
                   </w:rPr>
                 </w:pPr>
-                <w:proofErr w:type="spellStart"/>
-                <w:r>
-                  <w:rPr>
-                    <w:lang w:val="en-US" w:eastAsia="en-US"/>
-                  </w:rPr>
-                  <w:t>Description_ReportTotalsLine</w:t>
-                </w:r>
-                <w:proofErr w:type="spellEnd"/>
               </w:p>
             </w:tc>
-          </w:sdtContent>
-        </w:sdt>
-        <w:tc>
-          <w:tcPr>
-            <w:tcW w:w="421" w:type="pct"/>
-          </w:tcPr>
-          <w:p>
-            <w:pPr>
-              <w:pStyle w:val="NoSpacing"/>
-              <w:rPr>
-                <w:lang w:val="en-US" w:eastAsia="en-US"/>
-              </w:rPr>
-            </w:pPr>
-          </w:p>
-        </w:tc>
-        <w:tc>
-          <w:tcPr>
-            <w:tcW w:w="170" w:type="pct"/>
-          </w:tcPr>
-          <w:p>
-            <w:pPr>
-              <w:pStyle w:val="NoSpacing"/>
-              <w:rPr>
-                <w:lang w:val="en-US" w:eastAsia="en-US"/>
-              </w:rPr>
-            </w:pPr>
-          </w:p>
-        </w:tc>
-        <w:tc>
-          <w:tcPr>
-            <w:tcW w:w="172" w:type="pct"/>
-          </w:tcPr>
-          <w:p>
-            <w:pPr>
-              <w:pStyle w:val="NoSpacing"/>
-              <w:rPr>
-                <w:lang w:val="en-US" w:eastAsia="en-US"/>
-              </w:rPr>
-            </w:pPr>
-          </w:p>
-        </w:tc>
-        <w:sdt>
-          <w:sdtPr>
-            <w:rPr>
-              <w:lang w:val="en-US" w:eastAsia="en-US"/>
-            </w:rPr>
-            <w:alias w:val="AmountFormatted_ReportTotalsLine"/>
-            <w:tag w:val="#BC:InsertDataItem,DataItems/Header/ReportTotalsLine/AmountFormatted_ReportTotalsLine"/>
-            <w:id w:val="-923803814"/>
-            <w:placeholder>
-              <w:docPart w:val="DefaultPlaceholder_-1854013440"/>
-            </w:placeholder>
-            <w:dataBinding w:prefixMappings="xmlns:ns0='urn:microsoft-dynamics-nav/reports/Standard_Sales_Invoice/1306/'" w:xpath="/ns0:NavWordReportXmlPart[1]/ns0:Header[1]/ns0:ReportTotalsLine[1]/ns0:AmountFormatted_ReportTotalsLine[1]" w:storeItemID="{00000000-0000-0000-0000-000000000000}"/>
-            <w15:color w:val="808080"/>
-            <w:text/>
-          </w:sdtPr>
-          <w:sdtContent>
             <w:tc>
               <w:tcPr>
-                <w:tcW w:w="1900" w:type="pct"/>
+                <w:tcW w:w="170" w:type="pct"/>
               </w:tcPr>
               <w:p>
                 <w:pPr>
-                  <w:pStyle w:val="BCNumber"/>
-                  <w:jc w:val="right"/>
+                  <w:pStyle w:val="NoSpacing"/>
                   <w:rPr>
                     <w:lang w:val="en-US" w:eastAsia="en-US"/>
                   </w:rPr>
                 </w:pPr>
-                <w:proofErr w:type="spellStart"/>
-                <w:r>
+              </w:p>
+            </w:tc>
+            <w:tc>
+              <w:tcPr>
+                <w:tcW w:w="172" w:type="pct"/>
+              </w:tcPr>
+              <w:p>
+                <w:pPr>
+                  <w:pStyle w:val="NoSpacing"/>
                   <w:rPr>
                     <w:lang w:val="en-US" w:eastAsia="en-US"/>
                   </w:rPr>
-                  <w:t>AmountFormatted_ReportTotalsLine</w:t>
-                </w:r>
-                <w:proofErr w:type="spellEnd"/>
+                </w:pPr>
               </w:p>
             </w:tc>
-          </w:sdtContent>
-        </w:sdt>
-      </w:tr>
+            <w:sdt>
+              <w:sdtPr>
+                <w:rPr>
+                  <w:lang w:val="en-US" w:eastAsia="en-US"/>
+                </w:rPr>
+                <w:alias w:val="AmountFormatted_ReportTotalsLine"/>
+                <w:tag w:val="#BC:InsertDataItem,DataItems/Header/ReportTotalsLine/AmountFormatted_ReportTotalsLine"/>
+                <w:id w:val="-923803814"/>
+                <w:placeholder>
+                  <w:docPart w:val="DefaultPlaceholder_-1854013440"/>
+                </w:placeholder>
+                <w:dataBinding w:prefixMappings="xmlns:ns0='urn:microsoft-dynamics-nav/reports/Standard_Sales_Invoice/1306/'" w:xpath="/ns0:NavWordReportXmlPart[1]/ns0:Header[1]/ns0:ReportTotalsLine[1]/ns0:AmountFormatted_ReportTotalsLine[1]" w:storeItemID="{86353218-9C66-43DD-A003-4CC05E0D2CCF}"/>
+                <w15:color w:val="808080"/>
+                <w:text/>
+              </w:sdtPr>
+              <w:sdtEndPr/>
+              <w:sdtContent>
+                <w:tc>
+                  <w:tcPr>
+                    <w:tcW w:w="1900" w:type="pct"/>
+                  </w:tcPr>
+                  <w:p>
+                    <w:pPr>
+                      <w:pStyle w:val="BCNumber"/>
+                      <w:jc w:val="right"/>
+                      <w:rPr>
+                        <w:lang w:val="en-US" w:eastAsia="en-US"/>
+                      </w:rPr>
+                    </w:pPr>
+                    <w:proofErr w:type="spellStart"/>
+                    <w:r>
+                      <w:rPr>
+                        <w:lang w:val="en-US" w:eastAsia="en-US"/>
+                      </w:rPr>
+                      <w:t>AmountFormatted_ReportTotalsLine</w:t>
+                    </w:r>
+                    <w:proofErr w:type="spellEnd"/>
+                  </w:p>
+                </w:tc>
+              </w:sdtContent>
+            </w:sdt>
+          </w:tr>
+        </w:sdtContent>
+      </w:sdt>
       <w:tr>
         <w:trPr>
           <w:cnfStyle w:val="010000000000" w:firstRow="0" w:lastRow="1" w:firstColumn="0" w:lastColumn="0" w:oddVBand="0" w:evenVBand="0" w:oddHBand="0" w:evenHBand="0" w:firstRowFirstColumn="0" w:firstRowLastColumn="0" w:lastRowFirstColumn="0" w:lastRowLastColumn="0"/>
@@ -1932,10 +1996,11 @@
             <w:placeholder>
               <w:docPart w:val="DefaultPlaceholder_-1854013440"/>
             </w:placeholder>
-            <w:dataBinding w:prefixMappings="xmlns:ns0='urn:microsoft-dynamics-nav/reports/Standard_Sales_Invoice/1306/'" w:xpath="/ns0:NavWordReportXmlPart[1]/ns0:Header[1]/ns0:Totals[1]/ns0:TotalText[1]" w:storeItemID="{00000000-0000-0000-0000-000000000000}"/>
+            <w:dataBinding w:prefixMappings="xmlns:ns0='urn:microsoft-dynamics-nav/reports/Standard_Sales_Invoice/1306/'" w:xpath="/ns0:NavWordReportXmlPart[1]/ns0:Header[1]/ns0:Totals[1]/ns0:TotalText[1]" w:storeItemID="{86353218-9C66-43DD-A003-4CC05E0D2CCF}"/>
             <w15:color w:val="808080"/>
             <w:text/>
           </w:sdtPr>
+          <w:sdtEndPr/>
           <w:sdtContent>
             <w:tc>
               <w:tcPr>
@@ -2022,7 +2087,6 @@
               </w:rPr>
               <w:t> </w:t>
             </w:r>
-            <w:proofErr w:type="spellStart"/>
             <w:sdt>
               <w:sdtPr>
                 <w:rPr>
@@ -2031,11 +2095,13 @@
                 <w:alias w:val="TotalAmountIncludingVAT"/>
                 <w:tag w:val="#BC:InsertDataItem,DataItems/Header/Totals/TotalAmountIncludingVAT"/>
                 <w:id w:val="475962551"/>
-                <w:dataBinding w:prefixMappings="xmlns:ns0='urn:microsoft-dynamics-nav/reports/Standard_Sales_Invoice/1306/'" w:xpath="/ns0:NavWordReportXmlPart[1]/ns0:Header[1]/ns0:Totals[1]/ns0:TotalAmountIncludingVAT[1]" w:storeItemID="{00000000-0000-0000-0000-000000000000}"/>
+                <w:dataBinding w:prefixMappings="xmlns:ns0='urn:microsoft-dynamics-nav/reports/Standard_Sales_Invoice/1306/'" w:xpath="/ns0:NavWordReportXmlPart[1]/ns0:Header[1]/ns0:Totals[1]/ns0:TotalAmountIncludingVAT[1]" w:storeItemID="{86353218-9C66-43DD-A003-4CC05E0D2CCF}"/>
                 <w15:color w:val="808080"/>
                 <w:text/>
               </w:sdtPr>
+              <w:sdtEndPr/>
               <w:sdtContent>
+                <w:proofErr w:type="spellStart"/>
                 <w:r>
                   <w:rPr>
                     <w:lang w:val="en-US" w:eastAsia="en-US"/>
@@ -2080,10 +2146,11 @@
             <w:placeholder>
               <w:docPart w:val="DefaultPlaceholder_-1854013440"/>
             </w:placeholder>
-            <w:dataBinding w:prefixMappings="xmlns:ns0='urn:microsoft-dynamics-nav/reports/Standard_Sales_Invoice/1306/'" w:xpath="/ns0:NavWordReportXmlPart[1]/ns0:Header[1]/ns0:VATClauseLine[1]/ns0:VATClausesHeader[1]" w:storeItemID="{00000000-0000-0000-0000-000000000000}"/>
+            <w:dataBinding w:prefixMappings="xmlns:ns0='urn:microsoft-dynamics-nav/reports/Standard_Sales_Invoice/1306/'" w:xpath="/ns0:NavWordReportXmlPart[1]/ns0:Header[1]/ns0:VATClauseLine[1]/ns0:VATClausesHeader[1]" w:storeItemID="{86353218-9C66-43DD-A003-4CC05E0D2CCF}"/>
             <w15:color w:val="808080"/>
             <w:text/>
           </w:sdtPr>
+          <w:sdtEndPr/>
           <w:sdtContent>
             <w:tc>
               <w:tcPr>
@@ -2178,10 +2245,11 @@
             <w:placeholder>
               <w:docPart w:val="69DAFFCDDFA44789BBD2F4D4F0FDFB01"/>
             </w:placeholder>
-            <w:dataBinding w:prefixMappings="xmlns:ns0='urn:microsoft-dynamics-nav/reports/Standard_Sales_Invoice/1306/'" w:xpath="/ns0:NavWordReportXmlPart[1]/ns0:Header[1]/ns0:VATClauseLine[1]/ns0:Description_VATClauseLine[1]" w:storeItemID="{00000000-0000-0000-0000-000000000000}"/>
+            <w:dataBinding w:prefixMappings="xmlns:ns0='urn:microsoft-dynamics-nav/reports/Standard_Sales_Invoice/1306/'" w:xpath="/ns0:NavWordReportXmlPart[1]/ns0:Header[1]/ns0:VATClauseLine[1]/ns0:Description_VATClauseLine[1]" w:storeItemID="{86353218-9C66-43DD-A003-4CC05E0D2CCF}"/>
             <w15:color w:val="808080"/>
             <w:text/>
           </w:sdtPr>
+          <w:sdtEndPr/>
           <w:sdtContent>
             <w:tc>
               <w:tcPr>
@@ -2257,10 +2325,11 @@
             <w:placeholder>
               <w:docPart w:val="DefaultPlaceholder_-1854013440"/>
             </w:placeholder>
-            <w:dataBinding w:prefixMappings="xmlns:ns0='urn:microsoft-dynamics-nav/reports/Standard_Sales_Invoice/1306/'" w:xpath="/ns0:NavWordReportXmlPart[1]/ns0:Header[1]/ns0:VATClauseLine[1]/ns0:VATAmount_VATClauseLine[1]" w:storeItemID="{00000000-0000-0000-0000-000000000000}"/>
+            <w:dataBinding w:prefixMappings="xmlns:ns0='urn:microsoft-dynamics-nav/reports/Standard_Sales_Invoice/1306/'" w:xpath="/ns0:NavWordReportXmlPart[1]/ns0:Header[1]/ns0:VATClauseLine[1]/ns0:VATAmount_VATClauseLine[1]" w:storeItemID="{86353218-9C66-43DD-A003-4CC05E0D2CCF}"/>
             <w15:color w:val="808080"/>
             <w:text/>
           </w:sdtPr>
+          <w:sdtEndPr/>
           <w:sdtContent>
             <w:tc>
               <w:tcPr>
@@ -2302,10 +2371,11 @@
             <w:placeholder>
               <w:docPart w:val="DefaultPlaceholder_-1854013440"/>
             </w:placeholder>
-            <w:dataBinding w:prefixMappings="xmlns:ns0='urn:microsoft-dynamics-nav/reports/Standard_Sales_Invoice/1306/'" w:xpath="/ns0:NavWordReportXmlPart[1]/ns0:Header[1]/ns0:VATClauseLine[1]/ns0:Description2_VATClauseLine[1]" w:storeItemID="{00000000-0000-0000-0000-000000000000}"/>
+            <w:dataBinding w:prefixMappings="xmlns:ns0='urn:microsoft-dynamics-nav/reports/Standard_Sales_Invoice/1306/'" w:xpath="/ns0:NavWordReportXmlPart[1]/ns0:Header[1]/ns0:VATClauseLine[1]/ns0:Description2_VATClauseLine[1]" w:storeItemID="{86353218-9C66-43DD-A003-4CC05E0D2CCF}"/>
             <w15:color w:val="808080"/>
             <w:text/>
           </w:sdtPr>
+          <w:sdtEndPr/>
           <w:sdtContent>
             <w:tc>
               <w:tcPr>
@@ -2376,11 +2446,11 @@
             <w:alias w:val="RemainingAmount"/>
             <w:tag w:val="#BC:InsertDataItem,DataItems/Header/RemainingAmount"/>
             <w:id w:val="323400471"/>
-            <w:showingPlcHdr/>
-            <w:dataBinding w:prefixMappings="xmlns:ns0='urn:microsoft-dynamics-nav/reports/Standard_Sales_Invoice/1306/'" w:xpath="/ns0:NavWordReportXmlPart[1]/ns0:Header[1]/ns0:RemainingAmount[1]" w:storeItemID="{00000000-0000-0000-0000-000000000000}"/>
+            <w:dataBinding w:prefixMappings="xmlns:ns0='urn:microsoft-dynamics-nav/reports/Standard_Sales_Invoice/1306/'" w:xpath="/ns0:NavWordReportXmlPart[1]/ns0:Header[1]/ns0:RemainingAmount[1]" w:storeItemID="{86353218-9C66-43DD-A003-4CC05E0D2CCF}"/>
             <w15:color w:val="808080"/>
             <w:text/>
           </w:sdtPr>
+          <w:sdtEndPr/>
           <w:sdtContent>
             <w:tc>
               <w:tcPr>
@@ -2394,12 +2464,14 @@
                     <w:lang w:val="en-US" w:eastAsia="en-US"/>
                   </w:rPr>
                 </w:pPr>
+                <w:proofErr w:type="spellStart"/>
                 <w:r>
                   <w:rPr>
                     <w:lang w:val="en-US" w:eastAsia="en-US"/>
                   </w:rPr>
-                  <w:t xml:space="preserve">     </w:t>
+                  <w:t>RemainingAmount</w:t>
                 </w:r>
+                <w:proofErr w:type="spellEnd"/>
               </w:p>
             </w:tc>
           </w:sdtContent>
@@ -2425,10 +2497,11 @@
         <w:placeholder>
           <w:docPart w:val="EA297FA850994C559D292F75133A1228"/>
         </w:placeholder>
-        <w:dataBinding w:prefixMappings="xmlns:ns0='urn:microsoft-dynamics-nav/reports/Standard_Sales_Invoice/1306/'" w:xpath="/ns0:NavWordReportXmlPart[1]/ns0:Header[1]/ns0:VATAmountSpecification_Lbl[1]" w:storeItemID="{00000000-0000-0000-0000-000000000000}"/>
+        <w:dataBinding w:prefixMappings="xmlns:ns0='urn:microsoft-dynamics-nav/reports/Standard_Sales_Invoice/1306/'" w:xpath="/ns0:NavWordReportXmlPart[1]/ns0:Header[1]/ns0:VATAmountSpecification_Lbl[1]" w:storeItemID="{86353218-9C66-43DD-A003-4CC05E0D2CCF}"/>
         <w15:color w:val="808080"/>
         <w:text/>
       </w:sdtPr>
+      <w:sdtEndPr/>
       <w:sdtContent>
         <w:p>
           <w:pPr>
@@ -2488,6 +2561,7 @@
             <w:dataBinding w:prefixMappings="xmlns:ns0='urn:microsoft-dynamics-nav/reports/Standard_Sales_Invoice/1306/'" w:xpath="/ns0:NavWordReportXmlPart[1]/ns0:Header[1]/ns0:VATAmountLine[1]/ns0:VATIdentifier_VatAmountLine_Lbl[1]" w:storeItemID="{86353218-9C66-43DD-A003-4CC05E0D2CCF}"/>
             <w:text/>
           </w:sdtPr>
+          <w:sdtEndPr/>
           <w:sdtContent>
             <w:tc>
               <w:tcPr>
@@ -2519,6 +2593,7 @@
             <w:dataBinding w:prefixMappings="xmlns:ns0='urn:microsoft-dynamics-nav/reports/Standard_Sales_Invoice/1306/'" w:xpath="/ns0:NavWordReportXmlPart[1]/ns0:Header[1]/ns0:VATAmountLine[1]/ns0:VATPct_VatAmountLine_Lbl[1]" w:storeItemID="{86353218-9C66-43DD-A003-4CC05E0D2CCF}"/>
             <w:text/>
           </w:sdtPr>
+          <w:sdtEndPr/>
           <w:sdtContent>
             <w:tc>
               <w:tcPr>
@@ -2551,6 +2626,7 @@
             <w:dataBinding w:prefixMappings="xmlns:ns0='urn:microsoft-dynamics-nav/reports/Standard_Sales_Invoice/1306/'" w:xpath="/ns0:NavWordReportXmlPart[1]/ns0:Header[1]/ns0:VATAmountLine[1]/ns0:VATBase_VatAmountLine_Lbl[1]" w:storeItemID="{86353218-9C66-43DD-A003-4CC05E0D2CCF}"/>
             <w:text/>
           </w:sdtPr>
+          <w:sdtEndPr/>
           <w:sdtContent>
             <w:tc>
               <w:tcPr>
@@ -2583,6 +2659,7 @@
             <w:dataBinding w:prefixMappings="xmlns:ns0='urn:microsoft-dynamics-nav/reports/Standard_Sales_Invoice/1306/'" w:xpath="/ns0:NavWordReportXmlPart[1]/ns0:Header[1]/ns0:VATAmountLine[1]/ns0:VATAmount_VatAmountLine_Lbl[1]" w:storeItemID="{86353218-9C66-43DD-A003-4CC05E0D2CCF}"/>
             <w:text/>
           </w:sdtPr>
+          <w:sdtEndPr/>
           <w:sdtContent>
             <w:tc>
               <w:tcPr>
@@ -2615,6 +2692,7 @@
             <w:dataBinding w:prefixMappings="xmlns:ns0='urn:microsoft-dynamics-nav/reports/Standard_Sales_Invoice/1306/'" w:xpath="/ns0:NavWordReportXmlPart[1]/ns0:Header[1]/ns0:VATAmountLine[1]/ns0:VATBaseLCY_VATAmountLine_Lbl[1]" w:storeItemID="{86353218-9C66-43DD-A003-4CC05E0D2CCF}"/>
             <w:text/>
           </w:sdtPr>
+          <w:sdtEndPr/>
           <w:sdtContent>
             <w:tc>
               <w:tcPr>
@@ -2647,6 +2725,7 @@
             <w:dataBinding w:prefixMappings="xmlns:ns0='urn:microsoft-dynamics-nav/reports/Standard_Sales_Invoice/1306/'" w:xpath="/ns0:NavWordReportXmlPart[1]/ns0:Header[1]/ns0:VATAmountLine[1]/ns0:VATAmountLCY_VATAmountLine_Lbl[1]" w:storeItemID="{86353218-9C66-43DD-A003-4CC05E0D2CCF}"/>
             <w:text/>
           </w:sdtPr>
+          <w:sdtEndPr/>
           <w:sdtContent>
             <w:tc>
               <w:tcPr>
@@ -2766,10 +2845,11 @@
           <w:placeholder>
             <w:docPart w:val="D7B812F22E61460AB6905139619F2204"/>
           </w:placeholder>
-          <w15:dataBinding w:prefixMappings="xmlns:ns0='urn:microsoft-dynamics-nav/reports/Standard_Sales_Invoice/1306/'" w:xpath="/ns0:NavWordReportXmlPart[1]/ns0:Header[1]/ns0:VATAmountLine" w:storeItemID="{00000000-0000-0000-0000-000000000000}"/>
+          <w15:dataBinding w:prefixMappings="xmlns:ns0='urn:microsoft-dynamics-nav/reports/Standard_Sales_Invoice/1306/' " w:xpath="/ns0:NavWordReportXmlPart[1]/ns0:Header[1]/ns0:VATAmountLine" w:storeItemID="{86353218-9C66-43DD-A003-4CC05E0D2CCF}"/>
           <w15:color w:val="808080"/>
           <w15:repeatingSection/>
         </w:sdtPr>
+        <w:sdtEndPr/>
         <w:sdtContent>
           <w:sdt>
             <w:sdtPr>
@@ -2781,6 +2861,7 @@
               <w15:color w:val="808080"/>
               <w15:repeatingSectionItem/>
             </w:sdtPr>
+            <w:sdtEndPr/>
             <w:sdtContent>
               <w:tr>
                 <w:trPr>
@@ -2799,7 +2880,7 @@
                     <w:placeholder>
                       <w:docPart w:val="DefaultPlaceholder_-1854013440"/>
                     </w:placeholder>
-                    <w:dataBinding w:prefixMappings="xmlns:ns0='urn:microsoft-dynamics-nav/reports/Standard_Sales_Invoice/1306/'" w:xpath="/ns0:NavWordReportXmlPart[1]/ns0:Header[1]/ns0:VATAmountLine[1]/ns0:VATIdentifier_VatAmountLine[1]" w:storeItemID="{00000000-0000-0000-0000-000000000000}"/>
+                    <w:dataBinding w:prefixMappings="xmlns:ns0='urn:microsoft-dynamics-nav/reports/Standard_Sales_Invoice/1306/'" w:xpath="/ns0:NavWordReportXmlPart[1]/ns0:Header[1]/ns0:VATAmountLine[1]/ns0:VATIdentifier_VatAmountLine[1]" w:storeItemID="{86353218-9C66-43DD-A003-4CC05E0D2CCF}"/>
                     <w15:color w:val="808080"/>
                     <w:text/>
                   </w:sdtPr>
@@ -2843,6 +2924,7 @@
                     <w:dataBinding w:prefixMappings="xmlns:ns0='urn:microsoft-dynamics-nav/reports/Standard_Sales_Invoice/1306/'" w:xpath="/ns0:NavWordReportXmlPart[1]/ns0:Header[1]/ns0:VATAmountLine[1]/ns0:VATPct_VatAmountLine[1]" w:storeItemID="{86353218-9C66-43DD-A003-4CC05E0D2CCF}"/>
                     <w:text/>
                   </w:sdtPr>
+                  <w:sdtEndPr/>
                   <w:sdtContent>
                     <w:tc>
                       <w:tcPr>
@@ -2874,6 +2956,7 @@
                     <w:dataBinding w:prefixMappings="xmlns:ns0='urn:microsoft-dynamics-nav/reports/Standard_Sales_Invoice/1306/'" w:xpath="/ns0:NavWordReportXmlPart[1]/ns0:Header[1]/ns0:VATAmountLine[1]/ns0:VATBase_VatAmountLine[1]" w:storeItemID="{86353218-9C66-43DD-A003-4CC05E0D2CCF}"/>
                     <w:text/>
                   </w:sdtPr>
+                  <w:sdtEndPr/>
                   <w:sdtContent>
                     <w:tc>
                       <w:tcPr>
@@ -2905,6 +2988,7 @@
                     <w:dataBinding w:prefixMappings="xmlns:ns0='urn:microsoft-dynamics-nav/reports/Standard_Sales_Invoice/1306/'" w:xpath="/ns0:NavWordReportXmlPart[1]/ns0:Header[1]/ns0:VATAmountLine[1]/ns0:VATAmount_VatAmountLine[1]" w:storeItemID="{86353218-9C66-43DD-A003-4CC05E0D2CCF}"/>
                     <w:text/>
                   </w:sdtPr>
+                  <w:sdtEndPr/>
                   <w:sdtContent>
                     <w:tc>
                       <w:tcPr>
@@ -2936,6 +3020,7 @@
                     <w:dataBinding w:prefixMappings="xmlns:ns0='urn:microsoft-dynamics-nav/reports/Standard_Sales_Invoice/1306/'" w:xpath="/ns0:NavWordReportXmlPart[1]/ns0:Header[1]/ns0:VATAmountLine[1]/ns0:VATBaseLCY_VATAmountLine[1]" w:storeItemID="{86353218-9C66-43DD-A003-4CC05E0D2CCF}"/>
                     <w:text/>
                   </w:sdtPr>
+                  <w:sdtEndPr/>
                   <w:sdtContent>
                     <w:tc>
                       <w:tcPr>
@@ -2979,6 +3064,7 @@
                         <w:dataBinding w:prefixMappings="xmlns:ns0='urn:microsoft-dynamics-nav/reports/Standard_Sales_Invoice/1306/'" w:xpath="/ns0:NavWordReportXmlPart[1]/ns0:Header[1]/ns0:VATAmountLine[1]/ns0:VATAmountLCY_VATAmountLine[1]" w:storeItemID="{86353218-9C66-43DD-A003-4CC05E0D2CCF}"/>
                         <w:text/>
                       </w:sdtPr>
+                      <w:sdtEndPr/>
                       <w:sdtContent>
                         <w:r>
                           <w:t>VATAmountLCY_VATAmountLine</w:t>
@@ -3033,10 +3119,11 @@
             <w:placeholder>
               <w:docPart w:val="DefaultPlaceholder_-1854013440"/>
             </w:placeholder>
-            <w:dataBinding w:prefixMappings="xmlns:ns0='urn:microsoft-dynamics-nav/reports/Standard_Sales_Invoice/1306/'" w:xpath="/ns0:NavWordReportXmlPart[1]/ns0:Header[1]/ns0:Totals[1]/ns0:TotalText[1]" w:storeItemID="{00000000-0000-0000-0000-000000000000}"/>
+            <w:dataBinding w:prefixMappings="xmlns:ns0='urn:microsoft-dynamics-nav/reports/Standard_Sales_Invoice/1306/'" w:xpath="/ns0:NavWordReportXmlPart[1]/ns0:Header[1]/ns0:Totals[1]/ns0:TotalText[1]" w:storeItemID="{86353218-9C66-43DD-A003-4CC05E0D2CCF}"/>
             <w15:color w:val="808080"/>
             <w:text/>
           </w:sdtPr>
+          <w:sdtEndPr/>
           <w:sdtContent>
             <w:tc>
               <w:tcPr>
@@ -3087,6 +3174,7 @@
             <w:dataBinding w:prefixMappings="xmlns:ns0='urn:microsoft-dynamics-nav/reports/Standard_Sales_Invoice/1306/'" w:xpath="/ns0:NavWordReportXmlPart[1]/ns0:Header[1]/ns0:VATAmountLine[1]/ns0:VATBase_VatAmountLine[1]" w:storeItemID="{86353218-9C66-43DD-A003-4CC05E0D2CCF}"/>
             <w:text/>
           </w:sdtPr>
+          <w:sdtEndPr/>
           <w:sdtContent>
             <w:tc>
               <w:tcPr>
@@ -3119,6 +3207,7 @@
             <w:dataBinding w:prefixMappings="xmlns:ns0='urn:microsoft-dynamics-nav/reports/Standard_Sales_Invoice/1306/'" w:xpath="/ns0:NavWordReportXmlPart[1]/ns0:Header[1]/ns0:VATAmountLine[1]/ns0:VATAmount_VatAmountLine[1]" w:storeItemID="{86353218-9C66-43DD-A003-4CC05E0D2CCF}"/>
             <w:text/>
           </w:sdtPr>
+          <w:sdtEndPr/>
           <w:sdtContent>
             <w:tc>
               <w:tcPr>
@@ -3151,6 +3240,7 @@
             <w:dataBinding w:prefixMappings="xmlns:ns0='urn:microsoft-dynamics-nav/reports/Standard_Sales_Invoice/1306/'" w:xpath="/ns0:NavWordReportXmlPart[1]/ns0:Header[1]/ns0:VATAmountLine[1]/ns0:VATBaseLCY_VATAmountLine[1]" w:storeItemID="{86353218-9C66-43DD-A003-4CC05E0D2CCF}"/>
             <w:text/>
           </w:sdtPr>
+          <w:sdtEndPr/>
           <w:sdtContent>
             <w:tc>
               <w:tcPr>
@@ -3196,6 +3286,7 @@
                 <w:dataBinding w:prefixMappings="xmlns:ns0='urn:microsoft-dynamics-nav/reports/Standard_Sales_Invoice/1306/'" w:xpath="/ns0:NavWordReportXmlPart[1]/ns0:Header[1]/ns0:VATAmountLine[1]/ns0:VATAmountLCY_VATAmountLine[1]" w:storeItemID="{86353218-9C66-43DD-A003-4CC05E0D2CCF}"/>
                 <w:text/>
               </w:sdtPr>
+              <w:sdtEndPr/>
               <w:sdtContent>
                 <w:r>
                   <w:t>VATAmountLCY_VATAmountLine</w:t>
@@ -3243,10 +3334,11 @@
               <w:alias w:val="WorkDescriptionLine"/>
               <w:tag w:val="#BC:InsertDataItem,DataItems/Header/WorkDescriptionLines/WorkDescriptionLine"/>
               <w:id w:val="-1095937099"/>
-              <w:dataBinding w:prefixMappings="xmlns:ns0='urn:microsoft-dynamics-nav/reports/Standard_Sales_Invoice/1306/'" w:xpath="/ns0:NavWordReportXmlPart[1]/ns0:Header[1]/ns0:WorkDescriptionLines[1]/ns0:WorkDescriptionLine[1]" w:storeItemID="{00000000-0000-0000-0000-000000000000}"/>
+              <w:dataBinding w:prefixMappings="xmlns:ns0='urn:microsoft-dynamics-nav/reports/Standard_Sales_Invoice/1306/'" w:xpath="/ns0:NavWordReportXmlPart[1]/ns0:Header[1]/ns0:WorkDescriptionLines[1]/ns0:WorkDescriptionLine[1]" w:storeItemID="{86353218-9C66-43DD-A003-4CC05E0D2CCF}"/>
               <w15:color w:val="808080"/>
               <w:text/>
             </w:sdtPr>
+            <w:sdtEndPr/>
             <w:sdtContent>
               <w:p>
                 <w:pPr>
@@ -3282,6 +3374,7 @@
           <w:dataBinding w:prefixMappings="xmlns:ns0='urn:microsoft-dynamics-nav/reports/Standard_Sales_Invoice/1306/'" w:xpath="/ns0:NavWordReportXmlPart[1]/ns0:Header[1]/ns0:PaymentReportingArgument[1]/ns0:PaymentServiceLogo[1]" w:storeItemID="{86353218-9C66-43DD-A003-4CC05E0D2CCF}"/>
           <w:picture/>
         </w:sdtPr>
+        <w:sdtEndPr/>
         <w:sdtContent>
           <w:r>
             <w:rPr>
@@ -3368,10 +3461,11 @@
               <w:alias w:val="PaymentServiceText_Url"/>
               <w:tag w:val="#BC:InsertDataItem,DataItems/Header/PaymentReportingArgument/PaymentServiceText_Url"/>
               <w:id w:val="-799918150"/>
-              <w:dataBinding w:prefixMappings="xmlns:ns0='urn:microsoft-dynamics-nav/reports/Standard_Sales_Invoice/1306/'" w:xpath="/ns0:NavWordReportXmlPart[1]/ns0:Header[1]/ns0:PaymentReportingArgument[1]/ns0:PaymentServiceText_Url[1]" w:storeItemID="{00000000-0000-0000-0000-000000000000}"/>
+              <w:dataBinding w:prefixMappings="xmlns:ns0='urn:microsoft-dynamics-nav/reports/Standard_Sales_Invoice/1306/'" w:xpath="/ns0:NavWordReportXmlPart[1]/ns0:Header[1]/ns0:PaymentReportingArgument[1]/ns0:PaymentServiceText_Url[1]" w:storeItemID="{86353218-9C66-43DD-A003-4CC05E0D2CCF}"/>
               <w15:color w:val="808080"/>
               <w:text/>
             </w:sdtPr>
+            <w:sdtEndPr/>
             <w:sdtContent>
               <w:p>
                 <w:pPr>
@@ -3401,6 +3495,7 @@
             <w15:color w:val="808080"/>
             <w:text/>
           </w:sdtPr>
+          <w:sdtEndPr/>
           <w:sdtContent>
             <w:tc>
               <w:tcPr>
@@ -5048,6 +5143,32 @@
         </w:p>
       </w:docPartBody>
     </w:docPart>
+    <w:docPart>
+      <w:docPartPr>
+        <w:name w:val="05BF6F8E494F4901AAA65882C4795C57"/>
+        <w:category>
+          <w:name w:val="General"/>
+          <w:gallery w:val="placeholder"/>
+        </w:category>
+        <w:types>
+          <w:type w:val="bbPlcHdr"/>
+        </w:types>
+        <w:behaviors>
+          <w:behavior w:val="content"/>
+        </w:behaviors>
+        <w:guid w:val="{35B85680-75E3-4545-A9A8-C74BFDC1443D}"/>
+      </w:docPartPr>
+      <w:docPartBody>
+        <w:p>
+          <w:r>
+            <w:rPr>
+              <w:rStyle w:val="PlaceholderText"/>
+            </w:rPr>
+            <w:t>ReportTotalsLine: Insert any data item you want to repeat.</w:t>
+          </w:r>
+        </w:p>
+      </w:docPartBody>
+    </w:docPart>
   </w:docParts>
 </w:glossaryDocument>
 </file>
@@ -5107,12 +5228,15 @@
   </w:compat>
   <w:rsids>
     <w:rsidRoot w:val="00974876"/>
+    <w:rsid w:val="00013F15"/>
     <w:rsid w:val="00015EC7"/>
     <w:rsid w:val="00016018"/>
+    <w:rsid w:val="000E6B2B"/>
     <w:rsid w:val="00123092"/>
     <w:rsid w:val="0024795B"/>
     <w:rsid w:val="003F5606"/>
     <w:rsid w:val="00495F3D"/>
+    <w:rsid w:val="005A7D0D"/>
     <w:rsid w:val="00687688"/>
     <w:rsid w:val="007A35AE"/>
     <w:rsid w:val="008268AE"/>
@@ -5579,7 +5703,10 @@
     <w:basedOn w:val="DefaultParagraphFont"/>
     <w:uiPriority w:val="99"/>
     <w:semiHidden/>
-    <w:rsid w:val="00B15679"/>
+    <w:rsid w:val="00013F15"/>
+    <w:rPr>
+      <w:color w:val="666666"/>
+    </w:rPr>
   </w:style>
   <w:style w:type="paragraph" w:customStyle="1" w:styleId="8C6F5038357C4DF2A60E5B0236EB4CB4">
     <w:name w:val="8C6F5038357C4DF2A60E5B0236EB4CB4"/>
@@ -5994,6 +6121,9 @@
   <wetp:taskpane dockstate="right" visibility="0" width="0" row="0">
     <wetp:webextensionref xmlns:r="http://schemas.openxmlformats.org/officeDocument/2006/relationships" r:id="rId2"/>
   </wetp:taskpane>
+  <wetp:taskpane dockstate="right" visibility="0" width="350" row="2">
+    <wetp:webextensionref xmlns:r="http://schemas.openxmlformats.org/officeDocument/2006/relationships" r:id="rId3"/>
+  </wetp:taskpane>
 </wetp:taskpanes>
 </file>
 
@@ -6019,9 +6149,19 @@
 </we:webextension>
 </file>
 
-<file path=customXml/item1.xml>��< ? x m l   v e r s i o n = " 1 . 0 "   e n c o d i n g = " u t f - 1 6 " ? > - 
- < N a v W o r d R e p o r t X m l P a r t   x m l n s = " u r n : m i c r o s o f t - d y n a m i c s - b u s i n e s s c e n t r a l / i n t e r n a l / e x t e n d e d / r e p o r t s / S t a n d a r d _ S a l e s _ I n v o i c e / 1 3 0 6 / " > +<file path=word/webextensions/webextension3.xml><?xml version="1.0" encoding="utf-8"?>
+<we:webextension xmlns:we="http://schemas.microsoft.com/office/webextensions/webextension/2010/11" id="{2195C008-C21D-488C-949C-399824EE240B}">
+  <we:reference id="WA200007356" version="2.0.0.1" store="Omex" storeType="OMEX"/>
+  <we:alternateReferences>
+    <we:reference id="WA200007356" version="2.0.0.1" store="WA200007356" storeType="OMEX"/>
+  </we:alternateReferences>
+  <we:properties/>
+  <we:bindings/>
+  <we:snapshot xmlns:r="http://schemas.openxmlformats.org/officeDocument/2006/relationships"/>
+</we:webextension>
+</file>
+
+<file path=customXml/item1.xml>��< ? x m l   v e r s i o n = " 1 . 0 "   e n c o d i n g = " u t f - 1 6 " ? > < N a v W o r d R e p o r t X m l P a r t   x m l n s = " u r n : m i c r o s o f t - d y n a m i c s - n a v / r e p o r t s / S t a n d a r d _ S a l e s _ I n v o i c e / 1 3 0 6 / " >   
      < B C R e p o r t I n f o r m a t i o n >   
@@ -6167,915 +6307,581 @@
  
      < / B C R e p o r t I n f o r m a t i o n >   
-     < T o o l t i p s > - 
-         < T o o l t i p   c o l u m n = " C o m p a n y H o m e P a g e "   E l e m e n t I d = " 1 9 8 9 1 8 8 7 0 " > - 
-             < T o o l t i p T e x t   l a n g = " e n - U S " > S p e c i f i e s   y o u r   c o m p a n y ' s   w e b   s i t e . < / T o o l t i p T e x t > - 
-         < / T o o l t i p > - 
-         < T o o l t i p   c o l u m n = " C o m p a n y E M a i l "   E l e m e n t I d = " 1 6 7 7 0 7 4 0 5 8 " > - 
-             < T o o l t i p T e x t   l a n g = " e n - U S " > S p e c i f i e s   t h e   c o m p a n y ' s   e m a i l   a d d r e s s . < / T o o l t i p T e x t > - 
-         < / T o o l t i p > - 
-         < T o o l t i p   c o l u m n = " C o m p a n y P i c t u r e "   E l e m e n t I d = " 1 3 9 7 4 1 1 0 7 4 " > - 
-             < T o o l t i p T e x t   l a n g = " e n - U S " > S p e c i f i e s   t h e   p i c t u r e   t h a t   h a s   b e e n   s e t   u p   f o r   t h e   c o m p a n y ,   s u c h   a s   a   c o m p a n y   l o g o . < / T o o l t i p T e x t > - 
-         < / T o o l t i p > - 
-         < T o o l t i p   c o l u m n = " C o m p a n y P h o n e N o "   E l e m e n t I d = " 2 5 0 4 4 0 6 5 5 " > - 
-             < T o o l t i p T e x t   l a n g = " e n - U S " > S p e c i f i e s   t h e   c o m p a n y ' s   t e l e p h o n e   n u m b e r . < / T o o l t i p T e x t > - 
-         < / T o o l t i p > - 
-         < T o o l t i p   c o l u m n = " C o m p a n y G i r o N o "   E l e m e n t I d = " 1 3 6 0 1 9 6 3 2 0 " > - 
-             < T o o l t i p T e x t   l a n g = " e n - U S " > S p e c i f i e s   t h e   c o m p a n y ' s   g i r o   n u m b e r . < / T o o l t i p T e x t > - 
-         < / T o o l t i p > - 
-         < T o o l t i p   c o l u m n = " C o m p a n y B a n k N a m e "   E l e m e n t I d = " 1 5 3 4 9 0 5 6 0 5 " > - 
-             < T o o l t i p T e x t   l a n g = " e n - U S " > S p e c i f i e s   t h e   n a m e   o f   t h e   b a n k   w h e r e   y o u   h a v e   t h e   b a n k   a c c o u n t . < / T o o l t i p T e x t > - 
-         < / T o o l t i p > - 
-         < T o o l t i p   c o l u m n = " C o m p a n y B a n k B r a n c h N o "   E l e m e n t I d = " 7 9 3 1 3 3 0 5 7 " > - 
-             < T o o l t i p T e x t   l a n g = " e n - U S " > S p e c i f i e s   a   n u m b e r   o f   t h e   b a n k   b r a n c h . < / T o o l t i p T e x t > - 
-         < / T o o l t i p > - 
-         < T o o l t i p   c o l u m n = " C o m p a n y B a n k A c c o u n t N o "   E l e m e n t I d = " 3 0 1 4 0 2 0 4 " > - 
-             < T o o l t i p T e x t   l a n g = " e n - U S " > S p e c i f i e s   t h e   n u m b e r   u s e d   b y   t h e   b a n k   f o r   t h e   b a n k   a c c o u n t . < / T o o l t i p T e x t > - 
-         < / T o o l t i p > - 
-         < T o o l t i p   c o l u m n = " C o m p a n y I B A N "   E l e m e n t I d = " 9 0 6 5 4 9 1 8 2 " > - 
-             < T o o l t i p T e x t   l a n g = " e n - U S " > S p e c i f i e s   t h e   b a n k   a c c o u n t ' s   i n t e r n a t i o n a l   b a n k   a c c o u n t   n u m b e r . < / T o o l t i p T e x t > - 
-         < / T o o l t i p > - 
-         < T o o l t i p   c o l u m n = " C o m p a n y S W I F T "   E l e m e n t I d = " 6 6 8 2 5 0 2 4 5 " > - 
-             < T o o l t i p T e x t   l a n g = " e n - U S " > S p e c i f i e s   t h e   i n t e r n a t i o n a l   b a n k   i d e n t i f i e r   c o d e   ( S W I F T )   o f   t h e   b a n k   w h e r e   y o u   h a v e   t h e   a c c o u n t . < / T o o l t i p T e x t > - 
-         < / T o o l t i p > - 
-         < T o o l t i p   c o l u m n = " Y o u r R e f e r e n c e "   E l e m e n t I d = " 1 1 0 3 9 9 5 1 " > - 
-             < T o o l t i p T e x t   l a n g = " e n - U S " > S p e c i f i e s   t h e   c u s t o m e r ' s   r e f e r e n c e .   T h e   c o n t e n t s   w i l l   b e   p r i n t e d   o n   s a l e s   d o c u m e n t s . < / T o o l t i p T e x t > - 
-         < / T o o l t i p > - 
-         < T o o l t i p   c o l u m n = " S h i p m e n t M e t h o d D e s c r i p t i o n "   E l e m e n t I d = " 2 0 5 9 4 0 3 2 6 0 " > - 
-             < T o o l t i p T e x t   l a n g = " e n - U S " > S p e c i f i e s   a   d e s c r i p t i o n   o f   t h e   s h i p m e n t   m e t h o d . < / T o o l t i p T e x t > - 
-         < / T o o l t i p > - 
-         < T o o l t i p   c o l u m n = " S h i p T o P h o n e N o "   E l e m e n t I d = " 3 6 9 7 0 2 2 5 5 " > - 
-             < T o o l t i p T e x t   l a n g = " e n - U S " > S p e c i f i e s   t h e   t e l e p h o n e   n u m b e r   o f   t h e   c o m p a n y ' s   s h i p p i n g   a d d r e s s . < / T o o l t i p T e x t > - 
-         < / T o o l t i p > - 
-         < T o o l t i p   c o l u m n = " S e l l T o C o n t a c t P h o n e N o "   E l e m e n t I d = " 1 6 1 3 8 2 2 4 8 3 " > - 
-             < T o o l t i p T e x t   l a n g = " e n - U S " > S p e c i f i e s   t h e   c o n t a c t ' s   p h o n e   n u m b e r . < / T o o l t i p T e x t > - 
-         < / T o o l t i p > - 
-         < T o o l t i p   c o l u m n = " S e l l T o C o n t a c t M o b i l e P h o n e N o "   E l e m e n t I d = " 1 8 4 3 5 8 7 4 7 " > - 
-             < T o o l t i p T e x t   l a n g = " e n - U S " > S p e c i f i e s   t h e   c o n t a c t ' s   m o b i l e   t e l e p h o n e   n u m b e r . < / T o o l t i p T e x t > - 
-         < / T o o l t i p > - 
-         < T o o l t i p   c o l u m n = " S e l l T o C o n t a c t E m a i l "   E l e m e n t I d = " 2 6 2 8 2 4 5 6 4 " > - 
-             < T o o l t i p T e x t   l a n g = " e n - U S " > S p e c i f i e s   t h e   e m a i l   a d d r e s s   o f   t h e   c o n t a c t . < / T o o l t i p T e x t > - 
-         < / T o o l t i p > - 
-         < T o o l t i p   c o l u m n = " B i l l T o C o n t a c t P h o n e N o "   E l e m e n t I d = " 3 6 2 4 7 7 4 8 8 " > - 
-             < T o o l t i p T e x t   l a n g = " e n - U S " > S p e c i f i e s   t h e   c o n t a c t ' s   p h o n e   n u m b e r . < / T o o l t i p T e x t > - 
-         < / T o o l t i p > - 
-         < T o o l t i p   c o l u m n = " B i l l T o C o n t a c t M o b i l e P h o n e N o "   E l e m e n t I d = " 2 4 8 4 8 8 6 9 6 " > - 
-             < T o o l t i p T e x t   l a n g = " e n - U S " > S p e c i f i e s   t h e   c o n t a c t ' s   m o b i l e   t e l e p h o n e   n u m b e r . < / T o o l t i p T e x t > - 
-         < / T o o l t i p > - 
-         < T o o l t i p   c o l u m n = " B i l l T o C o n t a c t E m a i l "   E l e m e n t I d = " 3 3 5 8 2 7 8 9 5 " > - 
-             < T o o l t i p T e x t   l a n g = " e n - U S " > S p e c i f i e s   t h e   e m a i l   a d d r e s s   o f   t h e   c o n t a c t . < / T o o l t i p T e x t > - 
-         < / T o o l t i p > - 
-         < T o o l t i p   c o l u m n = " P a y m e n t T e r m s D e s c r i p t i o n "   E l e m e n t I d = " 2 0 3 8 7 4 2 7 0 0 " > - 
-             < T o o l t i p T e x t   l a n g = " e n - U S " > S p e c i f i e s   a n   e x p l a n a t i o n   o f   t h e   p a y m e n t   t e r m s . < / T o o l t i p T e x t > - 
-         < / T o o l t i p > - 
-         < T o o l t i p   c o l u m n = " P a y m e n t M e t h o d D e s c r i p t i o n "   E l e m e n t I d = " 5 8 5 7 5 7 9 7 4 " > - 
-             < T o o l t i p T e x t   l a n g = " e n - U S " > S p e c i f i e s   a   t e x t   t h a t   d e s c r i b e s   t h e   p a y m e n t   m e t h o d . < / T o o l t i p T e x t > - 
-         < / T o o l t i p > - 
-         < T o o l t i p   c o l u m n = " B i l l t o C u s t u m e r N o "   E l e m e n t I d = " 2 8 0 4 7 3 0 5 8 " > - 
-             < T o o l t i p T e x t   l a n g = " e n - U S " > S p e c i f i e s   t h e   n u m b e r   o f   t h e   c u s t o m e r   t h a t   y o u   s e n d   o r   s e n t   t h e   i n v o i c e   t o . < / T o o l t i p T e x t > - 
-         < / T o o l t i p > - 
-         < T o o l t i p   c o l u m n = " D o c u m e n t N o "   E l e m e n t I d = " 9 7 0 3 5 0 5 3 9 " > - 
-             < T o o l t i p T e x t   l a n g = " e n - U S " > S p e c i f i e s   t h e   p o s t e d   s a l e s   i n v o i c e   n u m b e r .   E a c h   p o s t e d   s a l e s   i n v o i c e   g e t s   a   u n i q u e   n u m b e r .   T y p i c a l l y ,   t h e   n u m b e r   i s   g e n e r a t e d   b a s e d   o n   a   n u m b e r   s e r i e s . < / T o o l t i p T e x t > - 
-         < / T o o l t i p > - 
-         < T o o l t i p   c o l u m n = " O r d e r N o "   E l e m e n t I d = " 1 4 6 6 4 7 3 8 8 6 " > - 
-             < T o o l t i p T e x t   l a n g = " e n - U S " > S p e c i f i e s   t h e   n u m b e r   o f   t h e   r e l a t e d   o r d e r . < / T o o l t i p T e x t > - 
-         < / T o o l t i p > - 
-         < T o o l t i p   c o l u m n = " S a l e s P e r s o n N a m e "   E l e m e n t I d = " 8 7 1 4 9 2 9 8 3 " > - 
-             < T o o l t i p T e x t   l a n g = " e n - U S " > S p e c i f i e s   t h e   n a m e   o f   t h e   s a l e s p e r s o n   o r   p u r c h a s e r . < / T o o l t i p T e x t > - 
-         < / T o o l t i p > - 
-         < T o o l t i p   c o l u m n = " S e l l t o C u s t o m e r N o "   E l e m e n t I d = " 2 0 5 0 6 4 7 3 4 9 " > - 
-             < T o o l t i p T e x t   l a n g = " e n - U S " > S p e c i f i e s   t h e   n u m b e r   o f   t h e   c u s t o m e r   t h a t   y o u   s h i p p e d   t h e   i t e m s   o n   t h e   i n v o i c e   t o . < / T o o l t i p T e x t > - 
-         < / T o o l t i p > - 
-         < T o o l t i p   c o l u m n = " P a c k a g e T r a c k i n g N o "   E l e m e n t I d = " 1 2 4 4 8 2 6 1 5 9 " > - 
-             < T o o l t i p T e x t   l a n g = " e n - U S " > S p e c i f i e s   t h e   s h i p p i n g   a g e n t ' s   p a c k a g e   n u m b e r . < / T o o l t i p T e x t > - 
-         < / T o o l t i p > - 
-         < T o o l t i p   c o l u m n = " S h i p p i n g A g e n t C o d e "   E l e m e n t I d = " 1 6 7 0 1 5 5 2 6 9 " > - 
-             < T o o l t i p T e x t   l a n g = " e n - U S " > S p e c i f i e s   w h i c h   s h i p p i n g   a g e n t   i s   u s e d   t o   t r a n s p o r t   t h e   i t e m s   o n   t h e   s a l e s   d o c u m e n t   t o   t h e   c u s t o m e r . < / T o o l t i p T e x t > - 
-         < / T o o l t i p > - 
-         < T o o l t i p   c o l u m n = " E x t e r n a l D o c u m e n t N o "   E l e m e n t I d = " 7 3 3 9 5 3 9 6 6 " > - 
-             < T o o l t i p T e x t   l a n g = " e n - U S " > S p e c i f i e s   t h e   e x t e r n a l   d o c u m e n t   n u m b e r   t h a t   i s   e n t e r e d   o n   t h e   s a l e s   h e a d e r   t h a t   t h i s   l i n e   w a s   p o s t e d   f r o m . < / T o o l t i p T e x t > - 
-         < / T o o l t i p > - 
-         < T o o l t i p   c o l u m n = " A m o u n t E x c l u d i n g V A T _ L i n e "   E l e m e n t I d = " 1 0 6 2 4 6 0 0 4 0 " > - 
-             < T o o l t i p T e x t   l a n g = " e n - U S " > S p e c i f i e s   t h e   l i n e ' s   n e t   a m o u n t . < / T o o l t i p T e x t > - 
-         < / T o o l t i p > - 
-         < T o o l t i p   c o l u m n = " A m o u n t I n c l u d i n g V A T _ L i n e "   E l e m e n t I d = " 7 7 0 9 2 8 4 0 2 " > - 
-             < T o o l t i p T e x t   l a n g = " e n - U S " > S p e c i f i e s   t h e   n e t   a m o u n t ,   i n c l u d i n g   V A T ,   f o r   t h i s   l i n e . < / T o o l t i p T e x t > - 
-         < / T o o l t i p > - 
-         < T o o l t i p   c o l u m n = " D e s c r i p t i o n _ L i n e "   E l e m e n t I d = " 1 4 0 6 8 2 2 3 1 0 " > - 
-             < T o o l t i p T e x t   l a n g = " e n - U S " > S p e c i f i e s   t h e   n a m e   o f   t h e   i t e m   o r   g e n e r a l   l e d g e r   a c c o u n t ,   o r   s o m e   d e s c r i p t i v e   t e x t . < / T o o l t i p T e x t > - 
-         < / T o o l t i p > - 
-         < T o o l t i p   c o l u m n = " L i n e D i s c o u n t P e r c e n t _ L i n e "   E l e m e n t I d = " 9 0 7 8 2 7 4 3 6 " > - 
-             < T o o l t i p T e x t   l a n g = " e n - U S " > S p e c i f i e s   t h e   d i s c o u n t   p e r c e n t a g e   t h a t   i s   g r a n t e d   f o r   t h e   i t e m   o n   t h e   l i n e . < / T o o l t i p T e x t > - 
-         < / T o o l t i p > - 
-         < T o o l t i p   c o l u m n = " I t e m N o _ L i n e "   E l e m e n t I d = " 1 9 1 0 2 9 6 2 8 8 " > - 
-             < T o o l t i p T e x t   l a n g = " e n - U S " > S p e c i f i e s   t h e   n u m b e r   o f   t h e   i n v o l v e d   e n t r y   o r   r e c o r d ,   a c c o r d i n g   t o   t h e   s p e c i f i e d   n u m b e r   s e r i e s . < / T o o l t i p T e x t > - 
-         < / T o o l t i p > - 
-         < T o o l t i p   c o l u m n = " I t e m R e f e r e n c e N o _ L i n e "   E l e m e n t I d = " 9 2 7 2 3 5 7 " > - 
-             < T o o l t i p T e x t   l a n g = " e n - U S " > S p e c i f i e s   t h e   r e f e r e n c e d   i t e m   n u m b e r . < / T o o l t i p T e x t > - 
-         < / T o o l t i p > - 
-         < T o o l t i p   c o l u m n = " U n i t O f M e a s u r e "   E l e m e n t I d = " 1 8 0 8 2 2 8 0 1 8 " > - 
-             < T o o l t i p T e x t   l a n g = " e n - U S " > S p e c i f i e s   t h e   n a m e   o f   t h e   i t e m   o r   r e s o u r c e ' s   u n i t   o f   m e a s u r e ,   s u c h   a s   p i e c e   o r   h o u r . < / T o o l t i p T e x t > - 
-         < / T o o l t i p > - 
-         < T o o l t i p   c o l u m n = " L i n e N o _ A s s e m b l y L i n e "   E l e m e n t I d = " 6 4 0 5 8 3 8 9 1 " > - 
-             < T o o l t i p T e x t   l a n g = " e n - U S " > S p e c i f i e s   t h e   n u m b e r   o f   t h e   i n v o l v e d   e n t r y   o r   r e c o r d ,   a c c o r d i n g   t o   t h e   s p e c i f i e d   n u m b e r   s e r i e s . < / T o o l t i p T e x t > - 
-         < / T o o l t i p > - 
-         < T o o l t i p   c o l u m n = " D e s c r i p t i o n _ A s s e m b l y L i n e "   E l e m e n t I d = " 2 8 0 7 4 3 7 9 6 " > - 
-             < T o o l t i p T e x t   l a n g = " e n - U S " > S p e c i f i e s   t h e   d e s c r i p t i o n   o f   t h e   a s s e m b l y   c o m p o n e n t   o n   t h e   p o s t e d   a s s e m b l y   l i n e . < / T o o l t i p T e x t > - 
-         < / T o o l t i p > - 
-         < T o o l t i p   c o l u m n = " Q u a n t i t y _ A s s e m b l y L i n e "   E l e m e n t I d = " 1 9 5 7 6 4 8 2 3 1 " > - 
-             < T o o l t i p T e x t   l a n g = " e n - U S " > S p e c i f i e s   h o w   m a n y   u n i t s   o f   t h e   a s s e m b l y   c o m p o n e n t   w e r e   p o s t e d   a s   c o n s u m e d   b y   t h e   p o s t e d   a s s e m b l y   o r d e r   l i n e . < / T o o l t i p T e x t > - 
-         < / T o o l t i p > - 
-         < T o o l t i p   c o l u m n = " V a r i a n t C o d e _ A s s e m b l y L i n e "   E l e m e n t I d = " 1 8 6 9 4 0 7 6 7 2 " > - 
-             < T o o l t i p T e x t   l a n g = " e n - U S " > S p e c i f i e s   t h e   v a r i a n t   o f   t h e   i t e m   o n   t h e   l i n e . < / T o o l t i p T e x t > - 
-         < / T o o l t i p > - 
-         < T o o l t i p   c o l u m n = " I n v o i c e D i s c o u n t A m o u n t _ V A T A m o u n t L i n e "   E l e m e n t I d = " 8 2 4 7 3 0 1 4 1 " > - 
-             < T o o l t i p T e x t   l a n g = " e n - U S " > S p e c i f i e s   t h e   i n v o i c e   d i s c o u n t   a m o u n t   f o r   a   s p e c i f i c   V A T   i d e n t i f i e r . < / T o o l t i p T e x t > - 
-         < / T o o l t i p > - 
-         < T o o l t i p   c o l u m n = " I n v o i c e D i s c o u n t B a s e A m o u n t _ V A T A m o u n t L i n e "   E l e m e n t I d = " 2 0 4 0 3 3 2 2 6 6 " > - 
-             < T o o l t i p T e x t   l a n g = " e n - U S " > S p e c i f i e s   t h e   i n v o i c e   d i s c o u n t   b a s e   a m o u n t . < / T o o l t i p T e x t > - 
-         < / T o o l t i p > - 
-         < T o o l t i p   c o l u m n = " L i n e A m o u n t _ V a t A m o u n t L i n e "   E l e m e n t I d = " 2 1 4 6 5 4 0 1 " > - 
-             < T o o l t i p T e x t   l a n g = " e n - U S " > S p e c i f i e s   t h e   t o t a l   a m o u n t   f o r   s a l e s   o r   p u r c h a s e   l i n e s   w i t h   a   s p e c i f i c   V A T   i d e n t i f i e r . < / T o o l t i p T e x t > - 
-         < / T o o l t i p > - 
-         < T o o l t i p   c o l u m n = " V A T A m o u n t _ V a t A m o u n t L i n e "   E l e m e n t I d = " 1 8 9 1 8 2 0 6 2 0 " > - 
-             < T o o l t i p T e x t   l a n g = " e n - U S " > S p e c i f i e s   t h e   a m o u n t   o f   V A T   t h a t   i s   i n c l u d e d   i n   t h e   t o t a l   a m o u n t . < / T o o l t i p T e x t > - 
-         < / T o o l t i p > - 
-         < T o o l t i p   c o l u m n = " V A T B a s e _ V a t A m o u n t L i n e "   E l e m e n t I d = " 1 4 5 8 9 3 7 8 1 9 " > - 
-             < T o o l t i p T e x t   l a n g = " e n - U S " > S p e c i f i e s   t h e   t o t a l   n e t   a m o u n t   ( a m o u n t   e x c l u d i n g   V A T )   f o r   s a l e s   o r   p u r c h a s e   l i n e s   w i t h   a   s p e c i f i c   V A T   I d e n t i f i e r . < / T o o l t i p T e x t > - 
-         < / T o o l t i p > - 
-         < T o o l t i p   c o l u m n = " V A T I d e n t i f i e r _ V a t A m o u n t L i n e "   E l e m e n t I d = " 1 1 4 2 0 7 0 0 3 5 " > - 
-             < T o o l t i p T e x t   l a n g = " e n - U S " > S p e c i f i e s   t h e   V A T   I d e n t i f i e r   v a l u e . < / T o o l t i p T e x t > - 
-         < / T o o l t i p > - 
-         < T o o l t i p   c o l u m n = " V A T P c t _ V a t A m o u n t L i n e "   E l e m e n t I d = " 1 4 5 3 5 4 2 7 7 7 " > - 
-             < T o o l t i p T e x t   l a n g = " e n - U S " > S p e c i f i e s   t h e   V A T   %   t h a t   w a s   u s e d   o n   t h e   s a l e s   o r   p u r c h a s e   l i n e s   w i t h   t h i s   V A T   I d e n t i f i e r . < / T o o l t i p T e x t > - 
-         < / T o o l t i p > - 
-         < T o o l t i p   c o l u m n = " V A T I d e n t i f i e r _ V A T C l a u s e L i n e "   E l e m e n t I d = " 1 4 6 4 4 7 2 4 7 8 " > - 
-             < T o o l t i p T e x t   l a n g = " e n - U S " > S p e c i f i e s   t h e   V A T   I d e n t i f i e r   v a l u e . < / T o o l t i p T e x t > - 
-         < / T o o l t i p > - 
-         < T o o l t i p   c o l u m n = " C o d e _ V A T C l a u s e L i n e "   E l e m e n t I d = " 1 8 2 4 5 8 9 8 4 7 " > - 
-             < T o o l t i p T e x t   l a n g = " e n - U S " > S p e c i f i e s   t h e   c o d e   f o r   a   V A T   c l a u s e ,   w h i c h   i s   u s e d   t o   p r o v i d e   a   V A T   d e s c r i p t i o n   a s s o c i a t e d   w i t h   a   s a l e s   l i n e   o n   a   s a l e s   i n v o i c e ,   c r e d i t   m e m o ,   o r   o t h e r   s a l e s   d o c u m e n t . < / T o o l t i p T e x t > - 
-         < / T o o l t i p > - 
-         < T o o l t i p   c o l u m n = " D e s c r i p t i o n 2 _ V A T C l a u s e L i n e "   E l e m e n t I d = " 1 3 7 9 6 6 7 4 7 0 " > - 
-             < T o o l t i p T e x t   l a n g = " e n - U S " > S p e c i f i e s   a n   a d d i t i o n a l   d e s c r i p t i o n   o f   a   V A T   c l a u s e . < / T o o l t i p T e x t > - 
-         < / T o o l t i p > - 
-         < T o o l t i p   c o l u m n = " V A T A m o u n t _ V A T C l a u s e L i n e "   E l e m e n t I d = " 2 2 2 4 6 9 0 5 9 " > - 
-             < T o o l t i p T e x t   l a n g = " e n - U S " > S p e c i f i e s   t h e   a m o u n t   o f   V A T   t h a t   i s   i n c l u d e d   i n   t h e   t o t a l   a m o u n t . < / T o o l t i p T e x t > - 
-         < / T o o l t i p > - 
-         < T o o l t i p   c o l u m n = " L e f t H e a d e r N a m e "   E l e m e n t I d = " 4 3 7 4 2 2 1 8 2 " > - 
-             < T o o l t i p T e x t   l a n g = " e n - U S " > S p e c i f i e s   t h e   n a m e . < / T o o l t i p T e x t > - 
-         < / T o o l t i p > - 
-         < T o o l t i p   c o l u m n = " L e f t H e a d e r V a l u e "   E l e m e n t I d = " 2 4 2 1 2 6 3 1 0 " > - 
-             < T o o l t i p T e x t   l a n g = " e n - U S " > S p e c i f i e s   t h e   v a l u e . < / T o o l t i p T e x t > - 
-         < / T o o l t i p > - 
-         < T o o l t i p   c o l u m n = " R i g h t H e a d e r N a m e "   E l e m e n t I d = " 8 9 8 2 8 7 5 7 " > - 
-             < T o o l t i p T e x t   l a n g = " e n - U S " > S p e c i f i e s   t h e   n a m e . < / T o o l t i p T e x t > - 
-         < / T o o l t i p > - 
-         < T o o l t i p   c o l u m n = " R i g h t H e a d e r V a l u e "   E l e m e n t I d = " 7 0 6 9 3 8 5 5 9 " > - 
-             < T o o l t i p T e x t   l a n g = " e n - U S " > S p e c i f i e s   t h e   v a l u e . < / T o o l t i p T e x t > - 
-         < / T o o l t i p > - 
-     < / T o o l t i p s > - 
-     < H e a d e r   E l e m e n t T y p e = " D a t a I t e m "   E l e m e n t I d = " 1 2 4 0 3 7 3 8 8 6 " > - 
-         < B i l l e d T o _ L b l   E l e m e n t T y p e = " C o l u m n "   E l e m e n t I d = " 1 7 4 5 4 4 9 0 7 9 "   D a t a T y p e = " L a b e l " > B i l l e d T o _ L b l < / B i l l e d T o _ L b l > - 
-         < B i l l T o C o n t a c t E m a i l   E l e m e n t T y p e = " C o l u m n "   E l e m e n t I d = " 3 3 5 8 2 7 8 9 5 "   D a t a T y p e = " T e x t " > B i l l T o C o n t a c t E m a i l < / B i l l T o C o n t a c t E m a i l > - 
-         < B i l l T o C o n t a c t E m a i l L b l   E l e m e n t T y p e = " C o l u m n "   E l e m e n t I d = " 2 9 6 4 7 8 3 6 5 "   D a t a T y p e = " L a b e l " > B i l l T o C o n t a c t E m a i l L b l < / B i l l T o C o n t a c t E m a i l L b l > - 
-         < B i l l T o C o n t a c t M o b i l e P h o n e N o   E l e m e n t T y p e = " C o l u m n "   E l e m e n t I d = " 2 4 8 4 8 8 6 9 6 "   D a t a T y p e = " T e x t " > B i l l T o C o n t a c t M o b i l e P h o n e N o < / B i l l T o C o n t a c t M o b i l e P h o n e N o > - 
-         < B i l l T o C o n t a c t M o b i l e P h o n e N o L b l   E l e m e n t T y p e = " C o l u m n "   E l e m e n t I d = " 2 7 6 3 1 1 3 3 8 "   D a t a T y p e = " L a b e l " > B i l l T o C o n t a c t M o b i l e P h o n e N o L b l < / B i l l T o C o n t a c t M o b i l e P h o n e N o L b l > - 
-         < B i l l T o C o n t a c t P h o n e N o   E l e m e n t T y p e = " C o l u m n "   E l e m e n t I d = " 3 6 2 4 7 7 4 8 8 "   D a t a T y p e = " T e x t " > B i l l T o C o n t a c t P h o n e N o < / B i l l T o C o n t a c t P h o n e N o > - 
-         < B i l l T o C o n t a c t P h o n e N o L b l   E l e m e n t T y p e = " C o l u m n "   E l e m e n t I d = " 2 1 2 3 3 4 5 9 6 6 "   D a t a T y p e = " L a b e l " > B i l l T o C o n t a c t P h o n e N o L b l < / B i l l T o C o n t a c t P h o n e N o L b l > - 
-         < B i l l t o C u s t o m e r N o _ L b l   E l e m e n t T y p e = " C o l u m n "   E l e m e n t I d = " 3 6 9 3 0 7 8 1 3 "   D a t a T y p e = " S t r i n g " > B i l l t o C u s t o m e r N o _ L b l < / B i l l t o C u s t o m e r N o _ L b l > - 
-         < B i l l t o C u s t u m e r N o   E l e m e n t T y p e = " C o l u m n "   E l e m e n t I d = " 2 8 0 4 7 3 0 5 8 "   D a t a T y p e = " C o d e " > B i l l t o C u s t u m e r N o < / B i l l t o C u s t u m e r N o > - 
-         < C h e c k s P a y a b l e _ L b l   E l e m e n t T y p e = " C o l u m n "   E l e m e n t I d = " 1 0 5 3 1 5 6 0 6 5 "   D a t a T y p e = " T e x t " > C h e c k s P a y a b l e _ L b l < / C h e c k s P a y a b l e _ L b l > - 
-         < C o m p a n y A d d r e s s 1   E l e m e n t T y p e = " C o l u m n "   E l e m e n t I d = " 1 8 8 4 1 6 4 3 2 3 "   D a t a T y p e = " T e x t " > C o m p a n y A d d r e s s 1 < / C o m p a n y A d d r e s s 1 > - 
-         < C o m p a n y A d d r e s s 2   E l e m e n t T y p e = " C o l u m n "   E l e m e n t I d = " 1 2 4 6 4 6 7 7 0 6 "   D a t a T y p e = " T e x t " > C o m p a n y A d d r e s s 2 < / C o m p a n y A d d r e s s 2 > - 
-         < C o m p a n y A d d r e s s 3   E l e m e n t T y p e = " C o l u m n "   E l e m e n t I d = " 6 0 8 7 7 1 0 8 9 "   D a t a T y p e = " T e x t " > C o m p a n y A d d r e s s 3 < / C o m p a n y A d d r e s s 3 > - 
-         < C o m p a n y A d d r e s s 4   E l e m e n t T y p e = " C o l u m n "   E l e m e n t I d = " 7 7 7 6 8 0 1 1 2 "   D a t a T y p e = " T e x t " > C o m p a n y A d d r e s s 4 < / C o m p a n y A d d r e s s 4 > - 
-         < C o m p a n y A d d r e s s 5   E l e m e n t T y p e = " C o l u m n "   E l e m e n t I d = " 1 3 9 9 8 3 4 9 5 "   D a t a T y p e = " T e x t " > C o m p a n y A d d r e s s 5 < / C o m p a n y A d d r e s s 5 > - 
-         < C o m p a n y A d d r e s s 6   E l e m e n t T y p e = " C o l u m n "   E l e m e n t I d = " 4 9 7 7 1 3 1 2 2 "   D a t a T y p e = " T e x t " > C o m p a n y A d d r e s s 6 < / C o m p a n y A d d r e s s 6 > - 
-         < C o m p a n y A d d r e s s 7   E l e m e n t T y p e = " C o l u m n "   E l e m e n t I d = " 1 1 3 5 4 0 9 7 3 9 "   D a t a T y p e = " T e x t " > C o m p a n y A d d r e s s 7 < / C o m p a n y A d d r e s s 7 > - 
-         < C o m p a n y A d d r e s s 8   E l e m e n t T y p e = " C o l u m n "   E l e m e n t I d = " 1 7 1 5 2 5 5 3 0 0 "   D a t a T y p e = " T e x t " > C o m p a n y A d d r e s s 8 < / C o m p a n y A d d r e s s 8 > - 
-         < C o m p a n y B a n k A c c o u n t N o   E l e m e n t T y p e = " C o l u m n "   E l e m e n t I d = " 3 0 1 4 0 2 0 4 "   D a t a T y p e = " T e x t " > C o m p a n y B a n k A c c o u n t N o < / C o m p a n y B a n k A c c o u n t N o > - 
-         < C o m p a n y B a n k A c c o u n t N o _ L b l   E l e m e n t T y p e = " C o l u m n "   E l e m e n t I d = " 1 0 9 7 7 4 3 3 4 5 "   D a t a T y p e = " L a b e l " > C o m p a n y B a n k A c c o u n t N o _ L b l < / C o m p a n y B a n k A c c o u n t N o _ L b l > - 
-         < C o m p a n y B a n k B r a n c h N o   E l e m e n t T y p e = " C o l u m n "   E l e m e n t I d = " 7 9 3 1 3 3 0 5 7 "   D a t a T y p e = " T e x t " > C o m p a n y B a n k B r a n c h N o < / C o m p a n y B a n k B r a n c h N o > - 
-         < C o m p a n y B a n k B r a n c h N o _ L b l   E l e m e n t T y p e = " C o l u m n "   E l e m e n t I d = " 3 2 7 9 0 6 6 9 2 "   D a t a T y p e = " S t r i n g " > C o m p a n y B a n k B r a n c h N o _ L b l < / C o m p a n y B a n k B r a n c h N o _ L b l > - 
-         < C o m p a n y B a n k N a m e   E l e m e n t T y p e = " C o l u m n "   E l e m e n t I d = " 1 5 3 4 9 0 5 6 0 5 "   D a t a T y p e = " T e x t " > C o m p a n y B a n k N a m e < / C o m p a n y B a n k N a m e > - 
-         < C o m p a n y B a n k N a m e _ L b l   E l e m e n t T y p e = " C o l u m n "   E l e m e n t I d = " 1 2 0 4 3 0 7 0 1 4 "   D a t a T y p e = " L a b e l " > C o m p a n y B a n k N a m e _ L b l < / C o m p a n y B a n k N a m e _ L b l > - 
-         < C o m p a n y C u s t o m G i r o   E l e m e n t T y p e = " C o l u m n "   E l e m e n t I d = " 1 6 7 0 4 7 5 7 9 8 "   D a t a T y p e = " T e x t " > C o m p a n y C u s t o m G i r o < / C o m p a n y C u s t o m G i r o > - 
-         < C o m p a n y C u s t o m G i r o _ L b l   E l e m e n t T y p e = " C o l u m n "   E l e m e n t I d = " 8 9 1 4 3 9 6 2 5 "   D a t a T y p e = " T e x t " > C o m p a n y C u s t o m G i r o _ L b l < / C o m p a n y C u s t o m G i r o _ L b l > - 
-         < C o m p a n y E M a i l   E l e m e n t T y p e = " C o l u m n "   E l e m e n t I d = " 1 6 7 7 0 7 4 0 5 8 "   D a t a T y p e = " T e x t " > C o m p a n y E M a i l < / C o m p a n y E M a i l > - 
-         < C o m p a n y G i r o N o   E l e m e n t T y p e = " C o l u m n "   E l e m e n t I d = " 1 3 6 0 1 9 6 3 2 0 "   D a t a T y p e = " T e x t " > C o m p a n y G i r o N o < / C o m p a n y G i r o N o > - 
-         < C o m p a n y G i r o N o _ L b l   E l e m e n t T y p e = " C o l u m n "   E l e m e n t I d = " 8 6 1 6 0 2 1 1 5 "   D a t a T y p e = " L a b e l " > C o m p a n y G i r o N o _ L b l < / C o m p a n y G i r o N o _ L b l > - 
-         < C o m p a n y H o m e P a g e   E l e m e n t T y p e = " C o l u m n "   E l e m e n t I d = " 1 9 8 9 1 8 8 7 0 "   D a t a T y p e = " T e x t " > C o m p a n y H o m e P a g e < / C o m p a n y H o m e P a g e > - 
-         < C o m p a n y I B A N   E l e m e n t T y p e = " C o l u m n "   E l e m e n t I d = " 9 0 6 5 4 9 1 8 2 "   D a t a T y p e = " C o d e " > C o m p a n y I B A N < / C o m p a n y I B A N > - 
-         < C o m p a n y I B A N _ L b l   E l e m e n t T y p e = " C o l u m n "   E l e m e n t I d = " 1 2 6 7 9 5 2 2 2 7 "   D a t a T y p e = " S t r i n g " > C o m p a n y I B A N _ L b l < / C o m p a n y I B A N _ L b l > - 
-         < C o m p a n y L e g a l O f f i c e   E l e m e n t T y p e = " C o l u m n "   E l e m e n t I d = " 7 1 4 2 5 8 1 1 1 "   D a t a T y p e = " T e x t " > C o m p a n y L e g a l O f f i c e < / C o m p a n y L e g a l O f f i c e > - 
-         < C o m p a n y L e g a l O f f i c e _ L b l   E l e m e n t T y p e = " C o l u m n "   E l e m e n t I d = " 1 5 3 3 1 7 5 1 0 8 "   D a t a T y p e = " T e x t " > C o m p a n y L e g a l O f f i c e _ L b l < / C o m p a n y L e g a l O f f i c e _ L b l > - 
-         < C o m p a n y L e g a l S t a t e m e n t   E l e m e n t T y p e = " C o l u m n "   E l e m e n t I d = " 4 4 8 3 5 8 8 7 6 "   D a t a T y p e = " T e x t " > C o m p a n y L e g a l S t a t e m e n t < / C o m p a n y L e g a l S t a t e m e n t > - 
-         < C o m p a n y L o g o P o s i t i o n   E l e m e n t T y p e = " C o l u m n "   E l e m e n t I d = " 1 4 2 5 2 6 6 6 8 8 "   D a t a T y p e = " I n t e g e r " > C o m p a n y L o g o P o s i t i o n < / C o m p a n y L o g o P o s i t i o n > - 
-         < C o m p a n y P h o n e N o   E l e m e n t T y p e = " C o l u m n "   E l e m e n t I d = " 2 5 0 4 4 0 6 5 5 "   D a t a T y p e = " T e x t " > C o m p a n y P h o n e N o < / C o m p a n y P h o n e N o > - 
-         < C o m p a n y P h o n e N o _ L b l   E l e m e n t T y p e = " C o l u m n "   E l e m e n t I d = " 5 5 8 5 9 3 5 8 6 "   D a t a T y p e = " L a b e l " > C o m p a n y P h o n e N o _ L b l < / C o m p a n y P h o n e N o _ L b l > - 
-         < C o m p a n y P i c t u r e   E l e m e n t T y p e = " C o l u m n "   E l e m e n t I d = " 1 3 9 7 4 1 1 0 7 4 "   D a t a T y p e = " B l o b "   / > - 
-         < C o m p a n y R e g i s t r a t i o n N u m b e r   E l e m e n t T y p e = " C o l u m n "   E l e m e n t I d = " 2 0 2 3 6 3 9 4 2 4 "   D a t a T y p e = " T e x t " > C o m p a n y R e g i s t r a t i o n N u m b e r < / C o m p a n y R e g i s t r a t i o n N u m b e r > - 
-         < C o m p a n y R e g i s t r a t i o n N u m b e r _ L b l   E l e m e n t T y p e = " C o l u m n "   E l e m e n t I d = " 1 8 3 3 1 0 6 6 5 3 "   D a t a T y p e = " T e x t " > C o m p a n y R e g i s t r a t i o n N u m b e r _ L b l < / C o m p a n y R e g i s t r a t i o n N u m b e r _ L b l > - 
-         < C o m p a n y S W I F T   E l e m e n t T y p e = " C o l u m n "   E l e m e n t I d = " 6 6 8 2 5 0 2 4 5 "   D a t a T y p e = " C o d e " > C o m p a n y S W I F T < / C o m p a n y S W I F T > - 
-         < C o m p a n y S W I F T _ L b l   E l e m e n t T y p e = " C o l u m n "   E l e m e n t I d = " 2 0 2 9 5 9 7 3 8 4 "   D a t a T y p e = " S t r i n g " > C o m p a n y S W I F T _ L b l < / C o m p a n y S W I F T _ L b l > - 
-         < C o m p a n y V A T R e g i s t r a t i o n N o   E l e m e n t T y p e = " C o l u m n "   E l e m e n t I d = " 1 9 1 4 0 1 3 6 4 9 "   D a t a T y p e = " T e x t " > C o m p a n y V A T R e g i s t r a t i o n N o < / C o m p a n y V A T R e g i s t r a t i o n N o > - 
-         < C o m p a n y V A T R e g i s t r a t i o n N o _ L b l   E l e m e n t T y p e = " C o l u m n "   E l e m e n t I d = " 9 2 4 5 0 3 1 2 4 "   D a t a T y p e = " T e x t " > C o m p a n y V A T R e g i s t r a t i o n N o _ L b l < / C o m p a n y V A T R e g i s t r a t i o n N o _ L b l > - 
-         < C o m p a n y V A T R e g N o   E l e m e n t T y p e = " C o l u m n "   E l e m e n t I d = " 1 7 1 4 3 1 9 3 6 "   D a t a T y p e = " T e x t " > C o m p a n y V A T R e g N o < / C o m p a n y V A T R e g N o > - 
-         < C o m p a n y V A T R e g N o _ L b l   E l e m e n t T y p e = " C o l u m n "   E l e m e n t I d = " 7 7 3 2 0 1 5 0 1 "   D a t a T y p e = " T e x t " > C o m p a n y V A T R e g N o _ L b l < / C o m p a n y V A T R e g N o _ L b l > - 
-         < C o n t a c t _ L b l   E l e m e n t T y p e = " C o l u m n "   E l e m e n t I d = " 1 1 5 5 0 9 4 7 5 2 "   D a t a T y p e = " T e x t " > C o n t a c t _ L b l < / C o n t a c t _ L b l > - 
-         < C o p y _ L b l   E l e m e n t T y p e = " C o l u m n "   E l e m e n t I d = " 6 0 4 7 8 2 7 8 1 "   D a t a T y p e = " L a b e l " > C o p y _ L b l < / C o p y _ L b l > - 
-         < C u s t o m e r A d d r e s s 1   E l e m e n t T y p e = " C o l u m n "   E l e m e n t I d = " 1 8 0 1 9 6 6 4 5 4 "   D a t a T y p e = " T e x t " > C u s t o m e r A d d r e s s 1 < / C u s t o m e r A d d r e s s 1 > - 
-         < C u s t o m e r A d d r e s s 2   E l e m e n t T y p e = " C o l u m n "   E l e m e n t I d = " 1 1 6 4 2 6 9 8 3 7 "   D a t a T y p e = " T e x t " > C u s t o m e r A d d r e s s 2 < / C u s t o m e r A d d r e s s 2 > - 
-         < C u s t o m e r A d d r e s s 3   E l e m e n t T y p e = " C o l u m n "   E l e m e n t I d = " 5 2 6 5 7 3 2 2 0 "   D a t a T y p e = " T e x t " > C u s t o m e r A d d r e s s 3 < / C u s t o m e r A d d r e s s 3 > - 
-         < C u s t o m e r A d d r e s s 4   E l e m e n t T y p e = " C o l u m n "   E l e m e n t I d = " 1 1 1 1 2 3 3 9 7 "   D a t a T y p e = " T e x t " > C u s t o m e r A d d r e s s 4 < / C u s t o m e r A d d r e s s 4 > - 
-         < C u s t o m e r A d d r e s s 5   E l e m e n t T y p e = " C o l u m n "   E l e m e n t I d = " 7 4 8 8 2 0 0 1 4 "   D a t a T y p e = " T e x t " > C u s t o m e r A d d r e s s 5 < / C u s t o m e r A d d r e s s 5 > - 
-         < C u s t o m e r A d d r e s s 6   E l e m e n t T y p e = " C o l u m n "   E l e m e n t I d = " 1 3 8 6 5 1 6 6 3 1 "   D a t a T y p e = " T e x t " > C u s t o m e r A d d r e s s 6 < / C u s t o m e r A d d r e s s 6 > - 
-         < C u s t o m e r A d d r e s s 7   E l e m e n t T y p e = " C o l u m n "   E l e m e n t I d = " 2 0 2 4 2 1 3 2 4 8 "   D a t a T y p e = " T e x t " > C u s t o m e r A d d r e s s 7 < / C u s t o m e r A d d r e s s 7 > - 
-         < C u s t o m e r A d d r e s s 8   E l e m e n t T y p e = " C o l u m n "   E l e m e n t I d = " 1 0 4 8 6 9 8 5 8 5 "   D a t a T y p e = " T e x t " > C u s t o m e r A d d r e s s 8 < / C u s t o m e r A d d r e s s 8 > - 
-         < C u s t o m e r P o s t a l B a r C o d e   E l e m e n t T y p e = " C o l u m n "   E l e m e n t I d = " 3 9 8 5 8 0 6 8 8 "   D a t a T y p e = " T e x t " > C u s t o m e r P o s t a l B a r C o d e < / C u s t o m e r P o s t a l B a r C o d e > - 
-         < D i s p l a y A d d i t i o n a l F e e N o t e   E l e m e n t T y p e = " C o l u m n "   E l e m e n t I d = " 1 9 3 1 7 6 6 6 8 8 "   D a t a T y p e = " B o o l e a n " > D i s p l a y A d d i t i o n a l F e e N o t e < / D i s p l a y A d d i t i o n a l F e e N o t e > - 
-         < D o c u m e n t D a t e   E l e m e n t T y p e = " C o l u m n "   E l e m e n t I d = " 5 5 2 8 7 1 9 1 4 "   D a t a T y p e = " S t r i n g " > D o c u m e n t D a t e < / D o c u m e n t D a t e > - 
-         < D o c u m e n t D a t e _ L b l   E l e m e n t T y p e = " C o l u m n "   E l e m e n t I d = " 1 0 2 6 4 9 4 8 3 "   D a t a T y p e = " S t r i n g " > D o c u m e n t D a t e _ L b l < / D o c u m e n t D a t e _ L b l > - 
-         < D o c u m e n t N o   E l e m e n t T y p e = " C o l u m n "   E l e m e n t I d = " 9 7 0 3 5 0 5 3 9 "   D a t a T y p e = " C o d e " > D o c u m e n t N o < / D o c u m e n t N o > - 
-         < D o c u m e n t N o _ L b l   E l e m e n t T y p e = " C o l u m n "   E l e m e n t I d = " 7 8 9 7 9 5 9 7 8 "   D a t a T y p e = " L a b e l " > D o c u m e n t N o _ L b l < / D o c u m e n t N o _ L b l > - 
-         < D o c u m e n t T i t l e _ L b l   E l e m e n t T y p e = " C o l u m n "   E l e m e n t I d = " 8 5 8 4 2 3 9 2 9 "   D a t a T y p e = " T e x t " > D o c u m e n t T i t l e _ L b l < / D o c u m e n t T i t l e _ L b l > - 
-         < D u e D a t e   E l e m e n t T y p e = " C o l u m n "   E l e m e n t I d = " 7 4 5 1 7 0 2 0 3 "   D a t a T y p e = " S t r i n g " > D u e D a t e < / D u e D a t e > - 
-         < D u e D a t e _ L b l   E l e m e n t T y p e = " C o l u m n "   E l e m e n t I d = " 1 6 4 8 2 8 4 6 4 8 "   D a t a T y p e = " S t r i n g " > D u e D a t e _ L b l < / D u e D a t e _ L b l > - 
-         < E M a i l _ H e a d e r _ L b l   E l e m e n t T y p e = " C o l u m n "   E l e m e n t I d = " 5 1 3 1 7 0 8 0 4 "   D a t a T y p e = " L a b e l " > E M a i l _ H e a d e r _ L b l < / E M a i l _ H e a d e r _ L b l > - 
-         < E x c h a n g e R a t e A s T e x t   E l e m e n t T y p e = " C o l u m n "   E l e m e n t I d = " 5 9 2 9 5 5 8 4 5 "   D a t a T y p e = " T e x t " > E x c h a n g e R a t e A s T e x t < / E x c h a n g e R a t e A s T e x t > - 
-         < E x t e r n a l D o c u m e n t N o   E l e m e n t T y p e = " C o l u m n "   E l e m e n t I d = " 7 3 3 9 5 3 9 6 6 "   D a t a T y p e = " C o d e " > E x t e r n a l D o c u m e n t N o < / E x t e r n a l D o c u m e n t N o > - 
-         < E x t e r n a l D o c u m e n t N o _ L b l   E l e m e n t T y p e = " C o l u m n "   E l e m e n t I d = " 4 2 3 3 1 2 2 6 9 "   D a t a T y p e = " S t r i n g " > E x t e r n a l D o c u m e n t N o _ L b l < / E x t e r n a l D o c u m e n t N o _ L b l > - 
-         < F r o m _ L b l   E l e m e n t T y p e = " C o l u m n "   E l e m e n t I d = " 4 8 5 4 2 6 1 3 8 "   D a t a T y p e = " L a b e l " > F r o m _ L b l < / F r o m _ L b l > - 
-         < G l o b a l L o c a t i o n N u m b e r   E l e m e n t T y p e = " C o l u m n "   E l e m e n t I d = " 1 5 0 0 3 7 2 8 0 0 "   D a t a T y p e = " T e x t " > G l o b a l L o c a t i o n N u m b e r < / G l o b a l L o c a t i o n N u m b e r > - 
-         < G l o b a l L o c a t i o n N u m b e r _ L b l   E l e m e n t T y p e = " C o l u m n "   E l e m e n t I d = " 1 7 5 0 9 1 3 8 9 1 "   D a t a T y p e = " T e x t " > G l o b a l L o c a t i o n N u m b e r _ L b l < / G l o b a l L o c a t i o n N u m b e r _ L b l > - 
-         < H o m e P a g e _ H e a d e r _ L b l   E l e m e n t T y p e = " C o l u m n "   E l e m e n t I d = " 1 8 7 9 7 2 5 0 8 4 "   D a t a T y p e = " L a b e l " > H o m e P a g e _ H e a d e r _ L b l < / H o m e P a g e _ H e a d e r _ L b l > - 
-         < I n v o i c e D i s c o u n t A m o u n t _ L b l   E l e m e n t T y p e = " C o l u m n "   E l e m e n t I d = " 1 5 9 3 0 1 2 7 3 6 "   D a t a T y p e = " L a b e l " > I n v o i c e D i s c o u n t A m o u n t _ L b l < / I n v o i c e D i s c o u n t A m o u n t _ L b l > - 
-         < I n v o i c e D i s c o u n t B a s e A m o u n t _ L b l   E l e m e n t T y p e = " C o l u m n "   E l e m e n t I d = " 2 0 2 9 2 6 6 8 7 5 "   D a t a T y p e = " L a b e l " > I n v o i c e D i s c o u n t B a s e A m o u n t _ L b l < / I n v o i c e D i s c o u n t B a s e A m o u n t _ L b l > - 
-         < L e g a l E n t i t y T y p e   E l e m e n t T y p e = " C o l u m n "   E l e m e n t I d = " 2 0 5 1 8 7 3 5 6 3 "   D a t a T y p e = " T e x t " > L e g a l E n t i t y T y p e < / L e g a l E n t i t y T y p e > - 
-         < L e g a l E n t i t y T y p e _ L b l   E l e m e n t T y p e = " C o l u m n "   E l e m e n t I d = " 2 0 8 0 2 2 4 7 9 2 "   D a t a T y p e = " T e x t " > L e g a l E n t i t y T y p e _ L b l < / L e g a l E n t i t y T y p e _ L b l > - 
-         < L i n e A m o u n t A f t e r I n v o i c e D i s c o u n t _ L b l   E l e m e n t T y p e = " C o l u m n "   E l e m e n t I d = " 6 7 3 7 2 1 0 9 4 "   D a t a T y p e = " L a b e l " > L i n e A m o u n t A f t e r I n v o i c e D i s c o u n t _ L b l < / L i n e A m o u n t A f t e r I n v o i c e D i s c o u n t _ L b l > - 
-         < L o c a l C u r r e n c y _ L b l   E l e m e n t T y p e = " C o l u m n "   E l e m e n t I d = " 1 5 5 9 6 9 3 4 2 2 "   D a t a T y p e = " L a b e l " > L o c a l C u r r e n c y _ L b l < / L o c a l C u r r e n c y _ L b l > - 
-         < O r d e r N o   E l e m e n t T y p e = " C o l u m n "   E l e m e n t I d = " 1 4 6 6 4 7 3 8 8 6 "   D a t a T y p e = " C o d e " > O r d e r N o < / O r d e r N o > - 
-         < O r d e r N o _ L b l   E l e m e n t T y p e = " C o l u m n "   E l e m e n t I d = " 1 9 9 1 0 6 2 5 2 9 "   D a t a T y p e = " S t r i n g " > O r d e r N o _ L b l < / O r d e r N o _ L b l > - 
-         < P a c k a g e T r a c k i n g N o   E l e m e n t T y p e = " C o l u m n "   E l e m e n t I d = " 1 2 4 4 8 2 6 1 5 9 "   D a t a T y p e = " T e x t " > P a c k a g e T r a c k i n g N o < / P a c k a g e T r a c k i n g N o > - 
-         < P a c k a g e T r a c k i n g N o _ L b l   E l e m e n t T y p e = " C o l u m n "   E l e m e n t I d = " 2 1 9 3 5 6 7 5 6 "   D a t a T y p e = " S t r i n g " > P a c k a g e T r a c k i n g N o _ L b l < / P a c k a g e T r a c k i n g N o _ L b l > - 
-         < P a g e _ L b l   E l e m e n t T y p e = " C o l u m n "   E l e m e n t I d = " 6 8 0 6 4 8 0 9 1 "   D a t a T y p e = " L a b e l " > P a g e _ L b l < / P a g e _ L b l > - 
-         < P a y m e n t I n s t r u c t i o n s _ T x t   E l e m e n t T y p e = " C o l u m n "   E l e m e n t I d = " 1 8 7 2 0 8 8 3 "   D a t a T y p e = " T e x t " > P a y m e n t I n s t r u c t i o n s _ T x t < / P a y m e n t I n s t r u c t i o n s _ T x t > - 
-         < P a y m e n t M e t h o d D e s c r i p t i o n   E l e m e n t T y p e = " C o l u m n "   E l e m e n t I d = " 5 8 5 7 5 7 9 7 4 "   D a t a T y p e = " T e x t " > P a y m e n t M e t h o d D e s c r i p t i o n < / P a y m e n t M e t h o d D e s c r i p t i o n > - 
-         < P a y m e n t M e t h o d D e s c r i p t i o n _ L b l   E l e m e n t T y p e = " C o l u m n "   E l e m e n t I d = " 7 9 7 1 1 7 3 2 3 "   D a t a T y p e = " L a b e l " > P a y m e n t M e t h o d D e s c r i p t i o n _ L b l < / P a y m e n t M e t h o d D e s c r i p t i o n _ L b l > - 
-         < P a y m e n t R e f e r e n c e   E l e m e n t T y p e = " C o l u m n "   E l e m e n t I d = " 3 3 5 4 9 7 0 1 2 "   D a t a T y p e = " T e x t " > P a y m e n t R e f e r e n c e < / P a y m e n t R e f e r e n c e > - 
-         < P a y m e n t R e f e r e n c e _ L b l   E l e m e n t T y p e = " C o l u m n "   E l e m e n t I d = " 8 6 4 7 4 2 0 3 3 "   D a t a T y p e = " T e x t " > P a y m e n t R e f e r e n c e _ L b l < / P a y m e n t R e f e r e n c e _ L b l > - 
-         < P a y m e n t T e r m s D e s c r i p t i o n   E l e m e n t T y p e = " C o l u m n "   E l e m e n t I d = " 2 0 3 8 7 4 2 7 0 0 "   D a t a T y p e = " T e x t " > P a y m e n t T e r m s D e s c r i p t i o n < / P a y m e n t T e r m s D e s c r i p t i o n > - 
-         < P a y m e n t T e r m s D e s c r i p t i o n _ L b l   E l e m e n t T y p e = " C o l u m n "   E l e m e n t I d = " 1 8 7 4 4 9 4 3 2 1 "   D a t a T y p e = " L a b e l " > P a y m e n t T e r m s D e s c r i p t i o n _ L b l < / P a y m e n t T e r m s D e s c r i p t i o n _ L b l > - 
-         < P r i c e s I n c l u d i n g V A T   E l e m e n t T y p e = " C o l u m n "   E l e m e n t I d = " 5 1 8 8 1 7 1 6 7 "   D a t a T y p e = " B o o l e a n " > P r i c e s I n c l u d i n g V A T < / P r i c e s I n c l u d i n g V A T > - 
-         < P r i c e s I n c l u d i n g V A T Y e s N o   E l e m e n t T y p e = " C o l u m n "   E l e m e n t I d = " 1 4 1 1 1 4 7 5 9 9 "   D a t a T y p e = " S t r i n g " > P r i c e s I n c l u d i n g V A T Y e s N o < / P r i c e s I n c l u d i n g V A T Y e s N o > - 
-         < P r i c e s I n c l u d i n g V A T _ L b l   E l e m e n t T y p e = " C o l u m n "   E l e m e n t I d = " 1 3 7 7 9 7 9 4 4 4 "   D a t a T y p e = " S t r i n g " > P r i c e s I n c l u d i n g V A T _ L b l < / P r i c e s I n c l u d i n g V A T _ L b l > - 
-         < Q u e s t i o n s _ L b l   E l e m e n t T y p e = " C o l u m n "   E l e m e n t I d = " 2 0 7 0 8 9 0 0 1 9 "   D a t a T y p e = " L a b e l " > Q u e s t i o n s _ L b l < / Q u e s t i o n s _ L b l > - 
-         < R e m a i n i n g A m o u n t   E l e m e n t T y p e = " C o l u m n "   E l e m e n t I d = " 3 5 3 2 6 4 1 3 1 "   D a t a T y p e = " D e c i m a l " > R e m a i n i n g A m o u n t < / R e m a i n i n g A m o u n t > - 
-         < R e m a i n i n g A m o u n t T e x t   E l e m e n t T y p e = " C o l u m n "   E l e m e n t I d = " 1 8 1 3 6 1 2 0 "   D a t a T y p e = " T e x t " > R e m a i n i n g A m o u n t T e x t < / R e m a i n i n g A m o u n t T e x t > - 
-         < S a l e s I n v o i c e L i n e D i s c o u n t _ L b l   E l e m e n t T y p e = " C o l u m n "   E l e m e n t I d = " 6 6 4 6 0 1 5 8 2 "   D a t a T y p e = " L a b e l " > S a l e s I n v o i c e L i n e D i s c o u n t _ L b l < / S a l e s I n v o i c e L i n e D i s c o u n t _ L b l > - 
-         < S a l e s P e r s o n B l a n k _ L b l   E l e m e n t T y p e = " C o l u m n "   E l e m e n t I d = " 6 5 4 6 2 4 6 0 1 "   D a t a T y p e = " T e x t " > S a l e s P e r s o n B l a n k _ L b l < / S a l e s P e r s o n B l a n k _ L b l > - 
-         < S a l e s P e r s o n N a m e   E l e m e n t T y p e = " C o l u m n "   E l e m e n t I d = " 8 7 1 4 9 2 9 8 3 "   D a t a T y p e = " T e x t " > S a l e s P e r s o n N a m e < / S a l e s P e r s o n N a m e > - 
-         < S a l e s P e r s o n _ L b l   E l e m e n t T y p e = " C o l u m n "   E l e m e n t I d = " 1 5 6 4 1 9 6 3 6 5 "   D a t a T y p e = " L a b e l " > S a l e s P e r s o n _ L b l < / S a l e s P e r s o n _ L b l > - 
-         < S e l l T o C o n t a c t E m a i l   E l e m e n t T y p e = " C o l u m n "   E l e m e n t I d = " 2 6 2 8 2 4 5 6 4 "   D a t a T y p e = " T e x t " > S e l l T o C o n t a c t E m a i l < / S e l l T o C o n t a c t E m a i l > - 
-         < S e l l T o C o n t a c t E m a i l L b l   E l e m e n t T y p e = " C o l u m n "   E l e m e n t I d = " 3 7 0 9 2 0 3 7 4 "   D a t a T y p e = " L a b e l " > S e l l T o C o n t a c t E m a i l L b l < / S e l l T o C o n t a c t E m a i l L b l > - 
-         < S e l l T o C o n t a c t M o b i l e P h o n e N o   E l e m e n t T y p e = " C o l u m n "   E l e m e n t I d = " 1 8 4 3 5 8 7 4 7 "   D a t a T y p e = " T e x t " > S e l l T o C o n t a c t M o b i l e P h o n e N o < / S e l l T o C o n t a c t M o b i l e P h o n e N o > - 
-         < S e l l T o C o n t a c t M o b i l e P h o n e N o L b l   E l e m e n t T y p e = " C o l u m n "   E l e m e n t I d = " 1 4 5 7 5 2 8 4 1 7 "   D a t a T y p e = " L a b e l " > S e l l T o C o n t a c t M o b i l e P h o n e N o L b l < / S e l l T o C o n t a c t M o b i l e P h o n e N o L b l > - 
-         < S e l l T o C o n t a c t P h o n e N o   E l e m e n t T y p e = " C o l u m n "   E l e m e n t I d = " 1 6 1 3 8 2 2 4 8 3 "   D a t a T y p e = " T e x t " > S e l l T o C o n t a c t P h o n e N o < / S e l l T o C o n t a c t P h o n e N o > - 
-         < S e l l T o C o n t a c t P h o n e N o L b l   E l e m e n t T y p e = " C o l u m n "   E l e m e n t I d = " 1 0 5 0 6 8 6 8 0 9 "   D a t a T y p e = " L a b e l " > S e l l T o C o n t a c t P h o n e N o L b l < / S e l l T o C o n t a c t P h o n e N o L b l > - 
-         < S e l l t o C u s t o m e r N o   E l e m e n t T y p e = " C o l u m n "   E l e m e n t I d = " 2 0 5 0 6 4 7 3 4 9 "   D a t a T y p e = " C o d e " > S e l l t o C u s t o m e r N o < / S e l l t o C u s t o m e r N o > - 
-         < S e l l t o C u s t o m e r N o _ L b l   E l e m e n t T y p e = " C o l u m n "   E l e m e n t I d = " 2 9 8 3 8 1 5 1 2 "   D a t a T y p e = " S t r i n g " > S e l l t o C u s t o m e r N o _ L b l < / S e l l t o C u s t o m e r N o _ L b l > - 
-         < S e l l T o F a x N o   E l e m e n t T y p e = " C o l u m n "   E l e m e n t I d = " 8 6 0 8 2 8 4 3 4 "   D a t a T y p e = " T e x t " > S e l l T o F a x N o < / S e l l T o F a x N o > - 
-         < S e l l T o P h o n e N o   E l e m e n t T y p e = " C o l u m n "   E l e m e n t I d = " 7 5 1 9 3 1 8 4 3 "   D a t a T y p e = " T e x t " > S e l l T o P h o n e N o < / S e l l T o P h o n e N o > - 
-         < S h i p m e n t D a t e   E l e m e n t T y p e = " C o l u m n "   E l e m e n t I d = " 9 3 1 1 1 1 4 6 5 "   D a t a T y p e = " S t r i n g " > S h i p m e n t D a t e < / S h i p m e n t D a t e > - 
-         < S h i p m e n t D a t e _ L b l   E l e m e n t T y p e = " C o l u m n "   E l e m e n t I d = " 6 1 4 4 0 0 3 6 4 "   D a t a T y p e = " S t r i n g " > S h i p m e n t D a t e _ L b l < / S h i p m e n t D a t e _ L b l > - 
-         < S h i p m e n t M e t h o d D e s c r i p t i o n   E l e m e n t T y p e = " C o l u m n "   E l e m e n t I d = " 2 0 5 9 4 0 3 2 6 0 "   D a t a T y p e = " T e x t " > S h i p m e n t M e t h o d D e s c r i p t i o n < / S h i p m e n t M e t h o d D e s c r i p t i o n > - 
-         < S h i p m e n t M e t h o d D e s c r i p t i o n _ L b l   E l e m e n t T y p e = " C o l u m n "   E l e m e n t I d = " 1 1 7 9 9 7 8 4 6 5 "   D a t a T y p e = " L a b e l " > S h i p m e n t M e t h o d D e s c r i p t i o n _ L b l < / S h i p m e n t M e t h o d D e s c r i p t i o n _ L b l > - 
-         < S h i p m e n t _ L b l   E l e m e n t T y p e = " C o l u m n "   E l e m e n t I d = " 2 0 8 5 7 6 7 1 2 0 "   D a t a T y p e = " L a b e l " > S h i p m e n t _ L b l < / S h i p m e n t _ L b l > - 
-         < S h i p p i n g A g e n t C o d e   E l e m e n t T y p e = " C o l u m n "   E l e m e n t I d = " 1 6 7 0 1 5 5 2 6 9 "   D a t a T y p e = " C o d e " > S h i p p i n g A g e n t C o d e < / S h i p p i n g A g e n t C o d e > - 
-         < S h i p p i n g A g e n t C o d e _ L b l   E l e m e n t T y p e = " C o l u m n "   E l e m e n t I d = " 1 1 5 3 2 0 1 3 4 "   D a t a T y p e = " S t r i n g " > S h i p p i n g A g e n t C o d e _ L b l < / S h i p p i n g A g e n t C o d e _ L b l > - 
-         < S h i p T o A d d r e s s 1   E l e m e n t T y p e = " C o l u m n "   E l e m e n t I d = " 1 3 5 7 6 7 2 8 6 1 "   D a t a T y p e = " T e x t " > S h i p T o A d d r e s s 1 < / S h i p T o A d d r e s s 1 > - 
-         < S h i p T o A d d r e s s 2   E l e m e n t T y p e = " C o l u m n "   E l e m e n t I d = " 1 0 2 4 2 0 4 5 8 4 "   D a t a T y p e = " T e x t " > S h i p T o A d d r e s s 2 < / S h i p T o A d d r e s s 2 > - 
-         < S h i p T o A d d r e s s 3   E l e m e n t T y p e = " C o l u m n "   E l e m e n t I d = " 1 6 6 1 9 0 1 2 0 1 "   D a t a T y p e = " T e x t " > S h i p T o A d d r e s s 3 < / S h i p T o A d d r e s s 3 > - 
-         < S h i p T o A d d r e s s 4   E l e m e n t T y p e = " C o l u m n "   E l e m e n t I d = " 5 5 5 4 1 6 9 9 0 "   D a t a T y p e = " T e x t " > S h i p T o A d d r e s s 4 < / S h i p T o A d d r e s s 4 > - 
-         < S h i p T o A d d r e s s 5   E l e m e n t T y p e = " C o l u m n "   E l e m e n t I d = " 1 1 9 3 1 1 3 6 0 7 "   D a t a T y p e = " T e x t " > S h i p T o A d d r e s s 5 < / S h i p T o A d d r e s s 5 > - 
-         < S h i p T o A d d r e s s 6   E l e m e n t T y p e = " C o l u m n "   E l e m e n t I d = " 7 1 9 9 7 6 2 4 4 "   D a t a T y p e = " T e x t " > S h i p T o A d d r e s s 6 < / S h i p T o A d d r e s s 6 > - 
-         < S h i p T o A d d r e s s 7   E l e m e n t T y p e = " C o l u m n "   E l e m e n t I d = " 8 2 2 7 9 6 2 7 "   D a t a T y p e = " T e x t " > S h i p T o A d d r e s s 7 < / S h i p T o A d d r e s s 7 > - 
-         < S h i p T o A d d r e s s 8   E l e m e n t T y p e = " C o l u m n "   E l e m e n t I d = " 1 4 9 2 9 9 2 1 7 8 "   D a t a T y p e = " T e x t " > S h i p T o A d d r e s s 8 < / S h i p T o A d d r e s s 8 > - 
-         < S h i p T o A d d r e s s _ L b l   E l e m e n t T y p e = " C o l u m n "   E l e m e n t I d = " 1 6 5 0 5 0 5 0 1 7 "   D a t a T y p e = " L a b e l " > S h i p T o A d d r e s s _ L b l < / S h i p T o A d d r e s s _ L b l > - 
-         < S h i p T o P h o n e N o   E l e m e n t T y p e = " C o l u m n "   E l e m e n t I d = " 3 6 9 7 0 2 2 5 5 "   D a t a T y p e = " T e x t " > S h i p T o P h o n e N o < / S h i p T o P h o n e N o > - 
-         < S h o w S h i p p i n g A d d r e s s   E l e m e n t T y p e = " C o l u m n "   E l e m e n t I d = " 1 1 2 0 0 7 1 2 6 6 "   D a t a T y p e = " B o o l e a n " > S h o w S h i p p i n g A d d r e s s < / S h o w S h i p p i n g A d d r e s s > - 
-         < S h o w W o r k D e s c r i p t i o n   E l e m e n t T y p e = " C o l u m n "   E l e m e n t I d = " 7 8 5 4 6 8 8 6 5 "   D a t a T y p e = " B o o l e a n " > S h o w W o r k D e s c r i p t i o n < / S h o w W o r k D e s c r i p t i o n > - 
-         < S u b t o t a l _ L b l   E l e m e n t T y p e = " C o l u m n "   E l e m e n t I d = " 1 9 6 7 7 9 5 1 4 2 "   D a t a T y p e = " L a b e l " > S u b t o t a l _ L b l < / S u b t o t a l _ L b l > - 
-         < T h a n k s _ L b l   E l e m e n t T y p e = " C o l u m n "   E l e m e n t I d = " 2 1 0 3 3 0 5 5 2 5 "   D a t a T y p e = " L a b e l " > T h a n k s _ L b l < / T h a n k s _ L b l > - 
-         < T o t a l _ L b l   E l e m e n t T y p e = " C o l u m n "   E l e m e n t I d = " 1 2 1 0 1 0 0 8 7 8 "   D a t a T y p e = " L a b e l " > T o t a l _ L b l < / T o t a l _ L b l > - 
-         < V A T A m o u n t S p e c i f i c a t i o n _ L b l   E l e m e n t T y p e = " C o l u m n "   E l e m e n t I d = " 8 7 8 7 0 6 8 4 6 "   D a t a T y p e = " L a b e l " > V A T A m o u n t S p e c i f i c a t i o n _ L b l < / V A T A m o u n t S p e c i f i c a t i o n _ L b l > - 
-         < V A T A m o u n t _ L b l   E l e m e n t T y p e = " C o l u m n "   E l e m e n t I d = " 1 0 9 4 6 5 7 2 9 "   D a t a T y p e = " L a b e l " > V A T A m o u n t _ L b l < / V A T A m o u n t _ L b l > - 
-         < V A T B a s e _ L b l   E l e m e n t T y p e = " C o l u m n "   E l e m e n t I d = " 1 8 6 6 1 5 8 2 7 8 "   D a t a T y p e = " L a b e l " > V A T B a s e _ L b l < / V A T B a s e _ L b l > - 
-         < V A T C l a u s e s _ L b l   E l e m e n t T y p e = " C o l u m n "   E l e m e n t I d = " 1 3 8 3 9 2 0 0 1 9 "   D a t a T y p e = " L a b e l " > V A T C l a u s e s _ L b l < / V A T C l a u s e s _ L b l > - 
-         < V A T C l a u s e _ L b l   E l e m e n t T y p e = " C o l u m n "   E l e m e n t I d = " 1 5 7 0 4 9 5 4 9 0 "   D a t a T y p e = " S t r i n g " > V A T C l a u s e _ L b l < / V A T C l a u s e _ L b l > - 
-         < V A T I d e n t i f i e r _ L b l   E l e m e n t T y p e = " C o l u m n "   E l e m e n t I d = " 1 6 8 6 6 2 3 9 8 4 "   D a t a T y p e = " L a b e l " > V A T I d e n t i f i e r _ L b l < / V A T I d e n t i f i e r _ L b l > - 
-         < V A T P e r c e n t a g e _ L b l   E l e m e n t T y p e = " C o l u m n "   E l e m e n t I d = " 6 7 6 6 5 4 5 6 5 "   D a t a T y p e = " L a b e l " > V A T P e r c e n t a g e _ L b l < / V A T P e r c e n t a g e _ L b l > - 
-         < V A T R e g i s t r a t i o n N o   E l e m e n t T y p e = " C o l u m n "   E l e m e n t I d = " 1 8 8 9 1 9 5 4 0 2 "   D a t a T y p e = " T e x t " > V A T R e g i s t r a t i o n N o < / V A T R e g i s t r a t i o n N o > - 
-         < V A T R e g i s t r a t i o n N o _ L b l   E l e m e n t T y p e = " C o l u m n "   E l e m e n t I d = " 1 4 2 4 6 1 6 0 8 5 "   D a t a T y p e = " T e x t " > V A T R e g i s t r a t i o n N o _ L b l < / V A T R e g i s t r a t i o n N o _ L b l > - 
-         < Y o u r D o c u m e n t T i t l e _ L b l   E l e m e n t T y p e = " C o l u m n "   E l e m e n t I d = " 1 8 2 1 7 1 6 9 3 4 "   D a t a T y p e = " L a b e l " > Y o u r D o c u m e n t T i t l e _ L b l < / Y o u r D o c u m e n t T i t l e _ L b l > - 
-         < Y o u r R e f e r e n c e   E l e m e n t T y p e = " C o l u m n "   E l e m e n t I d = " 1 1 0 3 9 9 5 1 "   D a t a T y p e = " T e x t " > Y o u r R e f e r e n c e < / Y o u r R e f e r e n c e > - 
-         < Y o u r R e f e r e n c e _ L b l   E l e m e n t T y p e = " C o l u m n "   E l e m e n t I d = " 4 6 5 4 7 7 4 2 6 "   D a t a T y p e = " S t r i n g " > Y o u r R e f e r e n c e _ L b l < / Y o u r R e f e r e n c e _ L b l > - 
-         < L i n e   E l e m e n t T y p e = " D a t a I t e m "   E l e m e n t I d = " 4 1 1 9 7 6 1 3 3 " > - 
-             < A m o u n t E x c l u d i n g V A T _ L i n e   E l e m e n t T y p e = " C o l u m n "   E l e m e n t I d = " 1 0 6 2 4 6 0 0 4 0 "   D a t a T y p e = " D e c i m a l " > A m o u n t E x c l u d i n g V A T _ L i n e < / A m o u n t E x c l u d i n g V A T _ L i n e > - 
-             < A m o u n t E x c l u d i n g V A T _ L i n e _ L b l   E l e m e n t T y p e = " C o l u m n "   E l e m e n t I d = " 2 0 0 2 8 7 4 4 7 5 "   D a t a T y p e = " S t r i n g " > A m o u n t E x c l u d i n g V A T _ L i n e _ L b l < / A m o u n t E x c l u d i n g V A T _ L i n e _ L b l > - 
-             < A m o u n t I n c l u d i n g V A T _ L i n e   E l e m e n t T y p e = " C o l u m n "   E l e m e n t I d = " 7 7 0 9 2 8 4 0 2 "   D a t a T y p e = " D e c i m a l " > A m o u n t I n c l u d i n g V A T _ L i n e < / A m o u n t I n c l u d i n g V A T _ L i n e > - 
-             < A m o u n t I n c l u d i n g V A T _ L i n e _ L b l   E l e m e n t T y p e = " C o l u m n "   E l e m e n t I d = " 9 3 0 7 4 7 3 1 3 "   D a t a T y p e = " S t r i n g " > A m o u n t I n c l u d i n g V A T _ L i n e _ L b l < / A m o u n t I n c l u d i n g V A T _ L i n e _ L b l > - 
-             < D e s c r i p t i o n _ L i n e   E l e m e n t T y p e = " C o l u m n "   E l e m e n t I d = " 1 4 0 6 8 2 2 3 1 0 "   D a t a T y p e = " T e x t " > D e s c r i p t i o n _ L i n e < / D e s c r i p t i o n _ L i n e > - 
-             < D e s c r i p t i o n _ L i n e _ L b l   E l e m e n t T y p e = " C o l u m n "   E l e m e n t I d = " 2 1 1 8 9 5 1 4 9 5 "   D a t a T y p e = " S t r i n g " > D e s c r i p t i o n _ L i n e _ L b l < / D e s c r i p t i o n _ L i n e _ L b l > - 
-             < I t e m N o _ L i n e   E l e m e n t T y p e = " C o l u m n "   E l e m e n t I d = " 1 9 1 0 2 9 6 2 8 8 "   D a t a T y p e = " C o d e " > I t e m N o _ L i n e < / I t e m N o _ L i n e > - 
-             < I t e m N o _ L i n e _ L b l   E l e m e n t T y p e = " C o l u m n "   E l e m e n t I d = " 1 3 4 0 0 7 9 6 1 3 "   D a t a T y p e = " S t r i n g " > I t e m N o _ L i n e _ L b l < / I t e m N o _ L i n e _ L b l > - 
-             < I t e m R e f e r e n c e N o _ L i n e   E l e m e n t T y p e = " C o l u m n "   E l e m e n t I d = " 9 2 7 2 3 5 7 "   D a t a T y p e = " C o d e " > I t e m R e f e r e n c e N o _ L i n e < / I t e m R e f e r e n c e N o _ L i n e > - 
-             < I t e m R e f e r e n c e N o _ L i n e _ L b l   E l e m e n t T y p e = " C o l u m n "   E l e m e n t I d = " 1 9 8 0 6 3 1 1 3 0 "   D a t a T y p e = " S t r i n g " > I t e m R e f e r e n c e N o _ L i n e _ L b l < / I t e m R e f e r e n c e N o _ L i n e _ L b l > - 
-             < J o b N o   E l e m e n t T y p e = " C o l u m n "   E l e m e n t I d = " 1 8 1 5 5 8 0 3 6 5 "   D a t a T y p e = " C o d e " > J o b N o < / J o b N o > - 
-             < J o b N o _ L b l   E l e m e n t T y p e = " C o l u m n "   E l e m e n t I d = " 1 8 9 7 0 9 4 2 6 "   D a t a T y p e = " T e x t " > J o b N o _ L b l < / J o b N o _ L b l > - 
-             < J o b T a s k D e s c r i p t i o n   E l e m e n t T y p e = " C o l u m n "   E l e m e n t I d = " 1 0 6 5 5 0 2 3 4 3 "   D a t a T y p e = " T e x t " > J o b T a s k D e s c r i p t i o n < / J o b T a s k D e s c r i p t i o n > - 
-             < J o b T a s k D e s c _ L b l   E l e m e n t T y p e = " C o l u m n "   E l e m e n t I d = " 5 4 8 3 1 0 0 2 7 "   D a t a T y p e = " L a b e l " > J o b T a s k D e s c _ L b l < / J o b T a s k D e s c _ L b l > - 
-             < J o b T a s k N o   E l e m e n t T y p e = " C o l u m n "   E l e m e n t I d = " 9 4 0 0 8 9 4 5 8 "   D a t a T y p e = " C o d e " > J o b T a s k N o < / J o b T a s k N o > - 
-             < J o b T a s k N o _ L b l   E l e m e n t T y p e = " C o l u m n "   E l e m e n t I d = " 6 2 2 6 5 1 9 4 9 "   D a t a T y p e = " T e x t " > J o b T a s k N o _ L b l < / J o b T a s k N o _ L b l > - 
-             < L i n e A m o u n t _ L i n e   E l e m e n t T y p e = " C o l u m n "   E l e m e n t I d = " 2 6 8 9 3 7 1 6 2 "   D a t a T y p e = " T e x t " > L i n e A m o u n t _ L i n e < / L i n e A m o u n t _ L i n e > - 
-             < L i n e A m o u n t _ L i n e _ L b l   E l e m e n t T y p e = " C o l u m n "   E l e m e n t I d = " 9 9 2 9 0 1 8 4 5 "   D a t a T y p e = " S t r i n g " > L i n e A m o u n t _ L i n e _ L b l < / L i n e A m o u n t _ L i n e _ L b l > - 
-             < L i n e D i s c o u n t P e r c e n t T e x t _ L i n e   E l e m e n t T y p e = " C o l u m n "   E l e m e n t I d = " 6 1 3 1 3 5 1 9 "   D a t a T y p e = " T e x t " > L i n e D i s c o u n t P e r c e n t T e x t _ L i n e < / L i n e D i s c o u n t P e r c e n t T e x t _ L i n e > - 
-             < L i n e D i s c o u n t P e r c e n t _ L i n e   E l e m e n t T y p e = " C o l u m n "   E l e m e n t I d = " 9 0 7 8 2 7 4 3 6 "   D a t a T y p e = " D e c i m a l " > L i n e D i s c o u n t P e r c e n t _ L i n e < / L i n e D i s c o u n t P e r c e n t _ L i n e > - 
-             < L i n e N o _ L i n e   E l e m e n t T y p e = " C o l u m n "   E l e m e n t I d = " 6 9 8 9 8 5 9 7 9 "   D a t a T y p e = " I n t e g e r " > L i n e N o _ L i n e < / L i n e N o _ L i n e > - 
-             < P r i c e P e r _ L b l   E l e m e n t T y p e = " C o l u m n "   E l e m e n t I d = " 9 7 3 2 8 0 1 3 4 "   D a t a T y p e = " L a b e l " > P r i c e P e r _ L b l < / P r i c e P e r _ L b l > - 
-             < P r i c e _ L b l   E l e m e n t T y p e = " C o l u m n "   E l e m e n t I d = " 2 1 2 6 7 6 4 9 2 5 "   D a t a T y p e = " L a b e l " > P r i c e _ L b l < / P r i c e _ L b l > - 
-             < Q t y _ L b l   E l e m e n t T y p e = " C o l u m n "   E l e m e n t I d = " 2 6 3 6 7 3 7 6 4 "   D a t a T y p e = " L a b e l " > Q t y _ L b l < / Q t y _ L b l > - 
-             < Q u a n t i t y _ L i n e   E l e m e n t T y p e = " C o l u m n "   E l e m e n t I d = " 1 0 6 8 5 4 3 5 3 7 "   D a t a T y p e = " T e x t " > Q u a n t i t y _ L i n e < / Q u a n t i t y _ L i n e > - 
-             < Q u a n t i t y _ L i n e _ L b l   E l e m e n t T y p e = " C o l u m n "   E l e m e n t I d = " 2 0 3 4 5 0 6 8 0 2 "   D a t a T y p e = " S t r i n g " > Q u a n t i t y _ L i n e _ L b l < / Q u a n t i t y _ L i n e _ L b l > - 
-             < S h i p m e n t D a t e _ L i n e   E l e m e n t T y p e = " C o l u m n "   E l e m e n t I d = " 1 6 7 3 3 7 5 4 1 6 "   D a t a T y p e = " S t r i n g " > S h i p m e n t D a t e _ L i n e < / S h i p m e n t D a t e _ L i n e > - 
-             < S h i p m e n t D a t e _ L i n e _ L b l   E l e m e n t T y p e = " C o l u m n "   E l e m e n t I d = " 8 5 3 2 2 4 3 6 3 "   D a t a T y p e = " L a b e l " > S h i p m e n t D a t e _ L i n e _ L b l < / S h i p m e n t D a t e _ L i n e _ L b l > - 
-             < T r a n s H e a d e r A m o u n t   E l e m e n t T y p e = " C o l u m n "   E l e m e n t I d = " 2 0 2 8 3 0 6 2 7 6 "   D a t a T y p e = " D e c i m a l " > T r a n s H e a d e r A m o u n t < / T r a n s H e a d e r A m o u n t > - 
-             < T y p e _ L i n e   E l e m e n t T y p e = " C o l u m n "   E l e m e n t I d = " 2 7 2 8 0 4 9 2 4 "   D a t a T y p e = " S t r i n g " > T y p e _ L i n e < / T y p e _ L i n e > - 
-             < U n i t O f M e a s u r e   E l e m e n t T y p e = " C o l u m n "   E l e m e n t I d = " 1 8 0 8 2 2 8 0 1 8 "   D a t a T y p e = " T e x t " > U n i t O f M e a s u r e < / U n i t O f M e a s u r e > - 
-             < U n i t O f M e a s u r e _ L b l   E l e m e n t T y p e = " C o l u m n "   E l e m e n t I d = " 9 8 1 9 5 1 2 4 9 "   D a t a T y p e = " S t r i n g " > U n i t O f M e a s u r e _ L b l < / U n i t O f M e a s u r e _ L b l > - 
-             < U n i t P r i c e   E l e m e n t T y p e = " C o l u m n "   E l e m e n t I d = " 1 4 7 8 2 2 1 5 2 6 "   D a t a T y p e = " T e x t " > U n i t P r i c e < / U n i t P r i c e > - 
-             < U n i t P r i c e _ L b l   E l e m e n t T y p e = " C o l u m n "   E l e m e n t I d = " 1 1 6 3 9 2 6 6 0 3 "   D a t a T y p e = " S t r i n g " > U n i t P r i c e _ L b l < / U n i t P r i c e _ L b l > - 
-             < U n i t _ L b l   E l e m e n t T y p e = " C o l u m n "   E l e m e n t I d = " 8 1 4 3 6 4 3 1 8 "   D a t a T y p e = " L a b e l " > U n i t _ L b l < / U n i t _ L b l > - 
-             < V A T I d e n t i f i e r _ L i n e   E l e m e n t T y p e = " C o l u m n "   E l e m e n t I d = " 1 7 7 3 6 2 2 4 1 2 "   D a t a T y p e = " C o d e " > V A T I d e n t i f i e r _ L i n e < / V A T I d e n t i f i e r _ L i n e > - 
-             < V A T I d e n t i f i e r _ L i n e _ L b l   E l e m e n t T y p e = " C o l u m n "   E l e m e n t I d = " 5 3 3 7 8 2 7 0 3 "   D a t a T y p e = " S t r i n g " > V A T I d e n t i f i e r _ L i n e _ L b l < / V A T I d e n t i f i e r _ L i n e _ L b l > - 
-             < V A T P c t _ L i n e   E l e m e n t T y p e = " C o l u m n "   E l e m e n t I d = " 1 9 7 4 0 0 1 9 4 4 "   D a t a T y p e = " T e x t " > V A T P c t _ L i n e < / V A T P c t _ L i n e > - 
-             < V A T P c t _ L i n e _ L b l   E l e m e n t T y p e = " C o l u m n "   E l e m e n t I d = " 1 2 0 7 5 2 9 9 1 5 "   D a t a T y p e = " S t r i n g " > V A T P c t _ L i n e _ L b l < / V A T P c t _ L i n e _ L b l > - 
-             < S h i p m e n t L i n e   E l e m e n t T y p e = " D a t a I t e m "   E l e m e n t I d = " 2 0 1 5 9 9 6 0 5 1 " > - 
-                 < D o c u m e n t N o _ S h i p m e n t L i n e   E l e m e n t T y p e = " C o l u m n "   E l e m e n t I d = " 1 2 4 3 7 6 7 7 6 2 "   D a t a T y p e = " C o d e " > D o c u m e n t N o _ S h i p m e n t L i n e < / D o c u m e n t N o _ S h i p m e n t L i n e > - 
-                 < P o s t i n g D a t e _ S h i p m e n t L i n e   E l e m e n t T y p e = " C o l u m n "   E l e m e n t I d = " 1 8 3 4 0 0 3 2 0 "   D a t a T y p e = " S t r i n g " > P o s t i n g D a t e _ S h i p m e n t L i n e < / P o s t i n g D a t e _ S h i p m e n t L i n e > - 
-                 < P o s t i n g D a t e _ S h i p m e n t L i n e _ L b l   E l e m e n t T y p e = " C o l u m n "   E l e m e n t I d = " 1 0 9 0 0 6 9 0 2 7 "   D a t a T y p e = " S t r i n g " > P o s t i n g D a t e _ S h i p m e n t L i n e _ L b l < / P o s t i n g D a t e _ S h i p m e n t L i n e _ L b l > - 
-                 < Q u a n t i t y _ S h i p m e n t L i n e   E l e m e n t T y p e = " C o l u m n "   E l e m e n t I d = " 1 6 3 7 0 3 4 2 4 7 "   D a t a T y p e = " D e c i m a l " > Q u a n t i t y _ S h i p m e n t L i n e < / Q u a n t i t y _ S h i p m e n t L i n e > - 
-                 < Q u a n t i t y _ S h i p m e n t L i n e _ L b l   E l e m e n t T y p e = " C o l u m n "   E l e m e n t I d = " 1 6 0 2 6 6 7 3 8 6 "   D a t a T y p e = " S t r i n g " > Q u a n t i t y _ S h i p m e n t L i n e _ L b l < / Q u a n t i t y _ S h i p m e n t L i n e _ L b l > +     < H e a d e r > + 
+         < B i l l e d T o _ L b l > B i l l e d T o _ L b l < / B i l l e d T o _ L b l > + 
+         < B i l l T o C o n t a c t E m a i l > B i l l T o C o n t a c t E m a i l < / B i l l T o C o n t a c t E m a i l > + 
+         < B i l l T o C o n t a c t E m a i l L b l > B i l l T o C o n t a c t E m a i l L b l < / B i l l T o C o n t a c t E m a i l L b l > + 
+         < B i l l T o C o n t a c t M o b i l e P h o n e N o > B i l l T o C o n t a c t M o b i l e P h o n e N o < / B i l l T o C o n t a c t M o b i l e P h o n e N o > + 
+         < B i l l T o C o n t a c t M o b i l e P h o n e N o L b l > B i l l T o C o n t a c t M o b i l e P h o n e N o L b l < / B i l l T o C o n t a c t M o b i l e P h o n e N o L b l > + 
+         < B i l l T o C o n t a c t P h o n e N o > B i l l T o C o n t a c t P h o n e N o < / B i l l T o C o n t a c t P h o n e N o > + 
+         < B i l l T o C o n t a c t P h o n e N o L b l > B i l l T o C o n t a c t P h o n e N o L b l < / B i l l T o C o n t a c t P h o n e N o L b l > + 
+         < B i l l t o C u s t o m e r N o _ L b l > B i l l t o C u s t o m e r N o _ L b l < / B i l l t o C u s t o m e r N o _ L b l > + 
+         < B i l l t o C u s t u m e r N o > B i l l t o C u s t u m e r N o < / B i l l t o C u s t u m e r N o > + 
+         < C h e c k s P a y a b l e _ L b l > C h e c k s P a y a b l e _ L b l < / C h e c k s P a y a b l e _ L b l > + 
+         < C o m p a n y A d d r e s s 1 > C o m p a n y A d d r e s s 1 < / C o m p a n y A d d r e s s 1 > + 
+         < C o m p a n y A d d r e s s 2 > C o m p a n y A d d r e s s 2 < / C o m p a n y A d d r e s s 2 > + 
+         < C o m p a n y A d d r e s s 3 > C o m p a n y A d d r e s s 3 < / C o m p a n y A d d r e s s 3 > + 
+         < C o m p a n y A d d r e s s 4 > C o m p a n y A d d r e s s 4 < / C o m p a n y A d d r e s s 4 > + 
+         < C o m p a n y A d d r e s s 5 > C o m p a n y A d d r e s s 5 < / C o m p a n y A d d r e s s 5 > + 
+         < C o m p a n y A d d r e s s 6 > C o m p a n y A d d r e s s 6 < / C o m p a n y A d d r e s s 6 > + 
+         < C o m p a n y A d d r e s s 7 > C o m p a n y A d d r e s s 7 < / C o m p a n y A d d r e s s 7 > + 
+         < C o m p a n y A d d r e s s 8 > C o m p a n y A d d r e s s 8 < / C o m p a n y A d d r e s s 8 > + 
+         < C o m p a n y B a n k A c c o u n t N o > C o m p a n y B a n k A c c o u n t N o < / C o m p a n y B a n k A c c o u n t N o > + 
+         < C o m p a n y B a n k A c c o u n t N o _ L b l > C o m p a n y B a n k A c c o u n t N o _ L b l < / C o m p a n y B a n k A c c o u n t N o _ L b l > + 
+         < C o m p a n y B a n k B r a n c h N o > C o m p a n y B a n k B r a n c h N o < / C o m p a n y B a n k B r a n c h N o > + 
+         < C o m p a n y B a n k B r a n c h N o _ L b l > C o m p a n y B a n k B r a n c h N o _ L b l < / C o m p a n y B a n k B r a n c h N o _ L b l > + 
+         < C o m p a n y B a n k N a m e > C o m p a n y B a n k N a m e < / C o m p a n y B a n k N a m e > + 
+         < C o m p a n y B a n k N a m e _ L b l > C o m p a n y B a n k N a m e _ L b l < / C o m p a n y B a n k N a m e _ L b l > + 
+         < C o m p a n y C u s t o m G i r o > C o m p a n y C u s t o m G i r o < / C o m p a n y C u s t o m G i r o > + 
+         < C o m p a n y C u s t o m G i r o _ L b l > C o m p a n y C u s t o m G i r o _ L b l < / C o m p a n y C u s t o m G i r o _ L b l > + 
+         < C o m p a n y E M a i l > C o m p a n y E M a i l < / C o m p a n y E M a i l > + 
+         < C o m p a n y G i r o N o > C o m p a n y G i r o N o < / C o m p a n y G i r o N o > + 
+         < C o m p a n y G i r o N o _ L b l > C o m p a n y G i r o N o _ L b l < / C o m p a n y G i r o N o _ L b l > + 
+         < C o m p a n y H o m e P a g e > C o m p a n y H o m e P a g e < / C o m p a n y H o m e P a g e > + 
+         < C o m p a n y I B A N > C o m p a n y I B A N < / C o m p a n y I B A N > + 
+         < C o m p a n y I B A N _ L b l > C o m p a n y I B A N _ L b l < / C o m p a n y I B A N _ L b l > + 
+         < C o m p a n y L e g a l O f f i c e > C o m p a n y L e g a l O f f i c e < / C o m p a n y L e g a l O f f i c e > + 
+         < C o m p a n y L e g a l O f f i c e _ L b l > C o m p a n y L e g a l O f f i c e _ L b l < / C o m p a n y L e g a l O f f i c e _ L b l > + 
+         < C o m p a n y L e g a l S t a t e m e n t > C o m p a n y L e g a l S t a t e m e n t < / C o m p a n y L e g a l S t a t e m e n t > + 
+         < C o m p a n y L o g o P o s i t i o n > C o m p a n y L o g o P o s i t i o n < / C o m p a n y L o g o P o s i t i o n > + 
+         < C o m p a n y P h o n e N o > C o m p a n y P h o n e N o < / C o m p a n y P h o n e N o > + 
+         < C o m p a n y P h o n e N o _ L b l > C o m p a n y P h o n e N o _ L b l < / C o m p a n y P h o n e N o _ L b l > + 
+         < C o m p a n y P i c t u r e / > + 
+         < C o m p a n y R e g i s t r a t i o n N u m b e r > C o m p a n y R e g i s t r a t i o n N u m b e r < / C o m p a n y R e g i s t r a t i o n N u m b e r > + 
+         < C o m p a n y R e g i s t r a t i o n N u m b e r _ L b l > C o m p a n y R e g i s t r a t i o n N u m b e r _ L b l < / C o m p a n y R e g i s t r a t i o n N u m b e r _ L b l > + 
+         < C o m p a n y S W I F T > C o m p a n y S W I F T < / C o m p a n y S W I F T > + 
+         < C o m p a n y S W I F T _ L b l > C o m p a n y S W I F T _ L b l < / C o m p a n y S W I F T _ L b l > + 
+         < C o m p a n y V A T R e g i s t r a t i o n N o > C o m p a n y V A T R e g i s t r a t i o n N o < / C o m p a n y V A T R e g i s t r a t i o n N o > + 
+         < C o m p a n y V A T R e g i s t r a t i o n N o _ L b l > C o m p a n y V A T R e g i s t r a t i o n N o _ L b l < / C o m p a n y V A T R e g i s t r a t i o n N o _ L b l > + 
+         < C o m p a n y V A T R e g N o > C o m p a n y V A T R e g N o < / C o m p a n y V A T R e g N o > + 
+         < C o m p a n y V A T R e g N o _ L b l > C o m p a n y V A T R e g N o _ L b l < / C o m p a n y V A T R e g N o _ L b l > + 
+         < C o n t a c t _ L b l > C o n t a c t _ L b l < / C o n t a c t _ L b l > + 
+         < C o p y _ L b l > C o p y _ L b l < / C o p y _ L b l > + 
+         < C u s t o m e r A d d r e s s 1 > C u s t o m e r A d d r e s s 1 < / C u s t o m e r A d d r e s s 1 > + 
+         < C u s t o m e r A d d r e s s 2 > C u s t o m e r A d d r e s s 2 < / C u s t o m e r A d d r e s s 2 > + 
+         < C u s t o m e r A d d r e s s 3 > C u s t o m e r A d d r e s s 3 < / C u s t o m e r A d d r e s s 3 > + 
+         < C u s t o m e r A d d r e s s 4 > C u s t o m e r A d d r e s s 4 < / C u s t o m e r A d d r e s s 4 > + 
+         < C u s t o m e r A d d r e s s 5 > C u s t o m e r A d d r e s s 5 < / C u s t o m e r A d d r e s s 5 > + 
+         < C u s t o m e r A d d r e s s 6 > C u s t o m e r A d d r e s s 6 < / C u s t o m e r A d d r e s s 6 > + 
+         < C u s t o m e r A d d r e s s 7 > C u s t o m e r A d d r e s s 7 < / C u s t o m e r A d d r e s s 7 > + 
+         < C u s t o m e r A d d r e s s 8 > C u s t o m e r A d d r e s s 8 < / C u s t o m e r A d d r e s s 8 > + 
+         < C u s t o m e r P o s t a l B a r C o d e > C u s t o m e r P o s t a l B a r C o d e < / C u s t o m e r P o s t a l B a r C o d e > + 
+         < D i s p l a y A d d i t i o n a l F e e N o t e > D i s p l a y A d d i t i o n a l F e e N o t e < / D i s p l a y A d d i t i o n a l F e e N o t e > + 
+         < D o c u m e n t D a t e > D o c u m e n t D a t e < / D o c u m e n t D a t e > + 
+         < D o c u m e n t D a t e _ L b l > D o c u m e n t D a t e _ L b l < / D o c u m e n t D a t e _ L b l > + 
+         < D o c u m e n t N o > D o c u m e n t N o < / D o c u m e n t N o > + 
+         < D o c u m e n t N o _ L b l > D o c u m e n t N o _ L b l < / D o c u m e n t N o _ L b l > + 
+         < D o c u m e n t T i t l e _ L b l > D o c u m e n t T i t l e _ L b l < / D o c u m e n t T i t l e _ L b l > + 
+         < D u e D a t e > D u e D a t e < / D u e D a t e > + 
+         < D u e D a t e _ L b l > D u e D a t e _ L b l < / D u e D a t e _ L b l > + 
+         < E M a i l _ H e a d e r _ L b l > E M a i l _ H e a d e r _ L b l < / E M a i l _ H e a d e r _ L b l > + 
+         < E x c h a n g e R a t e A s T e x t > E x c h a n g e R a t e A s T e x t < / E x c h a n g e R a t e A s T e x t > + 
+         < E x t e r n a l D o c u m e n t N o > E x t e r n a l D o c u m e n t N o < / E x t e r n a l D o c u m e n t N o > + 
+         < E x t e r n a l D o c u m e n t N o _ L b l > E x t e r n a l D o c u m e n t N o _ L b l < / E x t e r n a l D o c u m e n t N o _ L b l > + 
+         < F r o m _ L b l > F r o m _ L b l < / F r o m _ L b l > + 
+         < G l o b a l L o c a t i o n N u m b e r > G l o b a l L o c a t i o n N u m b e r < / G l o b a l L o c a t i o n N u m b e r > + 
+         < G l o b a l L o c a t i o n N u m b e r _ L b l > G l o b a l L o c a t i o n N u m b e r _ L b l < / G l o b a l L o c a t i o n N u m b e r _ L b l > + 
+         < H o m e P a g e _ H e a d e r _ L b l > H o m e P a g e _ H e a d e r _ L b l < / H o m e P a g e _ H e a d e r _ L b l > + 
+         < I n v o i c e D i s c o u n t A m o u n t _ L b l > I n v o i c e D i s c o u n t A m o u n t _ L b l < / I n v o i c e D i s c o u n t A m o u n t _ L b l > + 
+         < I n v o i c e D i s c o u n t B a s e A m o u n t _ L b l > I n v o i c e D i s c o u n t B a s e A m o u n t _ L b l < / I n v o i c e D i s c o u n t B a s e A m o u n t _ L b l > + 
+         < L e g a l E n t i t y T y p e > L e g a l E n t i t y T y p e < / L e g a l E n t i t y T y p e > + 
+         < L e g a l E n t i t y T y p e _ L b l > L e g a l E n t i t y T y p e _ L b l < / L e g a l E n t i t y T y p e _ L b l > + 
+         < L i n e A m o u n t A f t e r I n v o i c e D i s c o u n t _ L b l > L i n e A m o u n t A f t e r I n v o i c e D i s c o u n t _ L b l < / L i n e A m o u n t A f t e r I n v o i c e D i s c o u n t _ L b l > + 
+         < L o c a l C u r r e n c y _ L b l > L o c a l C u r r e n c y _ L b l < / L o c a l C u r r e n c y _ L b l > + 
+         < O r d e r N o > O r d e r N o < / O r d e r N o > + 
+         < O r d e r N o _ L b l > O r d e r N o _ L b l < / O r d e r N o _ L b l > + 
+         < P a c k a g e T r a c k i n g N o > P a c k a g e T r a c k i n g N o < / P a c k a g e T r a c k i n g N o > + 
+         < P a c k a g e T r a c k i n g N o _ L b l > P a c k a g e T r a c k i n g N o _ L b l < / P a c k a g e T r a c k i n g N o _ L b l > + 
+         < P a g e _ L b l > P a g e _ L b l < / P a g e _ L b l > + 
+         < P a y m e n t I n s t r u c t i o n s _ T x t > P a y m e n t I n s t r u c t i o n s _ T x t < / P a y m e n t I n s t r u c t i o n s _ T x t > + 
+         < P a y m e n t M e t h o d D e s c r i p t i o n > P a y m e n t M e t h o d D e s c r i p t i o n < / P a y m e n t M e t h o d D e s c r i p t i o n > + 
+         < P a y m e n t M e t h o d D e s c r i p t i o n _ L b l > P a y m e n t M e t h o d D e s c r i p t i o n _ L b l < / P a y m e n t M e t h o d D e s c r i p t i o n _ L b l > + 
+         < P a y m e n t R e f e r e n c e > P a y m e n t R e f e r e n c e < / P a y m e n t R e f e r e n c e > + 
+         < P a y m e n t R e f e r e n c e _ L b l > P a y m e n t R e f e r e n c e _ L b l < / P a y m e n t R e f e r e n c e _ L b l > + 
+         < P a y m e n t T e r m s D e s c r i p t i o n > P a y m e n t T e r m s D e s c r i p t i o n < / P a y m e n t T e r m s D e s c r i p t i o n > + 
+         < P a y m e n t T e r m s D e s c r i p t i o n _ L b l > P a y m e n t T e r m s D e s c r i p t i o n _ L b l < / P a y m e n t T e r m s D e s c r i p t i o n _ L b l > + 
+         < P r i c e s I n c l u d i n g V A T > P r i c e s I n c l u d i n g V A T < / P r i c e s I n c l u d i n g V A T > + 
+         < P r i c e s I n c l u d i n g V A T Y e s N o > P r i c e s I n c l u d i n g V A T Y e s N o < / P r i c e s I n c l u d i n g V A T Y e s N o > + 
+         < P r i c e s I n c l u d i n g V A T _ L b l > P r i c e s I n c l u d i n g V A T _ L b l < / P r i c e s I n c l u d i n g V A T _ L b l > + 
+         < Q u e s t i o n s _ L b l > Q u e s t i o n s _ L b l < / Q u e s t i o n s _ L b l > + 
+         < R e m a i n i n g A m o u n t > R e m a i n i n g A m o u n t < / R e m a i n i n g A m o u n t > + 
+         < R e m a i n i n g A m o u n t T e x t > R e m a i n i n g A m o u n t T e x t < / R e m a i n i n g A m o u n t T e x t > + 
+         < S a l e s I n v o i c e L i n e D i s c o u n t _ L b l > S a l e s I n v o i c e L i n e D i s c o u n t _ L b l < / S a l e s I n v o i c e L i n e D i s c o u n t _ L b l > + 
+         < S a l e s P e r s o n B l a n k _ L b l > S a l e s P e r s o n B l a n k _ L b l < / S a l e s P e r s o n B l a n k _ L b l > + 
+         < S a l e s P e r s o n N a m e > S a l e s P e r s o n N a m e < / S a l e s P e r s o n N a m e > + 
+         < S a l e s P e r s o n _ L b l > S a l e s P e r s o n _ L b l < / S a l e s P e r s o n _ L b l > + 
+         < S e l l T o C o n t a c t E m a i l > S e l l T o C o n t a c t E m a i l < / S e l l T o C o n t a c t E m a i l > + 
+         < S e l l T o C o n t a c t E m a i l L b l > S e l l T o C o n t a c t E m a i l L b l < / S e l l T o C o n t a c t E m a i l L b l > + 
+         < S e l l T o C o n t a c t M o b i l e P h o n e N o > S e l l T o C o n t a c t M o b i l e P h o n e N o < / S e l l T o C o n t a c t M o b i l e P h o n e N o > + 
+         < S e l l T o C o n t a c t M o b i l e P h o n e N o L b l > S e l l T o C o n t a c t M o b i l e P h o n e N o L b l < / S e l l T o C o n t a c t M o b i l e P h o n e N o L b l > + 
+         < S e l l T o C o n t a c t P h o n e N o > S e l l T o C o n t a c t P h o n e N o < / S e l l T o C o n t a c t P h o n e N o > + 
+         < S e l l T o C o n t a c t P h o n e N o L b l > S e l l T o C o n t a c t P h o n e N o L b l < / S e l l T o C o n t a c t P h o n e N o L b l > + 
+         < S e l l t o C u s t o m e r N o > S e l l t o C u s t o m e r N o < / S e l l t o C u s t o m e r N o > + 
+         < S e l l t o C u s t o m e r N o _ L b l > S e l l t o C u s t o m e r N o _ L b l < / S e l l t o C u s t o m e r N o _ L b l > + 
+         < S e l l T o F a x N o > S e l l T o F a x N o < / S e l l T o F a x N o > + 
+         < S e l l T o P h o n e N o > S e l l T o P h o n e N o < / S e l l T o P h o n e N o > + 
+         < S h i p m e n t D a t e > S h i p m e n t D a t e < / S h i p m e n t D a t e > + 
+         < S h i p m e n t D a t e _ L b l > S h i p m e n t D a t e _ L b l < / S h i p m e n t D a t e _ L b l > + 
+         < S h i p m e n t M e t h o d D e s c r i p t i o n > S h i p m e n t M e t h o d D e s c r i p t i o n < / S h i p m e n t M e t h o d D e s c r i p t i o n > + 
+         < S h i p m e n t M e t h o d D e s c r i p t i o n _ L b l > S h i p m e n t M e t h o d D e s c r i p t i o n _ L b l < / S h i p m e n t M e t h o d D e s c r i p t i o n _ L b l > + 
+         < S h i p m e n t _ L b l > S h i p m e n t _ L b l < / S h i p m e n t _ L b l > + 
+         < S h i p p i n g A g e n t C o d e > S h i p p i n g A g e n t C o d e < / S h i p p i n g A g e n t C o d e > + 
+         < S h i p p i n g A g e n t C o d e _ L b l > S h i p p i n g A g e n t C o d e _ L b l < / S h i p p i n g A g e n t C o d e _ L b l > + 
+         < S h i p T o A d d r e s s 1 > S h i p T o A d d r e s s 1 < / S h i p T o A d d r e s s 1 > + 
+         < S h i p T o A d d r e s s 2 > S h i p T o A d d r e s s 2 < / S h i p T o A d d r e s s 2 > + 
+         < S h i p T o A d d r e s s 3 > S h i p T o A d d r e s s 3 < / S h i p T o A d d r e s s 3 > + 
+         < S h i p T o A d d r e s s 4 > S h i p T o A d d r e s s 4 < / S h i p T o A d d r e s s 4 > + 
+         < S h i p T o A d d r e s s 5 > S h i p T o A d d r e s s 5 < / S h i p T o A d d r e s s 5 > + 
+         < S h i p T o A d d r e s s 6 > S h i p T o A d d r e s s 6 < / S h i p T o A d d r e s s 6 > + 
+         < S h i p T o A d d r e s s 7 > S h i p T o A d d r e s s 7 < / S h i p T o A d d r e s s 7 > + 
+         < S h i p T o A d d r e s s 8 > S h i p T o A d d r e s s 8 < / S h i p T o A d d r e s s 8 > + 
+         < S h i p T o A d d r e s s _ L b l > S h i p T o A d d r e s s _ L b l < / S h i p T o A d d r e s s _ L b l > + 
+         < S h i p T o P h o n e N o > S h i p T o P h o n e N o < / S h i p T o P h o n e N o > + 
+         < S h o w S h i p p i n g A d d r e s s > S h o w S h i p p i n g A d d r e s s < / S h o w S h i p p i n g A d d r e s s > + 
+         < S h o w W o r k D e s c r i p t i o n > S h o w W o r k D e s c r i p t i o n < / S h o w W o r k D e s c r i p t i o n > + 
+         < S u b t o t a l _ L b l > S u b t o t a l _ L b l < / S u b t o t a l _ L b l > + 
+         < T h a n k s _ L b l > T h a n k s _ L b l < / T h a n k s _ L b l > + 
+         < T o t a l _ L b l > T o t a l _ L b l < / T o t a l _ L b l > + 
+         < V A T A m o u n t S p e c i f i c a t i o n _ L b l > V A T A m o u n t S p e c i f i c a t i o n _ L b l < / V A T A m o u n t S p e c i f i c a t i o n _ L b l > + 
+         < V A T A m o u n t _ L b l > V A T A m o u n t _ L b l < / V A T A m o u n t _ L b l > + 
+         < V A T B a s e _ L b l > V A T B a s e _ L b l < / V A T B a s e _ L b l > + 
+         < V A T C l a u s e s _ L b l > V A T C l a u s e s _ L b l < / V A T C l a u s e s _ L b l > + 
+         < V A T C l a u s e _ L b l > V A T C l a u s e _ L b l < / V A T C l a u s e _ L b l > + 
+         < V A T I d e n t i f i e r _ L b l > V A T I d e n t i f i e r _ L b l < / V A T I d e n t i f i e r _ L b l > + 
+         < V A T P e r c e n t a g e _ L b l > V A T P e r c e n t a g e _ L b l < / V A T P e r c e n t a g e _ L b l > + 
+         < V A T R e g i s t r a t i o n N o > V A T R e g i s t r a t i o n N o < / V A T R e g i s t r a t i o n N o > + 
+         < V A T R e g i s t r a t i o n N o _ L b l > V A T R e g i s t r a t i o n N o _ L b l < / V A T R e g i s t r a t i o n N o _ L b l > + 
+         < Y o u r D o c u m e n t T i t l e _ L b l > Y o u r D o c u m e n t T i t l e _ L b l < / Y o u r D o c u m e n t T i t l e _ L b l > + 
+         < Y o u r R e f e r e n c e > Y o u r R e f e r e n c e < / Y o u r R e f e r e n c e > + 
+         < Y o u r R e f e r e n c e _ L b l > Y o u r R e f e r e n c e _ L b l < / Y o u r R e f e r e n c e _ L b l > + 
+         < L i n e > + 
+             < A m o u n t E x c l u d i n g V A T _ L i n e > A m o u n t E x c l u d i n g V A T _ L i n e < / A m o u n t E x c l u d i n g V A T _ L i n e > + 
+             < A m o u n t E x c l u d i n g V A T _ L i n e _ L b l > A m o u n t E x c l u d i n g V A T _ L i n e _ L b l < / A m o u n t E x c l u d i n g V A T _ L i n e _ L b l > + 
+             < A m o u n t I n c l u d i n g V A T _ L i n e > A m o u n t I n c l u d i n g V A T _ L i n e < / A m o u n t I n c l u d i n g V A T _ L i n e > + 
+             < A m o u n t I n c l u d i n g V A T _ L i n e _ L b l > A m o u n t I n c l u d i n g V A T _ L i n e _ L b l < / A m o u n t I n c l u d i n g V A T _ L i n e _ L b l > + 
+             < D e s c r i p t i o n _ L i n e > D e s c r i p t i o n _ L i n e < / D e s c r i p t i o n _ L i n e > + 
+             < D e s c r i p t i o n _ L i n e _ L b l > D e s c r i p t i o n _ L i n e _ L b l < / D e s c r i p t i o n _ L i n e _ L b l > + 
+             < I t e m N o _ L i n e > I t e m N o _ L i n e < / I t e m N o _ L i n e > + 
+             < I t e m N o _ L i n e _ L b l > I t e m N o _ L i n e _ L b l < / I t e m N o _ L i n e _ L b l > + 
+             < I t e m R e f e r e n c e N o _ L i n e > I t e m R e f e r e n c e N o _ L i n e < / I t e m R e f e r e n c e N o _ L i n e > + 
+             < I t e m R e f e r e n c e N o _ L i n e _ L b l > I t e m R e f e r e n c e N o _ L i n e _ L b l < / I t e m R e f e r e n c e N o _ L i n e _ L b l > + 
+             < J o b N o > J o b N o < / J o b N o > + 
+             < J o b N o _ L b l > J o b N o _ L b l < / J o b N o _ L b l > + 
+             < J o b T a s k D e s c r i p t i o n > J o b T a s k D e s c r i p t i o n < / J o b T a s k D e s c r i p t i o n > + 
+             < J o b T a s k D e s c _ L b l > J o b T a s k D e s c _ L b l < / J o b T a s k D e s c _ L b l > + 
+             < J o b T a s k N o > J o b T a s k N o < / J o b T a s k N o > + 
+             < J o b T a s k N o _ L b l > J o b T a s k N o _ L b l < / J o b T a s k N o _ L b l > + 
+             < L i n e A m o u n t _ L i n e > L i n e A m o u n t _ L i n e < / L i n e A m o u n t _ L i n e > + 
+             < L i n e A m o u n t _ L i n e _ L b l > L i n e A m o u n t _ L i n e _ L b l < / L i n e A m o u n t _ L i n e _ L b l > + 
+             < L i n e D i s c o u n t P e r c e n t T e x t _ L i n e > L i n e D i s c o u n t P e r c e n t T e x t _ L i n e < / L i n e D i s c o u n t P e r c e n t T e x t _ L i n e > + 
+             < L i n e D i s c o u n t P e r c e n t _ L i n e > L i n e D i s c o u n t P e r c e n t _ L i n e < / L i n e D i s c o u n t P e r c e n t _ L i n e > + 
+             < L i n e N o _ L i n e > L i n e N o _ L i n e < / L i n e N o _ L i n e > + 
+             < P r i c e P e r _ L b l > P r i c e P e r _ L b l < / P r i c e P e r _ L b l > + 
+             < P r i c e _ L b l > P r i c e _ L b l < / P r i c e _ L b l > + 
+             < Q t y _ L b l > Q t y _ L b l < / Q t y _ L b l > + 
+             < Q u a n t i t y _ L i n e > Q u a n t i t y _ L i n e < / Q u a n t i t y _ L i n e > + 
+             < Q u a n t i t y _ L i n e _ L b l > Q u a n t i t y _ L i n e _ L b l < / Q u a n t i t y _ L i n e _ L b l > + 
+             < S h i p m e n t D a t e _ L i n e > S h i p m e n t D a t e _ L i n e < / S h i p m e n t D a t e _ L i n e > + 
+             < S h i p m e n t D a t e _ L i n e _ L b l > S h i p m e n t D a t e _ L i n e _ L b l < / S h i p m e n t D a t e _ L i n e _ L b l > + 
+             < T r a n s H e a d e r A m o u n t > T r a n s H e a d e r A m o u n t < / T r a n s H e a d e r A m o u n t > + 
+             < T y p e _ L i n e > T y p e _ L i n e < / T y p e _ L i n e > + 
+             < U n i t O f M e a s u r e > U n i t O f M e a s u r e < / U n i t O f M e a s u r e > + 
+             < U n i t O f M e a s u r e _ L b l > U n i t O f M e a s u r e _ L b l < / U n i t O f M e a s u r e _ L b l > + 
+             < U n i t P r i c e > U n i t P r i c e < / U n i t P r i c e > + 
+             < U n i t P r i c e _ L b l > U n i t P r i c e _ L b l < / U n i t P r i c e _ L b l > + 
+             < U n i t _ L b l > U n i t _ L b l < / U n i t _ L b l > + 
+             < V A T I d e n t i f i e r _ L i n e > V A T I d e n t i f i e r _ L i n e < / V A T I d e n t i f i e r _ L i n e > + 
+             < V A T I d e n t i f i e r _ L i n e _ L b l > V A T I d e n t i f i e r _ L i n e _ L b l < / V A T I d e n t i f i e r _ L i n e _ L b l > + 
+             < V A T P c t _ L i n e > V A T P c t _ L i n e < / V A T P c t _ L i n e > + 
+             < V A T P c t _ L i n e _ L b l > V A T P c t _ L i n e _ L b l < / V A T P c t _ L i n e _ L b l > + 
+             < S h i p m e n t L i n e > + 
+                 < D o c u m e n t N o _ S h i p m e n t L i n e > D o c u m e n t N o _ S h i p m e n t L i n e < / D o c u m e n t N o _ S h i p m e n t L i n e > + 
+                 < P o s t i n g D a t e _ S h i p m e n t L i n e > P o s t i n g D a t e _ S h i p m e n t L i n e < / P o s t i n g D a t e _ S h i p m e n t L i n e > + 
+                 < P o s t i n g D a t e _ S h i p m e n t L i n e _ L b l > P o s t i n g D a t e _ S h i p m e n t L i n e _ L b l < / P o s t i n g D a t e _ S h i p m e n t L i n e _ L b l > + 
+                 < Q u a n t i t y _ S h i p m e n t L i n e > Q u a n t i t y _ S h i p m e n t L i n e < / Q u a n t i t y _ S h i p m e n t L i n e > + 
+                 < Q u a n t i t y _ S h i p m e n t L i n e _ L b l > Q u a n t i t y _ S h i p m e n t L i n e _ L b l < / Q u a n t i t y _ S h i p m e n t L i n e _ L b l >   
              < / S h i p m e n t L i n e >   
-             < A s s e m b l y L i n e   E l e m e n t T y p e = " D a t a I t e m "   E l e m e n t I d = " 1 2 0 5 9 4 2 8 5 " > - 
-                 < D e s c r i p t i o n _ A s s e m b l y L i n e   E l e m e n t T y p e = " C o l u m n "   E l e m e n t I d = " 2 8 0 7 4 3 7 9 6 "   D a t a T y p e = " T e x t " > D e s c r i p t i o n _ A s s e m b l y L i n e < / D e s c r i p t i o n _ A s s e m b l y L i n e > - 
-                 < L i n e N o _ A s s e m b l y L i n e   E l e m e n t T y p e = " C o l u m n "   E l e m e n t I d = " 6 4 0 5 8 3 8 9 1 "   D a t a T y p e = " C o d e " > L i n e N o _ A s s e m b l y L i n e < / L i n e N o _ A s s e m b l y L i n e > - 
-                 < Q u a n t i t y _ A s s e m b l y L i n e   E l e m e n t T y p e = " C o l u m n "   E l e m e n t I d = " 1 9 5 7 6 4 8 2 3 1 "   D a t a T y p e = " D e c i m a l " > Q u a n t i t y _ A s s e m b l y L i n e < / Q u a n t i t y _ A s s e m b l y L i n e > - 
-                 < U n i t O f M e a s u r e _ A s s e m b l y L i n e   E l e m e n t T y p e = " C o l u m n "   E l e m e n t I d = " 1 6 4 9 1 2 3 7 7 3 "   D a t a T y p e = " T e x t " > U n i t O f M e a s u r e _ A s s e m b l y L i n e < / U n i t O f M e a s u r e _ A s s e m b l y L i n e > - 
-                 < V a r i a n t C o d e _ A s s e m b l y L i n e   E l e m e n t T y p e = " C o l u m n "   E l e m e n t I d = " 1 8 6 9 4 0 7 6 7 2 "   D a t a T y p e = " C o d e " > V a r i a n t C o d e _ A s s e m b l y L i n e < / V a r i a n t C o d e _ A s s e m b l y L i n e > +             < A s s e m b l y L i n e > + 
+                 < D e s c r i p t i o n _ A s s e m b l y L i n e > D e s c r i p t i o n _ A s s e m b l y L i n e < / D e s c r i p t i o n _ A s s e m b l y L i n e > + 
+                 < L i n e N o _ A s s e m b l y L i n e > L i n e N o _ A s s e m b l y L i n e < / L i n e N o _ A s s e m b l y L i n e > + 
+                 < Q u a n t i t y _ A s s e m b l y L i n e > Q u a n t i t y _ A s s e m b l y L i n e < / Q u a n t i t y _ A s s e m b l y L i n e > + 
+                 < U n i t O f M e a s u r e _ A s s e m b l y L i n e > U n i t O f M e a s u r e _ A s s e m b l y L i n e < / U n i t O f M e a s u r e _ A s s e m b l y L i n e > + 
+                 < V a r i a n t C o d e _ A s s e m b l y L i n e > V a r i a n t C o d e _ A s s e m b l y L i n e < / V a r i a n t C o d e _ A s s e m b l y L i n e >   
              < / A s s e m b l y L i n e >   
          < / L i n e >   
-         < W o r k D e s c r i p t i o n L i n e s   E l e m e n t T y p e = " D a t a I t e m "   E l e m e n t I d = " 2 7 6 8 1 9 4 4 7 " > - 
-             < W o r k D e s c r i p t i o n L i n e   E l e m e n t T y p e = " C o l u m n "   E l e m e n t I d = " 1 9 4 7 6 2 1 6 7 6 "   D a t a T y p e = " T e x t " > W o r k D e s c r i p t i o n L i n e < / W o r k D e s c r i p t i o n L i n e > - 
-             < W o r k D e s c r i p t i o n L i n e N u m b e r   E l e m e n t T y p e = " C o l u m n "   E l e m e n t I d = " 7 9 7 3 0 7 2 2 3 "   D a t a T y p e = " I n t e g e r " > W o r k D e s c r i p t i o n L i n e N u m b e r < / W o r k D e s c r i p t i o n L i n e N u m b e r > +         < W o r k D e s c r i p t i o n L i n e s > + 
+             < W o r k D e s c r i p t i o n L i n e > W o r k D e s c r i p t i o n L i n e < / W o r k D e s c r i p t i o n L i n e > + 
+             < W o r k D e s c r i p t i o n L i n e N u m b e r > W o r k D e s c r i p t i o n L i n e N u m b e r < / W o r k D e s c r i p t i o n L i n e N u m b e r >   
          < / W o r k D e s c r i p t i o n L i n e s >   
-         < V A T A m o u n t L i n e   E l e m e n t T y p e = " D a t a I t e m "   E l e m e n t I d = " 8 2 7 5 3 4 3 4 8 " > - 
-             < I n v o i c e D i s c o u n t A m o u n t _ V A T A m o u n t L i n e   E l e m e n t T y p e = " C o l u m n "   E l e m e n t I d = " 8 2 4 7 3 0 1 4 1 "   D a t a T y p e = " D e c i m a l " > I n v o i c e D i s c o u n t A m o u n t _ V A T A m o u n t L i n e < / I n v o i c e D i s c o u n t A m o u n t _ V A T A m o u n t L i n e > - 
-             < I n v o i c e D i s c o u n t A m o u n t _ V A T A m o u n t L i n e _ L b l   E l e m e n t T y p e = " C o l u m n "   E l e m e n t I d = " 1 5 6 2 2 0 0 0 3 4 "   D a t a T y p e = " S t r i n g " > I n v o i c e D i s c o u n t A m o u n t _ V A T A m o u n t L i n e _ L b l < / I n v o i c e D i s c o u n t A m o u n t _ V A T A m o u n t L i n e _ L b l > - 
-             < I n v o i c e D i s c o u n t B a s e A m o u n t _ V A T A m o u n t L i n e   E l e m e n t T y p e = " C o l u m n "   E l e m e n t I d = " 2 0 4 0 3 3 2 2 6 6 "   D a t a T y p e = " D e c i m a l " > I n v o i c e D i s c o u n t B a s e A m o u n t _ V A T A m o u n t L i n e < / I n v o i c e D i s c o u n t B a s e A m o u n t _ V A T A m o u n t L i n e > - 
-             < I n v o i c e D i s c o u n t B a s e A m o u n t _ V A T A m o u n t L i n e _ L b l   E l e m e n t T y p e = " C o l u m n "   E l e m e n t I d = " 4 0 5 9 6 0 3 3 1 "   D a t a T y p e = " S t r i n g " > I n v o i c e D i s c o u n t B a s e A m o u n t _ V A T A m o u n t L i n e _ L b l < / I n v o i c e D i s c o u n t B a s e A m o u n t _ V A T A m o u n t L i n e _ L b l > - 
-             < L i n e A m o u n t _ V a t A m o u n t L i n e   E l e m e n t T y p e = " C o l u m n "   E l e m e n t I d = " 2 1 4 6 5 4 0 1 "   D a t a T y p e = " D e c i m a l " > L i n e A m o u n t _ V a t A m o u n t L i n e < / L i n e A m o u n t _ V a t A m o u n t L i n e > - 
-             < L i n e A m o u n t _ V a t A m o u n t L i n e _ L b l   E l e m e n t T y p e = " C o l u m n "   E l e m e n t I d = " 1 1 1 0 9 1 2 1 2 4 "   D a t a T y p e = " S t r i n g " > L i n e A m o u n t _ V a t A m o u n t L i n e _ L b l < / L i n e A m o u n t _ V a t A m o u n t L i n e _ L b l > - 
-             < N o O f V A T I d e n t i f i e r s   E l e m e n t T y p e = " C o l u m n "   E l e m e n t I d = " 1 1 5 3 2 6 3 0 2 6 "   D a t a T y p e = " I n t e g e r " > N o O f V A T I d e n t i f i e r s < / N o O f V A T I d e n t i f i e r s > - 
-             < V A T A m o u n t L C Y _ V A T A m o u n t L i n e   E l e m e n t T y p e = " C o l u m n "   E l e m e n t I d = " 1 5 8 1 9 9 4 3 5 0 "   D a t a T y p e = " D e c i m a l " > V A T A m o u n t L C Y _ V A T A m o u n t L i n e < / V A T A m o u n t L C Y _ V A T A m o u n t L i n e > - 
-             < V A T A m o u n t L C Y _ V A T A m o u n t L i n e _ L b l   E l e m e n t T y p e = " C o l u m n "   E l e m e n t I d = " 9 2 3 0 0 3 3 7 "   D a t a T y p e = " L a b e l " > V A T A m o u n t L C Y _ V A T A m o u n t L i n e _ L b l < / V A T A m o u n t L C Y _ V A T A m o u n t L i n e _ L b l > - 
-             < V A T A m o u n t _ V a t A m o u n t L i n e   E l e m e n t T y p e = " C o l u m n "   E l e m e n t I d = " 1 8 9 1 8 2 0 6 2 0 "   D a t a T y p e = " D e c i m a l " > V A T A m o u n t _ V a t A m o u n t L i n e < / V A T A m o u n t _ V a t A m o u n t L i n e > - 
-             < V A T A m o u n t _ V a t A m o u n t L i n e _ L b l   E l e m e n t T y p e = " C o l u m n "   E l e m e n t I d = " 1 5 1 3 5 5 5 4 7 3 "   D a t a T y p e = " S t r i n g " > V A T A m o u n t _ V a t A m o u n t L i n e _ L b l < / V A T A m o u n t _ V a t A m o u n t L i n e _ L b l > - 
-             < V A T B a s e L C Y _ V A T A m o u n t L i n e   E l e m e n t T y p e = " C o l u m n "   E l e m e n t I d = " 1 8 6 0 9 4 5 6 3 5 "   D a t a T y p e = " D e c i m a l " > V A T B a s e L C Y _ V A T A m o u n t L i n e < / V A T B a s e L C Y _ V A T A m o u n t L i n e > - 
-             < V A T B a s e L C Y _ V A T A m o u n t L i n e _ L b l   E l e m e n t T y p e = " C o l u m n "   E l e m e n t I d = " 1 2 3 6 4 6 7 9 9 8 "   D a t a T y p e = " L a b e l " > V A T B a s e L C Y _ V A T A m o u n t L i n e _ L b l < / V A T B a s e L C Y _ V A T A m o u n t L i n e _ L b l > - 
-             < V A T B a s e _ V a t A m o u n t L i n e   E l e m e n t T y p e = " C o l u m n "   E l e m e n t I d = " 1 4 5 8 9 3 7 8 1 9 "   D a t a T y p e = " D e c i m a l " > V A T B a s e _ V a t A m o u n t L i n e < / V A T B a s e _ V a t A m o u n t L i n e > - 
-             < V A T B a s e _ V a t A m o u n t L i n e _ L b l   E l e m e n t T y p e = " C o l u m n "   E l e m e n t I d = " 1 6 9 1 3 0 2 4 8 8 "   D a t a T y p e = " S t r i n g " > V A T B a s e _ V a t A m o u n t L i n e _ L b l < / V A T B a s e _ V a t A m o u n t L i n e _ L b l > - 
-             < V A T I d e n t i f i e r _ V a t A m o u n t L i n e   E l e m e n t T y p e = " C o l u m n "   E l e m e n t I d = " 1 1 4 2 0 7 0 0 3 5 "   D a t a T y p e = " C o d e " > V A T I d e n t i f i e r _ V a t A m o u n t L i n e < / V A T I d e n t i f i e r _ V a t A m o u n t L i n e > - 
-             < V A T I d e n t i f i e r _ V a t A m o u n t L i n e _ L b l   E l e m e n t T y p e = " C o l u m n "   E l e m e n t I d = " 8 6 4 5 0 4 5 0 "   D a t a T y p e = " S t r i n g " > V A T I d e n t i f i e r _ V a t A m o u n t L i n e _ L b l < / V A T I d e n t i f i e r _ V a t A m o u n t L i n e _ L b l > - 
-             < V A T P c t _ V a t A m o u n t L i n e   E l e m e n t T y p e = " C o l u m n "   E l e m e n t I d = " 1 4 5 3 5 4 2 7 7 7 "   D a t a T y p e = " D e c i m a l " > V A T P c t _ V a t A m o u n t L i n e < / V A T P c t _ V a t A m o u n t L i n e > - 
-             < V A T P c t _ V a t A m o u n t L i n e _ L b l   E l e m e n t T y p e = " C o l u m n "   E l e m e n t I d = " 6 7 6 3 2 3 7 8 "   D a t a T y p e = " S t r i n g " > V A T P c t _ V a t A m o u n t L i n e _ L b l < / V A T P c t _ V a t A m o u n t L i n e _ L b l > +         < V A T A m o u n t L i n e > + 
+             < I n v o i c e D i s c o u n t A m o u n t _ V A T A m o u n t L i n e > I n v o i c e D i s c o u n t A m o u n t _ V A T A m o u n t L i n e < / I n v o i c e D i s c o u n t A m o u n t _ V A T A m o u n t L i n e > + 
+             < I n v o i c e D i s c o u n t A m o u n t _ V A T A m o u n t L i n e _ L b l > I n v o i c e D i s c o u n t A m o u n t _ V A T A m o u n t L i n e _ L b l < / I n v o i c e D i s c o u n t A m o u n t _ V A T A m o u n t L i n e _ L b l > + 
+             < I n v o i c e D i s c o u n t B a s e A m o u n t _ V A T A m o u n t L i n e > I n v o i c e D i s c o u n t B a s e A m o u n t _ V A T A m o u n t L i n e < / I n v o i c e D i s c o u n t B a s e A m o u n t _ V A T A m o u n t L i n e > + 
+             < I n v o i c e D i s c o u n t B a s e A m o u n t _ V A T A m o u n t L i n e _ L b l > I n v o i c e D i s c o u n t B a s e A m o u n t _ V A T A m o u n t L i n e _ L b l < / I n v o i c e D i s c o u n t B a s e A m o u n t _ V A T A m o u n t L i n e _ L b l > + 
+             < L i n e A m o u n t _ V a t A m o u n t L i n e > L i n e A m o u n t _ V a t A m o u n t L i n e < / L i n e A m o u n t _ V a t A m o u n t L i n e > + 
+             < L i n e A m o u n t _ V a t A m o u n t L i n e _ L b l > L i n e A m o u n t _ V a t A m o u n t L i n e _ L b l < / L i n e A m o u n t _ V a t A m o u n t L i n e _ L b l > + 
+             < N o O f V A T I d e n t i f i e r s > N o O f V A T I d e n t i f i e r s < / N o O f V A T I d e n t i f i e r s > + 
+             < V A T A m o u n t L C Y _ V A T A m o u n t L i n e > V A T A m o u n t L C Y _ V A T A m o u n t L i n e < / V A T A m o u n t L C Y _ V A T A m o u n t L i n e > + 
+             < V A T A m o u n t L C Y _ V A T A m o u n t L i n e _ L b l > V A T A m o u n t L C Y _ V A T A m o u n t L i n e _ L b l < / V A T A m o u n t L C Y _ V A T A m o u n t L i n e _ L b l > + 
+             < V A T A m o u n t _ V a t A m o u n t L i n e > V A T A m o u n t _ V a t A m o u n t L i n e < / V A T A m o u n t _ V a t A m o u n t L i n e > + 
+             < V A T A m o u n t _ V a t A m o u n t L i n e _ L b l > V A T A m o u n t _ V a t A m o u n t L i n e _ L b l < / V A T A m o u n t _ V a t A m o u n t L i n e _ L b l > + 
+             < V A T B a s e L C Y _ V A T A m o u n t L i n e > V A T B a s e L C Y _ V A T A m o u n t L i n e < / V A T B a s e L C Y _ V A T A m o u n t L i n e > + 
+             < V A T B a s e L C Y _ V A T A m o u n t L i n e _ L b l > V A T B a s e L C Y _ V A T A m o u n t L i n e _ L b l < / V A T B a s e L C Y _ V A T A m o u n t L i n e _ L b l > + 
+             < V A T B a s e _ V a t A m o u n t L i n e > V A T B a s e _ V a t A m o u n t L i n e < / V A T B a s e _ V a t A m o u n t L i n e > + 
+             < V A T B a s e _ V a t A m o u n t L i n e _ L b l > V A T B a s e _ V a t A m o u n t L i n e _ L b l < / V A T B a s e _ V a t A m o u n t L i n e _ L b l > + 
+             < V A T I d e n t i f i e r _ V a t A m o u n t L i n e > V A T I d e n t i f i e r _ V a t A m o u n t L i n e < / V A T I d e n t i f i e r _ V a t A m o u n t L i n e > + 
+             < V A T I d e n t i f i e r _ V a t A m o u n t L i n e _ L b l > V A T I d e n t i f i e r _ V a t A m o u n t L i n e _ L b l < / V A T I d e n t i f i e r _ V a t A m o u n t L i n e _ L b l > + 
+             < V A T P c t _ V a t A m o u n t L i n e > V A T P c t _ V a t A m o u n t L i n e < / V A T P c t _ V a t A m o u n t L i n e > + 
+             < V A T P c t _ V a t A m o u n t L i n e _ L b l > V A T P c t _ V a t A m o u n t L i n e _ L b l < / V A T P c t _ V a t A m o u n t L i n e _ L b l >   
          < / V A T A m o u n t L i n e >   
-         < V A T C l a u s e L i n e   E l e m e n t T y p e = " D a t a I t e m "   E l e m e n t I d = " 1 6 6 5 5 0 0 1 6 3 " > - 
-             < C o d e _ V A T C l a u s e L i n e   E l e m e n t T y p e = " C o l u m n "   E l e m e n t I d = " 1 8 2 4 5 8 9 8 4 7 "   D a t a T y p e = " C o d e " > C o d e _ V A T C l a u s e L i n e < / C o d e _ V A T C l a u s e L i n e > - 
-             < C o d e _ V A T C l a u s e L i n e _ L b l   E l e m e n t T y p e = " C o l u m n "   E l e m e n t I d = " 4 6 1 5 3 3 0 2 "   D a t a T y p e = " S t r i n g " > C o d e _ V A T C l a u s e L i n e _ L b l < / C o d e _ V A T C l a u s e L i n e _ L b l > - 
-             < D e s c r i p t i o n 2 _ V A T C l a u s e L i n e   E l e m e n t T y p e = " C o l u m n "   E l e m e n t I d = " 1 3 7 9 6 6 7 4 7 0 "   D a t a T y p e = " T e x t " > D e s c r i p t i o n 2 _ V A T C l a u s e L i n e < / D e s c r i p t i o n 2 _ V A T C l a u s e L i n e > - 
-             < D e s c r i p t i o n _ V A T C l a u s e L i n e   E l e m e n t T y p e = " C o l u m n "   E l e m e n t I d = " 1 3 0 5 5 4 5 9 2 4 "   D a t a T y p e = " T e x t " > D e s c r i p t i o n _ V A T C l a u s e L i n e < / D e s c r i p t i o n _ V A T C l a u s e L i n e > - 
-             < N o O f V A T C l a u s e s   E l e m e n t T y p e = " C o l u m n "   E l e m e n t I d = " 7 5 6 4 1 7 3 9 2 "   D a t a T y p e = " I n t e g e r " > N o O f V A T C l a u s e s < / N o O f V A T C l a u s e s > - 
-             < V A T A m o u n t _ V A T C l a u s e L i n e   E l e m e n t T y p e = " C o l u m n "   E l e m e n t I d = " 2 2 2 4 6 9 0 5 9 "   D a t a T y p e = " D e c i m a l " > V A T A m o u n t _ V A T C l a u s e L i n e < / V A T A m o u n t _ V A T C l a u s e L i n e > - 
-             < V A T C l a u s e s H e a d e r   E l e m e n t T y p e = " C o l u m n "   E l e m e n t I d = " 1 9 7 2 4 0 9 9 2 9 "   D a t a T y p e = " T e x t " > V A T C l a u s e s H e a d e r < / V A T C l a u s e s H e a d e r > - 
-             < V A T I d e n t i f i e r _ V A T C l a u s e L i n e   E l e m e n t T y p e = " C o l u m n "   E l e m e n t I d = " 1 4 6 4 4 7 2 4 7 8 "   D a t a T y p e = " C o d e " > V A T I d e n t i f i e r _ V A T C l a u s e L i n e < / V A T I d e n t i f i e r _ V A T C l a u s e L i n e > +         < V A T C l a u s e L i n e > + 
+             < C o d e _ V A T C l a u s e L i n e > C o d e _ V A T C l a u s e L i n e < / C o d e _ V A T C l a u s e L i n e > + 
+             < C o d e _ V A T C l a u s e L i n e _ L b l > C o d e _ V A T C l a u s e L i n e _ L b l < / C o d e _ V A T C l a u s e L i n e _ L b l > + 
+             < D e s c r i p t i o n 2 _ V A T C l a u s e L i n e > D e s c r i p t i o n 2 _ V A T C l a u s e L i n e < / D e s c r i p t i o n 2 _ V A T C l a u s e L i n e > + 
+             < D e s c r i p t i o n _ V A T C l a u s e L i n e > D e s c r i p t i o n _ V A T C l a u s e L i n e < / D e s c r i p t i o n _ V A T C l a u s e L i n e > + 
+             < N o O f V A T C l a u s e s > N o O f V A T C l a u s e s < / N o O f V A T C l a u s e s > + 
+             < V A T A m o u n t _ V A T C l a u s e L i n e > V A T A m o u n t _ V A T C l a u s e L i n e < / V A T A m o u n t _ V A T C l a u s e L i n e > + 
+             < V A T C l a u s e s H e a d e r > V A T C l a u s e s H e a d e r < / V A T C l a u s e s H e a d e r > + 
+             < V A T I d e n t i f i e r _ V A T C l a u s e L i n e > V A T I d e n t i f i e r _ V A T C l a u s e L i n e < / V A T I d e n t i f i e r _ V A T C l a u s e L i n e >   
          < / V A T C l a u s e L i n e >   
-         < R e p o r t T o t a l s L i n e   E l e m e n t T y p e = " D a t a I t e m "   E l e m e n t I d = " 2 1 2 2 5 4 9 8 3 6 " > - 
-             < A m o u n t F o r m a t t e d _ R e p o r t T o t a l s L i n e   E l e m e n t T y p e = " C o l u m n "   E l e m e n t I d = " 1 5 0 6 1 3 6 8 2 5 "   D a t a T y p e = " T e x t " > A m o u n t F o r m a t t e d _ R e p o r t T o t a l s L i n e < / A m o u n t F o r m a t t e d _ R e p o r t T o t a l s L i n e > - 
-             < A m o u n t _ R e p o r t T o t a l s L i n e   E l e m e n t T y p e = " C o l u m n "   E l e m e n t I d = " 4 1 9 9 1 8 3 6 9 "   D a t a T y p e = " D e c i m a l " > A m o u n t _ R e p o r t T o t a l s L i n e < / A m o u n t _ R e p o r t T o t a l s L i n e > - 
-             < D e s c r i p t i o n _ R e p o r t T o t a l s L i n e   E l e m e n t T y p e = " C o l u m n "   E l e m e n t I d = " 5 8 1 9 9 6 0 6 7 "   D a t a T y p e = " T e x t " > D e s c r i p t i o n _ R e p o r t T o t a l s L i n e < / D e s c r i p t i o n _ R e p o r t T o t a l s L i n e > - 
-             < F o n t B o l d _ R e p o r t T o t a l s L i n e   E l e m e n t T y p e = " C o l u m n "   E l e m e n t I d = " 9 4 6 5 4 0 5 4 9 "   D a t a T y p e = " B o o l e a n " > F o n t B o l d _ R e p o r t T o t a l s L i n e < / F o n t B o l d _ R e p o r t T o t a l s L i n e > - 
-             < F o n t U n d e r l i n e _ R e p o r t T o t a l s L i n e   E l e m e n t T y p e = " C o l u m n "   E l e m e n t I d = " 2 0 2 1 5 3 3 6 9 4 "   D a t a T y p e = " B o o l e a n " > F o n t U n d e r l i n e _ R e p o r t T o t a l s L i n e < / F o n t U n d e r l i n e _ R e p o r t T o t a l s L i n e > +         < R e p o r t T o t a l s L i n e > + 
+             < A m o u n t F o r m a t t e d _ R e p o r t T o t a l s L i n e > A m o u n t F o r m a t t e d _ R e p o r t T o t a l s L i n e < / A m o u n t F o r m a t t e d _ R e p o r t T o t a l s L i n e > + 
+             < A m o u n t _ R e p o r t T o t a l s L i n e > A m o u n t _ R e p o r t T o t a l s L i n e < / A m o u n t _ R e p o r t T o t a l s L i n e > + 
+             < D e s c r i p t i o n _ R e p o r t T o t a l s L i n e > D e s c r i p t i o n _ R e p o r t T o t a l s L i n e < / D e s c r i p t i o n _ R e p o r t T o t a l s L i n e > + 
+             < F o n t B o l d _ R e p o r t T o t a l s L i n e > F o n t B o l d _ R e p o r t T o t a l s L i n e < / F o n t B o l d _ R e p o r t T o t a l s L i n e > + 
+             < F o n t U n d e r l i n e _ R e p o r t T o t a l s L i n e > F o n t U n d e r l i n e _ R e p o r t T o t a l s L i n e < / F o n t U n d e r l i n e _ R e p o r t T o t a l s L i n e >   
          < / R e p o r t T o t a l s L i n e >   
-         < L i n e F e e   E l e m e n t T y p e = " D a t a I t e m "   E l e m e n t I d = " 2 6 6 6 3 0 7 3 3 " > - 
-             < L i n e F e e C a p t i o n T e x t   E l e m e n t T y p e = " C o l u m n "   E l e m e n t I d = " 4 3 7 6 4 3 7 9 0 "   D a t a T y p e = " T e x t " > L i n e F e e C a p t i o n T e x t < / L i n e F e e C a p t i o n T e x t > +         < L i n e F e e > + 
+             < L i n e F e e C a p t i o n T e x t > L i n e F e e C a p t i o n T e x t < / L i n e F e e C a p t i o n T e x t >   
          < / L i n e F e e >   
-         < P a y m e n t R e p o r t i n g A r g u m e n t   E l e m e n t T y p e = " D a t a I t e m "   E l e m e n t I d = " 3 1 3 7 4 4 1 9 4 " > - 
-             < P a y m e n t S e r v i c e L o g o   E l e m e n t T y p e = " C o l u m n "   E l e m e n t I d = " 4 1 6 7 9 0 7 6 7 "   D a t a T y p e = " B l o b "   / > - 
-             < P a y m e n t S e r v i c e L o g o _ U r l   E l e m e n t T y p e = " C o l u m n "   E l e m e n t I d = " 6 4 4 9 7 5 1 3 9 "   D a t a T y p e = " T e x t " > P a y m e n t S e r v i c e L o g o _ U r l < / P a y m e n t S e r v i c e L o g o _ U r l > - 
-             < P a y m e n t S e r v i c e L o g o _ U r l T e x t   E l e m e n t T y p e = " C o l u m n "   E l e m e n t I d = " 1 4 1 1 7 0 3 9 7 6 "   D a t a T y p e = " T e x t " > P a y m e n t S e r v i c e L o g o _ U r l T e x t < / P a y m e n t S e r v i c e L o g o _ U r l T e x t > - 
-             < P a y m e n t S e r v i c e T e x t _ U r l   E l e m e n t T y p e = " C o l u m n "   E l e m e n t I d = " 1 7 4 2 3 3 4 7 "   D a t a T y p e = " T e x t " > P a y m e n t S e r v i c e T e x t _ U r l < / P a y m e n t S e r v i c e T e x t _ U r l > - 
-             < P a y m e n t S e r v i c e T e x t _ U r l T e x t   E l e m e n t T y p e = " C o l u m n "   E l e m e n t I d = " 1 6 3 6 7 7 2 9 3 4 "   D a t a T y p e = " T e x t " > P a y m e n t S e r v i c e T e x t _ U r l T e x t < / P a y m e n t S e r v i c e T e x t _ U r l T e x t > +         < P a y m e n t R e p o r t i n g A r g u m e n t > + 
+             < P a y m e n t S e r v i c e L o g o / > + 
+             < P a y m e n t S e r v i c e L o g o _ U r l > P a y m e n t S e r v i c e L o g o _ U r l < / P a y m e n t S e r v i c e L o g o _ U r l > + 
+             < P a y m e n t S e r v i c e L o g o _ U r l T e x t > P a y m e n t S e r v i c e L o g o _ U r l T e x t < / P a y m e n t S e r v i c e L o g o _ U r l T e x t > + 
+             < P a y m e n t S e r v i c e T e x t _ U r l > P a y m e n t S e r v i c e T e x t _ U r l < / P a y m e n t S e r v i c e T e x t _ U r l > + 
+             < P a y m e n t S e r v i c e T e x t _ U r l T e x t > P a y m e n t S e r v i c e T e x t _ U r l T e x t < / P a y m e n t S e r v i c e T e x t _ U r l T e x t >   
          < / P a y m e n t R e p o r t i n g A r g u m e n t >   
-         < L e f t H e a d e r   E l e m e n t T y p e = " D a t a I t e m "   E l e m e n t I d = " 7 3 4 6 8 0 8 3 3 " > - 
-             < L e f t H e a d e r N a m e   E l e m e n t T y p e = " C o l u m n "   E l e m e n t I d = " 4 3 7 4 2 2 1 8 2 "   D a t a T y p e = " T e x t " > L e f t H e a d e r N a m e < / L e f t H e a d e r N a m e > - 
-             < L e f t H e a d e r V a l u e   E l e m e n t T y p e = " C o l u m n "   E l e m e n t I d = " 2 4 2 1 2 6 3 1 0 "   D a t a T y p e = " T e x t " > L e f t H e a d e r V a l u e < / L e f t H e a d e r V a l u e > +         < L e f t H e a d e r > + 
+             < L e f t H e a d e r N a m e > L e f t H e a d e r N a m e < / L e f t H e a d e r N a m e > + 
+             < L e f t H e a d e r V a l u e > L e f t H e a d e r V a l u e < / L e f t H e a d e r V a l u e >   
          < / L e f t H e a d e r >   
-         < R i g h t H e a d e r   E l e m e n t T y p e = " D a t a I t e m "   E l e m e n t I d = " 2 5 4 5 4 4 9 4 6 " > - 
-             < R i g h t H e a d e r N a m e   E l e m e n t T y p e = " C o l u m n "   E l e m e n t I d = " 8 9 8 2 8 7 5 7 "   D a t a T y p e = " T e x t " > R i g h t H e a d e r N a m e < / R i g h t H e a d e r N a m e > - 
-             < R i g h t H e a d e r V a l u e   E l e m e n t T y p e = " C o l u m n "   E l e m e n t I d = " 7 0 6 9 3 8 5 5 9 "   D a t a T y p e = " T e x t " > R i g h t H e a d e r V a l u e < / R i g h t H e a d e r V a l u e > +         < R i g h t H e a d e r > + 
+             < R i g h t H e a d e r N a m e > R i g h t H e a d e r N a m e < / R i g h t H e a d e r N a m e > + 
+             < R i g h t H e a d e r V a l u e > R i g h t H e a d e r V a l u e < / R i g h t H e a d e r V a l u e >   
          < / R i g h t H e a d e r >   
-         < L e t t e r T e x t   E l e m e n t T y p e = " D a t a I t e m "   E l e m e n t I d = " 1 5 1 0 3 5 3 8 3 4 " > - 
-             < B o d y T e x t   E l e m e n t T y p e = " C o l u m n "   E l e m e n t I d = " 1 4 9 7 5 9 8 0 8 "   D a t a T y p e = " L a b e l " > B o d y T e x t < / B o d y T e x t > - 
-             < C l o s i n g T e x t   E l e m e n t T y p e = " C o l u m n "   E l e m e n t I d = " 5 1 2 1 3 5 9 0 9 "   D a t a T y p e = " L a b e l " > C l o s i n g T e x t < / C l o s i n g T e x t > - 
-             < G r e e t i n g T e x t   E l e m e n t T y p e = " C o l u m n "   E l e m e n t I d = " 1 1 7 5 2 7 9 2 8 9 "   D a t a T y p e = " L a b e l " > G r e e t i n g T e x t < / G r e e t i n g T e x t > - 
-             < P m t D i s c T e x t   E l e m e n t T y p e = " C o l u m n "   E l e m e n t I d = " 2 0 1 3 8 4 9 9 4 8 "   D a t a T y p e = " T e x t " > P m t D i s c T e x t < / P m t D i s c T e x t > +         < L e t t e r T e x t > + 
+             < B o d y T e x t > B o d y T e x t < / B o d y T e x t > + 
+             < C l o s i n g T e x t > C l o s i n g T e x t < / C l o s i n g T e x t > + 
+             < G r e e t i n g T e x t > G r e e t i n g T e x t < / G r e e t i n g T e x t > + 
+             < P m t D i s c T e x t > P m t D i s c T e x t < / P m t D i s c T e x t >   
          < / L e t t e r T e x t >   
-         < T o t a l s   E l e m e n t T y p e = " D a t a I t e m "   E l e m e n t I d = " 1 8 2 3 9 5 0 0 4 4 " > - 
-             < C u r r e n c y C o d e   E l e m e n t T y p e = " C o l u m n "   E l e m e n t I d = " 1 5 7 9 5 9 5 9 2 1 "   D a t a T y p e = " T e x t " > C u r r e n c y C o d e < / C u r r e n c y C o d e > - 
-             < C u r r e n c y S y m b o l   E l e m e n t T y p e = " C o l u m n "   E l e m e n t I d = " 1 1 6 2 5 1 0 7 4 8 "   D a t a T y p e = " T e x t " > C u r r e n c y S y m b o l < / C u r r e n c y S y m b o l > - 
-             < T o t a l A m o u n t E x c l I n c l V A T   E l e m e n t T y p e = " C o l u m n "   E l e m e n t I d = " 5 1 4 3 3 6 1 1 4 "   D a t a T y p e = " S t r i n g " > T o t a l A m o u n t E x c l I n c l V A T < / T o t a l A m o u n t E x c l I n c l V A T > - 
-             < T o t a l A m o u n t E x c l I n c l V A T T e x t   E l e m e n t T y p e = " C o l u m n "   E l e m e n t I d = " 1 5 0 7 8 3 2 9 3 7 "   D a t a T y p e = " T e x t " > T o t a l A m o u n t E x c l I n c l V A T T e x t < / T o t a l A m o u n t E x c l I n c l V A T T e x t > - 
-             < T o t a l A m o u n t I n c l u d i n g V A T   E l e m e n t T y p e = " C o l u m n "   E l e m e n t I d = " 9 1 0 5 1 1 5 7 5 "   D a t a T y p e = " S t r i n g " > T o t a l A m o u n t I n c l u d i n g V A T < / T o t a l A m o u n t I n c l u d i n g V A T > - 
-             < T o t a l E x c l u d i n g V A T T e x t   E l e m e n t T y p e = " C o l u m n "   E l e m e n t I d = " 1 9 2 2 9 4 6 3 1 0 "   D a t a T y p e = " T e x t " > T o t a l E x c l u d i n g V A T T e x t < / T o t a l E x c l u d i n g V A T T e x t > - 
-             < T o t a l I n c l u d i n g V A T T e x t   E l e m e n t T y p e = " C o l u m n "   E l e m e n t I d = " 1 2 0 4 0 1 6 3 5 2 "   D a t a T y p e = " T e x t " > T o t a l I n c l u d i n g V A T T e x t < / T o t a l I n c l u d i n g V A T T e x t > - 
-             < T o t a l I n v o i c e D i s c o u n t A m o u n t   E l e m e n t T y p e = " C o l u m n "   E l e m e n t I d = " 4 0 2 1 7 7 5 1 "   D a t a T y p e = " S t r i n g " > T o t a l I n v o i c e D i s c o u n t A m o u n t < / T o t a l I n v o i c e D i s c o u n t A m o u n t > - 
-             < T o t a l N e t A m o u n t   E l e m e n t T y p e = " C o l u m n "   E l e m e n t I d = " 4 8 3 1 9 3 3 7 2 "   D a t a T y p e = " S t r i n g " > T o t a l N e t A m o u n t < / T o t a l N e t A m o u n t > - 
-             < T o t a l P a y m e n t D i s c o u n t O n V A T   E l e m e n t T y p e = " C o l u m n "   E l e m e n t I d = " 7 3 6 0 4 1 8 8 6 "   D a t a T y p e = " D e c i m a l " > T o t a l P a y m e n t D i s c o u n t O n V A T < / T o t a l P a y m e n t D i s c o u n t O n V A T > - 
-             < T o t a l S u b T o t a l   E l e m e n t T y p e = " C o l u m n "   E l e m e n t I d = " 2 0 9 7 8 7 6 8 0 1 "   D a t a T y p e = " S t r i n g " > T o t a l S u b T o t a l < / T o t a l S u b T o t a l > - 
-             < T o t a l S u b T o t a l M i n u s I n v o i c e D i s c o u n t   E l e m e n t T y p e = " C o l u m n "   E l e m e n t I d = " 7 6 9 4 3 1 8 8 7 "   D a t a T y p e = " S t r i n g " > T o t a l S u b T o t a l M i n u s I n v o i c e D i s c o u n t < / T o t a l S u b T o t a l M i n u s I n v o i c e D i s c o u n t > - 
-             < T o t a l T e x t   E l e m e n t T y p e = " C o l u m n "   E l e m e n t I d = " 2 3 1 9 1 0 5 1 8 "   D a t a T y p e = " T e x t " > T o t a l T e x t < / T o t a l T e x t > - 
-             < T o t a l V A T A m o u n t   E l e m e n t T y p e = " C o l u m n "   E l e m e n t I d = " 1 6 2 7 1 0 2 3 2 8 "   D a t a T y p e = " S t r i n g " > T o t a l V A T A m o u n t < / T o t a l V A T A m o u n t > - 
-             < T o t a l V A T A m o u n t L C Y   E l e m e n t T y p e = " C o l u m n "   E l e m e n t I d = " 1 5 0 6 5 7 0 2 1 8 "   D a t a T y p e = " D e c i m a l " > T o t a l V A T A m o u n t L C Y < / T o t a l V A T A m o u n t L C Y > - 
-             < T o t a l V A T A m o u n t O n V A T A m t L i n e   E l e m e n t T y p e = " C o l u m n "   E l e m e n t I d = " 9 4 6 9 3 1 8 6 8 "   D a t a T y p e = " D e c i m a l " > T o t a l V A T A m o u n t O n V A T A m t L i n e < / T o t a l V A T A m o u n t O n V A T A m t L i n e > - 
-             < T o t a l V A T A m o u n t T e x t   E l e m e n t T y p e = " C o l u m n "   E l e m e n t I d = " 9 7 3 6 6 6 3 3 9 "   D a t a T y p e = " T e x t " > T o t a l V A T A m o u n t T e x t < / T o t a l V A T A m o u n t T e x t > - 
-             < T o t a l V A T B a s e L C Y   E l e m e n t T y p e = " C o l u m n "   E l e m e n t I d = " 8 3 4 4 5 0 5 2 1 "   D a t a T y p e = " D e c i m a l " > T o t a l V A T B a s e L C Y < / T o t a l V A T B a s e L C Y > - 
-             < T o t a l V A T B a s e O n V A T A m t L i n e   E l e m e n t T y p e = " C o l u m n "   E l e m e n t I d = " 1 0 6 4 7 4 6 3 9 5 "   D a t a T y p e = " D e c i m a l " > T o t a l V A T B a s e O n V A T A m t L i n e < / T o t a l V A T B a s e O n V A T A m t L i n e > +         < T o t a l s > + 
+             < C u r r e n c y C o d e > C u r r e n c y C o d e < / C u r r e n c y C o d e > + 
+             < C u r r e n c y S y m b o l > C u r r e n c y S y m b o l < / C u r r e n c y S y m b o l > + 
+             < T o t a l A m o u n t E x c l I n c l V A T > T o t a l A m o u n t E x c l I n c l V A T < / T o t a l A m o u n t E x c l I n c l V A T > + 
+             < T o t a l A m o u n t E x c l I n c l V A T T e x t > T o t a l A m o u n t E x c l I n c l V A T T e x t < / T o t a l A m o u n t E x c l I n c l V A T T e x t > + 
+             < T o t a l A m o u n t I n c l u d i n g V A T > T o t a l A m o u n t I n c l u d i n g V A T < / T o t a l A m o u n t I n c l u d i n g V A T > + 
+             < T o t a l E x c l u d i n g V A T T e x t > T o t a l E x c l u d i n g V A T T e x t < / T o t a l E x c l u d i n g V A T T e x t > + 
+             < T o t a l I n c l u d i n g V A T T e x t > T o t a l I n c l u d i n g V A T T e x t < / T o t a l I n c l u d i n g V A T T e x t > + 
+             < T o t a l I n v o i c e D i s c o u n t A m o u n t > T o t a l I n v o i c e D i s c o u n t A m o u n t < / T o t a l I n v o i c e D i s c o u n t A m o u n t > + 
+             < T o t a l N e t A m o u n t > T o t a l N e t A m o u n t < / T o t a l N e t A m o u n t > + 
+             < T o t a l P a y m e n t D i s c o u n t O n V A T > T o t a l P a y m e n t D i s c o u n t O n V A T < / T o t a l P a y m e n t D i s c o u n t O n V A T > + 
+             < T o t a l S u b T o t a l > T o t a l S u b T o t a l < / T o t a l S u b T o t a l > + 
+             < T o t a l S u b T o t a l M i n u s I n v o i c e D i s c o u n t > T o t a l S u b T o t a l M i n u s I n v o i c e D i s c o u n t < / T o t a l S u b T o t a l M i n u s I n v o i c e D i s c o u n t > + 
+             < T o t a l T e x t > T o t a l T e x t < / T o t a l T e x t > + 
+             < T o t a l V A T A m o u n t > T o t a l V A T A m o u n t < / T o t a l V A T A m o u n t > + 
+             < T o t a l V A T A m o u n t L C Y > T o t a l V A T A m o u n t L C Y < / T o t a l V A T A m o u n t L C Y > + 
+             < T o t a l V A T A m o u n t O n V A T A m t L i n e > T o t a l V A T A m o u n t O n V A T A m t L i n e < / T o t a l V A T A m o u n t O n V A T A m t L i n e > + 
+             < T o t a l V A T A m o u n t T e x t > T o t a l V A T A m o u n t T e x t < / T o t a l V A T A m o u n t T e x t > + 
+             < T o t a l V A T B a s e L C Y > T o t a l V A T B a s e L C Y < / T o t a l V A T B a s e L C Y > + 
+             < T o t a l V A T B a s e O n V A T A m t L i n e > T o t a l V A T B a s e O n V A T A m t L i n e < / T o t a l V A T B a s e O n V A T A m t L i n e >   
          < / T o t a l s >   
@@ -7084,9 +6890,7 @@
  < / N a v W o r d R e p o r t X m l P a r t > 
 </file>
 
-<file path=customXml/item2.xml>��< ? x m l   v e r s i o n = " 1 . 0 "   e n c o d i n g = " u t f - 1 6 " ? > - 
- < N a v W o r d R e p o r t X m l P a r t   x m l n s = " u r n : m i c r o s o f t - d y n a m i c s - n a v / r e p o r t s / S t a n d a r d _ S a l e s _ I n v o i c e / 1 3 0 6 / " > +<file path=customXml/item2.xml>��< ? x m l   v e r s i o n = " 1 . 0 "   e n c o d i n g = " u t f - 1 6 " ? > < N a v W o r d R e p o r t X m l P a r t   x m l n s = " u r n : m i c r o s o f t - d y n a m i c s - b u s i n e s s c e n t r a l / i n t e r n a l / e x t e n d e d / r e p o r t s / S t a n d a r d _ S a l e s _ I n v o i c e / 1 3 0 6 / " >   
      < B C R e p o r t I n f o r m a t i o n >   
@@ -7232,581 +7036,915 @@
  
      < / B C R e p o r t I n f o r m a t i o n >   
-     < H e a d e r > - 
-         < B i l l e d T o _ L b l > B i l l e d T o _ L b l < / B i l l e d T o _ L b l > - 
-         < B i l l T o C o n t a c t E m a i l > B i l l T o C o n t a c t E m a i l < / B i l l T o C o n t a c t E m a i l > - 
-         < B i l l T o C o n t a c t E m a i l L b l > B i l l T o C o n t a c t E m a i l L b l < / B i l l T o C o n t a c t E m a i l L b l > - 
-         < B i l l T o C o n t a c t M o b i l e P h o n e N o > B i l l T o C o n t a c t M o b i l e P h o n e N o < / B i l l T o C o n t a c t M o b i l e P h o n e N o > - 
-         < B i l l T o C o n t a c t M o b i l e P h o n e N o L b l > B i l l T o C o n t a c t M o b i l e P h o n e N o L b l < / B i l l T o C o n t a c t M o b i l e P h o n e N o L b l > - 
-         < B i l l T o C o n t a c t P h o n e N o > B i l l T o C o n t a c t P h o n e N o < / B i l l T o C o n t a c t P h o n e N o > - 
-         < B i l l T o C o n t a c t P h o n e N o L b l > B i l l T o C o n t a c t P h o n e N o L b l < / B i l l T o C o n t a c t P h o n e N o L b l > - 
-         < B i l l t o C u s t o m e r N o _ L b l > B i l l t o C u s t o m e r N o _ L b l < / B i l l t o C u s t o m e r N o _ L b l > - 
-         < B i l l t o C u s t u m e r N o > B i l l t o C u s t u m e r N o < / B i l l t o C u s t u m e r N o > - 
-         < C h e c k s P a y a b l e _ L b l > C h e c k s P a y a b l e _ L b l < / C h e c k s P a y a b l e _ L b l > - 
-         < C o m p a n y A d d r e s s 1 > C o m p a n y A d d r e s s 1 < / C o m p a n y A d d r e s s 1 > - 
-         < C o m p a n y A d d r e s s 2 > C o m p a n y A d d r e s s 2 < / C o m p a n y A d d r e s s 2 > - 
-         < C o m p a n y A d d r e s s 3 > C o m p a n y A d d r e s s 3 < / C o m p a n y A d d r e s s 3 > - 
-         < C o m p a n y A d d r e s s 4 > C o m p a n y A d d r e s s 4 < / C o m p a n y A d d r e s s 4 > - 
-         < C o m p a n y A d d r e s s 5 > C o m p a n y A d d r e s s 5 < / C o m p a n y A d d r e s s 5 > - 
-         < C o m p a n y A d d r e s s 6 > C o m p a n y A d d r e s s 6 < / C o m p a n y A d d r e s s 6 > - 
-         < C o m p a n y A d d r e s s 7 > C o m p a n y A d d r e s s 7 < / C o m p a n y A d d r e s s 7 > - 
-         < C o m p a n y A d d r e s s 8 > C o m p a n y A d d r e s s 8 < / C o m p a n y A d d r e s s 8 > - 
-         < C o m p a n y B a n k A c c o u n t N o > C o m p a n y B a n k A c c o u n t N o < / C o m p a n y B a n k A c c o u n t N o > - 
-         < C o m p a n y B a n k A c c o u n t N o _ L b l > C o m p a n y B a n k A c c o u n t N o _ L b l < / C o m p a n y B a n k A c c o u n t N o _ L b l > - 
-         < C o m p a n y B a n k B r a n c h N o > C o m p a n y B a n k B r a n c h N o < / C o m p a n y B a n k B r a n c h N o > - 
-         < C o m p a n y B a n k B r a n c h N o _ L b l > C o m p a n y B a n k B r a n c h N o _ L b l < / C o m p a n y B a n k B r a n c h N o _ L b l > - 
-         < C o m p a n y B a n k N a m e > C o m p a n y B a n k N a m e < / C o m p a n y B a n k N a m e > - 
-         < C o m p a n y B a n k N a m e _ L b l > C o m p a n y B a n k N a m e _ L b l < / C o m p a n y B a n k N a m e _ L b l > - 
-         < C o m p a n y C u s t o m G i r o > C o m p a n y C u s t o m G i r o < / C o m p a n y C u s t o m G i r o > - 
-         < C o m p a n y C u s t o m G i r o _ L b l > C o m p a n y C u s t o m G i r o _ L b l < / C o m p a n y C u s t o m G i r o _ L b l > - 
-         < C o m p a n y E M a i l > C o m p a n y E M a i l < / C o m p a n y E M a i l > - 
-         < C o m p a n y G i r o N o > C o m p a n y G i r o N o < / C o m p a n y G i r o N o > - 
-         < C o m p a n y G i r o N o _ L b l > C o m p a n y G i r o N o _ L b l < / C o m p a n y G i r o N o _ L b l > - 
-         < C o m p a n y H o m e P a g e > C o m p a n y H o m e P a g e < / C o m p a n y H o m e P a g e > - 
-         < C o m p a n y I B A N > C o m p a n y I B A N < / C o m p a n y I B A N > - 
-         < C o m p a n y I B A N _ L b l > C o m p a n y I B A N _ L b l < / C o m p a n y I B A N _ L b l > - 
-         < C o m p a n y L e g a l O f f i c e > C o m p a n y L e g a l O f f i c e < / C o m p a n y L e g a l O f f i c e > - 
-         < C o m p a n y L e g a l O f f i c e _ L b l > C o m p a n y L e g a l O f f i c e _ L b l < / C o m p a n y L e g a l O f f i c e _ L b l > - 
-         < C o m p a n y L e g a l S t a t e m e n t > C o m p a n y L e g a l S t a t e m e n t < / C o m p a n y L e g a l S t a t e m e n t > - 
-         < C o m p a n y L o g o P o s i t i o n > C o m p a n y L o g o P o s i t i o n < / C o m p a n y L o g o P o s i t i o n > - 
-         < C o m p a n y P h o n e N o > C o m p a n y P h o n e N o < / C o m p a n y P h o n e N o > - 
-         < C o m p a n y P h o n e N o _ L b l > C o m p a n y P h o n e N o _ L b l < / C o m p a n y P h o n e N o _ L b l > - 
-         < C o m p a n y P i c t u r e   / > - 
-         < C o m p a n y R e g i s t r a t i o n N u m b e r > C o m p a n y R e g i s t r a t i o n N u m b e r < / C o m p a n y R e g i s t r a t i o n N u m b e r > - 
-         < C o m p a n y R e g i s t r a t i o n N u m b e r _ L b l > C o m p a n y R e g i s t r a t i o n N u m b e r _ L b l < / C o m p a n y R e g i s t r a t i o n N u m b e r _ L b l > - 
-         < C o m p a n y S W I F T > C o m p a n y S W I F T < / C o m p a n y S W I F T > - 
-         < C o m p a n y S W I F T _ L b l > C o m p a n y S W I F T _ L b l < / C o m p a n y S W I F T _ L b l > - 
-         < C o m p a n y V A T R e g i s t r a t i o n N o > C o m p a n y V A T R e g i s t r a t i o n N o < / C o m p a n y V A T R e g i s t r a t i o n N o > - 
-         < C o m p a n y V A T R e g i s t r a t i o n N o _ L b l > C o m p a n y V A T R e g i s t r a t i o n N o _ L b l < / C o m p a n y V A T R e g i s t r a t i o n N o _ L b l > - 
-         < C o m p a n y V A T R e g N o > C o m p a n y V A T R e g N o < / C o m p a n y V A T R e g N o > - 
-         < C o m p a n y V A T R e g N o _ L b l > C o m p a n y V A T R e g N o _ L b l < / C o m p a n y V A T R e g N o _ L b l > - 
-         < C o n t a c t _ L b l > C o n t a c t _ L b l < / C o n t a c t _ L b l > - 
-         < C o p y _ L b l > C o p y _ L b l < / C o p y _ L b l > - 
-         < C u s t o m e r A d d r e s s 1 > C u s t o m e r A d d r e s s 1 < / C u s t o m e r A d d r e s s 1 > - 
-         < C u s t o m e r A d d r e s s 2 > C u s t o m e r A d d r e s s 2 < / C u s t o m e r A d d r e s s 2 > - 
-         < C u s t o m e r A d d r e s s 3 > C u s t o m e r A d d r e s s 3 < / C u s t o m e r A d d r e s s 3 > - 
-         < C u s t o m e r A d d r e s s 4 > C u s t o m e r A d d r e s s 4 < / C u s t o m e r A d d r e s s 4 > - 
-         < C u s t o m e r A d d r e s s 5 > C u s t o m e r A d d r e s s 5 < / C u s t o m e r A d d r e s s 5 > - 
-         < C u s t o m e r A d d r e s s 6 > C u s t o m e r A d d r e s s 6 < / C u s t o m e r A d d r e s s 6 > - 
-         < C u s t o m e r A d d r e s s 7 > C u s t o m e r A d d r e s s 7 < / C u s t o m e r A d d r e s s 7 > - 
-         < C u s t o m e r A d d r e s s 8 > C u s t o m e r A d d r e s s 8 < / C u s t o m e r A d d r e s s 8 > - 
-         < C u s t o m e r P o s t a l B a r C o d e > C u s t o m e r P o s t a l B a r C o d e < / C u s t o m e r P o s t a l B a r C o d e > - 
-         < D i s p l a y A d d i t i o n a l F e e N o t e > D i s p l a y A d d i t i o n a l F e e N o t e < / D i s p l a y A d d i t i o n a l F e e N o t e > - 
-         < D o c u m e n t D a t e > D o c u m e n t D a t e < / D o c u m e n t D a t e > - 
-         < D o c u m e n t D a t e _ L b l > D o c u m e n t D a t e _ L b l < / D o c u m e n t D a t e _ L b l > - 
-         < D o c u m e n t N o > D o c u m e n t N o < / D o c u m e n t N o > - 
-         < D o c u m e n t N o _ L b l > D o c u m e n t N o _ L b l < / D o c u m e n t N o _ L b l > - 
-         < D o c u m e n t T i t l e _ L b l > D o c u m e n t T i t l e _ L b l < / D o c u m e n t T i t l e _ L b l > - 
-         < D u e D a t e > D u e D a t e < / D u e D a t e > - 
-         < D u e D a t e _ L b l > D u e D a t e _ L b l < / D u e D a t e _ L b l > - 
-         < E M a i l _ H e a d e r _ L b l > E M a i l _ H e a d e r _ L b l < / E M a i l _ H e a d e r _ L b l > - 
-         < E x c h a n g e R a t e A s T e x t > E x c h a n g e R a t e A s T e x t < / E x c h a n g e R a t e A s T e x t > - 
-         < E x t e r n a l D o c u m e n t N o > E x t e r n a l D o c u m e n t N o < / E x t e r n a l D o c u m e n t N o > - 
-         < E x t e r n a l D o c u m e n t N o _ L b l > E x t e r n a l D o c u m e n t N o _ L b l < / E x t e r n a l D o c u m e n t N o _ L b l > - 
-         < F r o m _ L b l > F r o m _ L b l < / F r o m _ L b l > - 
-         < G l o b a l L o c a t i o n N u m b e r > G l o b a l L o c a t i o n N u m b e r < / G l o b a l L o c a t i o n N u m b e r > - 
-         < G l o b a l L o c a t i o n N u m b e r _ L b l > G l o b a l L o c a t i o n N u m b e r _ L b l < / G l o b a l L o c a t i o n N u m b e r _ L b l > - 
-         < H o m e P a g e _ H e a d e r _ L b l > H o m e P a g e _ H e a d e r _ L b l < / H o m e P a g e _ H e a d e r _ L b l > - 
-         < I n v o i c e D i s c o u n t A m o u n t _ L b l > I n v o i c e D i s c o u n t A m o u n t _ L b l < / I n v o i c e D i s c o u n t A m o u n t _ L b l > - 
-         < I n v o i c e D i s c o u n t B a s e A m o u n t _ L b l > I n v o i c e D i s c o u n t B a s e A m o u n t _ L b l < / I n v o i c e D i s c o u n t B a s e A m o u n t _ L b l > - 
-         < L e g a l E n t i t y T y p e > L e g a l E n t i t y T y p e < / L e g a l E n t i t y T y p e > - 
-         < L e g a l E n t i t y T y p e _ L b l > L e g a l E n t i t y T y p e _ L b l < / L e g a l E n t i t y T y p e _ L b l > - 
-         < L i n e A m o u n t A f t e r I n v o i c e D i s c o u n t _ L b l > L i n e A m o u n t A f t e r I n v o i c e D i s c o u n t _ L b l < / L i n e A m o u n t A f t e r I n v o i c e D i s c o u n t _ L b l > - 
-         < L o c a l C u r r e n c y _ L b l > L o c a l C u r r e n c y _ L b l < / L o c a l C u r r e n c y _ L b l > - 
-         < O r d e r N o > O r d e r N o < / O r d e r N o > - 
-         < O r d e r N o _ L b l > O r d e r N o _ L b l < / O r d e r N o _ L b l > - 
-         < P a c k a g e T r a c k i n g N o > P a c k a g e T r a c k i n g N o < / P a c k a g e T r a c k i n g N o > - 
-         < P a c k a g e T r a c k i n g N o _ L b l > P a c k a g e T r a c k i n g N o _ L b l < / P a c k a g e T r a c k i n g N o _ L b l > - 
-         < P a g e _ L b l > P a g e _ L b l < / P a g e _ L b l > - 
-         < P a y m e n t I n s t r u c t i o n s _ T x t > P a y m e n t I n s t r u c t i o n s _ T x t < / P a y m e n t I n s t r u c t i o n s _ T x t > - 
-         < P a y m e n t M e t h o d D e s c r i p t i o n > P a y m e n t M e t h o d D e s c r i p t i o n < / P a y m e n t M e t h o d D e s c r i p t i o n > - 
-         < P a y m e n t M e t h o d D e s c r i p t i o n _ L b l > P a y m e n t M e t h o d D e s c r i p t i o n _ L b l < / P a y m e n t M e t h o d D e s c r i p t i o n _ L b l > - 
-         < P a y m e n t R e f e r e n c e > P a y m e n t R e f e r e n c e < / P a y m e n t R e f e r e n c e > - 
-         < P a y m e n t R e f e r e n c e _ L b l > P a y m e n t R e f e r e n c e _ L b l < / P a y m e n t R e f e r e n c e _ L b l > - 
-         < P a y m e n t T e r m s D e s c r i p t i o n > P a y m e n t T e r m s D e s c r i p t i o n < / P a y m e n t T e r m s D e s c r i p t i o n > - 
-         < P a y m e n t T e r m s D e s c r i p t i o n _ L b l > P a y m e n t T e r m s D e s c r i p t i o n _ L b l < / P a y m e n t T e r m s D e s c r i p t i o n _ L b l > - 
-         < P r i c e s I n c l u d i n g V A T > P r i c e s I n c l u d i n g V A T < / P r i c e s I n c l u d i n g V A T > - 
-         < P r i c e s I n c l u d i n g V A T Y e s N o > P r i c e s I n c l u d i n g V A T Y e s N o < / P r i c e s I n c l u d i n g V A T Y e s N o > - 
-         < P r i c e s I n c l u d i n g V A T _ L b l > P r i c e s I n c l u d i n g V A T _ L b l < / P r i c e s I n c l u d i n g V A T _ L b l > - 
-         < Q u e s t i o n s _ L b l > Q u e s t i o n s _ L b l < / Q u e s t i o n s _ L b l > - 
-         < R e m a i n i n g A m o u n t > R e m a i n i n g A m o u n t < / R e m a i n i n g A m o u n t > - 
-         < R e m a i n i n g A m o u n t T e x t > R e m a i n i n g A m o u n t T e x t < / R e m a i n i n g A m o u n t T e x t > - 
-         < S a l e s I n v o i c e L i n e D i s c o u n t _ L b l > S a l e s I n v o i c e L i n e D i s c o u n t _ L b l < / S a l e s I n v o i c e L i n e D i s c o u n t _ L b l > - 
-         < S a l e s P e r s o n B l a n k _ L b l > S a l e s P e r s o n B l a n k _ L b l < / S a l e s P e r s o n B l a n k _ L b l > - 
-         < S a l e s P e r s o n N a m e > S a l e s P e r s o n N a m e < / S a l e s P e r s o n N a m e > - 
-         < S a l e s P e r s o n _ L b l > S a l e s P e r s o n _ L b l < / S a l e s P e r s o n _ L b l > - 
-         < S e l l T o C o n t a c t E m a i l > S e l l T o C o n t a c t E m a i l < / S e l l T o C o n t a c t E m a i l > - 
-         < S e l l T o C o n t a c t E m a i l L b l > S e l l T o C o n t a c t E m a i l L b l < / S e l l T o C o n t a c t E m a i l L b l > - 
-         < S e l l T o C o n t a c t M o b i l e P h o n e N o > S e l l T o C o n t a c t M o b i l e P h o n e N o < / S e l l T o C o n t a c t M o b i l e P h o n e N o > - 
-         < S e l l T o C o n t a c t M o b i l e P h o n e N o L b l > S e l l T o C o n t a c t M o b i l e P h o n e N o L b l < / S e l l T o C o n t a c t M o b i l e P h o n e N o L b l > - 
-         < S e l l T o C o n t a c t P h o n e N o > S e l l T o C o n t a c t P h o n e N o < / S e l l T o C o n t a c t P h o n e N o > - 
-         < S e l l T o C o n t a c t P h o n e N o L b l > S e l l T o C o n t a c t P h o n e N o L b l < / S e l l T o C o n t a c t P h o n e N o L b l > - 
-         < S e l l t o C u s t o m e r N o > S e l l t o C u s t o m e r N o < / S e l l t o C u s t o m e r N o > - 
-         < S e l l t o C u s t o m e r N o _ L b l > S e l l t o C u s t o m e r N o _ L b l < / S e l l t o C u s t o m e r N o _ L b l > - 
-         < S e l l T o F a x N o > S e l l T o F a x N o < / S e l l T o F a x N o > - 
-         < S e l l T o P h o n e N o > S e l l T o P h o n e N o < / S e l l T o P h o n e N o > - 
-         < S h i p m e n t D a t e > S h i p m e n t D a t e < / S h i p m e n t D a t e > - 
-         < S h i p m e n t D a t e _ L b l > S h i p m e n t D a t e _ L b l < / S h i p m e n t D a t e _ L b l > - 
-         < S h i p m e n t M e t h o d D e s c r i p t i o n > S h i p m e n t M e t h o d D e s c r i p t i o n < / S h i p m e n t M e t h o d D e s c r i p t i o n > - 
-         < S h i p m e n t M e t h o d D e s c r i p t i o n _ L b l > S h i p m e n t M e t h o d D e s c r i p t i o n _ L b l < / S h i p m e n t M e t h o d D e s c r i p t i o n _ L b l > - 
-         < S h i p m e n t _ L b l > S h i p m e n t _ L b l < / S h i p m e n t _ L b l > - 
-         < S h i p p i n g A g e n t C o d e > S h i p p i n g A g e n t C o d e < / S h i p p i n g A g e n t C o d e > - 
-         < S h i p p i n g A g e n t C o d e _ L b l > S h i p p i n g A g e n t C o d e _ L b l < / S h i p p i n g A g e n t C o d e _ L b l > - 
-         < S h i p T o A d d r e s s 1 > S h i p T o A d d r e s s 1 < / S h i p T o A d d r e s s 1 > - 
-         < S h i p T o A d d r e s s 2 > S h i p T o A d d r e s s 2 < / S h i p T o A d d r e s s 2 > - 
-         < S h i p T o A d d r e s s 3 > S h i p T o A d d r e s s 3 < / S h i p T o A d d r e s s 3 > - 
-         < S h i p T o A d d r e s s 4 > S h i p T o A d d r e s s 4 < / S h i p T o A d d r e s s 4 > - 
-         < S h i p T o A d d r e s s 5 > S h i p T o A d d r e s s 5 < / S h i p T o A d d r e s s 5 > - 
-         < S h i p T o A d d r e s s 6 > S h i p T o A d d r e s s 6 < / S h i p T o A d d r e s s 6 > - 
-         < S h i p T o A d d r e s s 7 > S h i p T o A d d r e s s 7 < / S h i p T o A d d r e s s 7 > - 
-         < S h i p T o A d d r e s s 8 > S h i p T o A d d r e s s 8 < / S h i p T o A d d r e s s 8 > - 
-         < S h i p T o A d d r e s s _ L b l > S h i p T o A d d r e s s _ L b l < / S h i p T o A d d r e s s _ L b l > - 
-         < S h i p T o P h o n e N o > S h i p T o P h o n e N o < / S h i p T o P h o n e N o > - 
-         < S h o w S h i p p i n g A d d r e s s > S h o w S h i p p i n g A d d r e s s < / S h o w S h i p p i n g A d d r e s s > - 
-         < S h o w W o r k D e s c r i p t i o n > S h o w W o r k D e s c r i p t i o n < / S h o w W o r k D e s c r i p t i o n > - 
-         < S u b t o t a l _ L b l > S u b t o t a l _ L b l < / S u b t o t a l _ L b l > - 
-         < T h a n k s _ L b l > T h a n k s _ L b l < / T h a n k s _ L b l > - 
-         < T o t a l _ L b l > T o t a l _ L b l < / T o t a l _ L b l > - 
-         < V A T A m o u n t S p e c i f i c a t i o n _ L b l > V A T A m o u n t S p e c i f i c a t i o n _ L b l < / V A T A m o u n t S p e c i f i c a t i o n _ L b l > - 
-         < V A T A m o u n t _ L b l > V A T A m o u n t _ L b l < / V A T A m o u n t _ L b l > - 
-         < V A T B a s e _ L b l > V A T B a s e _ L b l < / V A T B a s e _ L b l > - 
-         < V A T C l a u s e s _ L b l > V A T C l a u s e s _ L b l < / V A T C l a u s e s _ L b l > - 
-         < V A T C l a u s e _ L b l > V A T C l a u s e _ L b l < / V A T C l a u s e _ L b l > - 
-         < V A T I d e n t i f i e r _ L b l > V A T I d e n t i f i e r _ L b l < / V A T I d e n t i f i e r _ L b l > - 
-         < V A T P e r c e n t a g e _ L b l > V A T P e r c e n t a g e _ L b l < / V A T P e r c e n t a g e _ L b l > - 
-         < V A T R e g i s t r a t i o n N o > V A T R e g i s t r a t i o n N o < / V A T R e g i s t r a t i o n N o > - 
-         < V A T R e g i s t r a t i o n N o _ L b l > V A T R e g i s t r a t i o n N o _ L b l < / V A T R e g i s t r a t i o n N o _ L b l > - 
-         < Y o u r D o c u m e n t T i t l e _ L b l > Y o u r D o c u m e n t T i t l e _ L b l < / Y o u r D o c u m e n t T i t l e _ L b l > - 
-         < Y o u r R e f e r e n c e > Y o u r R e f e r e n c e < / Y o u r R e f e r e n c e > - 
-         < Y o u r R e f e r e n c e _ L b l > Y o u r R e f e r e n c e _ L b l < / Y o u r R e f e r e n c e _ L b l > - 
-         < L i n e > - 
-             < A m o u n t E x c l u d i n g V A T _ L i n e > A m o u n t E x c l u d i n g V A T _ L i n e < / A m o u n t E x c l u d i n g V A T _ L i n e > - 
-             < A m o u n t E x c l u d i n g V A T _ L i n e _ L b l > A m o u n t E x c l u d i n g V A T _ L i n e _ L b l < / A m o u n t E x c l u d i n g V A T _ L i n e _ L b l > - 
-             < A m o u n t I n c l u d i n g V A T _ L i n e > A m o u n t I n c l u d i n g V A T _ L i n e < / A m o u n t I n c l u d i n g V A T _ L i n e > - 
-             < A m o u n t I n c l u d i n g V A T _ L i n e _ L b l > A m o u n t I n c l u d i n g V A T _ L i n e _ L b l < / A m o u n t I n c l u d i n g V A T _ L i n e _ L b l > - 
-             < D e s c r i p t i o n _ L i n e > D e s c r i p t i o n _ L i n e < / D e s c r i p t i o n _ L i n e > - 
-             < D e s c r i p t i o n _ L i n e _ L b l > D e s c r i p t i o n _ L i n e _ L b l < / D e s c r i p t i o n _ L i n e _ L b l > - 
-             < I t e m N o _ L i n e > I t e m N o _ L i n e < / I t e m N o _ L i n e > - 
-             < I t e m N o _ L i n e _ L b l > I t e m N o _ L i n e _ L b l < / I t e m N o _ L i n e _ L b l > - 
-             < I t e m R e f e r e n c e N o _ L i n e > I t e m R e f e r e n c e N o _ L i n e < / I t e m R e f e r e n c e N o _ L i n e > - 
-             < I t e m R e f e r e n c e N o _ L i n e _ L b l > I t e m R e f e r e n c e N o _ L i n e _ L b l < / I t e m R e f e r e n c e N o _ L i n e _ L b l > - 
-             < J o b N o > J o b N o < / J o b N o > - 
-             < J o b N o _ L b l > J o b N o _ L b l < / J o b N o _ L b l > - 
-             < J o b T a s k D e s c r i p t i o n > J o b T a s k D e s c r i p t i o n < / J o b T a s k D e s c r i p t i o n > - 
-             < J o b T a s k D e s c _ L b l > J o b T a s k D e s c _ L b l < / J o b T a s k D e s c _ L b l > - 
-             < J o b T a s k N o > J o b T a s k N o < / J o b T a s k N o > - 
-             < J o b T a s k N o _ L b l > J o b T a s k N o _ L b l < / J o b T a s k N o _ L b l > - 
-             < L i n e A m o u n t _ L i n e > L i n e A m o u n t _ L i n e < / L i n e A m o u n t _ L i n e > - 
-             < L i n e A m o u n t _ L i n e _ L b l > L i n e A m o u n t _ L i n e _ L b l < / L i n e A m o u n t _ L i n e _ L b l > - 
-             < L i n e D i s c o u n t P e r c e n t T e x t _ L i n e > L i n e D i s c o u n t P e r c e n t T e x t _ L i n e < / L i n e D i s c o u n t P e r c e n t T e x t _ L i n e > - 
-             < L i n e D i s c o u n t P e r c e n t _ L i n e > L i n e D i s c o u n t P e r c e n t _ L i n e < / L i n e D i s c o u n t P e r c e n t _ L i n e > - 
-             < L i n e N o _ L i n e > L i n e N o _ L i n e < / L i n e N o _ L i n e > - 
-             < P r i c e P e r _ L b l > P r i c e P e r _ L b l < / P r i c e P e r _ L b l > - 
-             < P r i c e _ L b l > P r i c e _ L b l < / P r i c e _ L b l > - 
-             < Q t y _ L b l > Q t y _ L b l < / Q t y _ L b l > - 
-             < Q u a n t i t y _ L i n e > Q u a n t i t y _ L i n e < / Q u a n t i t y _ L i n e > - 
-             < Q u a n t i t y _ L i n e _ L b l > Q u a n t i t y _ L i n e _ L b l < / Q u a n t i t y _ L i n e _ L b l > - 
-             < S h i p m e n t D a t e _ L i n e > S h i p m e n t D a t e _ L i n e < / S h i p m e n t D a t e _ L i n e > - 
-             < S h i p m e n t D a t e _ L i n e _ L b l > S h i p m e n t D a t e _ L i n e _ L b l < / S h i p m e n t D a t e _ L i n e _ L b l > - 
-             < T r a n s H e a d e r A m o u n t > T r a n s H e a d e r A m o u n t < / T r a n s H e a d e r A m o u n t > - 
-             < T y p e _ L i n e > T y p e _ L i n e < / T y p e _ L i n e > - 
-             < U n i t O f M e a s u r e > U n i t O f M e a s u r e < / U n i t O f M e a s u r e > - 
-             < U n i t O f M e a s u r e _ L b l > U n i t O f M e a s u r e _ L b l < / U n i t O f M e a s u r e _ L b l > - 
-             < U n i t P r i c e > U n i t P r i c e < / U n i t P r i c e > - 
-             < U n i t P r i c e _ L b l > U n i t P r i c e _ L b l < / U n i t P r i c e _ L b l > - 
-             < U n i t _ L b l > U n i t _ L b l < / U n i t _ L b l > - 
-             < V A T I d e n t i f i e r _ L i n e > V A T I d e n t i f i e r _ L i n e < / V A T I d e n t i f i e r _ L i n e > - 
-             < V A T I d e n t i f i e r _ L i n e _ L b l > V A T I d e n t i f i e r _ L i n e _ L b l < / V A T I d e n t i f i e r _ L i n e _ L b l > - 
-             < V A T P c t _ L i n e > V A T P c t _ L i n e < / V A T P c t _ L i n e > - 
-             < V A T P c t _ L i n e _ L b l > V A T P c t _ L i n e _ L b l < / V A T P c t _ L i n e _ L b l > - 
-             < S h i p m e n t L i n e > - 
-                 < D o c u m e n t N o _ S h i p m e n t L i n e > D o c u m e n t N o _ S h i p m e n t L i n e < / D o c u m e n t N o _ S h i p m e n t L i n e > - 
-                 < P o s t i n g D a t e _ S h i p m e n t L i n e > P o s t i n g D a t e _ S h i p m e n t L i n e < / P o s t i n g D a t e _ S h i p m e n t L i n e > - 
-                 < P o s t i n g D a t e _ S h i p m e n t L i n e _ L b l > P o s t i n g D a t e _ S h i p m e n t L i n e _ L b l < / P o s t i n g D a t e _ S h i p m e n t L i n e _ L b l > - 
-                 < Q u a n t i t y _ S h i p m e n t L i n e > Q u a n t i t y _ S h i p m e n t L i n e < / Q u a n t i t y _ S h i p m e n t L i n e > - 
-                 < Q u a n t i t y _ S h i p m e n t L i n e _ L b l > Q u a n t i t y _ S h i p m e n t L i n e _ L b l < / Q u a n t i t y _ S h i p m e n t L i n e _ L b l > +     < T o o l t i p s > + 
+         < T o o l t i p   c o l u m n = " C o m p a n y H o m e P a g e "   E l e m e n t I d = " 1 9 8 9 1 8 8 7 0 " > + 
+             < T o o l t i p T e x t   l a n g = " e n - U S " > S p e c i f i e s   y o u r   c o m p a n y ' s   w e b   s i t e . < / T o o l t i p T e x t > + 
+         < / T o o l t i p > + 
+         < T o o l t i p   c o l u m n = " C o m p a n y E M a i l "   E l e m e n t I d = " 1 6 7 7 0 7 4 0 5 8 " > + 
+             < T o o l t i p T e x t   l a n g = " e n - U S " > S p e c i f i e s   t h e   c o m p a n y ' s   e m a i l   a d d r e s s . < / T o o l t i p T e x t > + 
+         < / T o o l t i p > + 
+         < T o o l t i p   c o l u m n = " C o m p a n y P i c t u r e "   E l e m e n t I d = " 1 3 9 7 4 1 1 0 7 4 " > + 
+             < T o o l t i p T e x t   l a n g = " e n - U S " > S p e c i f i e s   t h e   p i c t u r e   t h a t   h a s   b e e n   s e t   u p   f o r   t h e   c o m p a n y ,   s u c h   a s   a   c o m p a n y   l o g o . < / T o o l t i p T e x t > + 
+         < / T o o l t i p > + 
+         < T o o l t i p   c o l u m n = " C o m p a n y P h o n e N o "   E l e m e n t I d = " 2 5 0 4 4 0 6 5 5 " > + 
+             < T o o l t i p T e x t   l a n g = " e n - U S " > S p e c i f i e s   t h e   c o m p a n y ' s   t e l e p h o n e   n u m b e r . < / T o o l t i p T e x t > + 
+         < / T o o l t i p > + 
+         < T o o l t i p   c o l u m n = " C o m p a n y G i r o N o "   E l e m e n t I d = " 1 3 6 0 1 9 6 3 2 0 " > + 
+             < T o o l t i p T e x t   l a n g = " e n - U S " > S p e c i f i e s   t h e   c o m p a n y ' s   g i r o   n u m b e r . < / T o o l t i p T e x t > + 
+         < / T o o l t i p > + 
+         < T o o l t i p   c o l u m n = " C o m p a n y B a n k N a m e "   E l e m e n t I d = " 1 5 3 4 9 0 5 6 0 5 " > + 
+             < T o o l t i p T e x t   l a n g = " e n - U S " > S p e c i f i e s   t h e   n a m e   o f   t h e   b a n k   w h e r e   y o u   h a v e   t h e   b a n k   a c c o u n t . < / T o o l t i p T e x t > + 
+         < / T o o l t i p > + 
+         < T o o l t i p   c o l u m n = " C o m p a n y B a n k B r a n c h N o "   E l e m e n t I d = " 7 9 3 1 3 3 0 5 7 " > + 
+             < T o o l t i p T e x t   l a n g = " e n - U S " > S p e c i f i e s   a   n u m b e r   o f   t h e   b a n k   b r a n c h . < / T o o l t i p T e x t > + 
+         < / T o o l t i p > + 
+         < T o o l t i p   c o l u m n = " C o m p a n y B a n k A c c o u n t N o "   E l e m e n t I d = " 3 0 1 4 0 2 0 4 " > + 
+             < T o o l t i p T e x t   l a n g = " e n - U S " > S p e c i f i e s   t h e   n u m b e r   u s e d   b y   t h e   b a n k   f o r   t h e   b a n k   a c c o u n t . < / T o o l t i p T e x t > + 
+         < / T o o l t i p > + 
+         < T o o l t i p   c o l u m n = " C o m p a n y I B A N "   E l e m e n t I d = " 9 0 6 5 4 9 1 8 2 " > + 
+             < T o o l t i p T e x t   l a n g = " e n - U S " > S p e c i f i e s   t h e   b a n k   a c c o u n t ' s   i n t e r n a t i o n a l   b a n k   a c c o u n t   n u m b e r . < / T o o l t i p T e x t > + 
+         < / T o o l t i p > + 
+         < T o o l t i p   c o l u m n = " C o m p a n y S W I F T "   E l e m e n t I d = " 6 6 8 2 5 0 2 4 5 " > + 
+             < T o o l t i p T e x t   l a n g = " e n - U S " > S p e c i f i e s   t h e   i n t e r n a t i o n a l   b a n k   i d e n t i f i e r   c o d e   ( S W I F T )   o f   t h e   b a n k   w h e r e   y o u   h a v e   t h e   a c c o u n t . < / T o o l t i p T e x t > + 
+         < / T o o l t i p > + 
+         < T o o l t i p   c o l u m n = " Y o u r R e f e r e n c e "   E l e m e n t I d = " 1 1 0 3 9 9 5 1 " > + 
+             < T o o l t i p T e x t   l a n g = " e n - U S " > S p e c i f i e s   t h e   c u s t o m e r ' s   r e f e r e n c e .   T h e   c o n t e n t s   w i l l   b e   p r i n t e d   o n   s a l e s   d o c u m e n t s . < / T o o l t i p T e x t > + 
+         < / T o o l t i p > + 
+         < T o o l t i p   c o l u m n = " S h i p m e n t M e t h o d D e s c r i p t i o n "   E l e m e n t I d = " 2 0 5 9 4 0 3 2 6 0 " > + 
+             < T o o l t i p T e x t   l a n g = " e n - U S " > S p e c i f i e s   a   d e s c r i p t i o n   o f   t h e   s h i p m e n t   m e t h o d . < / T o o l t i p T e x t > + 
+         < / T o o l t i p > + 
+         < T o o l t i p   c o l u m n = " S h i p T o P h o n e N o "   E l e m e n t I d = " 3 6 9 7 0 2 2 5 5 " > + 
+             < T o o l t i p T e x t   l a n g = " e n - U S " > S p e c i f i e s   t h e   t e l e p h o n e   n u m b e r   o f   t h e   c o m p a n y ' s   s h i p p i n g   a d d r e s s . < / T o o l t i p T e x t > + 
+         < / T o o l t i p > + 
+         < T o o l t i p   c o l u m n = " S e l l T o C o n t a c t P h o n e N o "   E l e m e n t I d = " 1 6 1 3 8 2 2 4 8 3 " > + 
+             < T o o l t i p T e x t   l a n g = " e n - U S " > S p e c i f i e s   t h e   c o n t a c t ' s   p h o n e   n u m b e r . < / T o o l t i p T e x t > + 
+         < / T o o l t i p > + 
+         < T o o l t i p   c o l u m n = " S e l l T o C o n t a c t M o b i l e P h o n e N o "   E l e m e n t I d = " 1 8 4 3 5 8 7 4 7 " > + 
+             < T o o l t i p T e x t   l a n g = " e n - U S " > S p e c i f i e s   t h e   c o n t a c t ' s   m o b i l e   t e l e p h o n e   n u m b e r . < / T o o l t i p T e x t > + 
+         < / T o o l t i p > + 
+         < T o o l t i p   c o l u m n = " S e l l T o C o n t a c t E m a i l "   E l e m e n t I d = " 2 6 2 8 2 4 5 6 4 " > + 
+             < T o o l t i p T e x t   l a n g = " e n - U S " > S p e c i f i e s   t h e   e m a i l   a d d r e s s   o f   t h e   c o n t a c t . < / T o o l t i p T e x t > + 
+         < / T o o l t i p > + 
+         < T o o l t i p   c o l u m n = " B i l l T o C o n t a c t P h o n e N o "   E l e m e n t I d = " 3 6 2 4 7 7 4 8 8 " > + 
+             < T o o l t i p T e x t   l a n g = " e n - U S " > S p e c i f i e s   t h e   c o n t a c t ' s   p h o n e   n u m b e r . < / T o o l t i p T e x t > + 
+         < / T o o l t i p > + 
+         < T o o l t i p   c o l u m n = " B i l l T o C o n t a c t M o b i l e P h o n e N o "   E l e m e n t I d = " 2 4 8 4 8 8 6 9 6 " > + 
+             < T o o l t i p T e x t   l a n g = " e n - U S " > S p e c i f i e s   t h e   c o n t a c t ' s   m o b i l e   t e l e p h o n e   n u m b e r . < / T o o l t i p T e x t > + 
+         < / T o o l t i p > + 
+         < T o o l t i p   c o l u m n = " B i l l T o C o n t a c t E m a i l "   E l e m e n t I d = " 3 3 5 8 2 7 8 9 5 " > + 
+             < T o o l t i p T e x t   l a n g = " e n - U S " > S p e c i f i e s   t h e   e m a i l   a d d r e s s   o f   t h e   c o n t a c t . < / T o o l t i p T e x t > + 
+         < / T o o l t i p > + 
+         < T o o l t i p   c o l u m n = " P a y m e n t T e r m s D e s c r i p t i o n "   E l e m e n t I d = " 2 0 3 8 7 4 2 7 0 0 " > + 
+             < T o o l t i p T e x t   l a n g = " e n - U S " > S p e c i f i e s   a n   e x p l a n a t i o n   o f   t h e   p a y m e n t   t e r m s . < / T o o l t i p T e x t > + 
+         < / T o o l t i p > + 
+         < T o o l t i p   c o l u m n = " P a y m e n t M e t h o d D e s c r i p t i o n "   E l e m e n t I d = " 5 8 5 7 5 7 9 7 4 " > + 
+             < T o o l t i p T e x t   l a n g = " e n - U S " > S p e c i f i e s   a   t e x t   t h a t   d e s c r i b e s   t h e   p a y m e n t   m e t h o d . < / T o o l t i p T e x t > + 
+         < / T o o l t i p > + 
+         < T o o l t i p   c o l u m n = " B i l l t o C u s t u m e r N o "   E l e m e n t I d = " 2 8 0 4 7 3 0 5 8 " > + 
+             < T o o l t i p T e x t   l a n g = " e n - U S " > S p e c i f i e s   t h e   n u m b e r   o f   t h e   c u s t o m e r   t h a t   y o u   s e n d   o r   s e n t   t h e   i n v o i c e   t o . < / T o o l t i p T e x t > + 
+         < / T o o l t i p > + 
+         < T o o l t i p   c o l u m n = " D o c u m e n t N o "   E l e m e n t I d = " 9 7 0 3 5 0 5 3 9 " > + 
+             < T o o l t i p T e x t   l a n g = " e n - U S " > S p e c i f i e s   t h e   p o s t e d   s a l e s   i n v o i c e   n u m b e r .   E a c h   p o s t e d   s a l e s   i n v o i c e   g e t s   a   u n i q u e   n u m b e r .   T y p i c a l l y ,   t h e   n u m b e r   i s   g e n e r a t e d   b a s e d   o n   a   n u m b e r   s e r i e s . < / T o o l t i p T e x t > + 
+         < / T o o l t i p > + 
+         < T o o l t i p   c o l u m n = " O r d e r N o "   E l e m e n t I d = " 1 4 6 6 4 7 3 8 8 6 " > + 
+             < T o o l t i p T e x t   l a n g = " e n - U S " > S p e c i f i e s   t h e   n u m b e r   o f   t h e   r e l a t e d   o r d e r . < / T o o l t i p T e x t > + 
+         < / T o o l t i p > + 
+         < T o o l t i p   c o l u m n = " S a l e s P e r s o n N a m e "   E l e m e n t I d = " 8 7 1 4 9 2 9 8 3 " > + 
+             < T o o l t i p T e x t   l a n g = " e n - U S " > S p e c i f i e s   t h e   n a m e   o f   t h e   s a l e s p e r s o n   o r   p u r c h a s e r . < / T o o l t i p T e x t > + 
+         < / T o o l t i p > + 
+         < T o o l t i p   c o l u m n = " S e l l t o C u s t o m e r N o "   E l e m e n t I d = " 2 0 5 0 6 4 7 3 4 9 " > + 
+             < T o o l t i p T e x t   l a n g = " e n - U S " > S p e c i f i e s   t h e   n u m b e r   o f   t h e   c u s t o m e r   t h a t   y o u   s h i p p e d   t h e   i t e m s   o n   t h e   i n v o i c e   t o . < / T o o l t i p T e x t > + 
+         < / T o o l t i p > + 
+         < T o o l t i p   c o l u m n = " P a c k a g e T r a c k i n g N o "   E l e m e n t I d = " 1 2 4 4 8 2 6 1 5 9 " > + 
+             < T o o l t i p T e x t   l a n g = " e n - U S " > S p e c i f i e s   t h e   s h i p p i n g   a g e n t ' s   p a c k a g e   n u m b e r . < / T o o l t i p T e x t > + 
+         < / T o o l t i p > + 
+         < T o o l t i p   c o l u m n = " S h i p p i n g A g e n t C o d e "   E l e m e n t I d = " 1 6 7 0 1 5 5 2 6 9 " > + 
+             < T o o l t i p T e x t   l a n g = " e n - U S " > S p e c i f i e s   w h i c h   s h i p p i n g   a g e n t   i s   u s e d   t o   t r a n s p o r t   t h e   i t e m s   o n   t h e   s a l e s   d o c u m e n t   t o   t h e   c u s t o m e r . < / T o o l t i p T e x t > + 
+         < / T o o l t i p > + 
+         < T o o l t i p   c o l u m n = " E x t e r n a l D o c u m e n t N o "   E l e m e n t I d = " 7 3 3 9 5 3 9 6 6 " > + 
+             < T o o l t i p T e x t   l a n g = " e n - U S " > S p e c i f i e s   t h e   e x t e r n a l   d o c u m e n t   n u m b e r   t h a t   i s   e n t e r e d   o n   t h e   s a l e s   h e a d e r   t h a t   t h i s   l i n e   w a s   p o s t e d   f r o m . < / T o o l t i p T e x t > + 
+         < / T o o l t i p > + 
+         < T o o l t i p   c o l u m n = " A m o u n t E x c l u d i n g V A T _ L i n e "   E l e m e n t I d = " 1 0 6 2 4 6 0 0 4 0 " > + 
+             < T o o l t i p T e x t   l a n g = " e n - U S " > S p e c i f i e s   t h e   l i n e ' s   n e t   a m o u n t . < / T o o l t i p T e x t > + 
+         < / T o o l t i p > + 
+         < T o o l t i p   c o l u m n = " A m o u n t I n c l u d i n g V A T _ L i n e "   E l e m e n t I d = " 7 7 0 9 2 8 4 0 2 " > + 
+             < T o o l t i p T e x t   l a n g = " e n - U S " > S p e c i f i e s   t h e   n e t   a m o u n t ,   i n c l u d i n g   V A T ,   f o r   t h i s   l i n e . < / T o o l t i p T e x t > + 
+         < / T o o l t i p > + 
+         < T o o l t i p   c o l u m n = " D e s c r i p t i o n _ L i n e "   E l e m e n t I d = " 1 4 0 6 8 2 2 3 1 0 " > + 
+             < T o o l t i p T e x t   l a n g = " e n - U S " > S p e c i f i e s   t h e   n a m e   o f   t h e   i t e m   o r   g e n e r a l   l e d g e r   a c c o u n t ,   o r   s o m e   d e s c r i p t i v e   t e x t . < / T o o l t i p T e x t > + 
+         < / T o o l t i p > + 
+         < T o o l t i p   c o l u m n = " L i n e D i s c o u n t P e r c e n t _ L i n e "   E l e m e n t I d = " 9 0 7 8 2 7 4 3 6 " > + 
+             < T o o l t i p T e x t   l a n g = " e n - U S " > S p e c i f i e s   t h e   d i s c o u n t   p e r c e n t a g e   t h a t   i s   g r a n t e d   f o r   t h e   i t e m   o n   t h e   l i n e . < / T o o l t i p T e x t > + 
+         < / T o o l t i p > + 
+         < T o o l t i p   c o l u m n = " I t e m N o _ L i n e "   E l e m e n t I d = " 1 9 1 0 2 9 6 2 8 8 " > + 
+             < T o o l t i p T e x t   l a n g = " e n - U S " > S p e c i f i e s   t h e   n u m b e r   o f   t h e   i n v o l v e d   e n t r y   o r   r e c o r d ,   a c c o r d i n g   t o   t h e   s p e c i f i e d   n u m b e r   s e r i e s . < / T o o l t i p T e x t > + 
+         < / T o o l t i p > + 
+         < T o o l t i p   c o l u m n = " I t e m R e f e r e n c e N o _ L i n e "   E l e m e n t I d = " 9 2 7 2 3 5 7 " > + 
+             < T o o l t i p T e x t   l a n g = " e n - U S " > S p e c i f i e s   t h e   r e f e r e n c e d   i t e m   n u m b e r . < / T o o l t i p T e x t > + 
+         < / T o o l t i p > + 
+         < T o o l t i p   c o l u m n = " U n i t O f M e a s u r e "   E l e m e n t I d = " 1 8 0 8 2 2 8 0 1 8 " > + 
+             < T o o l t i p T e x t   l a n g = " e n - U S " > S p e c i f i e s   t h e   n a m e   o f   t h e   i t e m   o r   r e s o u r c e ' s   u n i t   o f   m e a s u r e ,   s u c h   a s   p i e c e   o r   h o u r . < / T o o l t i p T e x t > + 
+         < / T o o l t i p > + 
+         < T o o l t i p   c o l u m n = " L i n e N o _ A s s e m b l y L i n e "   E l e m e n t I d = " 6 4 0 5 8 3 8 9 1 " > + 
+             < T o o l t i p T e x t   l a n g = " e n - U S " > S p e c i f i e s   t h e   n u m b e r   o f   t h e   i n v o l v e d   e n t r y   o r   r e c o r d ,   a c c o r d i n g   t o   t h e   s p e c i f i e d   n u m b e r   s e r i e s . < / T o o l t i p T e x t > + 
+         < / T o o l t i p > + 
+         < T o o l t i p   c o l u m n = " D e s c r i p t i o n _ A s s e m b l y L i n e "   E l e m e n t I d = " 2 8 0 7 4 3 7 9 6 " > + 
+             < T o o l t i p T e x t   l a n g = " e n - U S " > S p e c i f i e s   t h e   d e s c r i p t i o n   o f   t h e   a s s e m b l y   c o m p o n e n t   o n   t h e   p o s t e d   a s s e m b l y   l i n e . < / T o o l t i p T e x t > + 
+         < / T o o l t i p > + 
+         < T o o l t i p   c o l u m n = " Q u a n t i t y _ A s s e m b l y L i n e "   E l e m e n t I d = " 1 9 5 7 6 4 8 2 3 1 " > + 
+             < T o o l t i p T e x t   l a n g = " e n - U S " > S p e c i f i e s   h o w   m a n y   u n i t s   o f   t h e   a s s e m b l y   c o m p o n e n t   w e r e   p o s t e d   a s   c o n s u m e d   b y   t h e   p o s t e d   a s s e m b l y   o r d e r   l i n e . < / T o o l t i p T e x t > + 
+         < / T o o l t i p > + 
+         < T o o l t i p   c o l u m n = " V a r i a n t C o d e _ A s s e m b l y L i n e "   E l e m e n t I d = " 1 8 6 9 4 0 7 6 7 2 " > + 
+             < T o o l t i p T e x t   l a n g = " e n - U S " > S p e c i f i e s   t h e   v a r i a n t   o f   t h e   i t e m   o n   t h e   l i n e . < / T o o l t i p T e x t > + 
+         < / T o o l t i p > + 
+         < T o o l t i p   c o l u m n = " I n v o i c e D i s c o u n t A m o u n t _ V A T A m o u n t L i n e "   E l e m e n t I d = " 8 2 4 7 3 0 1 4 1 " > + 
+             < T o o l t i p T e x t   l a n g = " e n - U S " > S p e c i f i e s   t h e   i n v o i c e   d i s c o u n t   a m o u n t   f o r   a   s p e c i f i c   V A T   i d e n t i f i e r . < / T o o l t i p T e x t > + 
+         < / T o o l t i p > + 
+         < T o o l t i p   c o l u m n = " I n v o i c e D i s c o u n t B a s e A m o u n t _ V A T A m o u n t L i n e "   E l e m e n t I d = " 2 0 4 0 3 3 2 2 6 6 " > + 
+             < T o o l t i p T e x t   l a n g = " e n - U S " > S p e c i f i e s   t h e   i n v o i c e   d i s c o u n t   b a s e   a m o u n t . < / T o o l t i p T e x t > + 
+         < / T o o l t i p > + 
+         < T o o l t i p   c o l u m n = " L i n e A m o u n t _ V a t A m o u n t L i n e "   E l e m e n t I d = " 2 1 4 6 5 4 0 1 " > + 
+             < T o o l t i p T e x t   l a n g = " e n - U S " > S p e c i f i e s   t h e   t o t a l   a m o u n t   f o r   s a l e s   o r   p u r c h a s e   l i n e s   w i t h   a   s p e c i f i c   V A T   i d e n t i f i e r . < / T o o l t i p T e x t > + 
+         < / T o o l t i p > + 
+         < T o o l t i p   c o l u m n = " V A T A m o u n t _ V a t A m o u n t L i n e "   E l e m e n t I d = " 1 8 9 1 8 2 0 6 2 0 " > + 
+             < T o o l t i p T e x t   l a n g = " e n - U S " > S p e c i f i e s   t h e   a m o u n t   o f   V A T   t h a t   i s   i n c l u d e d   i n   t h e   t o t a l   a m o u n t . < / T o o l t i p T e x t > + 
+         < / T o o l t i p > + 
+         < T o o l t i p   c o l u m n = " V A T B a s e _ V a t A m o u n t L i n e "   E l e m e n t I d = " 1 4 5 8 9 3 7 8 1 9 " > + 
+             < T o o l t i p T e x t   l a n g = " e n - U S " > S p e c i f i e s   t h e   t o t a l   n e t   a m o u n t   ( a m o u n t   e x c l u d i n g   V A T )   f o r   s a l e s   o r   p u r c h a s e   l i n e s   w i t h   a   s p e c i f i c   V A T   I d e n t i f i e r . < / T o o l t i p T e x t > + 
+         < / T o o l t i p > + 
+         < T o o l t i p   c o l u m n = " V A T I d e n t i f i e r _ V a t A m o u n t L i n e "   E l e m e n t I d = " 1 1 4 2 0 7 0 0 3 5 " > + 
+             < T o o l t i p T e x t   l a n g = " e n - U S " > S p e c i f i e s   t h e   V A T   I d e n t i f i e r   v a l u e . < / T o o l t i p T e x t > + 
+         < / T o o l t i p > + 
+         < T o o l t i p   c o l u m n = " V A T P c t _ V a t A m o u n t L i n e "   E l e m e n t I d = " 1 4 5 3 5 4 2 7 7 7 " > + 
+             < T o o l t i p T e x t   l a n g = " e n - U S " > S p e c i f i e s   t h e   V A T   %   t h a t   w a s   u s e d   o n   t h e   s a l e s   o r   p u r c h a s e   l i n e s   w i t h   t h i s   V A T   I d e n t i f i e r . < / T o o l t i p T e x t > + 
+         < / T o o l t i p > + 
+         < T o o l t i p   c o l u m n = " V A T I d e n t i f i e r _ V A T C l a u s e L i n e "   E l e m e n t I d = " 1 4 6 4 4 7 2 4 7 8 " > + 
+             < T o o l t i p T e x t   l a n g = " e n - U S " > S p e c i f i e s   t h e   V A T   I d e n t i f i e r   v a l u e . < / T o o l t i p T e x t > + 
+         < / T o o l t i p > + 
+         < T o o l t i p   c o l u m n = " C o d e _ V A T C l a u s e L i n e "   E l e m e n t I d = " 1 8 2 4 5 8 9 8 4 7 " > + 
+             < T o o l t i p T e x t   l a n g = " e n - U S " > S p e c i f i e s   t h e   c o d e   f o r   a   V A T   c l a u s e ,   w h i c h   i s   u s e d   t o   p r o v i d e   a   V A T   d e s c r i p t i o n   a s s o c i a t e d   w i t h   a   s a l e s   l i n e   o n   a   s a l e s   i n v o i c e ,   c r e d i t   m e m o ,   o r   o t h e r   s a l e s   d o c u m e n t . < / T o o l t i p T e x t > + 
+         < / T o o l t i p > + 
+         < T o o l t i p   c o l u m n = " D e s c r i p t i o n 2 _ V A T C l a u s e L i n e "   E l e m e n t I d = " 1 3 7 9 6 6 7 4 7 0 " > + 
+             < T o o l t i p T e x t   l a n g = " e n - U S " > S p e c i f i e s   a n   a d d i t i o n a l   d e s c r i p t i o n   o f   a   V A T   c l a u s e . < / T o o l t i p T e x t > + 
+         < / T o o l t i p > + 
+         < T o o l t i p   c o l u m n = " V A T A m o u n t _ V A T C l a u s e L i n e "   E l e m e n t I d = " 2 2 2 4 6 9 0 5 9 " > + 
+             < T o o l t i p T e x t   l a n g = " e n - U S " > S p e c i f i e s   t h e   a m o u n t   o f   V A T   t h a t   i s   i n c l u d e d   i n   t h e   t o t a l   a m o u n t . < / T o o l t i p T e x t > + 
+         < / T o o l t i p > + 
+         < T o o l t i p   c o l u m n = " L e f t H e a d e r N a m e "   E l e m e n t I d = " 4 3 7 4 2 2 1 8 2 " > + 
+             < T o o l t i p T e x t   l a n g = " e n - U S " > S p e c i f i e s   t h e   n a m e . < / T o o l t i p T e x t > + 
+         < / T o o l t i p > + 
+         < T o o l t i p   c o l u m n = " L e f t H e a d e r V a l u e "   E l e m e n t I d = " 2 4 2 1 2 6 3 1 0 " > + 
+             < T o o l t i p T e x t   l a n g = " e n - U S " > S p e c i f i e s   t h e   v a l u e . < / T o o l t i p T e x t > + 
+         < / T o o l t i p > + 
+         < T o o l t i p   c o l u m n = " R i g h t H e a d e r N a m e "   E l e m e n t I d = " 8 9 8 2 8 7 5 7 " > + 
+             < T o o l t i p T e x t   l a n g = " e n - U S " > S p e c i f i e s   t h e   n a m e . < / T o o l t i p T e x t > + 
+         < / T o o l t i p > + 
+         < T o o l t i p   c o l u m n = " R i g h t H e a d e r V a l u e "   E l e m e n t I d = " 7 0 6 9 3 8 5 5 9 " > + 
+             < T o o l t i p T e x t   l a n g = " e n - U S " > S p e c i f i e s   t h e   v a l u e . < / T o o l t i p T e x t > + 
+         < / T o o l t i p > + 
+     < / T o o l t i p s > + 
+     < H e a d e r   E l e m e n t T y p e = " D a t a I t e m "   E l e m e n t I d = " 1 2 4 0 3 7 3 8 8 6 " > + 
+         < B i l l e d T o _ L b l   E l e m e n t T y p e = " C o l u m n "   E l e m e n t I d = " 1 7 4 5 4 4 9 0 7 9 "   D a t a T y p e = " L a b e l " > B i l l e d T o _ L b l < / B i l l e d T o _ L b l > + 
+         < B i l l T o C o n t a c t E m a i l   E l e m e n t T y p e = " C o l u m n "   E l e m e n t I d = " 3 3 5 8 2 7 8 9 5 "   D a t a T y p e = " T e x t " > B i l l T o C o n t a c t E m a i l < / B i l l T o C o n t a c t E m a i l > + 
+         < B i l l T o C o n t a c t E m a i l L b l   E l e m e n t T y p e = " C o l u m n "   E l e m e n t I d = " 2 9 6 4 7 8 3 6 5 "   D a t a T y p e = " L a b e l " > B i l l T o C o n t a c t E m a i l L b l < / B i l l T o C o n t a c t E m a i l L b l > + 
+         < B i l l T o C o n t a c t M o b i l e P h o n e N o   E l e m e n t T y p e = " C o l u m n "   E l e m e n t I d = " 2 4 8 4 8 8 6 9 6 "   D a t a T y p e = " T e x t " > B i l l T o C o n t a c t M o b i l e P h o n e N o < / B i l l T o C o n t a c t M o b i l e P h o n e N o > + 
+         < B i l l T o C o n t a c t M o b i l e P h o n e N o L b l   E l e m e n t T y p e = " C o l u m n "   E l e m e n t I d = " 2 7 6 3 1 1 3 3 8 "   D a t a T y p e = " L a b e l " > B i l l T o C o n t a c t M o b i l e P h o n e N o L b l < / B i l l T o C o n t a c t M o b i l e P h o n e N o L b l > + 
+         < B i l l T o C o n t a c t P h o n e N o   E l e m e n t T y p e = " C o l u m n "   E l e m e n t I d = " 3 6 2 4 7 7 4 8 8 "   D a t a T y p e = " T e x t " > B i l l T o C o n t a c t P h o n e N o < / B i l l T o C o n t a c t P h o n e N o > + 
+         < B i l l T o C o n t a c t P h o n e N o L b l   E l e m e n t T y p e = " C o l u m n "   E l e m e n t I d = " 2 1 2 3 3 4 5 9 6 6 "   D a t a T y p e = " L a b e l " > B i l l T o C o n t a c t P h o n e N o L b l < / B i l l T o C o n t a c t P h o n e N o L b l > + 
+         < B i l l t o C u s t o m e r N o _ L b l   E l e m e n t T y p e = " C o l u m n "   E l e m e n t I d = " 3 6 9 3 0 7 8 1 3 "   D a t a T y p e = " S t r i n g " > B i l l t o C u s t o m e r N o _ L b l < / B i l l t o C u s t o m e r N o _ L b l > + 
+         < B i l l t o C u s t u m e r N o   E l e m e n t T y p e = " C o l u m n "   E l e m e n t I d = " 2 8 0 4 7 3 0 5 8 "   D a t a T y p e = " C o d e " > B i l l t o C u s t u m e r N o < / B i l l t o C u s t u m e r N o > + 
+         < C h e c k s P a y a b l e _ L b l   E l e m e n t T y p e = " C o l u m n "   E l e m e n t I d = " 1 0 5 3 1 5 6 0 6 5 "   D a t a T y p e = " T e x t " > C h e c k s P a y a b l e _ L b l < / C h e c k s P a y a b l e _ L b l > + 
+         < C o m p a n y A d d r e s s 1   E l e m e n t T y p e = " C o l u m n "   E l e m e n t I d = " 1 8 8 4 1 6 4 3 2 3 "   D a t a T y p e = " T e x t " > C o m p a n y A d d r e s s 1 < / C o m p a n y A d d r e s s 1 > + 
+         < C o m p a n y A d d r e s s 2   E l e m e n t T y p e = " C o l u m n "   E l e m e n t I d = " 1 2 4 6 4 6 7 7 0 6 "   D a t a T y p e = " T e x t " > C o m p a n y A d d r e s s 2 < / C o m p a n y A d d r e s s 2 > + 
+         < C o m p a n y A d d r e s s 3   E l e m e n t T y p e = " C o l u m n "   E l e m e n t I d = " 6 0 8 7 7 1 0 8 9 "   D a t a T y p e = " T e x t " > C o m p a n y A d d r e s s 3 < / C o m p a n y A d d r e s s 3 > + 
+         < C o m p a n y A d d r e s s 4   E l e m e n t T y p e = " C o l u m n "   E l e m e n t I d = " 7 7 7 6 8 0 1 1 2 "   D a t a T y p e = " T e x t " > C o m p a n y A d d r e s s 4 < / C o m p a n y A d d r e s s 4 > + 
+         < C o m p a n y A d d r e s s 5   E l e m e n t T y p e = " C o l u m n "   E l e m e n t I d = " 1 3 9 9 8 3 4 9 5 "   D a t a T y p e = " T e x t " > C o m p a n y A d d r e s s 5 < / C o m p a n y A d d r e s s 5 > + 
+         < C o m p a n y A d d r e s s 6   E l e m e n t T y p e = " C o l u m n "   E l e m e n t I d = " 4 9 7 7 1 3 1 2 2 "   D a t a T y p e = " T e x t " > C o m p a n y A d d r e s s 6 < / C o m p a n y A d d r e s s 6 > + 
+         < C o m p a n y A d d r e s s 7   E l e m e n t T y p e = " C o l u m n "   E l e m e n t I d = " 1 1 3 5 4 0 9 7 3 9 "   D a t a T y p e = " T e x t " > C o m p a n y A d d r e s s 7 < / C o m p a n y A d d r e s s 7 > + 
+         < C o m p a n y A d d r e s s 8   E l e m e n t T y p e = " C o l u m n "   E l e m e n t I d = " 1 7 1 5 2 5 5 3 0 0 "   D a t a T y p e = " T e x t " > C o m p a n y A d d r e s s 8 < / C o m p a n y A d d r e s s 8 > + 
+         < C o m p a n y B a n k A c c o u n t N o   E l e m e n t T y p e = " C o l u m n "   E l e m e n t I d = " 3 0 1 4 0 2 0 4 "   D a t a T y p e = " T e x t " > C o m p a n y B a n k A c c o u n t N o < / C o m p a n y B a n k A c c o u n t N o > + 
+         < C o m p a n y B a n k A c c o u n t N o _ L b l   E l e m e n t T y p e = " C o l u m n "   E l e m e n t I d = " 1 0 9 7 7 4 3 3 4 5 "   D a t a T y p e = " L a b e l " > C o m p a n y B a n k A c c o u n t N o _ L b l < / C o m p a n y B a n k A c c o u n t N o _ L b l > + 
+         < C o m p a n y B a n k B r a n c h N o   E l e m e n t T y p e = " C o l u m n "   E l e m e n t I d = " 7 9 3 1 3 3 0 5 7 "   D a t a T y p e = " T e x t " > C o m p a n y B a n k B r a n c h N o < / C o m p a n y B a n k B r a n c h N o > + 
+         < C o m p a n y B a n k B r a n c h N o _ L b l   E l e m e n t T y p e = " C o l u m n "   E l e m e n t I d = " 3 2 7 9 0 6 6 9 2 "   D a t a T y p e = " S t r i n g " > C o m p a n y B a n k B r a n c h N o _ L b l < / C o m p a n y B a n k B r a n c h N o _ L b l > + 
+         < C o m p a n y B a n k N a m e   E l e m e n t T y p e = " C o l u m n "   E l e m e n t I d = " 1 5 3 4 9 0 5 6 0 5 "   D a t a T y p e = " T e x t " > C o m p a n y B a n k N a m e < / C o m p a n y B a n k N a m e > + 
+         < C o m p a n y B a n k N a m e _ L b l   E l e m e n t T y p e = " C o l u m n "   E l e m e n t I d = " 1 2 0 4 3 0 7 0 1 4 "   D a t a T y p e = " L a b e l " > C o m p a n y B a n k N a m e _ L b l < / C o m p a n y B a n k N a m e _ L b l > + 
+         < C o m p a n y C u s t o m G i r o   E l e m e n t T y p e = " C o l u m n "   E l e m e n t I d = " 1 6 7 0 4 7 5 7 9 8 "   D a t a T y p e = " T e x t " > C o m p a n y C u s t o m G i r o < / C o m p a n y C u s t o m G i r o > + 
+         < C o m p a n y C u s t o m G i r o _ L b l   E l e m e n t T y p e = " C o l u m n "   E l e m e n t I d = " 8 9 1 4 3 9 6 2 5 "   D a t a T y p e = " T e x t " > C o m p a n y C u s t o m G i r o _ L b l < / C o m p a n y C u s t o m G i r o _ L b l > + 
+         < C o m p a n y E M a i l   E l e m e n t T y p e = " C o l u m n "   E l e m e n t I d = " 1 6 7 7 0 7 4 0 5 8 "   D a t a T y p e = " T e x t " > C o m p a n y E M a i l < / C o m p a n y E M a i l > + 
+         < C o m p a n y G i r o N o   E l e m e n t T y p e = " C o l u m n "   E l e m e n t I d = " 1 3 6 0 1 9 6 3 2 0 "   D a t a T y p e = " T e x t " > C o m p a n y G i r o N o < / C o m p a n y G i r o N o > + 
+         < C o m p a n y G i r o N o _ L b l   E l e m e n t T y p e = " C o l u m n "   E l e m e n t I d = " 8 6 1 6 0 2 1 1 5 "   D a t a T y p e = " L a b e l " > C o m p a n y G i r o N o _ L b l < / C o m p a n y G i r o N o _ L b l > + 
+         < C o m p a n y H o m e P a g e   E l e m e n t T y p e = " C o l u m n "   E l e m e n t I d = " 1 9 8 9 1 8 8 7 0 "   D a t a T y p e = " T e x t " > C o m p a n y H o m e P a g e < / C o m p a n y H o m e P a g e > + 
+         < C o m p a n y I B A N   E l e m e n t T y p e = " C o l u m n "   E l e m e n t I d = " 9 0 6 5 4 9 1 8 2 "   D a t a T y p e = " C o d e " > C o m p a n y I B A N < / C o m p a n y I B A N > + 
+         < C o m p a n y I B A N _ L b l   E l e m e n t T y p e = " C o l u m n "   E l e m e n t I d = " 1 2 6 7 9 5 2 2 2 7 "   D a t a T y p e = " S t r i n g " > C o m p a n y I B A N _ L b l < / C o m p a n y I B A N _ L b l > + 
+         < C o m p a n y L e g a l O f f i c e   E l e m e n t T y p e = " C o l u m n "   E l e m e n t I d = " 7 1 4 2 5 8 1 1 1 "   D a t a T y p e = " T e x t " > C o m p a n y L e g a l O f f i c e < / C o m p a n y L e g a l O f f i c e > + 
+         < C o m p a n y L e g a l O f f i c e _ L b l   E l e m e n t T y p e = " C o l u m n "   E l e m e n t I d = " 1 5 3 3 1 7 5 1 0 8 "   D a t a T y p e = " T e x t " > C o m p a n y L e g a l O f f i c e _ L b l < / C o m p a n y L e g a l O f f i c e _ L b l > + 
+         < C o m p a n y L e g a l S t a t e m e n t   E l e m e n t T y p e = " C o l u m n "   E l e m e n t I d = " 4 4 8 3 5 8 8 7 6 "   D a t a T y p e = " T e x t " > C o m p a n y L e g a l S t a t e m e n t < / C o m p a n y L e g a l S t a t e m e n t > + 
+         < C o m p a n y L o g o P o s i t i o n   E l e m e n t T y p e = " C o l u m n "   E l e m e n t I d = " 1 4 2 5 2 6 6 6 8 8 "   D a t a T y p e = " I n t e g e r " > C o m p a n y L o g o P o s i t i o n < / C o m p a n y L o g o P o s i t i o n > + 
+         < C o m p a n y P h o n e N o   E l e m e n t T y p e = " C o l u m n "   E l e m e n t I d = " 2 5 0 4 4 0 6 5 5 "   D a t a T y p e = " T e x t " > C o m p a n y P h o n e N o < / C o m p a n y P h o n e N o > + 
+         < C o m p a n y P h o n e N o _ L b l   E l e m e n t T y p e = " C o l u m n "   E l e m e n t I d = " 5 5 8 5 9 3 5 8 6 "   D a t a T y p e = " L a b e l " > C o m p a n y P h o n e N o _ L b l < / C o m p a n y P h o n e N o _ L b l > + 
+         < C o m p a n y P i c t u r e   E l e m e n t T y p e = " C o l u m n "   E l e m e n t I d = " 1 3 9 7 4 1 1 0 7 4 "   D a t a T y p e = " B l o b " / > + 
+         < C o m p a n y R e g i s t r a t i o n N u m b e r   E l e m e n t T y p e = " C o l u m n "   E l e m e n t I d = " 2 0 2 3 6 3 9 4 2 4 "   D a t a T y p e = " T e x t " > C o m p a n y R e g i s t r a t i o n N u m b e r < / C o m p a n y R e g i s t r a t i o n N u m b e r > + 
+         < C o m p a n y R e g i s t r a t i o n N u m b e r _ L b l   E l e m e n t T y p e = " C o l u m n "   E l e m e n t I d = " 1 8 3 3 1 0 6 6 5 3 "   D a t a T y p e = " T e x t " > C o m p a n y R e g i s t r a t i o n N u m b e r _ L b l < / C o m p a n y R e g i s t r a t i o n N u m b e r _ L b l > + 
+         < C o m p a n y S W I F T   E l e m e n t T y p e = " C o l u m n "   E l e m e n t I d = " 6 6 8 2 5 0 2 4 5 "   D a t a T y p e = " C o d e " > C o m p a n y S W I F T < / C o m p a n y S W I F T > + 
+         < C o m p a n y S W I F T _ L b l   E l e m e n t T y p e = " C o l u m n "   E l e m e n t I d = " 2 0 2 9 5 9 7 3 8 4 "   D a t a T y p e = " S t r i n g " > C o m p a n y S W I F T _ L b l < / C o m p a n y S W I F T _ L b l > + 
+         < C o m p a n y V A T R e g i s t r a t i o n N o   E l e m e n t T y p e = " C o l u m n "   E l e m e n t I d = " 1 9 1 4 0 1 3 6 4 9 "   D a t a T y p e = " T e x t " > C o m p a n y V A T R e g i s t r a t i o n N o < / C o m p a n y V A T R e g i s t r a t i o n N o > + 
+         < C o m p a n y V A T R e g i s t r a t i o n N o _ L b l   E l e m e n t T y p e = " C o l u m n "   E l e m e n t I d = " 9 2 4 5 0 3 1 2 4 "   D a t a T y p e = " T e x t " > C o m p a n y V A T R e g i s t r a t i o n N o _ L b l < / C o m p a n y V A T R e g i s t r a t i o n N o _ L b l > + 
+         < C o m p a n y V A T R e g N o   E l e m e n t T y p e = " C o l u m n "   E l e m e n t I d = " 1 7 1 4 3 1 9 3 6 "   D a t a T y p e = " T e x t " > C o m p a n y V A T R e g N o < / C o m p a n y V A T R e g N o > + 
+         < C o m p a n y V A T R e g N o _ L b l   E l e m e n t T y p e = " C o l u m n "   E l e m e n t I d = " 7 7 3 2 0 1 5 0 1 "   D a t a T y p e = " T e x t " > C o m p a n y V A T R e g N o _ L b l < / C o m p a n y V A T R e g N o _ L b l > + 
+         < C o n t a c t _ L b l   E l e m e n t T y p e = " C o l u m n "   E l e m e n t I d = " 1 1 5 5 0 9 4 7 5 2 "   D a t a T y p e = " T e x t " > C o n t a c t _ L b l < / C o n t a c t _ L b l > + 
+         < C o p y _ L b l   E l e m e n t T y p e = " C o l u m n "   E l e m e n t I d = " 6 0 4 7 8 2 7 8 1 "   D a t a T y p e = " L a b e l " > C o p y _ L b l < / C o p y _ L b l > + 
+         < C u s t o m e r A d d r e s s 1   E l e m e n t T y p e = " C o l u m n "   E l e m e n t I d = " 1 8 0 1 9 6 6 4 5 4 "   D a t a T y p e = " T e x t " > C u s t o m e r A d d r e s s 1 < / C u s t o m e r A d d r e s s 1 > + 
+         < C u s t o m e r A d d r e s s 2   E l e m e n t T y p e = " C o l u m n "   E l e m e n t I d = " 1 1 6 4 2 6 9 8 3 7 "   D a t a T y p e = " T e x t " > C u s t o m e r A d d r e s s 2 < / C u s t o m e r A d d r e s s 2 > + 
+         < C u s t o m e r A d d r e s s 3   E l e m e n t T y p e = " C o l u m n "   E l e m e n t I d = " 5 2 6 5 7 3 2 2 0 "   D a t a T y p e = " T e x t " > C u s t o m e r A d d r e s s 3 < / C u s t o m e r A d d r e s s 3 > + 
+         < C u s t o m e r A d d r e s s 4   E l e m e n t T y p e = " C o l u m n "   E l e m e n t I d = " 1 1 1 1 2 3 3 9 7 "   D a t a T y p e = " T e x t " > C u s t o m e r A d d r e s s 4 < / C u s t o m e r A d d r e s s 4 > + 
+         < C u s t o m e r A d d r e s s 5   E l e m e n t T y p e = " C o l u m n "   E l e m e n t I d = " 7 4 8 8 2 0 0 1 4 "   D a t a T y p e = " T e x t " > C u s t o m e r A d d r e s s 5 < / C u s t o m e r A d d r e s s 5 > + 
+         < C u s t o m e r A d d r e s s 6   E l e m e n t T y p e = " C o l u m n "   E l e m e n t I d = " 1 3 8 6 5 1 6 6 3 1 "   D a t a T y p e = " T e x t " > C u s t o m e r A d d r e s s 6 < / C u s t o m e r A d d r e s s 6 > + 
+         < C u s t o m e r A d d r e s s 7   E l e m e n t T y p e = " C o l u m n "   E l e m e n t I d = " 2 0 2 4 2 1 3 2 4 8 "   D a t a T y p e = " T e x t " > C u s t o m e r A d d r e s s 7 < / C u s t o m e r A d d r e s s 7 > + 
+         < C u s t o m e r A d d r e s s 8   E l e m e n t T y p e = " C o l u m n "   E l e m e n t I d = " 1 0 4 8 6 9 8 5 8 5 "   D a t a T y p e = " T e x t " > C u s t o m e r A d d r e s s 8 < / C u s t o m e r A d d r e s s 8 > + 
+         < C u s t o m e r P o s t a l B a r C o d e   E l e m e n t T y p e = " C o l u m n "   E l e m e n t I d = " 3 9 8 5 8 0 6 8 8 "   D a t a T y p e = " T e x t " > C u s t o m e r P o s t a l B a r C o d e < / C u s t o m e r P o s t a l B a r C o d e > + 
+         < D i s p l a y A d d i t i o n a l F e e N o t e   E l e m e n t T y p e = " C o l u m n "   E l e m e n t I d = " 1 9 3 1 7 6 6 6 8 8 "   D a t a T y p e = " B o o l e a n " > D i s p l a y A d d i t i o n a l F e e N o t e < / D i s p l a y A d d i t i o n a l F e e N o t e > + 
+         < D o c u m e n t D a t e   E l e m e n t T y p e = " C o l u m n "   E l e m e n t I d = " 5 5 2 8 7 1 9 1 4 "   D a t a T y p e = " S t r i n g " > D o c u m e n t D a t e < / D o c u m e n t D a t e > + 
+         < D o c u m e n t D a t e _ L b l   E l e m e n t T y p e = " C o l u m n "   E l e m e n t I d = " 1 0 2 6 4 9 4 8 3 "   D a t a T y p e = " S t r i n g " > D o c u m e n t D a t e _ L b l < / D o c u m e n t D a t e _ L b l > + 
+         < D o c u m e n t N o   E l e m e n t T y p e = " C o l u m n "   E l e m e n t I d = " 9 7 0 3 5 0 5 3 9 "   D a t a T y p e = " C o d e " > D o c u m e n t N o < / D o c u m e n t N o > + 
+         < D o c u m e n t N o _ L b l   E l e m e n t T y p e = " C o l u m n "   E l e m e n t I d = " 7 8 9 7 9 5 9 7 8 "   D a t a T y p e = " L a b e l " > D o c u m e n t N o _ L b l < / D o c u m e n t N o _ L b l > + 
+         < D o c u m e n t T i t l e _ L b l   E l e m e n t T y p e = " C o l u m n "   E l e m e n t I d = " 8 5 8 4 2 3 9 2 9 "   D a t a T y p e = " T e x t " > D o c u m e n t T i t l e _ L b l < / D o c u m e n t T i t l e _ L b l > + 
+         < D u e D a t e   E l e m e n t T y p e = " C o l u m n "   E l e m e n t I d = " 7 4 5 1 7 0 2 0 3 "   D a t a T y p e = " S t r i n g " > D u e D a t e < / D u e D a t e > + 
+         < D u e D a t e _ L b l   E l e m e n t T y p e = " C o l u m n "   E l e m e n t I d = " 1 6 4 8 2 8 4 6 4 8 "   D a t a T y p e = " S t r i n g " > D u e D a t e _ L b l < / D u e D a t e _ L b l > + 
+         < E M a i l _ H e a d e r _ L b l   E l e m e n t T y p e = " C o l u m n "   E l e m e n t I d = " 5 1 3 1 7 0 8 0 4 "   D a t a T y p e = " L a b e l " > E M a i l _ H e a d e r _ L b l < / E M a i l _ H e a d e r _ L b l > + 
+         < E x c h a n g e R a t e A s T e x t   E l e m e n t T y p e = " C o l u m n "   E l e m e n t I d = " 5 9 2 9 5 5 8 4 5 "   D a t a T y p e = " T e x t " > E x c h a n g e R a t e A s T e x t < / E x c h a n g e R a t e A s T e x t > + 
+         < E x t e r n a l D o c u m e n t N o   E l e m e n t T y p e = " C o l u m n "   E l e m e n t I d = " 7 3 3 9 5 3 9 6 6 "   D a t a T y p e = " C o d e " > E x t e r n a l D o c u m e n t N o < / E x t e r n a l D o c u m e n t N o > + 
+         < E x t e r n a l D o c u m e n t N o _ L b l   E l e m e n t T y p e = " C o l u m n "   E l e m e n t I d = " 4 2 3 3 1 2 2 6 9 "   D a t a T y p e = " S t r i n g " > E x t e r n a l D o c u m e n t N o _ L b l < / E x t e r n a l D o c u m e n t N o _ L b l > + 
+         < F r o m _ L b l   E l e m e n t T y p e = " C o l u m n "   E l e m e n t I d = " 4 8 5 4 2 6 1 3 8 "   D a t a T y p e = " L a b e l " > F r o m _ L b l < / F r o m _ L b l > + 
+         < G l o b a l L o c a t i o n N u m b e r   E l e m e n t T y p e = " C o l u m n "   E l e m e n t I d = " 1 5 0 0 3 7 2 8 0 0 "   D a t a T y p e = " T e x t " > G l o b a l L o c a t i o n N u m b e r < / G l o b a l L o c a t i o n N u m b e r > + 
+         < G l o b a l L o c a t i o n N u m b e r _ L b l   E l e m e n t T y p e = " C o l u m n "   E l e m e n t I d = " 1 7 5 0 9 1 3 8 9 1 "   D a t a T y p e = " T e x t " > G l o b a l L o c a t i o n N u m b e r _ L b l < / G l o b a l L o c a t i o n N u m b e r _ L b l > + 
+         < H o m e P a g e _ H e a d e r _ L b l   E l e m e n t T y p e = " C o l u m n "   E l e m e n t I d = " 1 8 7 9 7 2 5 0 8 4 "   D a t a T y p e = " L a b e l " > H o m e P a g e _ H e a d e r _ L b l < / H o m e P a g e _ H e a d e r _ L b l > + 
+         < I n v o i c e D i s c o u n t A m o u n t _ L b l   E l e m e n t T y p e = " C o l u m n "   E l e m e n t I d = " 1 5 9 3 0 1 2 7 3 6 "   D a t a T y p e = " L a b e l " > I n v o i c e D i s c o u n t A m o u n t _ L b l < / I n v o i c e D i s c o u n t A m o u n t _ L b l > + 
+         < I n v o i c e D i s c o u n t B a s e A m o u n t _ L b l   E l e m e n t T y p e = " C o l u m n "   E l e m e n t I d = " 2 0 2 9 2 6 6 8 7 5 "   D a t a T y p e = " L a b e l " > I n v o i c e D i s c o u n t B a s e A m o u n t _ L b l < / I n v o i c e D i s c o u n t B a s e A m o u n t _ L b l > + 
+         < L e g a l E n t i t y T y p e   E l e m e n t T y p e = " C o l u m n "   E l e m e n t I d = " 2 0 5 1 8 7 3 5 6 3 "   D a t a T y p e = " T e x t " > L e g a l E n t i t y T y p e < / L e g a l E n t i t y T y p e > + 
+         < L e g a l E n t i t y T y p e _ L b l   E l e m e n t T y p e = " C o l u m n "   E l e m e n t I d = " 2 0 8 0 2 2 4 7 9 2 "   D a t a T y p e = " T e x t " > L e g a l E n t i t y T y p e _ L b l < / L e g a l E n t i t y T y p e _ L b l > + 
+         < L i n e A m o u n t A f t e r I n v o i c e D i s c o u n t _ L b l   E l e m e n t T y p e = " C o l u m n "   E l e m e n t I d = " 6 7 3 7 2 1 0 9 4 "   D a t a T y p e = " L a b e l " > L i n e A m o u n t A f t e r I n v o i c e D i s c o u n t _ L b l < / L i n e A m o u n t A f t e r I n v o i c e D i s c o u n t _ L b l > + 
+         < L o c a l C u r r e n c y _ L b l   E l e m e n t T y p e = " C o l u m n "   E l e m e n t I d = " 1 5 5 9 6 9 3 4 2 2 "   D a t a T y p e = " L a b e l " > L o c a l C u r r e n c y _ L b l < / L o c a l C u r r e n c y _ L b l > + 
+         < O r d e r N o   E l e m e n t T y p e = " C o l u m n "   E l e m e n t I d = " 1 4 6 6 4 7 3 8 8 6 "   D a t a T y p e = " C o d e " > O r d e r N o < / O r d e r N o > + 
+         < O r d e r N o _ L b l   E l e m e n t T y p e = " C o l u m n "   E l e m e n t I d = " 1 9 9 1 0 6 2 5 2 9 "   D a t a T y p e = " S t r i n g " > O r d e r N o _ L b l < / O r d e r N o _ L b l > + 
+         < P a c k a g e T r a c k i n g N o   E l e m e n t T y p e = " C o l u m n "   E l e m e n t I d = " 1 2 4 4 8 2 6 1 5 9 "   D a t a T y p e = " T e x t " > P a c k a g e T r a c k i n g N o < / P a c k a g e T r a c k i n g N o > + 
+         < P a c k a g e T r a c k i n g N o _ L b l   E l e m e n t T y p e = " C o l u m n "   E l e m e n t I d = " 2 1 9 3 5 6 7 5 6 "   D a t a T y p e = " S t r i n g " > P a c k a g e T r a c k i n g N o _ L b l < / P a c k a g e T r a c k i n g N o _ L b l > + 
+         < P a g e _ L b l   E l e m e n t T y p e = " C o l u m n "   E l e m e n t I d = " 6 8 0 6 4 8 0 9 1 "   D a t a T y p e = " L a b e l " > P a g e _ L b l < / P a g e _ L b l > + 
+         < P a y m e n t I n s t r u c t i o n s _ T x t   E l e m e n t T y p e = " C o l u m n "   E l e m e n t I d = " 1 8 7 2 0 8 8 3 "   D a t a T y p e = " T e x t " > P a y m e n t I n s t r u c t i o n s _ T x t < / P a y m e n t I n s t r u c t i o n s _ T x t > + 
+         < P a y m e n t M e t h o d D e s c r i p t i o n   E l e m e n t T y p e = " C o l u m n "   E l e m e n t I d = " 5 8 5 7 5 7 9 7 4 "   D a t a T y p e = " T e x t " > P a y m e n t M e t h o d D e s c r i p t i o n < / P a y m e n t M e t h o d D e s c r i p t i o n > + 
+         < P a y m e n t M e t h o d D e s c r i p t i o n _ L b l   E l e m e n t T y p e = " C o l u m n "   E l e m e n t I d = " 7 9 7 1 1 7 3 2 3 "   D a t a T y p e = " L a b e l " > P a y m e n t M e t h o d D e s c r i p t i o n _ L b l < / P a y m e n t M e t h o d D e s c r i p t i o n _ L b l > + 
+         < P a y m e n t R e f e r e n c e   E l e m e n t T y p e = " C o l u m n "   E l e m e n t I d = " 3 3 5 4 9 7 0 1 2 "   D a t a T y p e = " T e x t " > P a y m e n t R e f e r e n c e < / P a y m e n t R e f e r e n c e > + 
+         < P a y m e n t R e f e r e n c e _ L b l   E l e m e n t T y p e = " C o l u m n "   E l e m e n t I d = " 8 6 4 7 4 2 0 3 3 "   D a t a T y p e = " T e x t " > P a y m e n t R e f e r e n c e _ L b l < / P a y m e n t R e f e r e n c e _ L b l > + 
+         < P a y m e n t T e r m s D e s c r i p t i o n   E l e m e n t T y p e = " C o l u m n "   E l e m e n t I d = " 2 0 3 8 7 4 2 7 0 0 "   D a t a T y p e = " T e x t " > P a y m e n t T e r m s D e s c r i p t i o n < / P a y m e n t T e r m s D e s c r i p t i o n > + 
+         < P a y m e n t T e r m s D e s c r i p t i o n _ L b l   E l e m e n t T y p e = " C o l u m n "   E l e m e n t I d = " 1 8 7 4 4 9 4 3 2 1 "   D a t a T y p e = " L a b e l " > P a y m e n t T e r m s D e s c r i p t i o n _ L b l < / P a y m e n t T e r m s D e s c r i p t i o n _ L b l > + 
+         < P r i c e s I n c l u d i n g V A T   E l e m e n t T y p e = " C o l u m n "   E l e m e n t I d = " 5 1 8 8 1 7 1 6 7 "   D a t a T y p e = " B o o l e a n " > P r i c e s I n c l u d i n g V A T < / P r i c e s I n c l u d i n g V A T > + 
+         < P r i c e s I n c l u d i n g V A T Y e s N o   E l e m e n t T y p e = " C o l u m n "   E l e m e n t I d = " 1 4 1 1 1 4 7 5 9 9 "   D a t a T y p e = " S t r i n g " > P r i c e s I n c l u d i n g V A T Y e s N o < / P r i c e s I n c l u d i n g V A T Y e s N o > + 
+         < P r i c e s I n c l u d i n g V A T _ L b l   E l e m e n t T y p e = " C o l u m n "   E l e m e n t I d = " 1 3 7 7 9 7 9 4 4 4 "   D a t a T y p e = " S t r i n g " > P r i c e s I n c l u d i n g V A T _ L b l < / P r i c e s I n c l u d i n g V A T _ L b l > + 
+         < Q u e s t i o n s _ L b l   E l e m e n t T y p e = " C o l u m n "   E l e m e n t I d = " 2 0 7 0 8 9 0 0 1 9 "   D a t a T y p e = " L a b e l " > Q u e s t i o n s _ L b l < / Q u e s t i o n s _ L b l > + 
+         < R e m a i n i n g A m o u n t   E l e m e n t T y p e = " C o l u m n "   E l e m e n t I d = " 3 5 3 2 6 4 1 3 1 "   D a t a T y p e = " D e c i m a l " > R e m a i n i n g A m o u n t < / R e m a i n i n g A m o u n t > + 
+         < R e m a i n i n g A m o u n t T e x t   E l e m e n t T y p e = " C o l u m n "   E l e m e n t I d = " 1 8 1 3 6 1 2 0 "   D a t a T y p e = " T e x t " > R e m a i n i n g A m o u n t T e x t < / R e m a i n i n g A m o u n t T e x t > + 
+         < S a l e s I n v o i c e L i n e D i s c o u n t _ L b l   E l e m e n t T y p e = " C o l u m n "   E l e m e n t I d = " 6 6 4 6 0 1 5 8 2 "   D a t a T y p e = " L a b e l " > S a l e s I n v o i c e L i n e D i s c o u n t _ L b l < / S a l e s I n v o i c e L i n e D i s c o u n t _ L b l > + 
+         < S a l e s P e r s o n B l a n k _ L b l   E l e m e n t T y p e = " C o l u m n "   E l e m e n t I d = " 6 5 4 6 2 4 6 0 1 "   D a t a T y p e = " T e x t " > S a l e s P e r s o n B l a n k _ L b l < / S a l e s P e r s o n B l a n k _ L b l > + 
+         < S a l e s P e r s o n N a m e   E l e m e n t T y p e = " C o l u m n "   E l e m e n t I d = " 8 7 1 4 9 2 9 8 3 "   D a t a T y p e = " T e x t " > S a l e s P e r s o n N a m e < / S a l e s P e r s o n N a m e > + 
+         < S a l e s P e r s o n _ L b l   E l e m e n t T y p e = " C o l u m n "   E l e m e n t I d = " 1 5 6 4 1 9 6 3 6 5 "   D a t a T y p e = " L a b e l " > S a l e s P e r s o n _ L b l < / S a l e s P e r s o n _ L b l > + 
+         < S e l l T o C o n t a c t E m a i l   E l e m e n t T y p e = " C o l u m n "   E l e m e n t I d = " 2 6 2 8 2 4 5 6 4 "   D a t a T y p e = " T e x t " > S e l l T o C o n t a c t E m a i l < / S e l l T o C o n t a c t E m a i l > + 
+         < S e l l T o C o n t a c t E m a i l L b l   E l e m e n t T y p e = " C o l u m n "   E l e m e n t I d = " 3 7 0 9 2 0 3 7 4 "   D a t a T y p e = " L a b e l " > S e l l T o C o n t a c t E m a i l L b l < / S e l l T o C o n t a c t E m a i l L b l > + 
+         < S e l l T o C o n t a c t M o b i l e P h o n e N o   E l e m e n t T y p e = " C o l u m n "   E l e m e n t I d = " 1 8 4 3 5 8 7 4 7 "   D a t a T y p e = " T e x t " > S e l l T o C o n t a c t M o b i l e P h o n e N o < / S e l l T o C o n t a c t M o b i l e P h o n e N o > + 
+         < S e l l T o C o n t a c t M o b i l e P h o n e N o L b l   E l e m e n t T y p e = " C o l u m n "   E l e m e n t I d = " 1 4 5 7 5 2 8 4 1 7 "   D a t a T y p e = " L a b e l " > S e l l T o C o n t a c t M o b i l e P h o n e N o L b l < / S e l l T o C o n t a c t M o b i l e P h o n e N o L b l > + 
+         < S e l l T o C o n t a c t P h o n e N o   E l e m e n t T y p e = " C o l u m n "   E l e m e n t I d = " 1 6 1 3 8 2 2 4 8 3 "   D a t a T y p e = " T e x t " > S e l l T o C o n t a c t P h o n e N o < / S e l l T o C o n t a c t P h o n e N o > + 
+         < S e l l T o C o n t a c t P h o n e N o L b l   E l e m e n t T y p e = " C o l u m n "   E l e m e n t I d = " 1 0 5 0 6 8 6 8 0 9 "   D a t a T y p e = " L a b e l " > S e l l T o C o n t a c t P h o n e N o L b l < / S e l l T o C o n t a c t P h o n e N o L b l > + 
+         < S e l l t o C u s t o m e r N o   E l e m e n t T y p e = " C o l u m n "   E l e m e n t I d = " 2 0 5 0 6 4 7 3 4 9 "   D a t a T y p e = " C o d e " > S e l l t o C u s t o m e r N o < / S e l l t o C u s t o m e r N o > + 
+         < S e l l t o C u s t o m e r N o _ L b l   E l e m e n t T y p e = " C o l u m n "   E l e m e n t I d = " 2 9 8 3 8 1 5 1 2 "   D a t a T y p e = " S t r i n g " > S e l l t o C u s t o m e r N o _ L b l < / S e l l t o C u s t o m e r N o _ L b l > + 
+         < S e l l T o F a x N o   E l e m e n t T y p e = " C o l u m n "   E l e m e n t I d = " 8 6 0 8 2 8 4 3 4 "   D a t a T y p e = " T e x t " > S e l l T o F a x N o < / S e l l T o F a x N o > + 
+         < S e l l T o P h o n e N o   E l e m e n t T y p e = " C o l u m n "   E l e m e n t I d = " 7 5 1 9 3 1 8 4 3 "   D a t a T y p e = " T e x t " > S e l l T o P h o n e N o < / S e l l T o P h o n e N o > + 
+         < S h i p m e n t D a t e   E l e m e n t T y p e = " C o l u m n "   E l e m e n t I d = " 9 3 1 1 1 1 4 6 5 "   D a t a T y p e = " S t r i n g " > S h i p m e n t D a t e < / S h i p m e n t D a t e > + 
+         < S h i p m e n t D a t e _ L b l   E l e m e n t T y p e = " C o l u m n "   E l e m e n t I d = " 6 1 4 4 0 0 3 6 4 "   D a t a T y p e = " S t r i n g " > S h i p m e n t D a t e _ L b l < / S h i p m e n t D a t e _ L b l > + 
+         < S h i p m e n t M e t h o d D e s c r i p t i o n   E l e m e n t T y p e = " C o l u m n "   E l e m e n t I d = " 2 0 5 9 4 0 3 2 6 0 "   D a t a T y p e = " T e x t " > S h i p m e n t M e t h o d D e s c r i p t i o n < / S h i p m e n t M e t h o d D e s c r i p t i o n > + 
+         < S h i p m e n t M e t h o d D e s c r i p t i o n _ L b l   E l e m e n t T y p e = " C o l u m n "   E l e m e n t I d = " 1 1 7 9 9 7 8 4 6 5 "   D a t a T y p e = " L a b e l " > S h i p m e n t M e t h o d D e s c r i p t i o n _ L b l < / S h i p m e n t M e t h o d D e s c r i p t i o n _ L b l > + 
+         < S h i p m e n t _ L b l   E l e m e n t T y p e = " C o l u m n "   E l e m e n t I d = " 2 0 8 5 7 6 7 1 2 0 "   D a t a T y p e = " L a b e l " > S h i p m e n t _ L b l < / S h i p m e n t _ L b l > + 
+         < S h i p p i n g A g e n t C o d e   E l e m e n t T y p e = " C o l u m n "   E l e m e n t I d = " 1 6 7 0 1 5 5 2 6 9 "   D a t a T y p e = " C o d e " > S h i p p i n g A g e n t C o d e < / S h i p p i n g A g e n t C o d e > + 
+         < S h i p p i n g A g e n t C o d e _ L b l   E l e m e n t T y p e = " C o l u m n "   E l e m e n t I d = " 1 1 5 3 2 0 1 3 4 "   D a t a T y p e = " S t r i n g " > S h i p p i n g A g e n t C o d e _ L b l < / S h i p p i n g A g e n t C o d e _ L b l > + 
+         < S h i p T o A d d r e s s 1   E l e m e n t T y p e = " C o l u m n "   E l e m e n t I d = " 1 3 5 7 6 7 2 8 6 1 "   D a t a T y p e = " T e x t " > S h i p T o A d d r e s s 1 < / S h i p T o A d d r e s s 1 > + 
+         < S h i p T o A d d r e s s 2   E l e m e n t T y p e = " C o l u m n "   E l e m e n t I d = " 1 0 2 4 2 0 4 5 8 4 "   D a t a T y p e = " T e x t " > S h i p T o A d d r e s s 2 < / S h i p T o A d d r e s s 2 > + 
+         < S h i p T o A d d r e s s 3   E l e m e n t T y p e = " C o l u m n "   E l e m e n t I d = " 1 6 6 1 9 0 1 2 0 1 "   D a t a T y p e = " T e x t " > S h i p T o A d d r e s s 3 < / S h i p T o A d d r e s s 3 > + 
+         < S h i p T o A d d r e s s 4   E l e m e n t T y p e = " C o l u m n "   E l e m e n t I d = " 5 5 5 4 1 6 9 9 0 "   D a t a T y p e = " T e x t " > S h i p T o A d d r e s s 4 < / S h i p T o A d d r e s s 4 > + 
+         < S h i p T o A d d r e s s 5   E l e m e n t T y p e = " C o l u m n "   E l e m e n t I d = " 1 1 9 3 1 1 3 6 0 7 "   D a t a T y p e = " T e x t " > S h i p T o A d d r e s s 5 < / S h i p T o A d d r e s s 5 > + 
+         < S h i p T o A d d r e s s 6   E l e m e n t T y p e = " C o l u m n "   E l e m e n t I d = " 7 1 9 9 7 6 2 4 4 "   D a t a T y p e = " T e x t " > S h i p T o A d d r e s s 6 < / S h i p T o A d d r e s s 6 > + 
+         < S h i p T o A d d r e s s 7   E l e m e n t T y p e = " C o l u m n "   E l e m e n t I d = " 8 2 2 7 9 6 2 7 "   D a t a T y p e = " T e x t " > S h i p T o A d d r e s s 7 < / S h i p T o A d d r e s s 7 > + 
+         < S h i p T o A d d r e s s 8   E l e m e n t T y p e = " C o l u m n "   E l e m e n t I d = " 1 4 9 2 9 9 2 1 7 8 "   D a t a T y p e = " T e x t " > S h i p T o A d d r e s s 8 < / S h i p T o A d d r e s s 8 > + 
+         < S h i p T o A d d r e s s _ L b l   E l e m e n t T y p e = " C o l u m n "   E l e m e n t I d = " 1 6 5 0 5 0 5 0 1 7 "   D a t a T y p e = " L a b e l " > S h i p T o A d d r e s s _ L b l < / S h i p T o A d d r e s s _ L b l > + 
+         < S h i p T o P h o n e N o   E l e m e n t T y p e = " C o l u m n "   E l e m e n t I d = " 3 6 9 7 0 2 2 5 5 "   D a t a T y p e = " T e x t " > S h i p T o P h o n e N o < / S h i p T o P h o n e N o > + 
+         < S h o w S h i p p i n g A d d r e s s   E l e m e n t T y p e = " C o l u m n "   E l e m e n t I d = " 1 1 2 0 0 7 1 2 6 6 "   D a t a T y p e = " B o o l e a n " > S h o w S h i p p i n g A d d r e s s < / S h o w S h i p p i n g A d d r e s s > + 
+         < S h o w W o r k D e s c r i p t i o n   E l e m e n t T y p e = " C o l u m n "   E l e m e n t I d = " 7 8 5 4 6 8 8 6 5 "   D a t a T y p e = " B o o l e a n " > S h o w W o r k D e s c r i p t i o n < / S h o w W o r k D e s c r i p t i o n > + 
+         < S u b t o t a l _ L b l   E l e m e n t T y p e = " C o l u m n "   E l e m e n t I d = " 1 9 6 7 7 9 5 1 4 2 "   D a t a T y p e = " L a b e l " > S u b t o t a l _ L b l < / S u b t o t a l _ L b l > + 
+         < T h a n k s _ L b l   E l e m e n t T y p e = " C o l u m n "   E l e m e n t I d = " 2 1 0 3 3 0 5 5 2 5 "   D a t a T y p e = " L a b e l " > T h a n k s _ L b l < / T h a n k s _ L b l > + 
+         < T o t a l _ L b l   E l e m e n t T y p e = " C o l u m n "   E l e m e n t I d = " 1 2 1 0 1 0 0 8 7 8 "   D a t a T y p e = " L a b e l " > T o t a l _ L b l < / T o t a l _ L b l > + 
+         < V A T A m o u n t S p e c i f i c a t i o n _ L b l   E l e m e n t T y p e = " C o l u m n "   E l e m e n t I d = " 8 7 8 7 0 6 8 4 6 "   D a t a T y p e = " L a b e l " > V A T A m o u n t S p e c i f i c a t i o n _ L b l < / V A T A m o u n t S p e c i f i c a t i o n _ L b l > + 
+         < V A T A m o u n t _ L b l   E l e m e n t T y p e = " C o l u m n "   E l e m e n t I d = " 1 0 9 4 6 5 7 2 9 "   D a t a T y p e = " L a b e l " > V A T A m o u n t _ L b l < / V A T A m o u n t _ L b l > + 
+         < V A T B a s e _ L b l   E l e m e n t T y p e = " C o l u m n "   E l e m e n t I d = " 1 8 6 6 1 5 8 2 7 8 "   D a t a T y p e = " L a b e l " > V A T B a s e _ L b l < / V A T B a s e _ L b l > + 
+         < V A T C l a u s e s _ L b l   E l e m e n t T y p e = " C o l u m n "   E l e m e n t I d = " 1 3 8 3 9 2 0 0 1 9 "   D a t a T y p e = " L a b e l " > V A T C l a u s e s _ L b l < / V A T C l a u s e s _ L b l > + 
+         < V A T C l a u s e _ L b l   E l e m e n t T y p e = " C o l u m n "   E l e m e n t I d = " 1 5 7 0 4 9 5 4 9 0 "   D a t a T y p e = " S t r i n g " > V A T C l a u s e _ L b l < / V A T C l a u s e _ L b l > + 
+         < V A T I d e n t i f i e r _ L b l   E l e m e n t T y p e = " C o l u m n "   E l e m e n t I d = " 1 6 8 6 6 2 3 9 8 4 "   D a t a T y p e = " L a b e l " > V A T I d e n t i f i e r _ L b l < / V A T I d e n t i f i e r _ L b l > + 
+         < V A T P e r c e n t a g e _ L b l   E l e m e n t T y p e = " C o l u m n "   E l e m e n t I d = " 6 7 6 6 5 4 5 6 5 "   D a t a T y p e = " L a b e l " > V A T P e r c e n t a g e _ L b l < / V A T P e r c e n t a g e _ L b l > + 
+         < V A T R e g i s t r a t i o n N o   E l e m e n t T y p e = " C o l u m n "   E l e m e n t I d = " 1 8 8 9 1 9 5 4 0 2 "   D a t a T y p e = " T e x t " > V A T R e g i s t r a t i o n N o < / V A T R e g i s t r a t i o n N o > + 
+         < V A T R e g i s t r a t i o n N o _ L b l   E l e m e n t T y p e = " C o l u m n "   E l e m e n t I d = " 1 4 2 4 6 1 6 0 8 5 "   D a t a T y p e = " T e x t " > V A T R e g i s t r a t i o n N o _ L b l < / V A T R e g i s t r a t i o n N o _ L b l > + 
+         < Y o u r D o c u m e n t T i t l e _ L b l   E l e m e n t T y p e = " C o l u m n "   E l e m e n t I d = " 1 8 2 1 7 1 6 9 3 4 "   D a t a T y p e = " L a b e l " > Y o u r D o c u m e n t T i t l e _ L b l < / Y o u r D o c u m e n t T i t l e _ L b l > + 
+         < Y o u r R e f e r e n c e   E l e m e n t T y p e = " C o l u m n "   E l e m e n t I d = " 1 1 0 3 9 9 5 1 "   D a t a T y p e = " T e x t " > Y o u r R e f e r e n c e < / Y o u r R e f e r e n c e > + 
+         < Y o u r R e f e r e n c e _ L b l   E l e m e n t T y p e = " C o l u m n "   E l e m e n t I d = " 4 6 5 4 7 7 4 2 6 "   D a t a T y p e = " S t r i n g " > Y o u r R e f e r e n c e _ L b l < / Y o u r R e f e r e n c e _ L b l > + 
+         < L i n e   E l e m e n t T y p e = " D a t a I t e m "   E l e m e n t I d = " 4 1 1 9 7 6 1 3 3 " > + 
+             < A m o u n t E x c l u d i n g V A T _ L i n e   E l e m e n t T y p e = " C o l u m n "   E l e m e n t I d = " 1 0 6 2 4 6 0 0 4 0 "   D a t a T y p e = " D e c i m a l " > A m o u n t E x c l u d i n g V A T _ L i n e < / A m o u n t E x c l u d i n g V A T _ L i n e > + 
+             < A m o u n t E x c l u d i n g V A T _ L i n e _ L b l   E l e m e n t T y p e = " C o l u m n "   E l e m e n t I d = " 2 0 0 2 8 7 4 4 7 5 "   D a t a T y p e = " S t r i n g " > A m o u n t E x c l u d i n g V A T _ L i n e _ L b l < / A m o u n t E x c l u d i n g V A T _ L i n e _ L b l > + 
+             < A m o u n t I n c l u d i n g V A T _ L i n e   E l e m e n t T y p e = " C o l u m n "   E l e m e n t I d = " 7 7 0 9 2 8 4 0 2 "   D a t a T y p e = " D e c i m a l " > A m o u n t I n c l u d i n g V A T _ L i n e < / A m o u n t I n c l u d i n g V A T _ L i n e > + 
+             < A m o u n t I n c l u d i n g V A T _ L i n e _ L b l   E l e m e n t T y p e = " C o l u m n "   E l e m e n t I d = " 9 3 0 7 4 7 3 1 3 "   D a t a T y p e = " S t r i n g " > A m o u n t I n c l u d i n g V A T _ L i n e _ L b l < / A m o u n t I n c l u d i n g V A T _ L i n e _ L b l > + 
+             < D e s c r i p t i o n _ L i n e   E l e m e n t T y p e = " C o l u m n "   E l e m e n t I d = " 1 4 0 6 8 2 2 3 1 0 "   D a t a T y p e = " T e x t " > D e s c r i p t i o n _ L i n e < / D e s c r i p t i o n _ L i n e > + 
+             < D e s c r i p t i o n _ L i n e _ L b l   E l e m e n t T y p e = " C o l u m n "   E l e m e n t I d = " 2 1 1 8 9 5 1 4 9 5 "   D a t a T y p e = " S t r i n g " > D e s c r i p t i o n _ L i n e _ L b l < / D e s c r i p t i o n _ L i n e _ L b l > + 
+             < I t e m N o _ L i n e   E l e m e n t T y p e = " C o l u m n "   E l e m e n t I d = " 1 9 1 0 2 9 6 2 8 8 "   D a t a T y p e = " C o d e " > I t e m N o _ L i n e < / I t e m N o _ L i n e > + 
+             < I t e m N o _ L i n e _ L b l   E l e m e n t T y p e = " C o l u m n "   E l e m e n t I d = " 1 3 4 0 0 7 9 6 1 3 "   D a t a T y p e = " S t r i n g " > I t e m N o _ L i n e _ L b l < / I t e m N o _ L i n e _ L b l > + 
+             < I t e m R e f e r e n c e N o _ L i n e   E l e m e n t T y p e = " C o l u m n "   E l e m e n t I d = " 9 2 7 2 3 5 7 "   D a t a T y p e = " C o d e " > I t e m R e f e r e n c e N o _ L i n e < / I t e m R e f e r e n c e N o _ L i n e > + 
+             < I t e m R e f e r e n c e N o _ L i n e _ L b l   E l e m e n t T y p e = " C o l u m n "   E l e m e n t I d = " 1 9 8 0 6 3 1 1 3 0 "   D a t a T y p e = " S t r i n g " > I t e m R e f e r e n c e N o _ L i n e _ L b l < / I t e m R e f e r e n c e N o _ L i n e _ L b l > + 
+             < J o b N o   E l e m e n t T y p e = " C o l u m n "   E l e m e n t I d = " 1 8 1 5 5 8 0 3 6 5 "   D a t a T y p e = " C o d e " > J o b N o < / J o b N o > + 
+             < J o b N o _ L b l   E l e m e n t T y p e = " C o l u m n "   E l e m e n t I d = " 1 8 9 7 0 9 4 2 6 "   D a t a T y p e = " T e x t " > J o b N o _ L b l < / J o b N o _ L b l > + 
+             < J o b T a s k D e s c r i p t i o n   E l e m e n t T y p e = " C o l u m n "   E l e m e n t I d = " 1 0 6 5 5 0 2 3 4 3 "   D a t a T y p e = " T e x t " > J o b T a s k D e s c r i p t i o n < / J o b T a s k D e s c r i p t i o n > + 
+             < J o b T a s k D e s c _ L b l   E l e m e n t T y p e = " C o l u m n "   E l e m e n t I d = " 5 4 8 3 1 0 0 2 7 "   D a t a T y p e = " L a b e l " > J o b T a s k D e s c _ L b l < / J o b T a s k D e s c _ L b l > + 
+             < J o b T a s k N o   E l e m e n t T y p e = " C o l u m n "   E l e m e n t I d = " 9 4 0 0 8 9 4 5 8 "   D a t a T y p e = " C o d e " > J o b T a s k N o < / J o b T a s k N o > + 
+             < J o b T a s k N o _ L b l   E l e m e n t T y p e = " C o l u m n "   E l e m e n t I d = " 6 2 2 6 5 1 9 4 9 "   D a t a T y p e = " T e x t " > J o b T a s k N o _ L b l < / J o b T a s k N o _ L b l > + 
+             < L i n e A m o u n t _ L i n e   E l e m e n t T y p e = " C o l u m n "   E l e m e n t I d = " 2 6 8 9 3 7 1 6 2 "   D a t a T y p e = " T e x t " > L i n e A m o u n t _ L i n e < / L i n e A m o u n t _ L i n e > + 
+             < L i n e A m o u n t _ L i n e _ L b l   E l e m e n t T y p e = " C o l u m n "   E l e m e n t I d = " 9 9 2 9 0 1 8 4 5 "   D a t a T y p e = " S t r i n g " > L i n e A m o u n t _ L i n e _ L b l < / L i n e A m o u n t _ L i n e _ L b l > + 
+             < L i n e D i s c o u n t P e r c e n t T e x t _ L i n e   E l e m e n t T y p e = " C o l u m n "   E l e m e n t I d = " 6 1 3 1 3 5 1 9 "   D a t a T y p e = " T e x t " > L i n e D i s c o u n t P e r c e n t T e x t _ L i n e < / L i n e D i s c o u n t P e r c e n t T e x t _ L i n e > + 
+             < L i n e D i s c o u n t P e r c e n t _ L i n e   E l e m e n t T y p e = " C o l u m n "   E l e m e n t I d = " 9 0 7 8 2 7 4 3 6 "   D a t a T y p e = " D e c i m a l " > L i n e D i s c o u n t P e r c e n t _ L i n e < / L i n e D i s c o u n t P e r c e n t _ L i n e > + 
+             < L i n e N o _ L i n e   E l e m e n t T y p e = " C o l u m n "   E l e m e n t I d = " 6 9 8 9 8 5 9 7 9 "   D a t a T y p e = " I n t e g e r " > L i n e N o _ L i n e < / L i n e N o _ L i n e > + 
+             < P r i c e P e r _ L b l   E l e m e n t T y p e = " C o l u m n "   E l e m e n t I d = " 9 7 3 2 8 0 1 3 4 "   D a t a T y p e = " L a b e l " > P r i c e P e r _ L b l < / P r i c e P e r _ L b l > + 
+             < P r i c e _ L b l   E l e m e n t T y p e = " C o l u m n "   E l e m e n t I d = " 2 1 2 6 7 6 4 9 2 5 "   D a t a T y p e = " L a b e l " > P r i c e _ L b l < / P r i c e _ L b l > + 
+             < Q t y _ L b l   E l e m e n t T y p e = " C o l u m n "   E l e m e n t I d = " 2 6 3 6 7 3 7 6 4 "   D a t a T y p e = " L a b e l " > Q t y _ L b l < / Q t y _ L b l > + 
+             < Q u a n t i t y _ L i n e   E l e m e n t T y p e = " C o l u m n "   E l e m e n t I d = " 1 0 6 8 5 4 3 5 3 7 "   D a t a T y p e = " T e x t " > Q u a n t i t y _ L i n e < / Q u a n t i t y _ L i n e > + 
+             < Q u a n t i t y _ L i n e _ L b l   E l e m e n t T y p e = " C o l u m n "   E l e m e n t I d = " 2 0 3 4 5 0 6 8 0 2 "   D a t a T y p e = " S t r i n g " > Q u a n t i t y _ L i n e _ L b l < / Q u a n t i t y _ L i n e _ L b l > + 
+             < S h i p m e n t D a t e _ L i n e   E l e m e n t T y p e = " C o l u m n "   E l e m e n t I d = " 1 6 7 3 3 7 5 4 1 6 "   D a t a T y p e = " S t r i n g " > S h i p m e n t D a t e _ L i n e < / S h i p m e n t D a t e _ L i n e > + 
+             < S h i p m e n t D a t e _ L i n e _ L b l   E l e m e n t T y p e = " C o l u m n "   E l e m e n t I d = " 8 5 3 2 2 4 3 6 3 "   D a t a T y p e = " L a b e l " > S h i p m e n t D a t e _ L i n e _ L b l < / S h i p m e n t D a t e _ L i n e _ L b l > + 
+             < T r a n s H e a d e r A m o u n t   E l e m e n t T y p e = " C o l u m n "   E l e m e n t I d = " 2 0 2 8 3 0 6 2 7 6 "   D a t a T y p e = " D e c i m a l " > T r a n s H e a d e r A m o u n t < / T r a n s H e a d e r A m o u n t > + 
+             < T y p e _ L i n e   E l e m e n t T y p e = " C o l u m n "   E l e m e n t I d = " 2 7 2 8 0 4 9 2 4 "   D a t a T y p e = " S t r i n g " > T y p e _ L i n e < / T y p e _ L i n e > + 
+             < U n i t O f M e a s u r e   E l e m e n t T y p e = " C o l u m n "   E l e m e n t I d = " 1 8 0 8 2 2 8 0 1 8 "   D a t a T y p e = " T e x t " > U n i t O f M e a s u r e < / U n i t O f M e a s u r e > + 
+             < U n i t O f M e a s u r e _ L b l   E l e m e n t T y p e = " C o l u m n "   E l e m e n t I d = " 9 8 1 9 5 1 2 4 9 "   D a t a T y p e = " S t r i n g " > U n i t O f M e a s u r e _ L b l < / U n i t O f M e a s u r e _ L b l > + 
+             < U n i t P r i c e   E l e m e n t T y p e = " C o l u m n "   E l e m e n t I d = " 1 4 7 8 2 2 1 5 2 6 "   D a t a T y p e = " T e x t " > U n i t P r i c e < / U n i t P r i c e > + 
+             < U n i t P r i c e _ L b l   E l e m e n t T y p e = " C o l u m n "   E l e m e n t I d = " 1 1 6 3 9 2 6 6 0 3 "   D a t a T y p e = " S t r i n g " > U n i t P r i c e _ L b l < / U n i t P r i c e _ L b l > + 
+             < U n i t _ L b l   E l e m e n t T y p e = " C o l u m n "   E l e m e n t I d = " 8 1 4 3 6 4 3 1 8 "   D a t a T y p e = " L a b e l " > U n i t _ L b l < / U n i t _ L b l > + 
+             < V A T I d e n t i f i e r _ L i n e   E l e m e n t T y p e = " C o l u m n "   E l e m e n t I d = " 1 7 7 3 6 2 2 4 1 2 "   D a t a T y p e = " C o d e " > V A T I d e n t i f i e r _ L i n e < / V A T I d e n t i f i e r _ L i n e > + 
+             < V A T I d e n t i f i e r _ L i n e _ L b l   E l e m e n t T y p e = " C o l u m n "   E l e m e n t I d = " 5 3 3 7 8 2 7 0 3 "   D a t a T y p e = " S t r i n g " > V A T I d e n t i f i e r _ L i n e _ L b l < / V A T I d e n t i f i e r _ L i n e _ L b l > + 
+             < V A T P c t _ L i n e   E l e m e n t T y p e = " C o l u m n "   E l e m e n t I d = " 1 9 7 4 0 0 1 9 4 4 "   D a t a T y p e = " T e x t " > V A T P c t _ L i n e < / V A T P c t _ L i n e > + 
+             < V A T P c t _ L i n e _ L b l   E l e m e n t T y p e = " C o l u m n "   E l e m e n t I d = " 1 2 0 7 5 2 9 9 1 5 "   D a t a T y p e = " S t r i n g " > V A T P c t _ L i n e _ L b l < / V A T P c t _ L i n e _ L b l > + 
+             < S h i p m e n t L i n e   E l e m e n t T y p e = " D a t a I t e m "   E l e m e n t I d = " 2 0 1 5 9 9 6 0 5 1 " > + 
+                 < D o c u m e n t N o _ S h i p m e n t L i n e   E l e m e n t T y p e = " C o l u m n "   E l e m e n t I d = " 1 2 4 3 7 6 7 7 6 2 "   D a t a T y p e = " C o d e " > D o c u m e n t N o _ S h i p m e n t L i n e < / D o c u m e n t N o _ S h i p m e n t L i n e > + 
+                 < P o s t i n g D a t e _ S h i p m e n t L i n e   E l e m e n t T y p e = " C o l u m n "   E l e m e n t I d = " 1 8 3 4 0 0 3 2 0 "   D a t a T y p e = " S t r i n g " > P o s t i n g D a t e _ S h i p m e n t L i n e < / P o s t i n g D a t e _ S h i p m e n t L i n e > + 
+                 < P o s t i n g D a t e _ S h i p m e n t L i n e _ L b l   E l e m e n t T y p e = " C o l u m n "   E l e m e n t I d = " 1 0 9 0 0 6 9 0 2 7 "   D a t a T y p e = " S t r i n g " > P o s t i n g D a t e _ S h i p m e n t L i n e _ L b l < / P o s t i n g D a t e _ S h i p m e n t L i n e _ L b l > + 
+                 < Q u a n t i t y _ S h i p m e n t L i n e   E l e m e n t T y p e = " C o l u m n "   E l e m e n t I d = " 1 6 3 7 0 3 4 2 4 7 "   D a t a T y p e = " D e c i m a l " > Q u a n t i t y _ S h i p m e n t L i n e < / Q u a n t i t y _ S h i p m e n t L i n e > + 
+                 < Q u a n t i t y _ S h i p m e n t L i n e _ L b l   E l e m e n t T y p e = " C o l u m n "   E l e m e n t I d = " 1 6 0 2 6 6 7 3 8 6 "   D a t a T y p e = " S t r i n g " > Q u a n t i t y _ S h i p m e n t L i n e _ L b l < / Q u a n t i t y _ S h i p m e n t L i n e _ L b l >   
              < / S h i p m e n t L i n e >   
-             < A s s e m b l y L i n e > - 
-                 < D e s c r i p t i o n _ A s s e m b l y L i n e > D e s c r i p t i o n _ A s s e m b l y L i n e < / D e s c r i p t i o n _ A s s e m b l y L i n e > - 
-                 < L i n e N o _ A s s e m b l y L i n e > L i n e N o _ A s s e m b l y L i n e < / L i n e N o _ A s s e m b l y L i n e > - 
-                 < Q u a n t i t y _ A s s e m b l y L i n e > Q u a n t i t y _ A s s e m b l y L i n e < / Q u a n t i t y _ A s s e m b l y L i n e > - 
-                 < U n i t O f M e a s u r e _ A s s e m b l y L i n e > U n i t O f M e a s u r e _ A s s e m b l y L i n e < / U n i t O f M e a s u r e _ A s s e m b l y L i n e > - 
-                 < V a r i a n t C o d e _ A s s e m b l y L i n e > V a r i a n t C o d e _ A s s e m b l y L i n e < / V a r i a n t C o d e _ A s s e m b l y L i n e > +             < A s s e m b l y L i n e   E l e m e n t T y p e = " D a t a I t e m "   E l e m e n t I d = " 1 2 0 5 9 4 2 8 5 " > + 
+                 < D e s c r i p t i o n _ A s s e m b l y L i n e   E l e m e n t T y p e = " C o l u m n "   E l e m e n t I d = " 2 8 0 7 4 3 7 9 6 "   D a t a T y p e = " T e x t " > D e s c r i p t i o n _ A s s e m b l y L i n e < / D e s c r i p t i o n _ A s s e m b l y L i n e > + 
+                 < L i n e N o _ A s s e m b l y L i n e   E l e m e n t T y p e = " C o l u m n "   E l e m e n t I d = " 6 4 0 5 8 3 8 9 1 "   D a t a T y p e = " C o d e " > L i n e N o _ A s s e m b l y L i n e < / L i n e N o _ A s s e m b l y L i n e > + 
+                 < Q u a n t i t y _ A s s e m b l y L i n e   E l e m e n t T y p e = " C o l u m n "   E l e m e n t I d = " 1 9 5 7 6 4 8 2 3 1 "   D a t a T y p e = " D e c i m a l " > Q u a n t i t y _ A s s e m b l y L i n e < / Q u a n t i t y _ A s s e m b l y L i n e > + 
+                 < U n i t O f M e a s u r e _ A s s e m b l y L i n e   E l e m e n t T y p e = " C o l u m n "   E l e m e n t I d = " 1 6 4 9 1 2 3 7 7 3 "   D a t a T y p e = " T e x t " > U n i t O f M e a s u r e _ A s s e m b l y L i n e < / U n i t O f M e a s u r e _ A s s e m b l y L i n e > + 
+                 < V a r i a n t C o d e _ A s s e m b l y L i n e   E l e m e n t T y p e = " C o l u m n "   E l e m e n t I d = " 1 8 6 9 4 0 7 6 7 2 "   D a t a T y p e = " C o d e " > V a r i a n t C o d e _ A s s e m b l y L i n e < / V a r i a n t C o d e _ A s s e m b l y L i n e >   
              < / A s s e m b l y L i n e >   
          < / L i n e >   
-         < W o r k D e s c r i p t i o n L i n e s > - 
-             < W o r k D e s c r i p t i o n L i n e > W o r k D e s c r i p t i o n L i n e < / W o r k D e s c r i p t i o n L i n e > - 
-             < W o r k D e s c r i p t i o n L i n e N u m b e r > W o r k D e s c r i p t i o n L i n e N u m b e r < / W o r k D e s c r i p t i o n L i n e N u m b e r > +         < W o r k D e s c r i p t i o n L i n e s   E l e m e n t T y p e = " D a t a I t e m "   E l e m e n t I d = " 2 7 6 8 1 9 4 4 7 " > + 
+             < W o r k D e s c r i p t i o n L i n e   E l e m e n t T y p e = " C o l u m n "   E l e m e n t I d = " 1 9 4 7 6 2 1 6 7 6 "   D a t a T y p e = " T e x t " > W o r k D e s c r i p t i o n L i n e < / W o r k D e s c r i p t i o n L i n e > + 
+             < W o r k D e s c r i p t i o n L i n e N u m b e r   E l e m e n t T y p e = " C o l u m n "   E l e m e n t I d = " 7 9 7 3 0 7 2 2 3 "   D a t a T y p e = " I n t e g e r " > W o r k D e s c r i p t i o n L i n e N u m b e r < / W o r k D e s c r i p t i o n L i n e N u m b e r >   
          < / W o r k D e s c r i p t i o n L i n e s >   
-         < V A T A m o u n t L i n e > - 
-             < I n v o i c e D i s c o u n t A m o u n t _ V A T A m o u n t L i n e > I n v o i c e D i s c o u n t A m o u n t _ V A T A m o u n t L i n e < / I n v o i c e D i s c o u n t A m o u n t _ V A T A m o u n t L i n e > - 
-             < I n v o i c e D i s c o u n t A m o u n t _ V A T A m o u n t L i n e _ L b l > I n v o i c e D i s c o u n t A m o u n t _ V A T A m o u n t L i n e _ L b l < / I n v o i c e D i s c o u n t A m o u n t _ V A T A m o u n t L i n e _ L b l > - 
-             < I n v o i c e D i s c o u n t B a s e A m o u n t _ V A T A m o u n t L i n e > I n v o i c e D i s c o u n t B a s e A m o u n t _ V A T A m o u n t L i n e < / I n v o i c e D i s c o u n t B a s e A m o u n t _ V A T A m o u n t L i n e > - 
-             < I n v o i c e D i s c o u n t B a s e A m o u n t _ V A T A m o u n t L i n e _ L b l > I n v o i c e D i s c o u n t B a s e A m o u n t _ V A T A m o u n t L i n e _ L b l < / I n v o i c e D i s c o u n t B a s e A m o u n t _ V A T A m o u n t L i n e _ L b l > - 
-             < L i n e A m o u n t _ V a t A m o u n t L i n e > L i n e A m o u n t _ V a t A m o u n t L i n e < / L i n e A m o u n t _ V a t A m o u n t L i n e > - 
-             < L i n e A m o u n t _ V a t A m o u n t L i n e _ L b l > L i n e A m o u n t _ V a t A m o u n t L i n e _ L b l < / L i n e A m o u n t _ V a t A m o u n t L i n e _ L b l > - 
-             < N o O f V A T I d e n t i f i e r s > N o O f V A T I d e n t i f i e r s < / N o O f V A T I d e n t i f i e r s > - 
-             < V A T A m o u n t L C Y _ V A T A m o u n t L i n e > V A T A m o u n t L C Y _ V A T A m o u n t L i n e < / V A T A m o u n t L C Y _ V A T A m o u n t L i n e > - 
-             < V A T A m o u n t L C Y _ V A T A m o u n t L i n e _ L b l > V A T A m o u n t L C Y _ V A T A m o u n t L i n e _ L b l < / V A T A m o u n t L C Y _ V A T A m o u n t L i n e _ L b l > - 
-             < V A T A m o u n t _ V a t A m o u n t L i n e > V A T A m o u n t _ V a t A m o u n t L i n e < / V A T A m o u n t _ V a t A m o u n t L i n e > - 
-             < V A T A m o u n t _ V a t A m o u n t L i n e _ L b l > V A T A m o u n t _ V a t A m o u n t L i n e _ L b l < / V A T A m o u n t _ V a t A m o u n t L i n e _ L b l > - 
-             < V A T B a s e L C Y _ V A T A m o u n t L i n e > V A T B a s e L C Y _ V A T A m o u n t L i n e < / V A T B a s e L C Y _ V A T A m o u n t L i n e > - 
-             < V A T B a s e L C Y _ V A T A m o u n t L i n e _ L b l > V A T B a s e L C Y _ V A T A m o u n t L i n e _ L b l < / V A T B a s e L C Y _ V A T A m o u n t L i n e _ L b l > - 
-             < V A T B a s e _ V a t A m o u n t L i n e > V A T B a s e _ V a t A m o u n t L i n e < / V A T B a s e _ V a t A m o u n t L i n e > - 
-             < V A T B a s e _ V a t A m o u n t L i n e _ L b l > V A T B a s e _ V a t A m o u n t L i n e _ L b l < / V A T B a s e _ V a t A m o u n t L i n e _ L b l > - 
-             < V A T I d e n t i f i e r _ V a t A m o u n t L i n e > V A T I d e n t i f i e r _ V a t A m o u n t L i n e < / V A T I d e n t i f i e r _ V a t A m o u n t L i n e > - 
-             < V A T I d e n t i f i e r _ V a t A m o u n t L i n e _ L b l > V A T I d e n t i f i e r _ V a t A m o u n t L i n e _ L b l < / V A T I d e n t i f i e r _ V a t A m o u n t L i n e _ L b l > - 
-             < V A T P c t _ V a t A m o u n t L i n e > V A T P c t _ V a t A m o u n t L i n e < / V A T P c t _ V a t A m o u n t L i n e > - 
-             < V A T P c t _ V a t A m o u n t L i n e _ L b l > V A T P c t _ V a t A m o u n t L i n e _ L b l < / V A T P c t _ V a t A m o u n t L i n e _ L b l > +         < V A T A m o u n t L i n e   E l e m e n t T y p e = " D a t a I t e m "   E l e m e n t I d = " 8 2 7 5 3 4 3 4 8 " > + 
+             < I n v o i c e D i s c o u n t A m o u n t _ V A T A m o u n t L i n e   E l e m e n t T y p e = " C o l u m n "   E l e m e n t I d = " 8 2 4 7 3 0 1 4 1 "   D a t a T y p e = " D e c i m a l " > I n v o i c e D i s c o u n t A m o u n t _ V A T A m o u n t L i n e < / I n v o i c e D i s c o u n t A m o u n t _ V A T A m o u n t L i n e > + 
+             < I n v o i c e D i s c o u n t A m o u n t _ V A T A m o u n t L i n e _ L b l   E l e m e n t T y p e = " C o l u m n "   E l e m e n t I d = " 1 5 6 2 2 0 0 0 3 4 "   D a t a T y p e = " S t r i n g " > I n v o i c e D i s c o u n t A m o u n t _ V A T A m o u n t L i n e _ L b l < / I n v o i c e D i s c o u n t A m o u n t _ V A T A m o u n t L i n e _ L b l > + 
+             < I n v o i c e D i s c o u n t B a s e A m o u n t _ V A T A m o u n t L i n e   E l e m e n t T y p e = " C o l u m n "   E l e m e n t I d = " 2 0 4 0 3 3 2 2 6 6 "   D a t a T y p e = " D e c i m a l " > I n v o i c e D i s c o u n t B a s e A m o u n t _ V A T A m o u n t L i n e < / I n v o i c e D i s c o u n t B a s e A m o u n t _ V A T A m o u n t L i n e > + 
+             < I n v o i c e D i s c o u n t B a s e A m o u n t _ V A T A m o u n t L i n e _ L b l   E l e m e n t T y p e = " C o l u m n "   E l e m e n t I d = " 4 0 5 9 6 0 3 3 1 "   D a t a T y p e = " S t r i n g " > I n v o i c e D i s c o u n t B a s e A m o u n t _ V A T A m o u n t L i n e _ L b l < / I n v o i c e D i s c o u n t B a s e A m o u n t _ V A T A m o u n t L i n e _ L b l > + 
+             < L i n e A m o u n t _ V a t A m o u n t L i n e   E l e m e n t T y p e = " C o l u m n "   E l e m e n t I d = " 2 1 4 6 5 4 0 1 "   D a t a T y p e = " D e c i m a l " > L i n e A m o u n t _ V a t A m o u n t L i n e < / L i n e A m o u n t _ V a t A m o u n t L i n e > + 
+             < L i n e A m o u n t _ V a t A m o u n t L i n e _ L b l   E l e m e n t T y p e = " C o l u m n "   E l e m e n t I d = " 1 1 1 0 9 1 2 1 2 4 "   D a t a T y p e = " S t r i n g " > L i n e A m o u n t _ V a t A m o u n t L i n e _ L b l < / L i n e A m o u n t _ V a t A m o u n t L i n e _ L b l > + 
+             < N o O f V A T I d e n t i f i e r s   E l e m e n t T y p e = " C o l u m n "   E l e m e n t I d = " 1 1 5 3 2 6 3 0 2 6 "   D a t a T y p e = " I n t e g e r " > N o O f V A T I d e n t i f i e r s < / N o O f V A T I d e n t i f i e r s > + 
+             < V A T A m o u n t L C Y _ V A T A m o u n t L i n e   E l e m e n t T y p e = " C o l u m n "   E l e m e n t I d = " 1 5 8 1 9 9 4 3 5 0 "   D a t a T y p e = " D e c i m a l " > V A T A m o u n t L C Y _ V A T A m o u n t L i n e < / V A T A m o u n t L C Y _ V A T A m o u n t L i n e > + 
+             < V A T A m o u n t L C Y _ V A T A m o u n t L i n e _ L b l   E l e m e n t T y p e = " C o l u m n "   E l e m e n t I d = " 9 2 3 0 0 3 3 7 "   D a t a T y p e = " L a b e l " > V A T A m o u n t L C Y _ V A T A m o u n t L i n e _ L b l < / V A T A m o u n t L C Y _ V A T A m o u n t L i n e _ L b l > + 
+             < V A T A m o u n t _ V a t A m o u n t L i n e   E l e m e n t T y p e = " C o l u m n "   E l e m e n t I d = " 1 8 9 1 8 2 0 6 2 0 "   D a t a T y p e = " D e c i m a l " > V A T A m o u n t _ V a t A m o u n t L i n e < / V A T A m o u n t _ V a t A m o u n t L i n e > + 
+             < V A T A m o u n t _ V a t A m o u n t L i n e _ L b l   E l e m e n t T y p e = " C o l u m n "   E l e m e n t I d = " 1 5 1 3 5 5 5 4 7 3 "   D a t a T y p e = " S t r i n g " > V A T A m o u n t _ V a t A m o u n t L i n e _ L b l < / V A T A m o u n t _ V a t A m o u n t L i n e _ L b l > + 
+             < V A T B a s e L C Y _ V A T A m o u n t L i n e   E l e m e n t T y p e = " C o l u m n "   E l e m e n t I d = " 1 8 6 0 9 4 5 6 3 5 "   D a t a T y p e = " D e c i m a l " > V A T B a s e L C Y _ V A T A m o u n t L i n e < / V A T B a s e L C Y _ V A T A m o u n t L i n e > + 
+             < V A T B a s e L C Y _ V A T A m o u n t L i n e _ L b l   E l e m e n t T y p e = " C o l u m n "   E l e m e n t I d = " 1 2 3 6 4 6 7 9 9 8 "   D a t a T y p e = " L a b e l " > V A T B a s e L C Y _ V A T A m o u n t L i n e _ L b l < / V A T B a s e L C Y _ V A T A m o u n t L i n e _ L b l > + 
+             < V A T B a s e _ V a t A m o u n t L i n e   E l e m e n t T y p e = " C o l u m n "   E l e m e n t I d = " 1 4 5 8 9 3 7 8 1 9 "   D a t a T y p e = " D e c i m a l " > V A T B a s e _ V a t A m o u n t L i n e < / V A T B a s e _ V a t A m o u n t L i n e > + 
+             < V A T B a s e _ V a t A m o u n t L i n e _ L b l   E l e m e n t T y p e = " C o l u m n "   E l e m e n t I d = " 1 6 9 1 3 0 2 4 8 8 "   D a t a T y p e = " S t r i n g " > V A T B a s e _ V a t A m o u n t L i n e _ L b l < / V A T B a s e _ V a t A m o u n t L i n e _ L b l > + 
+             < V A T I d e n t i f i e r _ V a t A m o u n t L i n e   E l e m e n t T y p e = " C o l u m n "   E l e m e n t I d = " 1 1 4 2 0 7 0 0 3 5 "   D a t a T y p e = " C o d e " > V A T I d e n t i f i e r _ V a t A m o u n t L i n e < / V A T I d e n t i f i e r _ V a t A m o u n t L i n e > + 
+             < V A T I d e n t i f i e r _ V a t A m o u n t L i n e _ L b l   E l e m e n t T y p e = " C o l u m n "   E l e m e n t I d = " 8 6 4 5 0 4 5 0 "   D a t a T y p e = " S t r i n g " > V A T I d e n t i f i e r _ V a t A m o u n t L i n e _ L b l < / V A T I d e n t i f i e r _ V a t A m o u n t L i n e _ L b l > + 
+             < V A T P c t _ V a t A m o u n t L i n e   E l e m e n t T y p e = " C o l u m n "   E l e m e n t I d = " 1 4 5 3 5 4 2 7 7 7 "   D a t a T y p e = " D e c i m a l " > V A T P c t _ V a t A m o u n t L i n e < / V A T P c t _ V a t A m o u n t L i n e > + 
+             < V A T P c t _ V a t A m o u n t L i n e _ L b l   E l e m e n t T y p e = " C o l u m n "   E l e m e n t I d = " 6 7 6 3 2 3 7 8 "   D a t a T y p e = " S t r i n g " > V A T P c t _ V a t A m o u n t L i n e _ L b l < / V A T P c t _ V a t A m o u n t L i n e _ L b l >   
          < / V A T A m o u n t L i n e >   
-         < V A T C l a u s e L i n e > - 
-             < C o d e _ V A T C l a u s e L i n e > C o d e _ V A T C l a u s e L i n e < / C o d e _ V A T C l a u s e L i n e > - 
-             < C o d e _ V A T C l a u s e L i n e _ L b l > C o d e _ V A T C l a u s e L i n e _ L b l < / C o d e _ V A T C l a u s e L i n e _ L b l > - 
-             < D e s c r i p t i o n 2 _ V A T C l a u s e L i n e > D e s c r i p t i o n 2 _ V A T C l a u s e L i n e < / D e s c r i p t i o n 2 _ V A T C l a u s e L i n e > - 
-             < D e s c r i p t i o n _ V A T C l a u s e L i n e > D e s c r i p t i o n _ V A T C l a u s e L i n e < / D e s c r i p t i o n _ V A T C l a u s e L i n e > - 
-             < N o O f V A T C l a u s e s > N o O f V A T C l a u s e s < / N o O f V A T C l a u s e s > - 
-             < V A T A m o u n t _ V A T C l a u s e L i n e > V A T A m o u n t _ V A T C l a u s e L i n e < / V A T A m o u n t _ V A T C l a u s e L i n e > - 
-             < V A T C l a u s e s H e a d e r > V A T C l a u s e s H e a d e r < / V A T C l a u s e s H e a d e r > - 
-             < V A T I d e n t i f i e r _ V A T C l a u s e L i n e > V A T I d e n t i f i e r _ V A T C l a u s e L i n e < / V A T I d e n t i f i e r _ V A T C l a u s e L i n e > +         < V A T C l a u s e L i n e   E l e m e n t T y p e = " D a t a I t e m "   E l e m e n t I d = " 1 6 6 5 5 0 0 1 6 3 " > + 
+             < C o d e _ V A T C l a u s e L i n e   E l e m e n t T y p e = " C o l u m n "   E l e m e n t I d = " 1 8 2 4 5 8 9 8 4 7 "   D a t a T y p e = " C o d e " > C o d e _ V A T C l a u s e L i n e < / C o d e _ V A T C l a u s e L i n e > + 
+             < C o d e _ V A T C l a u s e L i n e _ L b l   E l e m e n t T y p e = " C o l u m n "   E l e m e n t I d = " 4 6 1 5 3 3 0 2 "   D a t a T y p e = " S t r i n g " > C o d e _ V A T C l a u s e L i n e _ L b l < / C o d e _ V A T C l a u s e L i n e _ L b l > + 
+             < D e s c r i p t i o n 2 _ V A T C l a u s e L i n e   E l e m e n t T y p e = " C o l u m n "   E l e m e n t I d = " 1 3 7 9 6 6 7 4 7 0 "   D a t a T y p e = " T e x t " > D e s c r i p t i o n 2 _ V A T C l a u s e L i n e < / D e s c r i p t i o n 2 _ V A T C l a u s e L i n e > + 
+             < D e s c r i p t i o n _ V A T C l a u s e L i n e   E l e m e n t T y p e = " C o l u m n "   E l e m e n t I d = " 1 3 0 5 5 4 5 9 2 4 "   D a t a T y p e = " T e x t " > D e s c r i p t i o n _ V A T C l a u s e L i n e < / D e s c r i p t i o n _ V A T C l a u s e L i n e > + 
+             < N o O f V A T C l a u s e s   E l e m e n t T y p e = " C o l u m n "   E l e m e n t I d = " 7 5 6 4 1 7 3 9 2 "   D a t a T y p e = " I n t e g e r " > N o O f V A T C l a u s e s < / N o O f V A T C l a u s e s > + 
+             < V A T A m o u n t _ V A T C l a u s e L i n e   E l e m e n t T y p e = " C o l u m n "   E l e m e n t I d = " 2 2 2 4 6 9 0 5 9 "   D a t a T y p e = " D e c i m a l " > V A T A m o u n t _ V A T C l a u s e L i n e < / V A T A m o u n t _ V A T C l a u s e L i n e > + 
+             < V A T C l a u s e s H e a d e r   E l e m e n t T y p e = " C o l u m n "   E l e m e n t I d = " 1 9 7 2 4 0 9 9 2 9 "   D a t a T y p e = " T e x t " > V A T C l a u s e s H e a d e r < / V A T C l a u s e s H e a d e r > + 
+             < V A T I d e n t i f i e r _ V A T C l a u s e L i n e   E l e m e n t T y p e = " C o l u m n "   E l e m e n t I d = " 1 4 6 4 4 7 2 4 7 8 "   D a t a T y p e = " C o d e " > V A T I d e n t i f i e r _ V A T C l a u s e L i n e < / V A T I d e n t i f i e r _ V A T C l a u s e L i n e >   
          < / V A T C l a u s e L i n e >   
-         < R e p o r t T o t a l s L i n e > - 
-             < A m o u n t F o r m a t t e d _ R e p o r t T o t a l s L i n e > A m o u n t F o r m a t t e d _ R e p o r t T o t a l s L i n e < / A m o u n t F o r m a t t e d _ R e p o r t T o t a l s L i n e > - 
-             < A m o u n t _ R e p o r t T o t a l s L i n e > A m o u n t _ R e p o r t T o t a l s L i n e < / A m o u n t _ R e p o r t T o t a l s L i n e > - 
-             < D e s c r i p t i o n _ R e p o r t T o t a l s L i n e > D e s c r i p t i o n _ R e p o r t T o t a l s L i n e < / D e s c r i p t i o n _ R e p o r t T o t a l s L i n e > - 
-             < F o n t B o l d _ R e p o r t T o t a l s L i n e > F o n t B o l d _ R e p o r t T o t a l s L i n e < / F o n t B o l d _ R e p o r t T o t a l s L i n e > - 
-             < F o n t U n d e r l i n e _ R e p o r t T o t a l s L i n e > F o n t U n d e r l i n e _ R e p o r t T o t a l s L i n e < / F o n t U n d e r l i n e _ R e p o r t T o t a l s L i n e > +         < R e p o r t T o t a l s L i n e   E l e m e n t T y p e = " D a t a I t e m "   E l e m e n t I d = " 2 1 2 2 5 4 9 8 3 6 " > + 
+             < A m o u n t F o r m a t t e d _ R e p o r t T o t a l s L i n e   E l e m e n t T y p e = " C o l u m n "   E l e m e n t I d = " 1 5 0 6 1 3 6 8 2 5 "   D a t a T y p e = " T e x t " > A m o u n t F o r m a t t e d _ R e p o r t T o t a l s L i n e < / A m o u n t F o r m a t t e d _ R e p o r t T o t a l s L i n e > + 
+             < A m o u n t _ R e p o r t T o t a l s L i n e   E l e m e n t T y p e = " C o l u m n "   E l e m e n t I d = " 4 1 9 9 1 8 3 6 9 "   D a t a T y p e = " D e c i m a l " > A m o u n t _ R e p o r t T o t a l s L i n e < / A m o u n t _ R e p o r t T o t a l s L i n e > + 
+             < D e s c r i p t i o n _ R e p o r t T o t a l s L i n e   E l e m e n t T y p e = " C o l u m n "   E l e m e n t I d = " 5 8 1 9 9 6 0 6 7 "   D a t a T y p e = " T e x t " > D e s c r i p t i o n _ R e p o r t T o t a l s L i n e < / D e s c r i p t i o n _ R e p o r t T o t a l s L i n e > + 
+             < F o n t B o l d _ R e p o r t T o t a l s L i n e   E l e m e n t T y p e = " C o l u m n "   E l e m e n t I d = " 9 4 6 5 4 0 5 4 9 "   D a t a T y p e = " B o o l e a n " > F o n t B o l d _ R e p o r t T o t a l s L i n e < / F o n t B o l d _ R e p o r t T o t a l s L i n e > + 
+             < F o n t U n d e r l i n e _ R e p o r t T o t a l s L i n e   E l e m e n t T y p e = " C o l u m n "   E l e m e n t I d = " 2 0 2 1 5 3 3 6 9 4 "   D a t a T y p e = " B o o l e a n " > F o n t U n d e r l i n e _ R e p o r t T o t a l s L i n e < / F o n t U n d e r l i n e _ R e p o r t T o t a l s L i n e >   
          < / R e p o r t T o t a l s L i n e >   
-         < L i n e F e e > - 
-             < L i n e F e e C a p t i o n T e x t > L i n e F e e C a p t i o n T e x t < / L i n e F e e C a p t i o n T e x t > +         < L i n e F e e   E l e m e n t T y p e = " D a t a I t e m "   E l e m e n t I d = " 2 6 6 6 3 0 7 3 3 " > + 
+             < L i n e F e e C a p t i o n T e x t   E l e m e n t T y p e = " C o l u m n "   E l e m e n t I d = " 4 3 7 6 4 3 7 9 0 "   D a t a T y p e = " T e x t " > L i n e F e e C a p t i o n T e x t < / L i n e F e e C a p t i o n T e x t >   
          < / L i n e F e e >   
-         < P a y m e n t R e p o r t i n g A r g u m e n t > - 
-             < P a y m e n t S e r v i c e L o g o   / > - 
-             < P a y m e n t S e r v i c e L o g o _ U r l > P a y m e n t S e r v i c e L o g o _ U r l < / P a y m e n t S e r v i c e L o g o _ U r l > - 
-             < P a y m e n t S e r v i c e L o g o _ U r l T e x t > P a y m e n t S e r v i c e L o g o _ U r l T e x t < / P a y m e n t S e r v i c e L o g o _ U r l T e x t > - 
-             < P a y m e n t S e r v i c e T e x t _ U r l > P a y m e n t S e r v i c e T e x t _ U r l < / P a y m e n t S e r v i c e T e x t _ U r l > - 
-             < P a y m e n t S e r v i c e T e x t _ U r l T e x t > P a y m e n t S e r v i c e T e x t _ U r l T e x t < / P a y m e n t S e r v i c e T e x t _ U r l T e x t > +         < P a y m e n t R e p o r t i n g A r g u m e n t   E l e m e n t T y p e = " D a t a I t e m "   E l e m e n t I d = " 3 1 3 7 4 4 1 9 4 " > + 
+             < P a y m e n t S e r v i c e L o g o   E l e m e n t T y p e = " C o l u m n "   E l e m e n t I d = " 4 1 6 7 9 0 7 6 7 "   D a t a T y p e = " B l o b " / > + 
+             < P a y m e n t S e r v i c e L o g o _ U r l   E l e m e n t T y p e = " C o l u m n "   E l e m e n t I d = " 6 4 4 9 7 5 1 3 9 "   D a t a T y p e = " T e x t " > P a y m e n t S e r v i c e L o g o _ U r l < / P a y m e n t S e r v i c e L o g o _ U r l > + 
+             < P a y m e n t S e r v i c e L o g o _ U r l T e x t   E l e m e n t T y p e = " C o l u m n "   E l e m e n t I d = " 1 4 1 1 7 0 3 9 7 6 "   D a t a T y p e = " T e x t " > P a y m e n t S e r v i c e L o g o _ U r l T e x t < / P a y m e n t S e r v i c e L o g o _ U r l T e x t > + 
+             < P a y m e n t S e r v i c e T e x t _ U r l   E l e m e n t T y p e = " C o l u m n "   E l e m e n t I d = " 1 7 4 2 3 3 4 7 "   D a t a T y p e = " T e x t " > P a y m e n t S e r v i c e T e x t _ U r l < / P a y m e n t S e r v i c e T e x t _ U r l > + 
+             < P a y m e n t S e r v i c e T e x t _ U r l T e x t   E l e m e n t T y p e = " C o l u m n "   E l e m e n t I d = " 1 6 3 6 7 7 2 9 3 4 "   D a t a T y p e = " T e x t " > P a y m e n t S e r v i c e T e x t _ U r l T e x t < / P a y m e n t S e r v i c e T e x t _ U r l T e x t >   
          < / P a y m e n t R e p o r t i n g A r g u m e n t >   
-         < L e f t H e a d e r > - 
-             < L e f t H e a d e r N a m e > L e f t H e a d e r N a m e < / L e f t H e a d e r N a m e > - 
-             < L e f t H e a d e r V a l u e > L e f t H e a d e r V a l u e < / L e f t H e a d e r V a l u e > +         < L e f t H e a d e r   E l e m e n t T y p e = " D a t a I t e m "   E l e m e n t I d = " 7 3 4 6 8 0 8 3 3 " > + 
+             < L e f t H e a d e r N a m e   E l e m e n t T y p e = " C o l u m n "   E l e m e n t I d = " 4 3 7 4 2 2 1 8 2 "   D a t a T y p e = " T e x t " > L e f t H e a d e r N a m e < / L e f t H e a d e r N a m e > + 
+             < L e f t H e a d e r V a l u e   E l e m e n t T y p e = " C o l u m n "   E l e m e n t I d = " 2 4 2 1 2 6 3 1 0 "   D a t a T y p e = " T e x t " > L e f t H e a d e r V a l u e < / L e f t H e a d e r V a l u e >   
          < / L e f t H e a d e r >   
-         < R i g h t H e a d e r > - 
-             < R i g h t H e a d e r N a m e > R i g h t H e a d e r N a m e < / R i g h t H e a d e r N a m e > - 
-             < R i g h t H e a d e r V a l u e > R i g h t H e a d e r V a l u e < / R i g h t H e a d e r V a l u e > +         < R i g h t H e a d e r   E l e m e n t T y p e = " D a t a I t e m "   E l e m e n t I d = " 2 5 4 5 4 4 9 4 6 " > + 
+             < R i g h t H e a d e r N a m e   E l e m e n t T y p e = " C o l u m n "   E l e m e n t I d = " 8 9 8 2 8 7 5 7 "   D a t a T y p e = " T e x t " > R i g h t H e a d e r N a m e < / R i g h t H e a d e r N a m e > + 
+             < R i g h t H e a d e r V a l u e   E l e m e n t T y p e = " C o l u m n "   E l e m e n t I d = " 7 0 6 9 3 8 5 5 9 "   D a t a T y p e = " T e x t " > R i g h t H e a d e r V a l u e < / R i g h t H e a d e r V a l u e >   
          < / R i g h t H e a d e r >   
-         < L e t t e r T e x t > - 
-             < B o d y T e x t > B o d y T e x t < / B o d y T e x t > - 
-             < C l o s i n g T e x t > C l o s i n g T e x t < / C l o s i n g T e x t > - 
-             < G r e e t i n g T e x t > G r e e t i n g T e x t < / G r e e t i n g T e x t > - 
-             < P m t D i s c T e x t > P m t D i s c T e x t < / P m t D i s c T e x t > +         < L e t t e r T e x t   E l e m e n t T y p e = " D a t a I t e m "   E l e m e n t I d = " 1 5 1 0 3 5 3 8 3 4 " > + 
+             < B o d y T e x t   E l e m e n t T y p e = " C o l u m n "   E l e m e n t I d = " 1 4 9 7 5 9 8 0 8 "   D a t a T y p e = " L a b e l " > B o d y T e x t < / B o d y T e x t > + 
+             < C l o s i n g T e x t   E l e m e n t T y p e = " C o l u m n "   E l e m e n t I d = " 5 1 2 1 3 5 9 0 9 "   D a t a T y p e = " L a b e l " > C l o s i n g T e x t < / C l o s i n g T e x t > + 
+             < G r e e t i n g T e x t   E l e m e n t T y p e = " C o l u m n "   E l e m e n t I d = " 1 1 7 5 2 7 9 2 8 9 "   D a t a T y p e = " L a b e l " > G r e e t i n g T e x t < / G r e e t i n g T e x t > + 
+             < P m t D i s c T e x t   E l e m e n t T y p e = " C o l u m n "   E l e m e n t I d = " 2 0 1 3 8 4 9 9 4 8 "   D a t a T y p e = " T e x t " > P m t D i s c T e x t < / P m t D i s c T e x t >   
          < / L e t t e r T e x t >   
-         < T o t a l s > - 
-             < C u r r e n c y C o d e > C u r r e n c y C o d e < / C u r r e n c y C o d e > - 
-             < C u r r e n c y S y m b o l > C u r r e n c y S y m b o l < / C u r r e n c y S y m b o l > - 
-             < T o t a l A m o u n t E x c l I n c l V A T > T o t a l A m o u n t E x c l I n c l V A T < / T o t a l A m o u n t E x c l I n c l V A T > - 
-             < T o t a l A m o u n t E x c l I n c l V A T T e x t > T o t a l A m o u n t E x c l I n c l V A T T e x t < / T o t a l A m o u n t E x c l I n c l V A T T e x t > - 
-             < T o t a l A m o u n t I n c l u d i n g V A T > T o t a l A m o u n t I n c l u d i n g V A T < / T o t a l A m o u n t I n c l u d i n g V A T > - 
-             < T o t a l E x c l u d i n g V A T T e x t > T o t a l E x c l u d i n g V A T T e x t < / T o t a l E x c l u d i n g V A T T e x t > - 
-             < T o t a l I n c l u d i n g V A T T e x t > T o t a l I n c l u d i n g V A T T e x t < / T o t a l I n c l u d i n g V A T T e x t > - 
-             < T o t a l I n v o i c e D i s c o u n t A m o u n t > T o t a l I n v o i c e D i s c o u n t A m o u n t < / T o t a l I n v o i c e D i s c o u n t A m o u n t > - 
-             < T o t a l N e t A m o u n t > T o t a l N e t A m o u n t < / T o t a l N e t A m o u n t > - 
-             < T o t a l P a y m e n t D i s c o u n t O n V A T > T o t a l P a y m e n t D i s c o u n t O n V A T < / T o t a l P a y m e n t D i s c o u n t O n V A T > - 
-             < T o t a l S u b T o t a l > T o t a l S u b T o t a l < / T o t a l S u b T o t a l > - 
-             < T o t a l S u b T o t a l M i n u s I n v o i c e D i s c o u n t > T o t a l S u b T o t a l M i n u s I n v o i c e D i s c o u n t < / T o t a l S u b T o t a l M i n u s I n v o i c e D i s c o u n t > - 
-             < T o t a l T e x t > T o t a l T e x t < / T o t a l T e x t > - 
-             < T o t a l V A T A m o u n t > T o t a l V A T A m o u n t < / T o t a l V A T A m o u n t > - 
-             < T o t a l V A T A m o u n t L C Y > T o t a l V A T A m o u n t L C Y < / T o t a l V A T A m o u n t L C Y > - 
-             < T o t a l V A T A m o u n t O n V A T A m t L i n e > T o t a l V A T A m o u n t O n V A T A m t L i n e < / T o t a l V A T A m o u n t O n V A T A m t L i n e > - 
-             < T o t a l V A T A m o u n t T e x t > T o t a l V A T A m o u n t T e x t < / T o t a l V A T A m o u n t T e x t > - 
-             < T o t a l V A T B a s e L C Y > T o t a l V A T B a s e L C Y < / T o t a l V A T B a s e L C Y > - 
-             < T o t a l V A T B a s e O n V A T A m t L i n e > T o t a l V A T B a s e O n V A T A m t L i n e < / T o t a l V A T B a s e O n V A T A m t L i n e > +         < T o t a l s   E l e m e n t T y p e = " D a t a I t e m "   E l e m e n t I d = " 1 8 2 3 9 5 0 0 4 4 " > + 
+             < C u r r e n c y C o d e   E l e m e n t T y p e = " C o l u m n "   E l e m e n t I d = " 1 5 7 9 5 9 5 9 2 1 "   D a t a T y p e = " T e x t " > C u r r e n c y C o d e < / C u r r e n c y C o d e > + 
+             < C u r r e n c y S y m b o l   E l e m e n t T y p e = " C o l u m n "   E l e m e n t I d = " 1 1 6 2 5 1 0 7 4 8 "   D a t a T y p e = " T e x t " > C u r r e n c y S y m b o l < / C u r r e n c y S y m b o l > + 
+             < T o t a l A m o u n t E x c l I n c l V A T   E l e m e n t T y p e = " C o l u m n "   E l e m e n t I d = " 5 1 4 3 3 6 1 1 4 "   D a t a T y p e = " S t r i n g " > T o t a l A m o u n t E x c l I n c l V A T < / T o t a l A m o u n t E x c l I n c l V A T > + 
+             < T o t a l A m o u n t E x c l I n c l V A T T e x t   E l e m e n t T y p e = " C o l u m n "   E l e m e n t I d = " 1 5 0 7 8 3 2 9 3 7 "   D a t a T y p e = " T e x t " > T o t a l A m o u n t E x c l I n c l V A T T e x t < / T o t a l A m o u n t E x c l I n c l V A T T e x t > + 
+             < T o t a l A m o u n t I n c l u d i n g V A T   E l e m e n t T y p e = " C o l u m n "   E l e m e n t I d = " 9 1 0 5 1 1 5 7 5 "   D a t a T y p e = " S t r i n g " > T o t a l A m o u n t I n c l u d i n g V A T < / T o t a l A m o u n t I n c l u d i n g V A T > + 
+             < T o t a l E x c l u d i n g V A T T e x t   E l e m e n t T y p e = " C o l u m n "   E l e m e n t I d = " 1 9 2 2 9 4 6 3 1 0 "   D a t a T y p e = " T e x t " > T o t a l E x c l u d i n g V A T T e x t < / T o t a l E x c l u d i n g V A T T e x t > + 
+             < T o t a l I n c l u d i n g V A T T e x t   E l e m e n t T y p e = " C o l u m n "   E l e m e n t I d = " 1 2 0 4 0 1 6 3 5 2 "   D a t a T y p e = " T e x t " > T o t a l I n c l u d i n g V A T T e x t < / T o t a l I n c l u d i n g V A T T e x t > + 
+             < T o t a l I n v o i c e D i s c o u n t A m o u n t   E l e m e n t T y p e = " C o l u m n "   E l e m e n t I d = " 4 0 2 1 7 7 5 1 "   D a t a T y p e = " S t r i n g " > T o t a l I n v o i c e D i s c o u n t A m o u n t < / T o t a l I n v o i c e D i s c o u n t A m o u n t > + 
+             < T o t a l N e t A m o u n t   E l e m e n t T y p e = " C o l u m n "   E l e m e n t I d = " 4 8 3 1 9 3 3 7 2 "   D a t a T y p e = " S t r i n g " > T o t a l N e t A m o u n t < / T o t a l N e t A m o u n t > + 
+             < T o t a l P a y m e n t D i s c o u n t O n V A T   E l e m e n t T y p e = " C o l u m n "   E l e m e n t I d = " 7 3 6 0 4 1 8 8 6 "   D a t a T y p e = " D e c i m a l " > T o t a l P a y m e n t D i s c o u n t O n V A T < / T o t a l P a y m e n t D i s c o u n t O n V A T > + 
+             < T o t a l S u b T o t a l   E l e m e n t T y p e = " C o l u m n "   E l e m e n t I d = " 2 0 9 7 8 7 6 8 0 1 "   D a t a T y p e = " S t r i n g " > T o t a l S u b T o t a l < / T o t a l S u b T o t a l > + 
+             < T o t a l S u b T o t a l M i n u s I n v o i c e D i s c o u n t   E l e m e n t T y p e = " C o l u m n "   E l e m e n t I d = " 7 6 9 4 3 1 8 8 7 "   D a t a T y p e = " S t r i n g " > T o t a l S u b T o t a l M i n u s I n v o i c e D i s c o u n t < / T o t a l S u b T o t a l M i n u s I n v o i c e D i s c o u n t > + 
+             < T o t a l T e x t   E l e m e n t T y p e = " C o l u m n "   E l e m e n t I d = " 2 3 1 9 1 0 5 1 8 "   D a t a T y p e = " T e x t " > T o t a l T e x t < / T o t a l T e x t > + 
+             < T o t a l V A T A m o u n t   E l e m e n t T y p e = " C o l u m n "   E l e m e n t I d = " 1 6 2 7 1 0 2 3 2 8 "   D a t a T y p e = " S t r i n g " > T o t a l V A T A m o u n t < / T o t a l V A T A m o u n t > + 
+             < T o t a l V A T A m o u n t L C Y   E l e m e n t T y p e = " C o l u m n "   E l e m e n t I d = " 1 5 0 6 5 7 0 2 1 8 "   D a t a T y p e = " D e c i m a l " > T o t a l V A T A m o u n t L C Y < / T o t a l V A T A m o u n t L C Y > + 
+             < T o t a l V A T A m o u n t O n V A T A m t L i n e   E l e m e n t T y p e = " C o l u m n "   E l e m e n t I d = " 9 4 6 9 3 1 8 6 8 "   D a t a T y p e = " D e c i m a l " > T o t a l V A T A m o u n t O n V A T A m t L i n e < / T o t a l V A T A m o u n t O n V A T A m t L i n e > + 
+             < T o t a l V A T A m o u n t T e x t   E l e m e n t T y p e = " C o l u m n "   E l e m e n t I d = " 9 7 3 6 6 6 3 3 9 "   D a t a T y p e = " T e x t " > T o t a l V A T A m o u n t T e x t < / T o t a l V A T A m o u n t T e x t > + 
+             < T o t a l V A T B a s e L C Y   E l e m e n t T y p e = " C o l u m n "   E l e m e n t I d = " 8 3 4 4 5 0 5 2 1 "   D a t a T y p e = " D e c i m a l " > T o t a l V A T B a s e L C Y < / T o t a l V A T B a s e L C Y > + 
+             < T o t a l V A T B a s e O n V A T A m t L i n e   E l e m e n t T y p e = " C o l u m n "   E l e m e n t I d = " 1 0 6 4 7 4 6 3 9 5 "   D a t a T y p e = " D e c i m a l " > T o t a l V A T B a s e O n V A T A m t L i n e < / T o t a l V A T B a s e O n V A T A m t L i n e >   
          < / T o t a l s >   
@@ -7816,17 +7954,17 @@
 </file>
 
 <file path=customXml/itemProps1.xml><?xml version="1.0" encoding="utf-8"?>
-<ds:datastoreItem xmlns:ds="http://schemas.openxmlformats.org/officeDocument/2006/customXml" ds:itemID="{0021C712-46D5-435E-8BBB-AB53EFFEA72D}">
+<ds:datastoreItem xmlns:ds="http://schemas.openxmlformats.org/officeDocument/2006/customXml" ds:itemID="{86353218-9C66-43DD-A003-4CC05E0D2CCF}">
   <ds:schemaRefs>
-    <ds:schemaRef ds:uri="urn:microsoft-dynamics-businesscentral/internal/extended/reports/Standard_Sales_Invoice/1306/"/>
+    <ds:schemaRef ds:uri="urn:microsoft-dynamics-nav/reports/Standard_Sales_Invoice/1306/"/>
   </ds:schemaRefs>
 </ds:datastoreItem>
 </file>
 
 <file path=customXml/itemProps2.xml><?xml version="1.0" encoding="utf-8"?>
-<ds:datastoreItem xmlns:ds="http://schemas.openxmlformats.org/officeDocument/2006/customXml" ds:itemID="{86353218-9C66-43DD-A003-4CC05E0D2CCF}">
+<ds:datastoreItem xmlns:ds="http://schemas.openxmlformats.org/officeDocument/2006/customXml" ds:itemID="{0021C712-46D5-435E-8BBB-AB53EFFEA72D}">
   <ds:schemaRefs>
-    <ds:schemaRef ds:uri="urn:microsoft-dynamics-nav/reports/Standard_Sales_Invoice/1306/"/>
+    <ds:schemaRef ds:uri="urn:microsoft-dynamics-businesscentral/internal/extended/reports/Standard_Sales_Invoice/1306/"/>
   </ds:schemaRefs>
 </ds:datastoreItem>
 </file>

--- a/src/Layers/W1/BaseApp/Sales/History/StandardSalesInvoiceVatSpecBody.docx
+++ b/src/Layers/W1/BaseApp/Sales/History/StandardSalesInvoiceVatSpecBody.docx
@@ -1,6 +1,6 @@
 
 <file path=word/document.xml><?xml version="1.0" encoding="utf-8"?>
-<w:document xmlns:wpc="http://schemas.microsoft.com/office/word/2010/wordprocessingCanvas" xmlns:cx="http://schemas.microsoft.com/office/drawing/2014/chartex" xmlns:cx1="http://schemas.microsoft.com/office/drawing/2015/9/8/chartex" xmlns:cx2="http://schemas.microsoft.com/office/drawing/2015/10/21/chartex" xmlns:cx3="http://schemas.microsoft.com/office/drawing/2016/5/9/chartex" xmlns:cx4="http://schemas.microsoft.com/office/drawing/2016/5/10/chartex" xmlns:cx5="http://schemas.microsoft.com/office/drawing/2016/5/11/chartex" xmlns:cx6="http://schemas.microsoft.com/office/drawing/2016/5/12/chartex" xmlns:cx7="http://schemas.microsoft.com/office/drawing/2016/5/13/chartex" xmlns:cx8="http://schemas.microsoft.com/office/drawing/2016/5/14/chartex" xmlns:mc="http://schemas.openxmlformats.org/markup-compatibility/2006" xmlns:aink="http://schemas.microsoft.com/office/drawing/2016/ink" xmlns:am3d="http://schemas.microsoft.com/office/drawing/2017/model3d" xmlns:o="urn:schemas-microsoft-com:office:office" xmlns:oel="http://schemas.microsoft.com/office/2019/extlst" xmlns:r="http://schemas.openxmlformats.org/officeDocument/2006/relationships" xmlns:m="http://schemas.openxmlformats.org/officeDocument/2006/math" xmlns:v="urn:schemas-microsoft-com:vml" xmlns:wp14="http://schemas.microsoft.com/office/word/2010/wordprocessingDrawing" xmlns:wp="http://schemas.openxmlformats.org/drawingml/2006/wordprocessingDrawing" xmlns:w10="urn:schemas-microsoft-com:office:word" xmlns:w="http://schemas.openxmlformats.org/wordprocessingml/2006/main" xmlns:w14="http://schemas.microsoft.com/office/word/2010/wordml" xmlns:w15="http://schemas.microsoft.com/office/word/2012/wordml" xmlns:w16cei="http://schemas.microsoft.com/office/word/2026/wordml/cei" xmlns:w16cex="http://schemas.microsoft.com/office/word/2018/wordml/cex" xmlns:w16cid="http://schemas.microsoft.com/office/word/2016/wordml/cid" xmlns:w16="http://schemas.microsoft.com/office/word/2018/wordml" xmlns:w16du="http://schemas.microsoft.com/office/word/2023/wordml/word16du" xmlns:w16sdtdh="http://schemas.microsoft.com/office/word/2020/wordml/sdtdatahash" xmlns:w16sdtfl="http://schemas.microsoft.com/office/word/2024/wordml/sdtformatlock" xmlns:w16se="http://schemas.microsoft.com/office/word/2015/wordml/symex" xmlns:wpg="http://schemas.microsoft.com/office/word/2010/wordprocessingGroup" xmlns:wpi="http://schemas.microsoft.com/office/word/2010/wordprocessingInk" xmlns:wne="http://schemas.microsoft.com/office/word/2006/wordml" xmlns:wps="http://schemas.microsoft.com/office/word/2010/wordprocessingShape" mc:Ignorable="w14 w15 w16se w16cid w16 w16cex w16sdtdh w16sdtfl w16du wp14">
+<w:document xmlns:a="http://schemas.openxmlformats.org/drawingml/2006/main" xmlns:pic="http://schemas.openxmlformats.org/drawingml/2006/picture" xmlns:a14="http://schemas.microsoft.com/office/drawing/2010/main" xmlns:wpc="http://schemas.microsoft.com/office/word/2010/wordprocessingCanvas" xmlns:cx="http://schemas.microsoft.com/office/drawing/2014/chartex" xmlns:cx1="http://schemas.microsoft.com/office/drawing/2015/9/8/chartex" xmlns:cx2="http://schemas.microsoft.com/office/drawing/2015/10/21/chartex" xmlns:cx3="http://schemas.microsoft.com/office/drawing/2016/5/9/chartex" xmlns:cx4="http://schemas.microsoft.com/office/drawing/2016/5/10/chartex" xmlns:cx5="http://schemas.microsoft.com/office/drawing/2016/5/11/chartex" xmlns:cx6="http://schemas.microsoft.com/office/drawing/2016/5/12/chartex" xmlns:cx7="http://schemas.microsoft.com/office/drawing/2016/5/13/chartex" xmlns:cx8="http://schemas.microsoft.com/office/drawing/2016/5/14/chartex" xmlns:mc="http://schemas.openxmlformats.org/markup-compatibility/2006" xmlns:aink="http://schemas.microsoft.com/office/drawing/2016/ink" xmlns:am3d="http://schemas.microsoft.com/office/drawing/2017/model3d" xmlns:o="urn:schemas-microsoft-com:office:office" xmlns:oel="http://schemas.microsoft.com/office/2019/extlst" xmlns:r="http://schemas.openxmlformats.org/officeDocument/2006/relationships" xmlns:m="http://schemas.openxmlformats.org/officeDocument/2006/math" xmlns:v="urn:schemas-microsoft-com:vml" xmlns:wp14="http://schemas.microsoft.com/office/word/2010/wordprocessingDrawing" xmlns:wp="http://schemas.openxmlformats.org/drawingml/2006/wordprocessingDrawing" xmlns:w10="urn:schemas-microsoft-com:office:word" xmlns:w="http://schemas.openxmlformats.org/wordprocessingml/2006/main" xmlns:w14="http://schemas.microsoft.com/office/word/2010/wordml" xmlns:w15="http://schemas.microsoft.com/office/word/2012/wordml" xmlns:w16cei="http://schemas.microsoft.com/office/word/2026/wordml/cei" xmlns:w16cex="http://schemas.microsoft.com/office/word/2018/wordml/cex" xmlns:w16cid="http://schemas.microsoft.com/office/word/2016/wordml/cid" xmlns:w16="http://schemas.microsoft.com/office/word/2018/wordml" xmlns:w16du="http://schemas.microsoft.com/office/word/2023/wordml/word16du" xmlns:w16sdtdh="http://schemas.microsoft.com/office/word/2020/wordml/sdtdatahash" xmlns:w16sdtfl="http://schemas.microsoft.com/office/word/2024/wordml/sdtformatlock" xmlns:w16se="http://schemas.microsoft.com/office/word/2015/wordml/symex" xmlns:wpg="http://schemas.microsoft.com/office/word/2010/wordprocessingGroup" xmlns:wpi="http://schemas.microsoft.com/office/word/2010/wordprocessingInk" xmlns:wne="http://schemas.microsoft.com/office/word/2006/wordml" xmlns:wps="http://schemas.microsoft.com/office/word/2010/wordprocessingShape" mc:Ignorable="w14 w15 w16se w16cid w16 w16cex w16sdtdh w16sdtfl w16du wp14">
   <w:body>
     <w:tbl>
       <w:tblPr>
@@ -6161,7 +6161,9 @@
 </we:webextension>
 </file>
 
-<file path=customXml/item1.xml>��< ? x m l   v e r s i o n = " 1 . 0 "   e n c o d i n g = " u t f - 1 6 " ? > < N a v W o r d R e p o r t X m l P a r t   x m l n s = " u r n : m i c r o s o f t - d y n a m i c s - n a v / r e p o r t s / S t a n d a r d _ S a l e s _ I n v o i c e / 1 3 0 6 / " > +<file path=customXml/item1.xml>��< ? x m l   v e r s i o n = " 1 . 0 "   e n c o d i n g = " u t f - 1 6 " ? > + 
+ < N a v W o r d R e p o r t X m l P a r t   x m l n s = " u r n : m i c r o s o f t - d y n a m i c s - n a v / r e p o r t s / S t a n d a r d _ S a l e s _ I n v o i c e / 1 3 0 6 / " >   
      < B C R e p o r t I n f o r m a t i o n >   
@@ -6385,7 +6387,7 @@
  
          < C o m p a n y P h o n e N o _ L b l > C o m p a n y P h o n e N o _ L b l < / C o m p a n y P h o n e N o _ L b l >   
-         < C o m p a n y P i c t u r e / > +         < C o m p a n y P i c t u r e   / >   
          < C o m p a n y R e g i s t r a t i o n N u m b e r > C o m p a n y R e g i s t r a t i o n N u m b e r < / C o m p a n y R e g i s t r a t i o n N u m b e r >   
@@ -6803,7 +6805,7 @@
  
          < P a y m e n t R e p o r t i n g A r g u m e n t >   
-             < P a y m e n t S e r v i c e L o g o / > +             < P a y m e n t S e r v i c e L o g o   / >   
              < P a y m e n t S e r v i c e L o g o _ U r l > P a y m e n t S e r v i c e L o g o _ U r l < / P a y m e n t S e r v i c e L o g o _ U r l >   
